--- a/6-过程管理/流程制度规范类文件/TXHS-06-05-问题管理制度.docx
+++ b/6-过程管理/流程制度规范类文件/TXHS-06-05-问题管理制度.docx
@@ -618,17 +618,7 @@
                 <w:vertAlign w:val="baseline"/>
                 <w:lang w:val="en-US" w:eastAsia="zh-CN"/>
               </w:rPr>
-              <w:t>审核</w:t>
-            </w:r>
-            <w:bookmarkStart w:id="23" w:name="_GoBack"/>
-            <w:bookmarkEnd w:id="23"/>
-            <w:r>
-              <w:rPr>
-                <w:rFonts w:hint="eastAsia"/>
-                <w:vertAlign w:val="baseline"/>
-                <w:lang w:val="en-US" w:eastAsia="zh-CN"/>
-              </w:rPr>
-              <w:t>时间</w:t>
+              <w:t>审核时间</w:t>
             </w:r>
             <w:r>
               <w:rPr>
@@ -3804,7 +3794,21 @@
           <w:rFonts w:hint="default"/>
           <w:lang w:val="en-US" w:eastAsia="zh-CN"/>
         </w:rPr>
-        <w:t>为规范公司软件运维服务中的问题管理活动，系统化地识别、分析并根除导致服务事件发生的根本原因，防止同类事件重复发生，提升软件系统稳定性与可靠性，降低运维成本，并最终提高客户满意度与公司服务声誉，特制定本制度。</w:t>
+        <w:t>为规范公司</w:t>
+      </w:r>
+      <w:r>
+        <w:rPr>
+          <w:rFonts w:hint="eastAsia"/>
+          <w:lang w:val="en-US" w:eastAsia="zh-CN"/>
+        </w:rPr>
+        <w:t>运维服务</w:t>
+      </w:r>
+      <w:r>
+        <w:rPr>
+          <w:rFonts w:hint="default"/>
+          <w:lang w:val="en-US" w:eastAsia="zh-CN"/>
+        </w:rPr>
+        <w:t>中的问题管理活动，系统化地识别、分析并根除导致服务事件发生的根本原因，防止同类事件重复发生，提升软件系统稳定性与可靠性，降低运维成本，并最终提高客户满意度与公司服务声誉，特制定本制度。</w:t>
       </w:r>
     </w:p>
     <w:p>
@@ -3866,7 +3870,21 @@
           <w:rFonts w:hint="default"/>
           <w:lang w:val="en-US" w:eastAsia="zh-CN"/>
         </w:rPr>
-        <w:t>本制度适用于公司运维部在为客户提供软件运维服务过程中，对所有“问题”进行识别、调查、诊断、解决和回顾的全过程管理。</w:t>
+        <w:t>本制度适用于公司运维部在为客户提供</w:t>
+      </w:r>
+      <w:r>
+        <w:rPr>
+          <w:rFonts w:hint="eastAsia"/>
+          <w:lang w:val="en-US" w:eastAsia="zh-CN"/>
+        </w:rPr>
+        <w:t>运维服务</w:t>
+      </w:r>
+      <w:r>
+        <w:rPr>
+          <w:rFonts w:hint="default"/>
+          <w:lang w:val="en-US" w:eastAsia="zh-CN"/>
+        </w:rPr>
+        <w:t>过程中，对所有“问题”进行识别、调查、诊断、解决和回顾的全过程管理。</w:t>
       </w:r>
     </w:p>
     <w:p>
@@ -5728,7 +5746,12 @@
             <w:insideH w:val="single" w:color="auto" w:sz="4" w:space="0"/>
             <w:insideV w:val="single" w:color="auto" w:sz="4" w:space="0"/>
           </w:tblBorders>
-          <w:shd w:val="clear" w:color="auto" w:fill="auto"/>
+          <w:tblCellMar>
+            <w:top w:w="15" w:type="dxa"/>
+            <w:left w:w="15" w:type="dxa"/>
+            <w:bottom w:w="15" w:type="dxa"/>
+            <w:right w:w="15" w:type="dxa"/>
+          </w:tblCellMar>
         </w:tblPrEx>
         <w:trPr>
           <w:tblHeader/>
@@ -5888,7 +5911,28 @@
                 <w:szCs w:val="18"/>
                 <w:lang w:val="en-US" w:eastAsia="zh-CN"/>
               </w:rPr>
-              <w:t>定义标准（软件运维视角）</w:t>
+              <w:t>定义标准（</w:t>
+            </w:r>
+            <w:bookmarkStart w:id="23" w:name="_GoBack"/>
+            <w:bookmarkEnd w:id="23"/>
+            <w:r>
+              <w:rPr>
+                <w:rStyle w:val="23"/>
+                <w:rFonts w:hint="default" w:ascii="Segoe UI" w:hAnsi="Segoe UI" w:eastAsia="Segoe UI" w:cs="Segoe UI"/>
+                <w:b/>
+                <w:bCs/>
+                <w:i w:val="0"/>
+                <w:iCs w:val="0"/>
+                <w:caps w:val="0"/>
+                <w:snapToGrid w:val="0"/>
+                <w:color w:val="000000"/>
+                <w:spacing w:val="0"/>
+                <w:kern w:val="0"/>
+                <w:sz w:val="18"/>
+                <w:szCs w:val="18"/>
+                <w:lang w:val="en-US" w:eastAsia="zh-CN"/>
+              </w:rPr>
+              <w:t>运维视角）</w:t>
             </w:r>
           </w:p>
         </w:tc>
@@ -5956,6 +6000,7 @@
             <w:insideH w:val="single" w:color="auto" w:sz="4" w:space="0"/>
             <w:insideV w:val="single" w:color="auto" w:sz="4" w:space="0"/>
           </w:tblBorders>
+          <w:shd w:val="clear" w:color="auto" w:fill="auto"/>
           <w:tblCellMar>
             <w:top w:w="15" w:type="dxa"/>
             <w:left w:w="15" w:type="dxa"/>
@@ -6281,6 +6326,7 @@
             <w:insideH w:val="single" w:color="auto" w:sz="4" w:space="0"/>
             <w:insideV w:val="single" w:color="auto" w:sz="4" w:space="0"/>
           </w:tblBorders>
+          <w:shd w:val="clear" w:color="auto" w:fill="auto"/>
           <w:tblCellMar>
             <w:top w:w="15" w:type="dxa"/>
             <w:left w:w="15" w:type="dxa"/>
@@ -6606,6 +6652,7 @@
             <w:insideH w:val="single" w:color="auto" w:sz="4" w:space="0"/>
             <w:insideV w:val="single" w:color="auto" w:sz="4" w:space="0"/>
           </w:tblBorders>
+          <w:shd w:val="clear" w:color="auto" w:fill="auto"/>
           <w:tblCellMar>
             <w:top w:w="15" w:type="dxa"/>
             <w:left w:w="15" w:type="dxa"/>
@@ -6978,12 +7025,6 @@
             <w:insideV w:val="single" w:color="auto" w:sz="4" w:space="0"/>
           </w:tblBorders>
           <w:shd w:val="clear" w:color="auto" w:fill="auto"/>
-          <w:tblCellMar>
-            <w:top w:w="15" w:type="dxa"/>
-            <w:left w:w="15" w:type="dxa"/>
-            <w:bottom w:w="15" w:type="dxa"/>
-            <w:right w:w="15" w:type="dxa"/>
-          </w:tblCellMar>
         </w:tblPrEx>
         <w:trPr>
           <w:tblHeader/>
@@ -8686,6 +8727,7 @@
             <w:insideH w:val="none" w:color="auto" w:sz="0" w:space="0"/>
             <w:insideV w:val="none" w:color="auto" w:sz="0" w:space="0"/>
           </w:tblBorders>
+          <w:shd w:val="clear" w:color="auto" w:fill="auto"/>
           <w:tblCellMar>
             <w:top w:w="0" w:type="dxa"/>
             <w:left w:w="108" w:type="dxa"/>
@@ -8915,6 +8957,7 @@
             <w:insideH w:val="none" w:color="auto" w:sz="0" w:space="0"/>
             <w:insideV w:val="none" w:color="auto" w:sz="0" w:space="0"/>
           </w:tblBorders>
+          <w:shd w:val="clear" w:color="auto" w:fill="auto"/>
           <w:tblCellMar>
             <w:top w:w="0" w:type="dxa"/>
             <w:left w:w="108" w:type="dxa"/>
@@ -9231,7 +9274,21 @@
           <w:rFonts w:hint="default"/>
           <w:lang w:val="en-US" w:eastAsia="zh-CN"/>
         </w:rPr>
-        <w:t>本制度自发布之日起生效，适用于所有软件运维服务项目。</w:t>
+        <w:t>本制度自发布之日起生效，适用于所有</w:t>
+      </w:r>
+      <w:r>
+        <w:rPr>
+          <w:rFonts w:hint="eastAsia"/>
+          <w:lang w:val="en-US" w:eastAsia="zh-CN"/>
+        </w:rPr>
+        <w:t>运维服务</w:t>
+      </w:r>
+      <w:r>
+        <w:rPr>
+          <w:rFonts w:hint="default"/>
+          <w:lang w:val="en-US" w:eastAsia="zh-CN"/>
+        </w:rPr>
+        <w:t>项目。</w:t>
       </w:r>
     </w:p>
     <w:p>

--- a/6-过程管理/流程制度规范类文件/TXHS-06-05-问题管理制度.docx
+++ b/6-过程管理/流程制度规范类文件/TXHS-06-05-问题管理制度.docx
@@ -1629,11 +1629,18 @@
             </w:pPr>
             <w:r>
               <w:rPr>
-                <w:rFonts w:hint="eastAsia"/>
-                <w:lang w:val="en-US" w:eastAsia="zh-CN"/>
-              </w:rPr>
-              <w:t>添加核心培养</w:t>
+                <w:rFonts w:hint="eastAsia" w:cs="Arial"/>
+                <w:snapToGrid w:val="0"/>
+                <w:color w:val="000000"/>
+                <w:kern w:val="0"/>
+                <w:sz w:val="21"/>
+                <w:szCs w:val="21"/>
+                <w:lang w:val="en-US" w:eastAsia="zh-CN" w:bidi="ar-SA"/>
+              </w:rPr>
+              <w:t>修订问题评审</w:t>
             </w:r>
+            <w:bookmarkStart w:id="23" w:name="_GoBack"/>
+            <w:bookmarkEnd w:id="23"/>
           </w:p>
         </w:tc>
         <w:tc>
@@ -5746,6 +5753,7 @@
             <w:insideH w:val="single" w:color="auto" w:sz="4" w:space="0"/>
             <w:insideV w:val="single" w:color="auto" w:sz="4" w:space="0"/>
           </w:tblBorders>
+          <w:shd w:val="clear" w:color="auto" w:fill="auto"/>
           <w:tblCellMar>
             <w:top w:w="15" w:type="dxa"/>
             <w:left w:w="15" w:type="dxa"/>
@@ -5911,28 +5919,7 @@
                 <w:szCs w:val="18"/>
                 <w:lang w:val="en-US" w:eastAsia="zh-CN"/>
               </w:rPr>
-              <w:t>定义标准（</w:t>
-            </w:r>
-            <w:bookmarkStart w:id="23" w:name="_GoBack"/>
-            <w:bookmarkEnd w:id="23"/>
-            <w:r>
-              <w:rPr>
-                <w:rStyle w:val="23"/>
-                <w:rFonts w:hint="default" w:ascii="Segoe UI" w:hAnsi="Segoe UI" w:eastAsia="Segoe UI" w:cs="Segoe UI"/>
-                <w:b/>
-                <w:bCs/>
-                <w:i w:val="0"/>
-                <w:iCs w:val="0"/>
-                <w:caps w:val="0"/>
-                <w:snapToGrid w:val="0"/>
-                <w:color w:val="000000"/>
-                <w:spacing w:val="0"/>
-                <w:kern w:val="0"/>
-                <w:sz w:val="18"/>
-                <w:szCs w:val="18"/>
-                <w:lang w:val="en-US" w:eastAsia="zh-CN"/>
-              </w:rPr>
-              <w:t>运维视角）</w:t>
+              <w:t>定义标准（运维视角）</w:t>
             </w:r>
           </w:p>
         </w:tc>
@@ -7025,6 +7012,12 @@
             <w:insideV w:val="single" w:color="auto" w:sz="4" w:space="0"/>
           </w:tblBorders>
           <w:shd w:val="clear" w:color="auto" w:fill="auto"/>
+          <w:tblCellMar>
+            <w:top w:w="15" w:type="dxa"/>
+            <w:left w:w="15" w:type="dxa"/>
+            <w:bottom w:w="15" w:type="dxa"/>
+            <w:right w:w="15" w:type="dxa"/>
+          </w:tblCellMar>
         </w:tblPrEx>
         <w:trPr>
           <w:tblHeader/>
@@ -7144,7 +7137,6 @@
             <w:insideH w:val="single" w:color="auto" w:sz="4" w:space="0"/>
             <w:insideV w:val="single" w:color="auto" w:sz="4" w:space="0"/>
           </w:tblBorders>
-          <w:shd w:val="clear" w:color="auto" w:fill="auto"/>
           <w:tblCellMar>
             <w:top w:w="15" w:type="dxa"/>
             <w:left w:w="15" w:type="dxa"/>
@@ -7264,7 +7256,6 @@
             <w:insideH w:val="single" w:color="auto" w:sz="4" w:space="0"/>
             <w:insideV w:val="single" w:color="auto" w:sz="4" w:space="0"/>
           </w:tblBorders>
-          <w:shd w:val="clear" w:color="auto" w:fill="auto"/>
           <w:tblCellMar>
             <w:top w:w="15" w:type="dxa"/>
             <w:left w:w="15" w:type="dxa"/>
@@ -7384,7 +7375,6 @@
             <w:insideH w:val="single" w:color="auto" w:sz="4" w:space="0"/>
             <w:insideV w:val="single" w:color="auto" w:sz="4" w:space="0"/>
           </w:tblBorders>
-          <w:shd w:val="clear" w:color="auto" w:fill="auto"/>
           <w:tblCellMar>
             <w:top w:w="15" w:type="dxa"/>
             <w:left w:w="15" w:type="dxa"/>
@@ -7504,7 +7494,6 @@
             <w:insideH w:val="single" w:color="auto" w:sz="4" w:space="0"/>
             <w:insideV w:val="single" w:color="auto" w:sz="4" w:space="0"/>
           </w:tblBorders>
-          <w:shd w:val="clear" w:color="auto" w:fill="auto"/>
           <w:tblCellMar>
             <w:top w:w="15" w:type="dxa"/>
             <w:left w:w="15" w:type="dxa"/>
@@ -7624,7 +7613,6 @@
             <w:insideH w:val="single" w:color="auto" w:sz="4" w:space="0"/>
             <w:insideV w:val="single" w:color="auto" w:sz="4" w:space="0"/>
           </w:tblBorders>
-          <w:shd w:val="clear" w:color="auto" w:fill="auto"/>
           <w:tblCellMar>
             <w:top w:w="15" w:type="dxa"/>
             <w:left w:w="15" w:type="dxa"/>
@@ -7744,7 +7732,6 @@
             <w:insideH w:val="single" w:color="auto" w:sz="4" w:space="0"/>
             <w:insideV w:val="single" w:color="auto" w:sz="4" w:space="0"/>
           </w:tblBorders>
-          <w:shd w:val="clear" w:color="auto" w:fill="auto"/>
           <w:tblCellMar>
             <w:top w:w="15" w:type="dxa"/>
             <w:left w:w="15" w:type="dxa"/>
@@ -7864,7 +7851,6 @@
             <w:insideH w:val="single" w:color="auto" w:sz="4" w:space="0"/>
             <w:insideV w:val="single" w:color="auto" w:sz="4" w:space="0"/>
           </w:tblBorders>
-          <w:shd w:val="clear" w:color="auto" w:fill="auto"/>
           <w:tblCellMar>
             <w:top w:w="15" w:type="dxa"/>
             <w:left w:w="15" w:type="dxa"/>

--- a/6-过程管理/流程制度规范类文件/TXHS-06-05-问题管理制度.docx
+++ b/6-过程管理/流程制度规范类文件/TXHS-06-05-问题管理制度.docx
@@ -1,10 +1,11 @@
 
 <file path=word/document.xml><?xml version="1.0" encoding="utf-8"?>
-<w:document xmlns:wpc="http://schemas.microsoft.com/office/word/2010/wordprocessingCanvas" xmlns:mc="http://schemas.openxmlformats.org/markup-compatibility/2006" xmlns:o="urn:schemas-microsoft-com:office:office" xmlns:r="http://schemas.openxmlformats.org/officeDocument/2006/relationships" xmlns:m="http://schemas.openxmlformats.org/officeDocument/2006/math" xmlns:v="urn:schemas-microsoft-com:vml" xmlns:wp14="http://schemas.microsoft.com/office/word/2010/wordprocessingDrawing" xmlns:wp="http://schemas.openxmlformats.org/drawingml/2006/wordprocessingDrawing" xmlns:w="http://schemas.openxmlformats.org/wordprocessingml/2006/main" xmlns:w14="http://schemas.microsoft.com/office/word/2010/wordml" xmlns:w10="urn:schemas-microsoft-com:office:word" xmlns:w15="http://schemas.microsoft.com/office/word/2012/wordml" xmlns:wpg="http://schemas.microsoft.com/office/word/2010/wordprocessingGroup" xmlns:wpi="http://schemas.microsoft.com/office/word/2010/wordprocessingInk" xmlns:wne="http://schemas.microsoft.com/office/word/2006/wordml" xmlns:wps="http://schemas.microsoft.com/office/word/2010/wordprocessingShape" xmlns:wpsCustomData="http://www.wps.cn/officeDocument/2013/wpsCustomData" mc:Ignorable="w14 w15 wp14">
+<w:document xmlns:wpc="http://schemas.microsoft.com/office/word/2010/wordprocessingCanvas" xmlns:mc="http://schemas.openxmlformats.org/markup-compatibility/2006" xmlns:o="urn:schemas-microsoft-com:office:office" xmlns:r="http://schemas.openxmlformats.org/officeDocument/2006/relationships" xmlns:m="http://schemas.openxmlformats.org/officeDocument/2006/math" xmlns:v="urn:schemas-microsoft-com:vml" xmlns:wp14="http://schemas.microsoft.com/office/word/2010/wordprocessingDrawing" xmlns:wp="http://schemas.openxmlformats.org/drawingml/2006/wordprocessingDrawing" xmlns:w10="urn:schemas-microsoft-com:office:word" xmlns:w="http://schemas.openxmlformats.org/wordprocessingml/2006/main" xmlns:w14="http://schemas.microsoft.com/office/word/2010/wordml" xmlns:w15="http://schemas.microsoft.com/office/word/2012/wordml" xmlns:wne="http://schemas.microsoft.com/office/word/2006/wordml" xmlns:wpg="http://schemas.microsoft.com/office/word/2010/wordprocessingGroup" xmlns:wpi="http://schemas.microsoft.com/office/word/2010/wordprocessingInk" xmlns:wps="http://schemas.microsoft.com/office/word/2010/wordprocessingShape" mc:Ignorable="w14 w15 wp14">
+  <!-- Generated by Aspose.Words for .NET 13.3.0.1 -->
   <w:body>
     <w:p>
       <w:pPr>
-        <w:pStyle w:val="24"/>
+        <w:pStyle w:val="a"/>
         <w:keepNext w:val="0"/>
         <w:keepLines w:val="0"/>
         <w:pageBreakBefore w:val="0"/>
@@ -24,7 +25,7 @@
       <w:bookmarkStart w:id="0" w:name="_Toc4847"/>
       <w:r>
         <w:drawing>
-          <wp:anchor distT="0" distB="0" distL="114300" distR="114300" simplePos="0" relativeHeight="251661312" behindDoc="1" locked="0" layoutInCell="1" allowOverlap="1">
+          <wp:anchor distT="0" distB="0" distL="114300" distR="114300" simplePos="0" relativeHeight="251660288" behindDoc="1" locked="0" layoutInCell="1" allowOverlap="1">
             <wp:simplePos x="0" y="0"/>
             <wp:positionH relativeFrom="column">
               <wp:posOffset>-19050</wp:posOffset>
@@ -49,7 +50,7 @@
                     </pic:cNvPicPr>
                   </pic:nvPicPr>
                   <pic:blipFill>
-                    <a:blip r:embed="rId8"/>
+                    <a:blip xmlns:r="http://schemas.openxmlformats.org/officeDocument/2006/relationships" r:embed="rId4"/>
                     <a:stretch>
                       <a:fillRect/>
                     </a:stretch>
@@ -75,7 +76,7 @@
       </w:r>
       <w:r>
         <w:drawing>
-          <wp:anchor distT="0" distB="0" distL="114300" distR="114300" simplePos="0" relativeHeight="251660288" behindDoc="1" locked="0" layoutInCell="1" allowOverlap="1">
+          <wp:anchor distT="0" distB="0" distL="114300" distR="114300" simplePos="0" relativeHeight="251659264" behindDoc="1" locked="0" layoutInCell="1" allowOverlap="1">
             <wp:simplePos x="0" y="0"/>
             <wp:positionH relativeFrom="column">
               <wp:posOffset>0</wp:posOffset>
@@ -100,7 +101,7 @@
                     </pic:cNvPicPr>
                   </pic:nvPicPr>
                   <pic:blipFill>
-                    <a:blip r:embed="rId9"/>
+                    <a:blip xmlns:r="http://schemas.openxmlformats.org/officeDocument/2006/relationships" r:embed="rId5"/>
                     <a:stretch>
                       <a:fillRect/>
                     </a:stretch>
@@ -130,7 +131,7 @@
           <w:lang w:val="en-US" w:eastAsia="zh-CN"/>
         </w:rPr>
         <w:drawing>
-          <wp:anchor distT="0" distB="0" distL="114300" distR="114300" simplePos="0" relativeHeight="251659264" behindDoc="1" locked="0" layoutInCell="1" allowOverlap="1">
+          <wp:anchor distT="0" distB="0" distL="114300" distR="114300" simplePos="0" relativeHeight="251658240" behindDoc="1" locked="0" layoutInCell="1" allowOverlap="1">
             <wp:simplePos x="0" y="0"/>
             <wp:positionH relativeFrom="column">
               <wp:posOffset>635</wp:posOffset>
@@ -155,7 +156,7 @@
                     </pic:cNvPicPr>
                   </pic:nvPicPr>
                   <pic:blipFill>
-                    <a:blip r:embed="rId10">
+                    <a:blip xmlns:r="http://schemas.openxmlformats.org/officeDocument/2006/relationships" r:embed="rId6">
                       <a:alphaModFix amt="58000"/>
                       <a:lum contrast="-52000"/>
                     </a:blip>
@@ -189,7 +190,7 @@
     </w:p>
     <w:p>
       <w:pPr>
-        <w:pStyle w:val="25"/>
+        <w:pStyle w:val="a0"/>
         <w:keepNext w:val="0"/>
         <w:keepLines w:val="0"/>
         <w:pageBreakBefore w:val="0"/>
@@ -236,11 +237,11 @@
         <w:adjustRightInd w:val="0"/>
         <w:snapToGrid w:val="0"/>
         <w:spacing w:after="624" w:afterLines="200" w:line="219" w:lineRule="auto"/>
-        <w:ind w:left="0" w:leftChars="0" w:right="0" w:rightChars="0" w:firstLine="0" w:firstLineChars="0"/>
+        <w:ind w:left="0" w:right="0" w:firstLine="0" w:leftChars="0" w:rightChars="0" w:firstLineChars="0"/>
         <w:jc w:val="center"/>
         <w:textAlignment w:val="baseline"/>
         <w:rPr>
-          <w:rFonts w:hint="eastAsia" w:ascii="宋体" w:hAnsi="宋体" w:eastAsia="宋体" w:cs="宋体"/>
+          <w:rFonts w:ascii="宋体" w:eastAsia="宋体" w:hAnsi="宋体" w:cs="宋体" w:hint="eastAsia"/>
           <w:sz w:val="24"/>
           <w:szCs w:val="24"/>
           <w:lang w:val="en-US" w:eastAsia="zh-CN"/>
@@ -248,7 +249,7 @@
       </w:pPr>
       <w:r>
         <w:rPr>
-          <w:rFonts w:ascii="宋体" w:hAnsi="宋体" w:eastAsia="宋体" w:cs="宋体"/>
+          <w:rFonts w:ascii="宋体" w:eastAsia="宋体" w:hAnsi="宋体" w:cs="宋体"/>
           <w:b/>
           <w:bCs/>
           <w:spacing w:val="-3"/>
@@ -259,7 +260,7 @@
       </w:r>
       <w:r>
         <w:rPr>
-          <w:rFonts w:hint="eastAsia" w:ascii="宋体" w:hAnsi="宋体" w:eastAsia="宋体" w:cs="宋体"/>
+          <w:rFonts w:ascii="宋体" w:eastAsia="宋体" w:hAnsi="宋体" w:cs="宋体" w:hint="eastAsia"/>
           <w:b/>
           <w:bCs/>
           <w:spacing w:val="-3"/>
@@ -271,7 +272,7 @@
       </w:r>
       <w:r>
         <w:rPr>
-          <w:rFonts w:ascii="宋体" w:hAnsi="宋体" w:eastAsia="宋体" w:cs="宋体"/>
+          <w:rFonts w:ascii="宋体" w:eastAsia="宋体" w:hAnsi="宋体" w:cs="宋体"/>
           <w:b/>
           <w:bCs/>
           <w:spacing w:val="-3"/>
@@ -282,7 +283,7 @@
       </w:r>
       <w:r>
         <w:rPr>
-          <w:rFonts w:hint="eastAsia" w:ascii="宋体" w:hAnsi="宋体" w:cs="宋体"/>
+          <w:rFonts w:ascii="宋体" w:hAnsi="宋体" w:cs="宋体" w:hint="eastAsia"/>
           <w:b/>
           <w:bCs/>
           <w:spacing w:val="-3"/>
@@ -294,7 +295,7 @@
       </w:r>
       <w:r>
         <w:rPr>
-          <w:rFonts w:ascii="宋体" w:hAnsi="宋体" w:eastAsia="宋体" w:cs="宋体"/>
+          <w:rFonts w:ascii="宋体" w:eastAsia="宋体" w:hAnsi="宋体" w:cs="宋体"/>
           <w:b/>
           <w:bCs/>
           <w:spacing w:val="-3"/>
@@ -305,7 +306,7 @@
       </w:r>
       <w:r>
         <w:rPr>
-          <w:rFonts w:hint="eastAsia" w:ascii="宋体" w:hAnsi="宋体" w:cs="宋体"/>
+          <w:rFonts w:ascii="宋体" w:hAnsi="宋体" w:cs="宋体" w:hint="eastAsia"/>
           <w:b/>
           <w:bCs/>
           <w:spacing w:val="-3"/>
@@ -318,18 +319,17 @@
     </w:p>
     <w:tbl>
       <w:tblPr>
-        <w:tblStyle w:val="21"/>
+        <w:tblStyle w:val="TableGrid"/>
         <w:tblW w:w="0" w:type="auto"/>
         <w:jc w:val="center"/>
         <w:tblBorders>
-          <w:top w:val="none" w:color="auto" w:sz="0" w:space="0"/>
-          <w:left w:val="none" w:color="auto" w:sz="0" w:space="0"/>
-          <w:bottom w:val="none" w:color="auto" w:sz="0" w:space="0"/>
-          <w:right w:val="none" w:color="auto" w:sz="0" w:space="0"/>
-          <w:insideH w:val="none" w:color="auto" w:sz="0" w:space="0"/>
-          <w:insideV w:val="none" w:color="auto" w:sz="0" w:space="0"/>
+          <w:top w:val="nil"/>
+          <w:left w:val="nil"/>
+          <w:bottom w:val="nil"/>
+          <w:right w:val="nil"/>
+          <w:insideH w:val="nil"/>
+          <w:insideV w:val="nil"/>
         </w:tblBorders>
-        <w:tblLayout w:type="autofit"/>
         <w:tblCellMar>
           <w:top w:w="0" w:type="dxa"/>
           <w:left w:w="108" w:type="dxa"/>
@@ -343,13 +343,15 @@
       </w:tblGrid>
       <w:tr>
         <w:tblPrEx>
+          <w:tblW w:w="0" w:type="auto"/>
+          <w:jc w:val="center"/>
           <w:tblBorders>
-            <w:top w:val="none" w:color="auto" w:sz="0" w:space="0"/>
-            <w:left w:val="none" w:color="auto" w:sz="0" w:space="0"/>
-            <w:bottom w:val="none" w:color="auto" w:sz="0" w:space="0"/>
-            <w:right w:val="none" w:color="auto" w:sz="0" w:space="0"/>
-            <w:insideH w:val="none" w:color="auto" w:sz="0" w:space="0"/>
-            <w:insideV w:val="none" w:color="auto" w:sz="0" w:space="0"/>
+            <w:top w:val="nil"/>
+            <w:left w:val="nil"/>
+            <w:bottom w:val="nil"/>
+            <w:right w:val="nil"/>
+            <w:insideH w:val="nil"/>
+            <w:insideV w:val="nil"/>
           </w:tblBorders>
           <w:tblCellMar>
             <w:top w:w="0" w:type="dxa"/>
@@ -359,7 +361,7 @@
           </w:tblCellMar>
         </w:tblPrEx>
         <w:trPr>
-          <w:trHeight w:val="810" w:hRule="atLeast"/>
+          <w:trHeight w:val="810"/>
           <w:jc w:val="center"/>
         </w:trPr>
         <w:tc>
@@ -398,7 +400,7 @@
             </w:r>
             <w:r>
               <w:rPr>
-                <w:rFonts w:hint="default" w:asciiTheme="minorAscii" w:hAnsiTheme="minorAscii" w:eastAsiaTheme="minorEastAsia"/>
+                <w:rFonts w:asciiTheme="minorAscii" w:eastAsiaTheme="minorEastAsia" w:hAnsiTheme="minorAscii" w:hint="default"/>
                 <w:spacing w:val="227"/>
                 <w:sz w:val="21"/>
                 <w:vertAlign w:val="baseline"/>
@@ -453,7 +455,7 @@
             </w:r>
             <w:r>
               <w:rPr>
-                <w:rFonts w:hint="eastAsia" w:asciiTheme="minorAscii" w:hAnsiTheme="minorAscii" w:eastAsiaTheme="minorEastAsia"/>
+                <w:rFonts w:asciiTheme="minorAscii" w:eastAsiaTheme="minorEastAsia" w:hAnsiTheme="minorAscii" w:hint="eastAsia"/>
                 <w:spacing w:val="227"/>
                 <w:sz w:val="21"/>
                 <w:vertAlign w:val="baseline"/>
@@ -475,14 +477,8 @@
       </w:tr>
       <w:tr>
         <w:tblPrEx>
-          <w:tblBorders>
-            <w:top w:val="none" w:color="auto" w:sz="0" w:space="0"/>
-            <w:left w:val="none" w:color="auto" w:sz="0" w:space="0"/>
-            <w:bottom w:val="none" w:color="auto" w:sz="0" w:space="0"/>
-            <w:right w:val="none" w:color="auto" w:sz="0" w:space="0"/>
-            <w:insideH w:val="none" w:color="auto" w:sz="0" w:space="0"/>
-            <w:insideV w:val="none" w:color="auto" w:sz="0" w:space="0"/>
-          </w:tblBorders>
+          <w:tblW w:w="0" w:type="auto"/>
+          <w:jc w:val="center"/>
           <w:tblCellMar>
             <w:top w:w="0" w:type="dxa"/>
             <w:left w:w="108" w:type="dxa"/>
@@ -491,7 +487,7 @@
           </w:tblCellMar>
         </w:tblPrEx>
         <w:trPr>
-          <w:trHeight w:val="810" w:hRule="atLeast"/>
+          <w:trHeight w:val="810"/>
           <w:jc w:val="center"/>
         </w:trPr>
         <w:tc>
@@ -516,7 +512,7 @@
               <w:snapToGrid w:val="0"/>
               <w:textAlignment w:val="baseline"/>
               <w:rPr>
-                <w:rFonts w:hint="default" w:ascii="Arial" w:hAnsi="Arial" w:eastAsia="Arial" w:cs="Arial"/>
+                <w:rFonts w:ascii="Arial" w:eastAsia="Arial" w:hAnsi="Arial" w:cs="Arial" w:hint="default"/>
                 <w:snapToGrid w:val="0"/>
                 <w:color w:val="000000"/>
                 <w:kern w:val="0"/>
@@ -548,7 +544,7 @@
             </w:r>
             <w:r>
               <w:rPr>
-                <w:rFonts w:hint="default" w:asciiTheme="minorAscii" w:hAnsiTheme="minorAscii" w:eastAsiaTheme="minorEastAsia"/>
+                <w:rFonts w:asciiTheme="minorAscii" w:eastAsiaTheme="minorEastAsia" w:hAnsiTheme="minorAscii" w:hint="default"/>
                 <w:spacing w:val="227"/>
                 <w:sz w:val="21"/>
                 <w:vertAlign w:val="baseline"/>
@@ -565,18 +561,7 @@
                 <w:vertAlign w:val="baseline"/>
                 <w:lang w:val="en-US" w:eastAsia="zh-CN"/>
               </w:rPr>
-              <w:t>V2.</w:t>
-            </w:r>
-            <w:r>
-              <w:rPr>
-                <w:rFonts w:hint="eastAsia"/>
-                <w:spacing w:val="0"/>
-                <w:kern w:val="0"/>
-                <w:u w:val="single"/>
-                <w:vertAlign w:val="baseline"/>
-                <w:lang w:val="en-US" w:eastAsia="zh-CN"/>
-              </w:rPr>
-              <w:t>0</w:t>
+              <w:t>V1.0</w:t>
             </w:r>
           </w:p>
         </w:tc>
@@ -602,7 +587,7 @@
               <w:snapToGrid w:val="0"/>
               <w:textAlignment w:val="baseline"/>
               <w:rPr>
-                <w:rFonts w:hint="default" w:ascii="Arial" w:hAnsi="Arial" w:eastAsia="Arial" w:cs="Arial"/>
+                <w:rFonts w:ascii="Arial" w:eastAsia="Arial" w:hAnsi="Arial" w:cs="Arial" w:hint="default"/>
                 <w:snapToGrid w:val="0"/>
                 <w:color w:val="000000"/>
                 <w:kern w:val="0"/>
@@ -622,7 +607,7 @@
             </w:r>
             <w:r>
               <w:rPr>
-                <w:rFonts w:hint="eastAsia" w:asciiTheme="minorAscii" w:hAnsiTheme="minorAscii" w:eastAsiaTheme="minorEastAsia"/>
+                <w:rFonts w:asciiTheme="minorAscii" w:eastAsiaTheme="minorEastAsia" w:hAnsiTheme="minorAscii" w:hint="eastAsia"/>
                 <w:spacing w:val="227"/>
                 <w:sz w:val="21"/>
                 <w:vertAlign w:val="baseline"/>
@@ -644,14 +629,8 @@
       </w:tr>
       <w:tr>
         <w:tblPrEx>
-          <w:tblBorders>
-            <w:top w:val="none" w:color="auto" w:sz="0" w:space="0"/>
-            <w:left w:val="none" w:color="auto" w:sz="0" w:space="0"/>
-            <w:bottom w:val="none" w:color="auto" w:sz="0" w:space="0"/>
-            <w:right w:val="none" w:color="auto" w:sz="0" w:space="0"/>
-            <w:insideH w:val="none" w:color="auto" w:sz="0" w:space="0"/>
-            <w:insideV w:val="none" w:color="auto" w:sz="0" w:space="0"/>
-          </w:tblBorders>
+          <w:tblW w:w="0" w:type="auto"/>
+          <w:jc w:val="center"/>
           <w:tblCellMar>
             <w:top w:w="0" w:type="dxa"/>
             <w:left w:w="108" w:type="dxa"/>
@@ -660,7 +639,7 @@
           </w:tblCellMar>
         </w:tblPrEx>
         <w:trPr>
-          <w:trHeight w:val="635" w:hRule="atLeast"/>
+          <w:trHeight w:val="635"/>
           <w:jc w:val="center"/>
         </w:trPr>
         <w:tc>
@@ -711,7 +690,7 @@
             </w:r>
             <w:r>
               <w:rPr>
-                <w:rFonts w:hint="eastAsia" w:asciiTheme="minorAscii" w:hAnsiTheme="minorAscii" w:eastAsiaTheme="minorEastAsia"/>
+                <w:rFonts w:asciiTheme="minorAscii" w:eastAsiaTheme="minorEastAsia" w:hAnsiTheme="minorAscii" w:hint="eastAsia"/>
                 <w:spacing w:val="227"/>
                 <w:sz w:val="21"/>
                 <w:vertAlign w:val="baseline"/>
@@ -765,7 +744,7 @@
             </w:r>
             <w:r>
               <w:rPr>
-                <w:rFonts w:hint="eastAsia" w:asciiTheme="minorAscii" w:hAnsiTheme="minorAscii" w:eastAsiaTheme="minorEastAsia"/>
+                <w:rFonts w:asciiTheme="minorAscii" w:eastAsiaTheme="minorEastAsia" w:hAnsiTheme="minorAscii" w:hint="eastAsia"/>
                 <w:spacing w:val="227"/>
                 <w:sz w:val="21"/>
                 <w:vertAlign w:val="baseline"/>
@@ -826,14 +805,14 @@
         <w:ind w:left="3634"/>
         <w:textAlignment w:val="baseline"/>
         <w:rPr>
-          <w:rFonts w:ascii="宋体" w:hAnsi="宋体" w:eastAsia="宋体" w:cs="宋体"/>
+          <w:rFonts w:ascii="宋体" w:eastAsia="宋体" w:hAnsi="宋体" w:cs="宋体"/>
           <w:sz w:val="31"/>
           <w:szCs w:val="31"/>
         </w:rPr>
       </w:pPr>
       <w:r>
         <w:rPr>
-          <w:rFonts w:ascii="宋体" w:hAnsi="宋体" w:eastAsia="宋体" w:cs="宋体"/>
+          <w:rFonts w:ascii="宋体" w:eastAsia="宋体" w:hAnsi="宋体" w:cs="宋体"/>
           <w:b/>
           <w:bCs/>
           <w:spacing w:val="4"/>
@@ -845,16 +824,16 @@
     </w:p>
     <w:tbl>
       <w:tblPr>
-        <w:tblStyle w:val="26"/>
+        <w:tblStyle w:val="TableNormal0"/>
         <w:tblW w:w="8214" w:type="dxa"/>
         <w:jc w:val="center"/>
         <w:tblBorders>
-          <w:top w:val="single" w:color="000000" w:sz="2" w:space="0"/>
-          <w:left w:val="single" w:color="000000" w:sz="2" w:space="0"/>
-          <w:bottom w:val="single" w:color="000000" w:sz="2" w:space="0"/>
-          <w:right w:val="single" w:color="000000" w:sz="2" w:space="0"/>
-          <w:insideH w:val="single" w:color="000000" w:sz="2" w:space="0"/>
-          <w:insideV w:val="single" w:color="000000" w:sz="2" w:space="0"/>
+          <w:top w:val="single" w:sz="2" w:space="0" w:color="000000"/>
+          <w:left w:val="single" w:sz="2" w:space="0" w:color="000000"/>
+          <w:bottom w:val="single" w:sz="2" w:space="0" w:color="000000"/>
+          <w:right w:val="single" w:sz="2" w:space="0" w:color="000000"/>
+          <w:insideH w:val="single" w:sz="2" w:space="0" w:color="000000"/>
+          <w:insideV w:val="single" w:sz="2" w:space="0" w:color="000000"/>
         </w:tblBorders>
         <w:tblLayout w:type="fixed"/>
         <w:tblCellMar>
@@ -874,14 +853,17 @@
       </w:tblGrid>
       <w:tr>
         <w:tblPrEx>
+          <w:tblW w:w="8214" w:type="dxa"/>
+          <w:jc w:val="center"/>
           <w:tblBorders>
-            <w:top w:val="single" w:color="000000" w:sz="2" w:space="0"/>
-            <w:left w:val="single" w:color="000000" w:sz="2" w:space="0"/>
-            <w:bottom w:val="single" w:color="000000" w:sz="2" w:space="0"/>
-            <w:right w:val="single" w:color="000000" w:sz="2" w:space="0"/>
-            <w:insideH w:val="single" w:color="000000" w:sz="2" w:space="0"/>
-            <w:insideV w:val="single" w:color="000000" w:sz="2" w:space="0"/>
+            <w:top w:val="single" w:sz="2" w:space="0" w:color="000000"/>
+            <w:left w:val="single" w:sz="2" w:space="0" w:color="000000"/>
+            <w:bottom w:val="single" w:sz="2" w:space="0" w:color="000000"/>
+            <w:right w:val="single" w:sz="2" w:space="0" w:color="000000"/>
+            <w:insideH w:val="single" w:sz="2" w:space="0" w:color="000000"/>
+            <w:insideV w:val="single" w:sz="2" w:space="0" w:color="000000"/>
           </w:tblBorders>
+          <w:tblLayout w:type="fixed"/>
           <w:tblCellMar>
             <w:top w:w="0" w:type="dxa"/>
             <w:left w:w="0" w:type="dxa"/>
@@ -890,7 +872,7 @@
           </w:tblCellMar>
         </w:tblPrEx>
         <w:trPr>
-          <w:trHeight w:val="593" w:hRule="atLeast"/>
+          <w:trHeight w:val="593"/>
           <w:jc w:val="center"/>
         </w:trPr>
         <w:tc>
@@ -912,18 +894,18 @@
               <w:adjustRightInd w:val="0"/>
               <w:snapToGrid w:val="0"/>
               <w:spacing w:before="176" w:line="228" w:lineRule="auto"/>
-              <w:ind w:left="0" w:leftChars="0" w:right="0" w:rightChars="0" w:firstLine="0" w:firstLineChars="0"/>
+              <w:ind w:left="0" w:right="0" w:firstLine="0" w:leftChars="0" w:rightChars="0" w:firstLineChars="0"/>
               <w:jc w:val="center"/>
               <w:textAlignment w:val="baseline"/>
               <w:rPr>
-                <w:rFonts w:ascii="宋体" w:hAnsi="宋体" w:eastAsia="宋体" w:cs="宋体"/>
+                <w:rFonts w:ascii="宋体" w:eastAsia="宋体" w:hAnsi="宋体" w:cs="宋体"/>
                 <w:sz w:val="20"/>
                 <w:szCs w:val="20"/>
               </w:rPr>
             </w:pPr>
             <w:r>
               <w:rPr>
-                <w:rFonts w:hint="eastAsia" w:ascii="宋体" w:hAnsi="宋体" w:cs="宋体"/>
+                <w:rFonts w:ascii="宋体" w:hAnsi="宋体" w:cs="宋体" w:hint="eastAsia"/>
                 <w:spacing w:val="-14"/>
                 <w:sz w:val="20"/>
                 <w:szCs w:val="20"/>
@@ -933,7 +915,7 @@
             </w:r>
             <w:r>
               <w:rPr>
-                <w:rFonts w:ascii="宋体" w:hAnsi="宋体" w:eastAsia="宋体" w:cs="宋体"/>
+                <w:rFonts w:ascii="宋体" w:eastAsia="宋体" w:hAnsi="宋体" w:cs="宋体"/>
                 <w:spacing w:val="-14"/>
                 <w:sz w:val="20"/>
                 <w:szCs w:val="20"/>
@@ -961,18 +943,18 @@
               <w:adjustRightInd w:val="0"/>
               <w:snapToGrid w:val="0"/>
               <w:spacing w:before="175" w:line="227" w:lineRule="auto"/>
-              <w:ind w:left="0" w:leftChars="0" w:right="0" w:rightChars="0" w:firstLine="0" w:firstLineChars="0"/>
+              <w:ind w:left="0" w:right="0" w:firstLine="0" w:leftChars="0" w:rightChars="0" w:firstLineChars="0"/>
               <w:jc w:val="center"/>
               <w:textAlignment w:val="baseline"/>
               <w:rPr>
-                <w:rFonts w:ascii="宋体" w:hAnsi="宋体" w:eastAsia="宋体" w:cs="宋体"/>
+                <w:rFonts w:ascii="宋体" w:eastAsia="宋体" w:hAnsi="宋体" w:cs="宋体"/>
                 <w:sz w:val="20"/>
                 <w:szCs w:val="20"/>
               </w:rPr>
             </w:pPr>
             <w:r>
               <w:rPr>
-                <w:rFonts w:ascii="宋体" w:hAnsi="宋体" w:eastAsia="宋体" w:cs="宋体"/>
+                <w:rFonts w:ascii="宋体" w:eastAsia="宋体" w:hAnsi="宋体" w:cs="宋体"/>
                 <w:spacing w:val="4"/>
                 <w:sz w:val="20"/>
                 <w:szCs w:val="20"/>
@@ -1000,18 +982,18 @@
               <w:adjustRightInd w:val="0"/>
               <w:snapToGrid w:val="0"/>
               <w:spacing w:before="175" w:line="228" w:lineRule="auto"/>
-              <w:ind w:left="0" w:leftChars="0" w:right="0" w:rightChars="0" w:firstLine="0" w:firstLineChars="0"/>
+              <w:ind w:left="0" w:right="0" w:firstLine="0" w:leftChars="0" w:rightChars="0" w:firstLineChars="0"/>
               <w:jc w:val="center"/>
               <w:textAlignment w:val="baseline"/>
               <w:rPr>
-                <w:rFonts w:ascii="宋体" w:hAnsi="宋体" w:eastAsia="宋体" w:cs="宋体"/>
+                <w:rFonts w:ascii="宋体" w:eastAsia="宋体" w:hAnsi="宋体" w:cs="宋体"/>
                 <w:sz w:val="20"/>
                 <w:szCs w:val="20"/>
               </w:rPr>
             </w:pPr>
             <w:r>
               <w:rPr>
-                <w:rFonts w:ascii="宋体" w:hAnsi="宋体" w:eastAsia="宋体" w:cs="宋体"/>
+                <w:rFonts w:ascii="宋体" w:eastAsia="宋体" w:hAnsi="宋体" w:cs="宋体"/>
                 <w:spacing w:val="7"/>
                 <w:sz w:val="20"/>
                 <w:szCs w:val="20"/>
@@ -1039,11 +1021,11 @@
               <w:adjustRightInd w:val="0"/>
               <w:snapToGrid w:val="0"/>
               <w:spacing w:before="175" w:line="228" w:lineRule="auto"/>
-              <w:ind w:left="0" w:leftChars="0" w:right="0" w:rightChars="0" w:firstLine="0" w:firstLineChars="0"/>
+              <w:ind w:left="0" w:right="0" w:firstLine="0" w:leftChars="0" w:rightChars="0" w:firstLineChars="0"/>
               <w:jc w:val="center"/>
               <w:textAlignment w:val="baseline"/>
               <w:rPr>
-                <w:rFonts w:hint="eastAsia" w:ascii="宋体" w:hAnsi="宋体" w:eastAsia="宋体" w:cs="宋体"/>
+                <w:rFonts w:ascii="宋体" w:eastAsia="宋体" w:hAnsi="宋体" w:cs="宋体" w:hint="eastAsia"/>
                 <w:spacing w:val="7"/>
                 <w:sz w:val="20"/>
                 <w:szCs w:val="20"/>
@@ -1052,7 +1034,7 @@
             </w:pPr>
             <w:r>
               <w:rPr>
-                <w:rFonts w:hint="eastAsia" w:ascii="宋体" w:hAnsi="宋体" w:cs="宋体"/>
+                <w:rFonts w:ascii="宋体" w:hAnsi="宋体" w:cs="宋体" w:hint="eastAsia"/>
                 <w:spacing w:val="7"/>
                 <w:sz w:val="20"/>
                 <w:szCs w:val="20"/>
@@ -1081,11 +1063,11 @@
               <w:adjustRightInd w:val="0"/>
               <w:snapToGrid w:val="0"/>
               <w:spacing w:before="175" w:line="228" w:lineRule="auto"/>
-              <w:ind w:left="0" w:leftChars="0" w:right="0" w:rightChars="0" w:firstLine="0" w:firstLineChars="0"/>
+              <w:ind w:left="0" w:right="0" w:firstLine="0" w:leftChars="0" w:rightChars="0" w:firstLineChars="0"/>
               <w:jc w:val="center"/>
               <w:textAlignment w:val="baseline"/>
               <w:rPr>
-                <w:rFonts w:hint="default" w:ascii="宋体" w:hAnsi="宋体" w:cs="宋体"/>
+                <w:rFonts w:ascii="宋体" w:hAnsi="宋体" w:cs="宋体" w:hint="default"/>
                 <w:spacing w:val="7"/>
                 <w:sz w:val="20"/>
                 <w:szCs w:val="20"/>
@@ -1094,7 +1076,7 @@
             </w:pPr>
             <w:r>
               <w:rPr>
-                <w:rFonts w:hint="eastAsia" w:ascii="宋体" w:hAnsi="宋体" w:cs="宋体"/>
+                <w:rFonts w:ascii="宋体" w:hAnsi="宋体" w:cs="宋体" w:hint="eastAsia"/>
                 <w:spacing w:val="7"/>
                 <w:sz w:val="20"/>
                 <w:szCs w:val="20"/>
@@ -1123,18 +1105,18 @@
               <w:adjustRightInd w:val="0"/>
               <w:snapToGrid w:val="0"/>
               <w:spacing w:before="176" w:line="229" w:lineRule="auto"/>
-              <w:ind w:left="0" w:leftChars="0" w:right="0" w:rightChars="0" w:firstLine="0" w:firstLineChars="0"/>
+              <w:ind w:left="0" w:right="0" w:firstLine="0" w:leftChars="0" w:rightChars="0" w:firstLineChars="0"/>
               <w:jc w:val="center"/>
               <w:textAlignment w:val="baseline"/>
               <w:rPr>
-                <w:rFonts w:ascii="宋体" w:hAnsi="宋体" w:eastAsia="宋体" w:cs="宋体"/>
+                <w:rFonts w:ascii="宋体" w:eastAsia="宋体" w:hAnsi="宋体" w:cs="宋体"/>
                 <w:sz w:val="20"/>
                 <w:szCs w:val="20"/>
               </w:rPr>
             </w:pPr>
             <w:r>
               <w:rPr>
-                <w:rFonts w:ascii="宋体" w:hAnsi="宋体" w:eastAsia="宋体" w:cs="宋体"/>
+                <w:rFonts w:ascii="宋体" w:eastAsia="宋体" w:hAnsi="宋体" w:cs="宋体"/>
                 <w:spacing w:val="7"/>
                 <w:sz w:val="20"/>
                 <w:szCs w:val="20"/>
@@ -1146,14 +1128,9 @@
       </w:tr>
       <w:tr>
         <w:tblPrEx>
-          <w:tblBorders>
-            <w:top w:val="single" w:color="000000" w:sz="2" w:space="0"/>
-            <w:left w:val="single" w:color="000000" w:sz="2" w:space="0"/>
-            <w:bottom w:val="single" w:color="000000" w:sz="2" w:space="0"/>
-            <w:right w:val="single" w:color="000000" w:sz="2" w:space="0"/>
-            <w:insideH w:val="single" w:color="000000" w:sz="2" w:space="0"/>
-            <w:insideV w:val="single" w:color="000000" w:sz="2" w:space="0"/>
-          </w:tblBorders>
+          <w:tblW w:w="8214" w:type="dxa"/>
+          <w:jc w:val="center"/>
+          <w:tblLayout w:type="fixed"/>
           <w:tblCellMar>
             <w:top w:w="0" w:type="dxa"/>
             <w:left w:w="0" w:type="dxa"/>
@@ -1162,7 +1139,7 @@
           </w:tblCellMar>
         </w:tblPrEx>
         <w:trPr>
-          <w:trHeight w:val="516" w:hRule="atLeast"/>
+          <w:trHeight w:val="516"/>
           <w:jc w:val="center"/>
         </w:trPr>
         <w:tc>
@@ -1185,11 +1162,11 @@
               <w:adjustRightInd w:val="0"/>
               <w:snapToGrid w:val="0"/>
               <w:spacing w:before="173" w:line="267" w:lineRule="exact"/>
-              <w:ind w:left="0" w:leftChars="0" w:right="0" w:rightChars="0" w:firstLine="0" w:firstLineChars="0"/>
+              <w:ind w:left="0" w:right="0" w:firstLine="0" w:leftChars="0" w:rightChars="0" w:firstLineChars="0"/>
               <w:jc w:val="center"/>
               <w:textAlignment w:val="baseline"/>
               <w:rPr>
-                <w:rFonts w:hint="default" w:ascii="宋体" w:hAnsi="宋体" w:eastAsia="宋体" w:cs="宋体"/>
+                <w:rFonts w:ascii="宋体" w:eastAsia="宋体" w:hAnsi="宋体" w:cs="宋体" w:hint="default"/>
                 <w:snapToGrid w:val="0"/>
                 <w:color w:val="000000"/>
                 <w:kern w:val="0"/>
@@ -1200,7 +1177,7 @@
             </w:pPr>
             <w:r>
               <w:rPr>
-                <w:rFonts w:ascii="宋体" w:hAnsi="宋体" w:eastAsia="宋体" w:cs="宋体"/>
+                <w:rFonts w:ascii="宋体" w:eastAsia="宋体" w:hAnsi="宋体" w:cs="宋体"/>
                 <w:spacing w:val="3"/>
                 <w:position w:val="1"/>
                 <w:sz w:val="20"/>
@@ -1230,11 +1207,11 @@
               <w:adjustRightInd w:val="0"/>
               <w:snapToGrid w:val="0"/>
               <w:spacing w:before="173" w:line="267" w:lineRule="exact"/>
-              <w:ind w:left="0" w:leftChars="0" w:right="0" w:rightChars="0" w:firstLine="0" w:firstLineChars="0"/>
+              <w:ind w:left="0" w:right="0" w:firstLine="0" w:leftChars="0" w:rightChars="0" w:firstLineChars="0"/>
               <w:jc w:val="center"/>
               <w:textAlignment w:val="baseline"/>
               <w:rPr>
-                <w:rFonts w:ascii="宋体" w:hAnsi="宋体" w:eastAsia="宋体" w:cs="宋体"/>
+                <w:rFonts w:ascii="宋体" w:eastAsia="宋体" w:hAnsi="宋体" w:cs="宋体"/>
                 <w:snapToGrid w:val="0"/>
                 <w:color w:val="000000"/>
                 <w:kern w:val="0"/>
@@ -1245,7 +1222,7 @@
             </w:pPr>
             <w:r>
               <w:rPr>
-                <w:rFonts w:ascii="宋体" w:hAnsi="宋体" w:eastAsia="宋体" w:cs="宋体"/>
+                <w:rFonts w:ascii="宋体" w:eastAsia="宋体" w:hAnsi="宋体" w:cs="宋体"/>
                 <w:spacing w:val="4"/>
                 <w:position w:val="1"/>
                 <w:sz w:val="20"/>
@@ -1275,11 +1252,11 @@
               <w:adjustRightInd w:val="0"/>
               <w:snapToGrid w:val="0"/>
               <w:spacing w:before="172" w:line="228" w:lineRule="auto"/>
-              <w:ind w:left="0" w:leftChars="0" w:right="0" w:rightChars="0" w:firstLine="0" w:firstLineChars="0"/>
+              <w:ind w:left="0" w:right="0" w:firstLine="0" w:leftChars="0" w:rightChars="0" w:firstLineChars="0"/>
               <w:jc w:val="center"/>
               <w:textAlignment w:val="baseline"/>
               <w:rPr>
-                <w:rFonts w:ascii="宋体" w:hAnsi="宋体" w:eastAsia="宋体" w:cs="宋体"/>
+                <w:rFonts w:ascii="宋体" w:eastAsia="宋体" w:hAnsi="宋体" w:cs="宋体"/>
                 <w:snapToGrid w:val="0"/>
                 <w:color w:val="000000"/>
                 <w:kern w:val="0"/>
@@ -1290,7 +1267,7 @@
             </w:pPr>
             <w:r>
               <w:rPr>
-                <w:rFonts w:ascii="宋体" w:hAnsi="宋体" w:eastAsia="宋体" w:cs="宋体"/>
+                <w:rFonts w:ascii="宋体" w:eastAsia="宋体" w:hAnsi="宋体" w:cs="宋体"/>
                 <w:spacing w:val="200"/>
                 <w:kern w:val="0"/>
                 <w:sz w:val="20"/>
@@ -1300,7 +1277,7 @@
             </w:r>
             <w:r>
               <w:rPr>
-                <w:rFonts w:ascii="宋体" w:hAnsi="宋体" w:eastAsia="宋体" w:cs="宋体"/>
+                <w:rFonts w:ascii="宋体" w:eastAsia="宋体" w:hAnsi="宋体" w:cs="宋体"/>
                 <w:spacing w:val="0"/>
                 <w:kern w:val="0"/>
                 <w:sz w:val="20"/>
@@ -1330,11 +1307,11 @@
               <w:adjustRightInd w:val="0"/>
               <w:snapToGrid w:val="0"/>
               <w:spacing w:before="172" w:line="228" w:lineRule="auto"/>
-              <w:ind w:left="0" w:leftChars="0" w:right="0" w:rightChars="0" w:firstLine="0" w:firstLineChars="0"/>
+              <w:ind w:left="0" w:right="0" w:firstLine="0" w:leftChars="0" w:rightChars="0" w:firstLineChars="0"/>
               <w:jc w:val="center"/>
               <w:textAlignment w:val="baseline"/>
               <w:rPr>
-                <w:rFonts w:ascii="宋体" w:hAnsi="宋体" w:eastAsia="宋体" w:cs="宋体"/>
+                <w:rFonts w:ascii="宋体" w:eastAsia="宋体" w:hAnsi="宋体" w:cs="宋体"/>
                 <w:snapToGrid w:val="0"/>
                 <w:color w:val="000000"/>
                 <w:spacing w:val="200"/>
@@ -1346,14 +1323,14 @@
             </w:pPr>
             <w:r>
               <w:rPr>
-                <w:rFonts w:hint="eastAsia" w:ascii="宋体" w:hAnsi="宋体" w:cs="宋体"/>
+                <w:rFonts w:ascii="宋体" w:hAnsi="宋体" w:cs="宋体" w:hint="eastAsia"/>
                 <w:spacing w:val="200"/>
                 <w:kern w:val="0"/>
                 <w:sz w:val="20"/>
                 <w:szCs w:val="20"/>
                 <w:lang w:val="en-US" w:eastAsia="zh-CN"/>
               </w:rPr>
-              <w:t>程方</w:t>
+              <w:t>强宇涛</w:t>
             </w:r>
           </w:p>
         </w:tc>
@@ -1377,11 +1354,11 @@
               <w:adjustRightInd w:val="0"/>
               <w:snapToGrid w:val="0"/>
               <w:spacing w:before="173" w:line="229" w:lineRule="auto"/>
-              <w:ind w:left="0" w:leftChars="0" w:right="0" w:rightChars="0" w:firstLine="0" w:firstLineChars="0"/>
+              <w:ind w:left="0" w:right="0" w:firstLine="0" w:leftChars="0" w:rightChars="0" w:firstLineChars="0"/>
               <w:jc w:val="center"/>
               <w:textAlignment w:val="baseline"/>
               <w:rPr>
-                <w:rFonts w:ascii="宋体" w:hAnsi="宋体" w:eastAsia="宋体" w:cs="宋体"/>
+                <w:rFonts w:ascii="宋体" w:eastAsia="宋体" w:hAnsi="宋体" w:cs="宋体"/>
                 <w:snapToGrid w:val="0"/>
                 <w:color w:val="000000"/>
                 <w:spacing w:val="200"/>
@@ -1393,14 +1370,14 @@
             </w:pPr>
             <w:r>
               <w:rPr>
-                <w:rFonts w:hint="eastAsia" w:asciiTheme="minorAscii" w:hAnsiTheme="minorAscii" w:eastAsiaTheme="minorEastAsia"/>
+                <w:rFonts w:asciiTheme="minorAscii" w:eastAsiaTheme="minorEastAsia" w:hAnsiTheme="minorAscii" w:hint="eastAsia"/>
                 <w:spacing w:val="0"/>
                 <w:kern w:val="0"/>
                 <w:sz w:val="21"/>
                 <w:vertAlign w:val="baseline"/>
                 <w:lang w:val="en-US" w:eastAsia="zh-CN"/>
               </w:rPr>
-              <w:t>茅建根</w:t>
+              <w:t>陈凯</w:t>
             </w:r>
           </w:p>
         </w:tc>
@@ -1424,11 +1401,11 @@
               <w:adjustRightInd w:val="0"/>
               <w:snapToGrid w:val="0"/>
               <w:spacing w:before="173" w:line="229" w:lineRule="auto"/>
-              <w:ind w:left="0" w:leftChars="0" w:right="0" w:rightChars="0" w:firstLine="0" w:firstLineChars="0"/>
+              <w:ind w:left="0" w:right="0" w:firstLine="0" w:leftChars="0" w:rightChars="0" w:firstLineChars="0"/>
               <w:jc w:val="center"/>
               <w:textAlignment w:val="baseline"/>
               <w:rPr>
-                <w:rFonts w:ascii="宋体" w:hAnsi="宋体" w:eastAsia="宋体" w:cs="宋体"/>
+                <w:rFonts w:ascii="宋体" w:eastAsia="宋体" w:hAnsi="宋体" w:cs="宋体"/>
                 <w:snapToGrid w:val="0"/>
                 <w:color w:val="000000"/>
                 <w:kern w:val="0"/>
@@ -1439,7 +1416,7 @@
             </w:pPr>
             <w:r>
               <w:rPr>
-                <w:rFonts w:hint="eastAsia" w:asciiTheme="minorAscii" w:hAnsiTheme="minorAscii" w:eastAsiaTheme="minorEastAsia"/>
+                <w:rFonts w:asciiTheme="minorAscii" w:eastAsiaTheme="minorEastAsia" w:hAnsiTheme="minorAscii" w:hint="eastAsia"/>
                 <w:spacing w:val="0"/>
                 <w:kern w:val="0"/>
                 <w:sz w:val="21"/>
@@ -1453,14 +1430,9 @@
       </w:tr>
       <w:tr>
         <w:tblPrEx>
-          <w:tblBorders>
-            <w:top w:val="single" w:color="000000" w:sz="2" w:space="0"/>
-            <w:left w:val="single" w:color="000000" w:sz="2" w:space="0"/>
-            <w:bottom w:val="single" w:color="000000" w:sz="2" w:space="0"/>
-            <w:right w:val="single" w:color="000000" w:sz="2" w:space="0"/>
-            <w:insideH w:val="single" w:color="000000" w:sz="2" w:space="0"/>
-            <w:insideV w:val="single" w:color="000000" w:sz="2" w:space="0"/>
-          </w:tblBorders>
+          <w:tblW w:w="8214" w:type="dxa"/>
+          <w:jc w:val="center"/>
+          <w:tblLayout w:type="fixed"/>
           <w:tblCellMar>
             <w:top w:w="0" w:type="dxa"/>
             <w:left w:w="0" w:type="dxa"/>
@@ -1469,7 +1441,7 @@
           </w:tblCellMar>
         </w:tblPrEx>
         <w:trPr>
-          <w:trHeight w:val="556" w:hRule="atLeast"/>
+          <w:trHeight w:val="556"/>
           <w:jc w:val="center"/>
         </w:trPr>
         <w:tc>
@@ -1492,11 +1464,11 @@
               <w:adjustRightInd w:val="0"/>
               <w:snapToGrid w:val="0"/>
               <w:spacing w:before="173" w:line="267" w:lineRule="exact"/>
-              <w:ind w:left="0" w:leftChars="0" w:right="0" w:rightChars="0" w:firstLine="0" w:firstLineChars="0"/>
+              <w:ind w:left="0" w:right="0" w:firstLine="0" w:leftChars="0" w:rightChars="0" w:firstLineChars="0"/>
               <w:jc w:val="center"/>
               <w:textAlignment w:val="baseline"/>
               <w:rPr>
-                <w:rFonts w:ascii="Arial" w:hAnsi="Arial" w:eastAsia="宋体" w:cs="Arial"/>
+                <w:rFonts w:ascii="Arial" w:eastAsia="宋体" w:hAnsi="Arial" w:cs="Arial"/>
                 <w:snapToGrid w:val="0"/>
                 <w:color w:val="000000"/>
                 <w:kern w:val="0"/>
@@ -1507,7 +1479,7 @@
             </w:pPr>
             <w:r>
               <w:rPr>
-                <w:rFonts w:ascii="宋体" w:hAnsi="宋体" w:eastAsia="宋体" w:cs="宋体"/>
+                <w:rFonts w:ascii="宋体" w:eastAsia="宋体" w:hAnsi="宋体" w:cs="宋体"/>
                 <w:spacing w:val="3"/>
                 <w:position w:val="1"/>
                 <w:sz w:val="20"/>
@@ -1517,7 +1489,7 @@
             </w:r>
             <w:r>
               <w:rPr>
-                <w:rFonts w:hint="eastAsia" w:ascii="宋体" w:hAnsi="宋体" w:cs="宋体"/>
+                <w:rFonts w:ascii="宋体" w:hAnsi="宋体" w:cs="宋体" w:hint="eastAsia"/>
                 <w:spacing w:val="3"/>
                 <w:position w:val="1"/>
                 <w:sz w:val="20"/>
@@ -1548,11 +1520,11 @@
               <w:adjustRightInd w:val="0"/>
               <w:snapToGrid w:val="0"/>
               <w:spacing w:before="173" w:line="267" w:lineRule="exact"/>
-              <w:ind w:left="0" w:leftChars="0" w:right="0" w:rightChars="0" w:firstLine="0" w:firstLineChars="0"/>
+              <w:ind w:left="0" w:right="0" w:firstLine="0" w:leftChars="0" w:rightChars="0" w:firstLineChars="0"/>
               <w:jc w:val="center"/>
               <w:textAlignment w:val="baseline"/>
               <w:rPr>
-                <w:rFonts w:ascii="Arial" w:hAnsi="Arial" w:eastAsia="宋体" w:cs="Arial"/>
+                <w:rFonts w:ascii="Arial" w:eastAsia="宋体" w:hAnsi="Arial" w:cs="Arial"/>
                 <w:snapToGrid w:val="0"/>
                 <w:color w:val="000000"/>
                 <w:kern w:val="0"/>
@@ -1563,34 +1535,13 @@
             </w:pPr>
             <w:r>
               <w:rPr>
-                <w:rFonts w:ascii="宋体" w:hAnsi="宋体" w:eastAsia="宋体" w:cs="宋体"/>
+                <w:rFonts w:ascii="宋体" w:eastAsia="宋体" w:hAnsi="宋体" w:cs="宋体"/>
                 <w:spacing w:val="4"/>
                 <w:position w:val="1"/>
                 <w:sz w:val="20"/>
                 <w:szCs w:val="20"/>
               </w:rPr>
-              <w:t>V</w:t>
-            </w:r>
-            <w:r>
-              <w:rPr>
-                <w:rFonts w:hint="eastAsia" w:ascii="宋体" w:hAnsi="宋体" w:cs="宋体"/>
-                <w:spacing w:val="4"/>
-                <w:position w:val="1"/>
-                <w:sz w:val="20"/>
-                <w:szCs w:val="20"/>
-                <w:lang w:val="en-US" w:eastAsia="zh-CN"/>
-              </w:rPr>
-              <w:t>2</w:t>
-            </w:r>
-            <w:r>
-              <w:rPr>
-                <w:rFonts w:ascii="宋体" w:hAnsi="宋体" w:eastAsia="宋体" w:cs="宋体"/>
-                <w:spacing w:val="4"/>
-                <w:position w:val="1"/>
-                <w:sz w:val="20"/>
-                <w:szCs w:val="20"/>
-              </w:rPr>
-              <w:t>.0</w:t>
+              <w:t>V1.0</w:t>
             </w:r>
           </w:p>
         </w:tc>
@@ -1614,11 +1565,11 @@
               <w:adjustRightInd w:val="0"/>
               <w:snapToGrid w:val="0"/>
               <w:spacing w:before="172" w:line="228" w:lineRule="auto"/>
-              <w:ind w:left="0" w:leftChars="0" w:right="0" w:rightChars="0" w:firstLine="0" w:firstLineChars="0"/>
+              <w:ind w:left="0" w:right="0" w:firstLine="0" w:leftChars="0" w:rightChars="0" w:firstLineChars="0"/>
               <w:jc w:val="center"/>
               <w:textAlignment w:val="baseline"/>
               <w:rPr>
-                <w:rFonts w:hint="default" w:ascii="Arial" w:hAnsi="Arial" w:eastAsia="宋体" w:cs="Arial"/>
+                <w:rFonts w:ascii="Arial" w:eastAsia="宋体" w:hAnsi="Arial" w:cs="Arial" w:hint="default"/>
                 <w:snapToGrid w:val="0"/>
                 <w:color w:val="000000"/>
                 <w:kern w:val="0"/>
@@ -1629,7 +1580,7 @@
             </w:pPr>
             <w:r>
               <w:rPr>
-                <w:rFonts w:hint="eastAsia" w:cs="Arial"/>
+                <w:rFonts w:cs="Arial" w:hint="eastAsia"/>
                 <w:snapToGrid w:val="0"/>
                 <w:color w:val="000000"/>
                 <w:kern w:val="0"/>
@@ -1639,8 +1590,8 @@
               </w:rPr>
               <w:t>修订问题评审</w:t>
             </w:r>
-            <w:bookmarkStart w:id="23" w:name="_GoBack"/>
-            <w:bookmarkEnd w:id="23"/>
+            <w:bookmarkStart w:id="2" w:name="_GoBack"/>
+            <w:bookmarkEnd w:id="2"/>
           </w:p>
         </w:tc>
         <w:tc>
@@ -1663,11 +1614,11 @@
               <w:adjustRightInd w:val="0"/>
               <w:snapToGrid w:val="0"/>
               <w:spacing w:before="172" w:line="228" w:lineRule="auto"/>
-              <w:ind w:left="0" w:leftChars="0" w:right="0" w:rightChars="0" w:firstLine="0" w:firstLineChars="0"/>
+              <w:ind w:left="0" w:right="0" w:firstLine="0" w:leftChars="0" w:rightChars="0" w:firstLineChars="0"/>
               <w:jc w:val="center"/>
               <w:textAlignment w:val="baseline"/>
               <w:rPr>
-                <w:rFonts w:ascii="Arial" w:hAnsi="Arial" w:eastAsia="宋体" w:cs="Arial"/>
+                <w:rFonts w:ascii="Arial" w:eastAsia="宋体" w:hAnsi="Arial" w:cs="Arial"/>
                 <w:snapToGrid w:val="0"/>
                 <w:color w:val="000000"/>
                 <w:kern w:val="0"/>
@@ -1678,14 +1629,14 @@
             </w:pPr>
             <w:r>
               <w:rPr>
-                <w:rFonts w:hint="eastAsia" w:ascii="宋体" w:hAnsi="宋体" w:cs="宋体"/>
+                <w:rFonts w:ascii="宋体" w:hAnsi="宋体" w:cs="宋体" w:hint="eastAsia"/>
                 <w:spacing w:val="200"/>
                 <w:kern w:val="0"/>
                 <w:sz w:val="20"/>
                 <w:szCs w:val="20"/>
                 <w:lang w:val="en-US" w:eastAsia="zh-CN"/>
               </w:rPr>
-              <w:t>程方</w:t>
+              <w:t>强宇涛</w:t>
             </w:r>
           </w:p>
         </w:tc>
@@ -1709,11 +1660,11 @@
               <w:adjustRightInd w:val="0"/>
               <w:snapToGrid w:val="0"/>
               <w:spacing w:before="173" w:line="229" w:lineRule="auto"/>
-              <w:ind w:left="0" w:leftChars="0" w:right="0" w:rightChars="0" w:firstLine="0" w:firstLineChars="0"/>
+              <w:ind w:left="0" w:right="0" w:firstLine="0" w:leftChars="0" w:rightChars="0" w:firstLineChars="0"/>
               <w:jc w:val="center"/>
               <w:textAlignment w:val="baseline"/>
               <w:rPr>
-                <w:rFonts w:ascii="Arial" w:hAnsi="Arial" w:eastAsia="宋体" w:cs="Arial"/>
+                <w:rFonts w:ascii="Arial" w:eastAsia="宋体" w:hAnsi="Arial" w:cs="Arial"/>
                 <w:snapToGrid w:val="0"/>
                 <w:color w:val="000000"/>
                 <w:kern w:val="0"/>
@@ -1724,14 +1675,14 @@
             </w:pPr>
             <w:r>
               <w:rPr>
-                <w:rFonts w:hint="eastAsia" w:asciiTheme="minorAscii" w:hAnsiTheme="minorAscii" w:eastAsiaTheme="minorEastAsia"/>
+                <w:rFonts w:asciiTheme="minorAscii" w:eastAsiaTheme="minorEastAsia" w:hAnsiTheme="minorAscii" w:hint="eastAsia"/>
                 <w:spacing w:val="0"/>
                 <w:kern w:val="0"/>
                 <w:sz w:val="21"/>
                 <w:vertAlign w:val="baseline"/>
                 <w:lang w:val="en-US" w:eastAsia="zh-CN"/>
               </w:rPr>
-              <w:t>茅建根</w:t>
+              <w:t>陈凯</w:t>
             </w:r>
           </w:p>
         </w:tc>
@@ -1755,11 +1706,11 @@
               <w:adjustRightInd w:val="0"/>
               <w:snapToGrid w:val="0"/>
               <w:spacing w:before="173" w:line="229" w:lineRule="auto"/>
-              <w:ind w:left="0" w:leftChars="0" w:right="0" w:rightChars="0" w:firstLine="0" w:firstLineChars="0"/>
+              <w:ind w:left="0" w:right="0" w:firstLine="0" w:leftChars="0" w:rightChars="0" w:firstLineChars="0"/>
               <w:jc w:val="center"/>
               <w:textAlignment w:val="baseline"/>
               <w:rPr>
-                <w:rFonts w:ascii="Arial" w:hAnsi="Arial" w:eastAsia="宋体" w:cs="Arial"/>
+                <w:rFonts w:ascii="Arial" w:eastAsia="宋体" w:hAnsi="Arial" w:cs="Arial"/>
                 <w:snapToGrid w:val="0"/>
                 <w:color w:val="000000"/>
                 <w:kern w:val="0"/>
@@ -1770,7 +1721,7 @@
             </w:pPr>
             <w:r>
               <w:rPr>
-                <w:rFonts w:hint="eastAsia" w:asciiTheme="minorAscii" w:hAnsiTheme="minorAscii" w:eastAsiaTheme="minorEastAsia"/>
+                <w:rFonts w:asciiTheme="minorAscii" w:eastAsiaTheme="minorEastAsia" w:hAnsiTheme="minorAscii" w:hint="eastAsia"/>
                 <w:spacing w:val="0"/>
                 <w:kern w:val="0"/>
                 <w:sz w:val="21"/>
@@ -1784,14 +1735,9 @@
       </w:tr>
       <w:tr>
         <w:tblPrEx>
-          <w:tblBorders>
-            <w:top w:val="single" w:color="000000" w:sz="2" w:space="0"/>
-            <w:left w:val="single" w:color="000000" w:sz="2" w:space="0"/>
-            <w:bottom w:val="single" w:color="000000" w:sz="2" w:space="0"/>
-            <w:right w:val="single" w:color="000000" w:sz="2" w:space="0"/>
-            <w:insideH w:val="single" w:color="000000" w:sz="2" w:space="0"/>
-            <w:insideV w:val="single" w:color="000000" w:sz="2" w:space="0"/>
-          </w:tblBorders>
+          <w:tblW w:w="8214" w:type="dxa"/>
+          <w:jc w:val="center"/>
+          <w:tblLayout w:type="fixed"/>
           <w:tblCellMar>
             <w:top w:w="0" w:type="dxa"/>
             <w:left w:w="0" w:type="dxa"/>
@@ -1800,7 +1746,7 @@
           </w:tblCellMar>
         </w:tblPrEx>
         <w:trPr>
-          <w:trHeight w:val="556" w:hRule="atLeast"/>
+          <w:trHeight w:val="556"/>
           <w:jc w:val="center"/>
         </w:trPr>
         <w:tc>
@@ -1809,7 +1755,7 @@
           </w:tcPr>
           <w:p>
             <w:pPr>
-              <w:pStyle w:val="27"/>
+              <w:pStyle w:val="TableText"/>
               <w:keepNext w:val="0"/>
               <w:keepLines w:val="0"/>
               <w:pageBreakBefore w:val="0"/>
@@ -1822,7 +1768,7 @@
               <w:bidi w:val="0"/>
               <w:adjustRightInd w:val="0"/>
               <w:snapToGrid w:val="0"/>
-              <w:ind w:left="0" w:leftChars="0" w:right="0" w:rightChars="0" w:firstLine="0" w:firstLineChars="0"/>
+              <w:ind w:left="0" w:right="0" w:firstLine="0" w:leftChars="0" w:rightChars="0" w:firstLineChars="0"/>
               <w:jc w:val="center"/>
               <w:textAlignment w:val="baseline"/>
             </w:pPr>
@@ -1834,7 +1780,7 @@
           </w:tcPr>
           <w:p>
             <w:pPr>
-              <w:pStyle w:val="27"/>
+              <w:pStyle w:val="TableText"/>
               <w:keepNext w:val="0"/>
               <w:keepLines w:val="0"/>
               <w:pageBreakBefore w:val="0"/>
@@ -1847,7 +1793,7 @@
               <w:bidi w:val="0"/>
               <w:adjustRightInd w:val="0"/>
               <w:snapToGrid w:val="0"/>
-              <w:ind w:left="0" w:leftChars="0" w:right="0" w:rightChars="0" w:firstLine="0" w:firstLineChars="0"/>
+              <w:ind w:left="0" w:right="0" w:firstLine="0" w:leftChars="0" w:rightChars="0" w:firstLineChars="0"/>
               <w:jc w:val="center"/>
               <w:textAlignment w:val="baseline"/>
             </w:pPr>
@@ -1859,7 +1805,7 @@
           </w:tcPr>
           <w:p>
             <w:pPr>
-              <w:pStyle w:val="27"/>
+              <w:pStyle w:val="TableText"/>
               <w:keepNext w:val="0"/>
               <w:keepLines w:val="0"/>
               <w:pageBreakBefore w:val="0"/>
@@ -1872,7 +1818,7 @@
               <w:bidi w:val="0"/>
               <w:adjustRightInd w:val="0"/>
               <w:snapToGrid w:val="0"/>
-              <w:ind w:left="0" w:leftChars="0" w:right="0" w:rightChars="0" w:firstLine="0" w:firstLineChars="0"/>
+              <w:ind w:left="0" w:right="0" w:firstLine="0" w:leftChars="0" w:rightChars="0" w:firstLineChars="0"/>
               <w:jc w:val="center"/>
               <w:textAlignment w:val="baseline"/>
             </w:pPr>
@@ -1884,7 +1830,7 @@
           </w:tcPr>
           <w:p>
             <w:pPr>
-              <w:pStyle w:val="27"/>
+              <w:pStyle w:val="TableText"/>
               <w:keepNext w:val="0"/>
               <w:keepLines w:val="0"/>
               <w:pageBreakBefore w:val="0"/>
@@ -1897,7 +1843,7 @@
               <w:bidi w:val="0"/>
               <w:adjustRightInd w:val="0"/>
               <w:snapToGrid w:val="0"/>
-              <w:ind w:left="0" w:leftChars="0" w:right="0" w:rightChars="0" w:firstLine="0" w:firstLineChars="0"/>
+              <w:ind w:left="0" w:right="0" w:firstLine="0" w:leftChars="0" w:rightChars="0" w:firstLineChars="0"/>
               <w:jc w:val="center"/>
               <w:textAlignment w:val="baseline"/>
             </w:pPr>
@@ -1909,7 +1855,7 @@
           </w:tcPr>
           <w:p>
             <w:pPr>
-              <w:pStyle w:val="27"/>
+              <w:pStyle w:val="TableText"/>
               <w:keepNext w:val="0"/>
               <w:keepLines w:val="0"/>
               <w:pageBreakBefore w:val="0"/>
@@ -1922,7 +1868,7 @@
               <w:bidi w:val="0"/>
               <w:adjustRightInd w:val="0"/>
               <w:snapToGrid w:val="0"/>
-              <w:ind w:left="0" w:leftChars="0" w:right="0" w:rightChars="0" w:firstLine="0" w:firstLineChars="0"/>
+              <w:ind w:left="0" w:right="0" w:firstLine="0" w:leftChars="0" w:rightChars="0" w:firstLineChars="0"/>
               <w:jc w:val="center"/>
               <w:textAlignment w:val="baseline"/>
             </w:pPr>
@@ -1934,7 +1880,7 @@
           </w:tcPr>
           <w:p>
             <w:pPr>
-              <w:pStyle w:val="27"/>
+              <w:pStyle w:val="TableText"/>
               <w:keepNext w:val="0"/>
               <w:keepLines w:val="0"/>
               <w:pageBreakBefore w:val="0"/>
@@ -1947,7 +1893,7 @@
               <w:bidi w:val="0"/>
               <w:adjustRightInd w:val="0"/>
               <w:snapToGrid w:val="0"/>
-              <w:ind w:left="0" w:leftChars="0" w:right="0" w:rightChars="0" w:firstLine="0" w:firstLineChars="0"/>
+              <w:ind w:left="0" w:right="0" w:firstLine="0" w:leftChars="0" w:rightChars="0" w:firstLineChars="0"/>
               <w:jc w:val="center"/>
               <w:textAlignment w:val="baseline"/>
             </w:pPr>
@@ -1956,14 +1902,9 @@
       </w:tr>
       <w:tr>
         <w:tblPrEx>
-          <w:tblBorders>
-            <w:top w:val="single" w:color="000000" w:sz="2" w:space="0"/>
-            <w:left w:val="single" w:color="000000" w:sz="2" w:space="0"/>
-            <w:bottom w:val="single" w:color="000000" w:sz="2" w:space="0"/>
-            <w:right w:val="single" w:color="000000" w:sz="2" w:space="0"/>
-            <w:insideH w:val="single" w:color="000000" w:sz="2" w:space="0"/>
-            <w:insideV w:val="single" w:color="000000" w:sz="2" w:space="0"/>
-          </w:tblBorders>
+          <w:tblW w:w="8214" w:type="dxa"/>
+          <w:jc w:val="center"/>
+          <w:tblLayout w:type="fixed"/>
           <w:tblCellMar>
             <w:top w:w="0" w:type="dxa"/>
             <w:left w:w="0" w:type="dxa"/>
@@ -1972,7 +1913,7 @@
           </w:tblCellMar>
         </w:tblPrEx>
         <w:trPr>
-          <w:trHeight w:val="557" w:hRule="atLeast"/>
+          <w:trHeight w:val="557"/>
           <w:jc w:val="center"/>
         </w:trPr>
         <w:tc>
@@ -1981,7 +1922,7 @@
           </w:tcPr>
           <w:p>
             <w:pPr>
-              <w:pStyle w:val="27"/>
+              <w:pStyle w:val="TableText"/>
               <w:keepNext w:val="0"/>
               <w:keepLines w:val="0"/>
               <w:pageBreakBefore w:val="0"/>
@@ -1994,7 +1935,7 @@
               <w:bidi w:val="0"/>
               <w:adjustRightInd w:val="0"/>
               <w:snapToGrid w:val="0"/>
-              <w:ind w:left="0" w:leftChars="0" w:right="0" w:rightChars="0" w:firstLine="0" w:firstLineChars="0"/>
+              <w:ind w:left="0" w:right="0" w:firstLine="0" w:leftChars="0" w:rightChars="0" w:firstLineChars="0"/>
               <w:jc w:val="center"/>
               <w:textAlignment w:val="baseline"/>
             </w:pPr>
@@ -2006,7 +1947,7 @@
           </w:tcPr>
           <w:p>
             <w:pPr>
-              <w:pStyle w:val="27"/>
+              <w:pStyle w:val="TableText"/>
               <w:keepNext w:val="0"/>
               <w:keepLines w:val="0"/>
               <w:pageBreakBefore w:val="0"/>
@@ -2019,7 +1960,7 @@
               <w:bidi w:val="0"/>
               <w:adjustRightInd w:val="0"/>
               <w:snapToGrid w:val="0"/>
-              <w:ind w:left="0" w:leftChars="0" w:right="0" w:rightChars="0" w:firstLine="0" w:firstLineChars="0"/>
+              <w:ind w:left="0" w:right="0" w:firstLine="0" w:leftChars="0" w:rightChars="0" w:firstLineChars="0"/>
               <w:jc w:val="center"/>
               <w:textAlignment w:val="baseline"/>
             </w:pPr>
@@ -2031,7 +1972,7 @@
           </w:tcPr>
           <w:p>
             <w:pPr>
-              <w:pStyle w:val="27"/>
+              <w:pStyle w:val="TableText"/>
               <w:keepNext w:val="0"/>
               <w:keepLines w:val="0"/>
               <w:pageBreakBefore w:val="0"/>
@@ -2044,7 +1985,7 @@
               <w:bidi w:val="0"/>
               <w:adjustRightInd w:val="0"/>
               <w:snapToGrid w:val="0"/>
-              <w:ind w:left="0" w:leftChars="0" w:right="0" w:rightChars="0" w:firstLine="0" w:firstLineChars="0"/>
+              <w:ind w:left="0" w:right="0" w:firstLine="0" w:leftChars="0" w:rightChars="0" w:firstLineChars="0"/>
               <w:jc w:val="center"/>
               <w:textAlignment w:val="baseline"/>
             </w:pPr>
@@ -2056,7 +1997,7 @@
           </w:tcPr>
           <w:p>
             <w:pPr>
-              <w:pStyle w:val="27"/>
+              <w:pStyle w:val="TableText"/>
               <w:keepNext w:val="0"/>
               <w:keepLines w:val="0"/>
               <w:pageBreakBefore w:val="0"/>
@@ -2069,7 +2010,7 @@
               <w:bidi w:val="0"/>
               <w:adjustRightInd w:val="0"/>
               <w:snapToGrid w:val="0"/>
-              <w:ind w:left="0" w:leftChars="0" w:right="0" w:rightChars="0" w:firstLine="0" w:firstLineChars="0"/>
+              <w:ind w:left="0" w:right="0" w:firstLine="0" w:leftChars="0" w:rightChars="0" w:firstLineChars="0"/>
               <w:jc w:val="center"/>
               <w:textAlignment w:val="baseline"/>
             </w:pPr>
@@ -2081,7 +2022,7 @@
           </w:tcPr>
           <w:p>
             <w:pPr>
-              <w:pStyle w:val="27"/>
+              <w:pStyle w:val="TableText"/>
               <w:keepNext w:val="0"/>
               <w:keepLines w:val="0"/>
               <w:pageBreakBefore w:val="0"/>
@@ -2094,7 +2035,7 @@
               <w:bidi w:val="0"/>
               <w:adjustRightInd w:val="0"/>
               <w:snapToGrid w:val="0"/>
-              <w:ind w:left="0" w:leftChars="0" w:right="0" w:rightChars="0" w:firstLine="0" w:firstLineChars="0"/>
+              <w:ind w:left="0" w:right="0" w:firstLine="0" w:leftChars="0" w:rightChars="0" w:firstLineChars="0"/>
               <w:jc w:val="center"/>
               <w:textAlignment w:val="baseline"/>
             </w:pPr>
@@ -2106,7 +2047,7 @@
           </w:tcPr>
           <w:p>
             <w:pPr>
-              <w:pStyle w:val="27"/>
+              <w:pStyle w:val="TableText"/>
               <w:keepNext w:val="0"/>
               <w:keepLines w:val="0"/>
               <w:pageBreakBefore w:val="0"/>
@@ -2119,7 +2060,7 @@
               <w:bidi w:val="0"/>
               <w:adjustRightInd w:val="0"/>
               <w:snapToGrid w:val="0"/>
-              <w:ind w:left="0" w:leftChars="0" w:right="0" w:rightChars="0" w:firstLine="0" w:firstLineChars="0"/>
+              <w:ind w:left="0" w:right="0" w:firstLine="0" w:leftChars="0" w:rightChars="0" w:firstLineChars="0"/>
               <w:jc w:val="center"/>
               <w:textAlignment w:val="baseline"/>
             </w:pPr>
@@ -2151,7 +2092,7 @@
     <w:sdt>
       <w:sdtPr>
         <w:rPr>
-          <w:rFonts w:ascii="宋体" w:hAnsi="宋体" w:eastAsia="宋体" w:cs="Arial"/>
+          <w:rFonts w:ascii="宋体" w:eastAsia="宋体" w:hAnsi="宋体" w:cs="Arial"/>
           <w:snapToGrid w:val="0"/>
           <w:color w:val="000000"/>
           <w:kern w:val="0"/>
@@ -2167,7 +2108,7 @@
       </w:sdtPr>
       <w:sdtEndPr>
         <w:rPr>
-          <w:rFonts w:hint="eastAsia" w:ascii="宋体" w:hAnsi="宋体" w:eastAsia="宋体" w:cs="宋体"/>
+          <w:rFonts w:ascii="宋体" w:eastAsia="宋体" w:hAnsi="宋体" w:cs="宋体" w:hint="eastAsia"/>
           <w:snapToGrid w:val="0"/>
           <w:color w:val="000000"/>
           <w:kern w:val="0"/>
@@ -2193,18 +2134,18 @@
             <w:adjustRightInd w:val="0"/>
             <w:snapToGrid w:val="0"/>
             <w:spacing w:before="0" w:beforeLines="0" w:after="0" w:afterLines="0" w:line="240" w:lineRule="auto"/>
-            <w:ind w:left="0" w:leftChars="0" w:right="0" w:rightChars="0" w:firstLine="0" w:firstLineChars="0"/>
+            <w:ind w:left="0" w:right="0" w:firstLine="0" w:leftChars="0" w:rightChars="0" w:firstLineChars="0"/>
             <w:jc w:val="center"/>
             <w:textAlignment w:val="baseline"/>
             <w:rPr>
-              <w:rFonts w:hint="eastAsia" w:ascii="宋体" w:hAnsi="宋体" w:eastAsia="宋体" w:cs="宋体"/>
+              <w:rFonts w:ascii="宋体" w:eastAsia="宋体" w:hAnsi="宋体" w:cs="宋体" w:hint="eastAsia"/>
               <w:sz w:val="24"/>
               <w:szCs w:val="24"/>
             </w:rPr>
           </w:pPr>
           <w:r>
             <w:rPr>
-              <w:rFonts w:hint="eastAsia" w:ascii="宋体" w:hAnsi="宋体" w:eastAsia="宋体" w:cs="宋体"/>
+              <w:rFonts w:ascii="宋体" w:eastAsia="宋体" w:hAnsi="宋体" w:cs="宋体" w:hint="eastAsia"/>
               <w:sz w:val="24"/>
               <w:szCs w:val="24"/>
             </w:rPr>
@@ -2213,14 +2154,14 @@
         </w:p>
         <w:p>
           <w:pPr>
-            <w:pStyle w:val="16"/>
+            <w:pStyle w:val="TOC1"/>
             <w:tabs>
               <w:tab w:val="right" w:leader="dot" w:pos="8306"/>
             </w:tabs>
           </w:pPr>
           <w:r>
             <w:rPr>
-              <w:rFonts w:hint="eastAsia" w:ascii="宋体" w:hAnsi="宋体" w:eastAsia="宋体" w:cs="宋体"/>
+              <w:rFonts w:ascii="宋体" w:eastAsia="宋体" w:hAnsi="宋体" w:cs="宋体" w:hint="eastAsia"/>
               <w:sz w:val="24"/>
               <w:szCs w:val="24"/>
             </w:rPr>
@@ -2228,7 +2169,7 @@
           </w:r>
           <w:r>
             <w:rPr>
-              <w:rFonts w:hint="eastAsia" w:ascii="宋体" w:hAnsi="宋体" w:eastAsia="宋体" w:cs="宋体"/>
+              <w:rFonts w:ascii="宋体" w:eastAsia="宋体" w:hAnsi="宋体" w:cs="宋体" w:hint="eastAsia"/>
               <w:sz w:val="24"/>
               <w:szCs w:val="24"/>
             </w:rPr>
@@ -2236,7 +2177,7 @@
           </w:r>
           <w:r>
             <w:rPr>
-              <w:rFonts w:hint="eastAsia" w:ascii="宋体" w:hAnsi="宋体" w:eastAsia="宋体" w:cs="宋体"/>
+              <w:rFonts w:ascii="宋体" w:eastAsia="宋体" w:hAnsi="宋体" w:cs="宋体" w:hint="eastAsia"/>
               <w:sz w:val="24"/>
               <w:szCs w:val="24"/>
             </w:rPr>
@@ -2244,21 +2185,21 @@
           </w:r>
           <w:r>
             <w:rPr>
-              <w:rFonts w:hint="eastAsia" w:ascii="宋体" w:hAnsi="宋体" w:eastAsia="宋体" w:cs="宋体"/>
+              <w:rFonts w:ascii="宋体" w:eastAsia="宋体" w:hAnsi="宋体" w:cs="宋体" w:hint="eastAsia"/>
               <w:szCs w:val="24"/>
             </w:rPr>
             <w:fldChar w:fldCharType="begin"/>
           </w:r>
           <w:r>
             <w:rPr>
-              <w:rFonts w:hint="eastAsia" w:ascii="宋体" w:hAnsi="宋体" w:eastAsia="宋体" w:cs="宋体"/>
+              <w:rFonts w:ascii="宋体" w:eastAsia="宋体" w:hAnsi="宋体" w:cs="宋体" w:hint="eastAsia"/>
               <w:szCs w:val="24"/>
             </w:rPr>
             <w:instrText xml:space="preserve"> HYPERLINK \l _Toc4847 </w:instrText>
           </w:r>
           <w:r>
             <w:rPr>
-              <w:rFonts w:hint="eastAsia" w:ascii="宋体" w:hAnsi="宋体" w:eastAsia="宋体" w:cs="宋体"/>
+              <w:rFonts w:ascii="宋体" w:eastAsia="宋体" w:hAnsi="宋体" w:cs="宋体" w:hint="eastAsia"/>
               <w:szCs w:val="24"/>
             </w:rPr>
             <w:fldChar w:fldCharType="separate"/>
@@ -2290,7 +2231,7 @@
           </w:r>
           <w:r>
             <w:rPr>
-              <w:rFonts w:hint="eastAsia" w:ascii="宋体" w:hAnsi="宋体" w:eastAsia="宋体" w:cs="宋体"/>
+              <w:rFonts w:ascii="宋体" w:eastAsia="宋体" w:hAnsi="宋体" w:cs="宋体" w:hint="eastAsia"/>
               <w:szCs w:val="24"/>
             </w:rPr>
             <w:fldChar w:fldCharType="end"/>
@@ -2298,28 +2239,28 @@
         </w:p>
         <w:p>
           <w:pPr>
-            <w:pStyle w:val="16"/>
+            <w:pStyle w:val="TOC1"/>
             <w:tabs>
               <w:tab w:val="right" w:leader="dot" w:pos="8306"/>
             </w:tabs>
           </w:pPr>
           <w:r>
             <w:rPr>
-              <w:rFonts w:hint="eastAsia" w:ascii="宋体" w:hAnsi="宋体" w:eastAsia="宋体" w:cs="宋体"/>
+              <w:rFonts w:ascii="宋体" w:eastAsia="宋体" w:hAnsi="宋体" w:cs="宋体" w:hint="eastAsia"/>
               <w:szCs w:val="24"/>
             </w:rPr>
             <w:fldChar w:fldCharType="begin"/>
           </w:r>
           <w:r>
             <w:rPr>
-              <w:rFonts w:hint="eastAsia" w:ascii="宋体" w:hAnsi="宋体" w:eastAsia="宋体" w:cs="宋体"/>
+              <w:rFonts w:ascii="宋体" w:eastAsia="宋体" w:hAnsi="宋体" w:cs="宋体" w:hint="eastAsia"/>
               <w:szCs w:val="24"/>
             </w:rPr>
             <w:instrText xml:space="preserve"> HYPERLINK \l _Toc18297 </w:instrText>
           </w:r>
           <w:r>
             <w:rPr>
-              <w:rFonts w:hint="eastAsia" w:ascii="宋体" w:hAnsi="宋体" w:eastAsia="宋体" w:cs="宋体"/>
+              <w:rFonts w:ascii="宋体" w:eastAsia="宋体" w:hAnsi="宋体" w:cs="宋体" w:hint="eastAsia"/>
               <w:szCs w:val="24"/>
             </w:rPr>
             <w:fldChar w:fldCharType="separate"/>
@@ -2351,7 +2292,7 @@
           </w:r>
           <w:r>
             <w:rPr>
-              <w:rFonts w:hint="eastAsia" w:ascii="宋体" w:hAnsi="宋体" w:eastAsia="宋体" w:cs="宋体"/>
+              <w:rFonts w:ascii="宋体" w:eastAsia="宋体" w:hAnsi="宋体" w:cs="宋体" w:hint="eastAsia"/>
               <w:szCs w:val="24"/>
             </w:rPr>
             <w:fldChar w:fldCharType="end"/>
@@ -2359,28 +2300,28 @@
         </w:p>
         <w:p>
           <w:pPr>
-            <w:pStyle w:val="16"/>
+            <w:pStyle w:val="TOC1"/>
             <w:tabs>
               <w:tab w:val="right" w:leader="dot" w:pos="8306"/>
             </w:tabs>
           </w:pPr>
           <w:r>
             <w:rPr>
-              <w:rFonts w:hint="eastAsia" w:ascii="宋体" w:hAnsi="宋体" w:eastAsia="宋体" w:cs="宋体"/>
+              <w:rFonts w:ascii="宋体" w:eastAsia="宋体" w:hAnsi="宋体" w:cs="宋体" w:hint="eastAsia"/>
               <w:szCs w:val="24"/>
             </w:rPr>
             <w:fldChar w:fldCharType="begin"/>
           </w:r>
           <w:r>
             <w:rPr>
-              <w:rFonts w:hint="eastAsia" w:ascii="宋体" w:hAnsi="宋体" w:eastAsia="宋体" w:cs="宋体"/>
+              <w:rFonts w:ascii="宋体" w:eastAsia="宋体" w:hAnsi="宋体" w:cs="宋体" w:hint="eastAsia"/>
               <w:szCs w:val="24"/>
             </w:rPr>
             <w:instrText xml:space="preserve"> HYPERLINK \l _Toc21069 </w:instrText>
           </w:r>
           <w:r>
             <w:rPr>
-              <w:rFonts w:hint="eastAsia" w:ascii="宋体" w:hAnsi="宋体" w:eastAsia="宋体" w:cs="宋体"/>
+              <w:rFonts w:ascii="宋体" w:eastAsia="宋体" w:hAnsi="宋体" w:cs="宋体" w:hint="eastAsia"/>
               <w:szCs w:val="24"/>
             </w:rPr>
             <w:fldChar w:fldCharType="separate"/>
@@ -2412,7 +2353,7 @@
           </w:r>
           <w:r>
             <w:rPr>
-              <w:rFonts w:hint="eastAsia" w:ascii="宋体" w:hAnsi="宋体" w:eastAsia="宋体" w:cs="宋体"/>
+              <w:rFonts w:ascii="宋体" w:eastAsia="宋体" w:hAnsi="宋体" w:cs="宋体" w:hint="eastAsia"/>
               <w:szCs w:val="24"/>
             </w:rPr>
             <w:fldChar w:fldCharType="end"/>
@@ -2420,28 +2361,28 @@
         </w:p>
         <w:p>
           <w:pPr>
-            <w:pStyle w:val="17"/>
+            <w:pStyle w:val="TOC2"/>
             <w:tabs>
               <w:tab w:val="right" w:leader="dot" w:pos="8306"/>
             </w:tabs>
           </w:pPr>
           <w:r>
             <w:rPr>
-              <w:rFonts w:hint="eastAsia" w:ascii="宋体" w:hAnsi="宋体" w:eastAsia="宋体" w:cs="宋体"/>
+              <w:rFonts w:ascii="宋体" w:eastAsia="宋体" w:hAnsi="宋体" w:cs="宋体" w:hint="eastAsia"/>
               <w:szCs w:val="24"/>
             </w:rPr>
             <w:fldChar w:fldCharType="begin"/>
           </w:r>
           <w:r>
             <w:rPr>
-              <w:rFonts w:hint="eastAsia" w:ascii="宋体" w:hAnsi="宋体" w:eastAsia="宋体" w:cs="宋体"/>
+              <w:rFonts w:ascii="宋体" w:eastAsia="宋体" w:hAnsi="宋体" w:cs="宋体" w:hint="eastAsia"/>
               <w:szCs w:val="24"/>
             </w:rPr>
             <w:instrText xml:space="preserve"> HYPERLINK \l _Toc30889 </w:instrText>
           </w:r>
           <w:r>
             <w:rPr>
-              <w:rFonts w:hint="eastAsia" w:ascii="宋体" w:hAnsi="宋体" w:eastAsia="宋体" w:cs="宋体"/>
+              <w:rFonts w:ascii="宋体" w:eastAsia="宋体" w:hAnsi="宋体" w:cs="宋体" w:hint="eastAsia"/>
               <w:szCs w:val="24"/>
             </w:rPr>
             <w:fldChar w:fldCharType="separate"/>
@@ -2473,7 +2414,7 @@
           </w:r>
           <w:r>
             <w:rPr>
-              <w:rFonts w:hint="eastAsia" w:ascii="宋体" w:hAnsi="宋体" w:eastAsia="宋体" w:cs="宋体"/>
+              <w:rFonts w:ascii="宋体" w:eastAsia="宋体" w:hAnsi="宋体" w:cs="宋体" w:hint="eastAsia"/>
               <w:szCs w:val="24"/>
             </w:rPr>
             <w:fldChar w:fldCharType="end"/>
@@ -2481,28 +2422,28 @@
         </w:p>
         <w:p>
           <w:pPr>
-            <w:pStyle w:val="17"/>
+            <w:pStyle w:val="TOC2"/>
             <w:tabs>
               <w:tab w:val="right" w:leader="dot" w:pos="8306"/>
             </w:tabs>
           </w:pPr>
           <w:r>
             <w:rPr>
-              <w:rFonts w:hint="eastAsia" w:ascii="宋体" w:hAnsi="宋体" w:eastAsia="宋体" w:cs="宋体"/>
+              <w:rFonts w:ascii="宋体" w:eastAsia="宋体" w:hAnsi="宋体" w:cs="宋体" w:hint="eastAsia"/>
               <w:szCs w:val="24"/>
             </w:rPr>
             <w:fldChar w:fldCharType="begin"/>
           </w:r>
           <w:r>
             <w:rPr>
-              <w:rFonts w:hint="eastAsia" w:ascii="宋体" w:hAnsi="宋体" w:eastAsia="宋体" w:cs="宋体"/>
+              <w:rFonts w:ascii="宋体" w:eastAsia="宋体" w:hAnsi="宋体" w:cs="宋体" w:hint="eastAsia"/>
               <w:szCs w:val="24"/>
             </w:rPr>
             <w:instrText xml:space="preserve"> HYPERLINK \l _Toc12409 </w:instrText>
           </w:r>
           <w:r>
             <w:rPr>
-              <w:rFonts w:hint="eastAsia" w:ascii="宋体" w:hAnsi="宋体" w:eastAsia="宋体" w:cs="宋体"/>
+              <w:rFonts w:ascii="宋体" w:eastAsia="宋体" w:hAnsi="宋体" w:cs="宋体" w:hint="eastAsia"/>
               <w:szCs w:val="24"/>
             </w:rPr>
             <w:fldChar w:fldCharType="separate"/>
@@ -2534,7 +2475,7 @@
           </w:r>
           <w:r>
             <w:rPr>
-              <w:rFonts w:hint="eastAsia" w:ascii="宋体" w:hAnsi="宋体" w:eastAsia="宋体" w:cs="宋体"/>
+              <w:rFonts w:ascii="宋体" w:eastAsia="宋体" w:hAnsi="宋体" w:cs="宋体" w:hint="eastAsia"/>
               <w:szCs w:val="24"/>
             </w:rPr>
             <w:fldChar w:fldCharType="end"/>
@@ -2542,28 +2483,28 @@
         </w:p>
         <w:p>
           <w:pPr>
-            <w:pStyle w:val="16"/>
+            <w:pStyle w:val="TOC1"/>
             <w:tabs>
               <w:tab w:val="right" w:leader="dot" w:pos="8306"/>
             </w:tabs>
           </w:pPr>
           <w:r>
             <w:rPr>
-              <w:rFonts w:hint="eastAsia" w:ascii="宋体" w:hAnsi="宋体" w:eastAsia="宋体" w:cs="宋体"/>
+              <w:rFonts w:ascii="宋体" w:eastAsia="宋体" w:hAnsi="宋体" w:cs="宋体" w:hint="eastAsia"/>
               <w:szCs w:val="24"/>
             </w:rPr>
             <w:fldChar w:fldCharType="begin"/>
           </w:r>
           <w:r>
             <w:rPr>
-              <w:rFonts w:hint="eastAsia" w:ascii="宋体" w:hAnsi="宋体" w:eastAsia="宋体" w:cs="宋体"/>
+              <w:rFonts w:ascii="宋体" w:eastAsia="宋体" w:hAnsi="宋体" w:cs="宋体" w:hint="eastAsia"/>
               <w:szCs w:val="24"/>
             </w:rPr>
             <w:instrText xml:space="preserve"> HYPERLINK \l _Toc18955 </w:instrText>
           </w:r>
           <w:r>
             <w:rPr>
-              <w:rFonts w:hint="eastAsia" w:ascii="宋体" w:hAnsi="宋体" w:eastAsia="宋体" w:cs="宋体"/>
+              <w:rFonts w:ascii="宋体" w:eastAsia="宋体" w:hAnsi="宋体" w:cs="宋体" w:hint="eastAsia"/>
               <w:szCs w:val="24"/>
             </w:rPr>
             <w:fldChar w:fldCharType="separate"/>
@@ -2595,7 +2536,7 @@
           </w:r>
           <w:r>
             <w:rPr>
-              <w:rFonts w:hint="eastAsia" w:ascii="宋体" w:hAnsi="宋体" w:eastAsia="宋体" w:cs="宋体"/>
+              <w:rFonts w:ascii="宋体" w:eastAsia="宋体" w:hAnsi="宋体" w:cs="宋体" w:hint="eastAsia"/>
               <w:szCs w:val="24"/>
             </w:rPr>
             <w:fldChar w:fldCharType="end"/>
@@ -2603,28 +2544,28 @@
         </w:p>
         <w:p>
           <w:pPr>
-            <w:pStyle w:val="16"/>
+            <w:pStyle w:val="TOC1"/>
             <w:tabs>
               <w:tab w:val="right" w:leader="dot" w:pos="8306"/>
             </w:tabs>
           </w:pPr>
           <w:r>
             <w:rPr>
-              <w:rFonts w:hint="eastAsia" w:ascii="宋体" w:hAnsi="宋体" w:eastAsia="宋体" w:cs="宋体"/>
+              <w:rFonts w:ascii="宋体" w:eastAsia="宋体" w:hAnsi="宋体" w:cs="宋体" w:hint="eastAsia"/>
               <w:szCs w:val="24"/>
             </w:rPr>
             <w:fldChar w:fldCharType="begin"/>
           </w:r>
           <w:r>
             <w:rPr>
-              <w:rFonts w:hint="eastAsia" w:ascii="宋体" w:hAnsi="宋体" w:eastAsia="宋体" w:cs="宋体"/>
+              <w:rFonts w:ascii="宋体" w:eastAsia="宋体" w:hAnsi="宋体" w:cs="宋体" w:hint="eastAsia"/>
               <w:szCs w:val="24"/>
             </w:rPr>
             <w:instrText xml:space="preserve"> HYPERLINK \l _Toc13631 </w:instrText>
           </w:r>
           <w:r>
             <w:rPr>
-              <w:rFonts w:hint="eastAsia" w:ascii="宋体" w:hAnsi="宋体" w:eastAsia="宋体" w:cs="宋体"/>
+              <w:rFonts w:ascii="宋体" w:eastAsia="宋体" w:hAnsi="宋体" w:cs="宋体" w:hint="eastAsia"/>
               <w:szCs w:val="24"/>
             </w:rPr>
             <w:fldChar w:fldCharType="separate"/>
@@ -2656,7 +2597,7 @@
           </w:r>
           <w:r>
             <w:rPr>
-              <w:rFonts w:hint="eastAsia" w:ascii="宋体" w:hAnsi="宋体" w:eastAsia="宋体" w:cs="宋体"/>
+              <w:rFonts w:ascii="宋体" w:eastAsia="宋体" w:hAnsi="宋体" w:cs="宋体" w:hint="eastAsia"/>
               <w:szCs w:val="24"/>
             </w:rPr>
             <w:fldChar w:fldCharType="end"/>
@@ -2664,28 +2605,28 @@
         </w:p>
         <w:p>
           <w:pPr>
-            <w:pStyle w:val="17"/>
+            <w:pStyle w:val="TOC2"/>
             <w:tabs>
               <w:tab w:val="right" w:leader="dot" w:pos="8306"/>
             </w:tabs>
           </w:pPr>
           <w:r>
             <w:rPr>
-              <w:rFonts w:hint="eastAsia" w:ascii="宋体" w:hAnsi="宋体" w:eastAsia="宋体" w:cs="宋体"/>
+              <w:rFonts w:ascii="宋体" w:eastAsia="宋体" w:hAnsi="宋体" w:cs="宋体" w:hint="eastAsia"/>
               <w:szCs w:val="24"/>
             </w:rPr>
             <w:fldChar w:fldCharType="begin"/>
           </w:r>
           <w:r>
             <w:rPr>
-              <w:rFonts w:hint="eastAsia" w:ascii="宋体" w:hAnsi="宋体" w:eastAsia="宋体" w:cs="宋体"/>
+              <w:rFonts w:ascii="宋体" w:eastAsia="宋体" w:hAnsi="宋体" w:cs="宋体" w:hint="eastAsia"/>
               <w:szCs w:val="24"/>
             </w:rPr>
             <w:instrText xml:space="preserve"> HYPERLINK \l _Toc6933 </w:instrText>
           </w:r>
           <w:r>
             <w:rPr>
-              <w:rFonts w:hint="eastAsia" w:ascii="宋体" w:hAnsi="宋体" w:eastAsia="宋体" w:cs="宋体"/>
+              <w:rFonts w:ascii="宋体" w:eastAsia="宋体" w:hAnsi="宋体" w:cs="宋体" w:hint="eastAsia"/>
               <w:szCs w:val="24"/>
             </w:rPr>
             <w:fldChar w:fldCharType="separate"/>
@@ -2717,7 +2658,7 @@
           </w:r>
           <w:r>
             <w:rPr>
-              <w:rFonts w:hint="eastAsia" w:ascii="宋体" w:hAnsi="宋体" w:eastAsia="宋体" w:cs="宋体"/>
+              <w:rFonts w:ascii="宋体" w:eastAsia="宋体" w:hAnsi="宋体" w:cs="宋体" w:hint="eastAsia"/>
               <w:szCs w:val="24"/>
             </w:rPr>
             <w:fldChar w:fldCharType="end"/>
@@ -2725,28 +2666,28 @@
         </w:p>
         <w:p>
           <w:pPr>
-            <w:pStyle w:val="17"/>
+            <w:pStyle w:val="TOC2"/>
             <w:tabs>
               <w:tab w:val="right" w:leader="dot" w:pos="8306"/>
             </w:tabs>
           </w:pPr>
           <w:r>
             <w:rPr>
-              <w:rFonts w:hint="eastAsia" w:ascii="宋体" w:hAnsi="宋体" w:eastAsia="宋体" w:cs="宋体"/>
+              <w:rFonts w:ascii="宋体" w:eastAsia="宋体" w:hAnsi="宋体" w:cs="宋体" w:hint="eastAsia"/>
               <w:szCs w:val="24"/>
             </w:rPr>
             <w:fldChar w:fldCharType="begin"/>
           </w:r>
           <w:r>
             <w:rPr>
-              <w:rFonts w:hint="eastAsia" w:ascii="宋体" w:hAnsi="宋体" w:eastAsia="宋体" w:cs="宋体"/>
+              <w:rFonts w:ascii="宋体" w:eastAsia="宋体" w:hAnsi="宋体" w:cs="宋体" w:hint="eastAsia"/>
               <w:szCs w:val="24"/>
             </w:rPr>
             <w:instrText xml:space="preserve"> HYPERLINK \l _Toc17839 </w:instrText>
           </w:r>
           <w:r>
             <w:rPr>
-              <w:rFonts w:hint="eastAsia" w:ascii="宋体" w:hAnsi="宋体" w:eastAsia="宋体" w:cs="宋体"/>
+              <w:rFonts w:ascii="宋体" w:eastAsia="宋体" w:hAnsi="宋体" w:cs="宋体" w:hint="eastAsia"/>
               <w:szCs w:val="24"/>
             </w:rPr>
             <w:fldChar w:fldCharType="separate"/>
@@ -2778,7 +2719,7 @@
           </w:r>
           <w:r>
             <w:rPr>
-              <w:rFonts w:hint="eastAsia" w:ascii="宋体" w:hAnsi="宋体" w:eastAsia="宋体" w:cs="宋体"/>
+              <w:rFonts w:ascii="宋体" w:eastAsia="宋体" w:hAnsi="宋体" w:cs="宋体" w:hint="eastAsia"/>
               <w:szCs w:val="24"/>
             </w:rPr>
             <w:fldChar w:fldCharType="end"/>
@@ -2786,28 +2727,28 @@
         </w:p>
         <w:p>
           <w:pPr>
-            <w:pStyle w:val="16"/>
+            <w:pStyle w:val="TOC1"/>
             <w:tabs>
               <w:tab w:val="right" w:leader="dot" w:pos="8306"/>
             </w:tabs>
           </w:pPr>
           <w:r>
             <w:rPr>
-              <w:rFonts w:hint="eastAsia" w:ascii="宋体" w:hAnsi="宋体" w:eastAsia="宋体" w:cs="宋体"/>
+              <w:rFonts w:ascii="宋体" w:eastAsia="宋体" w:hAnsi="宋体" w:cs="宋体" w:hint="eastAsia"/>
               <w:szCs w:val="24"/>
             </w:rPr>
             <w:fldChar w:fldCharType="begin"/>
           </w:r>
           <w:r>
             <w:rPr>
-              <w:rFonts w:hint="eastAsia" w:ascii="宋体" w:hAnsi="宋体" w:eastAsia="宋体" w:cs="宋体"/>
+              <w:rFonts w:ascii="宋体" w:eastAsia="宋体" w:hAnsi="宋体" w:cs="宋体" w:hint="eastAsia"/>
               <w:szCs w:val="24"/>
             </w:rPr>
             <w:instrText xml:space="preserve"> HYPERLINK \l _Toc31298 </w:instrText>
           </w:r>
           <w:r>
             <w:rPr>
-              <w:rFonts w:hint="eastAsia" w:ascii="宋体" w:hAnsi="宋体" w:eastAsia="宋体" w:cs="宋体"/>
+              <w:rFonts w:ascii="宋体" w:eastAsia="宋体" w:hAnsi="宋体" w:cs="宋体" w:hint="eastAsia"/>
               <w:szCs w:val="24"/>
             </w:rPr>
             <w:fldChar w:fldCharType="separate"/>
@@ -2839,7 +2780,7 @@
           </w:r>
           <w:r>
             <w:rPr>
-              <w:rFonts w:hint="eastAsia" w:ascii="宋体" w:hAnsi="宋体" w:eastAsia="宋体" w:cs="宋体"/>
+              <w:rFonts w:ascii="宋体" w:eastAsia="宋体" w:hAnsi="宋体" w:cs="宋体" w:hint="eastAsia"/>
               <w:szCs w:val="24"/>
             </w:rPr>
             <w:fldChar w:fldCharType="end"/>
@@ -2847,28 +2788,28 @@
         </w:p>
         <w:p>
           <w:pPr>
-            <w:pStyle w:val="17"/>
+            <w:pStyle w:val="TOC2"/>
             <w:tabs>
               <w:tab w:val="right" w:leader="dot" w:pos="8306"/>
             </w:tabs>
           </w:pPr>
           <w:r>
             <w:rPr>
-              <w:rFonts w:hint="eastAsia" w:ascii="宋体" w:hAnsi="宋体" w:eastAsia="宋体" w:cs="宋体"/>
+              <w:rFonts w:ascii="宋体" w:eastAsia="宋体" w:hAnsi="宋体" w:cs="宋体" w:hint="eastAsia"/>
               <w:szCs w:val="24"/>
             </w:rPr>
             <w:fldChar w:fldCharType="begin"/>
           </w:r>
           <w:r>
             <w:rPr>
-              <w:rFonts w:hint="eastAsia" w:ascii="宋体" w:hAnsi="宋体" w:eastAsia="宋体" w:cs="宋体"/>
+              <w:rFonts w:ascii="宋体" w:eastAsia="宋体" w:hAnsi="宋体" w:cs="宋体" w:hint="eastAsia"/>
               <w:szCs w:val="24"/>
             </w:rPr>
             <w:instrText xml:space="preserve"> HYPERLINK \l _Toc9558 </w:instrText>
           </w:r>
           <w:r>
             <w:rPr>
-              <w:rFonts w:hint="eastAsia" w:ascii="宋体" w:hAnsi="宋体" w:eastAsia="宋体" w:cs="宋体"/>
+              <w:rFonts w:ascii="宋体" w:eastAsia="宋体" w:hAnsi="宋体" w:cs="宋体" w:hint="eastAsia"/>
               <w:szCs w:val="24"/>
             </w:rPr>
             <w:fldChar w:fldCharType="separate"/>
@@ -2900,7 +2841,7 @@
           </w:r>
           <w:r>
             <w:rPr>
-              <w:rFonts w:hint="eastAsia" w:ascii="宋体" w:hAnsi="宋体" w:eastAsia="宋体" w:cs="宋体"/>
+              <w:rFonts w:ascii="宋体" w:eastAsia="宋体" w:hAnsi="宋体" w:cs="宋体" w:hint="eastAsia"/>
               <w:szCs w:val="24"/>
             </w:rPr>
             <w:fldChar w:fldCharType="end"/>
@@ -2908,28 +2849,28 @@
         </w:p>
         <w:p>
           <w:pPr>
-            <w:pStyle w:val="17"/>
+            <w:pStyle w:val="TOC2"/>
             <w:tabs>
               <w:tab w:val="right" w:leader="dot" w:pos="8306"/>
             </w:tabs>
           </w:pPr>
           <w:r>
             <w:rPr>
-              <w:rFonts w:hint="eastAsia" w:ascii="宋体" w:hAnsi="宋体" w:eastAsia="宋体" w:cs="宋体"/>
+              <w:rFonts w:ascii="宋体" w:eastAsia="宋体" w:hAnsi="宋体" w:cs="宋体" w:hint="eastAsia"/>
               <w:szCs w:val="24"/>
             </w:rPr>
             <w:fldChar w:fldCharType="begin"/>
           </w:r>
           <w:r>
             <w:rPr>
-              <w:rFonts w:hint="eastAsia" w:ascii="宋体" w:hAnsi="宋体" w:eastAsia="宋体" w:cs="宋体"/>
+              <w:rFonts w:ascii="宋体" w:eastAsia="宋体" w:hAnsi="宋体" w:cs="宋体" w:hint="eastAsia"/>
               <w:szCs w:val="24"/>
             </w:rPr>
             <w:instrText xml:space="preserve"> HYPERLINK \l _Toc22497 </w:instrText>
           </w:r>
           <w:r>
             <w:rPr>
-              <w:rFonts w:hint="eastAsia" w:ascii="宋体" w:hAnsi="宋体" w:eastAsia="宋体" w:cs="宋体"/>
+              <w:rFonts w:ascii="宋体" w:eastAsia="宋体" w:hAnsi="宋体" w:cs="宋体" w:hint="eastAsia"/>
               <w:szCs w:val="24"/>
             </w:rPr>
             <w:fldChar w:fldCharType="separate"/>
@@ -2961,7 +2902,7 @@
           </w:r>
           <w:r>
             <w:rPr>
-              <w:rFonts w:hint="eastAsia" w:ascii="宋体" w:hAnsi="宋体" w:eastAsia="宋体" w:cs="宋体"/>
+              <w:rFonts w:ascii="宋体" w:eastAsia="宋体" w:hAnsi="宋体" w:cs="宋体" w:hint="eastAsia"/>
               <w:szCs w:val="24"/>
             </w:rPr>
             <w:fldChar w:fldCharType="end"/>
@@ -2969,28 +2910,28 @@
         </w:p>
         <w:p>
           <w:pPr>
-            <w:pStyle w:val="17"/>
+            <w:pStyle w:val="TOC2"/>
             <w:tabs>
               <w:tab w:val="right" w:leader="dot" w:pos="8306"/>
             </w:tabs>
           </w:pPr>
           <w:r>
             <w:rPr>
-              <w:rFonts w:hint="eastAsia" w:ascii="宋体" w:hAnsi="宋体" w:eastAsia="宋体" w:cs="宋体"/>
+              <w:rFonts w:ascii="宋体" w:eastAsia="宋体" w:hAnsi="宋体" w:cs="宋体" w:hint="eastAsia"/>
               <w:szCs w:val="24"/>
             </w:rPr>
             <w:fldChar w:fldCharType="begin"/>
           </w:r>
           <w:r>
             <w:rPr>
-              <w:rFonts w:hint="eastAsia" w:ascii="宋体" w:hAnsi="宋体" w:eastAsia="宋体" w:cs="宋体"/>
+              <w:rFonts w:ascii="宋体" w:eastAsia="宋体" w:hAnsi="宋体" w:cs="宋体" w:hint="eastAsia"/>
               <w:szCs w:val="24"/>
             </w:rPr>
             <w:instrText xml:space="preserve"> HYPERLINK \l _Toc14939 </w:instrText>
           </w:r>
           <w:r>
             <w:rPr>
-              <w:rFonts w:hint="eastAsia" w:ascii="宋体" w:hAnsi="宋体" w:eastAsia="宋体" w:cs="宋体"/>
+              <w:rFonts w:ascii="宋体" w:eastAsia="宋体" w:hAnsi="宋体" w:cs="宋体" w:hint="eastAsia"/>
               <w:szCs w:val="24"/>
             </w:rPr>
             <w:fldChar w:fldCharType="separate"/>
@@ -3022,7 +2963,7 @@
           </w:r>
           <w:r>
             <w:rPr>
-              <w:rFonts w:hint="eastAsia" w:ascii="宋体" w:hAnsi="宋体" w:eastAsia="宋体" w:cs="宋体"/>
+              <w:rFonts w:ascii="宋体" w:eastAsia="宋体" w:hAnsi="宋体" w:cs="宋体" w:hint="eastAsia"/>
               <w:szCs w:val="24"/>
             </w:rPr>
             <w:fldChar w:fldCharType="end"/>
@@ -3030,28 +2971,28 @@
         </w:p>
         <w:p>
           <w:pPr>
-            <w:pStyle w:val="16"/>
+            <w:pStyle w:val="TOC1"/>
             <w:tabs>
               <w:tab w:val="right" w:leader="dot" w:pos="8306"/>
             </w:tabs>
           </w:pPr>
           <w:r>
             <w:rPr>
-              <w:rFonts w:hint="eastAsia" w:ascii="宋体" w:hAnsi="宋体" w:eastAsia="宋体" w:cs="宋体"/>
+              <w:rFonts w:ascii="宋体" w:eastAsia="宋体" w:hAnsi="宋体" w:cs="宋体" w:hint="eastAsia"/>
               <w:szCs w:val="24"/>
             </w:rPr>
             <w:fldChar w:fldCharType="begin"/>
           </w:r>
           <w:r>
             <w:rPr>
-              <w:rFonts w:hint="eastAsia" w:ascii="宋体" w:hAnsi="宋体" w:eastAsia="宋体" w:cs="宋体"/>
+              <w:rFonts w:ascii="宋体" w:eastAsia="宋体" w:hAnsi="宋体" w:cs="宋体" w:hint="eastAsia"/>
               <w:szCs w:val="24"/>
             </w:rPr>
             <w:instrText xml:space="preserve"> HYPERLINK \l _Toc9290 </w:instrText>
           </w:r>
           <w:r>
             <w:rPr>
-              <w:rFonts w:hint="eastAsia" w:ascii="宋体" w:hAnsi="宋体" w:eastAsia="宋体" w:cs="宋体"/>
+              <w:rFonts w:ascii="宋体" w:eastAsia="宋体" w:hAnsi="宋体" w:cs="宋体" w:hint="eastAsia"/>
               <w:szCs w:val="24"/>
             </w:rPr>
             <w:fldChar w:fldCharType="separate"/>
@@ -3083,7 +3024,7 @@
           </w:r>
           <w:r>
             <w:rPr>
-              <w:rFonts w:hint="eastAsia" w:ascii="宋体" w:hAnsi="宋体" w:eastAsia="宋体" w:cs="宋体"/>
+              <w:rFonts w:ascii="宋体" w:eastAsia="宋体" w:hAnsi="宋体" w:cs="宋体" w:hint="eastAsia"/>
               <w:szCs w:val="24"/>
             </w:rPr>
             <w:fldChar w:fldCharType="end"/>
@@ -3091,28 +3032,28 @@
         </w:p>
         <w:p>
           <w:pPr>
-            <w:pStyle w:val="17"/>
+            <w:pStyle w:val="TOC2"/>
             <w:tabs>
               <w:tab w:val="right" w:leader="dot" w:pos="8306"/>
             </w:tabs>
           </w:pPr>
           <w:r>
             <w:rPr>
-              <w:rFonts w:hint="eastAsia" w:ascii="宋体" w:hAnsi="宋体" w:eastAsia="宋体" w:cs="宋体"/>
+              <w:rFonts w:ascii="宋体" w:eastAsia="宋体" w:hAnsi="宋体" w:cs="宋体" w:hint="eastAsia"/>
               <w:szCs w:val="24"/>
             </w:rPr>
             <w:fldChar w:fldCharType="begin"/>
           </w:r>
           <w:r>
             <w:rPr>
-              <w:rFonts w:hint="eastAsia" w:ascii="宋体" w:hAnsi="宋体" w:eastAsia="宋体" w:cs="宋体"/>
+              <w:rFonts w:ascii="宋体" w:eastAsia="宋体" w:hAnsi="宋体" w:cs="宋体" w:hint="eastAsia"/>
               <w:szCs w:val="24"/>
             </w:rPr>
             <w:instrText xml:space="preserve"> HYPERLINK \l _Toc29529 </w:instrText>
           </w:r>
           <w:r>
             <w:rPr>
-              <w:rFonts w:hint="eastAsia" w:ascii="宋体" w:hAnsi="宋体" w:eastAsia="宋体" w:cs="宋体"/>
+              <w:rFonts w:ascii="宋体" w:eastAsia="宋体" w:hAnsi="宋体" w:cs="宋体" w:hint="eastAsia"/>
               <w:szCs w:val="24"/>
             </w:rPr>
             <w:fldChar w:fldCharType="separate"/>
@@ -3144,7 +3085,7 @@
           </w:r>
           <w:r>
             <w:rPr>
-              <w:rFonts w:hint="eastAsia" w:ascii="宋体" w:hAnsi="宋体" w:eastAsia="宋体" w:cs="宋体"/>
+              <w:rFonts w:ascii="宋体" w:eastAsia="宋体" w:hAnsi="宋体" w:cs="宋体" w:hint="eastAsia"/>
               <w:szCs w:val="24"/>
             </w:rPr>
             <w:fldChar w:fldCharType="end"/>
@@ -3152,28 +3093,28 @@
         </w:p>
         <w:p>
           <w:pPr>
-            <w:pStyle w:val="17"/>
+            <w:pStyle w:val="TOC2"/>
             <w:tabs>
               <w:tab w:val="right" w:leader="dot" w:pos="8306"/>
             </w:tabs>
           </w:pPr>
           <w:r>
             <w:rPr>
-              <w:rFonts w:hint="eastAsia" w:ascii="宋体" w:hAnsi="宋体" w:eastAsia="宋体" w:cs="宋体"/>
+              <w:rFonts w:ascii="宋体" w:eastAsia="宋体" w:hAnsi="宋体" w:cs="宋体" w:hint="eastAsia"/>
               <w:szCs w:val="24"/>
             </w:rPr>
             <w:fldChar w:fldCharType="begin"/>
           </w:r>
           <w:r>
             <w:rPr>
-              <w:rFonts w:hint="eastAsia" w:ascii="宋体" w:hAnsi="宋体" w:eastAsia="宋体" w:cs="宋体"/>
+              <w:rFonts w:ascii="宋体" w:eastAsia="宋体" w:hAnsi="宋体" w:cs="宋体" w:hint="eastAsia"/>
               <w:szCs w:val="24"/>
             </w:rPr>
             <w:instrText xml:space="preserve"> HYPERLINK \l _Toc23748 </w:instrText>
           </w:r>
           <w:r>
             <w:rPr>
-              <w:rFonts w:hint="eastAsia" w:ascii="宋体" w:hAnsi="宋体" w:eastAsia="宋体" w:cs="宋体"/>
+              <w:rFonts w:ascii="宋体" w:eastAsia="宋体" w:hAnsi="宋体" w:cs="宋体" w:hint="eastAsia"/>
               <w:szCs w:val="24"/>
             </w:rPr>
             <w:fldChar w:fldCharType="separate"/>
@@ -3205,7 +3146,7 @@
           </w:r>
           <w:r>
             <w:rPr>
-              <w:rFonts w:hint="eastAsia" w:ascii="宋体" w:hAnsi="宋体" w:eastAsia="宋体" w:cs="宋体"/>
+              <w:rFonts w:ascii="宋体" w:eastAsia="宋体" w:hAnsi="宋体" w:cs="宋体" w:hint="eastAsia"/>
               <w:szCs w:val="24"/>
             </w:rPr>
             <w:fldChar w:fldCharType="end"/>
@@ -3213,28 +3154,28 @@
         </w:p>
         <w:p>
           <w:pPr>
-            <w:pStyle w:val="17"/>
+            <w:pStyle w:val="TOC2"/>
             <w:tabs>
               <w:tab w:val="right" w:leader="dot" w:pos="8306"/>
             </w:tabs>
           </w:pPr>
           <w:r>
             <w:rPr>
-              <w:rFonts w:hint="eastAsia" w:ascii="宋体" w:hAnsi="宋体" w:eastAsia="宋体" w:cs="宋体"/>
+              <w:rFonts w:ascii="宋体" w:eastAsia="宋体" w:hAnsi="宋体" w:cs="宋体" w:hint="eastAsia"/>
               <w:szCs w:val="24"/>
             </w:rPr>
             <w:fldChar w:fldCharType="begin"/>
           </w:r>
           <w:r>
             <w:rPr>
-              <w:rFonts w:hint="eastAsia" w:ascii="宋体" w:hAnsi="宋体" w:eastAsia="宋体" w:cs="宋体"/>
+              <w:rFonts w:ascii="宋体" w:eastAsia="宋体" w:hAnsi="宋体" w:cs="宋体" w:hint="eastAsia"/>
               <w:szCs w:val="24"/>
             </w:rPr>
             <w:instrText xml:space="preserve"> HYPERLINK \l _Toc25900 </w:instrText>
           </w:r>
           <w:r>
             <w:rPr>
-              <w:rFonts w:hint="eastAsia" w:ascii="宋体" w:hAnsi="宋体" w:eastAsia="宋体" w:cs="宋体"/>
+              <w:rFonts w:ascii="宋体" w:eastAsia="宋体" w:hAnsi="宋体" w:cs="宋体" w:hint="eastAsia"/>
               <w:szCs w:val="24"/>
             </w:rPr>
             <w:fldChar w:fldCharType="separate"/>
@@ -3266,7 +3207,7 @@
           </w:r>
           <w:r>
             <w:rPr>
-              <w:rFonts w:hint="eastAsia" w:ascii="宋体" w:hAnsi="宋体" w:eastAsia="宋体" w:cs="宋体"/>
+              <w:rFonts w:ascii="宋体" w:eastAsia="宋体" w:hAnsi="宋体" w:cs="宋体" w:hint="eastAsia"/>
               <w:szCs w:val="24"/>
             </w:rPr>
             <w:fldChar w:fldCharType="end"/>
@@ -3274,28 +3215,28 @@
         </w:p>
         <w:p>
           <w:pPr>
-            <w:pStyle w:val="16"/>
+            <w:pStyle w:val="TOC1"/>
             <w:tabs>
               <w:tab w:val="right" w:leader="dot" w:pos="8306"/>
             </w:tabs>
           </w:pPr>
           <w:r>
             <w:rPr>
-              <w:rFonts w:hint="eastAsia" w:ascii="宋体" w:hAnsi="宋体" w:eastAsia="宋体" w:cs="宋体"/>
+              <w:rFonts w:ascii="宋体" w:eastAsia="宋体" w:hAnsi="宋体" w:cs="宋体" w:hint="eastAsia"/>
               <w:szCs w:val="24"/>
             </w:rPr>
             <w:fldChar w:fldCharType="begin"/>
           </w:r>
           <w:r>
             <w:rPr>
-              <w:rFonts w:hint="eastAsia" w:ascii="宋体" w:hAnsi="宋体" w:eastAsia="宋体" w:cs="宋体"/>
+              <w:rFonts w:ascii="宋体" w:eastAsia="宋体" w:hAnsi="宋体" w:cs="宋体" w:hint="eastAsia"/>
               <w:szCs w:val="24"/>
             </w:rPr>
             <w:instrText xml:space="preserve"> HYPERLINK \l _Toc25767 </w:instrText>
           </w:r>
           <w:r>
             <w:rPr>
-              <w:rFonts w:hint="eastAsia" w:ascii="宋体" w:hAnsi="宋体" w:eastAsia="宋体" w:cs="宋体"/>
+              <w:rFonts w:ascii="宋体" w:eastAsia="宋体" w:hAnsi="宋体" w:cs="宋体" w:hint="eastAsia"/>
               <w:szCs w:val="24"/>
             </w:rPr>
             <w:fldChar w:fldCharType="separate"/>
@@ -3327,7 +3268,7 @@
           </w:r>
           <w:r>
             <w:rPr>
-              <w:rFonts w:hint="eastAsia" w:ascii="宋体" w:hAnsi="宋体" w:eastAsia="宋体" w:cs="宋体"/>
+              <w:rFonts w:ascii="宋体" w:eastAsia="宋体" w:hAnsi="宋体" w:cs="宋体" w:hint="eastAsia"/>
               <w:szCs w:val="24"/>
             </w:rPr>
             <w:fldChar w:fldCharType="end"/>
@@ -3335,28 +3276,28 @@
         </w:p>
         <w:p>
           <w:pPr>
-            <w:pStyle w:val="17"/>
+            <w:pStyle w:val="TOC2"/>
             <w:tabs>
               <w:tab w:val="right" w:leader="dot" w:pos="8306"/>
             </w:tabs>
           </w:pPr>
           <w:r>
             <w:rPr>
-              <w:rFonts w:hint="eastAsia" w:ascii="宋体" w:hAnsi="宋体" w:eastAsia="宋体" w:cs="宋体"/>
+              <w:rFonts w:ascii="宋体" w:eastAsia="宋体" w:hAnsi="宋体" w:cs="宋体" w:hint="eastAsia"/>
               <w:szCs w:val="24"/>
             </w:rPr>
             <w:fldChar w:fldCharType="begin"/>
           </w:r>
           <w:r>
             <w:rPr>
-              <w:rFonts w:hint="eastAsia" w:ascii="宋体" w:hAnsi="宋体" w:eastAsia="宋体" w:cs="宋体"/>
+              <w:rFonts w:ascii="宋体" w:eastAsia="宋体" w:hAnsi="宋体" w:cs="宋体" w:hint="eastAsia"/>
               <w:szCs w:val="24"/>
             </w:rPr>
             <w:instrText xml:space="preserve"> HYPERLINK \l _Toc10255 </w:instrText>
           </w:r>
           <w:r>
             <w:rPr>
-              <w:rFonts w:hint="eastAsia" w:ascii="宋体" w:hAnsi="宋体" w:eastAsia="宋体" w:cs="宋体"/>
+              <w:rFonts w:ascii="宋体" w:eastAsia="宋体" w:hAnsi="宋体" w:cs="宋体" w:hint="eastAsia"/>
               <w:szCs w:val="24"/>
             </w:rPr>
             <w:fldChar w:fldCharType="separate"/>
@@ -3388,7 +3329,7 @@
           </w:r>
           <w:r>
             <w:rPr>
-              <w:rFonts w:hint="eastAsia" w:ascii="宋体" w:hAnsi="宋体" w:eastAsia="宋体" w:cs="宋体"/>
+              <w:rFonts w:ascii="宋体" w:eastAsia="宋体" w:hAnsi="宋体" w:cs="宋体" w:hint="eastAsia"/>
               <w:szCs w:val="24"/>
             </w:rPr>
             <w:fldChar w:fldCharType="end"/>
@@ -3396,28 +3337,28 @@
         </w:p>
         <w:p>
           <w:pPr>
-            <w:pStyle w:val="17"/>
+            <w:pStyle w:val="TOC2"/>
             <w:tabs>
               <w:tab w:val="right" w:leader="dot" w:pos="8306"/>
             </w:tabs>
           </w:pPr>
           <w:r>
             <w:rPr>
-              <w:rFonts w:hint="eastAsia" w:ascii="宋体" w:hAnsi="宋体" w:eastAsia="宋体" w:cs="宋体"/>
+              <w:rFonts w:ascii="宋体" w:eastAsia="宋体" w:hAnsi="宋体" w:cs="宋体" w:hint="eastAsia"/>
               <w:szCs w:val="24"/>
             </w:rPr>
             <w:fldChar w:fldCharType="begin"/>
           </w:r>
           <w:r>
             <w:rPr>
-              <w:rFonts w:hint="eastAsia" w:ascii="宋体" w:hAnsi="宋体" w:eastAsia="宋体" w:cs="宋体"/>
+              <w:rFonts w:ascii="宋体" w:eastAsia="宋体" w:hAnsi="宋体" w:cs="宋体" w:hint="eastAsia"/>
               <w:szCs w:val="24"/>
             </w:rPr>
             <w:instrText xml:space="preserve"> HYPERLINK \l _Toc13436 </w:instrText>
           </w:r>
           <w:r>
             <w:rPr>
-              <w:rFonts w:hint="eastAsia" w:ascii="宋体" w:hAnsi="宋体" w:eastAsia="宋体" w:cs="宋体"/>
+              <w:rFonts w:ascii="宋体" w:eastAsia="宋体" w:hAnsi="宋体" w:cs="宋体" w:hint="eastAsia"/>
               <w:szCs w:val="24"/>
             </w:rPr>
             <w:fldChar w:fldCharType="separate"/>
@@ -3449,7 +3390,7 @@
           </w:r>
           <w:r>
             <w:rPr>
-              <w:rFonts w:hint="eastAsia" w:ascii="宋体" w:hAnsi="宋体" w:eastAsia="宋体" w:cs="宋体"/>
+              <w:rFonts w:ascii="宋体" w:eastAsia="宋体" w:hAnsi="宋体" w:cs="宋体" w:hint="eastAsia"/>
               <w:szCs w:val="24"/>
             </w:rPr>
             <w:fldChar w:fldCharType="end"/>
@@ -3457,28 +3398,28 @@
         </w:p>
         <w:p>
           <w:pPr>
-            <w:pStyle w:val="17"/>
+            <w:pStyle w:val="TOC2"/>
             <w:tabs>
               <w:tab w:val="right" w:leader="dot" w:pos="8306"/>
             </w:tabs>
           </w:pPr>
           <w:r>
             <w:rPr>
-              <w:rFonts w:hint="eastAsia" w:ascii="宋体" w:hAnsi="宋体" w:eastAsia="宋体" w:cs="宋体"/>
+              <w:rFonts w:ascii="宋体" w:eastAsia="宋体" w:hAnsi="宋体" w:cs="宋体" w:hint="eastAsia"/>
               <w:szCs w:val="24"/>
             </w:rPr>
             <w:fldChar w:fldCharType="begin"/>
           </w:r>
           <w:r>
             <w:rPr>
-              <w:rFonts w:hint="eastAsia" w:ascii="宋体" w:hAnsi="宋体" w:eastAsia="宋体" w:cs="宋体"/>
+              <w:rFonts w:ascii="宋体" w:eastAsia="宋体" w:hAnsi="宋体" w:cs="宋体" w:hint="eastAsia"/>
               <w:szCs w:val="24"/>
             </w:rPr>
             <w:instrText xml:space="preserve"> HYPERLINK \l _Toc30393 </w:instrText>
           </w:r>
           <w:r>
             <w:rPr>
-              <w:rFonts w:hint="eastAsia" w:ascii="宋体" w:hAnsi="宋体" w:eastAsia="宋体" w:cs="宋体"/>
+              <w:rFonts w:ascii="宋体" w:eastAsia="宋体" w:hAnsi="宋体" w:cs="宋体" w:hint="eastAsia"/>
               <w:szCs w:val="24"/>
             </w:rPr>
             <w:fldChar w:fldCharType="separate"/>
@@ -3524,7 +3465,7 @@
           </w:r>
           <w:r>
             <w:rPr>
-              <w:rFonts w:hint="eastAsia" w:ascii="宋体" w:hAnsi="宋体" w:eastAsia="宋体" w:cs="宋体"/>
+              <w:rFonts w:ascii="宋体" w:eastAsia="宋体" w:hAnsi="宋体" w:cs="宋体" w:hint="eastAsia"/>
               <w:szCs w:val="24"/>
             </w:rPr>
             <w:fldChar w:fldCharType="end"/>
@@ -3532,28 +3473,28 @@
         </w:p>
         <w:p>
           <w:pPr>
-            <w:pStyle w:val="16"/>
+            <w:pStyle w:val="TOC1"/>
             <w:tabs>
               <w:tab w:val="right" w:leader="dot" w:pos="8306"/>
             </w:tabs>
           </w:pPr>
           <w:r>
             <w:rPr>
-              <w:rFonts w:hint="eastAsia" w:ascii="宋体" w:hAnsi="宋体" w:eastAsia="宋体" w:cs="宋体"/>
+              <w:rFonts w:ascii="宋体" w:eastAsia="宋体" w:hAnsi="宋体" w:cs="宋体" w:hint="eastAsia"/>
               <w:szCs w:val="24"/>
             </w:rPr>
             <w:fldChar w:fldCharType="begin"/>
           </w:r>
           <w:r>
             <w:rPr>
-              <w:rFonts w:hint="eastAsia" w:ascii="宋体" w:hAnsi="宋体" w:eastAsia="宋体" w:cs="宋体"/>
+              <w:rFonts w:ascii="宋体" w:eastAsia="宋体" w:hAnsi="宋体" w:cs="宋体" w:hint="eastAsia"/>
               <w:szCs w:val="24"/>
             </w:rPr>
             <w:instrText xml:space="preserve"> HYPERLINK \l _Toc30502 </w:instrText>
           </w:r>
           <w:r>
             <w:rPr>
-              <w:rFonts w:hint="eastAsia" w:ascii="宋体" w:hAnsi="宋体" w:eastAsia="宋体" w:cs="宋体"/>
+              <w:rFonts w:ascii="宋体" w:eastAsia="宋体" w:hAnsi="宋体" w:cs="宋体" w:hint="eastAsia"/>
               <w:szCs w:val="24"/>
             </w:rPr>
             <w:fldChar w:fldCharType="separate"/>
@@ -3592,7 +3533,7 @@
           </w:r>
           <w:r>
             <w:rPr>
-              <w:rFonts w:hint="eastAsia" w:ascii="宋体" w:hAnsi="宋体" w:eastAsia="宋体" w:cs="宋体"/>
+              <w:rFonts w:ascii="宋体" w:eastAsia="宋体" w:hAnsi="宋体" w:cs="宋体" w:hint="eastAsia"/>
               <w:szCs w:val="24"/>
             </w:rPr>
             <w:fldChar w:fldCharType="end"/>
@@ -3600,28 +3541,28 @@
         </w:p>
         <w:p>
           <w:pPr>
-            <w:pStyle w:val="16"/>
+            <w:pStyle w:val="TOC1"/>
             <w:tabs>
               <w:tab w:val="right" w:leader="dot" w:pos="8306"/>
             </w:tabs>
           </w:pPr>
           <w:r>
             <w:rPr>
-              <w:rFonts w:hint="eastAsia" w:ascii="宋体" w:hAnsi="宋体" w:eastAsia="宋体" w:cs="宋体"/>
+              <w:rFonts w:ascii="宋体" w:eastAsia="宋体" w:hAnsi="宋体" w:cs="宋体" w:hint="eastAsia"/>
               <w:szCs w:val="24"/>
             </w:rPr>
             <w:fldChar w:fldCharType="begin"/>
           </w:r>
           <w:r>
             <w:rPr>
-              <w:rFonts w:hint="eastAsia" w:ascii="宋体" w:hAnsi="宋体" w:eastAsia="宋体" w:cs="宋体"/>
+              <w:rFonts w:ascii="宋体" w:eastAsia="宋体" w:hAnsi="宋体" w:cs="宋体" w:hint="eastAsia"/>
               <w:szCs w:val="24"/>
             </w:rPr>
             <w:instrText xml:space="preserve"> HYPERLINK \l _Toc26463 </w:instrText>
           </w:r>
           <w:r>
             <w:rPr>
-              <w:rFonts w:hint="eastAsia" w:ascii="宋体" w:hAnsi="宋体" w:eastAsia="宋体" w:cs="宋体"/>
+              <w:rFonts w:ascii="宋体" w:eastAsia="宋体" w:hAnsi="宋体" w:cs="宋体" w:hint="eastAsia"/>
               <w:szCs w:val="24"/>
             </w:rPr>
             <w:fldChar w:fldCharType="separate"/>
@@ -3653,7 +3594,7 @@
           </w:r>
           <w:r>
             <w:rPr>
-              <w:rFonts w:hint="eastAsia" w:ascii="宋体" w:hAnsi="宋体" w:eastAsia="宋体" w:cs="宋体"/>
+              <w:rFonts w:ascii="宋体" w:eastAsia="宋体" w:hAnsi="宋体" w:cs="宋体" w:hint="eastAsia"/>
               <w:szCs w:val="24"/>
             </w:rPr>
             <w:fldChar w:fldCharType="end"/>
@@ -3676,7 +3617,7 @@
             <w:snapToGrid w:val="0"/>
             <w:textAlignment w:val="baseline"/>
             <w:rPr>
-              <w:rFonts w:hint="eastAsia" w:ascii="宋体" w:hAnsi="宋体" w:eastAsia="宋体" w:cs="宋体"/>
+              <w:rFonts w:ascii="宋体" w:eastAsia="宋体" w:hAnsi="宋体" w:cs="宋体" w:hint="eastAsia"/>
               <w:snapToGrid w:val="0"/>
               <w:color w:val="000000"/>
               <w:kern w:val="0"/>
@@ -3687,7 +3628,7 @@
           </w:pPr>
           <w:r>
             <w:rPr>
-              <w:rFonts w:hint="eastAsia" w:ascii="宋体" w:hAnsi="宋体" w:eastAsia="宋体" w:cs="宋体"/>
+              <w:rFonts w:ascii="宋体" w:eastAsia="宋体" w:hAnsi="宋体" w:cs="宋体" w:hint="eastAsia"/>
               <w:szCs w:val="24"/>
             </w:rPr>
             <w:fldChar w:fldCharType="end"/>
@@ -3712,7 +3653,7 @@
     </w:p>
     <w:p>
       <w:pPr>
-        <w:pStyle w:val="28"/>
+        <w:pStyle w:val="1"/>
         <w:keepNext w:val="0"/>
         <w:keepLines w:val="0"/>
         <w:pageBreakBefore w:val="0"/>
@@ -3732,7 +3673,7 @@
           <w:lang w:val="en-US" w:eastAsia="zh-CN"/>
         </w:rPr>
       </w:pPr>
-      <w:bookmarkStart w:id="2" w:name="_Toc21069"/>
+      <w:bookmarkStart w:id="3" w:name="_Toc21069"/>
       <w:r>
         <w:rPr>
           <w:rFonts w:hint="default"/>
@@ -3740,11 +3681,11 @@
         </w:rPr>
         <w:t>总则</w:t>
       </w:r>
-      <w:bookmarkEnd w:id="2"/>
+      <w:bookmarkEnd w:id="3"/>
     </w:p>
     <w:p>
       <w:pPr>
-        <w:pStyle w:val="30"/>
+        <w:pStyle w:val="2"/>
         <w:keepNext w:val="0"/>
         <w:keepLines w:val="0"/>
         <w:pageBreakBefore w:val="0"/>
@@ -3764,7 +3705,7 @@
           <w:lang w:val="en-US" w:eastAsia="zh-CN"/>
         </w:rPr>
       </w:pPr>
-      <w:bookmarkStart w:id="3" w:name="_Toc30889"/>
+      <w:bookmarkStart w:id="4" w:name="_Toc30889"/>
       <w:r>
         <w:rPr>
           <w:rFonts w:hint="default"/>
@@ -3772,11 +3713,11 @@
         </w:rPr>
         <w:t>目的</w:t>
       </w:r>
-      <w:bookmarkEnd w:id="3"/>
+      <w:bookmarkEnd w:id="4"/>
     </w:p>
     <w:p>
       <w:pPr>
-        <w:pStyle w:val="29"/>
+        <w:pStyle w:val="a1"/>
         <w:keepNext w:val="0"/>
         <w:keepLines w:val="0"/>
         <w:pageBreakBefore w:val="0"/>
@@ -3820,7 +3761,7 @@
     </w:p>
     <w:p>
       <w:pPr>
-        <w:pStyle w:val="30"/>
+        <w:pStyle w:val="2"/>
         <w:keepNext w:val="0"/>
         <w:keepLines w:val="0"/>
         <w:pageBreakBefore w:val="0"/>
@@ -3840,7 +3781,7 @@
           <w:lang w:val="en-US" w:eastAsia="zh-CN"/>
         </w:rPr>
       </w:pPr>
-      <w:bookmarkStart w:id="4" w:name="_Toc12409"/>
+      <w:bookmarkStart w:id="5" w:name="_Toc12409"/>
       <w:r>
         <w:rPr>
           <w:rFonts w:hint="default"/>
@@ -3848,11 +3789,11 @@
         </w:rPr>
         <w:t>适用范围</w:t>
       </w:r>
-      <w:bookmarkEnd w:id="4"/>
+      <w:bookmarkEnd w:id="5"/>
     </w:p>
     <w:p>
       <w:pPr>
-        <w:pStyle w:val="29"/>
+        <w:pStyle w:val="a1"/>
         <w:keepNext w:val="0"/>
         <w:keepLines w:val="0"/>
         <w:pageBreakBefore w:val="0"/>
@@ -3896,7 +3837,7 @@
     </w:p>
     <w:p>
       <w:pPr>
-        <w:pStyle w:val="28"/>
+        <w:pStyle w:val="1"/>
         <w:keepNext w:val="0"/>
         <w:keepLines w:val="0"/>
         <w:pageBreakBefore w:val="0"/>
@@ -3916,7 +3857,7 @@
           <w:lang w:val="en-US" w:eastAsia="zh-CN"/>
         </w:rPr>
       </w:pPr>
-      <w:bookmarkStart w:id="5" w:name="_Toc18955"/>
+      <w:bookmarkStart w:id="6" w:name="_Toc18955"/>
       <w:r>
         <w:rPr>
           <w:rFonts w:hint="default"/>
@@ -3924,11 +3865,11 @@
         </w:rPr>
         <w:t>术语与定义</w:t>
       </w:r>
-      <w:bookmarkEnd w:id="5"/>
+      <w:bookmarkEnd w:id="6"/>
     </w:p>
     <w:p>
       <w:pPr>
-        <w:pStyle w:val="29"/>
+        <w:pStyle w:val="a1"/>
         <w:keepNext w:val="0"/>
         <w:keepLines w:val="0"/>
         <w:pageBreakBefore w:val="0"/>
@@ -3958,7 +3899,7 @@
     </w:p>
     <w:p>
       <w:pPr>
-        <w:pStyle w:val="29"/>
+        <w:pStyle w:val="a1"/>
         <w:keepNext w:val="0"/>
         <w:keepLines w:val="0"/>
         <w:pageBreakBefore w:val="0"/>
@@ -3988,7 +3929,7 @@
     </w:p>
     <w:p>
       <w:pPr>
-        <w:pStyle w:val="29"/>
+        <w:pStyle w:val="a1"/>
         <w:keepNext w:val="0"/>
         <w:keepLines w:val="0"/>
         <w:pageBreakBefore w:val="0"/>
@@ -4018,7 +3959,7 @@
     </w:p>
     <w:p>
       <w:pPr>
-        <w:pStyle w:val="29"/>
+        <w:pStyle w:val="a1"/>
         <w:keepNext w:val="0"/>
         <w:keepLines w:val="0"/>
         <w:pageBreakBefore w:val="0"/>
@@ -4048,7 +3989,7 @@
     </w:p>
     <w:p>
       <w:pPr>
-        <w:pStyle w:val="29"/>
+        <w:pStyle w:val="a1"/>
         <w:keepNext w:val="0"/>
         <w:keepLines w:val="0"/>
         <w:pageBreakBefore w:val="0"/>
@@ -4078,7 +4019,7 @@
     </w:p>
     <w:p>
       <w:pPr>
-        <w:pStyle w:val="28"/>
+        <w:pStyle w:val="1"/>
         <w:keepNext w:val="0"/>
         <w:keepLines w:val="0"/>
         <w:pageBreakBefore w:val="0"/>
@@ -4098,7 +4039,7 @@
           <w:lang w:val="en-US" w:eastAsia="zh-CN"/>
         </w:rPr>
       </w:pPr>
-      <w:bookmarkStart w:id="6" w:name="_Toc13631"/>
+      <w:bookmarkStart w:id="7" w:name="_Toc13631"/>
       <w:r>
         <w:rPr>
           <w:rFonts w:hint="default"/>
@@ -4106,11 +4047,11 @@
         </w:rPr>
         <w:t>角色与职责</w:t>
       </w:r>
-      <w:bookmarkEnd w:id="6"/>
+      <w:bookmarkEnd w:id="7"/>
     </w:p>
     <w:p>
       <w:pPr>
-        <w:pStyle w:val="30"/>
+        <w:pStyle w:val="2"/>
         <w:keepNext w:val="0"/>
         <w:keepLines w:val="0"/>
         <w:pageBreakBefore w:val="0"/>
@@ -4130,7 +4071,7 @@
           <w:lang w:val="en-US" w:eastAsia="zh-CN"/>
         </w:rPr>
       </w:pPr>
-      <w:bookmarkStart w:id="7" w:name="_Toc6933"/>
+      <w:bookmarkStart w:id="8" w:name="_Toc6933"/>
       <w:r>
         <w:rPr>
           <w:rFonts w:hint="default"/>
@@ -4138,11 +4079,11 @@
         </w:rPr>
         <w:t>问题经理</w:t>
       </w:r>
-      <w:bookmarkEnd w:id="7"/>
+      <w:bookmarkEnd w:id="8"/>
     </w:p>
     <w:p>
       <w:pPr>
-        <w:pStyle w:val="29"/>
+        <w:pStyle w:val="a1"/>
         <w:keepNext w:val="0"/>
         <w:keepLines w:val="0"/>
         <w:pageBreakBefore w:val="0"/>
@@ -4172,7 +4113,7 @@
     </w:p>
     <w:p>
       <w:pPr>
-        <w:pStyle w:val="29"/>
+        <w:pStyle w:val="a1"/>
         <w:keepNext w:val="0"/>
         <w:keepLines w:val="0"/>
         <w:pageBreakBefore w:val="0"/>
@@ -4190,7 +4131,7 @@
         <w:bidi w:val="0"/>
         <w:adjustRightInd w:val="0"/>
         <w:snapToGrid w:val="0"/>
-        <w:ind w:left="425" w:leftChars="0" w:hanging="425" w:firstLineChars="0"/>
+        <w:ind w:left="425" w:hanging="425" w:leftChars="0" w:firstLineChars="0"/>
         <w:textAlignment w:val="baseline"/>
         <w:rPr>
           <w:rFonts w:hint="default"/>
@@ -4207,7 +4148,7 @@
     </w:p>
     <w:p>
       <w:pPr>
-        <w:pStyle w:val="29"/>
+        <w:pStyle w:val="a1"/>
         <w:keepNext w:val="0"/>
         <w:keepLines w:val="0"/>
         <w:pageBreakBefore w:val="0"/>
@@ -4225,7 +4166,7 @@
         <w:bidi w:val="0"/>
         <w:adjustRightInd w:val="0"/>
         <w:snapToGrid w:val="0"/>
-        <w:ind w:left="425" w:leftChars="0" w:hanging="425" w:firstLineChars="0"/>
+        <w:ind w:left="425" w:hanging="425" w:leftChars="0" w:firstLineChars="0"/>
         <w:textAlignment w:val="baseline"/>
         <w:rPr>
           <w:rFonts w:hint="default"/>
@@ -4242,7 +4183,7 @@
     </w:p>
     <w:p>
       <w:pPr>
-        <w:pStyle w:val="29"/>
+        <w:pStyle w:val="a1"/>
         <w:keepNext w:val="0"/>
         <w:keepLines w:val="0"/>
         <w:pageBreakBefore w:val="0"/>
@@ -4260,7 +4201,7 @@
         <w:bidi w:val="0"/>
         <w:adjustRightInd w:val="0"/>
         <w:snapToGrid w:val="0"/>
-        <w:ind w:left="425" w:leftChars="0" w:hanging="425" w:firstLineChars="0"/>
+        <w:ind w:left="425" w:hanging="425" w:leftChars="0" w:firstLineChars="0"/>
         <w:textAlignment w:val="baseline"/>
         <w:rPr>
           <w:rFonts w:hint="default"/>
@@ -4277,7 +4218,7 @@
     </w:p>
     <w:p>
       <w:pPr>
-        <w:pStyle w:val="29"/>
+        <w:pStyle w:val="a1"/>
         <w:keepNext w:val="0"/>
         <w:keepLines w:val="0"/>
         <w:pageBreakBefore w:val="0"/>
@@ -4295,7 +4236,7 @@
         <w:bidi w:val="0"/>
         <w:adjustRightInd w:val="0"/>
         <w:snapToGrid w:val="0"/>
-        <w:ind w:left="425" w:leftChars="0" w:hanging="425" w:firstLineChars="0"/>
+        <w:ind w:left="425" w:hanging="425" w:leftChars="0" w:firstLineChars="0"/>
         <w:textAlignment w:val="baseline"/>
         <w:rPr>
           <w:rFonts w:hint="default"/>
@@ -4312,7 +4253,7 @@
     </w:p>
     <w:p>
       <w:pPr>
-        <w:pStyle w:val="29"/>
+        <w:pStyle w:val="a1"/>
         <w:keepNext w:val="0"/>
         <w:keepLines w:val="0"/>
         <w:pageBreakBefore w:val="0"/>
@@ -4330,7 +4271,7 @@
         <w:bidi w:val="0"/>
         <w:adjustRightInd w:val="0"/>
         <w:snapToGrid w:val="0"/>
-        <w:ind w:left="425" w:leftChars="0" w:hanging="425" w:firstLineChars="0"/>
+        <w:ind w:left="425" w:hanging="425" w:leftChars="0" w:firstLineChars="0"/>
         <w:textAlignment w:val="baseline"/>
         <w:rPr>
           <w:rFonts w:hint="default"/>
@@ -4347,7 +4288,7 @@
     </w:p>
     <w:p>
       <w:pPr>
-        <w:pStyle w:val="30"/>
+        <w:pStyle w:val="2"/>
         <w:keepNext w:val="0"/>
         <w:keepLines w:val="0"/>
         <w:pageBreakBefore w:val="0"/>
@@ -4367,7 +4308,7 @@
           <w:lang w:val="en-US" w:eastAsia="zh-CN"/>
         </w:rPr>
       </w:pPr>
-      <w:bookmarkStart w:id="8" w:name="_Toc17839"/>
+      <w:bookmarkStart w:id="9" w:name="_Toc17839"/>
       <w:r>
         <w:rPr>
           <w:rFonts w:hint="default"/>
@@ -4375,11 +4316,11 @@
         </w:rPr>
         <w:t>问题处理专家组</w:t>
       </w:r>
-      <w:bookmarkEnd w:id="8"/>
+      <w:bookmarkEnd w:id="9"/>
     </w:p>
     <w:p>
       <w:pPr>
-        <w:pStyle w:val="29"/>
+        <w:pStyle w:val="a1"/>
         <w:keepNext w:val="0"/>
         <w:keepLines w:val="0"/>
         <w:pageBreakBefore w:val="0"/>
@@ -4409,7 +4350,7 @@
     </w:p>
     <w:p>
       <w:pPr>
-        <w:pStyle w:val="29"/>
+        <w:pStyle w:val="a1"/>
         <w:keepNext w:val="0"/>
         <w:keepLines w:val="0"/>
         <w:pageBreakBefore w:val="0"/>
@@ -4427,7 +4368,7 @@
         <w:bidi w:val="0"/>
         <w:adjustRightInd w:val="0"/>
         <w:snapToGrid w:val="0"/>
-        <w:ind w:left="425" w:leftChars="0" w:hanging="425" w:firstLineChars="0"/>
+        <w:ind w:left="425" w:hanging="425" w:leftChars="0" w:firstLineChars="0"/>
         <w:textAlignment w:val="baseline"/>
         <w:rPr>
           <w:rFonts w:hint="default"/>
@@ -4444,7 +4385,7 @@
     </w:p>
     <w:p>
       <w:pPr>
-        <w:pStyle w:val="29"/>
+        <w:pStyle w:val="a1"/>
         <w:keepNext w:val="0"/>
         <w:keepLines w:val="0"/>
         <w:pageBreakBefore w:val="0"/>
@@ -4462,7 +4403,7 @@
         <w:bidi w:val="0"/>
         <w:adjustRightInd w:val="0"/>
         <w:snapToGrid w:val="0"/>
-        <w:ind w:left="425" w:leftChars="0" w:hanging="425" w:firstLineChars="0"/>
+        <w:ind w:left="425" w:hanging="425" w:leftChars="0" w:firstLineChars="0"/>
         <w:textAlignment w:val="baseline"/>
         <w:rPr>
           <w:rFonts w:hint="default"/>
@@ -4479,7 +4420,7 @@
     </w:p>
     <w:p>
       <w:pPr>
-        <w:pStyle w:val="29"/>
+        <w:pStyle w:val="a1"/>
         <w:keepNext w:val="0"/>
         <w:keepLines w:val="0"/>
         <w:pageBreakBefore w:val="0"/>
@@ -4497,7 +4438,7 @@
         <w:bidi w:val="0"/>
         <w:adjustRightInd w:val="0"/>
         <w:snapToGrid w:val="0"/>
-        <w:ind w:left="425" w:leftChars="0" w:hanging="425" w:firstLineChars="0"/>
+        <w:ind w:left="425" w:hanging="425" w:leftChars="0" w:firstLineChars="0"/>
         <w:textAlignment w:val="baseline"/>
         <w:rPr>
           <w:rFonts w:hint="default"/>
@@ -4514,7 +4455,7 @@
     </w:p>
     <w:p>
       <w:pPr>
-        <w:pStyle w:val="29"/>
+        <w:pStyle w:val="a1"/>
         <w:keepNext w:val="0"/>
         <w:keepLines w:val="0"/>
         <w:pageBreakBefore w:val="0"/>
@@ -4532,7 +4473,7 @@
         <w:bidi w:val="0"/>
         <w:adjustRightInd w:val="0"/>
         <w:snapToGrid w:val="0"/>
-        <w:ind w:left="425" w:leftChars="0" w:hanging="425" w:firstLineChars="0"/>
+        <w:ind w:left="425" w:hanging="425" w:leftChars="0" w:firstLineChars="0"/>
         <w:textAlignment w:val="baseline"/>
         <w:rPr>
           <w:rFonts w:hint="default"/>
@@ -4549,7 +4490,7 @@
     </w:p>
     <w:p>
       <w:pPr>
-        <w:pStyle w:val="29"/>
+        <w:pStyle w:val="a1"/>
         <w:keepNext w:val="0"/>
         <w:keepLines w:val="0"/>
         <w:pageBreakBefore w:val="0"/>
@@ -4567,7 +4508,7 @@
         <w:bidi w:val="0"/>
         <w:adjustRightInd w:val="0"/>
         <w:snapToGrid w:val="0"/>
-        <w:ind w:left="425" w:leftChars="0" w:hanging="425" w:firstLineChars="0"/>
+        <w:ind w:left="425" w:hanging="425" w:leftChars="0" w:firstLineChars="0"/>
         <w:textAlignment w:val="baseline"/>
         <w:rPr>
           <w:rFonts w:hint="default"/>
@@ -4584,7 +4525,7 @@
     </w:p>
     <w:p>
       <w:pPr>
-        <w:pStyle w:val="28"/>
+        <w:pStyle w:val="1"/>
         <w:keepNext w:val="0"/>
         <w:keepLines w:val="0"/>
         <w:pageBreakBefore w:val="0"/>
@@ -4604,7 +4545,7 @@
           <w:lang w:val="en-US" w:eastAsia="zh-CN"/>
         </w:rPr>
       </w:pPr>
-      <w:bookmarkStart w:id="9" w:name="_Toc31298"/>
+      <w:bookmarkStart w:id="10" w:name="_Toc31298"/>
       <w:r>
         <w:rPr>
           <w:rFonts w:hint="default"/>
@@ -4612,11 +4553,11 @@
         </w:rPr>
         <w:t>问题管理流程</w:t>
       </w:r>
-      <w:bookmarkEnd w:id="9"/>
+      <w:bookmarkEnd w:id="10"/>
     </w:p>
     <w:p>
       <w:pPr>
-        <w:pStyle w:val="30"/>
+        <w:pStyle w:val="2"/>
         <w:keepNext w:val="0"/>
         <w:keepLines w:val="0"/>
         <w:pageBreakBefore w:val="0"/>
@@ -4636,7 +4577,7 @@
           <w:lang w:val="en-US" w:eastAsia="zh-CN"/>
         </w:rPr>
       </w:pPr>
-      <w:bookmarkStart w:id="10" w:name="_Toc9558"/>
+      <w:bookmarkStart w:id="11" w:name="_Toc9558"/>
       <w:r>
         <w:rPr>
           <w:rFonts w:hint="default"/>
@@ -4644,11 +4585,11 @@
         </w:rPr>
         <w:t>流程概述</w:t>
       </w:r>
-      <w:bookmarkEnd w:id="10"/>
+      <w:bookmarkEnd w:id="11"/>
     </w:p>
     <w:p>
       <w:pPr>
-        <w:pStyle w:val="29"/>
+        <w:pStyle w:val="a1"/>
         <w:keepNext w:val="0"/>
         <w:keepLines w:val="0"/>
         <w:pageBreakBefore w:val="0"/>
@@ -4678,7 +4619,7 @@
     </w:p>
     <w:p>
       <w:pPr>
-        <w:pStyle w:val="30"/>
+        <w:pStyle w:val="2"/>
         <w:keepNext w:val="0"/>
         <w:keepLines w:val="0"/>
         <w:pageBreakBefore w:val="0"/>
@@ -4698,7 +4639,7 @@
           <w:lang w:val="en-US" w:eastAsia="zh-CN"/>
         </w:rPr>
       </w:pPr>
-      <w:bookmarkStart w:id="11" w:name="_Toc22497"/>
+      <w:bookmarkStart w:id="12" w:name="_Toc22497"/>
       <w:r>
         <w:rPr>
           <w:rFonts w:hint="default"/>
@@ -4706,11 +4647,11 @@
         </w:rPr>
         <w:t>管理原则</w:t>
       </w:r>
-      <w:bookmarkEnd w:id="11"/>
+      <w:bookmarkEnd w:id="12"/>
     </w:p>
     <w:p>
       <w:pPr>
-        <w:pStyle w:val="29"/>
+        <w:pStyle w:val="a1"/>
         <w:keepNext w:val="0"/>
         <w:keepLines w:val="0"/>
         <w:pageBreakBefore w:val="0"/>
@@ -4740,7 +4681,7 @@
     </w:p>
     <w:p>
       <w:pPr>
-        <w:pStyle w:val="29"/>
+        <w:pStyle w:val="a1"/>
         <w:keepNext w:val="0"/>
         <w:keepLines w:val="0"/>
         <w:pageBreakBefore w:val="0"/>
@@ -4770,7 +4711,7 @@
     </w:p>
     <w:p>
       <w:pPr>
-        <w:pStyle w:val="29"/>
+        <w:pStyle w:val="a1"/>
         <w:keepNext w:val="0"/>
         <w:keepLines w:val="0"/>
         <w:pageBreakBefore w:val="0"/>
@@ -4800,7 +4741,7 @@
     </w:p>
     <w:p>
       <w:pPr>
-        <w:pStyle w:val="29"/>
+        <w:pStyle w:val="a1"/>
         <w:keepNext w:val="0"/>
         <w:keepLines w:val="0"/>
         <w:pageBreakBefore w:val="0"/>
@@ -4830,7 +4771,7 @@
     </w:p>
     <w:p>
       <w:pPr>
-        <w:pStyle w:val="30"/>
+        <w:pStyle w:val="2"/>
         <w:keepNext w:val="0"/>
         <w:keepLines w:val="0"/>
         <w:pageBreakBefore w:val="0"/>
@@ -4850,7 +4791,7 @@
           <w:lang w:val="en-US" w:eastAsia="zh-CN"/>
         </w:rPr>
       </w:pPr>
-      <w:bookmarkStart w:id="12" w:name="_Toc14939"/>
+      <w:bookmarkStart w:id="13" w:name="_Toc14939"/>
       <w:r>
         <w:rPr>
           <w:rFonts w:hint="default"/>
@@ -4858,11 +4799,11 @@
         </w:rPr>
         <w:t>流程活动说明</w:t>
       </w:r>
-      <w:bookmarkEnd w:id="12"/>
+      <w:bookmarkEnd w:id="13"/>
     </w:p>
     <w:p>
       <w:pPr>
-        <w:pStyle w:val="29"/>
+        <w:pStyle w:val="a1"/>
         <w:keepNext w:val="0"/>
         <w:keepLines w:val="0"/>
         <w:pageBreakBefore w:val="0"/>
@@ -4880,7 +4821,7 @@
         <w:bidi w:val="0"/>
         <w:adjustRightInd w:val="0"/>
         <w:snapToGrid w:val="0"/>
-        <w:ind w:left="425" w:leftChars="0" w:hanging="425" w:firstLineChars="0"/>
+        <w:ind w:left="425" w:hanging="425" w:leftChars="0" w:firstLineChars="0"/>
         <w:textAlignment w:val="baseline"/>
         <w:rPr>
           <w:rFonts w:hint="default"/>
@@ -4897,7 +4838,7 @@
     </w:p>
     <w:p>
       <w:pPr>
-        <w:pStyle w:val="29"/>
+        <w:pStyle w:val="a1"/>
         <w:keepNext w:val="0"/>
         <w:keepLines w:val="0"/>
         <w:pageBreakBefore w:val="0"/>
@@ -4927,7 +4868,7 @@
     </w:p>
     <w:p>
       <w:pPr>
-        <w:pStyle w:val="29"/>
+        <w:pStyle w:val="a1"/>
         <w:keepNext w:val="0"/>
         <w:keepLines w:val="0"/>
         <w:pageBreakBefore w:val="0"/>
@@ -4957,7 +4898,7 @@
     </w:p>
     <w:p>
       <w:pPr>
-        <w:pStyle w:val="29"/>
+        <w:pStyle w:val="a1"/>
         <w:keepNext w:val="0"/>
         <w:keepLines w:val="0"/>
         <w:pageBreakBefore w:val="0"/>
@@ -4975,7 +4916,7 @@
         <w:bidi w:val="0"/>
         <w:adjustRightInd w:val="0"/>
         <w:snapToGrid w:val="0"/>
-        <w:ind w:left="425" w:leftChars="0" w:hanging="425" w:firstLineChars="0"/>
+        <w:ind w:left="425" w:hanging="425" w:leftChars="0" w:firstLineChars="0"/>
         <w:textAlignment w:val="baseline"/>
         <w:rPr>
           <w:rFonts w:hint="default"/>
@@ -4992,7 +4933,7 @@
     </w:p>
     <w:p>
       <w:pPr>
-        <w:pStyle w:val="29"/>
+        <w:pStyle w:val="a1"/>
         <w:keepNext w:val="0"/>
         <w:keepLines w:val="0"/>
         <w:pageBreakBefore w:val="0"/>
@@ -5022,7 +4963,7 @@
     </w:p>
     <w:p>
       <w:pPr>
-        <w:pStyle w:val="29"/>
+        <w:pStyle w:val="a1"/>
         <w:keepNext w:val="0"/>
         <w:keepLines w:val="0"/>
         <w:pageBreakBefore w:val="0"/>
@@ -5040,7 +4981,7 @@
         <w:bidi w:val="0"/>
         <w:adjustRightInd w:val="0"/>
         <w:snapToGrid w:val="0"/>
-        <w:ind w:left="425" w:leftChars="0" w:hanging="425" w:firstLineChars="0"/>
+        <w:ind w:left="425" w:hanging="425" w:leftChars="0" w:firstLineChars="0"/>
         <w:textAlignment w:val="baseline"/>
         <w:rPr>
           <w:rFonts w:hint="default"/>
@@ -5057,7 +4998,7 @@
     </w:p>
     <w:p>
       <w:pPr>
-        <w:pStyle w:val="29"/>
+        <w:pStyle w:val="a1"/>
         <w:keepNext w:val="0"/>
         <w:keepLines w:val="0"/>
         <w:pageBreakBefore w:val="0"/>
@@ -5087,7 +5028,7 @@
     </w:p>
     <w:p>
       <w:pPr>
-        <w:pStyle w:val="29"/>
+        <w:pStyle w:val="a1"/>
         <w:keepNext w:val="0"/>
         <w:keepLines w:val="0"/>
         <w:pageBreakBefore w:val="0"/>
@@ -5105,7 +5046,7 @@
         <w:bidi w:val="0"/>
         <w:adjustRightInd w:val="0"/>
         <w:snapToGrid w:val="0"/>
-        <w:ind w:left="425" w:leftChars="0" w:hanging="425" w:firstLineChars="0"/>
+        <w:ind w:left="425" w:hanging="425" w:leftChars="0" w:firstLineChars="0"/>
         <w:textAlignment w:val="baseline"/>
         <w:rPr>
           <w:rFonts w:hint="default"/>
@@ -5122,7 +5063,7 @@
     </w:p>
     <w:p>
       <w:pPr>
-        <w:pStyle w:val="29"/>
+        <w:pStyle w:val="a1"/>
         <w:keepNext w:val="0"/>
         <w:keepLines w:val="0"/>
         <w:pageBreakBefore w:val="0"/>
@@ -5152,7 +5093,7 @@
     </w:p>
     <w:p>
       <w:pPr>
-        <w:pStyle w:val="29"/>
+        <w:pStyle w:val="a1"/>
         <w:keepNext w:val="0"/>
         <w:keepLines w:val="0"/>
         <w:pageBreakBefore w:val="0"/>
@@ -5182,7 +5123,7 @@
     </w:p>
     <w:p>
       <w:pPr>
-        <w:pStyle w:val="29"/>
+        <w:pStyle w:val="a1"/>
         <w:keepNext w:val="0"/>
         <w:keepLines w:val="0"/>
         <w:pageBreakBefore w:val="0"/>
@@ -5212,7 +5153,7 @@
     </w:p>
     <w:p>
       <w:pPr>
-        <w:pStyle w:val="29"/>
+        <w:pStyle w:val="a1"/>
         <w:keepNext w:val="0"/>
         <w:keepLines w:val="0"/>
         <w:pageBreakBefore w:val="0"/>
@@ -5230,7 +5171,7 @@
         <w:bidi w:val="0"/>
         <w:adjustRightInd w:val="0"/>
         <w:snapToGrid w:val="0"/>
-        <w:ind w:left="425" w:leftChars="0" w:hanging="425" w:firstLineChars="0"/>
+        <w:ind w:left="425" w:hanging="425" w:leftChars="0" w:firstLineChars="0"/>
         <w:textAlignment w:val="baseline"/>
         <w:rPr>
           <w:rFonts w:hint="default"/>
@@ -5247,7 +5188,7 @@
     </w:p>
     <w:p>
       <w:pPr>
-        <w:pStyle w:val="29"/>
+        <w:pStyle w:val="a1"/>
         <w:keepNext w:val="0"/>
         <w:keepLines w:val="0"/>
         <w:pageBreakBefore w:val="0"/>
@@ -5277,7 +5218,7 @@
     </w:p>
     <w:p>
       <w:pPr>
-        <w:pStyle w:val="29"/>
+        <w:pStyle w:val="a1"/>
         <w:keepNext w:val="0"/>
         <w:keepLines w:val="0"/>
         <w:pageBreakBefore w:val="0"/>
@@ -5295,7 +5236,7 @@
         <w:bidi w:val="0"/>
         <w:adjustRightInd w:val="0"/>
         <w:snapToGrid w:val="0"/>
-        <w:ind w:left="425" w:leftChars="0" w:hanging="425" w:firstLineChars="0"/>
+        <w:ind w:left="425" w:hanging="425" w:leftChars="0" w:firstLineChars="0"/>
         <w:textAlignment w:val="baseline"/>
         <w:rPr>
           <w:rFonts w:hint="default"/>
@@ -5312,7 +5253,7 @@
     </w:p>
     <w:p>
       <w:pPr>
-        <w:pStyle w:val="29"/>
+        <w:pStyle w:val="a1"/>
         <w:keepNext w:val="0"/>
         <w:keepLines w:val="0"/>
         <w:pageBreakBefore w:val="0"/>
@@ -5342,7 +5283,7 @@
     </w:p>
     <w:p>
       <w:pPr>
-        <w:pStyle w:val="29"/>
+        <w:pStyle w:val="a1"/>
         <w:keepNext w:val="0"/>
         <w:keepLines w:val="0"/>
         <w:pageBreakBefore w:val="0"/>
@@ -5360,7 +5301,7 @@
         <w:bidi w:val="0"/>
         <w:adjustRightInd w:val="0"/>
         <w:snapToGrid w:val="0"/>
-        <w:ind w:left="425" w:leftChars="0" w:hanging="425" w:firstLineChars="0"/>
+        <w:ind w:left="425" w:hanging="425" w:leftChars="0" w:firstLineChars="0"/>
         <w:textAlignment w:val="baseline"/>
         <w:rPr>
           <w:rFonts w:hint="default"/>
@@ -5377,7 +5318,7 @@
     </w:p>
     <w:p>
       <w:pPr>
-        <w:pStyle w:val="29"/>
+        <w:pStyle w:val="a1"/>
         <w:keepNext w:val="0"/>
         <w:keepLines w:val="0"/>
         <w:pageBreakBefore w:val="0"/>
@@ -5407,7 +5348,7 @@
     </w:p>
     <w:p>
       <w:pPr>
-        <w:pStyle w:val="28"/>
+        <w:pStyle w:val="1"/>
         <w:keepNext w:val="0"/>
         <w:keepLines w:val="0"/>
         <w:pageBreakBefore w:val="0"/>
@@ -5427,38 +5368,38 @@
           <w:lang w:val="en-US" w:eastAsia="zh-CN"/>
         </w:rPr>
       </w:pPr>
-      <w:bookmarkStart w:id="13" w:name="_Toc9290"/>
+      <w:bookmarkStart w:id="14" w:name="_Toc9290"/>
       <w:r>
         <w:rPr>
           <w:rFonts w:hint="default"/>
           <w:lang w:val="en-US" w:eastAsia="zh-CN"/>
         </w:rPr>
         <w:t>问题相关定义</w:t>
-      </w:r>
-      <w:bookmarkEnd w:id="13"/>
-    </w:p>
-    <w:p>
-      <w:pPr>
-        <w:pStyle w:val="30"/>
-        <w:bidi w:val="0"/>
-        <w:rPr>
-          <w:rFonts w:hint="default"/>
-          <w:lang w:val="en-US" w:eastAsia="zh-CN"/>
-        </w:rPr>
-      </w:pPr>
-      <w:bookmarkStart w:id="14" w:name="_Toc29529"/>
-      <w:r>
-        <w:rPr>
-          <w:rFonts w:hint="default"/>
-          <w:lang w:val="en-US" w:eastAsia="zh-CN"/>
-        </w:rPr>
-        <w:t>问题分类</w:t>
       </w:r>
       <w:bookmarkEnd w:id="14"/>
     </w:p>
     <w:p>
       <w:pPr>
-        <w:pStyle w:val="29"/>
+        <w:pStyle w:val="2"/>
+        <w:bidi w:val="0"/>
+        <w:rPr>
+          <w:rFonts w:hint="default"/>
+          <w:lang w:val="en-US" w:eastAsia="zh-CN"/>
+        </w:rPr>
+      </w:pPr>
+      <w:bookmarkStart w:id="15" w:name="_Toc29529"/>
+      <w:r>
+        <w:rPr>
+          <w:rFonts w:hint="default"/>
+          <w:lang w:val="en-US" w:eastAsia="zh-CN"/>
+        </w:rPr>
+        <w:t>问题分类</w:t>
+      </w:r>
+      <w:bookmarkEnd w:id="15"/>
+    </w:p>
+    <w:p>
+      <w:pPr>
+        <w:pStyle w:val="a1"/>
         <w:keepNext w:val="0"/>
         <w:keepLines w:val="0"/>
         <w:pageBreakBefore w:val="0"/>
@@ -5488,7 +5429,7 @@
     </w:p>
     <w:p>
       <w:pPr>
-        <w:pStyle w:val="29"/>
+        <w:pStyle w:val="a1"/>
         <w:keepNext w:val="0"/>
         <w:keepLines w:val="0"/>
         <w:pageBreakBefore w:val="0"/>
@@ -5518,7 +5459,7 @@
     </w:p>
     <w:p>
       <w:pPr>
-        <w:pStyle w:val="29"/>
+        <w:pStyle w:val="a1"/>
         <w:keepNext w:val="0"/>
         <w:keepLines w:val="0"/>
         <w:pageBreakBefore w:val="0"/>
@@ -5548,7 +5489,7 @@
     </w:p>
     <w:p>
       <w:pPr>
-        <w:pStyle w:val="29"/>
+        <w:pStyle w:val="a1"/>
         <w:keepNext w:val="0"/>
         <w:keepLines w:val="0"/>
         <w:pageBreakBefore w:val="0"/>
@@ -5578,7 +5519,7 @@
     </w:p>
     <w:p>
       <w:pPr>
-        <w:pStyle w:val="29"/>
+        <w:pStyle w:val="a1"/>
         <w:keepNext w:val="0"/>
         <w:keepLines w:val="0"/>
         <w:pageBreakBefore w:val="0"/>
@@ -5608,7 +5549,7 @@
     </w:p>
     <w:p>
       <w:pPr>
-        <w:pStyle w:val="29"/>
+        <w:pStyle w:val="a1"/>
         <w:keepNext w:val="0"/>
         <w:keepLines w:val="0"/>
         <w:pageBreakBefore w:val="0"/>
@@ -5638,7 +5579,7 @@
     </w:p>
     <w:p>
       <w:pPr>
-        <w:pStyle w:val="29"/>
+        <w:pStyle w:val="a1"/>
         <w:keepNext w:val="0"/>
         <w:keepLines w:val="0"/>
         <w:pageBreakBefore w:val="0"/>
@@ -5668,14 +5609,14 @@
     </w:p>
     <w:p>
       <w:pPr>
-        <w:pStyle w:val="30"/>
+        <w:pStyle w:val="2"/>
         <w:bidi w:val="0"/>
         <w:rPr>
           <w:rFonts w:hint="default"/>
           <w:lang w:val="en-US" w:eastAsia="zh-CN"/>
         </w:rPr>
       </w:pPr>
-      <w:bookmarkStart w:id="15" w:name="_Toc23748"/>
+      <w:bookmarkStart w:id="16" w:name="_Toc23748"/>
       <w:r>
         <w:rPr>
           <w:rFonts w:hint="default"/>
@@ -5683,11 +5624,11 @@
         </w:rPr>
         <w:t>问题优先级定义</w:t>
       </w:r>
-      <w:bookmarkEnd w:id="15"/>
+      <w:bookmarkEnd w:id="16"/>
     </w:p>
     <w:p>
       <w:pPr>
-        <w:pStyle w:val="29"/>
+        <w:pStyle w:val="a1"/>
         <w:keepNext w:val="0"/>
         <w:keepLines w:val="0"/>
         <w:pageBreakBefore w:val="0"/>
@@ -5717,16 +5658,16 @@
     </w:p>
     <w:tbl>
       <w:tblPr>
-        <w:tblStyle w:val="20"/>
+        <w:tblStyle w:val="TableNormal"/>
         <w:tblW w:w="0" w:type="auto"/>
         <w:tblInd w:w="0" w:type="dxa"/>
         <w:tblBorders>
-          <w:top w:val="single" w:color="auto" w:sz="4" w:space="0"/>
-          <w:left w:val="single" w:color="auto" w:sz="4" w:space="0"/>
-          <w:bottom w:val="single" w:color="auto" w:sz="4" w:space="0"/>
-          <w:right w:val="single" w:color="auto" w:sz="4" w:space="0"/>
-          <w:insideH w:val="single" w:color="auto" w:sz="4" w:space="0"/>
-          <w:insideV w:val="single" w:color="auto" w:sz="4" w:space="0"/>
+          <w:top w:val="single" w:sz="4" w:space="0" w:color="auto"/>
+          <w:left w:val="single" w:sz="4" w:space="0" w:color="auto"/>
+          <w:bottom w:val="single" w:sz="4" w:space="0" w:color="auto"/>
+          <w:right w:val="single" w:sz="4" w:space="0" w:color="auto"/>
+          <w:insideH w:val="single" w:sz="4" w:space="0" w:color="auto"/>
+          <w:insideV w:val="single" w:sz="4" w:space="0" w:color="auto"/>
         </w:tblBorders>
         <w:shd w:val="clear" w:color="auto" w:fill="auto"/>
         <w:tblLayout w:type="fixed"/>
@@ -5745,15 +5686,18 @@
       </w:tblGrid>
       <w:tr>
         <w:tblPrEx>
+          <w:tblW w:w="0" w:type="auto"/>
+          <w:tblInd w:w="0" w:type="dxa"/>
           <w:tblBorders>
-            <w:top w:val="single" w:color="auto" w:sz="4" w:space="0"/>
-            <w:left w:val="single" w:color="auto" w:sz="4" w:space="0"/>
-            <w:bottom w:val="single" w:color="auto" w:sz="4" w:space="0"/>
-            <w:right w:val="single" w:color="auto" w:sz="4" w:space="0"/>
-            <w:insideH w:val="single" w:color="auto" w:sz="4" w:space="0"/>
-            <w:insideV w:val="single" w:color="auto" w:sz="4" w:space="0"/>
+            <w:top w:val="single" w:sz="4" w:space="0" w:color="auto"/>
+            <w:left w:val="single" w:sz="4" w:space="0" w:color="auto"/>
+            <w:bottom w:val="single" w:sz="4" w:space="0" w:color="auto"/>
+            <w:right w:val="single" w:sz="4" w:space="0" w:color="auto"/>
+            <w:insideH w:val="single" w:sz="4" w:space="0" w:color="auto"/>
+            <w:insideV w:val="single" w:sz="4" w:space="0" w:color="auto"/>
           </w:tblBorders>
           <w:shd w:val="clear" w:color="auto" w:fill="auto"/>
+          <w:tblLayout w:type="fixed"/>
           <w:tblCellMar>
             <w:top w:w="15" w:type="dxa"/>
             <w:left w:w="15" w:type="dxa"/>
@@ -5783,10 +5727,10 @@
               <w:widowControl/>
               <w:suppressLineNumbers w:val="0"/>
               <w:spacing w:line="300" w:lineRule="atLeast"/>
-              <w:ind w:left="0" w:leftChars="0" w:right="0" w:rightChars="0" w:firstLine="0" w:firstLineChars="0"/>
+              <w:ind w:left="0" w:right="0" w:firstLine="0" w:leftChars="0" w:rightChars="0" w:firstLineChars="0"/>
               <w:jc w:val="center"/>
               <w:rPr>
-                <w:rFonts w:ascii="Segoe UI" w:hAnsi="Segoe UI" w:eastAsia="Segoe UI" w:cs="Segoe UI"/>
+                <w:rFonts w:ascii="Segoe UI" w:eastAsia="Segoe UI" w:hAnsi="Segoe UI" w:cs="Segoe UI"/>
                 <w:i w:val="0"/>
                 <w:iCs w:val="0"/>
                 <w:caps w:val="0"/>
@@ -5798,8 +5742,8 @@
             </w:pPr>
             <w:r>
               <w:rPr>
-                <w:rStyle w:val="23"/>
-                <w:rFonts w:hint="default" w:ascii="Segoe UI" w:hAnsi="Segoe UI" w:eastAsia="Segoe UI" w:cs="Segoe UI"/>
+                <w:rStyle w:val="Strong"/>
+                <w:rFonts w:ascii="Segoe UI" w:eastAsia="Segoe UI" w:hAnsi="Segoe UI" w:cs="Segoe UI" w:hint="default"/>
                 <w:b/>
                 <w:bCs/>
                 <w:i w:val="0"/>
@@ -5836,10 +5780,10 @@
               <w:widowControl/>
               <w:suppressLineNumbers w:val="0"/>
               <w:spacing w:line="300" w:lineRule="atLeast"/>
-              <w:ind w:left="0" w:leftChars="0" w:right="0" w:rightChars="0" w:firstLine="0" w:firstLineChars="0"/>
+              <w:ind w:left="0" w:right="0" w:firstLine="0" w:leftChars="0" w:rightChars="0" w:firstLineChars="0"/>
               <w:jc w:val="center"/>
               <w:rPr>
-                <w:rFonts w:hint="default" w:ascii="Segoe UI" w:hAnsi="Segoe UI" w:eastAsia="Segoe UI" w:cs="Segoe UI"/>
+                <w:rFonts w:ascii="Segoe UI" w:eastAsia="Segoe UI" w:hAnsi="Segoe UI" w:cs="Segoe UI" w:hint="default"/>
                 <w:i w:val="0"/>
                 <w:iCs w:val="0"/>
                 <w:caps w:val="0"/>
@@ -5851,8 +5795,8 @@
             </w:pPr>
             <w:r>
               <w:rPr>
-                <w:rStyle w:val="23"/>
-                <w:rFonts w:hint="default" w:ascii="Segoe UI" w:hAnsi="Segoe UI" w:eastAsia="Segoe UI" w:cs="Segoe UI"/>
+                <w:rStyle w:val="Strong"/>
+                <w:rFonts w:ascii="Segoe UI" w:eastAsia="Segoe UI" w:hAnsi="Segoe UI" w:cs="Segoe UI" w:hint="default"/>
                 <w:b/>
                 <w:bCs/>
                 <w:i w:val="0"/>
@@ -5889,10 +5833,10 @@
               <w:widowControl/>
               <w:suppressLineNumbers w:val="0"/>
               <w:spacing w:line="300" w:lineRule="atLeast"/>
-              <w:ind w:left="0" w:leftChars="0" w:right="0" w:rightChars="0" w:firstLine="0" w:firstLineChars="0"/>
+              <w:ind w:left="0" w:right="0" w:firstLine="0" w:leftChars="0" w:rightChars="0" w:firstLineChars="0"/>
               <w:jc w:val="center"/>
               <w:rPr>
-                <w:rFonts w:hint="default" w:ascii="Segoe UI" w:hAnsi="Segoe UI" w:eastAsia="Segoe UI" w:cs="Segoe UI"/>
+                <w:rFonts w:ascii="Segoe UI" w:eastAsia="Segoe UI" w:hAnsi="Segoe UI" w:cs="Segoe UI" w:hint="default"/>
                 <w:i w:val="0"/>
                 <w:iCs w:val="0"/>
                 <w:caps w:val="0"/>
@@ -5904,8 +5848,8 @@
             </w:pPr>
             <w:r>
               <w:rPr>
-                <w:rStyle w:val="23"/>
-                <w:rFonts w:hint="default" w:ascii="Segoe UI" w:hAnsi="Segoe UI" w:eastAsia="Segoe UI" w:cs="Segoe UI"/>
+                <w:rStyle w:val="Strong"/>
+                <w:rFonts w:ascii="Segoe UI" w:eastAsia="Segoe UI" w:hAnsi="Segoe UI" w:cs="Segoe UI" w:hint="default"/>
                 <w:b/>
                 <w:bCs/>
                 <w:i w:val="0"/>
@@ -5942,10 +5886,10 @@
               <w:widowControl/>
               <w:suppressLineNumbers w:val="0"/>
               <w:spacing w:line="300" w:lineRule="atLeast"/>
-              <w:ind w:left="0" w:leftChars="0" w:right="0" w:rightChars="0" w:firstLine="0" w:firstLineChars="0"/>
+              <w:ind w:left="0" w:right="0" w:firstLine="0" w:leftChars="0" w:rightChars="0" w:firstLineChars="0"/>
               <w:jc w:val="center"/>
               <w:rPr>
-                <w:rFonts w:hint="default" w:ascii="Segoe UI" w:hAnsi="Segoe UI" w:eastAsia="Segoe UI" w:cs="Segoe UI"/>
+                <w:rFonts w:ascii="Segoe UI" w:eastAsia="Segoe UI" w:hAnsi="Segoe UI" w:cs="Segoe UI" w:hint="default"/>
                 <w:i w:val="0"/>
                 <w:iCs w:val="0"/>
                 <w:caps w:val="0"/>
@@ -5957,8 +5901,8 @@
             </w:pPr>
             <w:r>
               <w:rPr>
-                <w:rStyle w:val="23"/>
-                <w:rFonts w:hint="default" w:ascii="Segoe UI" w:hAnsi="Segoe UI" w:eastAsia="Segoe UI" w:cs="Segoe UI"/>
+                <w:rStyle w:val="Strong"/>
+                <w:rFonts w:ascii="Segoe UI" w:eastAsia="Segoe UI" w:hAnsi="Segoe UI" w:cs="Segoe UI" w:hint="default"/>
                 <w:b/>
                 <w:bCs/>
                 <w:i w:val="0"/>
@@ -5979,15 +5923,10 @@
       </w:tr>
       <w:tr>
         <w:tblPrEx>
-          <w:tblBorders>
-            <w:top w:val="single" w:color="auto" w:sz="4" w:space="0"/>
-            <w:left w:val="single" w:color="auto" w:sz="4" w:space="0"/>
-            <w:bottom w:val="single" w:color="auto" w:sz="4" w:space="0"/>
-            <w:right w:val="single" w:color="auto" w:sz="4" w:space="0"/>
-            <w:insideH w:val="single" w:color="auto" w:sz="4" w:space="0"/>
-            <w:insideV w:val="single" w:color="auto" w:sz="4" w:space="0"/>
-          </w:tblBorders>
+          <w:tblW w:w="0" w:type="auto"/>
+          <w:tblInd w:w="0" w:type="dxa"/>
           <w:shd w:val="clear" w:color="auto" w:fill="auto"/>
+          <w:tblLayout w:type="fixed"/>
           <w:tblCellMar>
             <w:top w:w="15" w:type="dxa"/>
             <w:left w:w="15" w:type="dxa"/>
@@ -6014,10 +5953,10 @@
               <w:widowControl/>
               <w:suppressLineNumbers w:val="0"/>
               <w:spacing w:line="300" w:lineRule="atLeast"/>
-              <w:ind w:left="0" w:leftChars="0" w:right="0" w:rightChars="0" w:firstLine="0" w:firstLineChars="0"/>
+              <w:ind w:left="0" w:right="0" w:firstLine="0" w:leftChars="0" w:rightChars="0" w:firstLineChars="0"/>
               <w:jc w:val="center"/>
               <w:rPr>
-                <w:rFonts w:hint="default" w:ascii="Segoe UI" w:hAnsi="Segoe UI" w:eastAsia="Segoe UI" w:cs="Segoe UI"/>
+                <w:rFonts w:ascii="Segoe UI" w:eastAsia="Segoe UI" w:hAnsi="Segoe UI" w:cs="Segoe UI" w:hint="default"/>
                 <w:i w:val="0"/>
                 <w:iCs w:val="0"/>
                 <w:caps w:val="0"/>
@@ -6029,8 +5968,8 @@
             </w:pPr>
             <w:r>
               <w:rPr>
-                <w:rStyle w:val="23"/>
-                <w:rFonts w:hint="default" w:ascii="Segoe UI" w:hAnsi="Segoe UI" w:eastAsia="Segoe UI" w:cs="Segoe UI"/>
+                <w:rStyle w:val="Strong"/>
+                <w:rFonts w:ascii="Segoe UI" w:eastAsia="Segoe UI" w:hAnsi="Segoe UI" w:cs="Segoe UI" w:hint="default"/>
                 <w:b/>
                 <w:bCs/>
                 <w:i w:val="0"/>
@@ -6069,7 +6008,7 @@
               <w:spacing w:line="300" w:lineRule="atLeast"/>
               <w:jc w:val="left"/>
               <w:rPr>
-                <w:rFonts w:hint="default" w:ascii="Segoe UI" w:hAnsi="Segoe UI" w:eastAsia="Segoe UI" w:cs="Segoe UI"/>
+                <w:rFonts w:ascii="Segoe UI" w:eastAsia="Segoe UI" w:hAnsi="Segoe UI" w:cs="Segoe UI" w:hint="default"/>
                 <w:i w:val="0"/>
                 <w:iCs w:val="0"/>
                 <w:caps w:val="0"/>
@@ -6081,7 +6020,7 @@
             </w:pPr>
             <w:r>
               <w:rPr>
-                <w:rFonts w:hint="default" w:ascii="Segoe UI" w:hAnsi="Segoe UI" w:eastAsia="Segoe UI" w:cs="Segoe UI"/>
+                <w:rFonts w:ascii="Segoe UI" w:eastAsia="Segoe UI" w:hAnsi="Segoe UI" w:cs="Segoe UI" w:hint="default"/>
                 <w:i w:val="0"/>
                 <w:iCs w:val="0"/>
                 <w:caps w:val="0"/>
@@ -6118,7 +6057,7 @@
               <w:spacing w:line="300" w:lineRule="atLeast"/>
               <w:jc w:val="left"/>
               <w:rPr>
-                <w:rFonts w:hint="default" w:ascii="Segoe UI" w:hAnsi="Segoe UI" w:eastAsia="Segoe UI" w:cs="Segoe UI"/>
+                <w:rFonts w:ascii="Segoe UI" w:eastAsia="Segoe UI" w:hAnsi="Segoe UI" w:cs="Segoe UI" w:hint="default"/>
                 <w:i w:val="0"/>
                 <w:iCs w:val="0"/>
                 <w:caps w:val="0"/>
@@ -6130,7 +6069,7 @@
             </w:pPr>
             <w:r>
               <w:rPr>
-                <w:rFonts w:hint="default" w:ascii="Segoe UI" w:hAnsi="Segoe UI" w:eastAsia="Segoe UI" w:cs="Segoe UI"/>
+                <w:rFonts w:ascii="Segoe UI" w:eastAsia="Segoe UI" w:hAnsi="Segoe UI" w:cs="Segoe UI" w:hint="default"/>
                 <w:i w:val="0"/>
                 <w:iCs w:val="0"/>
                 <w:caps w:val="0"/>
@@ -6146,7 +6085,7 @@
             </w:r>
             <w:r>
               <w:rPr>
-                <w:rFonts w:hint="default" w:ascii="Segoe UI" w:hAnsi="Segoe UI" w:eastAsia="Segoe UI" w:cs="Segoe UI"/>
+                <w:rFonts w:ascii="Segoe UI" w:eastAsia="Segoe UI" w:hAnsi="Segoe UI" w:cs="Segoe UI" w:hint="default"/>
                 <w:i w:val="0"/>
                 <w:iCs w:val="0"/>
                 <w:caps w:val="0"/>
@@ -6158,11 +6097,11 @@
                 <w:szCs w:val="18"/>
                 <w:lang w:val="en-US" w:eastAsia="zh-CN"/>
               </w:rPr>
-              <w:br w:type="textWrapping"/>
+              <w:br/>
             </w:r>
             <w:r>
               <w:rPr>
-                <w:rFonts w:hint="default" w:ascii="Segoe UI" w:hAnsi="Segoe UI" w:eastAsia="Segoe UI" w:cs="Segoe UI"/>
+                <w:rFonts w:ascii="Segoe UI" w:eastAsia="Segoe UI" w:hAnsi="Segoe UI" w:cs="Segoe UI" w:hint="default"/>
                 <w:i w:val="0"/>
                 <w:iCs w:val="0"/>
                 <w:caps w:val="0"/>
@@ -6178,7 +6117,7 @@
             </w:r>
             <w:r>
               <w:rPr>
-                <w:rFonts w:hint="default" w:ascii="Segoe UI" w:hAnsi="Segoe UI" w:eastAsia="Segoe UI" w:cs="Segoe UI"/>
+                <w:rFonts w:ascii="Segoe UI" w:eastAsia="Segoe UI" w:hAnsi="Segoe UI" w:cs="Segoe UI" w:hint="default"/>
                 <w:i w:val="0"/>
                 <w:iCs w:val="0"/>
                 <w:caps w:val="0"/>
@@ -6190,11 +6129,11 @@
                 <w:szCs w:val="18"/>
                 <w:lang w:val="en-US" w:eastAsia="zh-CN"/>
               </w:rPr>
-              <w:br w:type="textWrapping"/>
+              <w:br/>
             </w:r>
             <w:r>
               <w:rPr>
-                <w:rFonts w:hint="default" w:ascii="Segoe UI" w:hAnsi="Segoe UI" w:eastAsia="Segoe UI" w:cs="Segoe UI"/>
+                <w:rFonts w:ascii="Segoe UI" w:eastAsia="Segoe UI" w:hAnsi="Segoe UI" w:cs="Segoe UI" w:hint="default"/>
                 <w:i w:val="0"/>
                 <w:iCs w:val="0"/>
                 <w:caps w:val="0"/>
@@ -6210,7 +6149,7 @@
             </w:r>
             <w:r>
               <w:rPr>
-                <w:rFonts w:hint="default" w:ascii="Segoe UI" w:hAnsi="Segoe UI" w:eastAsia="Segoe UI" w:cs="Segoe UI"/>
+                <w:rFonts w:ascii="Segoe UI" w:eastAsia="Segoe UI" w:hAnsi="Segoe UI" w:cs="Segoe UI" w:hint="default"/>
                 <w:i w:val="0"/>
                 <w:iCs w:val="0"/>
                 <w:caps w:val="0"/>
@@ -6222,11 +6161,11 @@
                 <w:szCs w:val="18"/>
                 <w:lang w:val="en-US" w:eastAsia="zh-CN"/>
               </w:rPr>
-              <w:br w:type="textWrapping"/>
+              <w:br/>
             </w:r>
             <w:r>
               <w:rPr>
-                <w:rFonts w:hint="default" w:ascii="Segoe UI" w:hAnsi="Segoe UI" w:eastAsia="Segoe UI" w:cs="Segoe UI"/>
+                <w:rFonts w:ascii="Segoe UI" w:eastAsia="Segoe UI" w:hAnsi="Segoe UI" w:cs="Segoe UI" w:hint="default"/>
                 <w:i w:val="0"/>
                 <w:iCs w:val="0"/>
                 <w:caps w:val="0"/>
@@ -6274,7 +6213,7 @@
               <w:jc w:val="left"/>
               <w:textAlignment w:val="baseline"/>
               <w:rPr>
-                <w:rFonts w:hint="default" w:ascii="Segoe UI" w:hAnsi="Segoe UI" w:eastAsia="Segoe UI" w:cs="Segoe UI"/>
+                <w:rFonts w:ascii="Segoe UI" w:eastAsia="Segoe UI" w:hAnsi="Segoe UI" w:cs="Segoe UI" w:hint="default"/>
                 <w:i w:val="0"/>
                 <w:iCs w:val="0"/>
                 <w:caps w:val="0"/>
@@ -6286,7 +6225,7 @@
             </w:pPr>
             <w:r>
               <w:rPr>
-                <w:rFonts w:hint="default" w:ascii="Segoe UI" w:hAnsi="Segoe UI" w:eastAsia="Segoe UI" w:cs="Segoe UI"/>
+                <w:rFonts w:ascii="Segoe UI" w:eastAsia="Segoe UI" w:hAnsi="Segoe UI" w:cs="Segoe UI" w:hint="default"/>
                 <w:i w:val="0"/>
                 <w:iCs w:val="0"/>
                 <w:caps w:val="0"/>
@@ -6305,15 +6244,10 @@
       </w:tr>
       <w:tr>
         <w:tblPrEx>
-          <w:tblBorders>
-            <w:top w:val="single" w:color="auto" w:sz="4" w:space="0"/>
-            <w:left w:val="single" w:color="auto" w:sz="4" w:space="0"/>
-            <w:bottom w:val="single" w:color="auto" w:sz="4" w:space="0"/>
-            <w:right w:val="single" w:color="auto" w:sz="4" w:space="0"/>
-            <w:insideH w:val="single" w:color="auto" w:sz="4" w:space="0"/>
-            <w:insideV w:val="single" w:color="auto" w:sz="4" w:space="0"/>
-          </w:tblBorders>
+          <w:tblW w:w="0" w:type="auto"/>
+          <w:tblInd w:w="0" w:type="dxa"/>
           <w:shd w:val="clear" w:color="auto" w:fill="auto"/>
+          <w:tblLayout w:type="fixed"/>
           <w:tblCellMar>
             <w:top w:w="15" w:type="dxa"/>
             <w:left w:w="15" w:type="dxa"/>
@@ -6340,10 +6274,10 @@
               <w:widowControl/>
               <w:suppressLineNumbers w:val="0"/>
               <w:spacing w:line="300" w:lineRule="atLeast"/>
-              <w:ind w:left="0" w:leftChars="0" w:right="0" w:rightChars="0" w:firstLine="0" w:firstLineChars="0"/>
+              <w:ind w:left="0" w:right="0" w:firstLine="0" w:leftChars="0" w:rightChars="0" w:firstLineChars="0"/>
               <w:jc w:val="center"/>
               <w:rPr>
-                <w:rFonts w:hint="default" w:ascii="Segoe UI" w:hAnsi="Segoe UI" w:eastAsia="Segoe UI" w:cs="Segoe UI"/>
+                <w:rFonts w:ascii="Segoe UI" w:eastAsia="Segoe UI" w:hAnsi="Segoe UI" w:cs="Segoe UI" w:hint="default"/>
                 <w:i w:val="0"/>
                 <w:iCs w:val="0"/>
                 <w:caps w:val="0"/>
@@ -6355,8 +6289,8 @@
             </w:pPr>
             <w:r>
               <w:rPr>
-                <w:rStyle w:val="23"/>
-                <w:rFonts w:hint="default" w:ascii="Segoe UI" w:hAnsi="Segoe UI" w:eastAsia="Segoe UI" w:cs="Segoe UI"/>
+                <w:rStyle w:val="Strong"/>
+                <w:rFonts w:ascii="Segoe UI" w:eastAsia="Segoe UI" w:hAnsi="Segoe UI" w:cs="Segoe UI" w:hint="default"/>
                 <w:b/>
                 <w:bCs/>
                 <w:i w:val="0"/>
@@ -6395,7 +6329,7 @@
               <w:spacing w:line="300" w:lineRule="atLeast"/>
               <w:jc w:val="left"/>
               <w:rPr>
-                <w:rFonts w:hint="default" w:ascii="Segoe UI" w:hAnsi="Segoe UI" w:eastAsia="Segoe UI" w:cs="Segoe UI"/>
+                <w:rFonts w:ascii="Segoe UI" w:eastAsia="Segoe UI" w:hAnsi="Segoe UI" w:cs="Segoe UI" w:hint="default"/>
                 <w:i w:val="0"/>
                 <w:iCs w:val="0"/>
                 <w:caps w:val="0"/>
@@ -6407,7 +6341,7 @@
             </w:pPr>
             <w:r>
               <w:rPr>
-                <w:rFonts w:hint="default" w:ascii="Segoe UI" w:hAnsi="Segoe UI" w:eastAsia="Segoe UI" w:cs="Segoe UI"/>
+                <w:rFonts w:ascii="Segoe UI" w:eastAsia="Segoe UI" w:hAnsi="Segoe UI" w:cs="Segoe UI" w:hint="default"/>
                 <w:i w:val="0"/>
                 <w:iCs w:val="0"/>
                 <w:caps w:val="0"/>
@@ -6444,7 +6378,7 @@
               <w:spacing w:line="300" w:lineRule="atLeast"/>
               <w:jc w:val="left"/>
               <w:rPr>
-                <w:rFonts w:hint="default" w:ascii="Segoe UI" w:hAnsi="Segoe UI" w:eastAsia="Segoe UI" w:cs="Segoe UI"/>
+                <w:rFonts w:ascii="Segoe UI" w:eastAsia="Segoe UI" w:hAnsi="Segoe UI" w:cs="Segoe UI" w:hint="default"/>
                 <w:i w:val="0"/>
                 <w:iCs w:val="0"/>
                 <w:caps w:val="0"/>
@@ -6456,7 +6390,7 @@
             </w:pPr>
             <w:r>
               <w:rPr>
-                <w:rFonts w:hint="default" w:ascii="Segoe UI" w:hAnsi="Segoe UI" w:eastAsia="Segoe UI" w:cs="Segoe UI"/>
+                <w:rFonts w:ascii="Segoe UI" w:eastAsia="Segoe UI" w:hAnsi="Segoe UI" w:cs="Segoe UI" w:hint="default"/>
                 <w:i w:val="0"/>
                 <w:iCs w:val="0"/>
                 <w:caps w:val="0"/>
@@ -6472,7 +6406,7 @@
             </w:r>
             <w:r>
               <w:rPr>
-                <w:rFonts w:hint="default" w:ascii="Segoe UI" w:hAnsi="Segoe UI" w:eastAsia="Segoe UI" w:cs="Segoe UI"/>
+                <w:rFonts w:ascii="Segoe UI" w:eastAsia="Segoe UI" w:hAnsi="Segoe UI" w:cs="Segoe UI" w:hint="default"/>
                 <w:i w:val="0"/>
                 <w:iCs w:val="0"/>
                 <w:caps w:val="0"/>
@@ -6484,11 +6418,11 @@
                 <w:szCs w:val="18"/>
                 <w:lang w:val="en-US" w:eastAsia="zh-CN"/>
               </w:rPr>
-              <w:br w:type="textWrapping"/>
+              <w:br/>
             </w:r>
             <w:r>
               <w:rPr>
-                <w:rFonts w:hint="default" w:ascii="Segoe UI" w:hAnsi="Segoe UI" w:eastAsia="Segoe UI" w:cs="Segoe UI"/>
+                <w:rFonts w:ascii="Segoe UI" w:eastAsia="Segoe UI" w:hAnsi="Segoe UI" w:cs="Segoe UI" w:hint="default"/>
                 <w:i w:val="0"/>
                 <w:iCs w:val="0"/>
                 <w:caps w:val="0"/>
@@ -6504,7 +6438,7 @@
             </w:r>
             <w:r>
               <w:rPr>
-                <w:rFonts w:hint="default" w:ascii="Segoe UI" w:hAnsi="Segoe UI" w:eastAsia="Segoe UI" w:cs="Segoe UI"/>
+                <w:rFonts w:ascii="Segoe UI" w:eastAsia="Segoe UI" w:hAnsi="Segoe UI" w:cs="Segoe UI" w:hint="default"/>
                 <w:i w:val="0"/>
                 <w:iCs w:val="0"/>
                 <w:caps w:val="0"/>
@@ -6516,11 +6450,11 @@
                 <w:szCs w:val="18"/>
                 <w:lang w:val="en-US" w:eastAsia="zh-CN"/>
               </w:rPr>
-              <w:br w:type="textWrapping"/>
+              <w:br/>
             </w:r>
             <w:r>
               <w:rPr>
-                <w:rFonts w:hint="default" w:ascii="Segoe UI" w:hAnsi="Segoe UI" w:eastAsia="Segoe UI" w:cs="Segoe UI"/>
+                <w:rFonts w:ascii="Segoe UI" w:eastAsia="Segoe UI" w:hAnsi="Segoe UI" w:cs="Segoe UI" w:hint="default"/>
                 <w:i w:val="0"/>
                 <w:iCs w:val="0"/>
                 <w:caps w:val="0"/>
@@ -6536,7 +6470,7 @@
             </w:r>
             <w:r>
               <w:rPr>
-                <w:rFonts w:hint="default" w:ascii="Segoe UI" w:hAnsi="Segoe UI" w:eastAsia="Segoe UI" w:cs="Segoe UI"/>
+                <w:rFonts w:ascii="Segoe UI" w:eastAsia="Segoe UI" w:hAnsi="Segoe UI" w:cs="Segoe UI" w:hint="default"/>
                 <w:i w:val="0"/>
                 <w:iCs w:val="0"/>
                 <w:caps w:val="0"/>
@@ -6548,11 +6482,11 @@
                 <w:szCs w:val="18"/>
                 <w:lang w:val="en-US" w:eastAsia="zh-CN"/>
               </w:rPr>
-              <w:br w:type="textWrapping"/>
+              <w:br/>
             </w:r>
             <w:r>
               <w:rPr>
-                <w:rFonts w:hint="default" w:ascii="Segoe UI" w:hAnsi="Segoe UI" w:eastAsia="Segoe UI" w:cs="Segoe UI"/>
+                <w:rFonts w:ascii="Segoe UI" w:eastAsia="Segoe UI" w:hAnsi="Segoe UI" w:cs="Segoe UI" w:hint="default"/>
                 <w:i w:val="0"/>
                 <w:iCs w:val="0"/>
                 <w:caps w:val="0"/>
@@ -6600,7 +6534,7 @@
               <w:jc w:val="left"/>
               <w:textAlignment w:val="baseline"/>
               <w:rPr>
-                <w:rFonts w:hint="default" w:ascii="Segoe UI" w:hAnsi="Segoe UI" w:eastAsia="Segoe UI" w:cs="Segoe UI"/>
+                <w:rFonts w:ascii="Segoe UI" w:eastAsia="Segoe UI" w:hAnsi="Segoe UI" w:cs="Segoe UI" w:hint="default"/>
                 <w:i w:val="0"/>
                 <w:iCs w:val="0"/>
                 <w:caps w:val="0"/>
@@ -6612,7 +6546,7 @@
             </w:pPr>
             <w:r>
               <w:rPr>
-                <w:rFonts w:hint="default" w:ascii="Segoe UI" w:hAnsi="Segoe UI" w:eastAsia="Segoe UI" w:cs="Segoe UI"/>
+                <w:rFonts w:ascii="Segoe UI" w:eastAsia="Segoe UI" w:hAnsi="Segoe UI" w:cs="Segoe UI" w:hint="default"/>
                 <w:i w:val="0"/>
                 <w:iCs w:val="0"/>
                 <w:caps w:val="0"/>
@@ -6631,15 +6565,10 @@
       </w:tr>
       <w:tr>
         <w:tblPrEx>
-          <w:tblBorders>
-            <w:top w:val="single" w:color="auto" w:sz="4" w:space="0"/>
-            <w:left w:val="single" w:color="auto" w:sz="4" w:space="0"/>
-            <w:bottom w:val="single" w:color="auto" w:sz="4" w:space="0"/>
-            <w:right w:val="single" w:color="auto" w:sz="4" w:space="0"/>
-            <w:insideH w:val="single" w:color="auto" w:sz="4" w:space="0"/>
-            <w:insideV w:val="single" w:color="auto" w:sz="4" w:space="0"/>
-          </w:tblBorders>
+          <w:tblW w:w="0" w:type="auto"/>
+          <w:tblInd w:w="0" w:type="dxa"/>
           <w:shd w:val="clear" w:color="auto" w:fill="auto"/>
+          <w:tblLayout w:type="fixed"/>
           <w:tblCellMar>
             <w:top w:w="15" w:type="dxa"/>
             <w:left w:w="15" w:type="dxa"/>
@@ -6666,10 +6595,10 @@
               <w:widowControl/>
               <w:suppressLineNumbers w:val="0"/>
               <w:spacing w:line="300" w:lineRule="atLeast"/>
-              <w:ind w:left="0" w:leftChars="0" w:right="0" w:rightChars="0" w:firstLine="0" w:firstLineChars="0"/>
+              <w:ind w:left="0" w:right="0" w:firstLine="0" w:leftChars="0" w:rightChars="0" w:firstLineChars="0"/>
               <w:jc w:val="center"/>
               <w:rPr>
-                <w:rFonts w:hint="default" w:ascii="Segoe UI" w:hAnsi="Segoe UI" w:eastAsia="Segoe UI" w:cs="Segoe UI"/>
+                <w:rFonts w:ascii="Segoe UI" w:eastAsia="Segoe UI" w:hAnsi="Segoe UI" w:cs="Segoe UI" w:hint="default"/>
                 <w:i w:val="0"/>
                 <w:iCs w:val="0"/>
                 <w:caps w:val="0"/>
@@ -6681,8 +6610,8 @@
             </w:pPr>
             <w:r>
               <w:rPr>
-                <w:rStyle w:val="23"/>
-                <w:rFonts w:hint="default" w:ascii="Segoe UI" w:hAnsi="Segoe UI" w:eastAsia="Segoe UI" w:cs="Segoe UI"/>
+                <w:rStyle w:val="Strong"/>
+                <w:rFonts w:ascii="Segoe UI" w:eastAsia="Segoe UI" w:hAnsi="Segoe UI" w:cs="Segoe UI" w:hint="default"/>
                 <w:b/>
                 <w:bCs/>
                 <w:i w:val="0"/>
@@ -6721,7 +6650,7 @@
               <w:spacing w:line="300" w:lineRule="atLeast"/>
               <w:jc w:val="left"/>
               <w:rPr>
-                <w:rFonts w:hint="default" w:ascii="Segoe UI" w:hAnsi="Segoe UI" w:eastAsia="Segoe UI" w:cs="Segoe UI"/>
+                <w:rFonts w:ascii="Segoe UI" w:eastAsia="Segoe UI" w:hAnsi="Segoe UI" w:cs="Segoe UI" w:hint="default"/>
                 <w:i w:val="0"/>
                 <w:iCs w:val="0"/>
                 <w:caps w:val="0"/>
@@ -6733,7 +6662,7 @@
             </w:pPr>
             <w:r>
               <w:rPr>
-                <w:rFonts w:hint="default" w:ascii="Segoe UI" w:hAnsi="Segoe UI" w:eastAsia="Segoe UI" w:cs="Segoe UI"/>
+                <w:rFonts w:ascii="Segoe UI" w:eastAsia="Segoe UI" w:hAnsi="Segoe UI" w:cs="Segoe UI" w:hint="default"/>
                 <w:i w:val="0"/>
                 <w:iCs w:val="0"/>
                 <w:caps w:val="0"/>
@@ -6770,7 +6699,7 @@
               <w:spacing w:line="300" w:lineRule="atLeast"/>
               <w:jc w:val="left"/>
               <w:rPr>
-                <w:rFonts w:hint="default" w:ascii="Segoe UI" w:hAnsi="Segoe UI" w:eastAsia="Segoe UI" w:cs="Segoe UI"/>
+                <w:rFonts w:ascii="Segoe UI" w:eastAsia="Segoe UI" w:hAnsi="Segoe UI" w:cs="Segoe UI" w:hint="default"/>
                 <w:i w:val="0"/>
                 <w:iCs w:val="0"/>
                 <w:caps w:val="0"/>
@@ -6782,7 +6711,7 @@
             </w:pPr>
             <w:r>
               <w:rPr>
-                <w:rFonts w:hint="default" w:ascii="Segoe UI" w:hAnsi="Segoe UI" w:eastAsia="Segoe UI" w:cs="Segoe UI"/>
+                <w:rFonts w:ascii="Segoe UI" w:eastAsia="Segoe UI" w:hAnsi="Segoe UI" w:cs="Segoe UI" w:hint="default"/>
                 <w:i w:val="0"/>
                 <w:iCs w:val="0"/>
                 <w:caps w:val="0"/>
@@ -6798,7 +6727,7 @@
             </w:r>
             <w:r>
               <w:rPr>
-                <w:rFonts w:hint="default" w:ascii="Segoe UI" w:hAnsi="Segoe UI" w:eastAsia="Segoe UI" w:cs="Segoe UI"/>
+                <w:rFonts w:ascii="Segoe UI" w:eastAsia="Segoe UI" w:hAnsi="Segoe UI" w:cs="Segoe UI" w:hint="default"/>
                 <w:i w:val="0"/>
                 <w:iCs w:val="0"/>
                 <w:caps w:val="0"/>
@@ -6810,11 +6739,11 @@
                 <w:szCs w:val="18"/>
                 <w:lang w:val="en-US" w:eastAsia="zh-CN"/>
               </w:rPr>
-              <w:br w:type="textWrapping"/>
+              <w:br/>
             </w:r>
             <w:r>
               <w:rPr>
-                <w:rFonts w:hint="default" w:ascii="Segoe UI" w:hAnsi="Segoe UI" w:eastAsia="Segoe UI" w:cs="Segoe UI"/>
+                <w:rFonts w:ascii="Segoe UI" w:eastAsia="Segoe UI" w:hAnsi="Segoe UI" w:cs="Segoe UI" w:hint="default"/>
                 <w:i w:val="0"/>
                 <w:iCs w:val="0"/>
                 <w:caps w:val="0"/>
@@ -6830,7 +6759,7 @@
             </w:r>
             <w:r>
               <w:rPr>
-                <w:rFonts w:hint="default" w:ascii="Segoe UI" w:hAnsi="Segoe UI" w:eastAsia="Segoe UI" w:cs="Segoe UI"/>
+                <w:rFonts w:ascii="Segoe UI" w:eastAsia="Segoe UI" w:hAnsi="Segoe UI" w:cs="Segoe UI" w:hint="default"/>
                 <w:i w:val="0"/>
                 <w:iCs w:val="0"/>
                 <w:caps w:val="0"/>
@@ -6842,11 +6771,11 @@
                 <w:szCs w:val="18"/>
                 <w:lang w:val="en-US" w:eastAsia="zh-CN"/>
               </w:rPr>
-              <w:br w:type="textWrapping"/>
+              <w:br/>
             </w:r>
             <w:r>
               <w:rPr>
-                <w:rFonts w:hint="default" w:ascii="Segoe UI" w:hAnsi="Segoe UI" w:eastAsia="Segoe UI" w:cs="Segoe UI"/>
+                <w:rFonts w:ascii="Segoe UI" w:eastAsia="Segoe UI" w:hAnsi="Segoe UI" w:cs="Segoe UI" w:hint="default"/>
                 <w:i w:val="0"/>
                 <w:iCs w:val="0"/>
                 <w:caps w:val="0"/>
@@ -6862,7 +6791,7 @@
             </w:r>
             <w:r>
               <w:rPr>
-                <w:rFonts w:hint="default" w:ascii="Segoe UI" w:hAnsi="Segoe UI" w:eastAsia="Segoe UI" w:cs="Segoe UI"/>
+                <w:rFonts w:ascii="Segoe UI" w:eastAsia="Segoe UI" w:hAnsi="Segoe UI" w:cs="Segoe UI" w:hint="default"/>
                 <w:i w:val="0"/>
                 <w:iCs w:val="0"/>
                 <w:caps w:val="0"/>
@@ -6874,11 +6803,11 @@
                 <w:szCs w:val="18"/>
                 <w:lang w:val="en-US" w:eastAsia="zh-CN"/>
               </w:rPr>
-              <w:br w:type="textWrapping"/>
+              <w:br/>
             </w:r>
             <w:r>
               <w:rPr>
-                <w:rFonts w:hint="default" w:ascii="Segoe UI" w:hAnsi="Segoe UI" w:eastAsia="Segoe UI" w:cs="Segoe UI"/>
+                <w:rFonts w:ascii="Segoe UI" w:eastAsia="Segoe UI" w:hAnsi="Segoe UI" w:cs="Segoe UI" w:hint="default"/>
                 <w:i w:val="0"/>
                 <w:iCs w:val="0"/>
                 <w:caps w:val="0"/>
@@ -6926,7 +6855,7 @@
               <w:jc w:val="left"/>
               <w:textAlignment w:val="baseline"/>
               <w:rPr>
-                <w:rFonts w:hint="default" w:ascii="Segoe UI" w:hAnsi="Segoe UI" w:eastAsia="Segoe UI" w:cs="Segoe UI"/>
+                <w:rFonts w:ascii="Segoe UI" w:eastAsia="Segoe UI" w:hAnsi="Segoe UI" w:cs="Segoe UI" w:hint="default"/>
                 <w:i w:val="0"/>
                 <w:iCs w:val="0"/>
                 <w:caps w:val="0"/>
@@ -6938,7 +6867,7 @@
             </w:pPr>
             <w:r>
               <w:rPr>
-                <w:rFonts w:hint="default" w:ascii="Segoe UI" w:hAnsi="Segoe UI" w:eastAsia="Segoe UI" w:cs="Segoe UI"/>
+                <w:rFonts w:ascii="Segoe UI" w:eastAsia="Segoe UI" w:hAnsi="Segoe UI" w:cs="Segoe UI" w:hint="default"/>
                 <w:i w:val="0"/>
                 <w:iCs w:val="0"/>
                 <w:caps w:val="0"/>
@@ -6958,14 +6887,14 @@
     </w:tbl>
     <w:p>
       <w:pPr>
-        <w:pStyle w:val="30"/>
+        <w:pStyle w:val="2"/>
         <w:bidi w:val="0"/>
         <w:rPr>
           <w:rFonts w:hint="default"/>
           <w:lang w:val="en-US" w:eastAsia="zh-CN"/>
         </w:rPr>
       </w:pPr>
-      <w:bookmarkStart w:id="16" w:name="_Toc25900"/>
+      <w:bookmarkStart w:id="17" w:name="_Toc25900"/>
       <w:r>
         <w:rPr>
           <w:rFonts w:hint="default"/>
@@ -6973,23 +6902,22 @@
         </w:rPr>
         <w:t>问题状态定义</w:t>
       </w:r>
-      <w:bookmarkEnd w:id="16"/>
+      <w:bookmarkEnd w:id="17"/>
     </w:p>
     <w:tbl>
       <w:tblPr>
-        <w:tblStyle w:val="20"/>
+        <w:tblStyle w:val="TableNormal"/>
         <w:tblW w:w="9024" w:type="dxa"/>
         <w:tblInd w:w="0" w:type="dxa"/>
         <w:tblBorders>
-          <w:top w:val="single" w:color="auto" w:sz="4" w:space="0"/>
-          <w:left w:val="single" w:color="auto" w:sz="4" w:space="0"/>
-          <w:bottom w:val="single" w:color="auto" w:sz="4" w:space="0"/>
-          <w:right w:val="single" w:color="auto" w:sz="4" w:space="0"/>
-          <w:insideH w:val="single" w:color="auto" w:sz="4" w:space="0"/>
-          <w:insideV w:val="single" w:color="auto" w:sz="4" w:space="0"/>
+          <w:top w:val="single" w:sz="4" w:space="0" w:color="auto"/>
+          <w:left w:val="single" w:sz="4" w:space="0" w:color="auto"/>
+          <w:bottom w:val="single" w:sz="4" w:space="0" w:color="auto"/>
+          <w:right w:val="single" w:sz="4" w:space="0" w:color="auto"/>
+          <w:insideH w:val="single" w:sz="4" w:space="0" w:color="auto"/>
+          <w:insideV w:val="single" w:sz="4" w:space="0" w:color="auto"/>
         </w:tblBorders>
         <w:shd w:val="clear" w:color="auto" w:fill="auto"/>
-        <w:tblLayout w:type="autofit"/>
         <w:tblCellMar>
           <w:top w:w="15" w:type="dxa"/>
           <w:left w:w="15" w:type="dxa"/>
@@ -7003,13 +6931,15 @@
       </w:tblGrid>
       <w:tr>
         <w:tblPrEx>
+          <w:tblW w:w="9024" w:type="dxa"/>
+          <w:tblInd w:w="0" w:type="dxa"/>
           <w:tblBorders>
-            <w:top w:val="single" w:color="auto" w:sz="4" w:space="0"/>
-            <w:left w:val="single" w:color="auto" w:sz="4" w:space="0"/>
-            <w:bottom w:val="single" w:color="auto" w:sz="4" w:space="0"/>
-            <w:right w:val="single" w:color="auto" w:sz="4" w:space="0"/>
-            <w:insideH w:val="single" w:color="auto" w:sz="4" w:space="0"/>
-            <w:insideV w:val="single" w:color="auto" w:sz="4" w:space="0"/>
+            <w:top w:val="single" w:sz="4" w:space="0" w:color="auto"/>
+            <w:left w:val="single" w:sz="4" w:space="0" w:color="auto"/>
+            <w:bottom w:val="single" w:sz="4" w:space="0" w:color="auto"/>
+            <w:right w:val="single" w:sz="4" w:space="0" w:color="auto"/>
+            <w:insideH w:val="single" w:sz="4" w:space="0" w:color="auto"/>
+            <w:insideV w:val="single" w:sz="4" w:space="0" w:color="auto"/>
           </w:tblBorders>
           <w:shd w:val="clear" w:color="auto" w:fill="auto"/>
           <w:tblCellMar>
@@ -7043,7 +6973,7 @@
               <w:spacing w:line="300" w:lineRule="atLeast"/>
               <w:jc w:val="left"/>
               <w:rPr>
-                <w:rFonts w:ascii="Segoe UI" w:hAnsi="Segoe UI" w:eastAsia="Segoe UI" w:cs="Segoe UI"/>
+                <w:rFonts w:ascii="Segoe UI" w:eastAsia="Segoe UI" w:hAnsi="Segoe UI" w:cs="Segoe UI"/>
                 <w:i w:val="0"/>
                 <w:iCs w:val="0"/>
                 <w:caps w:val="0"/>
@@ -7055,8 +6985,8 @@
             </w:pPr>
             <w:r>
               <w:rPr>
-                <w:rStyle w:val="23"/>
-                <w:rFonts w:hint="default" w:ascii="Segoe UI" w:hAnsi="Segoe UI" w:eastAsia="Segoe UI" w:cs="Segoe UI"/>
+                <w:rStyle w:val="Strong"/>
+                <w:rFonts w:ascii="Segoe UI" w:eastAsia="Segoe UI" w:hAnsi="Segoe UI" w:cs="Segoe UI" w:hint="default"/>
                 <w:b/>
                 <w:bCs/>
                 <w:i w:val="0"/>
@@ -7095,7 +7025,7 @@
               <w:spacing w:line="300" w:lineRule="atLeast"/>
               <w:jc w:val="left"/>
               <w:rPr>
-                <w:rFonts w:hint="default" w:ascii="Segoe UI" w:hAnsi="Segoe UI" w:eastAsia="Segoe UI" w:cs="Segoe UI"/>
+                <w:rFonts w:ascii="Segoe UI" w:eastAsia="Segoe UI" w:hAnsi="Segoe UI" w:cs="Segoe UI" w:hint="default"/>
                 <w:i w:val="0"/>
                 <w:iCs w:val="0"/>
                 <w:caps w:val="0"/>
@@ -7107,8 +7037,8 @@
             </w:pPr>
             <w:r>
               <w:rPr>
-                <w:rStyle w:val="23"/>
-                <w:rFonts w:hint="default" w:ascii="Segoe UI" w:hAnsi="Segoe UI" w:eastAsia="Segoe UI" w:cs="Segoe UI"/>
+                <w:rStyle w:val="Strong"/>
+                <w:rFonts w:ascii="Segoe UI" w:eastAsia="Segoe UI" w:hAnsi="Segoe UI" w:cs="Segoe UI" w:hint="default"/>
                 <w:b/>
                 <w:bCs/>
                 <w:i w:val="0"/>
@@ -7129,847 +7059,8 @@
       </w:tr>
       <w:tr>
         <w:tblPrEx>
-          <w:tblBorders>
-            <w:top w:val="single" w:color="auto" w:sz="4" w:space="0"/>
-            <w:left w:val="single" w:color="auto" w:sz="4" w:space="0"/>
-            <w:bottom w:val="single" w:color="auto" w:sz="4" w:space="0"/>
-            <w:right w:val="single" w:color="auto" w:sz="4" w:space="0"/>
-            <w:insideH w:val="single" w:color="auto" w:sz="4" w:space="0"/>
-            <w:insideV w:val="single" w:color="auto" w:sz="4" w:space="0"/>
-          </w:tblBorders>
-          <w:tblCellMar>
-            <w:top w:w="15" w:type="dxa"/>
-            <w:left w:w="15" w:type="dxa"/>
-            <w:bottom w:w="15" w:type="dxa"/>
-            <w:right w:w="15" w:type="dxa"/>
-          </w:tblCellMar>
-        </w:tblPrEx>
-        <w:tc>
-          <w:tcPr>
-            <w:tcW w:w="0" w:type="auto"/>
-            <w:shd w:val="clear" w:color="auto" w:fill="auto"/>
-            <w:tcMar>
-              <w:top w:w="120" w:type="dxa"/>
-              <w:left w:w="0" w:type="dxa"/>
-              <w:bottom w:w="120" w:type="dxa"/>
-              <w:right w:w="192" w:type="dxa"/>
-            </w:tcMar>
-            <w:vAlign w:val="center"/>
-          </w:tcPr>
-          <w:p>
-            <w:pPr>
-              <w:keepNext w:val="0"/>
-              <w:keepLines w:val="0"/>
-              <w:widowControl/>
-              <w:suppressLineNumbers w:val="0"/>
-              <w:spacing w:line="300" w:lineRule="atLeast"/>
-              <w:jc w:val="left"/>
-              <w:rPr>
-                <w:rFonts w:hint="default" w:ascii="Segoe UI" w:hAnsi="Segoe UI" w:eastAsia="Segoe UI" w:cs="Segoe UI"/>
-                <w:i w:val="0"/>
-                <w:iCs w:val="0"/>
-                <w:caps w:val="0"/>
-                <w:color w:val="0F1115"/>
-                <w:spacing w:val="0"/>
-                <w:sz w:val="18"/>
-                <w:szCs w:val="18"/>
-              </w:rPr>
-            </w:pPr>
-            <w:r>
-              <w:rPr>
-                <w:rStyle w:val="23"/>
-                <w:rFonts w:hint="default" w:ascii="Segoe UI" w:hAnsi="Segoe UI" w:eastAsia="Segoe UI" w:cs="Segoe UI"/>
-                <w:b/>
-                <w:bCs/>
-                <w:i w:val="0"/>
-                <w:iCs w:val="0"/>
-                <w:caps w:val="0"/>
-                <w:snapToGrid w:val="0"/>
-                <w:color w:val="000000"/>
-                <w:spacing w:val="0"/>
-                <w:kern w:val="0"/>
-                <w:sz w:val="18"/>
-                <w:szCs w:val="18"/>
-                <w:lang w:val="en-US" w:eastAsia="zh-CN"/>
-              </w:rPr>
-              <w:t>已登记</w:t>
-            </w:r>
-          </w:p>
-        </w:tc>
-        <w:tc>
-          <w:tcPr>
-            <w:tcW w:w="0" w:type="auto"/>
-            <w:shd w:val="clear" w:color="auto" w:fill="auto"/>
-            <w:tcMar>
-              <w:top w:w="120" w:type="dxa"/>
-              <w:left w:w="192" w:type="dxa"/>
-              <w:bottom w:w="120" w:type="dxa"/>
-              <w:right w:w="0" w:type="dxa"/>
-            </w:tcMar>
-            <w:vAlign w:val="center"/>
-          </w:tcPr>
-          <w:p>
-            <w:pPr>
-              <w:keepNext w:val="0"/>
-              <w:keepLines w:val="0"/>
-              <w:widowControl/>
-              <w:suppressLineNumbers w:val="0"/>
-              <w:spacing w:line="300" w:lineRule="atLeast"/>
-              <w:jc w:val="left"/>
-              <w:rPr>
-                <w:rFonts w:hint="default" w:ascii="Segoe UI" w:hAnsi="Segoe UI" w:eastAsia="Segoe UI" w:cs="Segoe UI"/>
-                <w:i w:val="0"/>
-                <w:iCs w:val="0"/>
-                <w:caps w:val="0"/>
-                <w:color w:val="0F1115"/>
-                <w:spacing w:val="0"/>
-                <w:sz w:val="18"/>
-                <w:szCs w:val="18"/>
-              </w:rPr>
-            </w:pPr>
-            <w:r>
-              <w:rPr>
-                <w:rFonts w:hint="default" w:ascii="Segoe UI" w:hAnsi="Segoe UI" w:eastAsia="Segoe UI" w:cs="Segoe UI"/>
-                <w:i w:val="0"/>
-                <w:iCs w:val="0"/>
-                <w:caps w:val="0"/>
-                <w:snapToGrid w:val="0"/>
-                <w:color w:val="000000"/>
-                <w:spacing w:val="0"/>
-                <w:kern w:val="0"/>
-                <w:sz w:val="18"/>
-                <w:szCs w:val="18"/>
-                <w:lang w:val="en-US" w:eastAsia="zh-CN"/>
-              </w:rPr>
-              <w:t>问题已创建并记录，等待问题经理审核与分派。</w:t>
-            </w:r>
-          </w:p>
-        </w:tc>
-      </w:tr>
-      <w:tr>
-        <w:tblPrEx>
-          <w:tblBorders>
-            <w:top w:val="single" w:color="auto" w:sz="4" w:space="0"/>
-            <w:left w:val="single" w:color="auto" w:sz="4" w:space="0"/>
-            <w:bottom w:val="single" w:color="auto" w:sz="4" w:space="0"/>
-            <w:right w:val="single" w:color="auto" w:sz="4" w:space="0"/>
-            <w:insideH w:val="single" w:color="auto" w:sz="4" w:space="0"/>
-            <w:insideV w:val="single" w:color="auto" w:sz="4" w:space="0"/>
-          </w:tblBorders>
-          <w:tblCellMar>
-            <w:top w:w="15" w:type="dxa"/>
-            <w:left w:w="15" w:type="dxa"/>
-            <w:bottom w:w="15" w:type="dxa"/>
-            <w:right w:w="15" w:type="dxa"/>
-          </w:tblCellMar>
-        </w:tblPrEx>
-        <w:tc>
-          <w:tcPr>
-            <w:tcW w:w="0" w:type="auto"/>
-            <w:shd w:val="clear" w:color="auto" w:fill="auto"/>
-            <w:tcMar>
-              <w:top w:w="120" w:type="dxa"/>
-              <w:left w:w="0" w:type="dxa"/>
-              <w:bottom w:w="120" w:type="dxa"/>
-              <w:right w:w="192" w:type="dxa"/>
-            </w:tcMar>
-            <w:vAlign w:val="center"/>
-          </w:tcPr>
-          <w:p>
-            <w:pPr>
-              <w:keepNext w:val="0"/>
-              <w:keepLines w:val="0"/>
-              <w:widowControl/>
-              <w:suppressLineNumbers w:val="0"/>
-              <w:spacing w:line="300" w:lineRule="atLeast"/>
-              <w:jc w:val="left"/>
-              <w:rPr>
-                <w:rFonts w:hint="default" w:ascii="Segoe UI" w:hAnsi="Segoe UI" w:eastAsia="Segoe UI" w:cs="Segoe UI"/>
-                <w:i w:val="0"/>
-                <w:iCs w:val="0"/>
-                <w:caps w:val="0"/>
-                <w:color w:val="0F1115"/>
-                <w:spacing w:val="0"/>
-                <w:sz w:val="18"/>
-                <w:szCs w:val="18"/>
-              </w:rPr>
-            </w:pPr>
-            <w:r>
-              <w:rPr>
-                <w:rStyle w:val="23"/>
-                <w:rFonts w:hint="default" w:ascii="Segoe UI" w:hAnsi="Segoe UI" w:eastAsia="Segoe UI" w:cs="Segoe UI"/>
-                <w:b/>
-                <w:bCs/>
-                <w:i w:val="0"/>
-                <w:iCs w:val="0"/>
-                <w:caps w:val="0"/>
-                <w:snapToGrid w:val="0"/>
-                <w:color w:val="000000"/>
-                <w:spacing w:val="0"/>
-                <w:kern w:val="0"/>
-                <w:sz w:val="18"/>
-                <w:szCs w:val="18"/>
-                <w:lang w:val="en-US" w:eastAsia="zh-CN"/>
-              </w:rPr>
-              <w:t>调查中</w:t>
-            </w:r>
-          </w:p>
-        </w:tc>
-        <w:tc>
-          <w:tcPr>
-            <w:tcW w:w="0" w:type="auto"/>
-            <w:shd w:val="clear" w:color="auto" w:fill="auto"/>
-            <w:tcMar>
-              <w:top w:w="120" w:type="dxa"/>
-              <w:left w:w="192" w:type="dxa"/>
-              <w:bottom w:w="120" w:type="dxa"/>
-              <w:right w:w="0" w:type="dxa"/>
-            </w:tcMar>
-            <w:vAlign w:val="center"/>
-          </w:tcPr>
-          <w:p>
-            <w:pPr>
-              <w:keepNext w:val="0"/>
-              <w:keepLines w:val="0"/>
-              <w:widowControl/>
-              <w:suppressLineNumbers w:val="0"/>
-              <w:spacing w:line="300" w:lineRule="atLeast"/>
-              <w:jc w:val="left"/>
-              <w:rPr>
-                <w:rFonts w:hint="default" w:ascii="Segoe UI" w:hAnsi="Segoe UI" w:eastAsia="Segoe UI" w:cs="Segoe UI"/>
-                <w:i w:val="0"/>
-                <w:iCs w:val="0"/>
-                <w:caps w:val="0"/>
-                <w:color w:val="0F1115"/>
-                <w:spacing w:val="0"/>
-                <w:sz w:val="18"/>
-                <w:szCs w:val="18"/>
-              </w:rPr>
-            </w:pPr>
-            <w:r>
-              <w:rPr>
-                <w:rFonts w:hint="default" w:ascii="Segoe UI" w:hAnsi="Segoe UI" w:eastAsia="Segoe UI" w:cs="Segoe UI"/>
-                <w:i w:val="0"/>
-                <w:iCs w:val="0"/>
-                <w:caps w:val="0"/>
-                <w:snapToGrid w:val="0"/>
-                <w:color w:val="000000"/>
-                <w:spacing w:val="0"/>
-                <w:kern w:val="0"/>
-                <w:sz w:val="18"/>
-                <w:szCs w:val="18"/>
-                <w:lang w:val="en-US" w:eastAsia="zh-CN"/>
-              </w:rPr>
-              <w:t>已分派给专家组，正在进行根本原因分析。</w:t>
-            </w:r>
-          </w:p>
-        </w:tc>
-      </w:tr>
-      <w:tr>
-        <w:tblPrEx>
-          <w:tblBorders>
-            <w:top w:val="single" w:color="auto" w:sz="4" w:space="0"/>
-            <w:left w:val="single" w:color="auto" w:sz="4" w:space="0"/>
-            <w:bottom w:val="single" w:color="auto" w:sz="4" w:space="0"/>
-            <w:right w:val="single" w:color="auto" w:sz="4" w:space="0"/>
-            <w:insideH w:val="single" w:color="auto" w:sz="4" w:space="0"/>
-            <w:insideV w:val="single" w:color="auto" w:sz="4" w:space="0"/>
-          </w:tblBorders>
-          <w:tblCellMar>
-            <w:top w:w="15" w:type="dxa"/>
-            <w:left w:w="15" w:type="dxa"/>
-            <w:bottom w:w="15" w:type="dxa"/>
-            <w:right w:w="15" w:type="dxa"/>
-          </w:tblCellMar>
-        </w:tblPrEx>
-        <w:tc>
-          <w:tcPr>
-            <w:tcW w:w="0" w:type="auto"/>
-            <w:shd w:val="clear" w:color="auto" w:fill="auto"/>
-            <w:tcMar>
-              <w:top w:w="120" w:type="dxa"/>
-              <w:left w:w="0" w:type="dxa"/>
-              <w:bottom w:w="120" w:type="dxa"/>
-              <w:right w:w="192" w:type="dxa"/>
-            </w:tcMar>
-            <w:vAlign w:val="center"/>
-          </w:tcPr>
-          <w:p>
-            <w:pPr>
-              <w:keepNext w:val="0"/>
-              <w:keepLines w:val="0"/>
-              <w:widowControl/>
-              <w:suppressLineNumbers w:val="0"/>
-              <w:spacing w:line="300" w:lineRule="atLeast"/>
-              <w:jc w:val="left"/>
-              <w:rPr>
-                <w:rFonts w:hint="default" w:ascii="Segoe UI" w:hAnsi="Segoe UI" w:eastAsia="Segoe UI" w:cs="Segoe UI"/>
-                <w:i w:val="0"/>
-                <w:iCs w:val="0"/>
-                <w:caps w:val="0"/>
-                <w:color w:val="0F1115"/>
-                <w:spacing w:val="0"/>
-                <w:sz w:val="18"/>
-                <w:szCs w:val="18"/>
-              </w:rPr>
-            </w:pPr>
-            <w:r>
-              <w:rPr>
-                <w:rStyle w:val="23"/>
-                <w:rFonts w:hint="default" w:ascii="Segoe UI" w:hAnsi="Segoe UI" w:eastAsia="Segoe UI" w:cs="Segoe UI"/>
-                <w:b/>
-                <w:bCs/>
-                <w:i w:val="0"/>
-                <w:iCs w:val="0"/>
-                <w:caps w:val="0"/>
-                <w:snapToGrid w:val="0"/>
-                <w:color w:val="000000"/>
-                <w:spacing w:val="0"/>
-                <w:kern w:val="0"/>
-                <w:sz w:val="18"/>
-                <w:szCs w:val="18"/>
-                <w:lang w:val="en-US" w:eastAsia="zh-CN"/>
-              </w:rPr>
-              <w:t>待方案</w:t>
-            </w:r>
-          </w:p>
-        </w:tc>
-        <w:tc>
-          <w:tcPr>
-            <w:tcW w:w="0" w:type="auto"/>
-            <w:shd w:val="clear" w:color="auto" w:fill="auto"/>
-            <w:tcMar>
-              <w:top w:w="120" w:type="dxa"/>
-              <w:left w:w="192" w:type="dxa"/>
-              <w:bottom w:w="120" w:type="dxa"/>
-              <w:right w:w="0" w:type="dxa"/>
-            </w:tcMar>
-            <w:vAlign w:val="center"/>
-          </w:tcPr>
-          <w:p>
-            <w:pPr>
-              <w:keepNext w:val="0"/>
-              <w:keepLines w:val="0"/>
-              <w:widowControl/>
-              <w:suppressLineNumbers w:val="0"/>
-              <w:spacing w:line="300" w:lineRule="atLeast"/>
-              <w:jc w:val="left"/>
-              <w:rPr>
-                <w:rFonts w:hint="default" w:ascii="Segoe UI" w:hAnsi="Segoe UI" w:eastAsia="Segoe UI" w:cs="Segoe UI"/>
-                <w:i w:val="0"/>
-                <w:iCs w:val="0"/>
-                <w:caps w:val="0"/>
-                <w:color w:val="0F1115"/>
-                <w:spacing w:val="0"/>
-                <w:sz w:val="18"/>
-                <w:szCs w:val="18"/>
-              </w:rPr>
-            </w:pPr>
-            <w:r>
-              <w:rPr>
-                <w:rFonts w:hint="default" w:ascii="Segoe UI" w:hAnsi="Segoe UI" w:eastAsia="Segoe UI" w:cs="Segoe UI"/>
-                <w:i w:val="0"/>
-                <w:iCs w:val="0"/>
-                <w:caps w:val="0"/>
-                <w:snapToGrid w:val="0"/>
-                <w:color w:val="000000"/>
-                <w:spacing w:val="0"/>
-                <w:kern w:val="0"/>
-                <w:sz w:val="18"/>
-                <w:szCs w:val="18"/>
-                <w:lang w:val="en-US" w:eastAsia="zh-CN"/>
-              </w:rPr>
-              <w:t>根本原因已查明，正在评估和制定解决方案。</w:t>
-            </w:r>
-          </w:p>
-        </w:tc>
-      </w:tr>
-      <w:tr>
-        <w:tblPrEx>
-          <w:tblBorders>
-            <w:top w:val="single" w:color="auto" w:sz="4" w:space="0"/>
-            <w:left w:val="single" w:color="auto" w:sz="4" w:space="0"/>
-            <w:bottom w:val="single" w:color="auto" w:sz="4" w:space="0"/>
-            <w:right w:val="single" w:color="auto" w:sz="4" w:space="0"/>
-            <w:insideH w:val="single" w:color="auto" w:sz="4" w:space="0"/>
-            <w:insideV w:val="single" w:color="auto" w:sz="4" w:space="0"/>
-          </w:tblBorders>
-          <w:tblCellMar>
-            <w:top w:w="15" w:type="dxa"/>
-            <w:left w:w="15" w:type="dxa"/>
-            <w:bottom w:w="15" w:type="dxa"/>
-            <w:right w:w="15" w:type="dxa"/>
-          </w:tblCellMar>
-        </w:tblPrEx>
-        <w:tc>
-          <w:tcPr>
-            <w:tcW w:w="0" w:type="auto"/>
-            <w:shd w:val="clear" w:color="auto" w:fill="auto"/>
-            <w:tcMar>
-              <w:top w:w="120" w:type="dxa"/>
-              <w:left w:w="0" w:type="dxa"/>
-              <w:bottom w:w="120" w:type="dxa"/>
-              <w:right w:w="192" w:type="dxa"/>
-            </w:tcMar>
-            <w:vAlign w:val="center"/>
-          </w:tcPr>
-          <w:p>
-            <w:pPr>
-              <w:keepNext w:val="0"/>
-              <w:keepLines w:val="0"/>
-              <w:widowControl/>
-              <w:suppressLineNumbers w:val="0"/>
-              <w:spacing w:line="300" w:lineRule="atLeast"/>
-              <w:jc w:val="left"/>
-              <w:rPr>
-                <w:rFonts w:hint="default" w:ascii="Segoe UI" w:hAnsi="Segoe UI" w:eastAsia="Segoe UI" w:cs="Segoe UI"/>
-                <w:i w:val="0"/>
-                <w:iCs w:val="0"/>
-                <w:caps w:val="0"/>
-                <w:color w:val="0F1115"/>
-                <w:spacing w:val="0"/>
-                <w:sz w:val="18"/>
-                <w:szCs w:val="18"/>
-              </w:rPr>
-            </w:pPr>
-            <w:r>
-              <w:rPr>
-                <w:rStyle w:val="23"/>
-                <w:rFonts w:hint="default" w:ascii="Segoe UI" w:hAnsi="Segoe UI" w:eastAsia="Segoe UI" w:cs="Segoe UI"/>
-                <w:b/>
-                <w:bCs/>
-                <w:i w:val="0"/>
-                <w:iCs w:val="0"/>
-                <w:caps w:val="0"/>
-                <w:snapToGrid w:val="0"/>
-                <w:color w:val="000000"/>
-                <w:spacing w:val="0"/>
-                <w:kern w:val="0"/>
-                <w:sz w:val="18"/>
-                <w:szCs w:val="18"/>
-                <w:lang w:val="en-US" w:eastAsia="zh-CN"/>
-              </w:rPr>
-              <w:t>方案已定</w:t>
-            </w:r>
-          </w:p>
-        </w:tc>
-        <w:tc>
-          <w:tcPr>
-            <w:tcW w:w="0" w:type="auto"/>
-            <w:shd w:val="clear" w:color="auto" w:fill="auto"/>
-            <w:tcMar>
-              <w:top w:w="120" w:type="dxa"/>
-              <w:left w:w="192" w:type="dxa"/>
-              <w:bottom w:w="120" w:type="dxa"/>
-              <w:right w:w="0" w:type="dxa"/>
-            </w:tcMar>
-            <w:vAlign w:val="center"/>
-          </w:tcPr>
-          <w:p>
-            <w:pPr>
-              <w:keepNext w:val="0"/>
-              <w:keepLines w:val="0"/>
-              <w:widowControl/>
-              <w:suppressLineNumbers w:val="0"/>
-              <w:spacing w:line="300" w:lineRule="atLeast"/>
-              <w:jc w:val="left"/>
-              <w:rPr>
-                <w:rFonts w:hint="default" w:ascii="Segoe UI" w:hAnsi="Segoe UI" w:eastAsia="Segoe UI" w:cs="Segoe UI"/>
-                <w:i w:val="0"/>
-                <w:iCs w:val="0"/>
-                <w:caps w:val="0"/>
-                <w:color w:val="0F1115"/>
-                <w:spacing w:val="0"/>
-                <w:sz w:val="18"/>
-                <w:szCs w:val="18"/>
-              </w:rPr>
-            </w:pPr>
-            <w:r>
-              <w:rPr>
-                <w:rFonts w:hint="default" w:ascii="Segoe UI" w:hAnsi="Segoe UI" w:eastAsia="Segoe UI" w:cs="Segoe UI"/>
-                <w:i w:val="0"/>
-                <w:iCs w:val="0"/>
-                <w:caps w:val="0"/>
-                <w:snapToGrid w:val="0"/>
-                <w:color w:val="000000"/>
-                <w:spacing w:val="0"/>
-                <w:kern w:val="0"/>
-                <w:sz w:val="18"/>
-                <w:szCs w:val="18"/>
-                <w:lang w:val="en-US" w:eastAsia="zh-CN"/>
-              </w:rPr>
-              <w:t>解决方案（永久或临时）已确定，等待资源实施（如排期开发）。</w:t>
-            </w:r>
-          </w:p>
-        </w:tc>
-      </w:tr>
-      <w:tr>
-        <w:tblPrEx>
-          <w:tblBorders>
-            <w:top w:val="single" w:color="auto" w:sz="4" w:space="0"/>
-            <w:left w:val="single" w:color="auto" w:sz="4" w:space="0"/>
-            <w:bottom w:val="single" w:color="auto" w:sz="4" w:space="0"/>
-            <w:right w:val="single" w:color="auto" w:sz="4" w:space="0"/>
-            <w:insideH w:val="single" w:color="auto" w:sz="4" w:space="0"/>
-            <w:insideV w:val="single" w:color="auto" w:sz="4" w:space="0"/>
-          </w:tblBorders>
-          <w:tblCellMar>
-            <w:top w:w="15" w:type="dxa"/>
-            <w:left w:w="15" w:type="dxa"/>
-            <w:bottom w:w="15" w:type="dxa"/>
-            <w:right w:w="15" w:type="dxa"/>
-          </w:tblCellMar>
-        </w:tblPrEx>
-        <w:tc>
-          <w:tcPr>
-            <w:tcW w:w="0" w:type="auto"/>
-            <w:shd w:val="clear" w:color="auto" w:fill="auto"/>
-            <w:tcMar>
-              <w:top w:w="120" w:type="dxa"/>
-              <w:left w:w="0" w:type="dxa"/>
-              <w:bottom w:w="120" w:type="dxa"/>
-              <w:right w:w="192" w:type="dxa"/>
-            </w:tcMar>
-            <w:vAlign w:val="center"/>
-          </w:tcPr>
-          <w:p>
-            <w:pPr>
-              <w:keepNext w:val="0"/>
-              <w:keepLines w:val="0"/>
-              <w:widowControl/>
-              <w:suppressLineNumbers w:val="0"/>
-              <w:spacing w:line="300" w:lineRule="atLeast"/>
-              <w:jc w:val="left"/>
-              <w:rPr>
-                <w:rFonts w:hint="default" w:ascii="Segoe UI" w:hAnsi="Segoe UI" w:eastAsia="Segoe UI" w:cs="Segoe UI"/>
-                <w:i w:val="0"/>
-                <w:iCs w:val="0"/>
-                <w:caps w:val="0"/>
-                <w:color w:val="0F1115"/>
-                <w:spacing w:val="0"/>
-                <w:sz w:val="18"/>
-                <w:szCs w:val="18"/>
-              </w:rPr>
-            </w:pPr>
-            <w:r>
-              <w:rPr>
-                <w:rStyle w:val="23"/>
-                <w:rFonts w:hint="default" w:ascii="Segoe UI" w:hAnsi="Segoe UI" w:eastAsia="Segoe UI" w:cs="Segoe UI"/>
-                <w:b/>
-                <w:bCs/>
-                <w:i w:val="0"/>
-                <w:iCs w:val="0"/>
-                <w:caps w:val="0"/>
-                <w:snapToGrid w:val="0"/>
-                <w:color w:val="000000"/>
-                <w:spacing w:val="0"/>
-                <w:kern w:val="0"/>
-                <w:sz w:val="18"/>
-                <w:szCs w:val="18"/>
-                <w:lang w:val="en-US" w:eastAsia="zh-CN"/>
-              </w:rPr>
-              <w:t>实施中</w:t>
-            </w:r>
-          </w:p>
-        </w:tc>
-        <w:tc>
-          <w:tcPr>
-            <w:tcW w:w="0" w:type="auto"/>
-            <w:shd w:val="clear" w:color="auto" w:fill="auto"/>
-            <w:tcMar>
-              <w:top w:w="120" w:type="dxa"/>
-              <w:left w:w="192" w:type="dxa"/>
-              <w:bottom w:w="120" w:type="dxa"/>
-              <w:right w:w="0" w:type="dxa"/>
-            </w:tcMar>
-            <w:vAlign w:val="center"/>
-          </w:tcPr>
-          <w:p>
-            <w:pPr>
-              <w:keepNext w:val="0"/>
-              <w:keepLines w:val="0"/>
-              <w:widowControl/>
-              <w:suppressLineNumbers w:val="0"/>
-              <w:spacing w:line="300" w:lineRule="atLeast"/>
-              <w:jc w:val="left"/>
-              <w:rPr>
-                <w:rFonts w:hint="default" w:ascii="Segoe UI" w:hAnsi="Segoe UI" w:eastAsia="Segoe UI" w:cs="Segoe UI"/>
-                <w:i w:val="0"/>
-                <w:iCs w:val="0"/>
-                <w:caps w:val="0"/>
-                <w:color w:val="0F1115"/>
-                <w:spacing w:val="0"/>
-                <w:sz w:val="18"/>
-                <w:szCs w:val="18"/>
-              </w:rPr>
-            </w:pPr>
-            <w:r>
-              <w:rPr>
-                <w:rFonts w:hint="default" w:ascii="Segoe UI" w:hAnsi="Segoe UI" w:eastAsia="Segoe UI" w:cs="Segoe UI"/>
-                <w:i w:val="0"/>
-                <w:iCs w:val="0"/>
-                <w:caps w:val="0"/>
-                <w:snapToGrid w:val="0"/>
-                <w:color w:val="000000"/>
-                <w:spacing w:val="0"/>
-                <w:kern w:val="0"/>
-                <w:sz w:val="18"/>
-                <w:szCs w:val="18"/>
-                <w:lang w:val="en-US" w:eastAsia="zh-CN"/>
-              </w:rPr>
-              <w:t>解决方案正通过变更管理流程进行部署。</w:t>
-            </w:r>
-          </w:p>
-        </w:tc>
-      </w:tr>
-      <w:tr>
-        <w:tblPrEx>
-          <w:tblBorders>
-            <w:top w:val="single" w:color="auto" w:sz="4" w:space="0"/>
-            <w:left w:val="single" w:color="auto" w:sz="4" w:space="0"/>
-            <w:bottom w:val="single" w:color="auto" w:sz="4" w:space="0"/>
-            <w:right w:val="single" w:color="auto" w:sz="4" w:space="0"/>
-            <w:insideH w:val="single" w:color="auto" w:sz="4" w:space="0"/>
-            <w:insideV w:val="single" w:color="auto" w:sz="4" w:space="0"/>
-          </w:tblBorders>
-          <w:tblCellMar>
-            <w:top w:w="15" w:type="dxa"/>
-            <w:left w:w="15" w:type="dxa"/>
-            <w:bottom w:w="15" w:type="dxa"/>
-            <w:right w:w="15" w:type="dxa"/>
-          </w:tblCellMar>
-        </w:tblPrEx>
-        <w:tc>
-          <w:tcPr>
-            <w:tcW w:w="0" w:type="auto"/>
-            <w:shd w:val="clear" w:color="auto" w:fill="auto"/>
-            <w:tcMar>
-              <w:top w:w="120" w:type="dxa"/>
-              <w:left w:w="0" w:type="dxa"/>
-              <w:bottom w:w="120" w:type="dxa"/>
-              <w:right w:w="192" w:type="dxa"/>
-            </w:tcMar>
-            <w:vAlign w:val="center"/>
-          </w:tcPr>
-          <w:p>
-            <w:pPr>
-              <w:keepNext w:val="0"/>
-              <w:keepLines w:val="0"/>
-              <w:widowControl/>
-              <w:suppressLineNumbers w:val="0"/>
-              <w:spacing w:line="300" w:lineRule="atLeast"/>
-              <w:jc w:val="left"/>
-              <w:rPr>
-                <w:rFonts w:hint="default" w:ascii="Segoe UI" w:hAnsi="Segoe UI" w:eastAsia="Segoe UI" w:cs="Segoe UI"/>
-                <w:i w:val="0"/>
-                <w:iCs w:val="0"/>
-                <w:caps w:val="0"/>
-                <w:color w:val="0F1115"/>
-                <w:spacing w:val="0"/>
-                <w:sz w:val="18"/>
-                <w:szCs w:val="18"/>
-              </w:rPr>
-            </w:pPr>
-            <w:r>
-              <w:rPr>
-                <w:rStyle w:val="23"/>
-                <w:rFonts w:hint="default" w:ascii="Segoe UI" w:hAnsi="Segoe UI" w:eastAsia="Segoe UI" w:cs="Segoe UI"/>
-                <w:b/>
-                <w:bCs/>
-                <w:i w:val="0"/>
-                <w:iCs w:val="0"/>
-                <w:caps w:val="0"/>
-                <w:snapToGrid w:val="0"/>
-                <w:color w:val="000000"/>
-                <w:spacing w:val="0"/>
-                <w:kern w:val="0"/>
-                <w:sz w:val="18"/>
-                <w:szCs w:val="18"/>
-                <w:lang w:val="en-US" w:eastAsia="zh-CN"/>
-              </w:rPr>
-              <w:t>已解决</w:t>
-            </w:r>
-          </w:p>
-        </w:tc>
-        <w:tc>
-          <w:tcPr>
-            <w:tcW w:w="0" w:type="auto"/>
-            <w:shd w:val="clear" w:color="auto" w:fill="auto"/>
-            <w:tcMar>
-              <w:top w:w="120" w:type="dxa"/>
-              <w:left w:w="192" w:type="dxa"/>
-              <w:bottom w:w="120" w:type="dxa"/>
-              <w:right w:w="0" w:type="dxa"/>
-            </w:tcMar>
-            <w:vAlign w:val="center"/>
-          </w:tcPr>
-          <w:p>
-            <w:pPr>
-              <w:keepNext w:val="0"/>
-              <w:keepLines w:val="0"/>
-              <w:widowControl/>
-              <w:suppressLineNumbers w:val="0"/>
-              <w:spacing w:line="300" w:lineRule="atLeast"/>
-              <w:jc w:val="left"/>
-              <w:rPr>
-                <w:rFonts w:hint="default" w:ascii="Segoe UI" w:hAnsi="Segoe UI" w:eastAsia="Segoe UI" w:cs="Segoe UI"/>
-                <w:i w:val="0"/>
-                <w:iCs w:val="0"/>
-                <w:caps w:val="0"/>
-                <w:color w:val="0F1115"/>
-                <w:spacing w:val="0"/>
-                <w:sz w:val="18"/>
-                <w:szCs w:val="18"/>
-              </w:rPr>
-            </w:pPr>
-            <w:r>
-              <w:rPr>
-                <w:rFonts w:hint="default" w:ascii="Segoe UI" w:hAnsi="Segoe UI" w:eastAsia="Segoe UI" w:cs="Segoe UI"/>
-                <w:i w:val="0"/>
-                <w:iCs w:val="0"/>
-                <w:caps w:val="0"/>
-                <w:snapToGrid w:val="0"/>
-                <w:color w:val="000000"/>
-                <w:spacing w:val="0"/>
-                <w:kern w:val="0"/>
-                <w:sz w:val="18"/>
-                <w:szCs w:val="18"/>
-                <w:lang w:val="en-US" w:eastAsia="zh-CN"/>
-              </w:rPr>
-              <w:t>解决方案已验证有效，相关事件已平息。等待回顾与关闭。</w:t>
-            </w:r>
-          </w:p>
-        </w:tc>
-      </w:tr>
-      <w:tr>
-        <w:tblPrEx>
-          <w:tblBorders>
-            <w:top w:val="single" w:color="auto" w:sz="4" w:space="0"/>
-            <w:left w:val="single" w:color="auto" w:sz="4" w:space="0"/>
-            <w:bottom w:val="single" w:color="auto" w:sz="4" w:space="0"/>
-            <w:right w:val="single" w:color="auto" w:sz="4" w:space="0"/>
-            <w:insideH w:val="single" w:color="auto" w:sz="4" w:space="0"/>
-            <w:insideV w:val="single" w:color="auto" w:sz="4" w:space="0"/>
-          </w:tblBorders>
-          <w:tblCellMar>
-            <w:top w:w="15" w:type="dxa"/>
-            <w:left w:w="15" w:type="dxa"/>
-            <w:bottom w:w="15" w:type="dxa"/>
-            <w:right w:w="15" w:type="dxa"/>
-          </w:tblCellMar>
-        </w:tblPrEx>
-        <w:tc>
-          <w:tcPr>
-            <w:tcW w:w="0" w:type="auto"/>
-            <w:shd w:val="clear" w:color="auto" w:fill="auto"/>
-            <w:tcMar>
-              <w:top w:w="120" w:type="dxa"/>
-              <w:left w:w="0" w:type="dxa"/>
-              <w:bottom w:w="120" w:type="dxa"/>
-              <w:right w:w="192" w:type="dxa"/>
-            </w:tcMar>
-            <w:vAlign w:val="center"/>
-          </w:tcPr>
-          <w:p>
-            <w:pPr>
-              <w:keepNext w:val="0"/>
-              <w:keepLines w:val="0"/>
-              <w:widowControl/>
-              <w:suppressLineNumbers w:val="0"/>
-              <w:spacing w:line="300" w:lineRule="atLeast"/>
-              <w:jc w:val="left"/>
-              <w:rPr>
-                <w:rFonts w:hint="default" w:ascii="Segoe UI" w:hAnsi="Segoe UI" w:eastAsia="Segoe UI" w:cs="Segoe UI"/>
-                <w:i w:val="0"/>
-                <w:iCs w:val="0"/>
-                <w:caps w:val="0"/>
-                <w:color w:val="0F1115"/>
-                <w:spacing w:val="0"/>
-                <w:sz w:val="18"/>
-                <w:szCs w:val="18"/>
-              </w:rPr>
-            </w:pPr>
-            <w:r>
-              <w:rPr>
-                <w:rStyle w:val="23"/>
-                <w:rFonts w:hint="default" w:ascii="Segoe UI" w:hAnsi="Segoe UI" w:eastAsia="Segoe UI" w:cs="Segoe UI"/>
-                <w:b/>
-                <w:bCs/>
-                <w:i w:val="0"/>
-                <w:iCs w:val="0"/>
-                <w:caps w:val="0"/>
-                <w:snapToGrid w:val="0"/>
-                <w:color w:val="000000"/>
-                <w:spacing w:val="0"/>
-                <w:kern w:val="0"/>
-                <w:sz w:val="18"/>
-                <w:szCs w:val="18"/>
-                <w:lang w:val="en-US" w:eastAsia="zh-CN"/>
-              </w:rPr>
-              <w:t>已关闭</w:t>
-            </w:r>
-          </w:p>
-        </w:tc>
-        <w:tc>
-          <w:tcPr>
-            <w:tcW w:w="0" w:type="auto"/>
-            <w:shd w:val="clear" w:color="auto" w:fill="auto"/>
-            <w:tcMar>
-              <w:top w:w="120" w:type="dxa"/>
-              <w:left w:w="192" w:type="dxa"/>
-              <w:bottom w:w="120" w:type="dxa"/>
-              <w:right w:w="0" w:type="dxa"/>
-            </w:tcMar>
-            <w:vAlign w:val="center"/>
-          </w:tcPr>
-          <w:p>
-            <w:pPr>
-              <w:keepNext w:val="0"/>
-              <w:keepLines w:val="0"/>
-              <w:widowControl/>
-              <w:suppressLineNumbers w:val="0"/>
-              <w:spacing w:line="300" w:lineRule="atLeast"/>
-              <w:jc w:val="left"/>
-              <w:rPr>
-                <w:rFonts w:hint="default" w:ascii="Segoe UI" w:hAnsi="Segoe UI" w:eastAsia="Segoe UI" w:cs="Segoe UI"/>
-                <w:i w:val="0"/>
-                <w:iCs w:val="0"/>
-                <w:caps w:val="0"/>
-                <w:color w:val="0F1115"/>
-                <w:spacing w:val="0"/>
-                <w:sz w:val="18"/>
-                <w:szCs w:val="18"/>
-              </w:rPr>
-            </w:pPr>
-            <w:r>
-              <w:rPr>
-                <w:rFonts w:hint="default" w:ascii="Segoe UI" w:hAnsi="Segoe UI" w:eastAsia="Segoe UI" w:cs="Segoe UI"/>
-                <w:i w:val="0"/>
-                <w:iCs w:val="0"/>
-                <w:caps w:val="0"/>
-                <w:snapToGrid w:val="0"/>
-                <w:color w:val="000000"/>
-                <w:spacing w:val="0"/>
-                <w:kern w:val="0"/>
-                <w:sz w:val="18"/>
-                <w:szCs w:val="18"/>
-                <w:lang w:val="en-US" w:eastAsia="zh-CN"/>
-              </w:rPr>
-              <w:t>问题回顾完成，知识已沉淀，流程正式结束。</w:t>
-            </w:r>
-          </w:p>
-        </w:tc>
-      </w:tr>
-      <w:tr>
-        <w:tblPrEx>
-          <w:tblBorders>
-            <w:top w:val="single" w:color="auto" w:sz="4" w:space="0"/>
-            <w:left w:val="single" w:color="auto" w:sz="4" w:space="0"/>
-            <w:bottom w:val="single" w:color="auto" w:sz="4" w:space="0"/>
-            <w:right w:val="single" w:color="auto" w:sz="4" w:space="0"/>
-            <w:insideH w:val="single" w:color="auto" w:sz="4" w:space="0"/>
-            <w:insideV w:val="single" w:color="auto" w:sz="4" w:space="0"/>
-          </w:tblBorders>
+          <w:tblW w:w="9024" w:type="dxa"/>
+          <w:tblInd w:w="0" w:type="dxa"/>
           <w:shd w:val="clear" w:color="auto" w:fill="auto"/>
           <w:tblCellMar>
             <w:top w:w="15" w:type="dxa"/>
@@ -7999,7 +7090,7 @@
               <w:spacing w:line="300" w:lineRule="atLeast"/>
               <w:jc w:val="left"/>
               <w:rPr>
-                <w:rFonts w:hint="default" w:ascii="Segoe UI" w:hAnsi="Segoe UI" w:eastAsia="Segoe UI" w:cs="Segoe UI"/>
+                <w:rFonts w:ascii="Segoe UI" w:eastAsia="Segoe UI" w:hAnsi="Segoe UI" w:cs="Segoe UI" w:hint="default"/>
                 <w:i w:val="0"/>
                 <w:iCs w:val="0"/>
                 <w:caps w:val="0"/>
@@ -8011,8 +7102,806 @@
             </w:pPr>
             <w:r>
               <w:rPr>
-                <w:rStyle w:val="23"/>
-                <w:rFonts w:hint="default" w:ascii="Segoe UI" w:hAnsi="Segoe UI" w:eastAsia="Segoe UI" w:cs="Segoe UI"/>
+                <w:rStyle w:val="Strong"/>
+                <w:rFonts w:ascii="Segoe UI" w:eastAsia="Segoe UI" w:hAnsi="Segoe UI" w:cs="Segoe UI" w:hint="default"/>
+                <w:b/>
+                <w:bCs/>
+                <w:i w:val="0"/>
+                <w:iCs w:val="0"/>
+                <w:caps w:val="0"/>
+                <w:snapToGrid w:val="0"/>
+                <w:color w:val="000000"/>
+                <w:spacing w:val="0"/>
+                <w:kern w:val="0"/>
+                <w:sz w:val="18"/>
+                <w:szCs w:val="18"/>
+                <w:lang w:val="en-US" w:eastAsia="zh-CN"/>
+              </w:rPr>
+              <w:t>已登记</w:t>
+            </w:r>
+          </w:p>
+        </w:tc>
+        <w:tc>
+          <w:tcPr>
+            <w:tcW w:w="0" w:type="auto"/>
+            <w:shd w:val="clear" w:color="auto" w:fill="auto"/>
+            <w:tcMar>
+              <w:top w:w="120" w:type="dxa"/>
+              <w:left w:w="192" w:type="dxa"/>
+              <w:bottom w:w="120" w:type="dxa"/>
+              <w:right w:w="0" w:type="dxa"/>
+            </w:tcMar>
+            <w:vAlign w:val="center"/>
+          </w:tcPr>
+          <w:p>
+            <w:pPr>
+              <w:keepNext w:val="0"/>
+              <w:keepLines w:val="0"/>
+              <w:widowControl/>
+              <w:suppressLineNumbers w:val="0"/>
+              <w:spacing w:line="300" w:lineRule="atLeast"/>
+              <w:jc w:val="left"/>
+              <w:rPr>
+                <w:rFonts w:ascii="Segoe UI" w:eastAsia="Segoe UI" w:hAnsi="Segoe UI" w:cs="Segoe UI" w:hint="default"/>
+                <w:i w:val="0"/>
+                <w:iCs w:val="0"/>
+                <w:caps w:val="0"/>
+                <w:color w:val="0F1115"/>
+                <w:spacing w:val="0"/>
+                <w:sz w:val="18"/>
+                <w:szCs w:val="18"/>
+              </w:rPr>
+            </w:pPr>
+            <w:r>
+              <w:rPr>
+                <w:rFonts w:ascii="Segoe UI" w:eastAsia="Segoe UI" w:hAnsi="Segoe UI" w:cs="Segoe UI" w:hint="default"/>
+                <w:i w:val="0"/>
+                <w:iCs w:val="0"/>
+                <w:caps w:val="0"/>
+                <w:snapToGrid w:val="0"/>
+                <w:color w:val="000000"/>
+                <w:spacing w:val="0"/>
+                <w:kern w:val="0"/>
+                <w:sz w:val="18"/>
+                <w:szCs w:val="18"/>
+                <w:lang w:val="en-US" w:eastAsia="zh-CN"/>
+              </w:rPr>
+              <w:t>问题已创建并记录，等待问题经理审核与分派。</w:t>
+            </w:r>
+          </w:p>
+        </w:tc>
+      </w:tr>
+      <w:tr>
+        <w:tblPrEx>
+          <w:tblW w:w="9024" w:type="dxa"/>
+          <w:tblInd w:w="0" w:type="dxa"/>
+          <w:shd w:val="clear" w:color="auto" w:fill="auto"/>
+          <w:tblCellMar>
+            <w:top w:w="15" w:type="dxa"/>
+            <w:left w:w="15" w:type="dxa"/>
+            <w:bottom w:w="15" w:type="dxa"/>
+            <w:right w:w="15" w:type="dxa"/>
+          </w:tblCellMar>
+        </w:tblPrEx>
+        <w:tc>
+          <w:tcPr>
+            <w:tcW w:w="0" w:type="auto"/>
+            <w:shd w:val="clear" w:color="auto" w:fill="auto"/>
+            <w:tcMar>
+              <w:top w:w="120" w:type="dxa"/>
+              <w:left w:w="0" w:type="dxa"/>
+              <w:bottom w:w="120" w:type="dxa"/>
+              <w:right w:w="192" w:type="dxa"/>
+            </w:tcMar>
+            <w:vAlign w:val="center"/>
+          </w:tcPr>
+          <w:p>
+            <w:pPr>
+              <w:keepNext w:val="0"/>
+              <w:keepLines w:val="0"/>
+              <w:widowControl/>
+              <w:suppressLineNumbers w:val="0"/>
+              <w:spacing w:line="300" w:lineRule="atLeast"/>
+              <w:jc w:val="left"/>
+              <w:rPr>
+                <w:rFonts w:ascii="Segoe UI" w:eastAsia="Segoe UI" w:hAnsi="Segoe UI" w:cs="Segoe UI" w:hint="default"/>
+                <w:i w:val="0"/>
+                <w:iCs w:val="0"/>
+                <w:caps w:val="0"/>
+                <w:color w:val="0F1115"/>
+                <w:spacing w:val="0"/>
+                <w:sz w:val="18"/>
+                <w:szCs w:val="18"/>
+              </w:rPr>
+            </w:pPr>
+            <w:r>
+              <w:rPr>
+                <w:rStyle w:val="Strong"/>
+                <w:rFonts w:ascii="Segoe UI" w:eastAsia="Segoe UI" w:hAnsi="Segoe UI" w:cs="Segoe UI" w:hint="default"/>
+                <w:b/>
+                <w:bCs/>
+                <w:i w:val="0"/>
+                <w:iCs w:val="0"/>
+                <w:caps w:val="0"/>
+                <w:snapToGrid w:val="0"/>
+                <w:color w:val="000000"/>
+                <w:spacing w:val="0"/>
+                <w:kern w:val="0"/>
+                <w:sz w:val="18"/>
+                <w:szCs w:val="18"/>
+                <w:lang w:val="en-US" w:eastAsia="zh-CN"/>
+              </w:rPr>
+              <w:t>调查中</w:t>
+            </w:r>
+          </w:p>
+        </w:tc>
+        <w:tc>
+          <w:tcPr>
+            <w:tcW w:w="0" w:type="auto"/>
+            <w:shd w:val="clear" w:color="auto" w:fill="auto"/>
+            <w:tcMar>
+              <w:top w:w="120" w:type="dxa"/>
+              <w:left w:w="192" w:type="dxa"/>
+              <w:bottom w:w="120" w:type="dxa"/>
+              <w:right w:w="0" w:type="dxa"/>
+            </w:tcMar>
+            <w:vAlign w:val="center"/>
+          </w:tcPr>
+          <w:p>
+            <w:pPr>
+              <w:keepNext w:val="0"/>
+              <w:keepLines w:val="0"/>
+              <w:widowControl/>
+              <w:suppressLineNumbers w:val="0"/>
+              <w:spacing w:line="300" w:lineRule="atLeast"/>
+              <w:jc w:val="left"/>
+              <w:rPr>
+                <w:rFonts w:ascii="Segoe UI" w:eastAsia="Segoe UI" w:hAnsi="Segoe UI" w:cs="Segoe UI" w:hint="default"/>
+                <w:i w:val="0"/>
+                <w:iCs w:val="0"/>
+                <w:caps w:val="0"/>
+                <w:color w:val="0F1115"/>
+                <w:spacing w:val="0"/>
+                <w:sz w:val="18"/>
+                <w:szCs w:val="18"/>
+              </w:rPr>
+            </w:pPr>
+            <w:r>
+              <w:rPr>
+                <w:rFonts w:ascii="Segoe UI" w:eastAsia="Segoe UI" w:hAnsi="Segoe UI" w:cs="Segoe UI" w:hint="default"/>
+                <w:i w:val="0"/>
+                <w:iCs w:val="0"/>
+                <w:caps w:val="0"/>
+                <w:snapToGrid w:val="0"/>
+                <w:color w:val="000000"/>
+                <w:spacing w:val="0"/>
+                <w:kern w:val="0"/>
+                <w:sz w:val="18"/>
+                <w:szCs w:val="18"/>
+                <w:lang w:val="en-US" w:eastAsia="zh-CN"/>
+              </w:rPr>
+              <w:t>已分派给专家组，正在进行根本原因分析。</w:t>
+            </w:r>
+          </w:p>
+        </w:tc>
+      </w:tr>
+      <w:tr>
+        <w:tblPrEx>
+          <w:tblW w:w="9024" w:type="dxa"/>
+          <w:tblInd w:w="0" w:type="dxa"/>
+          <w:shd w:val="clear" w:color="auto" w:fill="auto"/>
+          <w:tblCellMar>
+            <w:top w:w="15" w:type="dxa"/>
+            <w:left w:w="15" w:type="dxa"/>
+            <w:bottom w:w="15" w:type="dxa"/>
+            <w:right w:w="15" w:type="dxa"/>
+          </w:tblCellMar>
+        </w:tblPrEx>
+        <w:tc>
+          <w:tcPr>
+            <w:tcW w:w="0" w:type="auto"/>
+            <w:shd w:val="clear" w:color="auto" w:fill="auto"/>
+            <w:tcMar>
+              <w:top w:w="120" w:type="dxa"/>
+              <w:left w:w="0" w:type="dxa"/>
+              <w:bottom w:w="120" w:type="dxa"/>
+              <w:right w:w="192" w:type="dxa"/>
+            </w:tcMar>
+            <w:vAlign w:val="center"/>
+          </w:tcPr>
+          <w:p>
+            <w:pPr>
+              <w:keepNext w:val="0"/>
+              <w:keepLines w:val="0"/>
+              <w:widowControl/>
+              <w:suppressLineNumbers w:val="0"/>
+              <w:spacing w:line="300" w:lineRule="atLeast"/>
+              <w:jc w:val="left"/>
+              <w:rPr>
+                <w:rFonts w:ascii="Segoe UI" w:eastAsia="Segoe UI" w:hAnsi="Segoe UI" w:cs="Segoe UI" w:hint="default"/>
+                <w:i w:val="0"/>
+                <w:iCs w:val="0"/>
+                <w:caps w:val="0"/>
+                <w:color w:val="0F1115"/>
+                <w:spacing w:val="0"/>
+                <w:sz w:val="18"/>
+                <w:szCs w:val="18"/>
+              </w:rPr>
+            </w:pPr>
+            <w:r>
+              <w:rPr>
+                <w:rStyle w:val="Strong"/>
+                <w:rFonts w:ascii="Segoe UI" w:eastAsia="Segoe UI" w:hAnsi="Segoe UI" w:cs="Segoe UI" w:hint="default"/>
+                <w:b/>
+                <w:bCs/>
+                <w:i w:val="0"/>
+                <w:iCs w:val="0"/>
+                <w:caps w:val="0"/>
+                <w:snapToGrid w:val="0"/>
+                <w:color w:val="000000"/>
+                <w:spacing w:val="0"/>
+                <w:kern w:val="0"/>
+                <w:sz w:val="18"/>
+                <w:szCs w:val="18"/>
+                <w:lang w:val="en-US" w:eastAsia="zh-CN"/>
+              </w:rPr>
+              <w:t>待方案</w:t>
+            </w:r>
+          </w:p>
+        </w:tc>
+        <w:tc>
+          <w:tcPr>
+            <w:tcW w:w="0" w:type="auto"/>
+            <w:shd w:val="clear" w:color="auto" w:fill="auto"/>
+            <w:tcMar>
+              <w:top w:w="120" w:type="dxa"/>
+              <w:left w:w="192" w:type="dxa"/>
+              <w:bottom w:w="120" w:type="dxa"/>
+              <w:right w:w="0" w:type="dxa"/>
+            </w:tcMar>
+            <w:vAlign w:val="center"/>
+          </w:tcPr>
+          <w:p>
+            <w:pPr>
+              <w:keepNext w:val="0"/>
+              <w:keepLines w:val="0"/>
+              <w:widowControl/>
+              <w:suppressLineNumbers w:val="0"/>
+              <w:spacing w:line="300" w:lineRule="atLeast"/>
+              <w:jc w:val="left"/>
+              <w:rPr>
+                <w:rFonts w:ascii="Segoe UI" w:eastAsia="Segoe UI" w:hAnsi="Segoe UI" w:cs="Segoe UI" w:hint="default"/>
+                <w:i w:val="0"/>
+                <w:iCs w:val="0"/>
+                <w:caps w:val="0"/>
+                <w:color w:val="0F1115"/>
+                <w:spacing w:val="0"/>
+                <w:sz w:val="18"/>
+                <w:szCs w:val="18"/>
+              </w:rPr>
+            </w:pPr>
+            <w:r>
+              <w:rPr>
+                <w:rFonts w:ascii="Segoe UI" w:eastAsia="Segoe UI" w:hAnsi="Segoe UI" w:cs="Segoe UI" w:hint="default"/>
+                <w:i w:val="0"/>
+                <w:iCs w:val="0"/>
+                <w:caps w:val="0"/>
+                <w:snapToGrid w:val="0"/>
+                <w:color w:val="000000"/>
+                <w:spacing w:val="0"/>
+                <w:kern w:val="0"/>
+                <w:sz w:val="18"/>
+                <w:szCs w:val="18"/>
+                <w:lang w:val="en-US" w:eastAsia="zh-CN"/>
+              </w:rPr>
+              <w:t>根本原因已查明，正在评估和制定解决方案。</w:t>
+            </w:r>
+          </w:p>
+        </w:tc>
+      </w:tr>
+      <w:tr>
+        <w:tblPrEx>
+          <w:tblW w:w="9024" w:type="dxa"/>
+          <w:tblInd w:w="0" w:type="dxa"/>
+          <w:shd w:val="clear" w:color="auto" w:fill="auto"/>
+          <w:tblCellMar>
+            <w:top w:w="15" w:type="dxa"/>
+            <w:left w:w="15" w:type="dxa"/>
+            <w:bottom w:w="15" w:type="dxa"/>
+            <w:right w:w="15" w:type="dxa"/>
+          </w:tblCellMar>
+        </w:tblPrEx>
+        <w:tc>
+          <w:tcPr>
+            <w:tcW w:w="0" w:type="auto"/>
+            <w:shd w:val="clear" w:color="auto" w:fill="auto"/>
+            <w:tcMar>
+              <w:top w:w="120" w:type="dxa"/>
+              <w:left w:w="0" w:type="dxa"/>
+              <w:bottom w:w="120" w:type="dxa"/>
+              <w:right w:w="192" w:type="dxa"/>
+            </w:tcMar>
+            <w:vAlign w:val="center"/>
+          </w:tcPr>
+          <w:p>
+            <w:pPr>
+              <w:keepNext w:val="0"/>
+              <w:keepLines w:val="0"/>
+              <w:widowControl/>
+              <w:suppressLineNumbers w:val="0"/>
+              <w:spacing w:line="300" w:lineRule="atLeast"/>
+              <w:jc w:val="left"/>
+              <w:rPr>
+                <w:rFonts w:ascii="Segoe UI" w:eastAsia="Segoe UI" w:hAnsi="Segoe UI" w:cs="Segoe UI" w:hint="default"/>
+                <w:i w:val="0"/>
+                <w:iCs w:val="0"/>
+                <w:caps w:val="0"/>
+                <w:color w:val="0F1115"/>
+                <w:spacing w:val="0"/>
+                <w:sz w:val="18"/>
+                <w:szCs w:val="18"/>
+              </w:rPr>
+            </w:pPr>
+            <w:r>
+              <w:rPr>
+                <w:rStyle w:val="Strong"/>
+                <w:rFonts w:ascii="Segoe UI" w:eastAsia="Segoe UI" w:hAnsi="Segoe UI" w:cs="Segoe UI" w:hint="default"/>
+                <w:b/>
+                <w:bCs/>
+                <w:i w:val="0"/>
+                <w:iCs w:val="0"/>
+                <w:caps w:val="0"/>
+                <w:snapToGrid w:val="0"/>
+                <w:color w:val="000000"/>
+                <w:spacing w:val="0"/>
+                <w:kern w:val="0"/>
+                <w:sz w:val="18"/>
+                <w:szCs w:val="18"/>
+                <w:lang w:val="en-US" w:eastAsia="zh-CN"/>
+              </w:rPr>
+              <w:t>方案已定</w:t>
+            </w:r>
+          </w:p>
+        </w:tc>
+        <w:tc>
+          <w:tcPr>
+            <w:tcW w:w="0" w:type="auto"/>
+            <w:shd w:val="clear" w:color="auto" w:fill="auto"/>
+            <w:tcMar>
+              <w:top w:w="120" w:type="dxa"/>
+              <w:left w:w="192" w:type="dxa"/>
+              <w:bottom w:w="120" w:type="dxa"/>
+              <w:right w:w="0" w:type="dxa"/>
+            </w:tcMar>
+            <w:vAlign w:val="center"/>
+          </w:tcPr>
+          <w:p>
+            <w:pPr>
+              <w:keepNext w:val="0"/>
+              <w:keepLines w:val="0"/>
+              <w:widowControl/>
+              <w:suppressLineNumbers w:val="0"/>
+              <w:spacing w:line="300" w:lineRule="atLeast"/>
+              <w:jc w:val="left"/>
+              <w:rPr>
+                <w:rFonts w:ascii="Segoe UI" w:eastAsia="Segoe UI" w:hAnsi="Segoe UI" w:cs="Segoe UI" w:hint="default"/>
+                <w:i w:val="0"/>
+                <w:iCs w:val="0"/>
+                <w:caps w:val="0"/>
+                <w:color w:val="0F1115"/>
+                <w:spacing w:val="0"/>
+                <w:sz w:val="18"/>
+                <w:szCs w:val="18"/>
+              </w:rPr>
+            </w:pPr>
+            <w:r>
+              <w:rPr>
+                <w:rFonts w:ascii="Segoe UI" w:eastAsia="Segoe UI" w:hAnsi="Segoe UI" w:cs="Segoe UI" w:hint="default"/>
+                <w:i w:val="0"/>
+                <w:iCs w:val="0"/>
+                <w:caps w:val="0"/>
+                <w:snapToGrid w:val="0"/>
+                <w:color w:val="000000"/>
+                <w:spacing w:val="0"/>
+                <w:kern w:val="0"/>
+                <w:sz w:val="18"/>
+                <w:szCs w:val="18"/>
+                <w:lang w:val="en-US" w:eastAsia="zh-CN"/>
+              </w:rPr>
+              <w:t>解决方案（永久或临时）已确定，等待资源实施（如排期开发）。</w:t>
+            </w:r>
+          </w:p>
+        </w:tc>
+      </w:tr>
+      <w:tr>
+        <w:tblPrEx>
+          <w:tblW w:w="9024" w:type="dxa"/>
+          <w:tblInd w:w="0" w:type="dxa"/>
+          <w:shd w:val="clear" w:color="auto" w:fill="auto"/>
+          <w:tblCellMar>
+            <w:top w:w="15" w:type="dxa"/>
+            <w:left w:w="15" w:type="dxa"/>
+            <w:bottom w:w="15" w:type="dxa"/>
+            <w:right w:w="15" w:type="dxa"/>
+          </w:tblCellMar>
+        </w:tblPrEx>
+        <w:tc>
+          <w:tcPr>
+            <w:tcW w:w="0" w:type="auto"/>
+            <w:shd w:val="clear" w:color="auto" w:fill="auto"/>
+            <w:tcMar>
+              <w:top w:w="120" w:type="dxa"/>
+              <w:left w:w="0" w:type="dxa"/>
+              <w:bottom w:w="120" w:type="dxa"/>
+              <w:right w:w="192" w:type="dxa"/>
+            </w:tcMar>
+            <w:vAlign w:val="center"/>
+          </w:tcPr>
+          <w:p>
+            <w:pPr>
+              <w:keepNext w:val="0"/>
+              <w:keepLines w:val="0"/>
+              <w:widowControl/>
+              <w:suppressLineNumbers w:val="0"/>
+              <w:spacing w:line="300" w:lineRule="atLeast"/>
+              <w:jc w:val="left"/>
+              <w:rPr>
+                <w:rFonts w:ascii="Segoe UI" w:eastAsia="Segoe UI" w:hAnsi="Segoe UI" w:cs="Segoe UI" w:hint="default"/>
+                <w:i w:val="0"/>
+                <w:iCs w:val="0"/>
+                <w:caps w:val="0"/>
+                <w:color w:val="0F1115"/>
+                <w:spacing w:val="0"/>
+                <w:sz w:val="18"/>
+                <w:szCs w:val="18"/>
+              </w:rPr>
+            </w:pPr>
+            <w:r>
+              <w:rPr>
+                <w:rStyle w:val="Strong"/>
+                <w:rFonts w:ascii="Segoe UI" w:eastAsia="Segoe UI" w:hAnsi="Segoe UI" w:cs="Segoe UI" w:hint="default"/>
+                <w:b/>
+                <w:bCs/>
+                <w:i w:val="0"/>
+                <w:iCs w:val="0"/>
+                <w:caps w:val="0"/>
+                <w:snapToGrid w:val="0"/>
+                <w:color w:val="000000"/>
+                <w:spacing w:val="0"/>
+                <w:kern w:val="0"/>
+                <w:sz w:val="18"/>
+                <w:szCs w:val="18"/>
+                <w:lang w:val="en-US" w:eastAsia="zh-CN"/>
+              </w:rPr>
+              <w:t>实施中</w:t>
+            </w:r>
+          </w:p>
+        </w:tc>
+        <w:tc>
+          <w:tcPr>
+            <w:tcW w:w="0" w:type="auto"/>
+            <w:shd w:val="clear" w:color="auto" w:fill="auto"/>
+            <w:tcMar>
+              <w:top w:w="120" w:type="dxa"/>
+              <w:left w:w="192" w:type="dxa"/>
+              <w:bottom w:w="120" w:type="dxa"/>
+              <w:right w:w="0" w:type="dxa"/>
+            </w:tcMar>
+            <w:vAlign w:val="center"/>
+          </w:tcPr>
+          <w:p>
+            <w:pPr>
+              <w:keepNext w:val="0"/>
+              <w:keepLines w:val="0"/>
+              <w:widowControl/>
+              <w:suppressLineNumbers w:val="0"/>
+              <w:spacing w:line="300" w:lineRule="atLeast"/>
+              <w:jc w:val="left"/>
+              <w:rPr>
+                <w:rFonts w:ascii="Segoe UI" w:eastAsia="Segoe UI" w:hAnsi="Segoe UI" w:cs="Segoe UI" w:hint="default"/>
+                <w:i w:val="0"/>
+                <w:iCs w:val="0"/>
+                <w:caps w:val="0"/>
+                <w:color w:val="0F1115"/>
+                <w:spacing w:val="0"/>
+                <w:sz w:val="18"/>
+                <w:szCs w:val="18"/>
+              </w:rPr>
+            </w:pPr>
+            <w:r>
+              <w:rPr>
+                <w:rFonts w:ascii="Segoe UI" w:eastAsia="Segoe UI" w:hAnsi="Segoe UI" w:cs="Segoe UI" w:hint="default"/>
+                <w:i w:val="0"/>
+                <w:iCs w:val="0"/>
+                <w:caps w:val="0"/>
+                <w:snapToGrid w:val="0"/>
+                <w:color w:val="000000"/>
+                <w:spacing w:val="0"/>
+                <w:kern w:val="0"/>
+                <w:sz w:val="18"/>
+                <w:szCs w:val="18"/>
+                <w:lang w:val="en-US" w:eastAsia="zh-CN"/>
+              </w:rPr>
+              <w:t>解决方案正通过变更管理流程进行部署。</w:t>
+            </w:r>
+          </w:p>
+        </w:tc>
+      </w:tr>
+      <w:tr>
+        <w:tblPrEx>
+          <w:tblW w:w="9024" w:type="dxa"/>
+          <w:tblInd w:w="0" w:type="dxa"/>
+          <w:shd w:val="clear" w:color="auto" w:fill="auto"/>
+          <w:tblCellMar>
+            <w:top w:w="15" w:type="dxa"/>
+            <w:left w:w="15" w:type="dxa"/>
+            <w:bottom w:w="15" w:type="dxa"/>
+            <w:right w:w="15" w:type="dxa"/>
+          </w:tblCellMar>
+        </w:tblPrEx>
+        <w:tc>
+          <w:tcPr>
+            <w:tcW w:w="0" w:type="auto"/>
+            <w:shd w:val="clear" w:color="auto" w:fill="auto"/>
+            <w:tcMar>
+              <w:top w:w="120" w:type="dxa"/>
+              <w:left w:w="0" w:type="dxa"/>
+              <w:bottom w:w="120" w:type="dxa"/>
+              <w:right w:w="192" w:type="dxa"/>
+            </w:tcMar>
+            <w:vAlign w:val="center"/>
+          </w:tcPr>
+          <w:p>
+            <w:pPr>
+              <w:keepNext w:val="0"/>
+              <w:keepLines w:val="0"/>
+              <w:widowControl/>
+              <w:suppressLineNumbers w:val="0"/>
+              <w:spacing w:line="300" w:lineRule="atLeast"/>
+              <w:jc w:val="left"/>
+              <w:rPr>
+                <w:rFonts w:ascii="Segoe UI" w:eastAsia="Segoe UI" w:hAnsi="Segoe UI" w:cs="Segoe UI" w:hint="default"/>
+                <w:i w:val="0"/>
+                <w:iCs w:val="0"/>
+                <w:caps w:val="0"/>
+                <w:color w:val="0F1115"/>
+                <w:spacing w:val="0"/>
+                <w:sz w:val="18"/>
+                <w:szCs w:val="18"/>
+              </w:rPr>
+            </w:pPr>
+            <w:r>
+              <w:rPr>
+                <w:rStyle w:val="Strong"/>
+                <w:rFonts w:ascii="Segoe UI" w:eastAsia="Segoe UI" w:hAnsi="Segoe UI" w:cs="Segoe UI" w:hint="default"/>
+                <w:b/>
+                <w:bCs/>
+                <w:i w:val="0"/>
+                <w:iCs w:val="0"/>
+                <w:caps w:val="0"/>
+                <w:snapToGrid w:val="0"/>
+                <w:color w:val="000000"/>
+                <w:spacing w:val="0"/>
+                <w:kern w:val="0"/>
+                <w:sz w:val="18"/>
+                <w:szCs w:val="18"/>
+                <w:lang w:val="en-US" w:eastAsia="zh-CN"/>
+              </w:rPr>
+              <w:t>已解决</w:t>
+            </w:r>
+          </w:p>
+        </w:tc>
+        <w:tc>
+          <w:tcPr>
+            <w:tcW w:w="0" w:type="auto"/>
+            <w:shd w:val="clear" w:color="auto" w:fill="auto"/>
+            <w:tcMar>
+              <w:top w:w="120" w:type="dxa"/>
+              <w:left w:w="192" w:type="dxa"/>
+              <w:bottom w:w="120" w:type="dxa"/>
+              <w:right w:w="0" w:type="dxa"/>
+            </w:tcMar>
+            <w:vAlign w:val="center"/>
+          </w:tcPr>
+          <w:p>
+            <w:pPr>
+              <w:keepNext w:val="0"/>
+              <w:keepLines w:val="0"/>
+              <w:widowControl/>
+              <w:suppressLineNumbers w:val="0"/>
+              <w:spacing w:line="300" w:lineRule="atLeast"/>
+              <w:jc w:val="left"/>
+              <w:rPr>
+                <w:rFonts w:ascii="Segoe UI" w:eastAsia="Segoe UI" w:hAnsi="Segoe UI" w:cs="Segoe UI" w:hint="default"/>
+                <w:i w:val="0"/>
+                <w:iCs w:val="0"/>
+                <w:caps w:val="0"/>
+                <w:color w:val="0F1115"/>
+                <w:spacing w:val="0"/>
+                <w:sz w:val="18"/>
+                <w:szCs w:val="18"/>
+              </w:rPr>
+            </w:pPr>
+            <w:r>
+              <w:rPr>
+                <w:rFonts w:ascii="Segoe UI" w:eastAsia="Segoe UI" w:hAnsi="Segoe UI" w:cs="Segoe UI" w:hint="default"/>
+                <w:i w:val="0"/>
+                <w:iCs w:val="0"/>
+                <w:caps w:val="0"/>
+                <w:snapToGrid w:val="0"/>
+                <w:color w:val="000000"/>
+                <w:spacing w:val="0"/>
+                <w:kern w:val="0"/>
+                <w:sz w:val="18"/>
+                <w:szCs w:val="18"/>
+                <w:lang w:val="en-US" w:eastAsia="zh-CN"/>
+              </w:rPr>
+              <w:t>解决方案已验证有效，相关事件已平息。等待回顾与关闭。</w:t>
+            </w:r>
+          </w:p>
+        </w:tc>
+      </w:tr>
+      <w:tr>
+        <w:tblPrEx>
+          <w:tblW w:w="9024" w:type="dxa"/>
+          <w:tblInd w:w="0" w:type="dxa"/>
+          <w:shd w:val="clear" w:color="auto" w:fill="auto"/>
+          <w:tblCellMar>
+            <w:top w:w="15" w:type="dxa"/>
+            <w:left w:w="15" w:type="dxa"/>
+            <w:bottom w:w="15" w:type="dxa"/>
+            <w:right w:w="15" w:type="dxa"/>
+          </w:tblCellMar>
+        </w:tblPrEx>
+        <w:tc>
+          <w:tcPr>
+            <w:tcW w:w="0" w:type="auto"/>
+            <w:shd w:val="clear" w:color="auto" w:fill="auto"/>
+            <w:tcMar>
+              <w:top w:w="120" w:type="dxa"/>
+              <w:left w:w="0" w:type="dxa"/>
+              <w:bottom w:w="120" w:type="dxa"/>
+              <w:right w:w="192" w:type="dxa"/>
+            </w:tcMar>
+            <w:vAlign w:val="center"/>
+          </w:tcPr>
+          <w:p>
+            <w:pPr>
+              <w:keepNext w:val="0"/>
+              <w:keepLines w:val="0"/>
+              <w:widowControl/>
+              <w:suppressLineNumbers w:val="0"/>
+              <w:spacing w:line="300" w:lineRule="atLeast"/>
+              <w:jc w:val="left"/>
+              <w:rPr>
+                <w:rFonts w:ascii="Segoe UI" w:eastAsia="Segoe UI" w:hAnsi="Segoe UI" w:cs="Segoe UI" w:hint="default"/>
+                <w:i w:val="0"/>
+                <w:iCs w:val="0"/>
+                <w:caps w:val="0"/>
+                <w:color w:val="0F1115"/>
+                <w:spacing w:val="0"/>
+                <w:sz w:val="18"/>
+                <w:szCs w:val="18"/>
+              </w:rPr>
+            </w:pPr>
+            <w:r>
+              <w:rPr>
+                <w:rStyle w:val="Strong"/>
+                <w:rFonts w:ascii="Segoe UI" w:eastAsia="Segoe UI" w:hAnsi="Segoe UI" w:cs="Segoe UI" w:hint="default"/>
+                <w:b/>
+                <w:bCs/>
+                <w:i w:val="0"/>
+                <w:iCs w:val="0"/>
+                <w:caps w:val="0"/>
+                <w:snapToGrid w:val="0"/>
+                <w:color w:val="000000"/>
+                <w:spacing w:val="0"/>
+                <w:kern w:val="0"/>
+                <w:sz w:val="18"/>
+                <w:szCs w:val="18"/>
+                <w:lang w:val="en-US" w:eastAsia="zh-CN"/>
+              </w:rPr>
+              <w:t>已关闭</w:t>
+            </w:r>
+          </w:p>
+        </w:tc>
+        <w:tc>
+          <w:tcPr>
+            <w:tcW w:w="0" w:type="auto"/>
+            <w:shd w:val="clear" w:color="auto" w:fill="auto"/>
+            <w:tcMar>
+              <w:top w:w="120" w:type="dxa"/>
+              <w:left w:w="192" w:type="dxa"/>
+              <w:bottom w:w="120" w:type="dxa"/>
+              <w:right w:w="0" w:type="dxa"/>
+            </w:tcMar>
+            <w:vAlign w:val="center"/>
+          </w:tcPr>
+          <w:p>
+            <w:pPr>
+              <w:keepNext w:val="0"/>
+              <w:keepLines w:val="0"/>
+              <w:widowControl/>
+              <w:suppressLineNumbers w:val="0"/>
+              <w:spacing w:line="300" w:lineRule="atLeast"/>
+              <w:jc w:val="left"/>
+              <w:rPr>
+                <w:rFonts w:ascii="Segoe UI" w:eastAsia="Segoe UI" w:hAnsi="Segoe UI" w:cs="Segoe UI" w:hint="default"/>
+                <w:i w:val="0"/>
+                <w:iCs w:val="0"/>
+                <w:caps w:val="0"/>
+                <w:color w:val="0F1115"/>
+                <w:spacing w:val="0"/>
+                <w:sz w:val="18"/>
+                <w:szCs w:val="18"/>
+              </w:rPr>
+            </w:pPr>
+            <w:r>
+              <w:rPr>
+                <w:rFonts w:ascii="Segoe UI" w:eastAsia="Segoe UI" w:hAnsi="Segoe UI" w:cs="Segoe UI" w:hint="default"/>
+                <w:i w:val="0"/>
+                <w:iCs w:val="0"/>
+                <w:caps w:val="0"/>
+                <w:snapToGrid w:val="0"/>
+                <w:color w:val="000000"/>
+                <w:spacing w:val="0"/>
+                <w:kern w:val="0"/>
+                <w:sz w:val="18"/>
+                <w:szCs w:val="18"/>
+                <w:lang w:val="en-US" w:eastAsia="zh-CN"/>
+              </w:rPr>
+              <w:t>问题回顾完成，知识已沉淀，流程正式结束。</w:t>
+            </w:r>
+          </w:p>
+        </w:tc>
+      </w:tr>
+      <w:tr>
+        <w:tblPrEx>
+          <w:tblW w:w="9024" w:type="dxa"/>
+          <w:tblInd w:w="0" w:type="dxa"/>
+          <w:shd w:val="clear" w:color="auto" w:fill="auto"/>
+          <w:tblCellMar>
+            <w:top w:w="15" w:type="dxa"/>
+            <w:left w:w="15" w:type="dxa"/>
+            <w:bottom w:w="15" w:type="dxa"/>
+            <w:right w:w="15" w:type="dxa"/>
+          </w:tblCellMar>
+        </w:tblPrEx>
+        <w:tc>
+          <w:tcPr>
+            <w:tcW w:w="0" w:type="auto"/>
+            <w:shd w:val="clear" w:color="auto" w:fill="auto"/>
+            <w:tcMar>
+              <w:top w:w="120" w:type="dxa"/>
+              <w:left w:w="0" w:type="dxa"/>
+              <w:bottom w:w="120" w:type="dxa"/>
+              <w:right w:w="192" w:type="dxa"/>
+            </w:tcMar>
+            <w:vAlign w:val="center"/>
+          </w:tcPr>
+          <w:p>
+            <w:pPr>
+              <w:keepNext w:val="0"/>
+              <w:keepLines w:val="0"/>
+              <w:widowControl/>
+              <w:suppressLineNumbers w:val="0"/>
+              <w:spacing w:line="300" w:lineRule="atLeast"/>
+              <w:jc w:val="left"/>
+              <w:rPr>
+                <w:rFonts w:ascii="Segoe UI" w:eastAsia="Segoe UI" w:hAnsi="Segoe UI" w:cs="Segoe UI" w:hint="default"/>
+                <w:i w:val="0"/>
+                <w:iCs w:val="0"/>
+                <w:caps w:val="0"/>
+                <w:color w:val="0F1115"/>
+                <w:spacing w:val="0"/>
+                <w:sz w:val="18"/>
+                <w:szCs w:val="18"/>
+              </w:rPr>
+            </w:pPr>
+            <w:r>
+              <w:rPr>
+                <w:rStyle w:val="Strong"/>
+                <w:rFonts w:ascii="Segoe UI" w:eastAsia="Segoe UI" w:hAnsi="Segoe UI" w:cs="Segoe UI" w:hint="default"/>
                 <w:b/>
                 <w:bCs/>
                 <w:i w:val="0"/>
@@ -8051,7 +7940,7 @@
               <w:spacing w:line="300" w:lineRule="atLeast"/>
               <w:jc w:val="left"/>
               <w:rPr>
-                <w:rFonts w:hint="default" w:ascii="Segoe UI" w:hAnsi="Segoe UI" w:eastAsia="Segoe UI" w:cs="Segoe UI"/>
+                <w:rFonts w:ascii="Segoe UI" w:eastAsia="Segoe UI" w:hAnsi="Segoe UI" w:cs="Segoe UI" w:hint="default"/>
                 <w:i w:val="0"/>
                 <w:iCs w:val="0"/>
                 <w:caps w:val="0"/>
@@ -8063,7 +7952,7 @@
             </w:pPr>
             <w:r>
               <w:rPr>
-                <w:rFonts w:hint="default" w:ascii="Segoe UI" w:hAnsi="Segoe UI" w:eastAsia="Segoe UI" w:cs="Segoe UI"/>
+                <w:rFonts w:ascii="Segoe UI" w:eastAsia="Segoe UI" w:hAnsi="Segoe UI" w:cs="Segoe UI" w:hint="default"/>
                 <w:i w:val="0"/>
                 <w:iCs w:val="0"/>
                 <w:caps w:val="0"/>
@@ -8083,7 +7972,7 @@
     </w:tbl>
     <w:p>
       <w:pPr>
-        <w:pStyle w:val="28"/>
+        <w:pStyle w:val="1"/>
         <w:keepNext w:val="0"/>
         <w:keepLines w:val="0"/>
         <w:pageBreakBefore w:val="0"/>
@@ -8103,38 +7992,38 @@
           <w:lang w:val="en-US" w:eastAsia="zh-CN"/>
         </w:rPr>
       </w:pPr>
-      <w:bookmarkStart w:id="17" w:name="_Toc25767"/>
+      <w:bookmarkStart w:id="18" w:name="_Toc25767"/>
       <w:r>
         <w:rPr>
           <w:rFonts w:hint="default"/>
           <w:lang w:val="en-US" w:eastAsia="zh-CN"/>
         </w:rPr>
         <w:t>问题管理事项</w:t>
-      </w:r>
-      <w:bookmarkEnd w:id="17"/>
-    </w:p>
-    <w:p>
-      <w:pPr>
-        <w:pStyle w:val="30"/>
-        <w:bidi w:val="0"/>
-        <w:rPr>
-          <w:rFonts w:hint="default"/>
-          <w:lang w:val="en-US" w:eastAsia="zh-CN"/>
-        </w:rPr>
-      </w:pPr>
-      <w:bookmarkStart w:id="18" w:name="_Toc10255"/>
-      <w:r>
-        <w:rPr>
-          <w:rFonts w:hint="default"/>
-          <w:lang w:val="en-US" w:eastAsia="zh-CN"/>
-        </w:rPr>
-        <w:t>问题评审</w:t>
       </w:r>
       <w:bookmarkEnd w:id="18"/>
     </w:p>
     <w:p>
       <w:pPr>
-        <w:pStyle w:val="29"/>
+        <w:pStyle w:val="2"/>
+        <w:bidi w:val="0"/>
+        <w:rPr>
+          <w:rFonts w:hint="default"/>
+          <w:lang w:val="en-US" w:eastAsia="zh-CN"/>
+        </w:rPr>
+      </w:pPr>
+      <w:bookmarkStart w:id="19" w:name="_Toc10255"/>
+      <w:r>
+        <w:rPr>
+          <w:rFonts w:hint="default"/>
+          <w:lang w:val="en-US" w:eastAsia="zh-CN"/>
+        </w:rPr>
+        <w:t>问题评审</w:t>
+      </w:r>
+      <w:bookmarkEnd w:id="19"/>
+    </w:p>
+    <w:p>
+      <w:pPr>
+        <w:pStyle w:val="a1"/>
         <w:keepNext w:val="0"/>
         <w:keepLines w:val="0"/>
         <w:pageBreakBefore w:val="0"/>
@@ -8164,7 +8053,7 @@
     </w:p>
     <w:p>
       <w:pPr>
-        <w:pStyle w:val="29"/>
+        <w:pStyle w:val="a1"/>
         <w:keepNext w:val="0"/>
         <w:keepLines w:val="0"/>
         <w:pageBreakBefore w:val="0"/>
@@ -8194,7 +8083,7 @@
     </w:p>
     <w:p>
       <w:pPr>
-        <w:pStyle w:val="29"/>
+        <w:pStyle w:val="a1"/>
         <w:keepNext w:val="0"/>
         <w:keepLines w:val="0"/>
         <w:pageBreakBefore w:val="0"/>
@@ -8224,14 +8113,14 @@
     </w:p>
     <w:p>
       <w:pPr>
-        <w:pStyle w:val="30"/>
+        <w:pStyle w:val="2"/>
         <w:bidi w:val="0"/>
         <w:rPr>
           <w:rFonts w:hint="default"/>
           <w:lang w:val="en-US" w:eastAsia="zh-CN"/>
         </w:rPr>
       </w:pPr>
-      <w:bookmarkStart w:id="19" w:name="_Toc13436"/>
+      <w:bookmarkStart w:id="20" w:name="_Toc13436"/>
       <w:r>
         <w:rPr>
           <w:rFonts w:hint="default"/>
@@ -8239,11 +8128,11 @@
         </w:rPr>
         <w:t>问题归档与知识管理</w:t>
       </w:r>
-      <w:bookmarkEnd w:id="19"/>
+      <w:bookmarkEnd w:id="20"/>
     </w:p>
     <w:p>
       <w:pPr>
-        <w:pStyle w:val="29"/>
+        <w:pStyle w:val="a1"/>
         <w:keepNext w:val="0"/>
         <w:keepLines w:val="0"/>
         <w:pageBreakBefore w:val="0"/>
@@ -8273,7 +8162,7 @@
     </w:p>
     <w:p>
       <w:pPr>
-        <w:pStyle w:val="29"/>
+        <w:pStyle w:val="a1"/>
         <w:keepNext w:val="0"/>
         <w:keepLines w:val="0"/>
         <w:pageBreakBefore w:val="0"/>
@@ -8303,14 +8192,14 @@
     </w:p>
     <w:p>
       <w:pPr>
-        <w:pStyle w:val="30"/>
+        <w:pStyle w:val="2"/>
         <w:bidi w:val="0"/>
         <w:rPr>
           <w:rFonts w:hint="default"/>
           <w:lang w:val="en-US" w:eastAsia="zh-CN"/>
         </w:rPr>
       </w:pPr>
-      <w:bookmarkStart w:id="20" w:name="_Toc30393"/>
+      <w:bookmarkStart w:id="21" w:name="_Toc30393"/>
       <w:r>
         <w:rPr>
           <w:rFonts w:hint="eastAsia"/>
@@ -8325,11 +8214,11 @@
         </w:rPr>
         <w:t>流程关系</w:t>
       </w:r>
-      <w:bookmarkEnd w:id="20"/>
+      <w:bookmarkEnd w:id="21"/>
     </w:p>
     <w:p>
       <w:pPr>
-        <w:pStyle w:val="29"/>
+        <w:pStyle w:val="a1"/>
         <w:keepNext w:val="0"/>
         <w:keepLines w:val="0"/>
         <w:pageBreakBefore w:val="0"/>
@@ -8359,7 +8248,7 @@
     </w:p>
     <w:p>
       <w:pPr>
-        <w:pStyle w:val="29"/>
+        <w:pStyle w:val="a1"/>
         <w:keepNext w:val="0"/>
         <w:keepLines w:val="0"/>
         <w:pageBreakBefore w:val="0"/>
@@ -8389,7 +8278,7 @@
     </w:p>
     <w:p>
       <w:pPr>
-        <w:pStyle w:val="29"/>
+        <w:pStyle w:val="a1"/>
         <w:keepNext w:val="0"/>
         <w:keepLines w:val="0"/>
         <w:pageBreakBefore w:val="0"/>
@@ -8419,7 +8308,7 @@
     </w:p>
     <w:p>
       <w:pPr>
-        <w:pStyle w:val="28"/>
+        <w:pStyle w:val="1"/>
         <w:keepNext w:val="0"/>
         <w:keepLines w:val="0"/>
         <w:pageBreakBefore w:val="0"/>
@@ -8439,7 +8328,7 @@
           <w:lang w:val="en-US" w:eastAsia="zh-CN"/>
         </w:rPr>
       </w:pPr>
-      <w:bookmarkStart w:id="21" w:name="_Toc30502"/>
+      <w:bookmarkStart w:id="22" w:name="_Toc30502"/>
       <w:r>
         <w:rPr>
           <w:rFonts w:hint="eastAsia"/>
@@ -8447,23 +8336,22 @@
         </w:rPr>
         <w:t>考核指标</w:t>
       </w:r>
-      <w:bookmarkEnd w:id="21"/>
+      <w:bookmarkEnd w:id="22"/>
     </w:p>
     <w:tbl>
       <w:tblPr>
-        <w:tblStyle w:val="20"/>
+        <w:tblStyle w:val="TableNormal"/>
         <w:tblW w:w="7675" w:type="dxa"/>
         <w:tblInd w:w="96" w:type="dxa"/>
         <w:tblBorders>
-          <w:top w:val="none" w:color="auto" w:sz="0" w:space="0"/>
-          <w:left w:val="none" w:color="auto" w:sz="0" w:space="0"/>
-          <w:bottom w:val="none" w:color="auto" w:sz="0" w:space="0"/>
-          <w:right w:val="none" w:color="auto" w:sz="0" w:space="0"/>
-          <w:insideH w:val="none" w:color="auto" w:sz="0" w:space="0"/>
-          <w:insideV w:val="none" w:color="auto" w:sz="0" w:space="0"/>
+          <w:top w:val="nil"/>
+          <w:left w:val="nil"/>
+          <w:bottom w:val="nil"/>
+          <w:right w:val="nil"/>
+          <w:insideH w:val="nil"/>
+          <w:insideV w:val="nil"/>
         </w:tblBorders>
         <w:shd w:val="clear" w:color="auto" w:fill="auto"/>
-        <w:tblLayout w:type="autofit"/>
         <w:tblCellMar>
           <w:top w:w="0" w:type="dxa"/>
           <w:left w:w="108" w:type="dxa"/>
@@ -8479,13 +8367,15 @@
       </w:tblGrid>
       <w:tr>
         <w:tblPrEx>
+          <w:tblW w:w="7675" w:type="dxa"/>
+          <w:tblInd w:w="96" w:type="dxa"/>
           <w:tblBorders>
-            <w:top w:val="none" w:color="auto" w:sz="0" w:space="0"/>
-            <w:left w:val="none" w:color="auto" w:sz="0" w:space="0"/>
-            <w:bottom w:val="none" w:color="auto" w:sz="0" w:space="0"/>
-            <w:right w:val="none" w:color="auto" w:sz="0" w:space="0"/>
-            <w:insideH w:val="none" w:color="auto" w:sz="0" w:space="0"/>
-            <w:insideV w:val="none" w:color="auto" w:sz="0" w:space="0"/>
+            <w:top w:val="nil"/>
+            <w:left w:val="nil"/>
+            <w:bottom w:val="nil"/>
+            <w:right w:val="nil"/>
+            <w:insideH w:val="nil"/>
+            <w:insideV w:val="nil"/>
           </w:tblBorders>
           <w:shd w:val="clear" w:color="auto" w:fill="auto"/>
           <w:tblCellMar>
@@ -8496,16 +8386,16 @@
           </w:tblCellMar>
         </w:tblPrEx>
         <w:trPr>
-          <w:trHeight w:val="493" w:hRule="atLeast"/>
+          <w:trHeight w:val="493"/>
         </w:trPr>
         <w:tc>
           <w:tcPr>
             <w:tcW w:w="2227" w:type="dxa"/>
             <w:tcBorders>
-              <w:top w:val="single" w:color="000000" w:sz="4" w:space="0"/>
-              <w:left w:val="single" w:color="000000" w:sz="4" w:space="0"/>
-              <w:bottom w:val="single" w:color="000000" w:sz="4" w:space="0"/>
-              <w:right w:val="single" w:color="000000" w:sz="4" w:space="0"/>
+              <w:top w:val="single" w:sz="4" w:space="0" w:color="000000"/>
+              <w:left w:val="single" w:sz="4" w:space="0" w:color="000000"/>
+              <w:bottom w:val="single" w:sz="4" w:space="0" w:color="000000"/>
+              <w:right w:val="single" w:sz="4" w:space="0" w:color="000000"/>
             </w:tcBorders>
             <w:shd w:val="clear" w:color="auto" w:fill="C0C0C0"/>
             <w:vAlign w:val="center"/>
@@ -8519,7 +8409,7 @@
               <w:jc w:val="center"/>
               <w:textAlignment w:val="center"/>
               <w:rPr>
-                <w:rFonts w:hint="default" w:ascii="楷体_GB2312" w:hAnsi="宋体" w:eastAsia="楷体_GB2312" w:cs="楷体_GB2312"/>
+                <w:rFonts w:ascii="楷体_GB2312" w:eastAsia="楷体_GB2312" w:hAnsi="宋体" w:cs="楷体_GB2312" w:hint="default"/>
                 <w:b/>
                 <w:bCs/>
                 <w:i w:val="0"/>
@@ -8532,7 +8422,7 @@
             </w:pPr>
             <w:r>
               <w:rPr>
-                <w:rFonts w:hint="default" w:ascii="楷体_GB2312" w:hAnsi="宋体" w:eastAsia="楷体_GB2312" w:cs="楷体_GB2312"/>
+                <w:rFonts w:ascii="楷体_GB2312" w:eastAsia="楷体_GB2312" w:hAnsi="宋体" w:cs="楷体_GB2312" w:hint="default"/>
                 <w:b/>
                 <w:bCs/>
                 <w:i w:val="0"/>
@@ -8553,10 +8443,10 @@
           <w:tcPr>
             <w:tcW w:w="1092" w:type="dxa"/>
             <w:tcBorders>
-              <w:top w:val="single" w:color="000000" w:sz="4" w:space="0"/>
-              <w:left w:val="single" w:color="000000" w:sz="4" w:space="0"/>
-              <w:bottom w:val="single" w:color="000000" w:sz="4" w:space="0"/>
-              <w:right w:val="single" w:color="000000" w:sz="4" w:space="0"/>
+              <w:top w:val="single" w:sz="4" w:space="0" w:color="000000"/>
+              <w:left w:val="single" w:sz="4" w:space="0" w:color="000000"/>
+              <w:bottom w:val="single" w:sz="4" w:space="0" w:color="000000"/>
+              <w:right w:val="single" w:sz="4" w:space="0" w:color="000000"/>
             </w:tcBorders>
             <w:shd w:val="clear" w:color="auto" w:fill="C0C0C0"/>
             <w:vAlign w:val="center"/>
@@ -8570,7 +8460,7 @@
               <w:jc w:val="center"/>
               <w:textAlignment w:val="center"/>
               <w:rPr>
-                <w:rFonts w:hint="default" w:ascii="楷体_GB2312" w:hAnsi="宋体" w:eastAsia="楷体_GB2312" w:cs="楷体_GB2312"/>
+                <w:rFonts w:ascii="楷体_GB2312" w:eastAsia="楷体_GB2312" w:hAnsi="宋体" w:cs="楷体_GB2312" w:hint="default"/>
                 <w:b/>
                 <w:bCs/>
                 <w:i w:val="0"/>
@@ -8583,7 +8473,7 @@
             </w:pPr>
             <w:r>
               <w:rPr>
-                <w:rFonts w:hint="default" w:ascii="楷体_GB2312" w:hAnsi="宋体" w:eastAsia="楷体_GB2312" w:cs="楷体_GB2312"/>
+                <w:rFonts w:ascii="楷体_GB2312" w:eastAsia="楷体_GB2312" w:hAnsi="宋体" w:cs="楷体_GB2312" w:hint="default"/>
                 <w:b/>
                 <w:bCs/>
                 <w:i w:val="0"/>
@@ -8604,10 +8494,10 @@
           <w:tcPr>
             <w:tcW w:w="3300" w:type="dxa"/>
             <w:tcBorders>
-              <w:top w:val="single" w:color="000000" w:sz="4" w:space="0"/>
-              <w:left w:val="single" w:color="000000" w:sz="4" w:space="0"/>
-              <w:bottom w:val="single" w:color="000000" w:sz="4" w:space="0"/>
-              <w:right w:val="single" w:color="000000" w:sz="4" w:space="0"/>
+              <w:top w:val="single" w:sz="4" w:space="0" w:color="000000"/>
+              <w:left w:val="single" w:sz="4" w:space="0" w:color="000000"/>
+              <w:bottom w:val="single" w:sz="4" w:space="0" w:color="000000"/>
+              <w:right w:val="single" w:sz="4" w:space="0" w:color="000000"/>
             </w:tcBorders>
             <w:shd w:val="clear" w:color="auto" w:fill="C0C0C0"/>
             <w:vAlign w:val="center"/>
@@ -8621,7 +8511,7 @@
               <w:jc w:val="center"/>
               <w:textAlignment w:val="center"/>
               <w:rPr>
-                <w:rFonts w:hint="default" w:ascii="楷体_GB2312" w:hAnsi="宋体" w:eastAsia="楷体_GB2312" w:cs="楷体_GB2312"/>
+                <w:rFonts w:ascii="楷体_GB2312" w:eastAsia="楷体_GB2312" w:hAnsi="宋体" w:cs="楷体_GB2312" w:hint="default"/>
                 <w:b/>
                 <w:bCs/>
                 <w:i w:val="0"/>
@@ -8634,7 +8524,7 @@
             </w:pPr>
             <w:r>
               <w:rPr>
-                <w:rFonts w:hint="default" w:ascii="楷体_GB2312" w:hAnsi="宋体" w:eastAsia="楷体_GB2312" w:cs="楷体_GB2312"/>
+                <w:rFonts w:ascii="楷体_GB2312" w:eastAsia="楷体_GB2312" w:hAnsi="宋体" w:cs="楷体_GB2312" w:hint="default"/>
                 <w:b/>
                 <w:bCs/>
                 <w:i w:val="0"/>
@@ -8655,10 +8545,10 @@
           <w:tcPr>
             <w:tcW w:w="1056" w:type="dxa"/>
             <w:tcBorders>
-              <w:top w:val="single" w:color="000000" w:sz="4" w:space="0"/>
-              <w:left w:val="single" w:color="000000" w:sz="4" w:space="0"/>
-              <w:bottom w:val="single" w:color="000000" w:sz="4" w:space="0"/>
-              <w:right w:val="single" w:color="000000" w:sz="4" w:space="0"/>
+              <w:top w:val="single" w:sz="4" w:space="0" w:color="000000"/>
+              <w:left w:val="single" w:sz="4" w:space="0" w:color="000000"/>
+              <w:bottom w:val="single" w:sz="4" w:space="0" w:color="000000"/>
+              <w:right w:val="single" w:sz="4" w:space="0" w:color="000000"/>
             </w:tcBorders>
             <w:shd w:val="clear" w:color="auto" w:fill="C0C0C0"/>
             <w:vAlign w:val="center"/>
@@ -8672,7 +8562,7 @@
               <w:jc w:val="center"/>
               <w:textAlignment w:val="center"/>
               <w:rPr>
-                <w:rFonts w:hint="default" w:ascii="楷体_GB2312" w:hAnsi="宋体" w:eastAsia="楷体_GB2312" w:cs="楷体_GB2312"/>
+                <w:rFonts w:ascii="楷体_GB2312" w:eastAsia="楷体_GB2312" w:hAnsi="宋体" w:cs="楷体_GB2312" w:hint="default"/>
                 <w:b/>
                 <w:bCs/>
                 <w:i w:val="0"/>
@@ -8685,7 +8575,7 @@
             </w:pPr>
             <w:r>
               <w:rPr>
-                <w:rFonts w:hint="default" w:ascii="楷体_GB2312" w:hAnsi="宋体" w:eastAsia="楷体_GB2312" w:cs="楷体_GB2312"/>
+                <w:rFonts w:ascii="楷体_GB2312" w:eastAsia="楷体_GB2312" w:hAnsi="宋体" w:cs="楷体_GB2312" w:hint="default"/>
                 <w:b/>
                 <w:bCs/>
                 <w:i w:val="0"/>
@@ -8705,14 +8595,8 @@
       </w:tr>
       <w:tr>
         <w:tblPrEx>
-          <w:tblBorders>
-            <w:top w:val="none" w:color="auto" w:sz="0" w:space="0"/>
-            <w:left w:val="none" w:color="auto" w:sz="0" w:space="0"/>
-            <w:bottom w:val="none" w:color="auto" w:sz="0" w:space="0"/>
-            <w:right w:val="none" w:color="auto" w:sz="0" w:space="0"/>
-            <w:insideH w:val="none" w:color="auto" w:sz="0" w:space="0"/>
-            <w:insideV w:val="none" w:color="auto" w:sz="0" w:space="0"/>
-          </w:tblBorders>
+          <w:tblW w:w="7675" w:type="dxa"/>
+          <w:tblInd w:w="96" w:type="dxa"/>
           <w:shd w:val="clear" w:color="auto" w:fill="auto"/>
           <w:tblCellMar>
             <w:top w:w="0" w:type="dxa"/>
@@ -8722,16 +8606,16 @@
           </w:tblCellMar>
         </w:tblPrEx>
         <w:trPr>
-          <w:trHeight w:val="493" w:hRule="atLeast"/>
+          <w:trHeight w:val="493"/>
         </w:trPr>
         <w:tc>
           <w:tcPr>
             <w:tcW w:w="2227" w:type="dxa"/>
             <w:tcBorders>
-              <w:top w:val="single" w:color="000000" w:sz="4" w:space="0"/>
-              <w:left w:val="single" w:color="000000" w:sz="4" w:space="0"/>
-              <w:bottom w:val="single" w:color="000000" w:sz="4" w:space="0"/>
-              <w:right w:val="single" w:color="000000" w:sz="4" w:space="0"/>
+              <w:top w:val="single" w:sz="4" w:space="0" w:color="000000"/>
+              <w:left w:val="single" w:sz="4" w:space="0" w:color="000000"/>
+              <w:bottom w:val="single" w:sz="4" w:space="0" w:color="000000"/>
+              <w:right w:val="single" w:sz="4" w:space="0" w:color="000000"/>
             </w:tcBorders>
             <w:shd w:val="clear" w:color="auto" w:fill="auto"/>
             <w:vAlign w:val="center"/>
@@ -8745,7 +8629,7 @@
               <w:jc w:val="left"/>
               <w:textAlignment w:val="center"/>
               <w:rPr>
-                <w:rFonts w:hint="default" w:ascii="楷体_GB2312" w:hAnsi="宋体" w:eastAsia="楷体_GB2312" w:cs="楷体_GB2312"/>
+                <w:rFonts w:ascii="楷体_GB2312" w:eastAsia="楷体_GB2312" w:hAnsi="宋体" w:cs="楷体_GB2312" w:hint="default"/>
                 <w:b/>
                 <w:bCs/>
                 <w:i w:val="0"/>
@@ -8761,7 +8645,7 @@
             </w:pPr>
             <w:r>
               <w:rPr>
-                <w:rFonts w:hint="eastAsia" w:ascii="宋体" w:hAnsi="宋体" w:eastAsia="宋体" w:cs="宋体"/>
+                <w:rFonts w:ascii="宋体" w:eastAsia="宋体" w:hAnsi="宋体" w:cs="宋体" w:hint="eastAsia"/>
                 <w:i w:val="0"/>
                 <w:iCs w:val="0"/>
                 <w:snapToGrid w:val="0"/>
@@ -8780,10 +8664,10 @@
           <w:tcPr>
             <w:tcW w:w="1092" w:type="dxa"/>
             <w:tcBorders>
-              <w:top w:val="single" w:color="000000" w:sz="4" w:space="0"/>
-              <w:left w:val="single" w:color="000000" w:sz="4" w:space="0"/>
-              <w:bottom w:val="single" w:color="000000" w:sz="4" w:space="0"/>
-              <w:right w:val="single" w:color="000000" w:sz="4" w:space="0"/>
+              <w:top w:val="single" w:sz="4" w:space="0" w:color="000000"/>
+              <w:left w:val="single" w:sz="4" w:space="0" w:color="000000"/>
+              <w:bottom w:val="single" w:sz="4" w:space="0" w:color="000000"/>
+              <w:right w:val="single" w:sz="4" w:space="0" w:color="000000"/>
             </w:tcBorders>
             <w:shd w:val="clear" w:color="auto" w:fill="auto"/>
             <w:vAlign w:val="center"/>
@@ -8797,7 +8681,7 @@
               <w:jc w:val="left"/>
               <w:textAlignment w:val="center"/>
               <w:rPr>
-                <w:rFonts w:hint="default" w:ascii="楷体_GB2312" w:hAnsi="宋体" w:eastAsia="楷体_GB2312" w:cs="楷体_GB2312"/>
+                <w:rFonts w:ascii="楷体_GB2312" w:eastAsia="楷体_GB2312" w:hAnsi="宋体" w:cs="楷体_GB2312" w:hint="default"/>
                 <w:b/>
                 <w:bCs/>
                 <w:i w:val="0"/>
@@ -8813,7 +8697,7 @@
             </w:pPr>
             <w:r>
               <w:rPr>
-                <w:rFonts w:hint="eastAsia" w:ascii="宋体" w:hAnsi="宋体" w:eastAsia="宋体" w:cs="宋体"/>
+                <w:rFonts w:ascii="宋体" w:eastAsia="宋体" w:hAnsi="宋体" w:cs="宋体" w:hint="eastAsia"/>
                 <w:i w:val="0"/>
                 <w:iCs w:val="0"/>
                 <w:snapToGrid w:val="0"/>
@@ -8832,10 +8716,10 @@
           <w:tcPr>
             <w:tcW w:w="3300" w:type="dxa"/>
             <w:tcBorders>
-              <w:top w:val="single" w:color="000000" w:sz="4" w:space="0"/>
-              <w:left w:val="single" w:color="000000" w:sz="4" w:space="0"/>
-              <w:bottom w:val="single" w:color="000000" w:sz="4" w:space="0"/>
-              <w:right w:val="single" w:color="000000" w:sz="4" w:space="0"/>
+              <w:top w:val="single" w:sz="4" w:space="0" w:color="000000"/>
+              <w:left w:val="single" w:sz="4" w:space="0" w:color="000000"/>
+              <w:bottom w:val="single" w:sz="4" w:space="0" w:color="000000"/>
+              <w:right w:val="single" w:sz="4" w:space="0" w:color="000000"/>
             </w:tcBorders>
             <w:shd w:val="clear" w:color="auto" w:fill="auto"/>
             <w:vAlign w:val="center"/>
@@ -8849,7 +8733,7 @@
               <w:jc w:val="left"/>
               <w:textAlignment w:val="center"/>
               <w:rPr>
-                <w:rFonts w:hint="default" w:ascii="楷体_GB2312" w:hAnsi="宋体" w:eastAsia="楷体_GB2312" w:cs="楷体_GB2312"/>
+                <w:rFonts w:ascii="楷体_GB2312" w:eastAsia="楷体_GB2312" w:hAnsi="宋体" w:cs="楷体_GB2312" w:hint="default"/>
                 <w:b/>
                 <w:bCs/>
                 <w:i w:val="0"/>
@@ -8865,7 +8749,7 @@
             </w:pPr>
             <w:r>
               <w:rPr>
-                <w:rFonts w:hint="eastAsia" w:ascii="宋体" w:hAnsi="宋体" w:eastAsia="宋体" w:cs="宋体"/>
+                <w:rFonts w:ascii="宋体" w:eastAsia="宋体" w:hAnsi="宋体" w:cs="宋体" w:hint="eastAsia"/>
                 <w:i w:val="0"/>
                 <w:iCs w:val="0"/>
                 <w:snapToGrid w:val="0"/>
@@ -8884,10 +8768,10 @@
           <w:tcPr>
             <w:tcW w:w="1056" w:type="dxa"/>
             <w:tcBorders>
-              <w:top w:val="single" w:color="000000" w:sz="4" w:space="0"/>
-              <w:left w:val="single" w:color="000000" w:sz="4" w:space="0"/>
-              <w:bottom w:val="single" w:color="000000" w:sz="4" w:space="0"/>
-              <w:right w:val="single" w:color="000000" w:sz="4" w:space="0"/>
+              <w:top w:val="single" w:sz="4" w:space="0" w:color="000000"/>
+              <w:left w:val="single" w:sz="4" w:space="0" w:color="000000"/>
+              <w:bottom w:val="single" w:sz="4" w:space="0" w:color="000000"/>
+              <w:right w:val="single" w:sz="4" w:space="0" w:color="000000"/>
             </w:tcBorders>
             <w:shd w:val="clear" w:color="auto" w:fill="auto"/>
             <w:vAlign w:val="center"/>
@@ -8901,7 +8785,7 @@
               <w:jc w:val="left"/>
               <w:textAlignment w:val="center"/>
               <w:rPr>
-                <w:rFonts w:hint="default" w:ascii="楷体_GB2312" w:hAnsi="宋体" w:eastAsia="楷体_GB2312" w:cs="楷体_GB2312"/>
+                <w:rFonts w:ascii="楷体_GB2312" w:eastAsia="楷体_GB2312" w:hAnsi="宋体" w:cs="楷体_GB2312" w:hint="default"/>
                 <w:b/>
                 <w:bCs/>
                 <w:i w:val="0"/>
@@ -8917,7 +8801,7 @@
             </w:pPr>
             <w:r>
               <w:rPr>
-                <w:rFonts w:hint="eastAsia" w:ascii="宋体" w:hAnsi="宋体" w:eastAsia="宋体" w:cs="宋体"/>
+                <w:rFonts w:ascii="宋体" w:eastAsia="宋体" w:hAnsi="宋体" w:cs="宋体" w:hint="eastAsia"/>
                 <w:i w:val="0"/>
                 <w:iCs w:val="0"/>
                 <w:snapToGrid w:val="0"/>
@@ -8935,14 +8819,8 @@
       </w:tr>
       <w:tr>
         <w:tblPrEx>
-          <w:tblBorders>
-            <w:top w:val="none" w:color="auto" w:sz="0" w:space="0"/>
-            <w:left w:val="none" w:color="auto" w:sz="0" w:space="0"/>
-            <w:bottom w:val="none" w:color="auto" w:sz="0" w:space="0"/>
-            <w:right w:val="none" w:color="auto" w:sz="0" w:space="0"/>
-            <w:insideH w:val="none" w:color="auto" w:sz="0" w:space="0"/>
-            <w:insideV w:val="none" w:color="auto" w:sz="0" w:space="0"/>
-          </w:tblBorders>
+          <w:tblW w:w="7675" w:type="dxa"/>
+          <w:tblInd w:w="96" w:type="dxa"/>
           <w:shd w:val="clear" w:color="auto" w:fill="auto"/>
           <w:tblCellMar>
             <w:top w:w="0" w:type="dxa"/>
@@ -8952,16 +8830,16 @@
           </w:tblCellMar>
         </w:tblPrEx>
         <w:trPr>
-          <w:trHeight w:val="493" w:hRule="atLeast"/>
+          <w:trHeight w:val="493"/>
         </w:trPr>
         <w:tc>
           <w:tcPr>
             <w:tcW w:w="2227" w:type="dxa"/>
             <w:tcBorders>
-              <w:top w:val="single" w:color="000000" w:sz="4" w:space="0"/>
-              <w:left w:val="single" w:color="000000" w:sz="4" w:space="0"/>
-              <w:bottom w:val="single" w:color="000000" w:sz="4" w:space="0"/>
-              <w:right w:val="single" w:color="000000" w:sz="4" w:space="0"/>
+              <w:top w:val="single" w:sz="4" w:space="0" w:color="000000"/>
+              <w:left w:val="single" w:sz="4" w:space="0" w:color="000000"/>
+              <w:bottom w:val="single" w:sz="4" w:space="0" w:color="000000"/>
+              <w:right w:val="single" w:sz="4" w:space="0" w:color="000000"/>
             </w:tcBorders>
             <w:shd w:val="clear" w:color="auto" w:fill="auto"/>
             <w:vAlign w:val="center"/>
@@ -8975,7 +8853,7 @@
               <w:jc w:val="left"/>
               <w:textAlignment w:val="center"/>
               <w:rPr>
-                <w:rFonts w:hint="eastAsia" w:ascii="宋体" w:hAnsi="宋体" w:eastAsia="宋体" w:cs="宋体"/>
+                <w:rFonts w:ascii="宋体" w:eastAsia="宋体" w:hAnsi="宋体" w:cs="宋体" w:hint="eastAsia"/>
                 <w:i w:val="0"/>
                 <w:iCs w:val="0"/>
                 <w:snapToGrid w:val="0"/>
@@ -8989,7 +8867,7 @@
             </w:pPr>
             <w:r>
               <w:rPr>
-                <w:rFonts w:hint="eastAsia" w:ascii="宋体" w:hAnsi="宋体" w:eastAsia="宋体" w:cs="宋体"/>
+                <w:rFonts w:ascii="宋体" w:eastAsia="宋体" w:hAnsi="宋体" w:cs="宋体" w:hint="eastAsia"/>
                 <w:i w:val="0"/>
                 <w:iCs w:val="0"/>
                 <w:snapToGrid w:val="0"/>
@@ -9008,10 +8886,10 @@
           <w:tcPr>
             <w:tcW w:w="1092" w:type="dxa"/>
             <w:tcBorders>
-              <w:top w:val="single" w:color="000000" w:sz="4" w:space="0"/>
-              <w:left w:val="single" w:color="000000" w:sz="4" w:space="0"/>
-              <w:bottom w:val="single" w:color="000000" w:sz="4" w:space="0"/>
-              <w:right w:val="single" w:color="000000" w:sz="4" w:space="0"/>
+              <w:top w:val="single" w:sz="4" w:space="0" w:color="000000"/>
+              <w:left w:val="single" w:sz="4" w:space="0" w:color="000000"/>
+              <w:bottom w:val="single" w:sz="4" w:space="0" w:color="000000"/>
+              <w:right w:val="single" w:sz="4" w:space="0" w:color="000000"/>
             </w:tcBorders>
             <w:shd w:val="clear" w:color="auto" w:fill="auto"/>
             <w:vAlign w:val="center"/>
@@ -9025,7 +8903,7 @@
               <w:jc w:val="left"/>
               <w:textAlignment w:val="center"/>
               <w:rPr>
-                <w:rFonts w:hint="eastAsia" w:ascii="宋体" w:hAnsi="宋体" w:eastAsia="宋体" w:cs="宋体"/>
+                <w:rFonts w:ascii="宋体" w:eastAsia="宋体" w:hAnsi="宋体" w:cs="宋体" w:hint="eastAsia"/>
                 <w:i w:val="0"/>
                 <w:iCs w:val="0"/>
                 <w:snapToGrid w:val="0"/>
@@ -9039,7 +8917,7 @@
             </w:pPr>
             <w:r>
               <w:rPr>
-                <w:rFonts w:hint="eastAsia" w:ascii="宋体" w:hAnsi="宋体" w:eastAsia="宋体" w:cs="宋体"/>
+                <w:rFonts w:ascii="宋体" w:eastAsia="宋体" w:hAnsi="宋体" w:cs="宋体" w:hint="eastAsia"/>
                 <w:i w:val="0"/>
                 <w:iCs w:val="0"/>
                 <w:snapToGrid w:val="0"/>
@@ -9058,10 +8936,10 @@
           <w:tcPr>
             <w:tcW w:w="3300" w:type="dxa"/>
             <w:tcBorders>
-              <w:top w:val="single" w:color="000000" w:sz="4" w:space="0"/>
-              <w:left w:val="single" w:color="000000" w:sz="4" w:space="0"/>
-              <w:bottom w:val="single" w:color="000000" w:sz="4" w:space="0"/>
-              <w:right w:val="single" w:color="000000" w:sz="4" w:space="0"/>
+              <w:top w:val="single" w:sz="4" w:space="0" w:color="000000"/>
+              <w:left w:val="single" w:sz="4" w:space="0" w:color="000000"/>
+              <w:bottom w:val="single" w:sz="4" w:space="0" w:color="000000"/>
+              <w:right w:val="single" w:sz="4" w:space="0" w:color="000000"/>
             </w:tcBorders>
             <w:shd w:val="clear" w:color="auto" w:fill="auto"/>
             <w:vAlign w:val="center"/>
@@ -9075,7 +8953,7 @@
               <w:jc w:val="left"/>
               <w:textAlignment w:val="center"/>
               <w:rPr>
-                <w:rFonts w:hint="eastAsia" w:ascii="宋体" w:hAnsi="宋体" w:eastAsia="宋体" w:cs="宋体"/>
+                <w:rFonts w:ascii="宋体" w:eastAsia="宋体" w:hAnsi="宋体" w:cs="宋体" w:hint="eastAsia"/>
                 <w:i w:val="0"/>
                 <w:iCs w:val="0"/>
                 <w:snapToGrid w:val="0"/>
@@ -9089,7 +8967,7 @@
             </w:pPr>
             <w:r>
               <w:rPr>
-                <w:rFonts w:hint="eastAsia" w:ascii="宋体" w:hAnsi="宋体" w:eastAsia="宋体" w:cs="宋体"/>
+                <w:rFonts w:ascii="宋体" w:eastAsia="宋体" w:hAnsi="宋体" w:cs="宋体" w:hint="eastAsia"/>
                 <w:i w:val="0"/>
                 <w:iCs w:val="0"/>
                 <w:snapToGrid w:val="0"/>
@@ -9108,10 +8986,10 @@
           <w:tcPr>
             <w:tcW w:w="1056" w:type="dxa"/>
             <w:tcBorders>
-              <w:top w:val="single" w:color="000000" w:sz="4" w:space="0"/>
-              <w:left w:val="single" w:color="000000" w:sz="4" w:space="0"/>
-              <w:bottom w:val="single" w:color="000000" w:sz="4" w:space="0"/>
-              <w:right w:val="single" w:color="000000" w:sz="4" w:space="0"/>
+              <w:top w:val="single" w:sz="4" w:space="0" w:color="000000"/>
+              <w:left w:val="single" w:sz="4" w:space="0" w:color="000000"/>
+              <w:bottom w:val="single" w:sz="4" w:space="0" w:color="000000"/>
+              <w:right w:val="single" w:sz="4" w:space="0" w:color="000000"/>
             </w:tcBorders>
             <w:shd w:val="clear" w:color="auto" w:fill="auto"/>
             <w:vAlign w:val="center"/>
@@ -9125,7 +9003,7 @@
               <w:jc w:val="left"/>
               <w:textAlignment w:val="center"/>
               <w:rPr>
-                <w:rFonts w:hint="eastAsia" w:ascii="宋体" w:hAnsi="宋体" w:eastAsia="宋体" w:cs="宋体"/>
+                <w:rFonts w:ascii="宋体" w:eastAsia="宋体" w:hAnsi="宋体" w:cs="宋体" w:hint="eastAsia"/>
                 <w:i w:val="0"/>
                 <w:iCs w:val="0"/>
                 <w:snapToGrid w:val="0"/>
@@ -9139,7 +9017,7 @@
             </w:pPr>
             <w:r>
               <w:rPr>
-                <w:rFonts w:hint="eastAsia" w:ascii="宋体" w:hAnsi="宋体" w:eastAsia="宋体" w:cs="宋体"/>
+                <w:rFonts w:ascii="宋体" w:eastAsia="宋体" w:hAnsi="宋体" w:cs="宋体" w:hint="eastAsia"/>
                 <w:i w:val="0"/>
                 <w:iCs w:val="0"/>
                 <w:snapToGrid w:val="0"/>
@@ -9173,7 +9051,7 @@
     </w:p>
     <w:p>
       <w:pPr>
-        <w:pStyle w:val="28"/>
+        <w:pStyle w:val="1"/>
         <w:keepNext w:val="0"/>
         <w:keepLines w:val="0"/>
         <w:pageBreakBefore w:val="0"/>
@@ -9193,7 +9071,7 @@
           <w:lang w:val="en-US" w:eastAsia="zh-CN"/>
         </w:rPr>
       </w:pPr>
-      <w:bookmarkStart w:id="22" w:name="_Toc26463"/>
+      <w:bookmarkStart w:id="23" w:name="_Toc26463"/>
       <w:r>
         <w:rPr>
           <w:rFonts w:hint="default"/>
@@ -9201,11 +9079,11 @@
         </w:rPr>
         <w:t>附则</w:t>
       </w:r>
-      <w:bookmarkEnd w:id="22"/>
+      <w:bookmarkEnd w:id="23"/>
     </w:p>
     <w:p>
       <w:pPr>
-        <w:pStyle w:val="29"/>
+        <w:pStyle w:val="a1"/>
         <w:keepNext w:val="0"/>
         <w:keepLines w:val="0"/>
         <w:pageBreakBefore w:val="0"/>
@@ -9235,7 +9113,7 @@
     </w:p>
     <w:p>
       <w:pPr>
-        <w:pStyle w:val="29"/>
+        <w:pStyle w:val="a1"/>
         <w:keepNext w:val="0"/>
         <w:keepLines w:val="0"/>
         <w:pageBreakBefore w:val="0"/>
@@ -9279,7 +9157,7 @@
     </w:p>
     <w:p>
       <w:pPr>
-        <w:pStyle w:val="29"/>
+        <w:pStyle w:val="a1"/>
         <w:keepNext w:val="0"/>
         <w:keepLines w:val="0"/>
         <w:pageBreakBefore w:val="0"/>
@@ -9308,84 +9186,34 @@
       </w:r>
     </w:p>
     <w:sectPr>
-      <w:headerReference r:id="rId5" w:type="default"/>
-      <w:footerReference r:id="rId6" w:type="default"/>
+      <w:headerReference w:type="default" r:id="rId7"/>
+      <w:footerReference w:type="default" r:id="rId8"/>
       <w:pgSz w:w="11906" w:h="16838"/>
       <w:pgMar w:top="1417" w:right="1800" w:bottom="1440" w:left="1800" w:header="1140" w:footer="992" w:gutter="0"/>
-      <w:cols w:space="425" w:num="1"/>
+      <w:cols w:num="1" w:space="425"/>
       <w:docGrid w:type="lines" w:linePitch="312" w:charSpace="0"/>
     </w:sectPr>
   </w:body>
 </w:document>
 </file>
 
-<file path=word/endnotes.xml><?xml version="1.0" encoding="utf-8"?>
-<w:endnotes xmlns:wpc="http://schemas.microsoft.com/office/word/2010/wordprocessingCanvas" xmlns:mc="http://schemas.openxmlformats.org/markup-compatibility/2006" xmlns:o="urn:schemas-microsoft-com:office:office" xmlns:r="http://schemas.openxmlformats.org/officeDocument/2006/relationships" xmlns:m="http://schemas.openxmlformats.org/officeDocument/2006/math" xmlns:v="urn:schemas-microsoft-com:vml" xmlns:wp14="http://schemas.microsoft.com/office/word/2010/wordprocessingDrawing" xmlns:wp="http://schemas.openxmlformats.org/drawingml/2006/wordprocessingDrawing" xmlns:w="http://schemas.openxmlformats.org/wordprocessingml/2006/main" xmlns:w14="http://schemas.microsoft.com/office/word/2010/wordml" xmlns:w15="http://schemas.microsoft.com/office/word/2012/wordml" xmlns:w10="urn:schemas-microsoft-com:office:word" xmlns:wpg="http://schemas.microsoft.com/office/word/2010/wordprocessingGroup" xmlns:wpi="http://schemas.microsoft.com/office/word/2010/wordprocessingInk" xmlns:wne="http://schemas.microsoft.com/office/word/2006/wordml" xmlns:wps="http://schemas.microsoft.com/office/word/2010/wordprocessingShape" xmlns:wpsCustomData="http://www.wps.cn/officeDocument/2013/wpsCustomData" mc:Ignorable="w14 w15 wp14">
-  <w:endnote w:type="separator" w:id="0">
-    <w:p>
-      <w:pPr>
-        <w:spacing w:line="240" w:lineRule="auto"/>
-      </w:pPr>
-      <w:r>
-        <w:separator/>
-      </w:r>
-    </w:p>
-  </w:endnote>
-  <w:endnote w:type="continuationSeparator" w:id="1">
-    <w:p>
-      <w:pPr>
-        <w:spacing w:line="240" w:lineRule="auto"/>
-      </w:pPr>
-      <w:r>
-        <w:continuationSeparator/>
-      </w:r>
-    </w:p>
-  </w:endnote>
-</w:endnotes>
-</file>
-
 <file path=word/footer1.xml><?xml version="1.0" encoding="utf-8"?>
-<w:ftr xmlns:wpc="http://schemas.microsoft.com/office/word/2010/wordprocessingCanvas" xmlns:mc="http://schemas.openxmlformats.org/markup-compatibility/2006" xmlns:o="urn:schemas-microsoft-com:office:office" xmlns:r="http://schemas.openxmlformats.org/officeDocument/2006/relationships" xmlns:m="http://schemas.openxmlformats.org/officeDocument/2006/math" xmlns:v="urn:schemas-microsoft-com:vml" xmlns:wp14="http://schemas.microsoft.com/office/word/2010/wordprocessingDrawing" xmlns:wp="http://schemas.openxmlformats.org/drawingml/2006/wordprocessingDrawing" xmlns:w10="urn:schemas-microsoft-com:office:word" xmlns:w="http://schemas.openxmlformats.org/wordprocessingml/2006/main" xmlns:w14="http://schemas.microsoft.com/office/word/2010/wordml" xmlns:w15="http://schemas.microsoft.com/office/word/2012/wordml" xmlns:wpg="http://schemas.microsoft.com/office/word/2010/wordprocessingGroup" xmlns:wpi="http://schemas.microsoft.com/office/word/2010/wordprocessingInk" xmlns:wne="http://schemas.microsoft.com/office/word/2006/wordml" xmlns:wps="http://schemas.microsoft.com/office/word/2010/wordprocessingShape" xmlns:wpsCustomData="http://www.wps.cn/officeDocument/2013/wpsCustomData" mc:Ignorable="w14 w15 wp14">
+<w:ftr xmlns:wpc="http://schemas.microsoft.com/office/word/2010/wordprocessingCanvas" xmlns:mc="http://schemas.openxmlformats.org/markup-compatibility/2006" xmlns:o="urn:schemas-microsoft-com:office:office" xmlns:r="http://schemas.openxmlformats.org/officeDocument/2006/relationships" xmlns:m="http://schemas.openxmlformats.org/officeDocument/2006/math" xmlns:v="urn:schemas-microsoft-com:vml" xmlns:wp14="http://schemas.microsoft.com/office/word/2010/wordprocessingDrawing" xmlns:wp="http://schemas.openxmlformats.org/drawingml/2006/wordprocessingDrawing" xmlns:w10="urn:schemas-microsoft-com:office:word" xmlns:w="http://schemas.openxmlformats.org/wordprocessingml/2006/main" xmlns:w14="http://schemas.microsoft.com/office/word/2010/wordml" xmlns:w15="http://schemas.microsoft.com/office/word/2012/wordml" xmlns:wne="http://schemas.microsoft.com/office/word/2006/wordml" xmlns:wpg="http://schemas.microsoft.com/office/word/2010/wordprocessingGroup" xmlns:wpi="http://schemas.microsoft.com/office/word/2010/wordprocessingInk" xmlns:wps="http://schemas.microsoft.com/office/word/2010/wordprocessingShape" mc:Ignorable="w14 w15 wp14">
   <w:p>
     <w:pPr>
-      <w:pStyle w:val="14"/>
+      <w:pStyle w:val="Footer"/>
     </w:pPr>
   </w:p>
 </w:ftr>
 </file>
 
-<file path=word/footnotes.xml><?xml version="1.0" encoding="utf-8"?>
-<w:footnotes xmlns:wpc="http://schemas.microsoft.com/office/word/2010/wordprocessingCanvas" xmlns:mc="http://schemas.openxmlformats.org/markup-compatibility/2006" xmlns:o="urn:schemas-microsoft-com:office:office" xmlns:r="http://schemas.openxmlformats.org/officeDocument/2006/relationships" xmlns:m="http://schemas.openxmlformats.org/officeDocument/2006/math" xmlns:v="urn:schemas-microsoft-com:vml" xmlns:wp14="http://schemas.microsoft.com/office/word/2010/wordprocessingDrawing" xmlns:wp="http://schemas.openxmlformats.org/drawingml/2006/wordprocessingDrawing" xmlns:w="http://schemas.openxmlformats.org/wordprocessingml/2006/main" xmlns:w14="http://schemas.microsoft.com/office/word/2010/wordml" xmlns:w15="http://schemas.microsoft.com/office/word/2012/wordml" xmlns:w10="urn:schemas-microsoft-com:office:word" xmlns:wpg="http://schemas.microsoft.com/office/word/2010/wordprocessingGroup" xmlns:wpi="http://schemas.microsoft.com/office/word/2010/wordprocessingInk" xmlns:wne="http://schemas.microsoft.com/office/word/2006/wordml" xmlns:wps="http://schemas.microsoft.com/office/word/2010/wordprocessingShape" xmlns:wpsCustomData="http://www.wps.cn/officeDocument/2013/wpsCustomData" mc:Ignorable="w14 w15 wp14">
-  <w:footnote w:type="separator" w:id="0">
-    <w:p>
-      <w:pPr>
-        <w:spacing w:line="360" w:lineRule="auto"/>
-      </w:pPr>
-      <w:r>
-        <w:separator/>
-      </w:r>
-    </w:p>
-  </w:footnote>
-  <w:footnote w:type="continuationSeparator" w:id="1">
-    <w:p>
-      <w:pPr>
-        <w:spacing w:line="360" w:lineRule="auto"/>
-      </w:pPr>
-      <w:r>
-        <w:continuationSeparator/>
-      </w:r>
-    </w:p>
-  </w:footnote>
-</w:footnotes>
-</file>
-
 <file path=word/header1.xml><?xml version="1.0" encoding="utf-8"?>
-<w:hdr xmlns:wpc="http://schemas.microsoft.com/office/word/2010/wordprocessingCanvas" xmlns:mc="http://schemas.openxmlformats.org/markup-compatibility/2006" xmlns:o="urn:schemas-microsoft-com:office:office" xmlns:r="http://schemas.openxmlformats.org/officeDocument/2006/relationships" xmlns:m="http://schemas.openxmlformats.org/officeDocument/2006/math" xmlns:v="urn:schemas-microsoft-com:vml" xmlns:wp14="http://schemas.microsoft.com/office/word/2010/wordprocessingDrawing" xmlns:wp="http://schemas.openxmlformats.org/drawingml/2006/wordprocessingDrawing" xmlns:w10="urn:schemas-microsoft-com:office:word" xmlns:w="http://schemas.openxmlformats.org/wordprocessingml/2006/main" xmlns:w14="http://schemas.microsoft.com/office/word/2010/wordml" xmlns:w15="http://schemas.microsoft.com/office/word/2012/wordml" xmlns:wpg="http://schemas.microsoft.com/office/word/2010/wordprocessingGroup" xmlns:wpi="http://schemas.microsoft.com/office/word/2010/wordprocessingInk" xmlns:wne="http://schemas.microsoft.com/office/word/2006/wordml" xmlns:wps="http://schemas.microsoft.com/office/word/2010/wordprocessingShape" xmlns:wpsCustomData="http://www.wps.cn/officeDocument/2013/wpsCustomData" mc:Ignorable="w14 w15 wp14">
+<w:hdr xmlns:wpc="http://schemas.microsoft.com/office/word/2010/wordprocessingCanvas" xmlns:mc="http://schemas.openxmlformats.org/markup-compatibility/2006" xmlns:o="urn:schemas-microsoft-com:office:office" xmlns:r="http://schemas.openxmlformats.org/officeDocument/2006/relationships" xmlns:m="http://schemas.openxmlformats.org/officeDocument/2006/math" xmlns:v="urn:schemas-microsoft-com:vml" xmlns:wp14="http://schemas.microsoft.com/office/word/2010/wordprocessingDrawing" xmlns:wp="http://schemas.openxmlformats.org/drawingml/2006/wordprocessingDrawing" xmlns:w10="urn:schemas-microsoft-com:office:word" xmlns:w="http://schemas.openxmlformats.org/wordprocessingml/2006/main" xmlns:w14="http://schemas.microsoft.com/office/word/2010/wordml" xmlns:w15="http://schemas.microsoft.com/office/word/2012/wordml" xmlns:wne="http://schemas.microsoft.com/office/word/2006/wordml" xmlns:wpg="http://schemas.microsoft.com/office/word/2010/wordprocessingGroup" xmlns:wpi="http://schemas.microsoft.com/office/word/2010/wordprocessingInk" xmlns:wps="http://schemas.microsoft.com/office/word/2010/wordprocessingShape" mc:Ignorable="w14 w15 wp14">
   <w:p>
     <w:pPr>
-      <w:pStyle w:val="15"/>
+      <w:pStyle w:val="Header"/>
       <w:pBdr>
-        <w:bottom w:val="single" w:color="auto" w:sz="4" w:space="1"/>
+        <w:bottom w:val="single" w:sz="4" w:space="1" w:color="auto"/>
       </w:pBdr>
       <w:tabs>
         <w:tab w:val="left" w:pos="335"/>
@@ -9393,27 +9221,27 @@
       </w:tabs>
       <w:jc w:val="right"/>
       <w:rPr>
-        <w:rFonts w:hint="eastAsia" w:eastAsiaTheme="minorEastAsia"/>
+        <w:rFonts w:eastAsiaTheme="minorEastAsia" w:hint="eastAsia"/>
         <w:lang w:eastAsia="zh-CN"/>
       </w:rPr>
     </w:pPr>
     <w:r>
       <w:rPr>
-        <w:rFonts w:hint="eastAsia" w:eastAsiaTheme="minorEastAsia"/>
+        <w:rFonts w:eastAsiaTheme="minorEastAsia" w:hint="eastAsia"/>
         <w:lang w:val="en-US" w:eastAsia="zh-CN"/>
       </w:rPr>
       <w:tab/>
     </w:r>
     <w:r>
       <w:rPr>
-        <w:rFonts w:hint="eastAsia" w:eastAsiaTheme="minorEastAsia"/>
+        <w:rFonts w:eastAsiaTheme="minorEastAsia" w:hint="eastAsia"/>
         <w:lang w:val="en-US" w:eastAsia="zh-CN"/>
       </w:rPr>
       <w:tab/>
     </w:r>
     <w:r>
       <w:rPr>
-        <w:rFonts w:hint="eastAsia" w:eastAsiaTheme="minorEastAsia"/>
+        <w:rFonts w:eastAsiaTheme="minorEastAsia" w:hint="eastAsia"/>
         <w:lang w:val="en-US" w:eastAsia="zh-CN"/>
       </w:rPr>
       <w:t>桐乡华数广电网络有限公司</w:t>
@@ -9423,15 +9251,15 @@
 </file>
 
 <file path=word/numbering.xml><?xml version="1.0" encoding="utf-8"?>
-<w:numbering xmlns:wpc="http://schemas.microsoft.com/office/word/2010/wordprocessingCanvas" xmlns:mc="http://schemas.openxmlformats.org/markup-compatibility/2006" xmlns:o="urn:schemas-microsoft-com:office:office" xmlns:r="http://schemas.openxmlformats.org/officeDocument/2006/relationships" xmlns:m="http://schemas.openxmlformats.org/officeDocument/2006/math" xmlns:v="urn:schemas-microsoft-com:vml" xmlns:wp14="http://schemas.microsoft.com/office/word/2010/wordprocessingDrawing" xmlns:wp="http://schemas.openxmlformats.org/drawingml/2006/wordprocessingDrawing" xmlns:w10="urn:schemas-microsoft-com:office:word" xmlns:w="http://schemas.openxmlformats.org/wordprocessingml/2006/main" xmlns:w14="http://schemas.microsoft.com/office/word/2010/wordml" xmlns:wpg="http://schemas.microsoft.com/office/word/2010/wordprocessingGroup" xmlns:wpi="http://schemas.microsoft.com/office/word/2010/wordprocessingInk" xmlns:wne="http://schemas.microsoft.com/office/word/2006/wordml" xmlns:wps="http://schemas.microsoft.com/office/word/2010/wordprocessingShape" xmlns:wpsCustomData="http://www.wps.cn/officeDocument/2013/wpsCustomData" mc:Ignorable="w14 wp14">
+<w:numbering xmlns:wpc="http://schemas.microsoft.com/office/word/2010/wordprocessingCanvas" xmlns:mc="http://schemas.openxmlformats.org/markup-compatibility/2006" xmlns:o="urn:schemas-microsoft-com:office:office" xmlns:r="http://schemas.openxmlformats.org/officeDocument/2006/relationships" xmlns:m="http://schemas.openxmlformats.org/officeDocument/2006/math" xmlns:v="urn:schemas-microsoft-com:vml" xmlns:wp14="http://schemas.microsoft.com/office/word/2010/wordprocessingDrawing" xmlns:wp="http://schemas.openxmlformats.org/drawingml/2006/wordprocessingDrawing" xmlns:w10="urn:schemas-microsoft-com:office:word" xmlns:w="http://schemas.openxmlformats.org/wordprocessingml/2006/main" xmlns:w14="http://schemas.microsoft.com/office/word/2010/wordml" xmlns:w15="http://schemas.microsoft.com/office/word/2012/wordml" xmlns:wne="http://schemas.microsoft.com/office/word/2006/wordml" xmlns:wpg="http://schemas.microsoft.com/office/word/2010/wordprocessingGroup" xmlns:wpi="http://schemas.microsoft.com/office/word/2010/wordprocessingInk" xmlns:wps="http://schemas.microsoft.com/office/word/2010/wordprocessingShape" mc:Ignorable="w14 w15 wp14">
   <w:abstractNum w:abstractNumId="0">
     <w:nsid w:val="8E964DCE"/>
     <w:multiLevelType w:val="multilevel"/>
     <w:tmpl w:val="8E964DCE"/>
-    <w:lvl w:ilvl="0" w:tentative="0">
+    <w:lvl w:ilvl="0">
       <w:start w:val="1"/>
       <w:numFmt w:val="decimal"/>
-      <w:pStyle w:val="2"/>
+      <w:pStyle w:val="Heading1"/>
       <w:lvlText w:val="%1."/>
       <w:lvlJc w:val="left"/>
       <w:pPr>
@@ -9441,10 +9269,10 @@
         <w:rFonts w:hint="default"/>
       </w:rPr>
     </w:lvl>
-    <w:lvl w:ilvl="1" w:tentative="0">
+    <w:lvl w:ilvl="1">
       <w:start w:val="1"/>
       <w:numFmt w:val="decimal"/>
-      <w:pStyle w:val="3"/>
+      <w:pStyle w:val="Heading2"/>
       <w:lvlText w:val="%1.%2."/>
       <w:lvlJc w:val="left"/>
       <w:pPr>
@@ -9454,10 +9282,10 @@
         <w:rFonts w:hint="default"/>
       </w:rPr>
     </w:lvl>
-    <w:lvl w:ilvl="2" w:tentative="0">
+    <w:lvl w:ilvl="2">
       <w:start w:val="1"/>
       <w:numFmt w:val="decimal"/>
-      <w:pStyle w:val="4"/>
+      <w:pStyle w:val="Heading3"/>
       <w:lvlText w:val="%1.%2.%3."/>
       <w:lvlJc w:val="left"/>
       <w:pPr>
@@ -9467,10 +9295,10 @@
         <w:rFonts w:hint="default"/>
       </w:rPr>
     </w:lvl>
-    <w:lvl w:ilvl="3" w:tentative="0">
+    <w:lvl w:ilvl="3">
       <w:start w:val="1"/>
       <w:numFmt w:val="decimal"/>
-      <w:pStyle w:val="5"/>
+      <w:pStyle w:val="Heading4"/>
       <w:lvlText w:val="%1.%2.%3.%4."/>
       <w:lvlJc w:val="left"/>
       <w:pPr>
@@ -9480,10 +9308,10 @@
         <w:rFonts w:hint="default"/>
       </w:rPr>
     </w:lvl>
-    <w:lvl w:ilvl="4" w:tentative="0">
+    <w:lvl w:ilvl="4">
       <w:start w:val="1"/>
       <w:numFmt w:val="decimal"/>
-      <w:pStyle w:val="6"/>
+      <w:pStyle w:val="Heading5"/>
       <w:lvlText w:val="%1.%2.%3.%4.%5."/>
       <w:lvlJc w:val="left"/>
       <w:pPr>
@@ -9493,10 +9321,10 @@
         <w:rFonts w:hint="default"/>
       </w:rPr>
     </w:lvl>
-    <w:lvl w:ilvl="5" w:tentative="0">
+    <w:lvl w:ilvl="5">
       <w:start w:val="1"/>
       <w:numFmt w:val="decimal"/>
-      <w:pStyle w:val="7"/>
+      <w:pStyle w:val="Heading6"/>
       <w:lvlText w:val="%1.%2.%3.%4.%5.%6."/>
       <w:lvlJc w:val="left"/>
       <w:pPr>
@@ -9506,10 +9334,10 @@
         <w:rFonts w:hint="default"/>
       </w:rPr>
     </w:lvl>
-    <w:lvl w:ilvl="6" w:tentative="0">
+    <w:lvl w:ilvl="6">
       <w:start w:val="1"/>
       <w:numFmt w:val="decimal"/>
-      <w:pStyle w:val="8"/>
+      <w:pStyle w:val="Heading7"/>
       <w:lvlText w:val="%1.%2.%3.%4.%5.%6.%7."/>
       <w:lvlJc w:val="left"/>
       <w:pPr>
@@ -9519,10 +9347,10 @@
         <w:rFonts w:hint="default"/>
       </w:rPr>
     </w:lvl>
-    <w:lvl w:ilvl="7" w:tentative="0">
+    <w:lvl w:ilvl="7">
       <w:start w:val="1"/>
       <w:numFmt w:val="decimal"/>
-      <w:pStyle w:val="9"/>
+      <w:pStyle w:val="Heading8"/>
       <w:lvlText w:val="%1.%2.%3.%4.%5.%6.%7.%8."/>
       <w:lvlJc w:val="left"/>
       <w:pPr>
@@ -9532,10 +9360,10 @@
         <w:rFonts w:hint="default"/>
       </w:rPr>
     </w:lvl>
-    <w:lvl w:ilvl="8" w:tentative="0">
+    <w:lvl w:ilvl="8">
       <w:start w:val="1"/>
       <w:numFmt w:val="decimal"/>
-      <w:pStyle w:val="10"/>
+      <w:pStyle w:val="Heading9"/>
       <w:lvlText w:val="%1.%2.%3.%4.%5.%6.%7.%8.%9."/>
       <w:lvlJc w:val="left"/>
       <w:pPr>
@@ -9550,7 +9378,7 @@
     <w:nsid w:val="49342358"/>
     <w:multiLevelType w:val="singleLevel"/>
     <w:tmpl w:val="49342358"/>
-    <w:lvl w:ilvl="0" w:tentative="0">
+    <w:lvl w:ilvl="0">
       <w:start w:val="1"/>
       <w:numFmt w:val="decimal"/>
       <w:lvlText w:val="%1."/>
@@ -9567,7 +9395,7 @@
     <w:nsid w:val="4A6E40A2"/>
     <w:multiLevelType w:val="singleLevel"/>
     <w:tmpl w:val="4A6E40A2"/>
-    <w:lvl w:ilvl="0" w:tentative="0">
+    <w:lvl w:ilvl="0">
       <w:start w:val="1"/>
       <w:numFmt w:val="decimal"/>
       <w:lvlText w:val="%1."/>
@@ -9584,7 +9412,7 @@
     <w:nsid w:val="5D834CBF"/>
     <w:multiLevelType w:val="singleLevel"/>
     <w:tmpl w:val="5D834CBF"/>
-    <w:lvl w:ilvl="0" w:tentative="0">
+    <w:lvl w:ilvl="0">
       <w:start w:val="1"/>
       <w:numFmt w:val="decimal"/>
       <w:lvlText w:val="%1."/>
@@ -9613,269 +9441,267 @@
 </file>
 
 <file path=word/styles.xml><?xml version="1.0" encoding="utf-8"?>
-<w:styles xmlns:mc="http://schemas.openxmlformats.org/markup-compatibility/2006" xmlns:o="urn:schemas-microsoft-com:office:office" xmlns:r="http://schemas.openxmlformats.org/officeDocument/2006/relationships" xmlns:m="http://schemas.openxmlformats.org/officeDocument/2006/math" xmlns:v="urn:schemas-microsoft-com:vml" xmlns:w="http://schemas.openxmlformats.org/wordprocessingml/2006/main" xmlns:w14="http://schemas.microsoft.com/office/word/2010/wordml" xmlns:w10="urn:schemas-microsoft-com:office:word" xmlns:sl="http://schemas.openxmlformats.org/schemaLibrary/2006/main" xmlns:wpsCustomData="http://www.wps.cn/officeDocument/2013/wpsCustomData" mc:Ignorable="w14">
+<w:styles xmlns:mc="http://schemas.openxmlformats.org/markup-compatibility/2006" xmlns:r="http://schemas.openxmlformats.org/officeDocument/2006/relationships" xmlns:w="http://schemas.openxmlformats.org/wordprocessingml/2006/main" xmlns:w14="http://schemas.microsoft.com/office/word/2010/wordml" xmlns:w15="http://schemas.microsoft.com/office/word/2012/wordml" mc:Ignorable="w14 w15">
   <w:docDefaults>
     <w:rPrDefault>
       <w:rPr>
-        <w:rFonts w:ascii="Times New Roman" w:hAnsi="Times New Roman" w:eastAsia="宋体" w:cs="Times New Roman"/>
+        <w:rFonts w:ascii="Times New Roman" w:eastAsia="宋体" w:hAnsi="Times New Roman" w:cs="Times New Roman"/>
       </w:rPr>
     </w:rPrDefault>
     <w:pPrDefault/>
   </w:docDefaults>
-  <w:latentStyles w:count="260" w:defQFormat="0" w:defUnhideWhenUsed="1" w:defSemiHidden="1" w:defUIPriority="99" w:defLockedState="0">
-    <w:lsdException w:qFormat="1" w:unhideWhenUsed="0" w:uiPriority="0" w:semiHidden="0" w:name="Normal"/>
-    <w:lsdException w:qFormat="1" w:unhideWhenUsed="0" w:uiPriority="0" w:semiHidden="0" w:name="heading 1"/>
-    <w:lsdException w:qFormat="1" w:uiPriority="0" w:semiHidden="0" w:name="heading 2"/>
-    <w:lsdException w:qFormat="1" w:uiPriority="0" w:name="heading 3"/>
-    <w:lsdException w:qFormat="1" w:uiPriority="0" w:semiHidden="0" w:name="heading 4"/>
-    <w:lsdException w:qFormat="1" w:uiPriority="0" w:name="heading 5"/>
-    <w:lsdException w:qFormat="1" w:uiPriority="0" w:name="heading 6"/>
-    <w:lsdException w:qFormat="1" w:uiPriority="0" w:name="heading 7"/>
-    <w:lsdException w:qFormat="1" w:uiPriority="0" w:name="heading 8"/>
-    <w:lsdException w:qFormat="1" w:uiPriority="0" w:name="heading 9"/>
-    <w:lsdException w:unhideWhenUsed="0" w:uiPriority="0" w:semiHidden="0" w:name="index 1"/>
-    <w:lsdException w:unhideWhenUsed="0" w:uiPriority="0" w:semiHidden="0" w:name="index 2"/>
-    <w:lsdException w:unhideWhenUsed="0" w:uiPriority="0" w:semiHidden="0" w:name="index 3"/>
-    <w:lsdException w:unhideWhenUsed="0" w:uiPriority="0" w:semiHidden="0" w:name="index 4"/>
-    <w:lsdException w:unhideWhenUsed="0" w:uiPriority="0" w:semiHidden="0" w:name="index 5"/>
-    <w:lsdException w:unhideWhenUsed="0" w:uiPriority="0" w:semiHidden="0" w:name="index 6"/>
-    <w:lsdException w:unhideWhenUsed="0" w:uiPriority="0" w:semiHidden="0" w:name="index 7"/>
-    <w:lsdException w:unhideWhenUsed="0" w:uiPriority="0" w:semiHidden="0" w:name="index 8"/>
-    <w:lsdException w:unhideWhenUsed="0" w:uiPriority="0" w:semiHidden="0" w:name="index 9"/>
-    <w:lsdException w:qFormat="1" w:unhideWhenUsed="0" w:uiPriority="0" w:semiHidden="0" w:name="toc 1"/>
-    <w:lsdException w:qFormat="1" w:unhideWhenUsed="0" w:uiPriority="0" w:semiHidden="0" w:name="toc 2"/>
-    <w:lsdException w:qFormat="1" w:unhideWhenUsed="0" w:uiPriority="0" w:semiHidden="0" w:name="toc 3"/>
-    <w:lsdException w:unhideWhenUsed="0" w:uiPriority="0" w:semiHidden="0" w:name="toc 4"/>
-    <w:lsdException w:unhideWhenUsed="0" w:uiPriority="0" w:semiHidden="0" w:name="toc 5"/>
-    <w:lsdException w:unhideWhenUsed="0" w:uiPriority="0" w:semiHidden="0" w:name="toc 6"/>
-    <w:lsdException w:unhideWhenUsed="0" w:uiPriority="0" w:semiHidden="0" w:name="toc 7"/>
-    <w:lsdException w:unhideWhenUsed="0" w:uiPriority="0" w:semiHidden="0" w:name="toc 8"/>
-    <w:lsdException w:unhideWhenUsed="0" w:uiPriority="0" w:semiHidden="0" w:name="toc 9"/>
-    <w:lsdException w:unhideWhenUsed="0" w:uiPriority="0" w:semiHidden="0" w:name="Normal Indent"/>
-    <w:lsdException w:unhideWhenUsed="0" w:uiPriority="0" w:semiHidden="0" w:name="footnote text"/>
-    <w:lsdException w:qFormat="1" w:unhideWhenUsed="0" w:uiPriority="0" w:semiHidden="0" w:name="annotation text"/>
-    <w:lsdException w:qFormat="1" w:unhideWhenUsed="0" w:uiPriority="0" w:semiHidden="0" w:name="header"/>
-    <w:lsdException w:qFormat="1" w:unhideWhenUsed="0" w:uiPriority="0" w:semiHidden="0" w:name="footer"/>
-    <w:lsdException w:unhideWhenUsed="0" w:uiPriority="0" w:semiHidden="0" w:name="index heading"/>
-    <w:lsdException w:qFormat="1" w:uiPriority="0" w:name="caption"/>
-    <w:lsdException w:unhideWhenUsed="0" w:uiPriority="0" w:semiHidden="0" w:name="table of figures"/>
-    <w:lsdException w:unhideWhenUsed="0" w:uiPriority="0" w:semiHidden="0" w:name="envelope address"/>
-    <w:lsdException w:unhideWhenUsed="0" w:uiPriority="0" w:semiHidden="0" w:name="envelope return"/>
-    <w:lsdException w:unhideWhenUsed="0" w:uiPriority="0" w:semiHidden="0" w:name="footnote reference"/>
-    <w:lsdException w:unhideWhenUsed="0" w:uiPriority="0" w:semiHidden="0" w:name="annotation reference"/>
-    <w:lsdException w:unhideWhenUsed="0" w:uiPriority="0" w:semiHidden="0" w:name="line number"/>
-    <w:lsdException w:unhideWhenUsed="0" w:uiPriority="0" w:semiHidden="0" w:name="page number"/>
-    <w:lsdException w:unhideWhenUsed="0" w:uiPriority="0" w:semiHidden="0" w:name="endnote reference"/>
-    <w:lsdException w:unhideWhenUsed="0" w:uiPriority="0" w:semiHidden="0" w:name="endnote text"/>
-    <w:lsdException w:unhideWhenUsed="0" w:uiPriority="0" w:semiHidden="0" w:name="table of authorities"/>
-    <w:lsdException w:unhideWhenUsed="0" w:uiPriority="0" w:semiHidden="0" w:name="macro"/>
-    <w:lsdException w:unhideWhenUsed="0" w:uiPriority="0" w:semiHidden="0" w:name="toa heading"/>
-    <w:lsdException w:unhideWhenUsed="0" w:uiPriority="0" w:semiHidden="0" w:name="List"/>
-    <w:lsdException w:unhideWhenUsed="0" w:uiPriority="0" w:semiHidden="0" w:name="List Bullet"/>
-    <w:lsdException w:unhideWhenUsed="0" w:uiPriority="0" w:semiHidden="0" w:name="List Number"/>
-    <w:lsdException w:unhideWhenUsed="0" w:uiPriority="0" w:semiHidden="0" w:name="List 2"/>
-    <w:lsdException w:unhideWhenUsed="0" w:uiPriority="0" w:semiHidden="0" w:name="List 3"/>
-    <w:lsdException w:unhideWhenUsed="0" w:uiPriority="0" w:semiHidden="0" w:name="List 4"/>
-    <w:lsdException w:unhideWhenUsed="0" w:uiPriority="0" w:semiHidden="0" w:name="List 5"/>
-    <w:lsdException w:unhideWhenUsed="0" w:uiPriority="0" w:semiHidden="0" w:name="List Bullet 2"/>
-    <w:lsdException w:unhideWhenUsed="0" w:uiPriority="0" w:semiHidden="0" w:name="List Bullet 3"/>
-    <w:lsdException w:unhideWhenUsed="0" w:uiPriority="0" w:semiHidden="0" w:name="List Bullet 4"/>
-    <w:lsdException w:unhideWhenUsed="0" w:uiPriority="0" w:semiHidden="0" w:name="List Bullet 5"/>
-    <w:lsdException w:unhideWhenUsed="0" w:uiPriority="0" w:semiHidden="0" w:name="List Number 2"/>
-    <w:lsdException w:unhideWhenUsed="0" w:uiPriority="0" w:semiHidden="0" w:name="List Number 3"/>
-    <w:lsdException w:unhideWhenUsed="0" w:uiPriority="0" w:semiHidden="0" w:name="List Number 4"/>
-    <w:lsdException w:unhideWhenUsed="0" w:uiPriority="0" w:semiHidden="0" w:name="List Number 5"/>
-    <w:lsdException w:qFormat="1" w:unhideWhenUsed="0" w:uiPriority="0" w:semiHidden="0" w:name="Title"/>
-    <w:lsdException w:unhideWhenUsed="0" w:uiPriority="0" w:semiHidden="0" w:name="Closing"/>
-    <w:lsdException w:unhideWhenUsed="0" w:uiPriority="0" w:semiHidden="0" w:name="Signature"/>
-    <w:lsdException w:qFormat="1" w:unhideWhenUsed="0" w:uiPriority="0" w:name="Default Paragraph Font"/>
-    <w:lsdException w:qFormat="1" w:unhideWhenUsed="0" w:uiPriority="0" w:name="Body Text"/>
-    <w:lsdException w:unhideWhenUsed="0" w:uiPriority="0" w:semiHidden="0" w:name="Body Text Indent"/>
-    <w:lsdException w:unhideWhenUsed="0" w:uiPriority="0" w:semiHidden="0" w:name="List Continue"/>
-    <w:lsdException w:unhideWhenUsed="0" w:uiPriority="0" w:semiHidden="0" w:name="List Continue 2"/>
-    <w:lsdException w:unhideWhenUsed="0" w:uiPriority="0" w:semiHidden="0" w:name="List Continue 3"/>
-    <w:lsdException w:unhideWhenUsed="0" w:uiPriority="0" w:semiHidden="0" w:name="List Continue 4"/>
-    <w:lsdException w:unhideWhenUsed="0" w:uiPriority="0" w:semiHidden="0" w:name="List Continue 5"/>
-    <w:lsdException w:unhideWhenUsed="0" w:uiPriority="0" w:semiHidden="0" w:name="Message Header"/>
-    <w:lsdException w:qFormat="1" w:unhideWhenUsed="0" w:uiPriority="0" w:semiHidden="0" w:name="Subtitle"/>
-    <w:lsdException w:unhideWhenUsed="0" w:uiPriority="0" w:semiHidden="0" w:name="Salutation"/>
-    <w:lsdException w:unhideWhenUsed="0" w:uiPriority="0" w:semiHidden="0" w:name="Date"/>
-    <w:lsdException w:unhideWhenUsed="0" w:uiPriority="0" w:semiHidden="0" w:name="Body Text First Indent"/>
-    <w:lsdException w:unhideWhenUsed="0" w:uiPriority="0" w:semiHidden="0" w:name="Body Text First Indent 2"/>
-    <w:lsdException w:uiPriority="99" w:name="Note Heading"/>
-    <w:lsdException w:unhideWhenUsed="0" w:uiPriority="0" w:semiHidden="0" w:name="Body Text 2"/>
-    <w:lsdException w:unhideWhenUsed="0" w:uiPriority="0" w:semiHidden="0" w:name="Body Text 3"/>
-    <w:lsdException w:unhideWhenUsed="0" w:uiPriority="0" w:semiHidden="0" w:name="Body Text Indent 2"/>
-    <w:lsdException w:unhideWhenUsed="0" w:uiPriority="0" w:semiHidden="0" w:name="Body Text Indent 3"/>
-    <w:lsdException w:unhideWhenUsed="0" w:uiPriority="0" w:semiHidden="0" w:name="Block Text"/>
-    <w:lsdException w:unhideWhenUsed="0" w:uiPriority="0" w:semiHidden="0" w:name="Hyperlink"/>
-    <w:lsdException w:unhideWhenUsed="0" w:uiPriority="0" w:semiHidden="0" w:name="FollowedHyperlink"/>
-    <w:lsdException w:qFormat="1" w:unhideWhenUsed="0" w:uiPriority="0" w:semiHidden="0" w:name="Strong"/>
-    <w:lsdException w:qFormat="1" w:unhideWhenUsed="0" w:uiPriority="0" w:semiHidden="0" w:name="Emphasis"/>
-    <w:lsdException w:unhideWhenUsed="0" w:uiPriority="0" w:semiHidden="0" w:name="Document Map"/>
-    <w:lsdException w:unhideWhenUsed="0" w:uiPriority="0" w:semiHidden="0" w:name="Plain Text"/>
-    <w:lsdException w:unhideWhenUsed="0" w:uiPriority="0" w:semiHidden="0" w:name="E-mail Signature"/>
-    <w:lsdException w:qFormat="1" w:unhideWhenUsed="0" w:uiPriority="0" w:semiHidden="0" w:name="Normal (Web)"/>
-    <w:lsdException w:unhideWhenUsed="0" w:uiPriority="0" w:semiHidden="0" w:name="HTML Acronym"/>
-    <w:lsdException w:unhideWhenUsed="0" w:uiPriority="0" w:semiHidden="0" w:name="HTML Address"/>
-    <w:lsdException w:unhideWhenUsed="0" w:uiPriority="0" w:semiHidden="0" w:name="HTML Cite"/>
-    <w:lsdException w:unhideWhenUsed="0" w:uiPriority="0" w:semiHidden="0" w:name="HTML Code"/>
-    <w:lsdException w:unhideWhenUsed="0" w:uiPriority="0" w:semiHidden="0" w:name="HTML Definition"/>
-    <w:lsdException w:unhideWhenUsed="0" w:uiPriority="0" w:semiHidden="0" w:name="HTML Keyboard"/>
-    <w:lsdException w:unhideWhenUsed="0" w:uiPriority="0" w:semiHidden="0" w:name="HTML Preformatted"/>
-    <w:lsdException w:unhideWhenUsed="0" w:uiPriority="0" w:semiHidden="0" w:name="HTML Sample"/>
-    <w:lsdException w:unhideWhenUsed="0" w:uiPriority="0" w:semiHidden="0" w:name="HTML Typewriter"/>
-    <w:lsdException w:unhideWhenUsed="0" w:uiPriority="0" w:semiHidden="0" w:name="HTML Variable"/>
-    <w:lsdException w:qFormat="1" w:unhideWhenUsed="0" w:uiPriority="0" w:name="Normal Table"/>
-    <w:lsdException w:unhideWhenUsed="0" w:uiPriority="0" w:semiHidden="0" w:name="annotation subject"/>
-    <w:lsdException w:unhideWhenUsed="0" w:uiPriority="0" w:semiHidden="0" w:name="Table Simple 1"/>
-    <w:lsdException w:unhideWhenUsed="0" w:uiPriority="0" w:semiHidden="0" w:name="Table Simple 2"/>
-    <w:lsdException w:unhideWhenUsed="0" w:uiPriority="0" w:semiHidden="0" w:name="Table Simple 3"/>
-    <w:lsdException w:unhideWhenUsed="0" w:uiPriority="0" w:semiHidden="0" w:name="Table Classic 1"/>
-    <w:lsdException w:unhideWhenUsed="0" w:uiPriority="0" w:semiHidden="0" w:name="Table Classic 2"/>
-    <w:lsdException w:unhideWhenUsed="0" w:uiPriority="0" w:semiHidden="0" w:name="Table Classic 3"/>
-    <w:lsdException w:unhideWhenUsed="0" w:uiPriority="0" w:semiHidden="0" w:name="Table Classic 4"/>
-    <w:lsdException w:unhideWhenUsed="0" w:uiPriority="0" w:semiHidden="0" w:name="Table Colorful 1"/>
-    <w:lsdException w:unhideWhenUsed="0" w:uiPriority="0" w:semiHidden="0" w:name="Table Colorful 2"/>
-    <w:lsdException w:unhideWhenUsed="0" w:uiPriority="0" w:semiHidden="0" w:name="Table Colorful 3"/>
-    <w:lsdException w:unhideWhenUsed="0" w:uiPriority="0" w:semiHidden="0" w:name="Table Columns 1"/>
-    <w:lsdException w:unhideWhenUsed="0" w:uiPriority="0" w:semiHidden="0" w:name="Table Columns 2"/>
-    <w:lsdException w:unhideWhenUsed="0" w:uiPriority="0" w:semiHidden="0" w:name="Table Columns 3"/>
-    <w:lsdException w:unhideWhenUsed="0" w:uiPriority="0" w:semiHidden="0" w:name="Table Columns 4"/>
-    <w:lsdException w:unhideWhenUsed="0" w:uiPriority="0" w:semiHidden="0" w:name="Table Columns 5"/>
-    <w:lsdException w:unhideWhenUsed="0" w:uiPriority="0" w:semiHidden="0" w:name="Table Grid 1"/>
-    <w:lsdException w:unhideWhenUsed="0" w:uiPriority="0" w:semiHidden="0" w:name="Table Grid 2"/>
-    <w:lsdException w:unhideWhenUsed="0" w:uiPriority="0" w:semiHidden="0" w:name="Table Grid 3"/>
-    <w:lsdException w:unhideWhenUsed="0" w:uiPriority="0" w:semiHidden="0" w:name="Table Grid 4"/>
-    <w:lsdException w:unhideWhenUsed="0" w:uiPriority="0" w:semiHidden="0" w:name="Table Grid 5"/>
-    <w:lsdException w:unhideWhenUsed="0" w:uiPriority="0" w:semiHidden="0" w:name="Table Grid 6"/>
-    <w:lsdException w:unhideWhenUsed="0" w:uiPriority="0" w:semiHidden="0" w:name="Table Grid 7"/>
-    <w:lsdException w:unhideWhenUsed="0" w:uiPriority="0" w:semiHidden="0" w:name="Table Grid 8"/>
-    <w:lsdException w:unhideWhenUsed="0" w:uiPriority="0" w:semiHidden="0" w:name="Table List 1"/>
-    <w:lsdException w:unhideWhenUsed="0" w:uiPriority="0" w:semiHidden="0" w:name="Table List 2"/>
-    <w:lsdException w:unhideWhenUsed="0" w:uiPriority="0" w:semiHidden="0" w:name="Table List 3"/>
-    <w:lsdException w:unhideWhenUsed="0" w:uiPriority="0" w:semiHidden="0" w:name="Table List 4"/>
-    <w:lsdException w:unhideWhenUsed="0" w:uiPriority="0" w:semiHidden="0" w:name="Table List 5"/>
-    <w:lsdException w:unhideWhenUsed="0" w:uiPriority="0" w:semiHidden="0" w:name="Table List 6"/>
-    <w:lsdException w:unhideWhenUsed="0" w:uiPriority="0" w:semiHidden="0" w:name="Table List 7"/>
-    <w:lsdException w:unhideWhenUsed="0" w:uiPriority="0" w:semiHidden="0" w:name="Table List 8"/>
-    <w:lsdException w:unhideWhenUsed="0" w:uiPriority="0" w:semiHidden="0" w:name="Table 3D effects 1"/>
-    <w:lsdException w:unhideWhenUsed="0" w:uiPriority="0" w:semiHidden="0" w:name="Table 3D effects 2"/>
-    <w:lsdException w:unhideWhenUsed="0" w:uiPriority="0" w:semiHidden="0" w:name="Table 3D effects 3"/>
-    <w:lsdException w:unhideWhenUsed="0" w:uiPriority="0" w:semiHidden="0" w:name="Table Contemporary"/>
-    <w:lsdException w:unhideWhenUsed="0" w:uiPriority="0" w:semiHidden="0" w:name="Table Elegant"/>
-    <w:lsdException w:unhideWhenUsed="0" w:uiPriority="0" w:semiHidden="0" w:name="Table Professional"/>
-    <w:lsdException w:unhideWhenUsed="0" w:uiPriority="0" w:semiHidden="0" w:name="Table Subtle 1"/>
-    <w:lsdException w:unhideWhenUsed="0" w:uiPriority="0" w:semiHidden="0" w:name="Table Subtle 2"/>
-    <w:lsdException w:unhideWhenUsed="0" w:uiPriority="0" w:semiHidden="0" w:name="Table Web 1"/>
-    <w:lsdException w:unhideWhenUsed="0" w:uiPriority="0" w:semiHidden="0" w:name="Table Web 2"/>
-    <w:lsdException w:unhideWhenUsed="0" w:uiPriority="0" w:semiHidden="0" w:name="Table Web 3"/>
-    <w:lsdException w:unhideWhenUsed="0" w:uiPriority="0" w:semiHidden="0" w:name="Balloon Text"/>
-    <w:lsdException w:qFormat="1" w:unhideWhenUsed="0" w:uiPriority="0" w:semiHidden="0" w:name="Table Grid"/>
-    <w:lsdException w:unhideWhenUsed="0" w:uiPriority="0" w:semiHidden="0" w:name="Table Theme"/>
-    <w:lsdException w:unhideWhenUsed="0" w:uiPriority="60" w:semiHidden="0" w:name="Light Shading"/>
-    <w:lsdException w:unhideWhenUsed="0" w:uiPriority="61" w:semiHidden="0" w:name="Light List"/>
-    <w:lsdException w:unhideWhenUsed="0" w:uiPriority="62" w:semiHidden="0" w:name="Light Grid"/>
-    <w:lsdException w:unhideWhenUsed="0" w:uiPriority="63" w:semiHidden="0" w:name="Medium Shading 1"/>
-    <w:lsdException w:unhideWhenUsed="0" w:uiPriority="64" w:semiHidden="0" w:name="Medium Shading 2"/>
-    <w:lsdException w:unhideWhenUsed="0" w:uiPriority="65" w:semiHidden="0" w:name="Medium List 1"/>
-    <w:lsdException w:unhideWhenUsed="0" w:uiPriority="66" w:semiHidden="0" w:name="Medium List 2"/>
-    <w:lsdException w:unhideWhenUsed="0" w:uiPriority="67" w:semiHidden="0" w:name="Medium Grid 1"/>
-    <w:lsdException w:unhideWhenUsed="0" w:uiPriority="68" w:semiHidden="0" w:name="Medium Grid 2"/>
-    <w:lsdException w:unhideWhenUsed="0" w:uiPriority="69" w:semiHidden="0" w:name="Medium Grid 3"/>
-    <w:lsdException w:unhideWhenUsed="0" w:uiPriority="70" w:semiHidden="0" w:name="Dark List"/>
-    <w:lsdException w:unhideWhenUsed="0" w:uiPriority="71" w:semiHidden="0" w:name="Colorful Shading"/>
-    <w:lsdException w:unhideWhenUsed="0" w:uiPriority="72" w:semiHidden="0" w:name="Colorful List"/>
-    <w:lsdException w:unhideWhenUsed="0" w:uiPriority="73" w:semiHidden="0" w:name="Colorful Grid"/>
-    <w:lsdException w:unhideWhenUsed="0" w:uiPriority="60" w:semiHidden="0" w:name="Light Shading Accent 1"/>
-    <w:lsdException w:unhideWhenUsed="0" w:uiPriority="61" w:semiHidden="0" w:name="Light List Accent 1"/>
-    <w:lsdException w:unhideWhenUsed="0" w:uiPriority="62" w:semiHidden="0" w:name="Light Grid Accent 1"/>
-    <w:lsdException w:unhideWhenUsed="0" w:uiPriority="63" w:semiHidden="0" w:name="Medium Shading 1 Accent 1"/>
-    <w:lsdException w:unhideWhenUsed="0" w:uiPriority="64" w:semiHidden="0" w:name="Medium Shading 2 Accent 1"/>
-    <w:lsdException w:unhideWhenUsed="0" w:uiPriority="65" w:semiHidden="0" w:name="Medium List 1 Accent 1"/>
-    <w:lsdException w:unhideWhenUsed="0" w:uiPriority="66" w:semiHidden="0" w:name="Medium List 2 Accent 1"/>
-    <w:lsdException w:unhideWhenUsed="0" w:uiPriority="67" w:semiHidden="0" w:name="Medium Grid 1 Accent 1"/>
-    <w:lsdException w:unhideWhenUsed="0" w:uiPriority="68" w:semiHidden="0" w:name="Medium Grid 2 Accent 1"/>
-    <w:lsdException w:unhideWhenUsed="0" w:uiPriority="69" w:semiHidden="0" w:name="Medium Grid 3 Accent 1"/>
-    <w:lsdException w:unhideWhenUsed="0" w:uiPriority="70" w:semiHidden="0" w:name="Dark List Accent 1"/>
-    <w:lsdException w:unhideWhenUsed="0" w:uiPriority="71" w:semiHidden="0" w:name="Colorful Shading Accent 1"/>
-    <w:lsdException w:unhideWhenUsed="0" w:uiPriority="72" w:semiHidden="0" w:name="Colorful List Accent 1"/>
-    <w:lsdException w:unhideWhenUsed="0" w:uiPriority="73" w:semiHidden="0" w:name="Colorful Grid Accent 1"/>
-    <w:lsdException w:unhideWhenUsed="0" w:uiPriority="60" w:semiHidden="0" w:name="Light Shading Accent 2"/>
-    <w:lsdException w:unhideWhenUsed="0" w:uiPriority="61" w:semiHidden="0" w:name="Light List Accent 2"/>
-    <w:lsdException w:unhideWhenUsed="0" w:uiPriority="62" w:semiHidden="0" w:name="Light Grid Accent 2"/>
-    <w:lsdException w:unhideWhenUsed="0" w:uiPriority="63" w:semiHidden="0" w:name="Medium Shading 1 Accent 2"/>
-    <w:lsdException w:unhideWhenUsed="0" w:uiPriority="64" w:semiHidden="0" w:name="Medium Shading 2 Accent 2"/>
-    <w:lsdException w:unhideWhenUsed="0" w:uiPriority="65" w:semiHidden="0" w:name="Medium List 1 Accent 2"/>
-    <w:lsdException w:unhideWhenUsed="0" w:uiPriority="66" w:semiHidden="0" w:name="Medium List 2 Accent 2"/>
-    <w:lsdException w:unhideWhenUsed="0" w:uiPriority="67" w:semiHidden="0" w:name="Medium Grid 1 Accent 2"/>
-    <w:lsdException w:unhideWhenUsed="0" w:uiPriority="68" w:semiHidden="0" w:name="Medium Grid 2 Accent 2"/>
-    <w:lsdException w:unhideWhenUsed="0" w:uiPriority="69" w:semiHidden="0" w:name="Medium Grid 3 Accent 2"/>
-    <w:lsdException w:unhideWhenUsed="0" w:uiPriority="70" w:semiHidden="0" w:name="Dark List Accent 2"/>
-    <w:lsdException w:unhideWhenUsed="0" w:uiPriority="71" w:semiHidden="0" w:name="Colorful Shading Accent 2"/>
-    <w:lsdException w:unhideWhenUsed="0" w:uiPriority="72" w:semiHidden="0" w:name="Colorful List Accent 2"/>
-    <w:lsdException w:unhideWhenUsed="0" w:uiPriority="73" w:semiHidden="0" w:name="Colorful Grid Accent 2"/>
-    <w:lsdException w:unhideWhenUsed="0" w:uiPriority="60" w:semiHidden="0" w:name="Light Shading Accent 3"/>
-    <w:lsdException w:unhideWhenUsed="0" w:uiPriority="61" w:semiHidden="0" w:name="Light List Accent 3"/>
-    <w:lsdException w:unhideWhenUsed="0" w:uiPriority="62" w:semiHidden="0" w:name="Light Grid Accent 3"/>
-    <w:lsdException w:unhideWhenUsed="0" w:uiPriority="63" w:semiHidden="0" w:name="Medium Shading 1 Accent 3"/>
-    <w:lsdException w:unhideWhenUsed="0" w:uiPriority="64" w:semiHidden="0" w:name="Medium Shading 2 Accent 3"/>
-    <w:lsdException w:unhideWhenUsed="0" w:uiPriority="65" w:semiHidden="0" w:name="Medium List 1 Accent 3"/>
-    <w:lsdException w:unhideWhenUsed="0" w:uiPriority="66" w:semiHidden="0" w:name="Medium List 2 Accent 3"/>
-    <w:lsdException w:unhideWhenUsed="0" w:uiPriority="67" w:semiHidden="0" w:name="Medium Grid 1 Accent 3"/>
-    <w:lsdException w:unhideWhenUsed="0" w:uiPriority="68" w:semiHidden="0" w:name="Medium Grid 2 Accent 3"/>
-    <w:lsdException w:unhideWhenUsed="0" w:uiPriority="69" w:semiHidden="0" w:name="Medium Grid 3 Accent 3"/>
-    <w:lsdException w:unhideWhenUsed="0" w:uiPriority="70" w:semiHidden="0" w:name="Dark List Accent 3"/>
-    <w:lsdException w:unhideWhenUsed="0" w:uiPriority="71" w:semiHidden="0" w:name="Colorful Shading Accent 3"/>
-    <w:lsdException w:unhideWhenUsed="0" w:uiPriority="72" w:semiHidden="0" w:name="Colorful List Accent 3"/>
-    <w:lsdException w:unhideWhenUsed="0" w:uiPriority="73" w:semiHidden="0" w:name="Colorful Grid Accent 3"/>
-    <w:lsdException w:unhideWhenUsed="0" w:uiPriority="60" w:semiHidden="0" w:name="Light Shading Accent 4"/>
-    <w:lsdException w:unhideWhenUsed="0" w:uiPriority="61" w:semiHidden="0" w:name="Light List Accent 4"/>
-    <w:lsdException w:unhideWhenUsed="0" w:uiPriority="62" w:semiHidden="0" w:name="Light Grid Accent 4"/>
-    <w:lsdException w:unhideWhenUsed="0" w:uiPriority="63" w:semiHidden="0" w:name="Medium Shading 1 Accent 4"/>
-    <w:lsdException w:unhideWhenUsed="0" w:uiPriority="64" w:semiHidden="0" w:name="Medium Shading 2 Accent 4"/>
-    <w:lsdException w:unhideWhenUsed="0" w:uiPriority="65" w:semiHidden="0" w:name="Medium List 1 Accent 4"/>
-    <w:lsdException w:unhideWhenUsed="0" w:uiPriority="66" w:semiHidden="0" w:name="Medium List 2 Accent 4"/>
-    <w:lsdException w:unhideWhenUsed="0" w:uiPriority="67" w:semiHidden="0" w:name="Medium Grid 1 Accent 4"/>
-    <w:lsdException w:unhideWhenUsed="0" w:uiPriority="68" w:semiHidden="0" w:name="Medium Grid 2 Accent 4"/>
-    <w:lsdException w:unhideWhenUsed="0" w:uiPriority="69" w:semiHidden="0" w:name="Medium Grid 3 Accent 4"/>
-    <w:lsdException w:unhideWhenUsed="0" w:uiPriority="70" w:semiHidden="0" w:name="Dark List Accent 4"/>
-    <w:lsdException w:unhideWhenUsed="0" w:uiPriority="71" w:semiHidden="0" w:name="Colorful Shading Accent 4"/>
-    <w:lsdException w:unhideWhenUsed="0" w:uiPriority="72" w:semiHidden="0" w:name="Colorful List Accent 4"/>
-    <w:lsdException w:unhideWhenUsed="0" w:uiPriority="73" w:semiHidden="0" w:name="Colorful Grid Accent 4"/>
-    <w:lsdException w:unhideWhenUsed="0" w:uiPriority="60" w:semiHidden="0" w:name="Light Shading Accent 5"/>
-    <w:lsdException w:unhideWhenUsed="0" w:uiPriority="61" w:semiHidden="0" w:name="Light List Accent 5"/>
-    <w:lsdException w:unhideWhenUsed="0" w:uiPriority="62" w:semiHidden="0" w:name="Light Grid Accent 5"/>
-    <w:lsdException w:unhideWhenUsed="0" w:uiPriority="63" w:semiHidden="0" w:name="Medium Shading 1 Accent 5"/>
-    <w:lsdException w:unhideWhenUsed="0" w:uiPriority="64" w:semiHidden="0" w:name="Medium Shading 2 Accent 5"/>
-    <w:lsdException w:unhideWhenUsed="0" w:uiPriority="65" w:semiHidden="0" w:name="Medium List 1 Accent 5"/>
-    <w:lsdException w:unhideWhenUsed="0" w:uiPriority="66" w:semiHidden="0" w:name="Medium List 2 Accent 5"/>
-    <w:lsdException w:unhideWhenUsed="0" w:uiPriority="67" w:semiHidden="0" w:name="Medium Grid 1 Accent 5"/>
-    <w:lsdException w:unhideWhenUsed="0" w:uiPriority="68" w:semiHidden="0" w:name="Medium Grid 2 Accent 5"/>
-    <w:lsdException w:unhideWhenUsed="0" w:uiPriority="69" w:semiHidden="0" w:name="Medium Grid 3 Accent 5"/>
-    <w:lsdException w:unhideWhenUsed="0" w:uiPriority="70" w:semiHidden="0" w:name="Dark List Accent 5"/>
-    <w:lsdException w:unhideWhenUsed="0" w:uiPriority="71" w:semiHidden="0" w:name="Colorful Shading Accent 5"/>
-    <w:lsdException w:unhideWhenUsed="0" w:uiPriority="72" w:semiHidden="0" w:name="Colorful List Accent 5"/>
-    <w:lsdException w:unhideWhenUsed="0" w:uiPriority="73" w:semiHidden="0" w:name="Colorful Grid Accent 5"/>
-    <w:lsdException w:unhideWhenUsed="0" w:uiPriority="60" w:semiHidden="0" w:name="Light Shading Accent 6"/>
-    <w:lsdException w:unhideWhenUsed="0" w:uiPriority="61" w:semiHidden="0" w:name="Light List Accent 6"/>
-    <w:lsdException w:unhideWhenUsed="0" w:uiPriority="62" w:semiHidden="0" w:name="Light Grid Accent 6"/>
-    <w:lsdException w:unhideWhenUsed="0" w:uiPriority="63" w:semiHidden="0" w:name="Medium Shading 1 Accent 6"/>
-    <w:lsdException w:unhideWhenUsed="0" w:uiPriority="64" w:semiHidden="0" w:name="Medium Shading 2 Accent 6"/>
-    <w:lsdException w:unhideWhenUsed="0" w:uiPriority="65" w:semiHidden="0" w:name="Medium List 1 Accent 6"/>
-    <w:lsdException w:unhideWhenUsed="0" w:uiPriority="66" w:semiHidden="0" w:name="Medium List 2 Accent 6"/>
-    <w:lsdException w:unhideWhenUsed="0" w:uiPriority="67" w:semiHidden="0" w:name="Medium Grid 1 Accent 6"/>
-    <w:lsdException w:unhideWhenUsed="0" w:uiPriority="68" w:semiHidden="0" w:name="Medium Grid 2 Accent 6"/>
-    <w:lsdException w:unhideWhenUsed="0" w:uiPriority="69" w:semiHidden="0" w:name="Medium Grid 3 Accent 6"/>
-    <w:lsdException w:unhideWhenUsed="0" w:uiPriority="70" w:semiHidden="0" w:name="Dark List Accent 6"/>
-    <w:lsdException w:unhideWhenUsed="0" w:uiPriority="71" w:semiHidden="0" w:name="Colorful Shading Accent 6"/>
-    <w:lsdException w:unhideWhenUsed="0" w:uiPriority="72" w:semiHidden="0" w:name="Colorful List Accent 6"/>
-    <w:lsdException w:unhideWhenUsed="0" w:uiPriority="73" w:semiHidden="0" w:name="Colorful Grid Accent 6"/>
+  <w:latentStyles w:defLockedState="0" w:defUIPriority="99" w:defSemiHidden="1" w:defUnhideWhenUsed="1" w:defQFormat="0" w:count="260">
+    <w:lsdException w:name="Normal" w:semiHidden="0" w:uiPriority="0" w:unhideWhenUsed="0" w:qFormat="1"/>
+    <w:lsdException w:name="heading 1" w:semiHidden="0" w:uiPriority="0" w:unhideWhenUsed="0" w:qFormat="1"/>
+    <w:lsdException w:name="heading 2" w:semiHidden="0" w:uiPriority="0" w:qFormat="1"/>
+    <w:lsdException w:name="heading 3" w:uiPriority="0" w:qFormat="1"/>
+    <w:lsdException w:name="heading 4" w:semiHidden="0" w:uiPriority="0" w:qFormat="1"/>
+    <w:lsdException w:name="heading 5" w:uiPriority="0" w:qFormat="1"/>
+    <w:lsdException w:name="heading 6" w:uiPriority="0" w:qFormat="1"/>
+    <w:lsdException w:name="heading 7" w:uiPriority="0" w:qFormat="1"/>
+    <w:lsdException w:name="heading 8" w:uiPriority="0" w:qFormat="1"/>
+    <w:lsdException w:name="heading 9" w:uiPriority="0" w:qFormat="1"/>
+    <w:lsdException w:name="index 1" w:semiHidden="0" w:uiPriority="0" w:unhideWhenUsed="0"/>
+    <w:lsdException w:name="index 2" w:semiHidden="0" w:uiPriority="0" w:unhideWhenUsed="0"/>
+    <w:lsdException w:name="index 3" w:semiHidden="0" w:uiPriority="0" w:unhideWhenUsed="0"/>
+    <w:lsdException w:name="index 4" w:semiHidden="0" w:uiPriority="0" w:unhideWhenUsed="0"/>
+    <w:lsdException w:name="index 5" w:semiHidden="0" w:uiPriority="0" w:unhideWhenUsed="0"/>
+    <w:lsdException w:name="index 6" w:semiHidden="0" w:uiPriority="0" w:unhideWhenUsed="0"/>
+    <w:lsdException w:name="index 7" w:semiHidden="0" w:uiPriority="0" w:unhideWhenUsed="0"/>
+    <w:lsdException w:name="index 8" w:semiHidden="0" w:uiPriority="0" w:unhideWhenUsed="0"/>
+    <w:lsdException w:name="index 9" w:semiHidden="0" w:uiPriority="0" w:unhideWhenUsed="0"/>
+    <w:lsdException w:name="toc 1" w:semiHidden="0" w:uiPriority="0" w:unhideWhenUsed="0" w:qFormat="1"/>
+    <w:lsdException w:name="toc 2" w:semiHidden="0" w:uiPriority="0" w:unhideWhenUsed="0" w:qFormat="1"/>
+    <w:lsdException w:name="toc 3" w:semiHidden="0" w:uiPriority="0" w:unhideWhenUsed="0" w:qFormat="1"/>
+    <w:lsdException w:name="toc 4" w:semiHidden="0" w:uiPriority="0" w:unhideWhenUsed="0"/>
+    <w:lsdException w:name="toc 5" w:semiHidden="0" w:uiPriority="0" w:unhideWhenUsed="0"/>
+    <w:lsdException w:name="toc 6" w:semiHidden="0" w:uiPriority="0" w:unhideWhenUsed="0"/>
+    <w:lsdException w:name="toc 7" w:semiHidden="0" w:uiPriority="0" w:unhideWhenUsed="0"/>
+    <w:lsdException w:name="toc 8" w:semiHidden="0" w:uiPriority="0" w:unhideWhenUsed="0"/>
+    <w:lsdException w:name="toc 9" w:semiHidden="0" w:uiPriority="0" w:unhideWhenUsed="0"/>
+    <w:lsdException w:name="Normal Indent" w:semiHidden="0" w:uiPriority="0" w:unhideWhenUsed="0"/>
+    <w:lsdException w:name="footnote text" w:semiHidden="0" w:uiPriority="0" w:unhideWhenUsed="0"/>
+    <w:lsdException w:name="annotation text" w:semiHidden="0" w:uiPriority="0" w:unhideWhenUsed="0" w:qFormat="1"/>
+    <w:lsdException w:name="header" w:semiHidden="0" w:uiPriority="0" w:unhideWhenUsed="0" w:qFormat="1"/>
+    <w:lsdException w:name="footer" w:semiHidden="0" w:uiPriority="0" w:unhideWhenUsed="0" w:qFormat="1"/>
+    <w:lsdException w:name="index heading" w:semiHidden="0" w:uiPriority="0" w:unhideWhenUsed="0"/>
+    <w:lsdException w:name="caption" w:uiPriority="0" w:qFormat="1"/>
+    <w:lsdException w:name="table of figures" w:semiHidden="0" w:uiPriority="0" w:unhideWhenUsed="0"/>
+    <w:lsdException w:name="envelope address" w:semiHidden="0" w:uiPriority="0" w:unhideWhenUsed="0"/>
+    <w:lsdException w:name="envelope return" w:semiHidden="0" w:uiPriority="0" w:unhideWhenUsed="0"/>
+    <w:lsdException w:name="footnote reference" w:semiHidden="0" w:uiPriority="0" w:unhideWhenUsed="0"/>
+    <w:lsdException w:name="annotation reference" w:semiHidden="0" w:uiPriority="0" w:unhideWhenUsed="0"/>
+    <w:lsdException w:name="line number" w:semiHidden="0" w:uiPriority="0" w:unhideWhenUsed="0"/>
+    <w:lsdException w:name="page number" w:semiHidden="0" w:uiPriority="0" w:unhideWhenUsed="0"/>
+    <w:lsdException w:name="endnote reference" w:semiHidden="0" w:uiPriority="0" w:unhideWhenUsed="0"/>
+    <w:lsdException w:name="endnote text" w:semiHidden="0" w:uiPriority="0" w:unhideWhenUsed="0"/>
+    <w:lsdException w:name="table of authorities" w:semiHidden="0" w:uiPriority="0" w:unhideWhenUsed="0"/>
+    <w:lsdException w:name="macro" w:semiHidden="0" w:uiPriority="0" w:unhideWhenUsed="0"/>
+    <w:lsdException w:name="toa heading" w:semiHidden="0" w:uiPriority="0" w:unhideWhenUsed="0"/>
+    <w:lsdException w:name="List" w:semiHidden="0" w:uiPriority="0" w:unhideWhenUsed="0"/>
+    <w:lsdException w:name="List Bullet" w:semiHidden="0" w:uiPriority="0" w:unhideWhenUsed="0"/>
+    <w:lsdException w:name="List Number" w:semiHidden="0" w:uiPriority="0" w:unhideWhenUsed="0"/>
+    <w:lsdException w:name="List 2" w:semiHidden="0" w:uiPriority="0" w:unhideWhenUsed="0"/>
+    <w:lsdException w:name="List 3" w:semiHidden="0" w:uiPriority="0" w:unhideWhenUsed="0"/>
+    <w:lsdException w:name="List 4" w:semiHidden="0" w:uiPriority="0" w:unhideWhenUsed="0"/>
+    <w:lsdException w:name="List 5" w:semiHidden="0" w:uiPriority="0" w:unhideWhenUsed="0"/>
+    <w:lsdException w:name="List Bullet 2" w:semiHidden="0" w:uiPriority="0" w:unhideWhenUsed="0"/>
+    <w:lsdException w:name="List Bullet 3" w:semiHidden="0" w:uiPriority="0" w:unhideWhenUsed="0"/>
+    <w:lsdException w:name="List Bullet 4" w:semiHidden="0" w:uiPriority="0" w:unhideWhenUsed="0"/>
+    <w:lsdException w:name="List Bullet 5" w:semiHidden="0" w:uiPriority="0" w:unhideWhenUsed="0"/>
+    <w:lsdException w:name="List Number 2" w:semiHidden="0" w:uiPriority="0" w:unhideWhenUsed="0"/>
+    <w:lsdException w:name="List Number 3" w:semiHidden="0" w:uiPriority="0" w:unhideWhenUsed="0"/>
+    <w:lsdException w:name="List Number 4" w:semiHidden="0" w:uiPriority="0" w:unhideWhenUsed="0"/>
+    <w:lsdException w:name="List Number 5" w:semiHidden="0" w:uiPriority="0" w:unhideWhenUsed="0"/>
+    <w:lsdException w:name="Title" w:semiHidden="0" w:uiPriority="0" w:unhideWhenUsed="0" w:qFormat="1"/>
+    <w:lsdException w:name="Closing" w:semiHidden="0" w:uiPriority="0" w:unhideWhenUsed="0"/>
+    <w:lsdException w:name="Signature" w:semiHidden="0" w:uiPriority="0" w:unhideWhenUsed="0"/>
+    <w:lsdException w:name="Default Paragraph Font" w:uiPriority="0" w:unhideWhenUsed="0" w:qFormat="1"/>
+    <w:lsdException w:name="Body Text" w:uiPriority="0" w:unhideWhenUsed="0" w:qFormat="1"/>
+    <w:lsdException w:name="Body Text Indent" w:semiHidden="0" w:uiPriority="0" w:unhideWhenUsed="0"/>
+    <w:lsdException w:name="List Continue" w:semiHidden="0" w:uiPriority="0" w:unhideWhenUsed="0"/>
+    <w:lsdException w:name="List Continue 2" w:semiHidden="0" w:uiPriority="0" w:unhideWhenUsed="0"/>
+    <w:lsdException w:name="List Continue 3" w:semiHidden="0" w:uiPriority="0" w:unhideWhenUsed="0"/>
+    <w:lsdException w:name="List Continue 4" w:semiHidden="0" w:uiPriority="0" w:unhideWhenUsed="0"/>
+    <w:lsdException w:name="List Continue 5" w:semiHidden="0" w:uiPriority="0" w:unhideWhenUsed="0"/>
+    <w:lsdException w:name="Message Header" w:semiHidden="0" w:uiPriority="0" w:unhideWhenUsed="0"/>
+    <w:lsdException w:name="Subtitle" w:semiHidden="0" w:uiPriority="0" w:unhideWhenUsed="0" w:qFormat="1"/>
+    <w:lsdException w:name="Salutation" w:semiHidden="0" w:uiPriority="0" w:unhideWhenUsed="0"/>
+    <w:lsdException w:name="Date" w:semiHidden="0" w:uiPriority="0" w:unhideWhenUsed="0"/>
+    <w:lsdException w:name="Body Text First Indent" w:semiHidden="0" w:uiPriority="0" w:unhideWhenUsed="0"/>
+    <w:lsdException w:name="Body Text First Indent 2" w:semiHidden="0" w:uiPriority="0" w:unhideWhenUsed="0"/>
+    <w:lsdException w:name="Body Text 2" w:semiHidden="0" w:uiPriority="0" w:unhideWhenUsed="0"/>
+    <w:lsdException w:name="Body Text 3" w:semiHidden="0" w:uiPriority="0" w:unhideWhenUsed="0"/>
+    <w:lsdException w:name="Body Text Indent 2" w:semiHidden="0" w:uiPriority="0" w:unhideWhenUsed="0"/>
+    <w:lsdException w:name="Body Text Indent 3" w:semiHidden="0" w:uiPriority="0" w:unhideWhenUsed="0"/>
+    <w:lsdException w:name="Block Text" w:semiHidden="0" w:uiPriority="0" w:unhideWhenUsed="0"/>
+    <w:lsdException w:name="Hyperlink" w:semiHidden="0" w:uiPriority="0" w:unhideWhenUsed="0"/>
+    <w:lsdException w:name="FollowedHyperlink" w:semiHidden="0" w:uiPriority="0" w:unhideWhenUsed="0"/>
+    <w:lsdException w:name="Strong" w:semiHidden="0" w:uiPriority="0" w:unhideWhenUsed="0" w:qFormat="1"/>
+    <w:lsdException w:name="Emphasis" w:semiHidden="0" w:uiPriority="0" w:unhideWhenUsed="0" w:qFormat="1"/>
+    <w:lsdException w:name="Document Map" w:semiHidden="0" w:uiPriority="0" w:unhideWhenUsed="0"/>
+    <w:lsdException w:name="Plain Text" w:semiHidden="0" w:uiPriority="0" w:unhideWhenUsed="0"/>
+    <w:lsdException w:name="E-mail Signature" w:semiHidden="0" w:uiPriority="0" w:unhideWhenUsed="0"/>
+    <w:lsdException w:name="Normal (Web)" w:semiHidden="0" w:uiPriority="0" w:unhideWhenUsed="0" w:qFormat="1"/>
+    <w:lsdException w:name="HTML Acronym" w:semiHidden="0" w:uiPriority="0" w:unhideWhenUsed="0"/>
+    <w:lsdException w:name="HTML Address" w:semiHidden="0" w:uiPriority="0" w:unhideWhenUsed="0"/>
+    <w:lsdException w:name="HTML Cite" w:semiHidden="0" w:uiPriority="0" w:unhideWhenUsed="0"/>
+    <w:lsdException w:name="HTML Code" w:semiHidden="0" w:uiPriority="0" w:unhideWhenUsed="0"/>
+    <w:lsdException w:name="HTML Definition" w:semiHidden="0" w:uiPriority="0" w:unhideWhenUsed="0"/>
+    <w:lsdException w:name="HTML Keyboard" w:semiHidden="0" w:uiPriority="0" w:unhideWhenUsed="0"/>
+    <w:lsdException w:name="HTML Preformatted" w:semiHidden="0" w:uiPriority="0" w:unhideWhenUsed="0"/>
+    <w:lsdException w:name="HTML Sample" w:semiHidden="0" w:uiPriority="0" w:unhideWhenUsed="0"/>
+    <w:lsdException w:name="HTML Typewriter" w:semiHidden="0" w:uiPriority="0" w:unhideWhenUsed="0"/>
+    <w:lsdException w:name="HTML Variable" w:semiHidden="0" w:uiPriority="0" w:unhideWhenUsed="0"/>
+    <w:lsdException w:name="Normal Table" w:uiPriority="0" w:unhideWhenUsed="0" w:qFormat="1"/>
+    <w:lsdException w:name="annotation subject" w:semiHidden="0" w:uiPriority="0" w:unhideWhenUsed="0"/>
+    <w:lsdException w:name="Table Simple 1" w:semiHidden="0" w:uiPriority="0" w:unhideWhenUsed="0"/>
+    <w:lsdException w:name="Table Simple 2" w:semiHidden="0" w:uiPriority="0" w:unhideWhenUsed="0"/>
+    <w:lsdException w:name="Table Simple 3" w:semiHidden="0" w:uiPriority="0" w:unhideWhenUsed="0"/>
+    <w:lsdException w:name="Table Classic 1" w:semiHidden="0" w:uiPriority="0" w:unhideWhenUsed="0"/>
+    <w:lsdException w:name="Table Classic 2" w:semiHidden="0" w:uiPriority="0" w:unhideWhenUsed="0"/>
+    <w:lsdException w:name="Table Classic 3" w:semiHidden="0" w:uiPriority="0" w:unhideWhenUsed="0"/>
+    <w:lsdException w:name="Table Classic 4" w:semiHidden="0" w:uiPriority="0" w:unhideWhenUsed="0"/>
+    <w:lsdException w:name="Table Colorful 1" w:semiHidden="0" w:uiPriority="0" w:unhideWhenUsed="0"/>
+    <w:lsdException w:name="Table Colorful 2" w:semiHidden="0" w:uiPriority="0" w:unhideWhenUsed="0"/>
+    <w:lsdException w:name="Table Colorful 3" w:semiHidden="0" w:uiPriority="0" w:unhideWhenUsed="0"/>
+    <w:lsdException w:name="Table Columns 1" w:semiHidden="0" w:uiPriority="0" w:unhideWhenUsed="0"/>
+    <w:lsdException w:name="Table Columns 2" w:semiHidden="0" w:uiPriority="0" w:unhideWhenUsed="0"/>
+    <w:lsdException w:name="Table Columns 3" w:semiHidden="0" w:uiPriority="0" w:unhideWhenUsed="0"/>
+    <w:lsdException w:name="Table Columns 4" w:semiHidden="0" w:uiPriority="0" w:unhideWhenUsed="0"/>
+    <w:lsdException w:name="Table Columns 5" w:semiHidden="0" w:uiPriority="0" w:unhideWhenUsed="0"/>
+    <w:lsdException w:name="Table Grid 1" w:semiHidden="0" w:uiPriority="0" w:unhideWhenUsed="0"/>
+    <w:lsdException w:name="Table Grid 2" w:semiHidden="0" w:uiPriority="0" w:unhideWhenUsed="0"/>
+    <w:lsdException w:name="Table Grid 3" w:semiHidden="0" w:uiPriority="0" w:unhideWhenUsed="0"/>
+    <w:lsdException w:name="Table Grid 4" w:semiHidden="0" w:uiPriority="0" w:unhideWhenUsed="0"/>
+    <w:lsdException w:name="Table Grid 5" w:semiHidden="0" w:uiPriority="0" w:unhideWhenUsed="0"/>
+    <w:lsdException w:name="Table Grid 6" w:semiHidden="0" w:uiPriority="0" w:unhideWhenUsed="0"/>
+    <w:lsdException w:name="Table Grid 7" w:semiHidden="0" w:uiPriority="0" w:unhideWhenUsed="0"/>
+    <w:lsdException w:name="Table Grid 8" w:semiHidden="0" w:uiPriority="0" w:unhideWhenUsed="0"/>
+    <w:lsdException w:name="Table List 1" w:semiHidden="0" w:uiPriority="0" w:unhideWhenUsed="0"/>
+    <w:lsdException w:name="Table List 2" w:semiHidden="0" w:uiPriority="0" w:unhideWhenUsed="0"/>
+    <w:lsdException w:name="Table List 3" w:semiHidden="0" w:uiPriority="0" w:unhideWhenUsed="0"/>
+    <w:lsdException w:name="Table List 4" w:semiHidden="0" w:uiPriority="0" w:unhideWhenUsed="0"/>
+    <w:lsdException w:name="Table List 5" w:semiHidden="0" w:uiPriority="0" w:unhideWhenUsed="0"/>
+    <w:lsdException w:name="Table List 6" w:semiHidden="0" w:uiPriority="0" w:unhideWhenUsed="0"/>
+    <w:lsdException w:name="Table List 7" w:semiHidden="0" w:uiPriority="0" w:unhideWhenUsed="0"/>
+    <w:lsdException w:name="Table List 8" w:semiHidden="0" w:uiPriority="0" w:unhideWhenUsed="0"/>
+    <w:lsdException w:name="Table 3D effects 1" w:semiHidden="0" w:uiPriority="0" w:unhideWhenUsed="0"/>
+    <w:lsdException w:name="Table 3D effects 2" w:semiHidden="0" w:uiPriority="0" w:unhideWhenUsed="0"/>
+    <w:lsdException w:name="Table 3D effects 3" w:semiHidden="0" w:uiPriority="0" w:unhideWhenUsed="0"/>
+    <w:lsdException w:name="Table Contemporary" w:semiHidden="0" w:uiPriority="0" w:unhideWhenUsed="0"/>
+    <w:lsdException w:name="Table Elegant" w:semiHidden="0" w:uiPriority="0" w:unhideWhenUsed="0"/>
+    <w:lsdException w:name="Table Professional" w:semiHidden="0" w:uiPriority="0" w:unhideWhenUsed="0"/>
+    <w:lsdException w:name="Table Subtle 1" w:semiHidden="0" w:uiPriority="0" w:unhideWhenUsed="0"/>
+    <w:lsdException w:name="Table Subtle 2" w:semiHidden="0" w:uiPriority="0" w:unhideWhenUsed="0"/>
+    <w:lsdException w:name="Table Web 1" w:semiHidden="0" w:uiPriority="0" w:unhideWhenUsed="0"/>
+    <w:lsdException w:name="Table Web 2" w:semiHidden="0" w:uiPriority="0" w:unhideWhenUsed="0"/>
+    <w:lsdException w:name="Table Web 3" w:semiHidden="0" w:uiPriority="0" w:unhideWhenUsed="0"/>
+    <w:lsdException w:name="Balloon Text" w:semiHidden="0" w:uiPriority="0" w:unhideWhenUsed="0"/>
+    <w:lsdException w:name="Table Grid" w:semiHidden="0" w:uiPriority="0" w:unhideWhenUsed="0" w:qFormat="1"/>
+    <w:lsdException w:name="Table Theme" w:semiHidden="0" w:uiPriority="0" w:unhideWhenUsed="0"/>
+    <w:lsdException w:name="Light Shading" w:semiHidden="0" w:uiPriority="60" w:unhideWhenUsed="0"/>
+    <w:lsdException w:name="Light List" w:semiHidden="0" w:uiPriority="61" w:unhideWhenUsed="0"/>
+    <w:lsdException w:name="Light Grid" w:semiHidden="0" w:uiPriority="62" w:unhideWhenUsed="0"/>
+    <w:lsdException w:name="Medium Shading 1" w:semiHidden="0" w:uiPriority="63" w:unhideWhenUsed="0"/>
+    <w:lsdException w:name="Medium Shading 2" w:semiHidden="0" w:uiPriority="64" w:unhideWhenUsed="0"/>
+    <w:lsdException w:name="Medium List 1" w:semiHidden="0" w:uiPriority="65" w:unhideWhenUsed="0"/>
+    <w:lsdException w:name="Medium List 2" w:semiHidden="0" w:uiPriority="66" w:unhideWhenUsed="0"/>
+    <w:lsdException w:name="Medium Grid 1" w:semiHidden="0" w:uiPriority="67" w:unhideWhenUsed="0"/>
+    <w:lsdException w:name="Medium Grid 2" w:semiHidden="0" w:uiPriority="68" w:unhideWhenUsed="0"/>
+    <w:lsdException w:name="Medium Grid 3" w:semiHidden="0" w:uiPriority="69" w:unhideWhenUsed="0"/>
+    <w:lsdException w:name="Dark List" w:semiHidden="0" w:uiPriority="70" w:unhideWhenUsed="0"/>
+    <w:lsdException w:name="Colorful Shading" w:semiHidden="0" w:uiPriority="71" w:unhideWhenUsed="0"/>
+    <w:lsdException w:name="Colorful List" w:semiHidden="0" w:uiPriority="72" w:unhideWhenUsed="0"/>
+    <w:lsdException w:name="Colorful Grid" w:semiHidden="0" w:uiPriority="73" w:unhideWhenUsed="0"/>
+    <w:lsdException w:name="Light Shading Accent 1" w:semiHidden="0" w:uiPriority="60" w:unhideWhenUsed="0"/>
+    <w:lsdException w:name="Light List Accent 1" w:semiHidden="0" w:uiPriority="61" w:unhideWhenUsed="0"/>
+    <w:lsdException w:name="Light Grid Accent 1" w:semiHidden="0" w:uiPriority="62" w:unhideWhenUsed="0"/>
+    <w:lsdException w:name="Medium Shading 1 Accent 1" w:semiHidden="0" w:uiPriority="63" w:unhideWhenUsed="0"/>
+    <w:lsdException w:name="Medium Shading 2 Accent 1" w:semiHidden="0" w:uiPriority="64" w:unhideWhenUsed="0"/>
+    <w:lsdException w:name="Medium List 1 Accent 1" w:semiHidden="0" w:uiPriority="65" w:unhideWhenUsed="0"/>
+    <w:lsdException w:name="Medium List 2 Accent 1" w:semiHidden="0" w:uiPriority="66" w:unhideWhenUsed="0"/>
+    <w:lsdException w:name="Medium Grid 1 Accent 1" w:semiHidden="0" w:uiPriority="67" w:unhideWhenUsed="0"/>
+    <w:lsdException w:name="Medium Grid 2 Accent 1" w:semiHidden="0" w:uiPriority="68" w:unhideWhenUsed="0"/>
+    <w:lsdException w:name="Medium Grid 3 Accent 1" w:semiHidden="0" w:uiPriority="69" w:unhideWhenUsed="0"/>
+    <w:lsdException w:name="Dark List Accent 1" w:semiHidden="0" w:uiPriority="70" w:unhideWhenUsed="0"/>
+    <w:lsdException w:name="Colorful Shading Accent 1" w:semiHidden="0" w:uiPriority="71" w:unhideWhenUsed="0"/>
+    <w:lsdException w:name="Colorful List Accent 1" w:semiHidden="0" w:uiPriority="72" w:unhideWhenUsed="0"/>
+    <w:lsdException w:name="Colorful Grid Accent 1" w:semiHidden="0" w:uiPriority="73" w:unhideWhenUsed="0"/>
+    <w:lsdException w:name="Light Shading Accent 2" w:semiHidden="0" w:uiPriority="60" w:unhideWhenUsed="0"/>
+    <w:lsdException w:name="Light List Accent 2" w:semiHidden="0" w:uiPriority="61" w:unhideWhenUsed="0"/>
+    <w:lsdException w:name="Light Grid Accent 2" w:semiHidden="0" w:uiPriority="62" w:unhideWhenUsed="0"/>
+    <w:lsdException w:name="Medium Shading 1 Accent 2" w:semiHidden="0" w:uiPriority="63" w:unhideWhenUsed="0"/>
+    <w:lsdException w:name="Medium Shading 2 Accent 2" w:semiHidden="0" w:uiPriority="64" w:unhideWhenUsed="0"/>
+    <w:lsdException w:name="Medium List 1 Accent 2" w:semiHidden="0" w:uiPriority="65" w:unhideWhenUsed="0"/>
+    <w:lsdException w:name="Medium List 2 Accent 2" w:semiHidden="0" w:uiPriority="66" w:unhideWhenUsed="0"/>
+    <w:lsdException w:name="Medium Grid 1 Accent 2" w:semiHidden="0" w:uiPriority="67" w:unhideWhenUsed="0"/>
+    <w:lsdException w:name="Medium Grid 2 Accent 2" w:semiHidden="0" w:uiPriority="68" w:unhideWhenUsed="0"/>
+    <w:lsdException w:name="Medium Grid 3 Accent 2" w:semiHidden="0" w:uiPriority="69" w:unhideWhenUsed="0"/>
+    <w:lsdException w:name="Dark List Accent 2" w:semiHidden="0" w:uiPriority="70" w:unhideWhenUsed="0"/>
+    <w:lsdException w:name="Colorful Shading Accent 2" w:semiHidden="0" w:uiPriority="71" w:unhideWhenUsed="0"/>
+    <w:lsdException w:name="Colorful List Accent 2" w:semiHidden="0" w:uiPriority="72" w:unhideWhenUsed="0"/>
+    <w:lsdException w:name="Colorful Grid Accent 2" w:semiHidden="0" w:uiPriority="73" w:unhideWhenUsed="0"/>
+    <w:lsdException w:name="Light Shading Accent 3" w:semiHidden="0" w:uiPriority="60" w:unhideWhenUsed="0"/>
+    <w:lsdException w:name="Light List Accent 3" w:semiHidden="0" w:uiPriority="61" w:unhideWhenUsed="0"/>
+    <w:lsdException w:name="Light Grid Accent 3" w:semiHidden="0" w:uiPriority="62" w:unhideWhenUsed="0"/>
+    <w:lsdException w:name="Medium Shading 1 Accent 3" w:semiHidden="0" w:uiPriority="63" w:unhideWhenUsed="0"/>
+    <w:lsdException w:name="Medium Shading 2 Accent 3" w:semiHidden="0" w:uiPriority="64" w:unhideWhenUsed="0"/>
+    <w:lsdException w:name="Medium List 1 Accent 3" w:semiHidden="0" w:uiPriority="65" w:unhideWhenUsed="0"/>
+    <w:lsdException w:name="Medium List 2 Accent 3" w:semiHidden="0" w:uiPriority="66" w:unhideWhenUsed="0"/>
+    <w:lsdException w:name="Medium Grid 1 Accent 3" w:semiHidden="0" w:uiPriority="67" w:unhideWhenUsed="0"/>
+    <w:lsdException w:name="Medium Grid 2 Accent 3" w:semiHidden="0" w:uiPriority="68" w:unhideWhenUsed="0"/>
+    <w:lsdException w:name="Medium Grid 3 Accent 3" w:semiHidden="0" w:uiPriority="69" w:unhideWhenUsed="0"/>
+    <w:lsdException w:name="Dark List Accent 3" w:semiHidden="0" w:uiPriority="70" w:unhideWhenUsed="0"/>
+    <w:lsdException w:name="Colorful Shading Accent 3" w:semiHidden="0" w:uiPriority="71" w:unhideWhenUsed="0"/>
+    <w:lsdException w:name="Colorful List Accent 3" w:semiHidden="0" w:uiPriority="72" w:unhideWhenUsed="0"/>
+    <w:lsdException w:name="Colorful Grid Accent 3" w:semiHidden="0" w:uiPriority="73" w:unhideWhenUsed="0"/>
+    <w:lsdException w:name="Light Shading Accent 4" w:semiHidden="0" w:uiPriority="60" w:unhideWhenUsed="0"/>
+    <w:lsdException w:name="Light List Accent 4" w:semiHidden="0" w:uiPriority="61" w:unhideWhenUsed="0"/>
+    <w:lsdException w:name="Light Grid Accent 4" w:semiHidden="0" w:uiPriority="62" w:unhideWhenUsed="0"/>
+    <w:lsdException w:name="Medium Shading 1 Accent 4" w:semiHidden="0" w:uiPriority="63" w:unhideWhenUsed="0"/>
+    <w:lsdException w:name="Medium Shading 2 Accent 4" w:semiHidden="0" w:uiPriority="64" w:unhideWhenUsed="0"/>
+    <w:lsdException w:name="Medium List 1 Accent 4" w:semiHidden="0" w:uiPriority="65" w:unhideWhenUsed="0"/>
+    <w:lsdException w:name="Medium List 2 Accent 4" w:semiHidden="0" w:uiPriority="66" w:unhideWhenUsed="0"/>
+    <w:lsdException w:name="Medium Grid 1 Accent 4" w:semiHidden="0" w:uiPriority="67" w:unhideWhenUsed="0"/>
+    <w:lsdException w:name="Medium Grid 2 Accent 4" w:semiHidden="0" w:uiPriority="68" w:unhideWhenUsed="0"/>
+    <w:lsdException w:name="Medium Grid 3 Accent 4" w:semiHidden="0" w:uiPriority="69" w:unhideWhenUsed="0"/>
+    <w:lsdException w:name="Dark List Accent 4" w:semiHidden="0" w:uiPriority="70" w:unhideWhenUsed="0"/>
+    <w:lsdException w:name="Colorful Shading Accent 4" w:semiHidden="0" w:uiPriority="71" w:unhideWhenUsed="0"/>
+    <w:lsdException w:name="Colorful List Accent 4" w:semiHidden="0" w:uiPriority="72" w:unhideWhenUsed="0"/>
+    <w:lsdException w:name="Colorful Grid Accent 4" w:semiHidden="0" w:uiPriority="73" w:unhideWhenUsed="0"/>
+    <w:lsdException w:name="Light Shading Accent 5" w:semiHidden="0" w:uiPriority="60" w:unhideWhenUsed="0"/>
+    <w:lsdException w:name="Light List Accent 5" w:semiHidden="0" w:uiPriority="61" w:unhideWhenUsed="0"/>
+    <w:lsdException w:name="Light Grid Accent 5" w:semiHidden="0" w:uiPriority="62" w:unhideWhenUsed="0"/>
+    <w:lsdException w:name="Medium Shading 1 Accent 5" w:semiHidden="0" w:uiPriority="63" w:unhideWhenUsed="0"/>
+    <w:lsdException w:name="Medium Shading 2 Accent 5" w:semiHidden="0" w:uiPriority="64" w:unhideWhenUsed="0"/>
+    <w:lsdException w:name="Medium List 1 Accent 5" w:semiHidden="0" w:uiPriority="65" w:unhideWhenUsed="0"/>
+    <w:lsdException w:name="Medium List 2 Accent 5" w:semiHidden="0" w:uiPriority="66" w:unhideWhenUsed="0"/>
+    <w:lsdException w:name="Medium Grid 1 Accent 5" w:semiHidden="0" w:uiPriority="67" w:unhideWhenUsed="0"/>
+    <w:lsdException w:name="Medium Grid 2 Accent 5" w:semiHidden="0" w:uiPriority="68" w:unhideWhenUsed="0"/>
+    <w:lsdException w:name="Medium Grid 3 Accent 5" w:semiHidden="0" w:uiPriority="69" w:unhideWhenUsed="0"/>
+    <w:lsdException w:name="Dark List Accent 5" w:semiHidden="0" w:uiPriority="70" w:unhideWhenUsed="0"/>
+    <w:lsdException w:name="Colorful Shading Accent 5" w:semiHidden="0" w:uiPriority="71" w:unhideWhenUsed="0"/>
+    <w:lsdException w:name="Colorful List Accent 5" w:semiHidden="0" w:uiPriority="72" w:unhideWhenUsed="0"/>
+    <w:lsdException w:name="Colorful Grid Accent 5" w:semiHidden="0" w:uiPriority="73" w:unhideWhenUsed="0"/>
+    <w:lsdException w:name="Light Shading Accent 6" w:semiHidden="0" w:uiPriority="60" w:unhideWhenUsed="0"/>
+    <w:lsdException w:name="Light List Accent 6" w:semiHidden="0" w:uiPriority="61" w:unhideWhenUsed="0"/>
+    <w:lsdException w:name="Light Grid Accent 6" w:semiHidden="0" w:uiPriority="62" w:unhideWhenUsed="0"/>
+    <w:lsdException w:name="Medium Shading 1 Accent 6" w:semiHidden="0" w:uiPriority="63" w:unhideWhenUsed="0"/>
+    <w:lsdException w:name="Medium Shading 2 Accent 6" w:semiHidden="0" w:uiPriority="64" w:unhideWhenUsed="0"/>
+    <w:lsdException w:name="Medium List 1 Accent 6" w:semiHidden="0" w:uiPriority="65" w:unhideWhenUsed="0"/>
+    <w:lsdException w:name="Medium List 2 Accent 6" w:semiHidden="0" w:uiPriority="66" w:unhideWhenUsed="0"/>
+    <w:lsdException w:name="Medium Grid 1 Accent 6" w:semiHidden="0" w:uiPriority="67" w:unhideWhenUsed="0"/>
+    <w:lsdException w:name="Medium Grid 2 Accent 6" w:semiHidden="0" w:uiPriority="68" w:unhideWhenUsed="0"/>
+    <w:lsdException w:name="Medium Grid 3 Accent 6" w:semiHidden="0" w:uiPriority="69" w:unhideWhenUsed="0"/>
+    <w:lsdException w:name="Dark List Accent 6" w:semiHidden="0" w:uiPriority="70" w:unhideWhenUsed="0"/>
+    <w:lsdException w:name="Colorful Shading Accent 6" w:semiHidden="0" w:uiPriority="71" w:unhideWhenUsed="0"/>
+    <w:lsdException w:name="Colorful List Accent 6" w:semiHidden="0" w:uiPriority="72" w:unhideWhenUsed="0"/>
+    <w:lsdException w:name="Colorful Grid Accent 6" w:semiHidden="0" w:uiPriority="73" w:unhideWhenUsed="0"/>
   </w:latentStyles>
-  <w:style w:type="paragraph" w:default="1" w:styleId="1">
+  <w:style w:type="paragraph" w:default="1" w:styleId="Normal">
     <w:name w:val="Normal"/>
     <w:qFormat/>
-    <w:uiPriority w:val="0"/>
     <w:pPr>
       <w:kinsoku w:val="0"/>
       <w:autoSpaceDE w:val="0"/>
@@ -9887,7 +9713,7 @@
       <w:textAlignment w:val="baseline"/>
     </w:pPr>
     <w:rPr>
-      <w:rFonts w:ascii="Arial" w:hAnsi="Arial" w:eastAsia="宋体" w:cs="Arial"/>
+      <w:rFonts w:ascii="Arial" w:eastAsia="宋体" w:hAnsi="Arial" w:cs="Arial"/>
       <w:snapToGrid w:val="0"/>
       <w:color w:val="000000"/>
       <w:kern w:val="0"/>
@@ -9896,12 +9722,11 @@
       <w:lang w:val="en-US" w:eastAsia="en-US" w:bidi="ar-SA"/>
     </w:rPr>
   </w:style>
-  <w:style w:type="paragraph" w:styleId="2">
+  <w:style w:type="paragraph" w:styleId="Heading1">
     <w:name w:val="heading 1"/>
-    <w:basedOn w:val="1"/>
-    <w:next w:val="1"/>
+    <w:basedOn w:val="Normal"/>
+    <w:next w:val="Normal"/>
     <w:qFormat/>
-    <w:uiPriority w:val="0"/>
     <w:pPr>
       <w:keepNext/>
       <w:keepLines/>
@@ -9919,13 +9744,12 @@
       <w:sz w:val="44"/>
     </w:rPr>
   </w:style>
-  <w:style w:type="paragraph" w:styleId="3">
+  <w:style w:type="paragraph" w:styleId="Heading2">
     <w:name w:val="heading 2"/>
-    <w:basedOn w:val="1"/>
-    <w:next w:val="1"/>
+    <w:basedOn w:val="Normal"/>
+    <w:next w:val="Normal"/>
     <w:unhideWhenUsed/>
     <w:qFormat/>
-    <w:uiPriority w:val="0"/>
     <w:pPr>
       <w:keepNext/>
       <w:keepLines/>
@@ -9938,19 +9762,18 @@
       <w:outlineLvl w:val="1"/>
     </w:pPr>
     <w:rPr>
-      <w:rFonts w:ascii="Arial" w:hAnsi="Arial" w:eastAsia="黑体"/>
+      <w:rFonts w:ascii="Arial" w:eastAsia="黑体" w:hAnsi="Arial"/>
       <w:b/>
       <w:sz w:val="32"/>
     </w:rPr>
   </w:style>
-  <w:style w:type="paragraph" w:styleId="4">
+  <w:style w:type="paragraph" w:styleId="Heading3">
     <w:name w:val="heading 3"/>
-    <w:basedOn w:val="1"/>
-    <w:next w:val="1"/>
+    <w:basedOn w:val="Normal"/>
+    <w:next w:val="Normal"/>
     <w:semiHidden/>
     <w:unhideWhenUsed/>
     <w:qFormat/>
-    <w:uiPriority w:val="0"/>
     <w:pPr>
       <w:keepNext/>
       <w:keepLines/>
@@ -9967,13 +9790,12 @@
       <w:sz w:val="32"/>
     </w:rPr>
   </w:style>
-  <w:style w:type="paragraph" w:styleId="5">
+  <w:style w:type="paragraph" w:styleId="Heading4">
     <w:name w:val="heading 4"/>
-    <w:basedOn w:val="1"/>
-    <w:next w:val="1"/>
+    <w:basedOn w:val="Normal"/>
+    <w:next w:val="Normal"/>
     <w:unhideWhenUsed/>
     <w:qFormat/>
-    <w:uiPriority w:val="0"/>
     <w:pPr>
       <w:keepNext/>
       <w:keepLines/>
@@ -9986,19 +9808,18 @@
       <w:outlineLvl w:val="3"/>
     </w:pPr>
     <w:rPr>
-      <w:rFonts w:ascii="Arial" w:hAnsi="Arial" w:eastAsia="黑体"/>
+      <w:rFonts w:ascii="Arial" w:eastAsia="黑体" w:hAnsi="Arial"/>
       <w:b/>
       <w:sz w:val="28"/>
     </w:rPr>
   </w:style>
-  <w:style w:type="paragraph" w:styleId="6">
+  <w:style w:type="paragraph" w:styleId="Heading5">
     <w:name w:val="heading 5"/>
-    <w:basedOn w:val="1"/>
-    <w:next w:val="1"/>
+    <w:basedOn w:val="Normal"/>
+    <w:next w:val="Normal"/>
     <w:semiHidden/>
     <w:unhideWhenUsed/>
     <w:qFormat/>
-    <w:uiPriority w:val="0"/>
     <w:pPr>
       <w:keepNext/>
       <w:keepLines/>
@@ -10015,14 +9836,13 @@
       <w:sz w:val="28"/>
     </w:rPr>
   </w:style>
-  <w:style w:type="paragraph" w:styleId="7">
+  <w:style w:type="paragraph" w:styleId="Heading6">
     <w:name w:val="heading 6"/>
-    <w:basedOn w:val="1"/>
-    <w:next w:val="1"/>
+    <w:basedOn w:val="Normal"/>
+    <w:next w:val="Normal"/>
     <w:semiHidden/>
     <w:unhideWhenUsed/>
     <w:qFormat/>
-    <w:uiPriority w:val="0"/>
     <w:pPr>
       <w:keepNext/>
       <w:keepLines/>
@@ -10035,19 +9855,18 @@
       <w:outlineLvl w:val="5"/>
     </w:pPr>
     <w:rPr>
-      <w:rFonts w:ascii="Arial" w:hAnsi="Arial" w:eastAsia="黑体"/>
+      <w:rFonts w:ascii="Arial" w:eastAsia="黑体" w:hAnsi="Arial"/>
       <w:b/>
       <w:sz w:val="24"/>
     </w:rPr>
   </w:style>
-  <w:style w:type="paragraph" w:styleId="8">
+  <w:style w:type="paragraph" w:styleId="Heading7">
     <w:name w:val="heading 7"/>
-    <w:basedOn w:val="1"/>
-    <w:next w:val="1"/>
+    <w:basedOn w:val="Normal"/>
+    <w:next w:val="Normal"/>
     <w:semiHidden/>
     <w:unhideWhenUsed/>
     <w:qFormat/>
-    <w:uiPriority w:val="0"/>
     <w:pPr>
       <w:keepNext/>
       <w:keepLines/>
@@ -10064,14 +9883,13 @@
       <w:sz w:val="24"/>
     </w:rPr>
   </w:style>
-  <w:style w:type="paragraph" w:styleId="9">
+  <w:style w:type="paragraph" w:styleId="Heading8">
     <w:name w:val="heading 8"/>
-    <w:basedOn w:val="1"/>
-    <w:next w:val="1"/>
+    <w:basedOn w:val="Normal"/>
+    <w:next w:val="Normal"/>
     <w:semiHidden/>
     <w:unhideWhenUsed/>
     <w:qFormat/>
-    <w:uiPriority w:val="0"/>
     <w:pPr>
       <w:keepNext/>
       <w:keepLines/>
@@ -10084,18 +9902,17 @@
       <w:outlineLvl w:val="7"/>
     </w:pPr>
     <w:rPr>
-      <w:rFonts w:ascii="Arial" w:hAnsi="Arial" w:eastAsia="黑体"/>
+      <w:rFonts w:ascii="Arial" w:eastAsia="黑体" w:hAnsi="Arial"/>
       <w:sz w:val="24"/>
     </w:rPr>
   </w:style>
-  <w:style w:type="paragraph" w:styleId="10">
+  <w:style w:type="paragraph" w:styleId="Heading9">
     <w:name w:val="heading 9"/>
-    <w:basedOn w:val="1"/>
-    <w:next w:val="1"/>
+    <w:basedOn w:val="Normal"/>
+    <w:next w:val="Normal"/>
     <w:semiHidden/>
     <w:unhideWhenUsed/>
     <w:qFormat/>
-    <w:uiPriority w:val="0"/>
     <w:pPr>
       <w:keepNext/>
       <w:keepLines/>
@@ -10108,21 +9925,19 @@
       <w:outlineLvl w:val="8"/>
     </w:pPr>
     <w:rPr>
-      <w:rFonts w:ascii="Arial" w:hAnsi="Arial" w:eastAsia="黑体"/>
+      <w:rFonts w:ascii="Arial" w:eastAsia="黑体" w:hAnsi="Arial"/>
       <w:sz w:val="21"/>
     </w:rPr>
   </w:style>
-  <w:style w:type="character" w:default="1" w:styleId="22">
+  <w:style w:type="character" w:default="1" w:styleId="DefaultParagraphFont">
     <w:name w:val="Default Paragraph Font"/>
     <w:semiHidden/>
     <w:qFormat/>
-    <w:uiPriority w:val="0"/>
   </w:style>
-  <w:style w:type="table" w:default="1" w:styleId="20">
+  <w:style w:type="table" w:default="1" w:styleId="TableNormal">
     <w:name w:val="Normal Table"/>
     <w:semiHidden/>
     <w:qFormat/>
-    <w:uiPriority w:val="0"/>
     <w:tblPr>
       <w:tblCellMar>
         <w:top w:w="0" w:type="dxa"/>
@@ -10132,43 +9947,39 @@
       </w:tblCellMar>
     </w:tblPr>
   </w:style>
-  <w:style w:type="paragraph" w:styleId="11">
+  <w:style w:type="paragraph" w:styleId="CommentText">
     <w:name w:val="annotation text"/>
-    <w:basedOn w:val="1"/>
+    <w:basedOn w:val="Normal"/>
     <w:qFormat/>
-    <w:uiPriority w:val="0"/>
     <w:pPr>
       <w:jc w:val="left"/>
     </w:pPr>
   </w:style>
-  <w:style w:type="paragraph" w:styleId="12">
+  <w:style w:type="paragraph" w:styleId="BodyText">
     <w:name w:val="Body Text"/>
-    <w:basedOn w:val="1"/>
+    <w:basedOn w:val="Normal"/>
     <w:semiHidden/>
     <w:qFormat/>
-    <w:uiPriority w:val="0"/>
     <w:rPr>
-      <w:rFonts w:ascii="Arial" w:hAnsi="Arial" w:eastAsia="Arial" w:cs="Arial"/>
+      <w:rFonts w:ascii="Arial" w:eastAsia="Arial" w:hAnsi="Arial" w:cs="Arial"/>
       <w:sz w:val="21"/>
       <w:szCs w:val="21"/>
       <w:lang w:val="en-US" w:eastAsia="en-US" w:bidi="ar-SA"/>
     </w:rPr>
   </w:style>
-  <w:style w:type="paragraph" w:styleId="13">
+  <w:style w:type="paragraph" w:styleId="TOC3">
     <w:name w:val="toc 3"/>
-    <w:basedOn w:val="1"/>
-    <w:next w:val="1"/>
+    <w:basedOn w:val="Normal"/>
+    <w:next w:val="Normal"/>
     <w:qFormat/>
-    <w:uiPriority w:val="0"/>
     <w:pPr>
       <w:ind w:left="840" w:leftChars="400"/>
     </w:pPr>
   </w:style>
-  <w:style w:type="paragraph" w:styleId="14">
+  <w:style w:type="paragraph" w:styleId="Footer">
     <w:name w:val="footer"/>
-    <w:basedOn w:val="1"/>
+    <w:basedOn w:val="Normal"/>
     <w:qFormat/>
-    <w:uiPriority w:val="0"/>
     <w:pPr>
       <w:tabs>
         <w:tab w:val="center" w:pos="4153"/>
@@ -10181,17 +9992,16 @@
       <w:sz w:val="18"/>
     </w:rPr>
   </w:style>
-  <w:style w:type="paragraph" w:styleId="15">
+  <w:style w:type="paragraph" w:styleId="Header">
     <w:name w:val="header"/>
-    <w:basedOn w:val="1"/>
+    <w:basedOn w:val="Normal"/>
     <w:qFormat/>
-    <w:uiPriority w:val="0"/>
     <w:pPr>
       <w:pBdr>
-        <w:top w:val="none" w:color="auto" w:sz="0" w:space="0"/>
-        <w:left w:val="none" w:color="auto" w:sz="0" w:space="0"/>
-        <w:bottom w:val="none" w:color="auto" w:sz="0" w:space="0"/>
-        <w:right w:val="none" w:color="auto" w:sz="0" w:space="0"/>
+        <w:top w:val="nil"/>
+        <w:left w:val="nil"/>
+        <w:bottom w:val="nil"/>
+        <w:right w:val="nil"/>
       </w:pBdr>
       <w:tabs>
         <w:tab w:val="center" w:pos="4153"/>
@@ -10206,41 +10016,37 @@
       <w:sz w:val="18"/>
     </w:rPr>
   </w:style>
-  <w:style w:type="paragraph" w:styleId="16">
+  <w:style w:type="paragraph" w:styleId="TOC1">
     <w:name w:val="toc 1"/>
-    <w:basedOn w:val="1"/>
-    <w:next w:val="1"/>
+    <w:basedOn w:val="Normal"/>
+    <w:next w:val="Normal"/>
     <w:qFormat/>
-    <w:uiPriority w:val="0"/>
     <w:rPr>
-      <w:rFonts w:ascii="Arial" w:hAnsi="Arial" w:eastAsia="Microsoft JhengHei"/>
+      <w:rFonts w:ascii="Arial" w:eastAsia="Microsoft JhengHei" w:hAnsi="Arial"/>
       <w:sz w:val="24"/>
     </w:rPr>
   </w:style>
-  <w:style w:type="paragraph" w:styleId="17">
+  <w:style w:type="paragraph" w:styleId="TOC2">
     <w:name w:val="toc 2"/>
-    <w:basedOn w:val="1"/>
-    <w:next w:val="1"/>
+    <w:basedOn w:val="Normal"/>
+    <w:next w:val="Normal"/>
     <w:qFormat/>
-    <w:uiPriority w:val="0"/>
     <w:pPr>
       <w:ind w:left="420" w:leftChars="200"/>
     </w:pPr>
   </w:style>
-  <w:style w:type="paragraph" w:styleId="18">
+  <w:style w:type="paragraph" w:styleId="NormalWeb">
     <w:name w:val="Normal (Web)"/>
-    <w:basedOn w:val="1"/>
+    <w:basedOn w:val="Normal"/>
     <w:qFormat/>
-    <w:uiPriority w:val="0"/>
     <w:rPr>
       <w:sz w:val="24"/>
     </w:rPr>
   </w:style>
-  <w:style w:type="paragraph" w:styleId="19">
+  <w:style w:type="paragraph" w:styleId="Title">
     <w:name w:val="Title"/>
-    <w:basedOn w:val="1"/>
+    <w:basedOn w:val="Normal"/>
     <w:qFormat/>
-    <w:uiPriority w:val="0"/>
     <w:pPr>
       <w:spacing w:before="240" w:beforeLines="0" w:beforeAutospacing="0" w:after="60" w:afterLines="0" w:afterAutospacing="0"/>
       <w:jc w:val="center"/>
@@ -10252,73 +10058,68 @@
       <w:sz w:val="32"/>
     </w:rPr>
   </w:style>
-  <w:style w:type="table" w:styleId="21">
+  <w:style w:type="table" w:styleId="TableGrid">
     <w:name w:val="Table Grid"/>
-    <w:basedOn w:val="20"/>
+    <w:basedOn w:val="TableNormal"/>
     <w:qFormat/>
-    <w:uiPriority w:val="0"/>
     <w:pPr>
       <w:widowControl w:val="0"/>
       <w:jc w:val="both"/>
     </w:pPr>
     <w:tblPr>
       <w:tblBorders>
-        <w:top w:val="single" w:color="auto" w:sz="4" w:space="0"/>
-        <w:left w:val="single" w:color="auto" w:sz="4" w:space="0"/>
-        <w:bottom w:val="single" w:color="auto" w:sz="4" w:space="0"/>
-        <w:right w:val="single" w:color="auto" w:sz="4" w:space="0"/>
-        <w:insideH w:val="single" w:color="auto" w:sz="4" w:space="0"/>
-        <w:insideV w:val="single" w:color="auto" w:sz="4" w:space="0"/>
+        <w:top w:val="single" w:sz="4" w:space="0" w:color="auto"/>
+        <w:left w:val="single" w:sz="4" w:space="0" w:color="auto"/>
+        <w:bottom w:val="single" w:sz="4" w:space="0" w:color="auto"/>
+        <w:right w:val="single" w:sz="4" w:space="0" w:color="auto"/>
+        <w:insideH w:val="single" w:sz="4" w:space="0" w:color="auto"/>
+        <w:insideV w:val="single" w:sz="4" w:space="0" w:color="auto"/>
       </w:tblBorders>
     </w:tblPr>
   </w:style>
-  <w:style w:type="character" w:styleId="23">
+  <w:style w:type="character" w:styleId="Strong">
     <w:name w:val="Strong"/>
-    <w:basedOn w:val="22"/>
+    <w:basedOn w:val="DefaultParagraphFont"/>
     <w:qFormat/>
-    <w:uiPriority w:val="0"/>
     <w:rPr>
       <w:b/>
     </w:rPr>
   </w:style>
-  <w:style w:type="paragraph" w:customStyle="1" w:styleId="24">
+  <w:style w:type="paragraph" w:customStyle="1" w:styleId="a">
     <w:name w:val="柴_公司名"/>
-    <w:basedOn w:val="19"/>
+    <w:basedOn w:val="Title"/>
     <w:qFormat/>
-    <w:uiPriority w:val="0"/>
     <w:pPr>
       <w:spacing w:after="600" w:afterLines="600"/>
     </w:pPr>
     <w:rPr>
-      <w:rFonts w:hint="eastAsia" w:ascii="宋体" w:hAnsi="宋体" w:eastAsia="宋体" w:cs="宋体"/>
+      <w:rFonts w:ascii="宋体" w:eastAsia="宋体" w:hAnsi="宋体" w:cs="宋体" w:hint="eastAsia"/>
       <w:bCs/>
       <w:spacing w:val="-6"/>
       <w:sz w:val="52"/>
       <w:szCs w:val="52"/>
     </w:rPr>
   </w:style>
-  <w:style w:type="paragraph" w:customStyle="1" w:styleId="25">
+  <w:style w:type="paragraph" w:customStyle="1" w:styleId="a0">
     <w:name w:val="柴_文档名"/>
-    <w:basedOn w:val="19"/>
+    <w:basedOn w:val="Title"/>
     <w:qFormat/>
-    <w:uiPriority w:val="0"/>
     <w:pPr>
       <w:spacing w:after="900" w:afterLines="900"/>
     </w:pPr>
     <w:rPr>
-      <w:rFonts w:ascii="黑体" w:hAnsi="黑体" w:eastAsia="黑体" w:cs="黑体"/>
+      <w:rFonts w:ascii="黑体" w:eastAsia="黑体" w:hAnsi="黑体" w:cs="黑体"/>
       <w:bCs/>
       <w:spacing w:val="-7"/>
       <w:sz w:val="52"/>
       <w:szCs w:val="52"/>
     </w:rPr>
   </w:style>
-  <w:style w:type="table" w:customStyle="1" w:styleId="26">
+  <w:style w:type="table" w:customStyle="1" w:styleId="TableNormal0">
     <w:name w:val="Table Normal_0"/>
     <w:semiHidden/>
     <w:unhideWhenUsed/>
     <w:qFormat/>
-    <w:uiPriority w:val="0"/>
     <w:tblPr>
       <w:tblCellMar>
         <w:top w:w="0" w:type="dxa"/>
@@ -10328,87 +10129,81 @@
       </w:tblCellMar>
     </w:tblPr>
   </w:style>
-  <w:style w:type="paragraph" w:customStyle="1" w:styleId="27">
+  <w:style w:type="paragraph" w:customStyle="1" w:styleId="TableText">
     <w:name w:val="Table Text"/>
-    <w:basedOn w:val="1"/>
+    <w:basedOn w:val="Normal"/>
     <w:semiHidden/>
     <w:qFormat/>
-    <w:uiPriority w:val="0"/>
     <w:rPr>
-      <w:rFonts w:ascii="宋体" w:hAnsi="宋体" w:eastAsia="宋体" w:cs="宋体"/>
+      <w:rFonts w:ascii="宋体" w:eastAsia="宋体" w:hAnsi="宋体" w:cs="宋体"/>
       <w:sz w:val="21"/>
       <w:szCs w:val="21"/>
       <w:lang w:val="en-US" w:eastAsia="en-US" w:bidi="ar-SA"/>
     </w:rPr>
   </w:style>
-  <w:style w:type="paragraph" w:customStyle="1" w:styleId="28">
+  <w:style w:type="paragraph" w:customStyle="1" w:styleId="1">
     <w:name w:val="柴_标题1"/>
-    <w:basedOn w:val="2"/>
-    <w:next w:val="29"/>
-    <w:link w:val="38"/>
+    <w:basedOn w:val="Heading1"/>
+    <w:next w:val="a1"/>
+    <w:link w:val="1Char"/>
     <w:qFormat/>
-    <w:uiPriority w:val="0"/>
     <w:pPr>
       <w:spacing w:before="100" w:after="90" w:line="360" w:lineRule="auto"/>
     </w:pPr>
     <w:rPr>
-      <w:rFonts w:ascii="Arial" w:hAnsi="Arial" w:eastAsia="宋体"/>
+      <w:rFonts w:ascii="Arial" w:eastAsia="宋体" w:hAnsi="Arial"/>
       <w:sz w:val="32"/>
     </w:rPr>
   </w:style>
-  <w:style w:type="paragraph" w:customStyle="1" w:styleId="29">
+  <w:style w:type="paragraph" w:customStyle="1" w:styleId="a1">
     <w:name w:val="柴_正文"/>
-    <w:basedOn w:val="12"/>
-    <w:link w:val="42"/>
+    <w:basedOn w:val="BodyText"/>
+    <w:link w:val="Char"/>
     <w:qFormat/>
-    <w:uiPriority w:val="0"/>
     <w:pPr>
       <w:spacing w:line="360" w:lineRule="auto"/>
       <w:ind w:firstLine="470" w:firstLineChars="200"/>
     </w:pPr>
     <w:rPr>
-      <w:rFonts w:ascii="Arial" w:hAnsi="Arial" w:eastAsia="宋体"/>
+      <w:rFonts w:ascii="Arial" w:eastAsia="宋体" w:hAnsi="Arial"/>
       <w:sz w:val="24"/>
       <w:lang w:eastAsia="zh-CN"/>
     </w:rPr>
   </w:style>
-  <w:style w:type="paragraph" w:customStyle="1" w:styleId="30">
+  <w:style w:type="paragraph" w:customStyle="1" w:styleId="2">
     <w:name w:val="柴_标题2"/>
-    <w:basedOn w:val="3"/>
-    <w:next w:val="29"/>
+    <w:basedOn w:val="Heading2"/>
+    <w:next w:val="a1"/>
     <w:qFormat/>
-    <w:uiPriority w:val="0"/>
     <w:pPr>
       <w:spacing w:line="360" w:lineRule="auto"/>
     </w:pPr>
     <w:rPr>
-      <w:rFonts w:ascii="Arial" w:hAnsi="Arial" w:eastAsia="宋体"/>
+      <w:rFonts w:ascii="Arial" w:eastAsia="宋体" w:hAnsi="Arial"/>
       <w:sz w:val="28"/>
     </w:rPr>
   </w:style>
-  <w:style w:type="paragraph" w:customStyle="1" w:styleId="31">
+  <w:style w:type="paragraph" w:customStyle="1" w:styleId="3">
     <w:name w:val="柴_标题3"/>
-    <w:basedOn w:val="4"/>
-    <w:next w:val="29"/>
+    <w:basedOn w:val="Heading3"/>
+    <w:next w:val="a1"/>
     <w:qFormat/>
-    <w:uiPriority w:val="0"/>
     <w:pPr>
       <w:spacing w:line="360" w:lineRule="auto"/>
       <w:ind w:left="0" w:firstLine="472" w:firstLineChars="200"/>
     </w:pPr>
     <w:rPr>
-      <w:rFonts w:ascii="宋体" w:hAnsi="宋体" w:eastAsia="宋体" w:cs="宋体"/>
+      <w:rFonts w:ascii="宋体" w:eastAsia="宋体" w:hAnsi="宋体" w:cs="宋体"/>
       <w:spacing w:val="-2"/>
       <w:sz w:val="24"/>
       <w:szCs w:val="24"/>
     </w:rPr>
   </w:style>
-  <w:style w:type="paragraph" w:customStyle="1" w:styleId="32">
+  <w:style w:type="paragraph" w:customStyle="1" w:styleId="a2">
     <w:name w:val="柴_目录"/>
-    <w:basedOn w:val="1"/>
-    <w:next w:val="12"/>
+    <w:basedOn w:val="Normal"/>
+    <w:next w:val="BodyText"/>
     <w:qFormat/>
-    <w:uiPriority w:val="0"/>
     <w:pPr>
       <w:tabs>
         <w:tab w:val="right" w:leader="dot" w:pos="8442"/>
@@ -10416,64 +10211,59 @@
       <w:ind w:left="0" w:leftChars="0"/>
     </w:pPr>
     <w:rPr>
-      <w:rFonts w:ascii="Arial" w:hAnsi="Arial" w:eastAsia="Microsoft JhengHei"/>
+      <w:rFonts w:ascii="Arial" w:eastAsia="Microsoft JhengHei" w:hAnsi="Arial"/>
       <w:sz w:val="24"/>
     </w:rPr>
   </w:style>
-  <w:style w:type="paragraph" w:customStyle="1" w:styleId="33">
+  <w:style w:type="paragraph" w:customStyle="1" w:styleId="WPSOffice1">
     <w:name w:val="WPSOffice手动目录 1"/>
     <w:qFormat/>
-    <w:uiPriority w:val="0"/>
     <w:pPr>
       <w:ind w:leftChars="0"/>
     </w:pPr>
     <w:rPr>
-      <w:rFonts w:ascii="Times New Roman" w:hAnsi="Times New Roman" w:eastAsia="宋体" w:cs="Times New Roman"/>
+      <w:rFonts w:ascii="Times New Roman" w:eastAsia="宋体" w:hAnsi="Times New Roman" w:cs="Times New Roman"/>
       <w:sz w:val="20"/>
       <w:szCs w:val="20"/>
     </w:rPr>
   </w:style>
-  <w:style w:type="paragraph" w:customStyle="1" w:styleId="34">
+  <w:style w:type="paragraph" w:customStyle="1" w:styleId="WPSOffice2">
     <w:name w:val="WPSOffice手动目录 2"/>
     <w:qFormat/>
-    <w:uiPriority w:val="0"/>
     <w:pPr>
       <w:ind w:leftChars="200"/>
     </w:pPr>
     <w:rPr>
-      <w:rFonts w:ascii="Times New Roman" w:hAnsi="Times New Roman" w:eastAsia="宋体" w:cs="Times New Roman"/>
+      <w:rFonts w:ascii="Times New Roman" w:eastAsia="宋体" w:hAnsi="Times New Roman" w:cs="Times New Roman"/>
       <w:sz w:val="20"/>
       <w:szCs w:val="20"/>
     </w:rPr>
   </w:style>
-  <w:style w:type="paragraph" w:customStyle="1" w:styleId="35">
+  <w:style w:type="paragraph" w:customStyle="1" w:styleId="WPSOffice3">
     <w:name w:val="WPSOffice手动目录 3"/>
     <w:qFormat/>
-    <w:uiPriority w:val="0"/>
     <w:pPr>
       <w:ind w:leftChars="400"/>
     </w:pPr>
     <w:rPr>
-      <w:rFonts w:ascii="Times New Roman" w:hAnsi="Times New Roman" w:eastAsia="宋体" w:cs="Times New Roman"/>
+      <w:rFonts w:ascii="Times New Roman" w:eastAsia="宋体" w:hAnsi="Times New Roman" w:cs="Times New Roman"/>
       <w:sz w:val="20"/>
       <w:szCs w:val="20"/>
     </w:rPr>
   </w:style>
-  <w:style w:type="paragraph" w:customStyle="1" w:styleId="36">
+  <w:style w:type="paragraph" w:customStyle="1" w:styleId="Compact">
     <w:name w:val="Compact"/>
-    <w:basedOn w:val="12"/>
+    <w:basedOn w:val="BodyText"/>
     <w:qFormat/>
-    <w:uiPriority w:val="0"/>
     <w:pPr>
       <w:spacing w:before="36" w:after="36"/>
     </w:pPr>
   </w:style>
-  <w:style w:type="table" w:customStyle="1" w:styleId="37">
+  <w:style w:type="table" w:customStyle="1" w:styleId="Table">
     <w:name w:val="Table"/>
     <w:semiHidden/>
     <w:unhideWhenUsed/>
     <w:qFormat/>
-    <w:uiPriority w:val="0"/>
     <w:tblPr>
       <w:tblCellMar>
         <w:top w:w="0" w:type="dxa"/>
@@ -10485,28 +10275,26 @@
     <w:tblStylePr w:type="firstRow">
       <w:tcPr>
         <w:tcBorders>
-          <w:bottom w:val="single" w:color="auto" w:sz="0" w:space="0"/>
+          <w:bottom w:val="single" w:sz="0" w:space="0" w:color="auto"/>
         </w:tcBorders>
         <w:vAlign w:val="bottom"/>
       </w:tcPr>
     </w:tblStylePr>
   </w:style>
-  <w:style w:type="character" w:customStyle="1" w:styleId="38">
+  <w:style w:type="character" w:customStyle="1" w:styleId="1Char">
     <w:name w:val="柴_标题1 Char"/>
-    <w:link w:val="28"/>
+    <w:link w:val="1"/>
     <w:qFormat/>
-    <w:uiPriority w:val="0"/>
     <w:rPr>
-      <w:rFonts w:ascii="Arial" w:hAnsi="Arial" w:eastAsia="宋体"/>
+      <w:rFonts w:ascii="Arial" w:eastAsia="宋体" w:hAnsi="Arial"/>
       <w:sz w:val="32"/>
     </w:rPr>
   </w:style>
-  <w:style w:type="table" w:customStyle="1" w:styleId="39">
+  <w:style w:type="table" w:customStyle="1" w:styleId="TableNormal1">
     <w:name w:val="Table Normal_1"/>
     <w:semiHidden/>
     <w:unhideWhenUsed/>
     <w:qFormat/>
-    <w:uiPriority w:val="0"/>
     <w:tblPr>
       <w:tblCellMar>
         <w:top w:w="0" w:type="dxa"/>
@@ -10516,11 +10304,10 @@
       </w:tblCellMar>
     </w:tblPr>
   </w:style>
-  <w:style w:type="paragraph" w:customStyle="1" w:styleId="40">
+  <w:style w:type="paragraph" w:customStyle="1" w:styleId="a3">
     <w:name w:val="柴_正文_无缩进"/>
-    <w:basedOn w:val="1"/>
+    <w:basedOn w:val="Normal"/>
     <w:qFormat/>
-    <w:uiPriority w:val="0"/>
     <w:pPr>
       <w:ind w:firstLine="0" w:firstLineChars="0"/>
     </w:pPr>
@@ -10530,31 +10317,29 @@
       <w:lang w:eastAsia="zh-CN"/>
     </w:rPr>
   </w:style>
-  <w:style w:type="paragraph" w:customStyle="1" w:styleId="41">
+  <w:style w:type="paragraph" w:customStyle="1" w:styleId="4">
     <w:name w:val="柴_标题4"/>
-    <w:basedOn w:val="5"/>
-    <w:next w:val="1"/>
+    <w:basedOn w:val="Heading4"/>
+    <w:next w:val="Normal"/>
     <w:qFormat/>
-    <w:uiPriority w:val="0"/>
     <w:pPr>
       <w:widowControl w:val="0"/>
       <w:spacing w:before="160" w:line="360" w:lineRule="auto"/>
-      <w:ind w:left="981" w:leftChars="300" w:hanging="862"/>
+      <w:ind w:left="981" w:hanging="862" w:leftChars="300"/>
     </w:pPr>
     <w:rPr>
-      <w:rFonts w:hint="eastAsia" w:ascii="Calibri" w:hAnsi="Calibri" w:eastAsia="宋体" w:cs="宋体"/>
+      <w:rFonts w:ascii="Calibri" w:eastAsia="宋体" w:hAnsi="Calibri" w:cs="宋体" w:hint="eastAsia"/>
       <w:sz w:val="24"/>
       <w:szCs w:val="24"/>
       <w:lang w:eastAsia="zh-CN" w:bidi="zh-CN"/>
     </w:rPr>
   </w:style>
-  <w:style w:type="character" w:customStyle="1" w:styleId="42">
+  <w:style w:type="character" w:customStyle="1" w:styleId="Char">
     <w:name w:val="柴_正文 Char"/>
-    <w:link w:val="29"/>
+    <w:link w:val="a1"/>
     <w:qFormat/>
-    <w:uiPriority w:val="0"/>
     <w:rPr>
-      <w:rFonts w:ascii="Arial" w:hAnsi="Arial" w:eastAsia="宋体"/>
+      <w:rFonts w:ascii="Arial" w:eastAsia="宋体" w:hAnsi="Arial"/>
       <w:sz w:val="24"/>
       <w:lang w:eastAsia="zh-CN"/>
     </w:rPr>

--- a/6-过程管理/流程制度规范类文件/TXHS-06-05-问题管理制度.docx
+++ b/6-过程管理/流程制度规范类文件/TXHS-06-05-问题管理制度.docx
@@ -1330,7 +1330,7 @@
                 <w:szCs w:val="20"/>
                 <w:lang w:val="en-US" w:eastAsia="zh-CN"/>
               </w:rPr>
-              <w:t>强宇涛</w:t>
+              <w:t>程方</w:t>
             </w:r>
           </w:p>
         </w:tc>
@@ -1377,7 +1377,7 @@
                 <w:vertAlign w:val="baseline"/>
                 <w:lang w:val="en-US" w:eastAsia="zh-CN"/>
               </w:rPr>
-              <w:t>陈凯</w:t>
+              <w:t>茅建根</w:t>
             </w:r>
           </w:p>
         </w:tc>
@@ -1636,7 +1636,7 @@
                 <w:szCs w:val="20"/>
                 <w:lang w:val="en-US" w:eastAsia="zh-CN"/>
               </w:rPr>
-              <w:t>强宇涛</w:t>
+              <w:t>程方</w:t>
             </w:r>
           </w:p>
         </w:tc>
@@ -1682,7 +1682,7 @@
                 <w:vertAlign w:val="baseline"/>
                 <w:lang w:val="en-US" w:eastAsia="zh-CN"/>
               </w:rPr>
-              <w:t>陈凯</w:t>
+              <w:t>茅建根</w:t>
             </w:r>
           </w:p>
         </w:tc>

--- a/6-过程管理/流程制度规范类文件/TXHS-06-05-问题管理制度.docx
+++ b/6-过程管理/流程制度规范类文件/TXHS-06-05-问题管理制度.docx
@@ -1,11 +1,10 @@
 
 <file path=word/document.xml><?xml version="1.0" encoding="utf-8"?>
-<w:document xmlns:wpc="http://schemas.microsoft.com/office/word/2010/wordprocessingCanvas" xmlns:mc="http://schemas.openxmlformats.org/markup-compatibility/2006" xmlns:o="urn:schemas-microsoft-com:office:office" xmlns:r="http://schemas.openxmlformats.org/officeDocument/2006/relationships" xmlns:m="http://schemas.openxmlformats.org/officeDocument/2006/math" xmlns:v="urn:schemas-microsoft-com:vml" xmlns:wp14="http://schemas.microsoft.com/office/word/2010/wordprocessingDrawing" xmlns:wp="http://schemas.openxmlformats.org/drawingml/2006/wordprocessingDrawing" xmlns:w10="urn:schemas-microsoft-com:office:word" xmlns:w="http://schemas.openxmlformats.org/wordprocessingml/2006/main" xmlns:w14="http://schemas.microsoft.com/office/word/2010/wordml" xmlns:w15="http://schemas.microsoft.com/office/word/2012/wordml" xmlns:wne="http://schemas.microsoft.com/office/word/2006/wordml" xmlns:wpg="http://schemas.microsoft.com/office/word/2010/wordprocessingGroup" xmlns:wpi="http://schemas.microsoft.com/office/word/2010/wordprocessingInk" xmlns:wps="http://schemas.microsoft.com/office/word/2010/wordprocessingShape" mc:Ignorable="w14 w15 wp14">
-  <!-- Generated by Aspose.Words for .NET 13.3.0.1 -->
+<w:document xmlns:wpc="http://schemas.microsoft.com/office/word/2010/wordprocessingCanvas" xmlns:mc="http://schemas.openxmlformats.org/markup-compatibility/2006" xmlns:o="urn:schemas-microsoft-com:office:office" xmlns:r="http://schemas.openxmlformats.org/officeDocument/2006/relationships" xmlns:m="http://schemas.openxmlformats.org/officeDocument/2006/math" xmlns:v="urn:schemas-microsoft-com:vml" xmlns:wp14="http://schemas.microsoft.com/office/word/2010/wordprocessingDrawing" xmlns:wp="http://schemas.openxmlformats.org/drawingml/2006/wordprocessingDrawing" xmlns:w="http://schemas.openxmlformats.org/wordprocessingml/2006/main" xmlns:w14="http://schemas.microsoft.com/office/word/2010/wordml" xmlns:w10="urn:schemas-microsoft-com:office:word" xmlns:w15="http://schemas.microsoft.com/office/word/2012/wordml" xmlns:wpg="http://schemas.microsoft.com/office/word/2010/wordprocessingGroup" xmlns:wpi="http://schemas.microsoft.com/office/word/2010/wordprocessingInk" xmlns:wne="http://schemas.microsoft.com/office/word/2006/wordml" xmlns:wps="http://schemas.microsoft.com/office/word/2010/wordprocessingShape" xmlns:wpsCustomData="http://www.wps.cn/officeDocument/2013/wpsCustomData" mc:Ignorable="w14 w15 wp14">
   <w:body>
     <w:p>
       <w:pPr>
-        <w:pStyle w:val="a"/>
+        <w:pStyle w:val="24"/>
         <w:keepNext w:val="0"/>
         <w:keepLines w:val="0"/>
         <w:pageBreakBefore w:val="0"/>
@@ -25,7 +24,7 @@
       <w:bookmarkStart w:id="0" w:name="_Toc4847"/>
       <w:r>
         <w:drawing>
-          <wp:anchor distT="0" distB="0" distL="114300" distR="114300" simplePos="0" relativeHeight="251660288" behindDoc="1" locked="0" layoutInCell="1" allowOverlap="1">
+          <wp:anchor distT="0" distB="0" distL="114300" distR="114300" simplePos="0" relativeHeight="251661312" behindDoc="1" locked="0" layoutInCell="1" allowOverlap="1">
             <wp:simplePos x="0" y="0"/>
             <wp:positionH relativeFrom="column">
               <wp:posOffset>-19050</wp:posOffset>
@@ -50,7 +49,7 @@
                     </pic:cNvPicPr>
                   </pic:nvPicPr>
                   <pic:blipFill>
-                    <a:blip xmlns:r="http://schemas.openxmlformats.org/officeDocument/2006/relationships" r:embed="rId4"/>
+                    <a:blip r:embed="rId8"/>
                     <a:stretch>
                       <a:fillRect/>
                     </a:stretch>
@@ -76,7 +75,7 @@
       </w:r>
       <w:r>
         <w:drawing>
-          <wp:anchor distT="0" distB="0" distL="114300" distR="114300" simplePos="0" relativeHeight="251659264" behindDoc="1" locked="0" layoutInCell="1" allowOverlap="1">
+          <wp:anchor distT="0" distB="0" distL="114300" distR="114300" simplePos="0" relativeHeight="251660288" behindDoc="1" locked="0" layoutInCell="1" allowOverlap="1">
             <wp:simplePos x="0" y="0"/>
             <wp:positionH relativeFrom="column">
               <wp:posOffset>0</wp:posOffset>
@@ -101,7 +100,7 @@
                     </pic:cNvPicPr>
                   </pic:nvPicPr>
                   <pic:blipFill>
-                    <a:blip xmlns:r="http://schemas.openxmlformats.org/officeDocument/2006/relationships" r:embed="rId5"/>
+                    <a:blip r:embed="rId9"/>
                     <a:stretch>
                       <a:fillRect/>
                     </a:stretch>
@@ -131,7 +130,7 @@
           <w:lang w:val="en-US" w:eastAsia="zh-CN"/>
         </w:rPr>
         <w:drawing>
-          <wp:anchor distT="0" distB="0" distL="114300" distR="114300" simplePos="0" relativeHeight="251658240" behindDoc="1" locked="0" layoutInCell="1" allowOverlap="1">
+          <wp:anchor distT="0" distB="0" distL="114300" distR="114300" simplePos="0" relativeHeight="251659264" behindDoc="1" locked="0" layoutInCell="1" allowOverlap="1">
             <wp:simplePos x="0" y="0"/>
             <wp:positionH relativeFrom="column">
               <wp:posOffset>635</wp:posOffset>
@@ -156,7 +155,7 @@
                     </pic:cNvPicPr>
                   </pic:nvPicPr>
                   <pic:blipFill>
-                    <a:blip xmlns:r="http://schemas.openxmlformats.org/officeDocument/2006/relationships" r:embed="rId6">
+                    <a:blip r:embed="rId10">
                       <a:alphaModFix amt="58000"/>
                       <a:lum contrast="-52000"/>
                     </a:blip>
@@ -190,7 +189,7 @@
     </w:p>
     <w:p>
       <w:pPr>
-        <w:pStyle w:val="a0"/>
+        <w:pStyle w:val="25"/>
         <w:keepNext w:val="0"/>
         <w:keepLines w:val="0"/>
         <w:pageBreakBefore w:val="0"/>
@@ -237,11 +236,11 @@
         <w:adjustRightInd w:val="0"/>
         <w:snapToGrid w:val="0"/>
         <w:spacing w:after="624" w:afterLines="200" w:line="219" w:lineRule="auto"/>
-        <w:ind w:left="0" w:right="0" w:firstLine="0" w:leftChars="0" w:rightChars="0" w:firstLineChars="0"/>
+        <w:ind w:left="0" w:leftChars="0" w:right="0" w:rightChars="0" w:firstLine="0" w:firstLineChars="0"/>
         <w:jc w:val="center"/>
         <w:textAlignment w:val="baseline"/>
         <w:rPr>
-          <w:rFonts w:ascii="宋体" w:eastAsia="宋体" w:hAnsi="宋体" w:cs="宋体" w:hint="eastAsia"/>
+          <w:rFonts w:hint="eastAsia" w:ascii="宋体" w:hAnsi="宋体" w:eastAsia="宋体" w:cs="宋体"/>
           <w:sz w:val="24"/>
           <w:szCs w:val="24"/>
           <w:lang w:val="en-US" w:eastAsia="zh-CN"/>
@@ -249,7 +248,7 @@
       </w:pPr>
       <w:r>
         <w:rPr>
-          <w:rFonts w:ascii="宋体" w:eastAsia="宋体" w:hAnsi="宋体" w:cs="宋体"/>
+          <w:rFonts w:ascii="宋体" w:hAnsi="宋体" w:eastAsia="宋体" w:cs="宋体"/>
           <w:b/>
           <w:bCs/>
           <w:spacing w:val="-3"/>
@@ -260,7 +259,7 @@
       </w:r>
       <w:r>
         <w:rPr>
-          <w:rFonts w:ascii="宋体" w:eastAsia="宋体" w:hAnsi="宋体" w:cs="宋体" w:hint="eastAsia"/>
+          <w:rFonts w:hint="eastAsia" w:ascii="宋体" w:hAnsi="宋体" w:eastAsia="宋体" w:cs="宋体"/>
           <w:b/>
           <w:bCs/>
           <w:spacing w:val="-3"/>
@@ -272,7 +271,7 @@
       </w:r>
       <w:r>
         <w:rPr>
-          <w:rFonts w:ascii="宋体" w:eastAsia="宋体" w:hAnsi="宋体" w:cs="宋体"/>
+          <w:rFonts w:ascii="宋体" w:hAnsi="宋体" w:eastAsia="宋体" w:cs="宋体"/>
           <w:b/>
           <w:bCs/>
           <w:spacing w:val="-3"/>
@@ -283,7 +282,7 @@
       </w:r>
       <w:r>
         <w:rPr>
-          <w:rFonts w:ascii="宋体" w:hAnsi="宋体" w:cs="宋体" w:hint="eastAsia"/>
+          <w:rFonts w:hint="eastAsia" w:ascii="宋体" w:hAnsi="宋体" w:cs="宋体"/>
           <w:b/>
           <w:bCs/>
           <w:spacing w:val="-3"/>
@@ -295,7 +294,7 @@
       </w:r>
       <w:r>
         <w:rPr>
-          <w:rFonts w:ascii="宋体" w:eastAsia="宋体" w:hAnsi="宋体" w:cs="宋体"/>
+          <w:rFonts w:ascii="宋体" w:hAnsi="宋体" w:eastAsia="宋体" w:cs="宋体"/>
           <w:b/>
           <w:bCs/>
           <w:spacing w:val="-3"/>
@@ -306,7 +305,7 @@
       </w:r>
       <w:r>
         <w:rPr>
-          <w:rFonts w:ascii="宋体" w:hAnsi="宋体" w:cs="宋体" w:hint="eastAsia"/>
+          <w:rFonts w:hint="eastAsia" w:ascii="宋体" w:hAnsi="宋体" w:cs="宋体"/>
           <w:b/>
           <w:bCs/>
           <w:spacing w:val="-3"/>
@@ -319,17 +318,18 @@
     </w:p>
     <w:tbl>
       <w:tblPr>
-        <w:tblStyle w:val="TableGrid"/>
+        <w:tblStyle w:val="21"/>
         <w:tblW w:w="0" w:type="auto"/>
         <w:jc w:val="center"/>
         <w:tblBorders>
-          <w:top w:val="nil"/>
-          <w:left w:val="nil"/>
-          <w:bottom w:val="nil"/>
-          <w:right w:val="nil"/>
-          <w:insideH w:val="nil"/>
-          <w:insideV w:val="nil"/>
+          <w:top w:val="none" w:color="auto" w:sz="0" w:space="0"/>
+          <w:left w:val="none" w:color="auto" w:sz="0" w:space="0"/>
+          <w:bottom w:val="none" w:color="auto" w:sz="0" w:space="0"/>
+          <w:right w:val="none" w:color="auto" w:sz="0" w:space="0"/>
+          <w:insideH w:val="none" w:color="auto" w:sz="0" w:space="0"/>
+          <w:insideV w:val="none" w:color="auto" w:sz="0" w:space="0"/>
         </w:tblBorders>
+        <w:tblLayout w:type="autofit"/>
         <w:tblCellMar>
           <w:top w:w="0" w:type="dxa"/>
           <w:left w:w="108" w:type="dxa"/>
@@ -343,15 +343,13 @@
       </w:tblGrid>
       <w:tr>
         <w:tblPrEx>
-          <w:tblW w:w="0" w:type="auto"/>
-          <w:jc w:val="center"/>
           <w:tblBorders>
-            <w:top w:val="nil"/>
-            <w:left w:val="nil"/>
-            <w:bottom w:val="nil"/>
-            <w:right w:val="nil"/>
-            <w:insideH w:val="nil"/>
-            <w:insideV w:val="nil"/>
+            <w:top w:val="none" w:color="auto" w:sz="0" w:space="0"/>
+            <w:left w:val="none" w:color="auto" w:sz="0" w:space="0"/>
+            <w:bottom w:val="none" w:color="auto" w:sz="0" w:space="0"/>
+            <w:right w:val="none" w:color="auto" w:sz="0" w:space="0"/>
+            <w:insideH w:val="none" w:color="auto" w:sz="0" w:space="0"/>
+            <w:insideV w:val="none" w:color="auto" w:sz="0" w:space="0"/>
           </w:tblBorders>
           <w:tblCellMar>
             <w:top w:w="0" w:type="dxa"/>
@@ -361,7 +359,7 @@
           </w:tblCellMar>
         </w:tblPrEx>
         <w:trPr>
-          <w:trHeight w:val="810"/>
+          <w:trHeight w:val="810" w:hRule="atLeast"/>
           <w:jc w:val="center"/>
         </w:trPr>
         <w:tc>
@@ -400,7 +398,7 @@
             </w:r>
             <w:r>
               <w:rPr>
-                <w:rFonts w:asciiTheme="minorAscii" w:eastAsiaTheme="minorEastAsia" w:hAnsiTheme="minorAscii" w:hint="default"/>
+                <w:rFonts w:hint="default" w:asciiTheme="minorAscii" w:hAnsiTheme="minorAscii" w:eastAsiaTheme="minorEastAsia"/>
                 <w:spacing w:val="227"/>
                 <w:sz w:val="21"/>
                 <w:vertAlign w:val="baseline"/>
@@ -455,7 +453,7 @@
             </w:r>
             <w:r>
               <w:rPr>
-                <w:rFonts w:asciiTheme="minorAscii" w:eastAsiaTheme="minorEastAsia" w:hAnsiTheme="minorAscii" w:hint="eastAsia"/>
+                <w:rFonts w:hint="eastAsia" w:asciiTheme="minorAscii" w:hAnsiTheme="minorAscii" w:eastAsiaTheme="minorEastAsia"/>
                 <w:spacing w:val="227"/>
                 <w:sz w:val="21"/>
                 <w:vertAlign w:val="baseline"/>
@@ -477,8 +475,14 @@
       </w:tr>
       <w:tr>
         <w:tblPrEx>
-          <w:tblW w:w="0" w:type="auto"/>
-          <w:jc w:val="center"/>
+          <w:tblBorders>
+            <w:top w:val="none" w:color="auto" w:sz="0" w:space="0"/>
+            <w:left w:val="none" w:color="auto" w:sz="0" w:space="0"/>
+            <w:bottom w:val="none" w:color="auto" w:sz="0" w:space="0"/>
+            <w:right w:val="none" w:color="auto" w:sz="0" w:space="0"/>
+            <w:insideH w:val="none" w:color="auto" w:sz="0" w:space="0"/>
+            <w:insideV w:val="none" w:color="auto" w:sz="0" w:space="0"/>
+          </w:tblBorders>
           <w:tblCellMar>
             <w:top w:w="0" w:type="dxa"/>
             <w:left w:w="108" w:type="dxa"/>
@@ -487,7 +491,7 @@
           </w:tblCellMar>
         </w:tblPrEx>
         <w:trPr>
-          <w:trHeight w:val="810"/>
+          <w:trHeight w:val="810" w:hRule="atLeast"/>
           <w:jc w:val="center"/>
         </w:trPr>
         <w:tc>
@@ -512,7 +516,7 @@
               <w:snapToGrid w:val="0"/>
               <w:textAlignment w:val="baseline"/>
               <w:rPr>
-                <w:rFonts w:ascii="Arial" w:eastAsia="Arial" w:hAnsi="Arial" w:cs="Arial" w:hint="default"/>
+                <w:rFonts w:hint="default" w:ascii="Arial" w:hAnsi="Arial" w:eastAsia="Arial" w:cs="Arial"/>
                 <w:snapToGrid w:val="0"/>
                 <w:color w:val="000000"/>
                 <w:kern w:val="0"/>
@@ -544,7 +548,7 @@
             </w:r>
             <w:r>
               <w:rPr>
-                <w:rFonts w:asciiTheme="minorAscii" w:eastAsiaTheme="minorEastAsia" w:hAnsiTheme="minorAscii" w:hint="default"/>
+                <w:rFonts w:hint="default" w:asciiTheme="minorAscii" w:hAnsiTheme="minorAscii" w:eastAsiaTheme="minorEastAsia"/>
                 <w:spacing w:val="227"/>
                 <w:sz w:val="21"/>
                 <w:vertAlign w:val="baseline"/>
@@ -587,7 +591,7 @@
               <w:snapToGrid w:val="0"/>
               <w:textAlignment w:val="baseline"/>
               <w:rPr>
-                <w:rFonts w:ascii="Arial" w:eastAsia="Arial" w:hAnsi="Arial" w:cs="Arial" w:hint="default"/>
+                <w:rFonts w:hint="default" w:ascii="Arial" w:hAnsi="Arial" w:eastAsia="Arial" w:cs="Arial"/>
                 <w:snapToGrid w:val="0"/>
                 <w:color w:val="000000"/>
                 <w:kern w:val="0"/>
@@ -607,7 +611,7 @@
             </w:r>
             <w:r>
               <w:rPr>
-                <w:rFonts w:asciiTheme="minorAscii" w:eastAsiaTheme="minorEastAsia" w:hAnsiTheme="minorAscii" w:hint="eastAsia"/>
+                <w:rFonts w:hint="eastAsia" w:asciiTheme="minorAscii" w:hAnsiTheme="minorAscii" w:eastAsiaTheme="minorEastAsia"/>
                 <w:spacing w:val="227"/>
                 <w:sz w:val="21"/>
                 <w:vertAlign w:val="baseline"/>
@@ -629,8 +633,14 @@
       </w:tr>
       <w:tr>
         <w:tblPrEx>
-          <w:tblW w:w="0" w:type="auto"/>
-          <w:jc w:val="center"/>
+          <w:tblBorders>
+            <w:top w:val="none" w:color="auto" w:sz="0" w:space="0"/>
+            <w:left w:val="none" w:color="auto" w:sz="0" w:space="0"/>
+            <w:bottom w:val="none" w:color="auto" w:sz="0" w:space="0"/>
+            <w:right w:val="none" w:color="auto" w:sz="0" w:space="0"/>
+            <w:insideH w:val="none" w:color="auto" w:sz="0" w:space="0"/>
+            <w:insideV w:val="none" w:color="auto" w:sz="0" w:space="0"/>
+          </w:tblBorders>
           <w:tblCellMar>
             <w:top w:w="0" w:type="dxa"/>
             <w:left w:w="108" w:type="dxa"/>
@@ -639,7 +649,7 @@
           </w:tblCellMar>
         </w:tblPrEx>
         <w:trPr>
-          <w:trHeight w:val="635"/>
+          <w:trHeight w:val="635" w:hRule="atLeast"/>
           <w:jc w:val="center"/>
         </w:trPr>
         <w:tc>
@@ -690,7 +700,7 @@
             </w:r>
             <w:r>
               <w:rPr>
-                <w:rFonts w:asciiTheme="minorAscii" w:eastAsiaTheme="minorEastAsia" w:hAnsiTheme="minorAscii" w:hint="eastAsia"/>
+                <w:rFonts w:hint="eastAsia" w:asciiTheme="minorAscii" w:hAnsiTheme="minorAscii" w:eastAsiaTheme="minorEastAsia"/>
                 <w:spacing w:val="227"/>
                 <w:sz w:val="21"/>
                 <w:vertAlign w:val="baseline"/>
@@ -744,7 +754,7 @@
             </w:r>
             <w:r>
               <w:rPr>
-                <w:rFonts w:asciiTheme="minorAscii" w:eastAsiaTheme="minorEastAsia" w:hAnsiTheme="minorAscii" w:hint="eastAsia"/>
+                <w:rFonts w:hint="eastAsia" w:asciiTheme="minorAscii" w:hAnsiTheme="minorAscii" w:eastAsiaTheme="minorEastAsia"/>
                 <w:spacing w:val="227"/>
                 <w:sz w:val="21"/>
                 <w:vertAlign w:val="baseline"/>
@@ -805,14 +815,14 @@
         <w:ind w:left="3634"/>
         <w:textAlignment w:val="baseline"/>
         <w:rPr>
-          <w:rFonts w:ascii="宋体" w:eastAsia="宋体" w:hAnsi="宋体" w:cs="宋体"/>
+          <w:rFonts w:ascii="宋体" w:hAnsi="宋体" w:eastAsia="宋体" w:cs="宋体"/>
           <w:sz w:val="31"/>
           <w:szCs w:val="31"/>
         </w:rPr>
       </w:pPr>
       <w:r>
         <w:rPr>
-          <w:rFonts w:ascii="宋体" w:eastAsia="宋体" w:hAnsi="宋体" w:cs="宋体"/>
+          <w:rFonts w:ascii="宋体" w:hAnsi="宋体" w:eastAsia="宋体" w:cs="宋体"/>
           <w:b/>
           <w:bCs/>
           <w:spacing w:val="4"/>
@@ -824,16 +834,16 @@
     </w:p>
     <w:tbl>
       <w:tblPr>
-        <w:tblStyle w:val="TableNormal0"/>
+        <w:tblStyle w:val="26"/>
         <w:tblW w:w="8214" w:type="dxa"/>
         <w:jc w:val="center"/>
         <w:tblBorders>
-          <w:top w:val="single" w:sz="2" w:space="0" w:color="000000"/>
-          <w:left w:val="single" w:sz="2" w:space="0" w:color="000000"/>
-          <w:bottom w:val="single" w:sz="2" w:space="0" w:color="000000"/>
-          <w:right w:val="single" w:sz="2" w:space="0" w:color="000000"/>
-          <w:insideH w:val="single" w:sz="2" w:space="0" w:color="000000"/>
-          <w:insideV w:val="single" w:sz="2" w:space="0" w:color="000000"/>
+          <w:top w:val="single" w:color="000000" w:sz="2" w:space="0"/>
+          <w:left w:val="single" w:color="000000" w:sz="2" w:space="0"/>
+          <w:bottom w:val="single" w:color="000000" w:sz="2" w:space="0"/>
+          <w:right w:val="single" w:color="000000" w:sz="2" w:space="0"/>
+          <w:insideH w:val="single" w:color="000000" w:sz="2" w:space="0"/>
+          <w:insideV w:val="single" w:color="000000" w:sz="2" w:space="0"/>
         </w:tblBorders>
         <w:tblLayout w:type="fixed"/>
         <w:tblCellMar>
@@ -853,17 +863,14 @@
       </w:tblGrid>
       <w:tr>
         <w:tblPrEx>
-          <w:tblW w:w="8214" w:type="dxa"/>
-          <w:jc w:val="center"/>
           <w:tblBorders>
-            <w:top w:val="single" w:sz="2" w:space="0" w:color="000000"/>
-            <w:left w:val="single" w:sz="2" w:space="0" w:color="000000"/>
-            <w:bottom w:val="single" w:sz="2" w:space="0" w:color="000000"/>
-            <w:right w:val="single" w:sz="2" w:space="0" w:color="000000"/>
-            <w:insideH w:val="single" w:sz="2" w:space="0" w:color="000000"/>
-            <w:insideV w:val="single" w:sz="2" w:space="0" w:color="000000"/>
+            <w:top w:val="single" w:color="000000" w:sz="2" w:space="0"/>
+            <w:left w:val="single" w:color="000000" w:sz="2" w:space="0"/>
+            <w:bottom w:val="single" w:color="000000" w:sz="2" w:space="0"/>
+            <w:right w:val="single" w:color="000000" w:sz="2" w:space="0"/>
+            <w:insideH w:val="single" w:color="000000" w:sz="2" w:space="0"/>
+            <w:insideV w:val="single" w:color="000000" w:sz="2" w:space="0"/>
           </w:tblBorders>
-          <w:tblLayout w:type="fixed"/>
           <w:tblCellMar>
             <w:top w:w="0" w:type="dxa"/>
             <w:left w:w="0" w:type="dxa"/>
@@ -872,7 +879,7 @@
           </w:tblCellMar>
         </w:tblPrEx>
         <w:trPr>
-          <w:trHeight w:val="593"/>
+          <w:trHeight w:val="593" w:hRule="atLeast"/>
           <w:jc w:val="center"/>
         </w:trPr>
         <w:tc>
@@ -894,18 +901,18 @@
               <w:adjustRightInd w:val="0"/>
               <w:snapToGrid w:val="0"/>
               <w:spacing w:before="176" w:line="228" w:lineRule="auto"/>
-              <w:ind w:left="0" w:right="0" w:firstLine="0" w:leftChars="0" w:rightChars="0" w:firstLineChars="0"/>
+              <w:ind w:left="0" w:leftChars="0" w:right="0" w:rightChars="0" w:firstLine="0" w:firstLineChars="0"/>
               <w:jc w:val="center"/>
               <w:textAlignment w:val="baseline"/>
               <w:rPr>
-                <w:rFonts w:ascii="宋体" w:eastAsia="宋体" w:hAnsi="宋体" w:cs="宋体"/>
+                <w:rFonts w:ascii="宋体" w:hAnsi="宋体" w:eastAsia="宋体" w:cs="宋体"/>
                 <w:sz w:val="20"/>
                 <w:szCs w:val="20"/>
               </w:rPr>
             </w:pPr>
             <w:r>
               <w:rPr>
-                <w:rFonts w:ascii="宋体" w:hAnsi="宋体" w:cs="宋体" w:hint="eastAsia"/>
+                <w:rFonts w:hint="eastAsia" w:ascii="宋体" w:hAnsi="宋体" w:cs="宋体"/>
                 <w:spacing w:val="-14"/>
                 <w:sz w:val="20"/>
                 <w:szCs w:val="20"/>
@@ -915,7 +922,7 @@
             </w:r>
             <w:r>
               <w:rPr>
-                <w:rFonts w:ascii="宋体" w:eastAsia="宋体" w:hAnsi="宋体" w:cs="宋体"/>
+                <w:rFonts w:ascii="宋体" w:hAnsi="宋体" w:eastAsia="宋体" w:cs="宋体"/>
                 <w:spacing w:val="-14"/>
                 <w:sz w:val="20"/>
                 <w:szCs w:val="20"/>
@@ -943,18 +950,18 @@
               <w:adjustRightInd w:val="0"/>
               <w:snapToGrid w:val="0"/>
               <w:spacing w:before="175" w:line="227" w:lineRule="auto"/>
-              <w:ind w:left="0" w:right="0" w:firstLine="0" w:leftChars="0" w:rightChars="0" w:firstLineChars="0"/>
+              <w:ind w:left="0" w:leftChars="0" w:right="0" w:rightChars="0" w:firstLine="0" w:firstLineChars="0"/>
               <w:jc w:val="center"/>
               <w:textAlignment w:val="baseline"/>
               <w:rPr>
-                <w:rFonts w:ascii="宋体" w:eastAsia="宋体" w:hAnsi="宋体" w:cs="宋体"/>
+                <w:rFonts w:ascii="宋体" w:hAnsi="宋体" w:eastAsia="宋体" w:cs="宋体"/>
                 <w:sz w:val="20"/>
                 <w:szCs w:val="20"/>
               </w:rPr>
             </w:pPr>
             <w:r>
               <w:rPr>
-                <w:rFonts w:ascii="宋体" w:eastAsia="宋体" w:hAnsi="宋体" w:cs="宋体"/>
+                <w:rFonts w:ascii="宋体" w:hAnsi="宋体" w:eastAsia="宋体" w:cs="宋体"/>
                 <w:spacing w:val="4"/>
                 <w:sz w:val="20"/>
                 <w:szCs w:val="20"/>
@@ -982,18 +989,18 @@
               <w:adjustRightInd w:val="0"/>
               <w:snapToGrid w:val="0"/>
               <w:spacing w:before="175" w:line="228" w:lineRule="auto"/>
-              <w:ind w:left="0" w:right="0" w:firstLine="0" w:leftChars="0" w:rightChars="0" w:firstLineChars="0"/>
+              <w:ind w:left="0" w:leftChars="0" w:right="0" w:rightChars="0" w:firstLine="0" w:firstLineChars="0"/>
               <w:jc w:val="center"/>
               <w:textAlignment w:val="baseline"/>
               <w:rPr>
-                <w:rFonts w:ascii="宋体" w:eastAsia="宋体" w:hAnsi="宋体" w:cs="宋体"/>
+                <w:rFonts w:ascii="宋体" w:hAnsi="宋体" w:eastAsia="宋体" w:cs="宋体"/>
                 <w:sz w:val="20"/>
                 <w:szCs w:val="20"/>
               </w:rPr>
             </w:pPr>
             <w:r>
               <w:rPr>
-                <w:rFonts w:ascii="宋体" w:eastAsia="宋体" w:hAnsi="宋体" w:cs="宋体"/>
+                <w:rFonts w:ascii="宋体" w:hAnsi="宋体" w:eastAsia="宋体" w:cs="宋体"/>
                 <w:spacing w:val="7"/>
                 <w:sz w:val="20"/>
                 <w:szCs w:val="20"/>
@@ -1021,11 +1028,11 @@
               <w:adjustRightInd w:val="0"/>
               <w:snapToGrid w:val="0"/>
               <w:spacing w:before="175" w:line="228" w:lineRule="auto"/>
-              <w:ind w:left="0" w:right="0" w:firstLine="0" w:leftChars="0" w:rightChars="0" w:firstLineChars="0"/>
+              <w:ind w:left="0" w:leftChars="0" w:right="0" w:rightChars="0" w:firstLine="0" w:firstLineChars="0"/>
               <w:jc w:val="center"/>
               <w:textAlignment w:val="baseline"/>
               <w:rPr>
-                <w:rFonts w:ascii="宋体" w:eastAsia="宋体" w:hAnsi="宋体" w:cs="宋体" w:hint="eastAsia"/>
+                <w:rFonts w:hint="eastAsia" w:ascii="宋体" w:hAnsi="宋体" w:eastAsia="宋体" w:cs="宋体"/>
                 <w:spacing w:val="7"/>
                 <w:sz w:val="20"/>
                 <w:szCs w:val="20"/>
@@ -1034,7 +1041,7 @@
             </w:pPr>
             <w:r>
               <w:rPr>
-                <w:rFonts w:ascii="宋体" w:hAnsi="宋体" w:cs="宋体" w:hint="eastAsia"/>
+                <w:rFonts w:hint="eastAsia" w:ascii="宋体" w:hAnsi="宋体" w:cs="宋体"/>
                 <w:spacing w:val="7"/>
                 <w:sz w:val="20"/>
                 <w:szCs w:val="20"/>
@@ -1063,11 +1070,11 @@
               <w:adjustRightInd w:val="0"/>
               <w:snapToGrid w:val="0"/>
               <w:spacing w:before="175" w:line="228" w:lineRule="auto"/>
-              <w:ind w:left="0" w:right="0" w:firstLine="0" w:leftChars="0" w:rightChars="0" w:firstLineChars="0"/>
+              <w:ind w:left="0" w:leftChars="0" w:right="0" w:rightChars="0" w:firstLine="0" w:firstLineChars="0"/>
               <w:jc w:val="center"/>
               <w:textAlignment w:val="baseline"/>
               <w:rPr>
-                <w:rFonts w:ascii="宋体" w:hAnsi="宋体" w:cs="宋体" w:hint="default"/>
+                <w:rFonts w:hint="default" w:ascii="宋体" w:hAnsi="宋体" w:cs="宋体"/>
                 <w:spacing w:val="7"/>
                 <w:sz w:val="20"/>
                 <w:szCs w:val="20"/>
@@ -1076,7 +1083,7 @@
             </w:pPr>
             <w:r>
               <w:rPr>
-                <w:rFonts w:ascii="宋体" w:hAnsi="宋体" w:cs="宋体" w:hint="eastAsia"/>
+                <w:rFonts w:hint="eastAsia" w:ascii="宋体" w:hAnsi="宋体" w:cs="宋体"/>
                 <w:spacing w:val="7"/>
                 <w:sz w:val="20"/>
                 <w:szCs w:val="20"/>
@@ -1105,18 +1112,18 @@
               <w:adjustRightInd w:val="0"/>
               <w:snapToGrid w:val="0"/>
               <w:spacing w:before="176" w:line="229" w:lineRule="auto"/>
-              <w:ind w:left="0" w:right="0" w:firstLine="0" w:leftChars="0" w:rightChars="0" w:firstLineChars="0"/>
+              <w:ind w:left="0" w:leftChars="0" w:right="0" w:rightChars="0" w:firstLine="0" w:firstLineChars="0"/>
               <w:jc w:val="center"/>
               <w:textAlignment w:val="baseline"/>
               <w:rPr>
-                <w:rFonts w:ascii="宋体" w:eastAsia="宋体" w:hAnsi="宋体" w:cs="宋体"/>
+                <w:rFonts w:ascii="宋体" w:hAnsi="宋体" w:eastAsia="宋体" w:cs="宋体"/>
                 <w:sz w:val="20"/>
                 <w:szCs w:val="20"/>
               </w:rPr>
             </w:pPr>
             <w:r>
               <w:rPr>
-                <w:rFonts w:ascii="宋体" w:eastAsia="宋体" w:hAnsi="宋体" w:cs="宋体"/>
+                <w:rFonts w:ascii="宋体" w:hAnsi="宋体" w:eastAsia="宋体" w:cs="宋体"/>
                 <w:spacing w:val="7"/>
                 <w:sz w:val="20"/>
                 <w:szCs w:val="20"/>
@@ -1128,9 +1135,14 @@
       </w:tr>
       <w:tr>
         <w:tblPrEx>
-          <w:tblW w:w="8214" w:type="dxa"/>
-          <w:jc w:val="center"/>
-          <w:tblLayout w:type="fixed"/>
+          <w:tblBorders>
+            <w:top w:val="single" w:color="000000" w:sz="2" w:space="0"/>
+            <w:left w:val="single" w:color="000000" w:sz="2" w:space="0"/>
+            <w:bottom w:val="single" w:color="000000" w:sz="2" w:space="0"/>
+            <w:right w:val="single" w:color="000000" w:sz="2" w:space="0"/>
+            <w:insideH w:val="single" w:color="000000" w:sz="2" w:space="0"/>
+            <w:insideV w:val="single" w:color="000000" w:sz="2" w:space="0"/>
+          </w:tblBorders>
           <w:tblCellMar>
             <w:top w:w="0" w:type="dxa"/>
             <w:left w:w="0" w:type="dxa"/>
@@ -1139,7 +1151,7 @@
           </w:tblCellMar>
         </w:tblPrEx>
         <w:trPr>
-          <w:trHeight w:val="516"/>
+          <w:trHeight w:val="516" w:hRule="atLeast"/>
           <w:jc w:val="center"/>
         </w:trPr>
         <w:tc>
@@ -1162,11 +1174,11 @@
               <w:adjustRightInd w:val="0"/>
               <w:snapToGrid w:val="0"/>
               <w:spacing w:before="173" w:line="267" w:lineRule="exact"/>
-              <w:ind w:left="0" w:right="0" w:firstLine="0" w:leftChars="0" w:rightChars="0" w:firstLineChars="0"/>
+              <w:ind w:left="0" w:leftChars="0" w:right="0" w:rightChars="0" w:firstLine="0" w:firstLineChars="0"/>
               <w:jc w:val="center"/>
               <w:textAlignment w:val="baseline"/>
               <w:rPr>
-                <w:rFonts w:ascii="宋体" w:eastAsia="宋体" w:hAnsi="宋体" w:cs="宋体" w:hint="default"/>
+                <w:rFonts w:hint="default" w:ascii="宋体" w:hAnsi="宋体" w:eastAsia="宋体" w:cs="宋体"/>
                 <w:snapToGrid w:val="0"/>
                 <w:color w:val="000000"/>
                 <w:kern w:val="0"/>
@@ -1177,13 +1189,24 @@
             </w:pPr>
             <w:r>
               <w:rPr>
-                <w:rFonts w:ascii="宋体" w:eastAsia="宋体" w:hAnsi="宋体" w:cs="宋体"/>
+                <w:rFonts w:ascii="宋体" w:hAnsi="宋体" w:eastAsia="宋体" w:cs="宋体"/>
                 <w:spacing w:val="3"/>
                 <w:position w:val="1"/>
                 <w:sz w:val="20"/>
                 <w:szCs w:val="20"/>
               </w:rPr>
-              <w:t>2022.6.20</w:t>
+              <w:t>2025.1.</w:t>
+            </w:r>
+            <w:r>
+              <w:rPr>
+                <w:rFonts w:hint="eastAsia" w:ascii="宋体" w:hAnsi="宋体" w:cs="宋体"/>
+                <w:spacing w:val="3"/>
+                <w:position w:val="1"/>
+                <w:sz w:val="20"/>
+                <w:szCs w:val="20"/>
+                <w:lang w:val="en-US" w:eastAsia="zh-CN"/>
+              </w:rPr>
+              <w:t>10</w:t>
             </w:r>
           </w:p>
         </w:tc>
@@ -1207,11 +1230,11 @@
               <w:adjustRightInd w:val="0"/>
               <w:snapToGrid w:val="0"/>
               <w:spacing w:before="173" w:line="267" w:lineRule="exact"/>
-              <w:ind w:left="0" w:right="0" w:firstLine="0" w:leftChars="0" w:rightChars="0" w:firstLineChars="0"/>
+              <w:ind w:left="0" w:leftChars="0" w:right="0" w:rightChars="0" w:firstLine="0" w:firstLineChars="0"/>
               <w:jc w:val="center"/>
               <w:textAlignment w:val="baseline"/>
               <w:rPr>
-                <w:rFonts w:ascii="宋体" w:eastAsia="宋体" w:hAnsi="宋体" w:cs="宋体"/>
+                <w:rFonts w:ascii="宋体" w:hAnsi="宋体" w:eastAsia="宋体" w:cs="宋体"/>
                 <w:snapToGrid w:val="0"/>
                 <w:color w:val="000000"/>
                 <w:kern w:val="0"/>
@@ -1222,7 +1245,7 @@
             </w:pPr>
             <w:r>
               <w:rPr>
-                <w:rFonts w:ascii="宋体" w:eastAsia="宋体" w:hAnsi="宋体" w:cs="宋体"/>
+                <w:rFonts w:ascii="宋体" w:hAnsi="宋体" w:eastAsia="宋体" w:cs="宋体"/>
                 <w:spacing w:val="4"/>
                 <w:position w:val="1"/>
                 <w:sz w:val="20"/>
@@ -1252,11 +1275,11 @@
               <w:adjustRightInd w:val="0"/>
               <w:snapToGrid w:val="0"/>
               <w:spacing w:before="172" w:line="228" w:lineRule="auto"/>
-              <w:ind w:left="0" w:right="0" w:firstLine="0" w:leftChars="0" w:rightChars="0" w:firstLineChars="0"/>
+              <w:ind w:left="0" w:leftChars="0" w:right="0" w:rightChars="0" w:firstLine="0" w:firstLineChars="0"/>
               <w:jc w:val="center"/>
               <w:textAlignment w:val="baseline"/>
               <w:rPr>
-                <w:rFonts w:ascii="宋体" w:eastAsia="宋体" w:hAnsi="宋体" w:cs="宋体"/>
+                <w:rFonts w:ascii="宋体" w:hAnsi="宋体" w:eastAsia="宋体" w:cs="宋体"/>
                 <w:snapToGrid w:val="0"/>
                 <w:color w:val="000000"/>
                 <w:kern w:val="0"/>
@@ -1267,7 +1290,7 @@
             </w:pPr>
             <w:r>
               <w:rPr>
-                <w:rFonts w:ascii="宋体" w:eastAsia="宋体" w:hAnsi="宋体" w:cs="宋体"/>
+                <w:rFonts w:ascii="宋体" w:hAnsi="宋体" w:eastAsia="宋体" w:cs="宋体"/>
                 <w:spacing w:val="200"/>
                 <w:kern w:val="0"/>
                 <w:sz w:val="20"/>
@@ -1277,7 +1300,7 @@
             </w:r>
             <w:r>
               <w:rPr>
-                <w:rFonts w:ascii="宋体" w:eastAsia="宋体" w:hAnsi="宋体" w:cs="宋体"/>
+                <w:rFonts w:ascii="宋体" w:hAnsi="宋体" w:eastAsia="宋体" w:cs="宋体"/>
                 <w:spacing w:val="0"/>
                 <w:kern w:val="0"/>
                 <w:sz w:val="20"/>
@@ -1307,11 +1330,11 @@
               <w:adjustRightInd w:val="0"/>
               <w:snapToGrid w:val="0"/>
               <w:spacing w:before="172" w:line="228" w:lineRule="auto"/>
-              <w:ind w:left="0" w:right="0" w:firstLine="0" w:leftChars="0" w:rightChars="0" w:firstLineChars="0"/>
+              <w:ind w:left="0" w:leftChars="0" w:right="0" w:rightChars="0" w:firstLine="0" w:firstLineChars="0"/>
               <w:jc w:val="center"/>
               <w:textAlignment w:val="baseline"/>
               <w:rPr>
-                <w:rFonts w:ascii="宋体" w:eastAsia="宋体" w:hAnsi="宋体" w:cs="宋体"/>
+                <w:rFonts w:ascii="宋体" w:hAnsi="宋体" w:eastAsia="宋体" w:cs="宋体"/>
                 <w:snapToGrid w:val="0"/>
                 <w:color w:val="000000"/>
                 <w:spacing w:val="200"/>
@@ -1323,7 +1346,7 @@
             </w:pPr>
             <w:r>
               <w:rPr>
-                <w:rFonts w:ascii="宋体" w:hAnsi="宋体" w:cs="宋体" w:hint="eastAsia"/>
+                <w:rFonts w:hint="eastAsia" w:ascii="宋体" w:hAnsi="宋体" w:cs="宋体"/>
                 <w:spacing w:val="200"/>
                 <w:kern w:val="0"/>
                 <w:sz w:val="20"/>
@@ -1354,11 +1377,11 @@
               <w:adjustRightInd w:val="0"/>
               <w:snapToGrid w:val="0"/>
               <w:spacing w:before="173" w:line="229" w:lineRule="auto"/>
-              <w:ind w:left="0" w:right="0" w:firstLine="0" w:leftChars="0" w:rightChars="0" w:firstLineChars="0"/>
+              <w:ind w:left="0" w:leftChars="0" w:right="0" w:rightChars="0" w:firstLine="0" w:firstLineChars="0"/>
               <w:jc w:val="center"/>
               <w:textAlignment w:val="baseline"/>
               <w:rPr>
-                <w:rFonts w:ascii="宋体" w:eastAsia="宋体" w:hAnsi="宋体" w:cs="宋体"/>
+                <w:rFonts w:ascii="宋体" w:hAnsi="宋体" w:eastAsia="宋体" w:cs="宋体"/>
                 <w:snapToGrid w:val="0"/>
                 <w:color w:val="000000"/>
                 <w:spacing w:val="200"/>
@@ -1370,7 +1393,7 @@
             </w:pPr>
             <w:r>
               <w:rPr>
-                <w:rFonts w:asciiTheme="minorAscii" w:eastAsiaTheme="minorEastAsia" w:hAnsiTheme="minorAscii" w:hint="eastAsia"/>
+                <w:rFonts w:hint="eastAsia" w:asciiTheme="minorAscii" w:hAnsiTheme="minorAscii" w:eastAsiaTheme="minorEastAsia"/>
                 <w:spacing w:val="0"/>
                 <w:kern w:val="0"/>
                 <w:sz w:val="21"/>
@@ -1401,11 +1424,11 @@
               <w:adjustRightInd w:val="0"/>
               <w:snapToGrid w:val="0"/>
               <w:spacing w:before="173" w:line="229" w:lineRule="auto"/>
-              <w:ind w:left="0" w:right="0" w:firstLine="0" w:leftChars="0" w:rightChars="0" w:firstLineChars="0"/>
+              <w:ind w:left="0" w:leftChars="0" w:right="0" w:rightChars="0" w:firstLine="0" w:firstLineChars="0"/>
               <w:jc w:val="center"/>
               <w:textAlignment w:val="baseline"/>
               <w:rPr>
-                <w:rFonts w:ascii="宋体" w:eastAsia="宋体" w:hAnsi="宋体" w:cs="宋体"/>
+                <w:rFonts w:ascii="宋体" w:hAnsi="宋体" w:eastAsia="宋体" w:cs="宋体"/>
                 <w:snapToGrid w:val="0"/>
                 <w:color w:val="000000"/>
                 <w:kern w:val="0"/>
@@ -1416,7 +1439,7 @@
             </w:pPr>
             <w:r>
               <w:rPr>
-                <w:rFonts w:asciiTheme="minorAscii" w:eastAsiaTheme="minorEastAsia" w:hAnsiTheme="minorAscii" w:hint="eastAsia"/>
+                <w:rFonts w:hint="eastAsia" w:asciiTheme="minorAscii" w:hAnsiTheme="minorAscii" w:eastAsiaTheme="minorEastAsia"/>
                 <w:spacing w:val="0"/>
                 <w:kern w:val="0"/>
                 <w:sz w:val="21"/>
@@ -1430,9 +1453,14 @@
       </w:tr>
       <w:tr>
         <w:tblPrEx>
-          <w:tblW w:w="8214" w:type="dxa"/>
-          <w:jc w:val="center"/>
-          <w:tblLayout w:type="fixed"/>
+          <w:tblBorders>
+            <w:top w:val="single" w:color="000000" w:sz="2" w:space="0"/>
+            <w:left w:val="single" w:color="000000" w:sz="2" w:space="0"/>
+            <w:bottom w:val="single" w:color="000000" w:sz="2" w:space="0"/>
+            <w:right w:val="single" w:color="000000" w:sz="2" w:space="0"/>
+            <w:insideH w:val="single" w:color="000000" w:sz="2" w:space="0"/>
+            <w:insideV w:val="single" w:color="000000" w:sz="2" w:space="0"/>
+          </w:tblBorders>
           <w:tblCellMar>
             <w:top w:w="0" w:type="dxa"/>
             <w:left w:w="0" w:type="dxa"/>
@@ -1441,7 +1469,7 @@
           </w:tblCellMar>
         </w:tblPrEx>
         <w:trPr>
-          <w:trHeight w:val="556"/>
+          <w:trHeight w:val="516" w:hRule="atLeast"/>
           <w:jc w:val="center"/>
         </w:trPr>
         <w:tc>
@@ -1464,40 +1492,21 @@
               <w:adjustRightInd w:val="0"/>
               <w:snapToGrid w:val="0"/>
               <w:spacing w:before="173" w:line="267" w:lineRule="exact"/>
-              <w:ind w:left="0" w:right="0" w:firstLine="0" w:leftChars="0" w:rightChars="0" w:firstLineChars="0"/>
+              <w:ind w:left="0" w:leftChars="0" w:right="0" w:rightChars="0" w:firstLine="0" w:firstLineChars="0"/>
               <w:jc w:val="center"/>
               <w:textAlignment w:val="baseline"/>
               <w:rPr>
-                <w:rFonts w:ascii="Arial" w:eastAsia="宋体" w:hAnsi="Arial" w:cs="Arial"/>
+                <w:rFonts w:hint="default" w:ascii="宋体" w:hAnsi="宋体" w:eastAsia="宋体" w:cs="宋体"/>
                 <w:snapToGrid w:val="0"/>
                 <w:color w:val="000000"/>
                 <w:kern w:val="0"/>
-                <w:sz w:val="21"/>
-                <w:szCs w:val="21"/>
-                <w:lang w:val="en-US" w:eastAsia="en-US" w:bidi="ar-SA"/>
-              </w:rPr>
-            </w:pPr>
-            <w:r>
-              <w:rPr>
-                <w:rFonts w:ascii="宋体" w:eastAsia="宋体" w:hAnsi="宋体" w:cs="宋体"/>
-                <w:spacing w:val="3"/>
-                <w:position w:val="1"/>
                 <w:sz w:val="20"/>
                 <w:szCs w:val="20"/>
-              </w:rPr>
-              <w:t>2025.1.</w:t>
-            </w:r>
-            <w:r>
-              <w:rPr>
-                <w:rFonts w:ascii="宋体" w:hAnsi="宋体" w:cs="宋体" w:hint="eastAsia"/>
-                <w:spacing w:val="3"/>
-                <w:position w:val="1"/>
-                <w:sz w:val="20"/>
-                <w:szCs w:val="20"/>
-                <w:lang w:val="en-US" w:eastAsia="zh-CN"/>
-              </w:rPr>
-              <w:t>10</w:t>
-            </w:r>
+                <w:lang w:val="en-US" w:eastAsia="en-US" w:bidi="ar-SA"/>
+              </w:rPr>
+            </w:pPr>
+            <w:bookmarkStart w:id="23" w:name="_GoBack"/>
+            <w:bookmarkEnd w:id="23"/>
           </w:p>
         </w:tc>
         <w:tc>
@@ -1520,29 +1529,19 @@
               <w:adjustRightInd w:val="0"/>
               <w:snapToGrid w:val="0"/>
               <w:spacing w:before="173" w:line="267" w:lineRule="exact"/>
-              <w:ind w:left="0" w:right="0" w:firstLine="0" w:leftChars="0" w:rightChars="0" w:firstLineChars="0"/>
+              <w:ind w:left="0" w:leftChars="0" w:right="0" w:rightChars="0" w:firstLine="0" w:firstLineChars="0"/>
               <w:jc w:val="center"/>
               <w:textAlignment w:val="baseline"/>
               <w:rPr>
-                <w:rFonts w:ascii="Arial" w:eastAsia="宋体" w:hAnsi="Arial" w:cs="Arial"/>
+                <w:rFonts w:ascii="宋体" w:hAnsi="宋体" w:eastAsia="宋体" w:cs="宋体"/>
                 <w:snapToGrid w:val="0"/>
                 <w:color w:val="000000"/>
                 <w:kern w:val="0"/>
-                <w:sz w:val="21"/>
-                <w:szCs w:val="21"/>
-                <w:lang w:val="en-US" w:eastAsia="en-US" w:bidi="ar-SA"/>
-              </w:rPr>
-            </w:pPr>
-            <w:r>
-              <w:rPr>
-                <w:rFonts w:ascii="宋体" w:eastAsia="宋体" w:hAnsi="宋体" w:cs="宋体"/>
-                <w:spacing w:val="4"/>
-                <w:position w:val="1"/>
                 <w:sz w:val="20"/>
                 <w:szCs w:val="20"/>
-              </w:rPr>
-              <w:t>V1.0</w:t>
-            </w:r>
+                <w:lang w:val="en-US" w:eastAsia="en-US" w:bidi="ar-SA"/>
+              </w:rPr>
+            </w:pPr>
           </w:p>
         </w:tc>
         <w:tc>
@@ -1565,33 +1564,19 @@
               <w:adjustRightInd w:val="0"/>
               <w:snapToGrid w:val="0"/>
               <w:spacing w:before="172" w:line="228" w:lineRule="auto"/>
-              <w:ind w:left="0" w:right="0" w:firstLine="0" w:leftChars="0" w:rightChars="0" w:firstLineChars="0"/>
+              <w:ind w:left="0" w:leftChars="0" w:right="0" w:rightChars="0" w:firstLine="0" w:firstLineChars="0"/>
               <w:jc w:val="center"/>
               <w:textAlignment w:val="baseline"/>
               <w:rPr>
-                <w:rFonts w:ascii="Arial" w:eastAsia="宋体" w:hAnsi="Arial" w:cs="Arial" w:hint="default"/>
+                <w:rFonts w:ascii="宋体" w:hAnsi="宋体" w:eastAsia="宋体" w:cs="宋体"/>
                 <w:snapToGrid w:val="0"/>
                 <w:color w:val="000000"/>
                 <w:kern w:val="0"/>
-                <w:sz w:val="21"/>
-                <w:szCs w:val="21"/>
-                <w:lang w:val="en-US" w:eastAsia="zh-CN" w:bidi="ar-SA"/>
+                <w:sz w:val="20"/>
+                <w:szCs w:val="20"/>
+                <w:lang w:val="en-US" w:eastAsia="en-US" w:bidi="ar-SA"/>
               </w:rPr>
             </w:pPr>
-            <w:r>
-              <w:rPr>
-                <w:rFonts w:cs="Arial" w:hint="eastAsia"/>
-                <w:snapToGrid w:val="0"/>
-                <w:color w:val="000000"/>
-                <w:kern w:val="0"/>
-                <w:sz w:val="21"/>
-                <w:szCs w:val="21"/>
-                <w:lang w:val="en-US" w:eastAsia="zh-CN" w:bidi="ar-SA"/>
-              </w:rPr>
-              <w:t>修订问题评审</w:t>
-            </w:r>
-            <w:bookmarkStart w:id="2" w:name="_GoBack"/>
-            <w:bookmarkEnd w:id="2"/>
           </w:p>
         </w:tc>
         <w:tc>
@@ -1614,30 +1599,20 @@
               <w:adjustRightInd w:val="0"/>
               <w:snapToGrid w:val="0"/>
               <w:spacing w:before="172" w:line="228" w:lineRule="auto"/>
-              <w:ind w:left="0" w:right="0" w:firstLine="0" w:leftChars="0" w:rightChars="0" w:firstLineChars="0"/>
+              <w:ind w:left="0" w:leftChars="0" w:right="0" w:rightChars="0" w:firstLine="0" w:firstLineChars="0"/>
               <w:jc w:val="center"/>
               <w:textAlignment w:val="baseline"/>
               <w:rPr>
-                <w:rFonts w:ascii="Arial" w:eastAsia="宋体" w:hAnsi="Arial" w:cs="Arial"/>
+                <w:rFonts w:ascii="宋体" w:hAnsi="宋体" w:eastAsia="宋体" w:cs="宋体"/>
                 <w:snapToGrid w:val="0"/>
                 <w:color w:val="000000"/>
-                <w:kern w:val="0"/>
-                <w:sz w:val="21"/>
-                <w:szCs w:val="21"/>
-                <w:lang w:val="en-US" w:eastAsia="en-US" w:bidi="ar-SA"/>
-              </w:rPr>
-            </w:pPr>
-            <w:r>
-              <w:rPr>
-                <w:rFonts w:ascii="宋体" w:hAnsi="宋体" w:cs="宋体" w:hint="eastAsia"/>
                 <w:spacing w:val="200"/>
                 <w:kern w:val="0"/>
                 <w:sz w:val="20"/>
                 <w:szCs w:val="20"/>
-                <w:lang w:val="en-US" w:eastAsia="zh-CN"/>
-              </w:rPr>
-              <w:t>程方</w:t>
-            </w:r>
+                <w:lang w:val="en-US" w:eastAsia="en-US" w:bidi="ar-SA"/>
+              </w:rPr>
+            </w:pPr>
           </w:p>
         </w:tc>
         <w:tc>
@@ -1660,30 +1635,20 @@
               <w:adjustRightInd w:val="0"/>
               <w:snapToGrid w:val="0"/>
               <w:spacing w:before="173" w:line="229" w:lineRule="auto"/>
-              <w:ind w:left="0" w:right="0" w:firstLine="0" w:leftChars="0" w:rightChars="0" w:firstLineChars="0"/>
+              <w:ind w:left="0" w:leftChars="0" w:right="0" w:rightChars="0" w:firstLine="0" w:firstLineChars="0"/>
               <w:jc w:val="center"/>
               <w:textAlignment w:val="baseline"/>
               <w:rPr>
-                <w:rFonts w:ascii="Arial" w:eastAsia="宋体" w:hAnsi="Arial" w:cs="Arial"/>
+                <w:rFonts w:ascii="宋体" w:hAnsi="宋体" w:eastAsia="宋体" w:cs="宋体"/>
                 <w:snapToGrid w:val="0"/>
                 <w:color w:val="000000"/>
+                <w:spacing w:val="200"/>
                 <w:kern w:val="0"/>
-                <w:sz w:val="21"/>
-                <w:szCs w:val="21"/>
+                <w:sz w:val="20"/>
+                <w:szCs w:val="20"/>
                 <w:lang w:val="en-US" w:eastAsia="en-US" w:bidi="ar-SA"/>
               </w:rPr>
             </w:pPr>
-            <w:r>
-              <w:rPr>
-                <w:rFonts w:asciiTheme="minorAscii" w:eastAsiaTheme="minorEastAsia" w:hAnsiTheme="minorAscii" w:hint="eastAsia"/>
-                <w:spacing w:val="0"/>
-                <w:kern w:val="0"/>
-                <w:sz w:val="21"/>
-                <w:vertAlign w:val="baseline"/>
-                <w:lang w:val="en-US" w:eastAsia="zh-CN"/>
-              </w:rPr>
-              <w:t>茅建根</w:t>
-            </w:r>
           </w:p>
         </w:tc>
         <w:tc>
@@ -1706,38 +1671,32 @@
               <w:adjustRightInd w:val="0"/>
               <w:snapToGrid w:val="0"/>
               <w:spacing w:before="173" w:line="229" w:lineRule="auto"/>
-              <w:ind w:left="0" w:right="0" w:firstLine="0" w:leftChars="0" w:rightChars="0" w:firstLineChars="0"/>
+              <w:ind w:left="0" w:leftChars="0" w:right="0" w:rightChars="0" w:firstLine="0" w:firstLineChars="0"/>
               <w:jc w:val="center"/>
               <w:textAlignment w:val="baseline"/>
               <w:rPr>
-                <w:rFonts w:ascii="Arial" w:eastAsia="宋体" w:hAnsi="Arial" w:cs="Arial"/>
+                <w:rFonts w:ascii="宋体" w:hAnsi="宋体" w:eastAsia="宋体" w:cs="宋体"/>
                 <w:snapToGrid w:val="0"/>
                 <w:color w:val="000000"/>
                 <w:kern w:val="0"/>
-                <w:sz w:val="21"/>
-                <w:szCs w:val="21"/>
+                <w:sz w:val="20"/>
+                <w:szCs w:val="20"/>
                 <w:lang w:val="en-US" w:eastAsia="en-US" w:bidi="ar-SA"/>
               </w:rPr>
             </w:pPr>
-            <w:r>
-              <w:rPr>
-                <w:rFonts w:asciiTheme="minorAscii" w:eastAsiaTheme="minorEastAsia" w:hAnsiTheme="minorAscii" w:hint="eastAsia"/>
-                <w:spacing w:val="0"/>
-                <w:kern w:val="0"/>
-                <w:sz w:val="21"/>
-                <w:vertAlign w:val="baseline"/>
-                <w:lang w:val="en-US" w:eastAsia="zh-CN"/>
-              </w:rPr>
-              <w:t>吴亚红</w:t>
-            </w:r>
           </w:p>
         </w:tc>
       </w:tr>
       <w:tr>
         <w:tblPrEx>
-          <w:tblW w:w="8214" w:type="dxa"/>
-          <w:jc w:val="center"/>
-          <w:tblLayout w:type="fixed"/>
+          <w:tblBorders>
+            <w:top w:val="single" w:color="000000" w:sz="2" w:space="0"/>
+            <w:left w:val="single" w:color="000000" w:sz="2" w:space="0"/>
+            <w:bottom w:val="single" w:color="000000" w:sz="2" w:space="0"/>
+            <w:right w:val="single" w:color="000000" w:sz="2" w:space="0"/>
+            <w:insideH w:val="single" w:color="000000" w:sz="2" w:space="0"/>
+            <w:insideV w:val="single" w:color="000000" w:sz="2" w:space="0"/>
+          </w:tblBorders>
           <w:tblCellMar>
             <w:top w:w="0" w:type="dxa"/>
             <w:left w:w="0" w:type="dxa"/>
@@ -1746,16 +1705,16 @@
           </w:tblCellMar>
         </w:tblPrEx>
         <w:trPr>
-          <w:trHeight w:val="556"/>
+          <w:trHeight w:val="556" w:hRule="atLeast"/>
           <w:jc w:val="center"/>
         </w:trPr>
         <w:tc>
           <w:tcPr>
             <w:tcW w:w="1317" w:type="dxa"/>
+            <w:shd w:val="clear" w:color="auto" w:fill="auto"/>
           </w:tcPr>
           <w:p>
             <w:pPr>
-              <w:pStyle w:val="TableText"/>
               <w:keepNext w:val="0"/>
               <w:keepLines w:val="0"/>
               <w:pageBreakBefore w:val="0"/>
@@ -1768,19 +1727,29 @@
               <w:bidi w:val="0"/>
               <w:adjustRightInd w:val="0"/>
               <w:snapToGrid w:val="0"/>
-              <w:ind w:left="0" w:right="0" w:firstLine="0" w:leftChars="0" w:rightChars="0" w:firstLineChars="0"/>
+              <w:spacing w:before="173" w:line="267" w:lineRule="exact"/>
+              <w:ind w:left="0" w:leftChars="0" w:right="0" w:rightChars="0" w:firstLine="0" w:firstLineChars="0"/>
               <w:jc w:val="center"/>
               <w:textAlignment w:val="baseline"/>
+              <w:rPr>
+                <w:rFonts w:ascii="Arial" w:hAnsi="Arial" w:eastAsia="宋体" w:cs="Arial"/>
+                <w:snapToGrid w:val="0"/>
+                <w:color w:val="000000"/>
+                <w:kern w:val="0"/>
+                <w:sz w:val="21"/>
+                <w:szCs w:val="21"/>
+                <w:lang w:val="en-US" w:eastAsia="en-US" w:bidi="ar-SA"/>
+              </w:rPr>
             </w:pPr>
           </w:p>
         </w:tc>
         <w:tc>
           <w:tcPr>
             <w:tcW w:w="972" w:type="dxa"/>
+            <w:shd w:val="clear" w:color="auto" w:fill="auto"/>
           </w:tcPr>
           <w:p>
             <w:pPr>
-              <w:pStyle w:val="TableText"/>
               <w:keepNext w:val="0"/>
               <w:keepLines w:val="0"/>
               <w:pageBreakBefore w:val="0"/>
@@ -1793,19 +1762,29 @@
               <w:bidi w:val="0"/>
               <w:adjustRightInd w:val="0"/>
               <w:snapToGrid w:val="0"/>
-              <w:ind w:left="0" w:right="0" w:firstLine="0" w:leftChars="0" w:rightChars="0" w:firstLineChars="0"/>
+              <w:spacing w:before="173" w:line="267" w:lineRule="exact"/>
+              <w:ind w:left="0" w:leftChars="0" w:right="0" w:rightChars="0" w:firstLine="0" w:firstLineChars="0"/>
               <w:jc w:val="center"/>
               <w:textAlignment w:val="baseline"/>
+              <w:rPr>
+                <w:rFonts w:ascii="Arial" w:hAnsi="Arial" w:eastAsia="宋体" w:cs="Arial"/>
+                <w:snapToGrid w:val="0"/>
+                <w:color w:val="000000"/>
+                <w:kern w:val="0"/>
+                <w:sz w:val="21"/>
+                <w:szCs w:val="21"/>
+                <w:lang w:val="en-US" w:eastAsia="en-US" w:bidi="ar-SA"/>
+              </w:rPr>
             </w:pPr>
           </w:p>
         </w:tc>
         <w:tc>
           <w:tcPr>
             <w:tcW w:w="1575" w:type="dxa"/>
+            <w:shd w:val="clear" w:color="auto" w:fill="auto"/>
           </w:tcPr>
           <w:p>
             <w:pPr>
-              <w:pStyle w:val="TableText"/>
               <w:keepNext w:val="0"/>
               <w:keepLines w:val="0"/>
               <w:pageBreakBefore w:val="0"/>
@@ -1818,19 +1797,29 @@
               <w:bidi w:val="0"/>
               <w:adjustRightInd w:val="0"/>
               <w:snapToGrid w:val="0"/>
-              <w:ind w:left="0" w:right="0" w:firstLine="0" w:leftChars="0" w:rightChars="0" w:firstLineChars="0"/>
+              <w:spacing w:before="172" w:line="228" w:lineRule="auto"/>
+              <w:ind w:left="0" w:leftChars="0" w:right="0" w:rightChars="0" w:firstLine="0" w:firstLineChars="0"/>
               <w:jc w:val="center"/>
               <w:textAlignment w:val="baseline"/>
+              <w:rPr>
+                <w:rFonts w:hint="default" w:ascii="Arial" w:hAnsi="Arial" w:eastAsia="宋体" w:cs="Arial"/>
+                <w:snapToGrid w:val="0"/>
+                <w:color w:val="000000"/>
+                <w:kern w:val="0"/>
+                <w:sz w:val="21"/>
+                <w:szCs w:val="21"/>
+                <w:lang w:val="en-US" w:eastAsia="zh-CN" w:bidi="ar-SA"/>
+              </w:rPr>
             </w:pPr>
           </w:p>
         </w:tc>
         <w:tc>
           <w:tcPr>
             <w:tcW w:w="1829" w:type="dxa"/>
+            <w:shd w:val="clear" w:color="auto" w:fill="auto"/>
           </w:tcPr>
           <w:p>
             <w:pPr>
-              <w:pStyle w:val="TableText"/>
               <w:keepNext w:val="0"/>
               <w:keepLines w:val="0"/>
               <w:pageBreakBefore w:val="0"/>
@@ -1843,19 +1832,29 @@
               <w:bidi w:val="0"/>
               <w:adjustRightInd w:val="0"/>
               <w:snapToGrid w:val="0"/>
-              <w:ind w:left="0" w:right="0" w:firstLine="0" w:leftChars="0" w:rightChars="0" w:firstLineChars="0"/>
+              <w:spacing w:before="172" w:line="228" w:lineRule="auto"/>
+              <w:ind w:left="0" w:leftChars="0" w:right="0" w:rightChars="0" w:firstLine="0" w:firstLineChars="0"/>
               <w:jc w:val="center"/>
               <w:textAlignment w:val="baseline"/>
+              <w:rPr>
+                <w:rFonts w:ascii="Arial" w:hAnsi="Arial" w:eastAsia="宋体" w:cs="Arial"/>
+                <w:snapToGrid w:val="0"/>
+                <w:color w:val="000000"/>
+                <w:kern w:val="0"/>
+                <w:sz w:val="21"/>
+                <w:szCs w:val="21"/>
+                <w:lang w:val="en-US" w:eastAsia="en-US" w:bidi="ar-SA"/>
+              </w:rPr>
             </w:pPr>
           </w:p>
         </w:tc>
         <w:tc>
           <w:tcPr>
             <w:tcW w:w="1606" w:type="dxa"/>
+            <w:shd w:val="clear" w:color="auto" w:fill="auto"/>
           </w:tcPr>
           <w:p>
             <w:pPr>
-              <w:pStyle w:val="TableText"/>
               <w:keepNext w:val="0"/>
               <w:keepLines w:val="0"/>
               <w:pageBreakBefore w:val="0"/>
@@ -1868,19 +1867,29 @@
               <w:bidi w:val="0"/>
               <w:adjustRightInd w:val="0"/>
               <w:snapToGrid w:val="0"/>
-              <w:ind w:left="0" w:right="0" w:firstLine="0" w:leftChars="0" w:rightChars="0" w:firstLineChars="0"/>
+              <w:spacing w:before="173" w:line="229" w:lineRule="auto"/>
+              <w:ind w:left="0" w:leftChars="0" w:right="0" w:rightChars="0" w:firstLine="0" w:firstLineChars="0"/>
               <w:jc w:val="center"/>
               <w:textAlignment w:val="baseline"/>
+              <w:rPr>
+                <w:rFonts w:ascii="Arial" w:hAnsi="Arial" w:eastAsia="宋体" w:cs="Arial"/>
+                <w:snapToGrid w:val="0"/>
+                <w:color w:val="000000"/>
+                <w:kern w:val="0"/>
+                <w:sz w:val="21"/>
+                <w:szCs w:val="21"/>
+                <w:lang w:val="en-US" w:eastAsia="en-US" w:bidi="ar-SA"/>
+              </w:rPr>
             </w:pPr>
           </w:p>
         </w:tc>
         <w:tc>
           <w:tcPr>
             <w:tcW w:w="915" w:type="dxa"/>
+            <w:shd w:val="clear" w:color="auto" w:fill="auto"/>
           </w:tcPr>
           <w:p>
             <w:pPr>
-              <w:pStyle w:val="TableText"/>
               <w:keepNext w:val="0"/>
               <w:keepLines w:val="0"/>
               <w:pageBreakBefore w:val="0"/>
@@ -1893,18 +1902,33 @@
               <w:bidi w:val="0"/>
               <w:adjustRightInd w:val="0"/>
               <w:snapToGrid w:val="0"/>
-              <w:ind w:left="0" w:right="0" w:firstLine="0" w:leftChars="0" w:rightChars="0" w:firstLineChars="0"/>
+              <w:spacing w:before="173" w:line="229" w:lineRule="auto"/>
+              <w:ind w:left="0" w:leftChars="0" w:right="0" w:rightChars="0" w:firstLine="0" w:firstLineChars="0"/>
               <w:jc w:val="center"/>
               <w:textAlignment w:val="baseline"/>
+              <w:rPr>
+                <w:rFonts w:ascii="Arial" w:hAnsi="Arial" w:eastAsia="宋体" w:cs="Arial"/>
+                <w:snapToGrid w:val="0"/>
+                <w:color w:val="000000"/>
+                <w:kern w:val="0"/>
+                <w:sz w:val="21"/>
+                <w:szCs w:val="21"/>
+                <w:lang w:val="en-US" w:eastAsia="en-US" w:bidi="ar-SA"/>
+              </w:rPr>
             </w:pPr>
           </w:p>
         </w:tc>
       </w:tr>
       <w:tr>
         <w:tblPrEx>
-          <w:tblW w:w="8214" w:type="dxa"/>
-          <w:jc w:val="center"/>
-          <w:tblLayout w:type="fixed"/>
+          <w:tblBorders>
+            <w:top w:val="single" w:color="000000" w:sz="2" w:space="0"/>
+            <w:left w:val="single" w:color="000000" w:sz="2" w:space="0"/>
+            <w:bottom w:val="single" w:color="000000" w:sz="2" w:space="0"/>
+            <w:right w:val="single" w:color="000000" w:sz="2" w:space="0"/>
+            <w:insideH w:val="single" w:color="000000" w:sz="2" w:space="0"/>
+            <w:insideV w:val="single" w:color="000000" w:sz="2" w:space="0"/>
+          </w:tblBorders>
           <w:tblCellMar>
             <w:top w:w="0" w:type="dxa"/>
             <w:left w:w="0" w:type="dxa"/>
@@ -1913,7 +1937,7 @@
           </w:tblCellMar>
         </w:tblPrEx>
         <w:trPr>
-          <w:trHeight w:val="557"/>
+          <w:trHeight w:val="556" w:hRule="atLeast"/>
           <w:jc w:val="center"/>
         </w:trPr>
         <w:tc>
@@ -1922,7 +1946,7 @@
           </w:tcPr>
           <w:p>
             <w:pPr>
-              <w:pStyle w:val="TableText"/>
+              <w:pStyle w:val="27"/>
               <w:keepNext w:val="0"/>
               <w:keepLines w:val="0"/>
               <w:pageBreakBefore w:val="0"/>
@@ -1935,7 +1959,7 @@
               <w:bidi w:val="0"/>
               <w:adjustRightInd w:val="0"/>
               <w:snapToGrid w:val="0"/>
-              <w:ind w:left="0" w:right="0" w:firstLine="0" w:leftChars="0" w:rightChars="0" w:firstLineChars="0"/>
+              <w:ind w:left="0" w:leftChars="0" w:right="0" w:rightChars="0" w:firstLine="0" w:firstLineChars="0"/>
               <w:jc w:val="center"/>
               <w:textAlignment w:val="baseline"/>
             </w:pPr>
@@ -1947,7 +1971,7 @@
           </w:tcPr>
           <w:p>
             <w:pPr>
-              <w:pStyle w:val="TableText"/>
+              <w:pStyle w:val="27"/>
               <w:keepNext w:val="0"/>
               <w:keepLines w:val="0"/>
               <w:pageBreakBefore w:val="0"/>
@@ -1960,7 +1984,7 @@
               <w:bidi w:val="0"/>
               <w:adjustRightInd w:val="0"/>
               <w:snapToGrid w:val="0"/>
-              <w:ind w:left="0" w:right="0" w:firstLine="0" w:leftChars="0" w:rightChars="0" w:firstLineChars="0"/>
+              <w:ind w:left="0" w:leftChars="0" w:right="0" w:rightChars="0" w:firstLine="0" w:firstLineChars="0"/>
               <w:jc w:val="center"/>
               <w:textAlignment w:val="baseline"/>
             </w:pPr>
@@ -1972,7 +1996,7 @@
           </w:tcPr>
           <w:p>
             <w:pPr>
-              <w:pStyle w:val="TableText"/>
+              <w:pStyle w:val="27"/>
               <w:keepNext w:val="0"/>
               <w:keepLines w:val="0"/>
               <w:pageBreakBefore w:val="0"/>
@@ -1985,7 +2009,7 @@
               <w:bidi w:val="0"/>
               <w:adjustRightInd w:val="0"/>
               <w:snapToGrid w:val="0"/>
-              <w:ind w:left="0" w:right="0" w:firstLine="0" w:leftChars="0" w:rightChars="0" w:firstLineChars="0"/>
+              <w:ind w:left="0" w:leftChars="0" w:right="0" w:rightChars="0" w:firstLine="0" w:firstLineChars="0"/>
               <w:jc w:val="center"/>
               <w:textAlignment w:val="baseline"/>
             </w:pPr>
@@ -1997,7 +2021,7 @@
           </w:tcPr>
           <w:p>
             <w:pPr>
-              <w:pStyle w:val="TableText"/>
+              <w:pStyle w:val="27"/>
               <w:keepNext w:val="0"/>
               <w:keepLines w:val="0"/>
               <w:pageBreakBefore w:val="0"/>
@@ -2010,7 +2034,7 @@
               <w:bidi w:val="0"/>
               <w:adjustRightInd w:val="0"/>
               <w:snapToGrid w:val="0"/>
-              <w:ind w:left="0" w:right="0" w:firstLine="0" w:leftChars="0" w:rightChars="0" w:firstLineChars="0"/>
+              <w:ind w:left="0" w:leftChars="0" w:right="0" w:rightChars="0" w:firstLine="0" w:firstLineChars="0"/>
               <w:jc w:val="center"/>
               <w:textAlignment w:val="baseline"/>
             </w:pPr>
@@ -2022,7 +2046,7 @@
           </w:tcPr>
           <w:p>
             <w:pPr>
-              <w:pStyle w:val="TableText"/>
+              <w:pStyle w:val="27"/>
               <w:keepNext w:val="0"/>
               <w:keepLines w:val="0"/>
               <w:pageBreakBefore w:val="0"/>
@@ -2035,7 +2059,7 @@
               <w:bidi w:val="0"/>
               <w:adjustRightInd w:val="0"/>
               <w:snapToGrid w:val="0"/>
-              <w:ind w:left="0" w:right="0" w:firstLine="0" w:leftChars="0" w:rightChars="0" w:firstLineChars="0"/>
+              <w:ind w:left="0" w:leftChars="0" w:right="0" w:rightChars="0" w:firstLine="0" w:firstLineChars="0"/>
               <w:jc w:val="center"/>
               <w:textAlignment w:val="baseline"/>
             </w:pPr>
@@ -2047,7 +2071,7 @@
           </w:tcPr>
           <w:p>
             <w:pPr>
-              <w:pStyle w:val="TableText"/>
+              <w:pStyle w:val="27"/>
               <w:keepNext w:val="0"/>
               <w:keepLines w:val="0"/>
               <w:pageBreakBefore w:val="0"/>
@@ -2060,7 +2084,179 @@
               <w:bidi w:val="0"/>
               <w:adjustRightInd w:val="0"/>
               <w:snapToGrid w:val="0"/>
-              <w:ind w:left="0" w:right="0" w:firstLine="0" w:leftChars="0" w:rightChars="0" w:firstLineChars="0"/>
+              <w:ind w:left="0" w:leftChars="0" w:right="0" w:rightChars="0" w:firstLine="0" w:firstLineChars="0"/>
+              <w:jc w:val="center"/>
+              <w:textAlignment w:val="baseline"/>
+            </w:pPr>
+          </w:p>
+        </w:tc>
+      </w:tr>
+      <w:tr>
+        <w:tblPrEx>
+          <w:tblBorders>
+            <w:top w:val="single" w:color="000000" w:sz="2" w:space="0"/>
+            <w:left w:val="single" w:color="000000" w:sz="2" w:space="0"/>
+            <w:bottom w:val="single" w:color="000000" w:sz="2" w:space="0"/>
+            <w:right w:val="single" w:color="000000" w:sz="2" w:space="0"/>
+            <w:insideH w:val="single" w:color="000000" w:sz="2" w:space="0"/>
+            <w:insideV w:val="single" w:color="000000" w:sz="2" w:space="0"/>
+          </w:tblBorders>
+          <w:tblCellMar>
+            <w:top w:w="0" w:type="dxa"/>
+            <w:left w:w="0" w:type="dxa"/>
+            <w:bottom w:w="0" w:type="dxa"/>
+            <w:right w:w="0" w:type="dxa"/>
+          </w:tblCellMar>
+        </w:tblPrEx>
+        <w:trPr>
+          <w:trHeight w:val="557" w:hRule="atLeast"/>
+          <w:jc w:val="center"/>
+        </w:trPr>
+        <w:tc>
+          <w:tcPr>
+            <w:tcW w:w="1317" w:type="dxa"/>
+          </w:tcPr>
+          <w:p>
+            <w:pPr>
+              <w:pStyle w:val="27"/>
+              <w:keepNext w:val="0"/>
+              <w:keepLines w:val="0"/>
+              <w:pageBreakBefore w:val="0"/>
+              <w:widowControl w:val="0"/>
+              <w:kinsoku w:val="0"/>
+              <w:wordWrap/>
+              <w:overflowPunct/>
+              <w:autoSpaceDE w:val="0"/>
+              <w:autoSpaceDN w:val="0"/>
+              <w:bidi w:val="0"/>
+              <w:adjustRightInd w:val="0"/>
+              <w:snapToGrid w:val="0"/>
+              <w:ind w:left="0" w:leftChars="0" w:right="0" w:rightChars="0" w:firstLine="0" w:firstLineChars="0"/>
+              <w:jc w:val="center"/>
+              <w:textAlignment w:val="baseline"/>
+            </w:pPr>
+          </w:p>
+        </w:tc>
+        <w:tc>
+          <w:tcPr>
+            <w:tcW w:w="972" w:type="dxa"/>
+          </w:tcPr>
+          <w:p>
+            <w:pPr>
+              <w:pStyle w:val="27"/>
+              <w:keepNext w:val="0"/>
+              <w:keepLines w:val="0"/>
+              <w:pageBreakBefore w:val="0"/>
+              <w:widowControl w:val="0"/>
+              <w:kinsoku w:val="0"/>
+              <w:wordWrap/>
+              <w:overflowPunct/>
+              <w:autoSpaceDE w:val="0"/>
+              <w:autoSpaceDN w:val="0"/>
+              <w:bidi w:val="0"/>
+              <w:adjustRightInd w:val="0"/>
+              <w:snapToGrid w:val="0"/>
+              <w:ind w:left="0" w:leftChars="0" w:right="0" w:rightChars="0" w:firstLine="0" w:firstLineChars="0"/>
+              <w:jc w:val="center"/>
+              <w:textAlignment w:val="baseline"/>
+            </w:pPr>
+          </w:p>
+        </w:tc>
+        <w:tc>
+          <w:tcPr>
+            <w:tcW w:w="1575" w:type="dxa"/>
+          </w:tcPr>
+          <w:p>
+            <w:pPr>
+              <w:pStyle w:val="27"/>
+              <w:keepNext w:val="0"/>
+              <w:keepLines w:val="0"/>
+              <w:pageBreakBefore w:val="0"/>
+              <w:widowControl w:val="0"/>
+              <w:kinsoku w:val="0"/>
+              <w:wordWrap/>
+              <w:overflowPunct/>
+              <w:autoSpaceDE w:val="0"/>
+              <w:autoSpaceDN w:val="0"/>
+              <w:bidi w:val="0"/>
+              <w:adjustRightInd w:val="0"/>
+              <w:snapToGrid w:val="0"/>
+              <w:ind w:left="0" w:leftChars="0" w:right="0" w:rightChars="0" w:firstLine="0" w:firstLineChars="0"/>
+              <w:jc w:val="center"/>
+              <w:textAlignment w:val="baseline"/>
+            </w:pPr>
+          </w:p>
+        </w:tc>
+        <w:tc>
+          <w:tcPr>
+            <w:tcW w:w="1829" w:type="dxa"/>
+          </w:tcPr>
+          <w:p>
+            <w:pPr>
+              <w:pStyle w:val="27"/>
+              <w:keepNext w:val="0"/>
+              <w:keepLines w:val="0"/>
+              <w:pageBreakBefore w:val="0"/>
+              <w:widowControl w:val="0"/>
+              <w:kinsoku w:val="0"/>
+              <w:wordWrap/>
+              <w:overflowPunct/>
+              <w:autoSpaceDE w:val="0"/>
+              <w:autoSpaceDN w:val="0"/>
+              <w:bidi w:val="0"/>
+              <w:adjustRightInd w:val="0"/>
+              <w:snapToGrid w:val="0"/>
+              <w:ind w:left="0" w:leftChars="0" w:right="0" w:rightChars="0" w:firstLine="0" w:firstLineChars="0"/>
+              <w:jc w:val="center"/>
+              <w:textAlignment w:val="baseline"/>
+            </w:pPr>
+          </w:p>
+        </w:tc>
+        <w:tc>
+          <w:tcPr>
+            <w:tcW w:w="1606" w:type="dxa"/>
+          </w:tcPr>
+          <w:p>
+            <w:pPr>
+              <w:pStyle w:val="27"/>
+              <w:keepNext w:val="0"/>
+              <w:keepLines w:val="0"/>
+              <w:pageBreakBefore w:val="0"/>
+              <w:widowControl w:val="0"/>
+              <w:kinsoku w:val="0"/>
+              <w:wordWrap/>
+              <w:overflowPunct/>
+              <w:autoSpaceDE w:val="0"/>
+              <w:autoSpaceDN w:val="0"/>
+              <w:bidi w:val="0"/>
+              <w:adjustRightInd w:val="0"/>
+              <w:snapToGrid w:val="0"/>
+              <w:ind w:left="0" w:leftChars="0" w:right="0" w:rightChars="0" w:firstLine="0" w:firstLineChars="0"/>
+              <w:jc w:val="center"/>
+              <w:textAlignment w:val="baseline"/>
+            </w:pPr>
+          </w:p>
+        </w:tc>
+        <w:tc>
+          <w:tcPr>
+            <w:tcW w:w="915" w:type="dxa"/>
+          </w:tcPr>
+          <w:p>
+            <w:pPr>
+              <w:pStyle w:val="27"/>
+              <w:keepNext w:val="0"/>
+              <w:keepLines w:val="0"/>
+              <w:pageBreakBefore w:val="0"/>
+              <w:widowControl w:val="0"/>
+              <w:kinsoku w:val="0"/>
+              <w:wordWrap/>
+              <w:overflowPunct/>
+              <w:autoSpaceDE w:val="0"/>
+              <w:autoSpaceDN w:val="0"/>
+              <w:bidi w:val="0"/>
+              <w:adjustRightInd w:val="0"/>
+              <w:snapToGrid w:val="0"/>
+              <w:ind w:left="0" w:leftChars="0" w:right="0" w:rightChars="0" w:firstLine="0" w:firstLineChars="0"/>
               <w:jc w:val="center"/>
               <w:textAlignment w:val="baseline"/>
             </w:pPr>
@@ -2092,7 +2288,7 @@
     <w:sdt>
       <w:sdtPr>
         <w:rPr>
-          <w:rFonts w:ascii="宋体" w:eastAsia="宋体" w:hAnsi="宋体" w:cs="Arial"/>
+          <w:rFonts w:ascii="宋体" w:hAnsi="宋体" w:eastAsia="宋体" w:cs="Arial"/>
           <w:snapToGrid w:val="0"/>
           <w:color w:val="000000"/>
           <w:kern w:val="0"/>
@@ -2108,7 +2304,7 @@
       </w:sdtPr>
       <w:sdtEndPr>
         <w:rPr>
-          <w:rFonts w:ascii="宋体" w:eastAsia="宋体" w:hAnsi="宋体" w:cs="宋体" w:hint="eastAsia"/>
+          <w:rFonts w:hint="eastAsia" w:ascii="宋体" w:hAnsi="宋体" w:eastAsia="宋体" w:cs="宋体"/>
           <w:snapToGrid w:val="0"/>
           <w:color w:val="000000"/>
           <w:kern w:val="0"/>
@@ -2134,18 +2330,18 @@
             <w:adjustRightInd w:val="0"/>
             <w:snapToGrid w:val="0"/>
             <w:spacing w:before="0" w:beforeLines="0" w:after="0" w:afterLines="0" w:line="240" w:lineRule="auto"/>
-            <w:ind w:left="0" w:right="0" w:firstLine="0" w:leftChars="0" w:rightChars="0" w:firstLineChars="0"/>
+            <w:ind w:left="0" w:leftChars="0" w:right="0" w:rightChars="0" w:firstLine="0" w:firstLineChars="0"/>
             <w:jc w:val="center"/>
             <w:textAlignment w:val="baseline"/>
             <w:rPr>
-              <w:rFonts w:ascii="宋体" w:eastAsia="宋体" w:hAnsi="宋体" w:cs="宋体" w:hint="eastAsia"/>
+              <w:rFonts w:hint="eastAsia" w:ascii="宋体" w:hAnsi="宋体" w:eastAsia="宋体" w:cs="宋体"/>
               <w:sz w:val="24"/>
               <w:szCs w:val="24"/>
             </w:rPr>
           </w:pPr>
           <w:r>
             <w:rPr>
-              <w:rFonts w:ascii="宋体" w:eastAsia="宋体" w:hAnsi="宋体" w:cs="宋体" w:hint="eastAsia"/>
+              <w:rFonts w:hint="eastAsia" w:ascii="宋体" w:hAnsi="宋体" w:eastAsia="宋体" w:cs="宋体"/>
               <w:sz w:val="24"/>
               <w:szCs w:val="24"/>
             </w:rPr>
@@ -2154,14 +2350,14 @@
         </w:p>
         <w:p>
           <w:pPr>
-            <w:pStyle w:val="TOC1"/>
+            <w:pStyle w:val="16"/>
             <w:tabs>
               <w:tab w:val="right" w:leader="dot" w:pos="8306"/>
             </w:tabs>
           </w:pPr>
           <w:r>
             <w:rPr>
-              <w:rFonts w:ascii="宋体" w:eastAsia="宋体" w:hAnsi="宋体" w:cs="宋体" w:hint="eastAsia"/>
+              <w:rFonts w:hint="eastAsia" w:ascii="宋体" w:hAnsi="宋体" w:eastAsia="宋体" w:cs="宋体"/>
               <w:sz w:val="24"/>
               <w:szCs w:val="24"/>
             </w:rPr>
@@ -2169,7 +2365,7 @@
           </w:r>
           <w:r>
             <w:rPr>
-              <w:rFonts w:ascii="宋体" w:eastAsia="宋体" w:hAnsi="宋体" w:cs="宋体" w:hint="eastAsia"/>
+              <w:rFonts w:hint="eastAsia" w:ascii="宋体" w:hAnsi="宋体" w:eastAsia="宋体" w:cs="宋体"/>
               <w:sz w:val="24"/>
               <w:szCs w:val="24"/>
             </w:rPr>
@@ -2177,7 +2373,7 @@
           </w:r>
           <w:r>
             <w:rPr>
-              <w:rFonts w:ascii="宋体" w:eastAsia="宋体" w:hAnsi="宋体" w:cs="宋体" w:hint="eastAsia"/>
+              <w:rFonts w:hint="eastAsia" w:ascii="宋体" w:hAnsi="宋体" w:eastAsia="宋体" w:cs="宋体"/>
               <w:sz w:val="24"/>
               <w:szCs w:val="24"/>
             </w:rPr>
@@ -2185,21 +2381,21 @@
           </w:r>
           <w:r>
             <w:rPr>
-              <w:rFonts w:ascii="宋体" w:eastAsia="宋体" w:hAnsi="宋体" w:cs="宋体" w:hint="eastAsia"/>
+              <w:rFonts w:hint="eastAsia" w:ascii="宋体" w:hAnsi="宋体" w:eastAsia="宋体" w:cs="宋体"/>
               <w:szCs w:val="24"/>
             </w:rPr>
             <w:fldChar w:fldCharType="begin"/>
           </w:r>
           <w:r>
             <w:rPr>
-              <w:rFonts w:ascii="宋体" w:eastAsia="宋体" w:hAnsi="宋体" w:cs="宋体" w:hint="eastAsia"/>
+              <w:rFonts w:hint="eastAsia" w:ascii="宋体" w:hAnsi="宋体" w:eastAsia="宋体" w:cs="宋体"/>
               <w:szCs w:val="24"/>
             </w:rPr>
             <w:instrText xml:space="preserve"> HYPERLINK \l _Toc4847 </w:instrText>
           </w:r>
           <w:r>
             <w:rPr>
-              <w:rFonts w:ascii="宋体" w:eastAsia="宋体" w:hAnsi="宋体" w:cs="宋体" w:hint="eastAsia"/>
+              <w:rFonts w:hint="eastAsia" w:ascii="宋体" w:hAnsi="宋体" w:eastAsia="宋体" w:cs="宋体"/>
               <w:szCs w:val="24"/>
             </w:rPr>
             <w:fldChar w:fldCharType="separate"/>
@@ -2231,7 +2427,7 @@
           </w:r>
           <w:r>
             <w:rPr>
-              <w:rFonts w:ascii="宋体" w:eastAsia="宋体" w:hAnsi="宋体" w:cs="宋体" w:hint="eastAsia"/>
+              <w:rFonts w:hint="eastAsia" w:ascii="宋体" w:hAnsi="宋体" w:eastAsia="宋体" w:cs="宋体"/>
               <w:szCs w:val="24"/>
             </w:rPr>
             <w:fldChar w:fldCharType="end"/>
@@ -2239,28 +2435,28 @@
         </w:p>
         <w:p>
           <w:pPr>
-            <w:pStyle w:val="TOC1"/>
+            <w:pStyle w:val="16"/>
             <w:tabs>
               <w:tab w:val="right" w:leader="dot" w:pos="8306"/>
             </w:tabs>
           </w:pPr>
           <w:r>
             <w:rPr>
-              <w:rFonts w:ascii="宋体" w:eastAsia="宋体" w:hAnsi="宋体" w:cs="宋体" w:hint="eastAsia"/>
+              <w:rFonts w:hint="eastAsia" w:ascii="宋体" w:hAnsi="宋体" w:eastAsia="宋体" w:cs="宋体"/>
               <w:szCs w:val="24"/>
             </w:rPr>
             <w:fldChar w:fldCharType="begin"/>
           </w:r>
           <w:r>
             <w:rPr>
-              <w:rFonts w:ascii="宋体" w:eastAsia="宋体" w:hAnsi="宋体" w:cs="宋体" w:hint="eastAsia"/>
+              <w:rFonts w:hint="eastAsia" w:ascii="宋体" w:hAnsi="宋体" w:eastAsia="宋体" w:cs="宋体"/>
               <w:szCs w:val="24"/>
             </w:rPr>
             <w:instrText xml:space="preserve"> HYPERLINK \l _Toc18297 </w:instrText>
           </w:r>
           <w:r>
             <w:rPr>
-              <w:rFonts w:ascii="宋体" w:eastAsia="宋体" w:hAnsi="宋体" w:cs="宋体" w:hint="eastAsia"/>
+              <w:rFonts w:hint="eastAsia" w:ascii="宋体" w:hAnsi="宋体" w:eastAsia="宋体" w:cs="宋体"/>
               <w:szCs w:val="24"/>
             </w:rPr>
             <w:fldChar w:fldCharType="separate"/>
@@ -2292,7 +2488,7 @@
           </w:r>
           <w:r>
             <w:rPr>
-              <w:rFonts w:ascii="宋体" w:eastAsia="宋体" w:hAnsi="宋体" w:cs="宋体" w:hint="eastAsia"/>
+              <w:rFonts w:hint="eastAsia" w:ascii="宋体" w:hAnsi="宋体" w:eastAsia="宋体" w:cs="宋体"/>
               <w:szCs w:val="24"/>
             </w:rPr>
             <w:fldChar w:fldCharType="end"/>
@@ -2300,28 +2496,28 @@
         </w:p>
         <w:p>
           <w:pPr>
-            <w:pStyle w:val="TOC1"/>
+            <w:pStyle w:val="16"/>
             <w:tabs>
               <w:tab w:val="right" w:leader="dot" w:pos="8306"/>
             </w:tabs>
           </w:pPr>
           <w:r>
             <w:rPr>
-              <w:rFonts w:ascii="宋体" w:eastAsia="宋体" w:hAnsi="宋体" w:cs="宋体" w:hint="eastAsia"/>
+              <w:rFonts w:hint="eastAsia" w:ascii="宋体" w:hAnsi="宋体" w:eastAsia="宋体" w:cs="宋体"/>
               <w:szCs w:val="24"/>
             </w:rPr>
             <w:fldChar w:fldCharType="begin"/>
           </w:r>
           <w:r>
             <w:rPr>
-              <w:rFonts w:ascii="宋体" w:eastAsia="宋体" w:hAnsi="宋体" w:cs="宋体" w:hint="eastAsia"/>
+              <w:rFonts w:hint="eastAsia" w:ascii="宋体" w:hAnsi="宋体" w:eastAsia="宋体" w:cs="宋体"/>
               <w:szCs w:val="24"/>
             </w:rPr>
             <w:instrText xml:space="preserve"> HYPERLINK \l _Toc21069 </w:instrText>
           </w:r>
           <w:r>
             <w:rPr>
-              <w:rFonts w:ascii="宋体" w:eastAsia="宋体" w:hAnsi="宋体" w:cs="宋体" w:hint="eastAsia"/>
+              <w:rFonts w:hint="eastAsia" w:ascii="宋体" w:hAnsi="宋体" w:eastAsia="宋体" w:cs="宋体"/>
               <w:szCs w:val="24"/>
             </w:rPr>
             <w:fldChar w:fldCharType="separate"/>
@@ -2353,7 +2549,7 @@
           </w:r>
           <w:r>
             <w:rPr>
-              <w:rFonts w:ascii="宋体" w:eastAsia="宋体" w:hAnsi="宋体" w:cs="宋体" w:hint="eastAsia"/>
+              <w:rFonts w:hint="eastAsia" w:ascii="宋体" w:hAnsi="宋体" w:eastAsia="宋体" w:cs="宋体"/>
               <w:szCs w:val="24"/>
             </w:rPr>
             <w:fldChar w:fldCharType="end"/>
@@ -2361,28 +2557,28 @@
         </w:p>
         <w:p>
           <w:pPr>
-            <w:pStyle w:val="TOC2"/>
+            <w:pStyle w:val="17"/>
             <w:tabs>
               <w:tab w:val="right" w:leader="dot" w:pos="8306"/>
             </w:tabs>
           </w:pPr>
           <w:r>
             <w:rPr>
-              <w:rFonts w:ascii="宋体" w:eastAsia="宋体" w:hAnsi="宋体" w:cs="宋体" w:hint="eastAsia"/>
+              <w:rFonts w:hint="eastAsia" w:ascii="宋体" w:hAnsi="宋体" w:eastAsia="宋体" w:cs="宋体"/>
               <w:szCs w:val="24"/>
             </w:rPr>
             <w:fldChar w:fldCharType="begin"/>
           </w:r>
           <w:r>
             <w:rPr>
-              <w:rFonts w:ascii="宋体" w:eastAsia="宋体" w:hAnsi="宋体" w:cs="宋体" w:hint="eastAsia"/>
+              <w:rFonts w:hint="eastAsia" w:ascii="宋体" w:hAnsi="宋体" w:eastAsia="宋体" w:cs="宋体"/>
               <w:szCs w:val="24"/>
             </w:rPr>
             <w:instrText xml:space="preserve"> HYPERLINK \l _Toc30889 </w:instrText>
           </w:r>
           <w:r>
             <w:rPr>
-              <w:rFonts w:ascii="宋体" w:eastAsia="宋体" w:hAnsi="宋体" w:cs="宋体" w:hint="eastAsia"/>
+              <w:rFonts w:hint="eastAsia" w:ascii="宋体" w:hAnsi="宋体" w:eastAsia="宋体" w:cs="宋体"/>
               <w:szCs w:val="24"/>
             </w:rPr>
             <w:fldChar w:fldCharType="separate"/>
@@ -2414,7 +2610,7 @@
           </w:r>
           <w:r>
             <w:rPr>
-              <w:rFonts w:ascii="宋体" w:eastAsia="宋体" w:hAnsi="宋体" w:cs="宋体" w:hint="eastAsia"/>
+              <w:rFonts w:hint="eastAsia" w:ascii="宋体" w:hAnsi="宋体" w:eastAsia="宋体" w:cs="宋体"/>
               <w:szCs w:val="24"/>
             </w:rPr>
             <w:fldChar w:fldCharType="end"/>
@@ -2422,28 +2618,28 @@
         </w:p>
         <w:p>
           <w:pPr>
-            <w:pStyle w:val="TOC2"/>
+            <w:pStyle w:val="17"/>
             <w:tabs>
               <w:tab w:val="right" w:leader="dot" w:pos="8306"/>
             </w:tabs>
           </w:pPr>
           <w:r>
             <w:rPr>
-              <w:rFonts w:ascii="宋体" w:eastAsia="宋体" w:hAnsi="宋体" w:cs="宋体" w:hint="eastAsia"/>
+              <w:rFonts w:hint="eastAsia" w:ascii="宋体" w:hAnsi="宋体" w:eastAsia="宋体" w:cs="宋体"/>
               <w:szCs w:val="24"/>
             </w:rPr>
             <w:fldChar w:fldCharType="begin"/>
           </w:r>
           <w:r>
             <w:rPr>
-              <w:rFonts w:ascii="宋体" w:eastAsia="宋体" w:hAnsi="宋体" w:cs="宋体" w:hint="eastAsia"/>
+              <w:rFonts w:hint="eastAsia" w:ascii="宋体" w:hAnsi="宋体" w:eastAsia="宋体" w:cs="宋体"/>
               <w:szCs w:val="24"/>
             </w:rPr>
             <w:instrText xml:space="preserve"> HYPERLINK \l _Toc12409 </w:instrText>
           </w:r>
           <w:r>
             <w:rPr>
-              <w:rFonts w:ascii="宋体" w:eastAsia="宋体" w:hAnsi="宋体" w:cs="宋体" w:hint="eastAsia"/>
+              <w:rFonts w:hint="eastAsia" w:ascii="宋体" w:hAnsi="宋体" w:eastAsia="宋体" w:cs="宋体"/>
               <w:szCs w:val="24"/>
             </w:rPr>
             <w:fldChar w:fldCharType="separate"/>
@@ -2475,7 +2671,7 @@
           </w:r>
           <w:r>
             <w:rPr>
-              <w:rFonts w:ascii="宋体" w:eastAsia="宋体" w:hAnsi="宋体" w:cs="宋体" w:hint="eastAsia"/>
+              <w:rFonts w:hint="eastAsia" w:ascii="宋体" w:hAnsi="宋体" w:eastAsia="宋体" w:cs="宋体"/>
               <w:szCs w:val="24"/>
             </w:rPr>
             <w:fldChar w:fldCharType="end"/>
@@ -2483,28 +2679,28 @@
         </w:p>
         <w:p>
           <w:pPr>
-            <w:pStyle w:val="TOC1"/>
+            <w:pStyle w:val="16"/>
             <w:tabs>
               <w:tab w:val="right" w:leader="dot" w:pos="8306"/>
             </w:tabs>
           </w:pPr>
           <w:r>
             <w:rPr>
-              <w:rFonts w:ascii="宋体" w:eastAsia="宋体" w:hAnsi="宋体" w:cs="宋体" w:hint="eastAsia"/>
+              <w:rFonts w:hint="eastAsia" w:ascii="宋体" w:hAnsi="宋体" w:eastAsia="宋体" w:cs="宋体"/>
               <w:szCs w:val="24"/>
             </w:rPr>
             <w:fldChar w:fldCharType="begin"/>
           </w:r>
           <w:r>
             <w:rPr>
-              <w:rFonts w:ascii="宋体" w:eastAsia="宋体" w:hAnsi="宋体" w:cs="宋体" w:hint="eastAsia"/>
+              <w:rFonts w:hint="eastAsia" w:ascii="宋体" w:hAnsi="宋体" w:eastAsia="宋体" w:cs="宋体"/>
               <w:szCs w:val="24"/>
             </w:rPr>
             <w:instrText xml:space="preserve"> HYPERLINK \l _Toc18955 </w:instrText>
           </w:r>
           <w:r>
             <w:rPr>
-              <w:rFonts w:ascii="宋体" w:eastAsia="宋体" w:hAnsi="宋体" w:cs="宋体" w:hint="eastAsia"/>
+              <w:rFonts w:hint="eastAsia" w:ascii="宋体" w:hAnsi="宋体" w:eastAsia="宋体" w:cs="宋体"/>
               <w:szCs w:val="24"/>
             </w:rPr>
             <w:fldChar w:fldCharType="separate"/>
@@ -2536,7 +2732,7 @@
           </w:r>
           <w:r>
             <w:rPr>
-              <w:rFonts w:ascii="宋体" w:eastAsia="宋体" w:hAnsi="宋体" w:cs="宋体" w:hint="eastAsia"/>
+              <w:rFonts w:hint="eastAsia" w:ascii="宋体" w:hAnsi="宋体" w:eastAsia="宋体" w:cs="宋体"/>
               <w:szCs w:val="24"/>
             </w:rPr>
             <w:fldChar w:fldCharType="end"/>
@@ -2544,28 +2740,28 @@
         </w:p>
         <w:p>
           <w:pPr>
-            <w:pStyle w:val="TOC1"/>
+            <w:pStyle w:val="16"/>
             <w:tabs>
               <w:tab w:val="right" w:leader="dot" w:pos="8306"/>
             </w:tabs>
           </w:pPr>
           <w:r>
             <w:rPr>
-              <w:rFonts w:ascii="宋体" w:eastAsia="宋体" w:hAnsi="宋体" w:cs="宋体" w:hint="eastAsia"/>
+              <w:rFonts w:hint="eastAsia" w:ascii="宋体" w:hAnsi="宋体" w:eastAsia="宋体" w:cs="宋体"/>
               <w:szCs w:val="24"/>
             </w:rPr>
             <w:fldChar w:fldCharType="begin"/>
           </w:r>
           <w:r>
             <w:rPr>
-              <w:rFonts w:ascii="宋体" w:eastAsia="宋体" w:hAnsi="宋体" w:cs="宋体" w:hint="eastAsia"/>
+              <w:rFonts w:hint="eastAsia" w:ascii="宋体" w:hAnsi="宋体" w:eastAsia="宋体" w:cs="宋体"/>
               <w:szCs w:val="24"/>
             </w:rPr>
             <w:instrText xml:space="preserve"> HYPERLINK \l _Toc13631 </w:instrText>
           </w:r>
           <w:r>
             <w:rPr>
-              <w:rFonts w:ascii="宋体" w:eastAsia="宋体" w:hAnsi="宋体" w:cs="宋体" w:hint="eastAsia"/>
+              <w:rFonts w:hint="eastAsia" w:ascii="宋体" w:hAnsi="宋体" w:eastAsia="宋体" w:cs="宋体"/>
               <w:szCs w:val="24"/>
             </w:rPr>
             <w:fldChar w:fldCharType="separate"/>
@@ -2597,7 +2793,7 @@
           </w:r>
           <w:r>
             <w:rPr>
-              <w:rFonts w:ascii="宋体" w:eastAsia="宋体" w:hAnsi="宋体" w:cs="宋体" w:hint="eastAsia"/>
+              <w:rFonts w:hint="eastAsia" w:ascii="宋体" w:hAnsi="宋体" w:eastAsia="宋体" w:cs="宋体"/>
               <w:szCs w:val="24"/>
             </w:rPr>
             <w:fldChar w:fldCharType="end"/>
@@ -2605,28 +2801,28 @@
         </w:p>
         <w:p>
           <w:pPr>
-            <w:pStyle w:val="TOC2"/>
+            <w:pStyle w:val="17"/>
             <w:tabs>
               <w:tab w:val="right" w:leader="dot" w:pos="8306"/>
             </w:tabs>
           </w:pPr>
           <w:r>
             <w:rPr>
-              <w:rFonts w:ascii="宋体" w:eastAsia="宋体" w:hAnsi="宋体" w:cs="宋体" w:hint="eastAsia"/>
+              <w:rFonts w:hint="eastAsia" w:ascii="宋体" w:hAnsi="宋体" w:eastAsia="宋体" w:cs="宋体"/>
               <w:szCs w:val="24"/>
             </w:rPr>
             <w:fldChar w:fldCharType="begin"/>
           </w:r>
           <w:r>
             <w:rPr>
-              <w:rFonts w:ascii="宋体" w:eastAsia="宋体" w:hAnsi="宋体" w:cs="宋体" w:hint="eastAsia"/>
+              <w:rFonts w:hint="eastAsia" w:ascii="宋体" w:hAnsi="宋体" w:eastAsia="宋体" w:cs="宋体"/>
               <w:szCs w:val="24"/>
             </w:rPr>
             <w:instrText xml:space="preserve"> HYPERLINK \l _Toc6933 </w:instrText>
           </w:r>
           <w:r>
             <w:rPr>
-              <w:rFonts w:ascii="宋体" w:eastAsia="宋体" w:hAnsi="宋体" w:cs="宋体" w:hint="eastAsia"/>
+              <w:rFonts w:hint="eastAsia" w:ascii="宋体" w:hAnsi="宋体" w:eastAsia="宋体" w:cs="宋体"/>
               <w:szCs w:val="24"/>
             </w:rPr>
             <w:fldChar w:fldCharType="separate"/>
@@ -2658,7 +2854,7 @@
           </w:r>
           <w:r>
             <w:rPr>
-              <w:rFonts w:ascii="宋体" w:eastAsia="宋体" w:hAnsi="宋体" w:cs="宋体" w:hint="eastAsia"/>
+              <w:rFonts w:hint="eastAsia" w:ascii="宋体" w:hAnsi="宋体" w:eastAsia="宋体" w:cs="宋体"/>
               <w:szCs w:val="24"/>
             </w:rPr>
             <w:fldChar w:fldCharType="end"/>
@@ -2666,28 +2862,28 @@
         </w:p>
         <w:p>
           <w:pPr>
-            <w:pStyle w:val="TOC2"/>
+            <w:pStyle w:val="17"/>
             <w:tabs>
               <w:tab w:val="right" w:leader="dot" w:pos="8306"/>
             </w:tabs>
           </w:pPr>
           <w:r>
             <w:rPr>
-              <w:rFonts w:ascii="宋体" w:eastAsia="宋体" w:hAnsi="宋体" w:cs="宋体" w:hint="eastAsia"/>
+              <w:rFonts w:hint="eastAsia" w:ascii="宋体" w:hAnsi="宋体" w:eastAsia="宋体" w:cs="宋体"/>
               <w:szCs w:val="24"/>
             </w:rPr>
             <w:fldChar w:fldCharType="begin"/>
           </w:r>
           <w:r>
             <w:rPr>
-              <w:rFonts w:ascii="宋体" w:eastAsia="宋体" w:hAnsi="宋体" w:cs="宋体" w:hint="eastAsia"/>
+              <w:rFonts w:hint="eastAsia" w:ascii="宋体" w:hAnsi="宋体" w:eastAsia="宋体" w:cs="宋体"/>
               <w:szCs w:val="24"/>
             </w:rPr>
             <w:instrText xml:space="preserve"> HYPERLINK \l _Toc17839 </w:instrText>
           </w:r>
           <w:r>
             <w:rPr>
-              <w:rFonts w:ascii="宋体" w:eastAsia="宋体" w:hAnsi="宋体" w:cs="宋体" w:hint="eastAsia"/>
+              <w:rFonts w:hint="eastAsia" w:ascii="宋体" w:hAnsi="宋体" w:eastAsia="宋体" w:cs="宋体"/>
               <w:szCs w:val="24"/>
             </w:rPr>
             <w:fldChar w:fldCharType="separate"/>
@@ -2719,7 +2915,7 @@
           </w:r>
           <w:r>
             <w:rPr>
-              <w:rFonts w:ascii="宋体" w:eastAsia="宋体" w:hAnsi="宋体" w:cs="宋体" w:hint="eastAsia"/>
+              <w:rFonts w:hint="eastAsia" w:ascii="宋体" w:hAnsi="宋体" w:eastAsia="宋体" w:cs="宋体"/>
               <w:szCs w:val="24"/>
             </w:rPr>
             <w:fldChar w:fldCharType="end"/>
@@ -2727,28 +2923,28 @@
         </w:p>
         <w:p>
           <w:pPr>
-            <w:pStyle w:val="TOC1"/>
+            <w:pStyle w:val="16"/>
             <w:tabs>
               <w:tab w:val="right" w:leader="dot" w:pos="8306"/>
             </w:tabs>
           </w:pPr>
           <w:r>
             <w:rPr>
-              <w:rFonts w:ascii="宋体" w:eastAsia="宋体" w:hAnsi="宋体" w:cs="宋体" w:hint="eastAsia"/>
+              <w:rFonts w:hint="eastAsia" w:ascii="宋体" w:hAnsi="宋体" w:eastAsia="宋体" w:cs="宋体"/>
               <w:szCs w:val="24"/>
             </w:rPr>
             <w:fldChar w:fldCharType="begin"/>
           </w:r>
           <w:r>
             <w:rPr>
-              <w:rFonts w:ascii="宋体" w:eastAsia="宋体" w:hAnsi="宋体" w:cs="宋体" w:hint="eastAsia"/>
+              <w:rFonts w:hint="eastAsia" w:ascii="宋体" w:hAnsi="宋体" w:eastAsia="宋体" w:cs="宋体"/>
               <w:szCs w:val="24"/>
             </w:rPr>
             <w:instrText xml:space="preserve"> HYPERLINK \l _Toc31298 </w:instrText>
           </w:r>
           <w:r>
             <w:rPr>
-              <w:rFonts w:ascii="宋体" w:eastAsia="宋体" w:hAnsi="宋体" w:cs="宋体" w:hint="eastAsia"/>
+              <w:rFonts w:hint="eastAsia" w:ascii="宋体" w:hAnsi="宋体" w:eastAsia="宋体" w:cs="宋体"/>
               <w:szCs w:val="24"/>
             </w:rPr>
             <w:fldChar w:fldCharType="separate"/>
@@ -2780,7 +2976,7 @@
           </w:r>
           <w:r>
             <w:rPr>
-              <w:rFonts w:ascii="宋体" w:eastAsia="宋体" w:hAnsi="宋体" w:cs="宋体" w:hint="eastAsia"/>
+              <w:rFonts w:hint="eastAsia" w:ascii="宋体" w:hAnsi="宋体" w:eastAsia="宋体" w:cs="宋体"/>
               <w:szCs w:val="24"/>
             </w:rPr>
             <w:fldChar w:fldCharType="end"/>
@@ -2788,28 +2984,28 @@
         </w:p>
         <w:p>
           <w:pPr>
-            <w:pStyle w:val="TOC2"/>
+            <w:pStyle w:val="17"/>
             <w:tabs>
               <w:tab w:val="right" w:leader="dot" w:pos="8306"/>
             </w:tabs>
           </w:pPr>
           <w:r>
             <w:rPr>
-              <w:rFonts w:ascii="宋体" w:eastAsia="宋体" w:hAnsi="宋体" w:cs="宋体" w:hint="eastAsia"/>
+              <w:rFonts w:hint="eastAsia" w:ascii="宋体" w:hAnsi="宋体" w:eastAsia="宋体" w:cs="宋体"/>
               <w:szCs w:val="24"/>
             </w:rPr>
             <w:fldChar w:fldCharType="begin"/>
           </w:r>
           <w:r>
             <w:rPr>
-              <w:rFonts w:ascii="宋体" w:eastAsia="宋体" w:hAnsi="宋体" w:cs="宋体" w:hint="eastAsia"/>
+              <w:rFonts w:hint="eastAsia" w:ascii="宋体" w:hAnsi="宋体" w:eastAsia="宋体" w:cs="宋体"/>
               <w:szCs w:val="24"/>
             </w:rPr>
             <w:instrText xml:space="preserve"> HYPERLINK \l _Toc9558 </w:instrText>
           </w:r>
           <w:r>
             <w:rPr>
-              <w:rFonts w:ascii="宋体" w:eastAsia="宋体" w:hAnsi="宋体" w:cs="宋体" w:hint="eastAsia"/>
+              <w:rFonts w:hint="eastAsia" w:ascii="宋体" w:hAnsi="宋体" w:eastAsia="宋体" w:cs="宋体"/>
               <w:szCs w:val="24"/>
             </w:rPr>
             <w:fldChar w:fldCharType="separate"/>
@@ -2841,7 +3037,7 @@
           </w:r>
           <w:r>
             <w:rPr>
-              <w:rFonts w:ascii="宋体" w:eastAsia="宋体" w:hAnsi="宋体" w:cs="宋体" w:hint="eastAsia"/>
+              <w:rFonts w:hint="eastAsia" w:ascii="宋体" w:hAnsi="宋体" w:eastAsia="宋体" w:cs="宋体"/>
               <w:szCs w:val="24"/>
             </w:rPr>
             <w:fldChar w:fldCharType="end"/>
@@ -2849,28 +3045,28 @@
         </w:p>
         <w:p>
           <w:pPr>
-            <w:pStyle w:val="TOC2"/>
+            <w:pStyle w:val="17"/>
             <w:tabs>
               <w:tab w:val="right" w:leader="dot" w:pos="8306"/>
             </w:tabs>
           </w:pPr>
           <w:r>
             <w:rPr>
-              <w:rFonts w:ascii="宋体" w:eastAsia="宋体" w:hAnsi="宋体" w:cs="宋体" w:hint="eastAsia"/>
+              <w:rFonts w:hint="eastAsia" w:ascii="宋体" w:hAnsi="宋体" w:eastAsia="宋体" w:cs="宋体"/>
               <w:szCs w:val="24"/>
             </w:rPr>
             <w:fldChar w:fldCharType="begin"/>
           </w:r>
           <w:r>
             <w:rPr>
-              <w:rFonts w:ascii="宋体" w:eastAsia="宋体" w:hAnsi="宋体" w:cs="宋体" w:hint="eastAsia"/>
+              <w:rFonts w:hint="eastAsia" w:ascii="宋体" w:hAnsi="宋体" w:eastAsia="宋体" w:cs="宋体"/>
               <w:szCs w:val="24"/>
             </w:rPr>
             <w:instrText xml:space="preserve"> HYPERLINK \l _Toc22497 </w:instrText>
           </w:r>
           <w:r>
             <w:rPr>
-              <w:rFonts w:ascii="宋体" w:eastAsia="宋体" w:hAnsi="宋体" w:cs="宋体" w:hint="eastAsia"/>
+              <w:rFonts w:hint="eastAsia" w:ascii="宋体" w:hAnsi="宋体" w:eastAsia="宋体" w:cs="宋体"/>
               <w:szCs w:val="24"/>
             </w:rPr>
             <w:fldChar w:fldCharType="separate"/>
@@ -2902,7 +3098,7 @@
           </w:r>
           <w:r>
             <w:rPr>
-              <w:rFonts w:ascii="宋体" w:eastAsia="宋体" w:hAnsi="宋体" w:cs="宋体" w:hint="eastAsia"/>
+              <w:rFonts w:hint="eastAsia" w:ascii="宋体" w:hAnsi="宋体" w:eastAsia="宋体" w:cs="宋体"/>
               <w:szCs w:val="24"/>
             </w:rPr>
             <w:fldChar w:fldCharType="end"/>
@@ -2910,28 +3106,28 @@
         </w:p>
         <w:p>
           <w:pPr>
-            <w:pStyle w:val="TOC2"/>
+            <w:pStyle w:val="17"/>
             <w:tabs>
               <w:tab w:val="right" w:leader="dot" w:pos="8306"/>
             </w:tabs>
           </w:pPr>
           <w:r>
             <w:rPr>
-              <w:rFonts w:ascii="宋体" w:eastAsia="宋体" w:hAnsi="宋体" w:cs="宋体" w:hint="eastAsia"/>
+              <w:rFonts w:hint="eastAsia" w:ascii="宋体" w:hAnsi="宋体" w:eastAsia="宋体" w:cs="宋体"/>
               <w:szCs w:val="24"/>
             </w:rPr>
             <w:fldChar w:fldCharType="begin"/>
           </w:r>
           <w:r>
             <w:rPr>
-              <w:rFonts w:ascii="宋体" w:eastAsia="宋体" w:hAnsi="宋体" w:cs="宋体" w:hint="eastAsia"/>
+              <w:rFonts w:hint="eastAsia" w:ascii="宋体" w:hAnsi="宋体" w:eastAsia="宋体" w:cs="宋体"/>
               <w:szCs w:val="24"/>
             </w:rPr>
             <w:instrText xml:space="preserve"> HYPERLINK \l _Toc14939 </w:instrText>
           </w:r>
           <w:r>
             <w:rPr>
-              <w:rFonts w:ascii="宋体" w:eastAsia="宋体" w:hAnsi="宋体" w:cs="宋体" w:hint="eastAsia"/>
+              <w:rFonts w:hint="eastAsia" w:ascii="宋体" w:hAnsi="宋体" w:eastAsia="宋体" w:cs="宋体"/>
               <w:szCs w:val="24"/>
             </w:rPr>
             <w:fldChar w:fldCharType="separate"/>
@@ -2963,7 +3159,7 @@
           </w:r>
           <w:r>
             <w:rPr>
-              <w:rFonts w:ascii="宋体" w:eastAsia="宋体" w:hAnsi="宋体" w:cs="宋体" w:hint="eastAsia"/>
+              <w:rFonts w:hint="eastAsia" w:ascii="宋体" w:hAnsi="宋体" w:eastAsia="宋体" w:cs="宋体"/>
               <w:szCs w:val="24"/>
             </w:rPr>
             <w:fldChar w:fldCharType="end"/>
@@ -2971,28 +3167,28 @@
         </w:p>
         <w:p>
           <w:pPr>
-            <w:pStyle w:val="TOC1"/>
+            <w:pStyle w:val="16"/>
             <w:tabs>
               <w:tab w:val="right" w:leader="dot" w:pos="8306"/>
             </w:tabs>
           </w:pPr>
           <w:r>
             <w:rPr>
-              <w:rFonts w:ascii="宋体" w:eastAsia="宋体" w:hAnsi="宋体" w:cs="宋体" w:hint="eastAsia"/>
+              <w:rFonts w:hint="eastAsia" w:ascii="宋体" w:hAnsi="宋体" w:eastAsia="宋体" w:cs="宋体"/>
               <w:szCs w:val="24"/>
             </w:rPr>
             <w:fldChar w:fldCharType="begin"/>
           </w:r>
           <w:r>
             <w:rPr>
-              <w:rFonts w:ascii="宋体" w:eastAsia="宋体" w:hAnsi="宋体" w:cs="宋体" w:hint="eastAsia"/>
+              <w:rFonts w:hint="eastAsia" w:ascii="宋体" w:hAnsi="宋体" w:eastAsia="宋体" w:cs="宋体"/>
               <w:szCs w:val="24"/>
             </w:rPr>
             <w:instrText xml:space="preserve"> HYPERLINK \l _Toc9290 </w:instrText>
           </w:r>
           <w:r>
             <w:rPr>
-              <w:rFonts w:ascii="宋体" w:eastAsia="宋体" w:hAnsi="宋体" w:cs="宋体" w:hint="eastAsia"/>
+              <w:rFonts w:hint="eastAsia" w:ascii="宋体" w:hAnsi="宋体" w:eastAsia="宋体" w:cs="宋体"/>
               <w:szCs w:val="24"/>
             </w:rPr>
             <w:fldChar w:fldCharType="separate"/>
@@ -3024,7 +3220,7 @@
           </w:r>
           <w:r>
             <w:rPr>
-              <w:rFonts w:ascii="宋体" w:eastAsia="宋体" w:hAnsi="宋体" w:cs="宋体" w:hint="eastAsia"/>
+              <w:rFonts w:hint="eastAsia" w:ascii="宋体" w:hAnsi="宋体" w:eastAsia="宋体" w:cs="宋体"/>
               <w:szCs w:val="24"/>
             </w:rPr>
             <w:fldChar w:fldCharType="end"/>
@@ -3032,28 +3228,28 @@
         </w:p>
         <w:p>
           <w:pPr>
-            <w:pStyle w:val="TOC2"/>
+            <w:pStyle w:val="17"/>
             <w:tabs>
               <w:tab w:val="right" w:leader="dot" w:pos="8306"/>
             </w:tabs>
           </w:pPr>
           <w:r>
             <w:rPr>
-              <w:rFonts w:ascii="宋体" w:eastAsia="宋体" w:hAnsi="宋体" w:cs="宋体" w:hint="eastAsia"/>
+              <w:rFonts w:hint="eastAsia" w:ascii="宋体" w:hAnsi="宋体" w:eastAsia="宋体" w:cs="宋体"/>
               <w:szCs w:val="24"/>
             </w:rPr>
             <w:fldChar w:fldCharType="begin"/>
           </w:r>
           <w:r>
             <w:rPr>
-              <w:rFonts w:ascii="宋体" w:eastAsia="宋体" w:hAnsi="宋体" w:cs="宋体" w:hint="eastAsia"/>
+              <w:rFonts w:hint="eastAsia" w:ascii="宋体" w:hAnsi="宋体" w:eastAsia="宋体" w:cs="宋体"/>
               <w:szCs w:val="24"/>
             </w:rPr>
             <w:instrText xml:space="preserve"> HYPERLINK \l _Toc29529 </w:instrText>
           </w:r>
           <w:r>
             <w:rPr>
-              <w:rFonts w:ascii="宋体" w:eastAsia="宋体" w:hAnsi="宋体" w:cs="宋体" w:hint="eastAsia"/>
+              <w:rFonts w:hint="eastAsia" w:ascii="宋体" w:hAnsi="宋体" w:eastAsia="宋体" w:cs="宋体"/>
               <w:szCs w:val="24"/>
             </w:rPr>
             <w:fldChar w:fldCharType="separate"/>
@@ -3085,7 +3281,7 @@
           </w:r>
           <w:r>
             <w:rPr>
-              <w:rFonts w:ascii="宋体" w:eastAsia="宋体" w:hAnsi="宋体" w:cs="宋体" w:hint="eastAsia"/>
+              <w:rFonts w:hint="eastAsia" w:ascii="宋体" w:hAnsi="宋体" w:eastAsia="宋体" w:cs="宋体"/>
               <w:szCs w:val="24"/>
             </w:rPr>
             <w:fldChar w:fldCharType="end"/>
@@ -3093,28 +3289,28 @@
         </w:p>
         <w:p>
           <w:pPr>
-            <w:pStyle w:val="TOC2"/>
+            <w:pStyle w:val="17"/>
             <w:tabs>
               <w:tab w:val="right" w:leader="dot" w:pos="8306"/>
             </w:tabs>
           </w:pPr>
           <w:r>
             <w:rPr>
-              <w:rFonts w:ascii="宋体" w:eastAsia="宋体" w:hAnsi="宋体" w:cs="宋体" w:hint="eastAsia"/>
+              <w:rFonts w:hint="eastAsia" w:ascii="宋体" w:hAnsi="宋体" w:eastAsia="宋体" w:cs="宋体"/>
               <w:szCs w:val="24"/>
             </w:rPr>
             <w:fldChar w:fldCharType="begin"/>
           </w:r>
           <w:r>
             <w:rPr>
-              <w:rFonts w:ascii="宋体" w:eastAsia="宋体" w:hAnsi="宋体" w:cs="宋体" w:hint="eastAsia"/>
+              <w:rFonts w:hint="eastAsia" w:ascii="宋体" w:hAnsi="宋体" w:eastAsia="宋体" w:cs="宋体"/>
               <w:szCs w:val="24"/>
             </w:rPr>
             <w:instrText xml:space="preserve"> HYPERLINK \l _Toc23748 </w:instrText>
           </w:r>
           <w:r>
             <w:rPr>
-              <w:rFonts w:ascii="宋体" w:eastAsia="宋体" w:hAnsi="宋体" w:cs="宋体" w:hint="eastAsia"/>
+              <w:rFonts w:hint="eastAsia" w:ascii="宋体" w:hAnsi="宋体" w:eastAsia="宋体" w:cs="宋体"/>
               <w:szCs w:val="24"/>
             </w:rPr>
             <w:fldChar w:fldCharType="separate"/>
@@ -3146,7 +3342,7 @@
           </w:r>
           <w:r>
             <w:rPr>
-              <w:rFonts w:ascii="宋体" w:eastAsia="宋体" w:hAnsi="宋体" w:cs="宋体" w:hint="eastAsia"/>
+              <w:rFonts w:hint="eastAsia" w:ascii="宋体" w:hAnsi="宋体" w:eastAsia="宋体" w:cs="宋体"/>
               <w:szCs w:val="24"/>
             </w:rPr>
             <w:fldChar w:fldCharType="end"/>
@@ -3154,28 +3350,28 @@
         </w:p>
         <w:p>
           <w:pPr>
-            <w:pStyle w:val="TOC2"/>
+            <w:pStyle w:val="17"/>
             <w:tabs>
               <w:tab w:val="right" w:leader="dot" w:pos="8306"/>
             </w:tabs>
           </w:pPr>
           <w:r>
             <w:rPr>
-              <w:rFonts w:ascii="宋体" w:eastAsia="宋体" w:hAnsi="宋体" w:cs="宋体" w:hint="eastAsia"/>
+              <w:rFonts w:hint="eastAsia" w:ascii="宋体" w:hAnsi="宋体" w:eastAsia="宋体" w:cs="宋体"/>
               <w:szCs w:val="24"/>
             </w:rPr>
             <w:fldChar w:fldCharType="begin"/>
           </w:r>
           <w:r>
             <w:rPr>
-              <w:rFonts w:ascii="宋体" w:eastAsia="宋体" w:hAnsi="宋体" w:cs="宋体" w:hint="eastAsia"/>
+              <w:rFonts w:hint="eastAsia" w:ascii="宋体" w:hAnsi="宋体" w:eastAsia="宋体" w:cs="宋体"/>
               <w:szCs w:val="24"/>
             </w:rPr>
             <w:instrText xml:space="preserve"> HYPERLINK \l _Toc25900 </w:instrText>
           </w:r>
           <w:r>
             <w:rPr>
-              <w:rFonts w:ascii="宋体" w:eastAsia="宋体" w:hAnsi="宋体" w:cs="宋体" w:hint="eastAsia"/>
+              <w:rFonts w:hint="eastAsia" w:ascii="宋体" w:hAnsi="宋体" w:eastAsia="宋体" w:cs="宋体"/>
               <w:szCs w:val="24"/>
             </w:rPr>
             <w:fldChar w:fldCharType="separate"/>
@@ -3207,7 +3403,7 @@
           </w:r>
           <w:r>
             <w:rPr>
-              <w:rFonts w:ascii="宋体" w:eastAsia="宋体" w:hAnsi="宋体" w:cs="宋体" w:hint="eastAsia"/>
+              <w:rFonts w:hint="eastAsia" w:ascii="宋体" w:hAnsi="宋体" w:eastAsia="宋体" w:cs="宋体"/>
               <w:szCs w:val="24"/>
             </w:rPr>
             <w:fldChar w:fldCharType="end"/>
@@ -3215,28 +3411,28 @@
         </w:p>
         <w:p>
           <w:pPr>
-            <w:pStyle w:val="TOC1"/>
+            <w:pStyle w:val="16"/>
             <w:tabs>
               <w:tab w:val="right" w:leader="dot" w:pos="8306"/>
             </w:tabs>
           </w:pPr>
           <w:r>
             <w:rPr>
-              <w:rFonts w:ascii="宋体" w:eastAsia="宋体" w:hAnsi="宋体" w:cs="宋体" w:hint="eastAsia"/>
+              <w:rFonts w:hint="eastAsia" w:ascii="宋体" w:hAnsi="宋体" w:eastAsia="宋体" w:cs="宋体"/>
               <w:szCs w:val="24"/>
             </w:rPr>
             <w:fldChar w:fldCharType="begin"/>
           </w:r>
           <w:r>
             <w:rPr>
-              <w:rFonts w:ascii="宋体" w:eastAsia="宋体" w:hAnsi="宋体" w:cs="宋体" w:hint="eastAsia"/>
+              <w:rFonts w:hint="eastAsia" w:ascii="宋体" w:hAnsi="宋体" w:eastAsia="宋体" w:cs="宋体"/>
               <w:szCs w:val="24"/>
             </w:rPr>
             <w:instrText xml:space="preserve"> HYPERLINK \l _Toc25767 </w:instrText>
           </w:r>
           <w:r>
             <w:rPr>
-              <w:rFonts w:ascii="宋体" w:eastAsia="宋体" w:hAnsi="宋体" w:cs="宋体" w:hint="eastAsia"/>
+              <w:rFonts w:hint="eastAsia" w:ascii="宋体" w:hAnsi="宋体" w:eastAsia="宋体" w:cs="宋体"/>
               <w:szCs w:val="24"/>
             </w:rPr>
             <w:fldChar w:fldCharType="separate"/>
@@ -3268,7 +3464,7 @@
           </w:r>
           <w:r>
             <w:rPr>
-              <w:rFonts w:ascii="宋体" w:eastAsia="宋体" w:hAnsi="宋体" w:cs="宋体" w:hint="eastAsia"/>
+              <w:rFonts w:hint="eastAsia" w:ascii="宋体" w:hAnsi="宋体" w:eastAsia="宋体" w:cs="宋体"/>
               <w:szCs w:val="24"/>
             </w:rPr>
             <w:fldChar w:fldCharType="end"/>
@@ -3276,28 +3472,28 @@
         </w:p>
         <w:p>
           <w:pPr>
-            <w:pStyle w:val="TOC2"/>
+            <w:pStyle w:val="17"/>
             <w:tabs>
               <w:tab w:val="right" w:leader="dot" w:pos="8306"/>
             </w:tabs>
           </w:pPr>
           <w:r>
             <w:rPr>
-              <w:rFonts w:ascii="宋体" w:eastAsia="宋体" w:hAnsi="宋体" w:cs="宋体" w:hint="eastAsia"/>
+              <w:rFonts w:hint="eastAsia" w:ascii="宋体" w:hAnsi="宋体" w:eastAsia="宋体" w:cs="宋体"/>
               <w:szCs w:val="24"/>
             </w:rPr>
             <w:fldChar w:fldCharType="begin"/>
           </w:r>
           <w:r>
             <w:rPr>
-              <w:rFonts w:ascii="宋体" w:eastAsia="宋体" w:hAnsi="宋体" w:cs="宋体" w:hint="eastAsia"/>
+              <w:rFonts w:hint="eastAsia" w:ascii="宋体" w:hAnsi="宋体" w:eastAsia="宋体" w:cs="宋体"/>
               <w:szCs w:val="24"/>
             </w:rPr>
             <w:instrText xml:space="preserve"> HYPERLINK \l _Toc10255 </w:instrText>
           </w:r>
           <w:r>
             <w:rPr>
-              <w:rFonts w:ascii="宋体" w:eastAsia="宋体" w:hAnsi="宋体" w:cs="宋体" w:hint="eastAsia"/>
+              <w:rFonts w:hint="eastAsia" w:ascii="宋体" w:hAnsi="宋体" w:eastAsia="宋体" w:cs="宋体"/>
               <w:szCs w:val="24"/>
             </w:rPr>
             <w:fldChar w:fldCharType="separate"/>
@@ -3329,7 +3525,7 @@
           </w:r>
           <w:r>
             <w:rPr>
-              <w:rFonts w:ascii="宋体" w:eastAsia="宋体" w:hAnsi="宋体" w:cs="宋体" w:hint="eastAsia"/>
+              <w:rFonts w:hint="eastAsia" w:ascii="宋体" w:hAnsi="宋体" w:eastAsia="宋体" w:cs="宋体"/>
               <w:szCs w:val="24"/>
             </w:rPr>
             <w:fldChar w:fldCharType="end"/>
@@ -3337,28 +3533,28 @@
         </w:p>
         <w:p>
           <w:pPr>
-            <w:pStyle w:val="TOC2"/>
+            <w:pStyle w:val="17"/>
             <w:tabs>
               <w:tab w:val="right" w:leader="dot" w:pos="8306"/>
             </w:tabs>
           </w:pPr>
           <w:r>
             <w:rPr>
-              <w:rFonts w:ascii="宋体" w:eastAsia="宋体" w:hAnsi="宋体" w:cs="宋体" w:hint="eastAsia"/>
+              <w:rFonts w:hint="eastAsia" w:ascii="宋体" w:hAnsi="宋体" w:eastAsia="宋体" w:cs="宋体"/>
               <w:szCs w:val="24"/>
             </w:rPr>
             <w:fldChar w:fldCharType="begin"/>
           </w:r>
           <w:r>
             <w:rPr>
-              <w:rFonts w:ascii="宋体" w:eastAsia="宋体" w:hAnsi="宋体" w:cs="宋体" w:hint="eastAsia"/>
+              <w:rFonts w:hint="eastAsia" w:ascii="宋体" w:hAnsi="宋体" w:eastAsia="宋体" w:cs="宋体"/>
               <w:szCs w:val="24"/>
             </w:rPr>
             <w:instrText xml:space="preserve"> HYPERLINK \l _Toc13436 </w:instrText>
           </w:r>
           <w:r>
             <w:rPr>
-              <w:rFonts w:ascii="宋体" w:eastAsia="宋体" w:hAnsi="宋体" w:cs="宋体" w:hint="eastAsia"/>
+              <w:rFonts w:hint="eastAsia" w:ascii="宋体" w:hAnsi="宋体" w:eastAsia="宋体" w:cs="宋体"/>
               <w:szCs w:val="24"/>
             </w:rPr>
             <w:fldChar w:fldCharType="separate"/>
@@ -3390,7 +3586,7 @@
           </w:r>
           <w:r>
             <w:rPr>
-              <w:rFonts w:ascii="宋体" w:eastAsia="宋体" w:hAnsi="宋体" w:cs="宋体" w:hint="eastAsia"/>
+              <w:rFonts w:hint="eastAsia" w:ascii="宋体" w:hAnsi="宋体" w:eastAsia="宋体" w:cs="宋体"/>
               <w:szCs w:val="24"/>
             </w:rPr>
             <w:fldChar w:fldCharType="end"/>
@@ -3398,28 +3594,28 @@
         </w:p>
         <w:p>
           <w:pPr>
-            <w:pStyle w:val="TOC2"/>
+            <w:pStyle w:val="17"/>
             <w:tabs>
               <w:tab w:val="right" w:leader="dot" w:pos="8306"/>
             </w:tabs>
           </w:pPr>
           <w:r>
             <w:rPr>
-              <w:rFonts w:ascii="宋体" w:eastAsia="宋体" w:hAnsi="宋体" w:cs="宋体" w:hint="eastAsia"/>
+              <w:rFonts w:hint="eastAsia" w:ascii="宋体" w:hAnsi="宋体" w:eastAsia="宋体" w:cs="宋体"/>
               <w:szCs w:val="24"/>
             </w:rPr>
             <w:fldChar w:fldCharType="begin"/>
           </w:r>
           <w:r>
             <w:rPr>
-              <w:rFonts w:ascii="宋体" w:eastAsia="宋体" w:hAnsi="宋体" w:cs="宋体" w:hint="eastAsia"/>
+              <w:rFonts w:hint="eastAsia" w:ascii="宋体" w:hAnsi="宋体" w:eastAsia="宋体" w:cs="宋体"/>
               <w:szCs w:val="24"/>
             </w:rPr>
             <w:instrText xml:space="preserve"> HYPERLINK \l _Toc30393 </w:instrText>
           </w:r>
           <w:r>
             <w:rPr>
-              <w:rFonts w:ascii="宋体" w:eastAsia="宋体" w:hAnsi="宋体" w:cs="宋体" w:hint="eastAsia"/>
+              <w:rFonts w:hint="eastAsia" w:ascii="宋体" w:hAnsi="宋体" w:eastAsia="宋体" w:cs="宋体"/>
               <w:szCs w:val="24"/>
             </w:rPr>
             <w:fldChar w:fldCharType="separate"/>
@@ -3465,7 +3661,7 @@
           </w:r>
           <w:r>
             <w:rPr>
-              <w:rFonts w:ascii="宋体" w:eastAsia="宋体" w:hAnsi="宋体" w:cs="宋体" w:hint="eastAsia"/>
+              <w:rFonts w:hint="eastAsia" w:ascii="宋体" w:hAnsi="宋体" w:eastAsia="宋体" w:cs="宋体"/>
               <w:szCs w:val="24"/>
             </w:rPr>
             <w:fldChar w:fldCharType="end"/>
@@ -3473,28 +3669,28 @@
         </w:p>
         <w:p>
           <w:pPr>
-            <w:pStyle w:val="TOC1"/>
+            <w:pStyle w:val="16"/>
             <w:tabs>
               <w:tab w:val="right" w:leader="dot" w:pos="8306"/>
             </w:tabs>
           </w:pPr>
           <w:r>
             <w:rPr>
-              <w:rFonts w:ascii="宋体" w:eastAsia="宋体" w:hAnsi="宋体" w:cs="宋体" w:hint="eastAsia"/>
+              <w:rFonts w:hint="eastAsia" w:ascii="宋体" w:hAnsi="宋体" w:eastAsia="宋体" w:cs="宋体"/>
               <w:szCs w:val="24"/>
             </w:rPr>
             <w:fldChar w:fldCharType="begin"/>
           </w:r>
           <w:r>
             <w:rPr>
-              <w:rFonts w:ascii="宋体" w:eastAsia="宋体" w:hAnsi="宋体" w:cs="宋体" w:hint="eastAsia"/>
+              <w:rFonts w:hint="eastAsia" w:ascii="宋体" w:hAnsi="宋体" w:eastAsia="宋体" w:cs="宋体"/>
               <w:szCs w:val="24"/>
             </w:rPr>
             <w:instrText xml:space="preserve"> HYPERLINK \l _Toc30502 </w:instrText>
           </w:r>
           <w:r>
             <w:rPr>
-              <w:rFonts w:ascii="宋体" w:eastAsia="宋体" w:hAnsi="宋体" w:cs="宋体" w:hint="eastAsia"/>
+              <w:rFonts w:hint="eastAsia" w:ascii="宋体" w:hAnsi="宋体" w:eastAsia="宋体" w:cs="宋体"/>
               <w:szCs w:val="24"/>
             </w:rPr>
             <w:fldChar w:fldCharType="separate"/>
@@ -3533,7 +3729,7 @@
           </w:r>
           <w:r>
             <w:rPr>
-              <w:rFonts w:ascii="宋体" w:eastAsia="宋体" w:hAnsi="宋体" w:cs="宋体" w:hint="eastAsia"/>
+              <w:rFonts w:hint="eastAsia" w:ascii="宋体" w:hAnsi="宋体" w:eastAsia="宋体" w:cs="宋体"/>
               <w:szCs w:val="24"/>
             </w:rPr>
             <w:fldChar w:fldCharType="end"/>
@@ -3541,28 +3737,28 @@
         </w:p>
         <w:p>
           <w:pPr>
-            <w:pStyle w:val="TOC1"/>
+            <w:pStyle w:val="16"/>
             <w:tabs>
               <w:tab w:val="right" w:leader="dot" w:pos="8306"/>
             </w:tabs>
           </w:pPr>
           <w:r>
             <w:rPr>
-              <w:rFonts w:ascii="宋体" w:eastAsia="宋体" w:hAnsi="宋体" w:cs="宋体" w:hint="eastAsia"/>
+              <w:rFonts w:hint="eastAsia" w:ascii="宋体" w:hAnsi="宋体" w:eastAsia="宋体" w:cs="宋体"/>
               <w:szCs w:val="24"/>
             </w:rPr>
             <w:fldChar w:fldCharType="begin"/>
           </w:r>
           <w:r>
             <w:rPr>
-              <w:rFonts w:ascii="宋体" w:eastAsia="宋体" w:hAnsi="宋体" w:cs="宋体" w:hint="eastAsia"/>
+              <w:rFonts w:hint="eastAsia" w:ascii="宋体" w:hAnsi="宋体" w:eastAsia="宋体" w:cs="宋体"/>
               <w:szCs w:val="24"/>
             </w:rPr>
             <w:instrText xml:space="preserve"> HYPERLINK \l _Toc26463 </w:instrText>
           </w:r>
           <w:r>
             <w:rPr>
-              <w:rFonts w:ascii="宋体" w:eastAsia="宋体" w:hAnsi="宋体" w:cs="宋体" w:hint="eastAsia"/>
+              <w:rFonts w:hint="eastAsia" w:ascii="宋体" w:hAnsi="宋体" w:eastAsia="宋体" w:cs="宋体"/>
               <w:szCs w:val="24"/>
             </w:rPr>
             <w:fldChar w:fldCharType="separate"/>
@@ -3594,7 +3790,7 @@
           </w:r>
           <w:r>
             <w:rPr>
-              <w:rFonts w:ascii="宋体" w:eastAsia="宋体" w:hAnsi="宋体" w:cs="宋体" w:hint="eastAsia"/>
+              <w:rFonts w:hint="eastAsia" w:ascii="宋体" w:hAnsi="宋体" w:eastAsia="宋体" w:cs="宋体"/>
               <w:szCs w:val="24"/>
             </w:rPr>
             <w:fldChar w:fldCharType="end"/>
@@ -3617,7 +3813,7 @@
             <w:snapToGrid w:val="0"/>
             <w:textAlignment w:val="baseline"/>
             <w:rPr>
-              <w:rFonts w:ascii="宋体" w:eastAsia="宋体" w:hAnsi="宋体" w:cs="宋体" w:hint="eastAsia"/>
+              <w:rFonts w:hint="eastAsia" w:ascii="宋体" w:hAnsi="宋体" w:eastAsia="宋体" w:cs="宋体"/>
               <w:snapToGrid w:val="0"/>
               <w:color w:val="000000"/>
               <w:kern w:val="0"/>
@@ -3628,7 +3824,7 @@
           </w:pPr>
           <w:r>
             <w:rPr>
-              <w:rFonts w:ascii="宋体" w:eastAsia="宋体" w:hAnsi="宋体" w:cs="宋体" w:hint="eastAsia"/>
+              <w:rFonts w:hint="eastAsia" w:ascii="宋体" w:hAnsi="宋体" w:eastAsia="宋体" w:cs="宋体"/>
               <w:szCs w:val="24"/>
             </w:rPr>
             <w:fldChar w:fldCharType="end"/>
@@ -3653,7 +3849,7 @@
     </w:p>
     <w:p>
       <w:pPr>
-        <w:pStyle w:val="1"/>
+        <w:pStyle w:val="28"/>
         <w:keepNext w:val="0"/>
         <w:keepLines w:val="0"/>
         <w:pageBreakBefore w:val="0"/>
@@ -3673,7 +3869,7 @@
           <w:lang w:val="en-US" w:eastAsia="zh-CN"/>
         </w:rPr>
       </w:pPr>
-      <w:bookmarkStart w:id="3" w:name="_Toc21069"/>
+      <w:bookmarkStart w:id="2" w:name="_Toc21069"/>
       <w:r>
         <w:rPr>
           <w:rFonts w:hint="default"/>
@@ -3681,11 +3877,11 @@
         </w:rPr>
         <w:t>总则</w:t>
       </w:r>
-      <w:bookmarkEnd w:id="3"/>
+      <w:bookmarkEnd w:id="2"/>
     </w:p>
     <w:p>
       <w:pPr>
-        <w:pStyle w:val="2"/>
+        <w:pStyle w:val="30"/>
         <w:keepNext w:val="0"/>
         <w:keepLines w:val="0"/>
         <w:pageBreakBefore w:val="0"/>
@@ -3705,7 +3901,7 @@
           <w:lang w:val="en-US" w:eastAsia="zh-CN"/>
         </w:rPr>
       </w:pPr>
-      <w:bookmarkStart w:id="4" w:name="_Toc30889"/>
+      <w:bookmarkStart w:id="3" w:name="_Toc30889"/>
       <w:r>
         <w:rPr>
           <w:rFonts w:hint="default"/>
@@ -3713,11 +3909,11 @@
         </w:rPr>
         <w:t>目的</w:t>
       </w:r>
-      <w:bookmarkEnd w:id="4"/>
+      <w:bookmarkEnd w:id="3"/>
     </w:p>
     <w:p>
       <w:pPr>
-        <w:pStyle w:val="a1"/>
+        <w:pStyle w:val="29"/>
         <w:keepNext w:val="0"/>
         <w:keepLines w:val="0"/>
         <w:pageBreakBefore w:val="0"/>
@@ -3761,7 +3957,7 @@
     </w:p>
     <w:p>
       <w:pPr>
-        <w:pStyle w:val="2"/>
+        <w:pStyle w:val="30"/>
         <w:keepNext w:val="0"/>
         <w:keepLines w:val="0"/>
         <w:pageBreakBefore w:val="0"/>
@@ -3781,7 +3977,7 @@
           <w:lang w:val="en-US" w:eastAsia="zh-CN"/>
         </w:rPr>
       </w:pPr>
-      <w:bookmarkStart w:id="5" w:name="_Toc12409"/>
+      <w:bookmarkStart w:id="4" w:name="_Toc12409"/>
       <w:r>
         <w:rPr>
           <w:rFonts w:hint="default"/>
@@ -3789,11 +3985,11 @@
         </w:rPr>
         <w:t>适用范围</w:t>
       </w:r>
-      <w:bookmarkEnd w:id="5"/>
+      <w:bookmarkEnd w:id="4"/>
     </w:p>
     <w:p>
       <w:pPr>
-        <w:pStyle w:val="a1"/>
+        <w:pStyle w:val="29"/>
         <w:keepNext w:val="0"/>
         <w:keepLines w:val="0"/>
         <w:pageBreakBefore w:val="0"/>
@@ -3837,7 +4033,7 @@
     </w:p>
     <w:p>
       <w:pPr>
-        <w:pStyle w:val="1"/>
+        <w:pStyle w:val="28"/>
         <w:keepNext w:val="0"/>
         <w:keepLines w:val="0"/>
         <w:pageBreakBefore w:val="0"/>
@@ -3857,7 +4053,7 @@
           <w:lang w:val="en-US" w:eastAsia="zh-CN"/>
         </w:rPr>
       </w:pPr>
-      <w:bookmarkStart w:id="6" w:name="_Toc18955"/>
+      <w:bookmarkStart w:id="5" w:name="_Toc18955"/>
       <w:r>
         <w:rPr>
           <w:rFonts w:hint="default"/>
@@ -3865,11 +4061,11 @@
         </w:rPr>
         <w:t>术语与定义</w:t>
       </w:r>
-      <w:bookmarkEnd w:id="6"/>
+      <w:bookmarkEnd w:id="5"/>
     </w:p>
     <w:p>
       <w:pPr>
-        <w:pStyle w:val="a1"/>
+        <w:pStyle w:val="29"/>
         <w:keepNext w:val="0"/>
         <w:keepLines w:val="0"/>
         <w:pageBreakBefore w:val="0"/>
@@ -3899,7 +4095,7 @@
     </w:p>
     <w:p>
       <w:pPr>
-        <w:pStyle w:val="a1"/>
+        <w:pStyle w:val="29"/>
         <w:keepNext w:val="0"/>
         <w:keepLines w:val="0"/>
         <w:pageBreakBefore w:val="0"/>
@@ -3929,7 +4125,7 @@
     </w:p>
     <w:p>
       <w:pPr>
-        <w:pStyle w:val="a1"/>
+        <w:pStyle w:val="29"/>
         <w:keepNext w:val="0"/>
         <w:keepLines w:val="0"/>
         <w:pageBreakBefore w:val="0"/>
@@ -3959,7 +4155,7 @@
     </w:p>
     <w:p>
       <w:pPr>
-        <w:pStyle w:val="a1"/>
+        <w:pStyle w:val="29"/>
         <w:keepNext w:val="0"/>
         <w:keepLines w:val="0"/>
         <w:pageBreakBefore w:val="0"/>
@@ -3989,7 +4185,7 @@
     </w:p>
     <w:p>
       <w:pPr>
-        <w:pStyle w:val="a1"/>
+        <w:pStyle w:val="29"/>
         <w:keepNext w:val="0"/>
         <w:keepLines w:val="0"/>
         <w:pageBreakBefore w:val="0"/>
@@ -4019,7 +4215,7 @@
     </w:p>
     <w:p>
       <w:pPr>
-        <w:pStyle w:val="1"/>
+        <w:pStyle w:val="28"/>
         <w:keepNext w:val="0"/>
         <w:keepLines w:val="0"/>
         <w:pageBreakBefore w:val="0"/>
@@ -4039,7 +4235,7 @@
           <w:lang w:val="en-US" w:eastAsia="zh-CN"/>
         </w:rPr>
       </w:pPr>
-      <w:bookmarkStart w:id="7" w:name="_Toc13631"/>
+      <w:bookmarkStart w:id="6" w:name="_Toc13631"/>
       <w:r>
         <w:rPr>
           <w:rFonts w:hint="default"/>
@@ -4047,11 +4243,11 @@
         </w:rPr>
         <w:t>角色与职责</w:t>
       </w:r>
-      <w:bookmarkEnd w:id="7"/>
+      <w:bookmarkEnd w:id="6"/>
     </w:p>
     <w:p>
       <w:pPr>
-        <w:pStyle w:val="2"/>
+        <w:pStyle w:val="30"/>
         <w:keepNext w:val="0"/>
         <w:keepLines w:val="0"/>
         <w:pageBreakBefore w:val="0"/>
@@ -4071,7 +4267,7 @@
           <w:lang w:val="en-US" w:eastAsia="zh-CN"/>
         </w:rPr>
       </w:pPr>
-      <w:bookmarkStart w:id="8" w:name="_Toc6933"/>
+      <w:bookmarkStart w:id="7" w:name="_Toc6933"/>
       <w:r>
         <w:rPr>
           <w:rFonts w:hint="default"/>
@@ -4079,11 +4275,11 @@
         </w:rPr>
         <w:t>问题经理</w:t>
       </w:r>
-      <w:bookmarkEnd w:id="8"/>
+      <w:bookmarkEnd w:id="7"/>
     </w:p>
     <w:p>
       <w:pPr>
-        <w:pStyle w:val="a1"/>
+        <w:pStyle w:val="29"/>
         <w:keepNext w:val="0"/>
         <w:keepLines w:val="0"/>
         <w:pageBreakBefore w:val="0"/>
@@ -4113,7 +4309,7 @@
     </w:p>
     <w:p>
       <w:pPr>
-        <w:pStyle w:val="a1"/>
+        <w:pStyle w:val="29"/>
         <w:keepNext w:val="0"/>
         <w:keepLines w:val="0"/>
         <w:pageBreakBefore w:val="0"/>
@@ -4131,7 +4327,7 @@
         <w:bidi w:val="0"/>
         <w:adjustRightInd w:val="0"/>
         <w:snapToGrid w:val="0"/>
-        <w:ind w:left="425" w:hanging="425" w:leftChars="0" w:firstLineChars="0"/>
+        <w:ind w:left="425" w:leftChars="0" w:hanging="425" w:firstLineChars="0"/>
         <w:textAlignment w:val="baseline"/>
         <w:rPr>
           <w:rFonts w:hint="default"/>
@@ -4148,7 +4344,7 @@
     </w:p>
     <w:p>
       <w:pPr>
-        <w:pStyle w:val="a1"/>
+        <w:pStyle w:val="29"/>
         <w:keepNext w:val="0"/>
         <w:keepLines w:val="0"/>
         <w:pageBreakBefore w:val="0"/>
@@ -4166,7 +4362,7 @@
         <w:bidi w:val="0"/>
         <w:adjustRightInd w:val="0"/>
         <w:snapToGrid w:val="0"/>
-        <w:ind w:left="425" w:hanging="425" w:leftChars="0" w:firstLineChars="0"/>
+        <w:ind w:left="425" w:leftChars="0" w:hanging="425" w:firstLineChars="0"/>
         <w:textAlignment w:val="baseline"/>
         <w:rPr>
           <w:rFonts w:hint="default"/>
@@ -4183,7 +4379,7 @@
     </w:p>
     <w:p>
       <w:pPr>
-        <w:pStyle w:val="a1"/>
+        <w:pStyle w:val="29"/>
         <w:keepNext w:val="0"/>
         <w:keepLines w:val="0"/>
         <w:pageBreakBefore w:val="0"/>
@@ -4201,7 +4397,7 @@
         <w:bidi w:val="0"/>
         <w:adjustRightInd w:val="0"/>
         <w:snapToGrid w:val="0"/>
-        <w:ind w:left="425" w:hanging="425" w:leftChars="0" w:firstLineChars="0"/>
+        <w:ind w:left="425" w:leftChars="0" w:hanging="425" w:firstLineChars="0"/>
         <w:textAlignment w:val="baseline"/>
         <w:rPr>
           <w:rFonts w:hint="default"/>
@@ -4218,7 +4414,7 @@
     </w:p>
     <w:p>
       <w:pPr>
-        <w:pStyle w:val="a1"/>
+        <w:pStyle w:val="29"/>
         <w:keepNext w:val="0"/>
         <w:keepLines w:val="0"/>
         <w:pageBreakBefore w:val="0"/>
@@ -4236,7 +4432,7 @@
         <w:bidi w:val="0"/>
         <w:adjustRightInd w:val="0"/>
         <w:snapToGrid w:val="0"/>
-        <w:ind w:left="425" w:hanging="425" w:leftChars="0" w:firstLineChars="0"/>
+        <w:ind w:left="425" w:leftChars="0" w:hanging="425" w:firstLineChars="0"/>
         <w:textAlignment w:val="baseline"/>
         <w:rPr>
           <w:rFonts w:hint="default"/>
@@ -4253,7 +4449,7 @@
     </w:p>
     <w:p>
       <w:pPr>
-        <w:pStyle w:val="a1"/>
+        <w:pStyle w:val="29"/>
         <w:keepNext w:val="0"/>
         <w:keepLines w:val="0"/>
         <w:pageBreakBefore w:val="0"/>
@@ -4271,7 +4467,7 @@
         <w:bidi w:val="0"/>
         <w:adjustRightInd w:val="0"/>
         <w:snapToGrid w:val="0"/>
-        <w:ind w:left="425" w:hanging="425" w:leftChars="0" w:firstLineChars="0"/>
+        <w:ind w:left="425" w:leftChars="0" w:hanging="425" w:firstLineChars="0"/>
         <w:textAlignment w:val="baseline"/>
         <w:rPr>
           <w:rFonts w:hint="default"/>
@@ -4288,7 +4484,7 @@
     </w:p>
     <w:p>
       <w:pPr>
-        <w:pStyle w:val="2"/>
+        <w:pStyle w:val="30"/>
         <w:keepNext w:val="0"/>
         <w:keepLines w:val="0"/>
         <w:pageBreakBefore w:val="0"/>
@@ -4308,7 +4504,7 @@
           <w:lang w:val="en-US" w:eastAsia="zh-CN"/>
         </w:rPr>
       </w:pPr>
-      <w:bookmarkStart w:id="9" w:name="_Toc17839"/>
+      <w:bookmarkStart w:id="8" w:name="_Toc17839"/>
       <w:r>
         <w:rPr>
           <w:rFonts w:hint="default"/>
@@ -4316,11 +4512,11 @@
         </w:rPr>
         <w:t>问题处理专家组</w:t>
       </w:r>
-      <w:bookmarkEnd w:id="9"/>
+      <w:bookmarkEnd w:id="8"/>
     </w:p>
     <w:p>
       <w:pPr>
-        <w:pStyle w:val="a1"/>
+        <w:pStyle w:val="29"/>
         <w:keepNext w:val="0"/>
         <w:keepLines w:val="0"/>
         <w:pageBreakBefore w:val="0"/>
@@ -4350,7 +4546,7 @@
     </w:p>
     <w:p>
       <w:pPr>
-        <w:pStyle w:val="a1"/>
+        <w:pStyle w:val="29"/>
         <w:keepNext w:val="0"/>
         <w:keepLines w:val="0"/>
         <w:pageBreakBefore w:val="0"/>
@@ -4368,7 +4564,7 @@
         <w:bidi w:val="0"/>
         <w:adjustRightInd w:val="0"/>
         <w:snapToGrid w:val="0"/>
-        <w:ind w:left="425" w:hanging="425" w:leftChars="0" w:firstLineChars="0"/>
+        <w:ind w:left="425" w:leftChars="0" w:hanging="425" w:firstLineChars="0"/>
         <w:textAlignment w:val="baseline"/>
         <w:rPr>
           <w:rFonts w:hint="default"/>
@@ -4385,7 +4581,7 @@
     </w:p>
     <w:p>
       <w:pPr>
-        <w:pStyle w:val="a1"/>
+        <w:pStyle w:val="29"/>
         <w:keepNext w:val="0"/>
         <w:keepLines w:val="0"/>
         <w:pageBreakBefore w:val="0"/>
@@ -4403,7 +4599,7 @@
         <w:bidi w:val="0"/>
         <w:adjustRightInd w:val="0"/>
         <w:snapToGrid w:val="0"/>
-        <w:ind w:left="425" w:hanging="425" w:leftChars="0" w:firstLineChars="0"/>
+        <w:ind w:left="425" w:leftChars="0" w:hanging="425" w:firstLineChars="0"/>
         <w:textAlignment w:val="baseline"/>
         <w:rPr>
           <w:rFonts w:hint="default"/>
@@ -4420,7 +4616,7 @@
     </w:p>
     <w:p>
       <w:pPr>
-        <w:pStyle w:val="a1"/>
+        <w:pStyle w:val="29"/>
         <w:keepNext w:val="0"/>
         <w:keepLines w:val="0"/>
         <w:pageBreakBefore w:val="0"/>
@@ -4438,7 +4634,7 @@
         <w:bidi w:val="0"/>
         <w:adjustRightInd w:val="0"/>
         <w:snapToGrid w:val="0"/>
-        <w:ind w:left="425" w:hanging="425" w:leftChars="0" w:firstLineChars="0"/>
+        <w:ind w:left="425" w:leftChars="0" w:hanging="425" w:firstLineChars="0"/>
         <w:textAlignment w:val="baseline"/>
         <w:rPr>
           <w:rFonts w:hint="default"/>
@@ -4455,7 +4651,7 @@
     </w:p>
     <w:p>
       <w:pPr>
-        <w:pStyle w:val="a1"/>
+        <w:pStyle w:val="29"/>
         <w:keepNext w:val="0"/>
         <w:keepLines w:val="0"/>
         <w:pageBreakBefore w:val="0"/>
@@ -4473,7 +4669,7 @@
         <w:bidi w:val="0"/>
         <w:adjustRightInd w:val="0"/>
         <w:snapToGrid w:val="0"/>
-        <w:ind w:left="425" w:hanging="425" w:leftChars="0" w:firstLineChars="0"/>
+        <w:ind w:left="425" w:leftChars="0" w:hanging="425" w:firstLineChars="0"/>
         <w:textAlignment w:val="baseline"/>
         <w:rPr>
           <w:rFonts w:hint="default"/>
@@ -4490,7 +4686,7 @@
     </w:p>
     <w:p>
       <w:pPr>
-        <w:pStyle w:val="a1"/>
+        <w:pStyle w:val="29"/>
         <w:keepNext w:val="0"/>
         <w:keepLines w:val="0"/>
         <w:pageBreakBefore w:val="0"/>
@@ -4508,7 +4704,7 @@
         <w:bidi w:val="0"/>
         <w:adjustRightInd w:val="0"/>
         <w:snapToGrid w:val="0"/>
-        <w:ind w:left="425" w:hanging="425" w:leftChars="0" w:firstLineChars="0"/>
+        <w:ind w:left="425" w:leftChars="0" w:hanging="425" w:firstLineChars="0"/>
         <w:textAlignment w:val="baseline"/>
         <w:rPr>
           <w:rFonts w:hint="default"/>
@@ -4525,7 +4721,7 @@
     </w:p>
     <w:p>
       <w:pPr>
-        <w:pStyle w:val="1"/>
+        <w:pStyle w:val="28"/>
         <w:keepNext w:val="0"/>
         <w:keepLines w:val="0"/>
         <w:pageBreakBefore w:val="0"/>
@@ -4545,7 +4741,7 @@
           <w:lang w:val="en-US" w:eastAsia="zh-CN"/>
         </w:rPr>
       </w:pPr>
-      <w:bookmarkStart w:id="10" w:name="_Toc31298"/>
+      <w:bookmarkStart w:id="9" w:name="_Toc31298"/>
       <w:r>
         <w:rPr>
           <w:rFonts w:hint="default"/>
@@ -4553,11 +4749,11 @@
         </w:rPr>
         <w:t>问题管理流程</w:t>
       </w:r>
-      <w:bookmarkEnd w:id="10"/>
+      <w:bookmarkEnd w:id="9"/>
     </w:p>
     <w:p>
       <w:pPr>
-        <w:pStyle w:val="2"/>
+        <w:pStyle w:val="30"/>
         <w:keepNext w:val="0"/>
         <w:keepLines w:val="0"/>
         <w:pageBreakBefore w:val="0"/>
@@ -4577,7 +4773,7 @@
           <w:lang w:val="en-US" w:eastAsia="zh-CN"/>
         </w:rPr>
       </w:pPr>
-      <w:bookmarkStart w:id="11" w:name="_Toc9558"/>
+      <w:bookmarkStart w:id="10" w:name="_Toc9558"/>
       <w:r>
         <w:rPr>
           <w:rFonts w:hint="default"/>
@@ -4585,11 +4781,11 @@
         </w:rPr>
         <w:t>流程概述</w:t>
       </w:r>
-      <w:bookmarkEnd w:id="11"/>
+      <w:bookmarkEnd w:id="10"/>
     </w:p>
     <w:p>
       <w:pPr>
-        <w:pStyle w:val="a1"/>
+        <w:pStyle w:val="29"/>
         <w:keepNext w:val="0"/>
         <w:keepLines w:val="0"/>
         <w:pageBreakBefore w:val="0"/>
@@ -4619,7 +4815,7 @@
     </w:p>
     <w:p>
       <w:pPr>
-        <w:pStyle w:val="2"/>
+        <w:pStyle w:val="30"/>
         <w:keepNext w:val="0"/>
         <w:keepLines w:val="0"/>
         <w:pageBreakBefore w:val="0"/>
@@ -4639,7 +4835,7 @@
           <w:lang w:val="en-US" w:eastAsia="zh-CN"/>
         </w:rPr>
       </w:pPr>
-      <w:bookmarkStart w:id="12" w:name="_Toc22497"/>
+      <w:bookmarkStart w:id="11" w:name="_Toc22497"/>
       <w:r>
         <w:rPr>
           <w:rFonts w:hint="default"/>
@@ -4647,11 +4843,11 @@
         </w:rPr>
         <w:t>管理原则</w:t>
       </w:r>
-      <w:bookmarkEnd w:id="12"/>
+      <w:bookmarkEnd w:id="11"/>
     </w:p>
     <w:p>
       <w:pPr>
-        <w:pStyle w:val="a1"/>
+        <w:pStyle w:val="29"/>
         <w:keepNext w:val="0"/>
         <w:keepLines w:val="0"/>
         <w:pageBreakBefore w:val="0"/>
@@ -4681,7 +4877,7 @@
     </w:p>
     <w:p>
       <w:pPr>
-        <w:pStyle w:val="a1"/>
+        <w:pStyle w:val="29"/>
         <w:keepNext w:val="0"/>
         <w:keepLines w:val="0"/>
         <w:pageBreakBefore w:val="0"/>
@@ -4711,7 +4907,7 @@
     </w:p>
     <w:p>
       <w:pPr>
-        <w:pStyle w:val="a1"/>
+        <w:pStyle w:val="29"/>
         <w:keepNext w:val="0"/>
         <w:keepLines w:val="0"/>
         <w:pageBreakBefore w:val="0"/>
@@ -4741,7 +4937,7 @@
     </w:p>
     <w:p>
       <w:pPr>
-        <w:pStyle w:val="a1"/>
+        <w:pStyle w:val="29"/>
         <w:keepNext w:val="0"/>
         <w:keepLines w:val="0"/>
         <w:pageBreakBefore w:val="0"/>
@@ -4771,7 +4967,7 @@
     </w:p>
     <w:p>
       <w:pPr>
-        <w:pStyle w:val="2"/>
+        <w:pStyle w:val="30"/>
         <w:keepNext w:val="0"/>
         <w:keepLines w:val="0"/>
         <w:pageBreakBefore w:val="0"/>
@@ -4791,7 +4987,7 @@
           <w:lang w:val="en-US" w:eastAsia="zh-CN"/>
         </w:rPr>
       </w:pPr>
-      <w:bookmarkStart w:id="13" w:name="_Toc14939"/>
+      <w:bookmarkStart w:id="12" w:name="_Toc14939"/>
       <w:r>
         <w:rPr>
           <w:rFonts w:hint="default"/>
@@ -4799,11 +4995,11 @@
         </w:rPr>
         <w:t>流程活动说明</w:t>
       </w:r>
-      <w:bookmarkEnd w:id="13"/>
+      <w:bookmarkEnd w:id="12"/>
     </w:p>
     <w:p>
       <w:pPr>
-        <w:pStyle w:val="a1"/>
+        <w:pStyle w:val="29"/>
         <w:keepNext w:val="0"/>
         <w:keepLines w:val="0"/>
         <w:pageBreakBefore w:val="0"/>
@@ -4821,7 +5017,7 @@
         <w:bidi w:val="0"/>
         <w:adjustRightInd w:val="0"/>
         <w:snapToGrid w:val="0"/>
-        <w:ind w:left="425" w:hanging="425" w:leftChars="0" w:firstLineChars="0"/>
+        <w:ind w:left="425" w:leftChars="0" w:hanging="425" w:firstLineChars="0"/>
         <w:textAlignment w:val="baseline"/>
         <w:rPr>
           <w:rFonts w:hint="default"/>
@@ -4838,7 +5034,7 @@
     </w:p>
     <w:p>
       <w:pPr>
-        <w:pStyle w:val="a1"/>
+        <w:pStyle w:val="29"/>
         <w:keepNext w:val="0"/>
         <w:keepLines w:val="0"/>
         <w:pageBreakBefore w:val="0"/>
@@ -4868,7 +5064,7 @@
     </w:p>
     <w:p>
       <w:pPr>
-        <w:pStyle w:val="a1"/>
+        <w:pStyle w:val="29"/>
         <w:keepNext w:val="0"/>
         <w:keepLines w:val="0"/>
         <w:pageBreakBefore w:val="0"/>
@@ -4898,7 +5094,7 @@
     </w:p>
     <w:p>
       <w:pPr>
-        <w:pStyle w:val="a1"/>
+        <w:pStyle w:val="29"/>
         <w:keepNext w:val="0"/>
         <w:keepLines w:val="0"/>
         <w:pageBreakBefore w:val="0"/>
@@ -4916,7 +5112,7 @@
         <w:bidi w:val="0"/>
         <w:adjustRightInd w:val="0"/>
         <w:snapToGrid w:val="0"/>
-        <w:ind w:left="425" w:hanging="425" w:leftChars="0" w:firstLineChars="0"/>
+        <w:ind w:left="425" w:leftChars="0" w:hanging="425" w:firstLineChars="0"/>
         <w:textAlignment w:val="baseline"/>
         <w:rPr>
           <w:rFonts w:hint="default"/>
@@ -4933,7 +5129,7 @@
     </w:p>
     <w:p>
       <w:pPr>
-        <w:pStyle w:val="a1"/>
+        <w:pStyle w:val="29"/>
         <w:keepNext w:val="0"/>
         <w:keepLines w:val="0"/>
         <w:pageBreakBefore w:val="0"/>
@@ -4963,7 +5159,7 @@
     </w:p>
     <w:p>
       <w:pPr>
-        <w:pStyle w:val="a1"/>
+        <w:pStyle w:val="29"/>
         <w:keepNext w:val="0"/>
         <w:keepLines w:val="0"/>
         <w:pageBreakBefore w:val="0"/>
@@ -4981,7 +5177,7 @@
         <w:bidi w:val="0"/>
         <w:adjustRightInd w:val="0"/>
         <w:snapToGrid w:val="0"/>
-        <w:ind w:left="425" w:hanging="425" w:leftChars="0" w:firstLineChars="0"/>
+        <w:ind w:left="425" w:leftChars="0" w:hanging="425" w:firstLineChars="0"/>
         <w:textAlignment w:val="baseline"/>
         <w:rPr>
           <w:rFonts w:hint="default"/>
@@ -4998,7 +5194,7 @@
     </w:p>
     <w:p>
       <w:pPr>
-        <w:pStyle w:val="a1"/>
+        <w:pStyle w:val="29"/>
         <w:keepNext w:val="0"/>
         <w:keepLines w:val="0"/>
         <w:pageBreakBefore w:val="0"/>
@@ -5028,7 +5224,7 @@
     </w:p>
     <w:p>
       <w:pPr>
-        <w:pStyle w:val="a1"/>
+        <w:pStyle w:val="29"/>
         <w:keepNext w:val="0"/>
         <w:keepLines w:val="0"/>
         <w:pageBreakBefore w:val="0"/>
@@ -5046,7 +5242,7 @@
         <w:bidi w:val="0"/>
         <w:adjustRightInd w:val="0"/>
         <w:snapToGrid w:val="0"/>
-        <w:ind w:left="425" w:hanging="425" w:leftChars="0" w:firstLineChars="0"/>
+        <w:ind w:left="425" w:leftChars="0" w:hanging="425" w:firstLineChars="0"/>
         <w:textAlignment w:val="baseline"/>
         <w:rPr>
           <w:rFonts w:hint="default"/>
@@ -5063,7 +5259,7 @@
     </w:p>
     <w:p>
       <w:pPr>
-        <w:pStyle w:val="a1"/>
+        <w:pStyle w:val="29"/>
         <w:keepNext w:val="0"/>
         <w:keepLines w:val="0"/>
         <w:pageBreakBefore w:val="0"/>
@@ -5093,7 +5289,7 @@
     </w:p>
     <w:p>
       <w:pPr>
-        <w:pStyle w:val="a1"/>
+        <w:pStyle w:val="29"/>
         <w:keepNext w:val="0"/>
         <w:keepLines w:val="0"/>
         <w:pageBreakBefore w:val="0"/>
@@ -5123,7 +5319,7 @@
     </w:p>
     <w:p>
       <w:pPr>
-        <w:pStyle w:val="a1"/>
+        <w:pStyle w:val="29"/>
         <w:keepNext w:val="0"/>
         <w:keepLines w:val="0"/>
         <w:pageBreakBefore w:val="0"/>
@@ -5153,7 +5349,7 @@
     </w:p>
     <w:p>
       <w:pPr>
-        <w:pStyle w:val="a1"/>
+        <w:pStyle w:val="29"/>
         <w:keepNext w:val="0"/>
         <w:keepLines w:val="0"/>
         <w:pageBreakBefore w:val="0"/>
@@ -5171,7 +5367,7 @@
         <w:bidi w:val="0"/>
         <w:adjustRightInd w:val="0"/>
         <w:snapToGrid w:val="0"/>
-        <w:ind w:left="425" w:hanging="425" w:leftChars="0" w:firstLineChars="0"/>
+        <w:ind w:left="425" w:leftChars="0" w:hanging="425" w:firstLineChars="0"/>
         <w:textAlignment w:val="baseline"/>
         <w:rPr>
           <w:rFonts w:hint="default"/>
@@ -5188,7 +5384,7 @@
     </w:p>
     <w:p>
       <w:pPr>
-        <w:pStyle w:val="a1"/>
+        <w:pStyle w:val="29"/>
         <w:keepNext w:val="0"/>
         <w:keepLines w:val="0"/>
         <w:pageBreakBefore w:val="0"/>
@@ -5218,7 +5414,7 @@
     </w:p>
     <w:p>
       <w:pPr>
-        <w:pStyle w:val="a1"/>
+        <w:pStyle w:val="29"/>
         <w:keepNext w:val="0"/>
         <w:keepLines w:val="0"/>
         <w:pageBreakBefore w:val="0"/>
@@ -5236,7 +5432,7 @@
         <w:bidi w:val="0"/>
         <w:adjustRightInd w:val="0"/>
         <w:snapToGrid w:val="0"/>
-        <w:ind w:left="425" w:hanging="425" w:leftChars="0" w:firstLineChars="0"/>
+        <w:ind w:left="425" w:leftChars="0" w:hanging="425" w:firstLineChars="0"/>
         <w:textAlignment w:val="baseline"/>
         <w:rPr>
           <w:rFonts w:hint="default"/>
@@ -5253,7 +5449,7 @@
     </w:p>
     <w:p>
       <w:pPr>
-        <w:pStyle w:val="a1"/>
+        <w:pStyle w:val="29"/>
         <w:keepNext w:val="0"/>
         <w:keepLines w:val="0"/>
         <w:pageBreakBefore w:val="0"/>
@@ -5283,7 +5479,7 @@
     </w:p>
     <w:p>
       <w:pPr>
-        <w:pStyle w:val="a1"/>
+        <w:pStyle w:val="29"/>
         <w:keepNext w:val="0"/>
         <w:keepLines w:val="0"/>
         <w:pageBreakBefore w:val="0"/>
@@ -5301,7 +5497,7 @@
         <w:bidi w:val="0"/>
         <w:adjustRightInd w:val="0"/>
         <w:snapToGrid w:val="0"/>
-        <w:ind w:left="425" w:hanging="425" w:leftChars="0" w:firstLineChars="0"/>
+        <w:ind w:left="425" w:leftChars="0" w:hanging="425" w:firstLineChars="0"/>
         <w:textAlignment w:val="baseline"/>
         <w:rPr>
           <w:rFonts w:hint="default"/>
@@ -5318,7 +5514,7 @@
     </w:p>
     <w:p>
       <w:pPr>
-        <w:pStyle w:val="a1"/>
+        <w:pStyle w:val="29"/>
         <w:keepNext w:val="0"/>
         <w:keepLines w:val="0"/>
         <w:pageBreakBefore w:val="0"/>
@@ -5348,7 +5544,7 @@
     </w:p>
     <w:p>
       <w:pPr>
-        <w:pStyle w:val="1"/>
+        <w:pStyle w:val="28"/>
         <w:keepNext w:val="0"/>
         <w:keepLines w:val="0"/>
         <w:pageBreakBefore w:val="0"/>
@@ -5368,38 +5564,38 @@
           <w:lang w:val="en-US" w:eastAsia="zh-CN"/>
         </w:rPr>
       </w:pPr>
-      <w:bookmarkStart w:id="14" w:name="_Toc9290"/>
+      <w:bookmarkStart w:id="13" w:name="_Toc9290"/>
       <w:r>
         <w:rPr>
           <w:rFonts w:hint="default"/>
           <w:lang w:val="en-US" w:eastAsia="zh-CN"/>
         </w:rPr>
         <w:t>问题相关定义</w:t>
+      </w:r>
+      <w:bookmarkEnd w:id="13"/>
+    </w:p>
+    <w:p>
+      <w:pPr>
+        <w:pStyle w:val="30"/>
+        <w:bidi w:val="0"/>
+        <w:rPr>
+          <w:rFonts w:hint="default"/>
+          <w:lang w:val="en-US" w:eastAsia="zh-CN"/>
+        </w:rPr>
+      </w:pPr>
+      <w:bookmarkStart w:id="14" w:name="_Toc29529"/>
+      <w:r>
+        <w:rPr>
+          <w:rFonts w:hint="default"/>
+          <w:lang w:val="en-US" w:eastAsia="zh-CN"/>
+        </w:rPr>
+        <w:t>问题分类</w:t>
       </w:r>
       <w:bookmarkEnd w:id="14"/>
     </w:p>
     <w:p>
       <w:pPr>
-        <w:pStyle w:val="2"/>
-        <w:bidi w:val="0"/>
-        <w:rPr>
-          <w:rFonts w:hint="default"/>
-          <w:lang w:val="en-US" w:eastAsia="zh-CN"/>
-        </w:rPr>
-      </w:pPr>
-      <w:bookmarkStart w:id="15" w:name="_Toc29529"/>
-      <w:r>
-        <w:rPr>
-          <w:rFonts w:hint="default"/>
-          <w:lang w:val="en-US" w:eastAsia="zh-CN"/>
-        </w:rPr>
-        <w:t>问题分类</w:t>
-      </w:r>
-      <w:bookmarkEnd w:id="15"/>
-    </w:p>
-    <w:p>
-      <w:pPr>
-        <w:pStyle w:val="a1"/>
+        <w:pStyle w:val="29"/>
         <w:keepNext w:val="0"/>
         <w:keepLines w:val="0"/>
         <w:pageBreakBefore w:val="0"/>
@@ -5429,7 +5625,7 @@
     </w:p>
     <w:p>
       <w:pPr>
-        <w:pStyle w:val="a1"/>
+        <w:pStyle w:val="29"/>
         <w:keepNext w:val="0"/>
         <w:keepLines w:val="0"/>
         <w:pageBreakBefore w:val="0"/>
@@ -5459,7 +5655,7 @@
     </w:p>
     <w:p>
       <w:pPr>
-        <w:pStyle w:val="a1"/>
+        <w:pStyle w:val="29"/>
         <w:keepNext w:val="0"/>
         <w:keepLines w:val="0"/>
         <w:pageBreakBefore w:val="0"/>
@@ -5489,7 +5685,7 @@
     </w:p>
     <w:p>
       <w:pPr>
-        <w:pStyle w:val="a1"/>
+        <w:pStyle w:val="29"/>
         <w:keepNext w:val="0"/>
         <w:keepLines w:val="0"/>
         <w:pageBreakBefore w:val="0"/>
@@ -5519,7 +5715,7 @@
     </w:p>
     <w:p>
       <w:pPr>
-        <w:pStyle w:val="a1"/>
+        <w:pStyle w:val="29"/>
         <w:keepNext w:val="0"/>
         <w:keepLines w:val="0"/>
         <w:pageBreakBefore w:val="0"/>
@@ -5549,7 +5745,7 @@
     </w:p>
     <w:p>
       <w:pPr>
-        <w:pStyle w:val="a1"/>
+        <w:pStyle w:val="29"/>
         <w:keepNext w:val="0"/>
         <w:keepLines w:val="0"/>
         <w:pageBreakBefore w:val="0"/>
@@ -5579,7 +5775,7 @@
     </w:p>
     <w:p>
       <w:pPr>
-        <w:pStyle w:val="a1"/>
+        <w:pStyle w:val="29"/>
         <w:keepNext w:val="0"/>
         <w:keepLines w:val="0"/>
         <w:pageBreakBefore w:val="0"/>
@@ -5609,14 +5805,14 @@
     </w:p>
     <w:p>
       <w:pPr>
-        <w:pStyle w:val="2"/>
+        <w:pStyle w:val="30"/>
         <w:bidi w:val="0"/>
         <w:rPr>
           <w:rFonts w:hint="default"/>
           <w:lang w:val="en-US" w:eastAsia="zh-CN"/>
         </w:rPr>
       </w:pPr>
-      <w:bookmarkStart w:id="16" w:name="_Toc23748"/>
+      <w:bookmarkStart w:id="15" w:name="_Toc23748"/>
       <w:r>
         <w:rPr>
           <w:rFonts w:hint="default"/>
@@ -5624,11 +5820,11 @@
         </w:rPr>
         <w:t>问题优先级定义</w:t>
       </w:r>
-      <w:bookmarkEnd w:id="16"/>
+      <w:bookmarkEnd w:id="15"/>
     </w:p>
     <w:p>
       <w:pPr>
-        <w:pStyle w:val="a1"/>
+        <w:pStyle w:val="29"/>
         <w:keepNext w:val="0"/>
         <w:keepLines w:val="0"/>
         <w:pageBreakBefore w:val="0"/>
@@ -5658,16 +5854,16 @@
     </w:p>
     <w:tbl>
       <w:tblPr>
-        <w:tblStyle w:val="TableNormal"/>
+        <w:tblStyle w:val="20"/>
         <w:tblW w:w="0" w:type="auto"/>
         <w:tblInd w:w="0" w:type="dxa"/>
         <w:tblBorders>
-          <w:top w:val="single" w:sz="4" w:space="0" w:color="auto"/>
-          <w:left w:val="single" w:sz="4" w:space="0" w:color="auto"/>
-          <w:bottom w:val="single" w:sz="4" w:space="0" w:color="auto"/>
-          <w:right w:val="single" w:sz="4" w:space="0" w:color="auto"/>
-          <w:insideH w:val="single" w:sz="4" w:space="0" w:color="auto"/>
-          <w:insideV w:val="single" w:sz="4" w:space="0" w:color="auto"/>
+          <w:top w:val="single" w:color="auto" w:sz="4" w:space="0"/>
+          <w:left w:val="single" w:color="auto" w:sz="4" w:space="0"/>
+          <w:bottom w:val="single" w:color="auto" w:sz="4" w:space="0"/>
+          <w:right w:val="single" w:color="auto" w:sz="4" w:space="0"/>
+          <w:insideH w:val="single" w:color="auto" w:sz="4" w:space="0"/>
+          <w:insideV w:val="single" w:color="auto" w:sz="4" w:space="0"/>
         </w:tblBorders>
         <w:shd w:val="clear" w:color="auto" w:fill="auto"/>
         <w:tblLayout w:type="fixed"/>
@@ -5686,18 +5882,14 @@
       </w:tblGrid>
       <w:tr>
         <w:tblPrEx>
-          <w:tblW w:w="0" w:type="auto"/>
-          <w:tblInd w:w="0" w:type="dxa"/>
           <w:tblBorders>
-            <w:top w:val="single" w:sz="4" w:space="0" w:color="auto"/>
-            <w:left w:val="single" w:sz="4" w:space="0" w:color="auto"/>
-            <w:bottom w:val="single" w:sz="4" w:space="0" w:color="auto"/>
-            <w:right w:val="single" w:sz="4" w:space="0" w:color="auto"/>
-            <w:insideH w:val="single" w:sz="4" w:space="0" w:color="auto"/>
-            <w:insideV w:val="single" w:sz="4" w:space="0" w:color="auto"/>
+            <w:top w:val="single" w:color="auto" w:sz="4" w:space="0"/>
+            <w:left w:val="single" w:color="auto" w:sz="4" w:space="0"/>
+            <w:bottom w:val="single" w:color="auto" w:sz="4" w:space="0"/>
+            <w:right w:val="single" w:color="auto" w:sz="4" w:space="0"/>
+            <w:insideH w:val="single" w:color="auto" w:sz="4" w:space="0"/>
+            <w:insideV w:val="single" w:color="auto" w:sz="4" w:space="0"/>
           </w:tblBorders>
-          <w:shd w:val="clear" w:color="auto" w:fill="auto"/>
-          <w:tblLayout w:type="fixed"/>
           <w:tblCellMar>
             <w:top w:w="15" w:type="dxa"/>
             <w:left w:w="15" w:type="dxa"/>
@@ -5727,10 +5919,10 @@
               <w:widowControl/>
               <w:suppressLineNumbers w:val="0"/>
               <w:spacing w:line="300" w:lineRule="atLeast"/>
-              <w:ind w:left="0" w:right="0" w:firstLine="0" w:leftChars="0" w:rightChars="0" w:firstLineChars="0"/>
+              <w:ind w:left="0" w:leftChars="0" w:right="0" w:rightChars="0" w:firstLine="0" w:firstLineChars="0"/>
               <w:jc w:val="center"/>
               <w:rPr>
-                <w:rFonts w:ascii="Segoe UI" w:eastAsia="Segoe UI" w:hAnsi="Segoe UI" w:cs="Segoe UI"/>
+                <w:rFonts w:ascii="Segoe UI" w:hAnsi="Segoe UI" w:eastAsia="Segoe UI" w:cs="Segoe UI"/>
                 <w:i w:val="0"/>
                 <w:iCs w:val="0"/>
                 <w:caps w:val="0"/>
@@ -5742,8 +5934,8 @@
             </w:pPr>
             <w:r>
               <w:rPr>
-                <w:rStyle w:val="Strong"/>
-                <w:rFonts w:ascii="Segoe UI" w:eastAsia="Segoe UI" w:hAnsi="Segoe UI" w:cs="Segoe UI" w:hint="default"/>
+                <w:rStyle w:val="23"/>
+                <w:rFonts w:hint="default" w:ascii="Segoe UI" w:hAnsi="Segoe UI" w:eastAsia="Segoe UI" w:cs="Segoe UI"/>
                 <w:b/>
                 <w:bCs/>
                 <w:i w:val="0"/>
@@ -5780,10 +5972,10 @@
               <w:widowControl/>
               <w:suppressLineNumbers w:val="0"/>
               <w:spacing w:line="300" w:lineRule="atLeast"/>
-              <w:ind w:left="0" w:right="0" w:firstLine="0" w:leftChars="0" w:rightChars="0" w:firstLineChars="0"/>
+              <w:ind w:left="0" w:leftChars="0" w:right="0" w:rightChars="0" w:firstLine="0" w:firstLineChars="0"/>
               <w:jc w:val="center"/>
               <w:rPr>
-                <w:rFonts w:ascii="Segoe UI" w:eastAsia="Segoe UI" w:hAnsi="Segoe UI" w:cs="Segoe UI" w:hint="default"/>
+                <w:rFonts w:hint="default" w:ascii="Segoe UI" w:hAnsi="Segoe UI" w:eastAsia="Segoe UI" w:cs="Segoe UI"/>
                 <w:i w:val="0"/>
                 <w:iCs w:val="0"/>
                 <w:caps w:val="0"/>
@@ -5795,8 +5987,8 @@
             </w:pPr>
             <w:r>
               <w:rPr>
-                <w:rStyle w:val="Strong"/>
-                <w:rFonts w:ascii="Segoe UI" w:eastAsia="Segoe UI" w:hAnsi="Segoe UI" w:cs="Segoe UI" w:hint="default"/>
+                <w:rStyle w:val="23"/>
+                <w:rFonts w:hint="default" w:ascii="Segoe UI" w:hAnsi="Segoe UI" w:eastAsia="Segoe UI" w:cs="Segoe UI"/>
                 <w:b/>
                 <w:bCs/>
                 <w:i w:val="0"/>
@@ -5833,10 +6025,10 @@
               <w:widowControl/>
               <w:suppressLineNumbers w:val="0"/>
               <w:spacing w:line="300" w:lineRule="atLeast"/>
-              <w:ind w:left="0" w:right="0" w:firstLine="0" w:leftChars="0" w:rightChars="0" w:firstLineChars="0"/>
+              <w:ind w:left="0" w:leftChars="0" w:right="0" w:rightChars="0" w:firstLine="0" w:firstLineChars="0"/>
               <w:jc w:val="center"/>
               <w:rPr>
-                <w:rFonts w:ascii="Segoe UI" w:eastAsia="Segoe UI" w:hAnsi="Segoe UI" w:cs="Segoe UI" w:hint="default"/>
+                <w:rFonts w:hint="default" w:ascii="Segoe UI" w:hAnsi="Segoe UI" w:eastAsia="Segoe UI" w:cs="Segoe UI"/>
                 <w:i w:val="0"/>
                 <w:iCs w:val="0"/>
                 <w:caps w:val="0"/>
@@ -5848,8 +6040,8 @@
             </w:pPr>
             <w:r>
               <w:rPr>
-                <w:rStyle w:val="Strong"/>
-                <w:rFonts w:ascii="Segoe UI" w:eastAsia="Segoe UI" w:hAnsi="Segoe UI" w:cs="Segoe UI" w:hint="default"/>
+                <w:rStyle w:val="23"/>
+                <w:rFonts w:hint="default" w:ascii="Segoe UI" w:hAnsi="Segoe UI" w:eastAsia="Segoe UI" w:cs="Segoe UI"/>
                 <w:b/>
                 <w:bCs/>
                 <w:i w:val="0"/>
@@ -5886,10 +6078,10 @@
               <w:widowControl/>
               <w:suppressLineNumbers w:val="0"/>
               <w:spacing w:line="300" w:lineRule="atLeast"/>
-              <w:ind w:left="0" w:right="0" w:firstLine="0" w:leftChars="0" w:rightChars="0" w:firstLineChars="0"/>
+              <w:ind w:left="0" w:leftChars="0" w:right="0" w:rightChars="0" w:firstLine="0" w:firstLineChars="0"/>
               <w:jc w:val="center"/>
               <w:rPr>
-                <w:rFonts w:ascii="Segoe UI" w:eastAsia="Segoe UI" w:hAnsi="Segoe UI" w:cs="Segoe UI" w:hint="default"/>
+                <w:rFonts w:hint="default" w:ascii="Segoe UI" w:hAnsi="Segoe UI" w:eastAsia="Segoe UI" w:cs="Segoe UI"/>
                 <w:i w:val="0"/>
                 <w:iCs w:val="0"/>
                 <w:caps w:val="0"/>
@@ -5901,8 +6093,8 @@
             </w:pPr>
             <w:r>
               <w:rPr>
-                <w:rStyle w:val="Strong"/>
-                <w:rFonts w:ascii="Segoe UI" w:eastAsia="Segoe UI" w:hAnsi="Segoe UI" w:cs="Segoe UI" w:hint="default"/>
+                <w:rStyle w:val="23"/>
+                <w:rFonts w:hint="default" w:ascii="Segoe UI" w:hAnsi="Segoe UI" w:eastAsia="Segoe UI" w:cs="Segoe UI"/>
                 <w:b/>
                 <w:bCs/>
                 <w:i w:val="0"/>
@@ -5923,10 +6115,15 @@
       </w:tr>
       <w:tr>
         <w:tblPrEx>
-          <w:tblW w:w="0" w:type="auto"/>
-          <w:tblInd w:w="0" w:type="dxa"/>
+          <w:tblBorders>
+            <w:top w:val="single" w:color="auto" w:sz="4" w:space="0"/>
+            <w:left w:val="single" w:color="auto" w:sz="4" w:space="0"/>
+            <w:bottom w:val="single" w:color="auto" w:sz="4" w:space="0"/>
+            <w:right w:val="single" w:color="auto" w:sz="4" w:space="0"/>
+            <w:insideH w:val="single" w:color="auto" w:sz="4" w:space="0"/>
+            <w:insideV w:val="single" w:color="auto" w:sz="4" w:space="0"/>
+          </w:tblBorders>
           <w:shd w:val="clear" w:color="auto" w:fill="auto"/>
-          <w:tblLayout w:type="fixed"/>
           <w:tblCellMar>
             <w:top w:w="15" w:type="dxa"/>
             <w:left w:w="15" w:type="dxa"/>
@@ -5953,10 +6150,10 @@
               <w:widowControl/>
               <w:suppressLineNumbers w:val="0"/>
               <w:spacing w:line="300" w:lineRule="atLeast"/>
-              <w:ind w:left="0" w:right="0" w:firstLine="0" w:leftChars="0" w:rightChars="0" w:firstLineChars="0"/>
+              <w:ind w:left="0" w:leftChars="0" w:right="0" w:rightChars="0" w:firstLine="0" w:firstLineChars="0"/>
               <w:jc w:val="center"/>
               <w:rPr>
-                <w:rFonts w:ascii="Segoe UI" w:eastAsia="Segoe UI" w:hAnsi="Segoe UI" w:cs="Segoe UI" w:hint="default"/>
+                <w:rFonts w:hint="default" w:ascii="Segoe UI" w:hAnsi="Segoe UI" w:eastAsia="Segoe UI" w:cs="Segoe UI"/>
                 <w:i w:val="0"/>
                 <w:iCs w:val="0"/>
                 <w:caps w:val="0"/>
@@ -5968,8 +6165,8 @@
             </w:pPr>
             <w:r>
               <w:rPr>
-                <w:rStyle w:val="Strong"/>
-                <w:rFonts w:ascii="Segoe UI" w:eastAsia="Segoe UI" w:hAnsi="Segoe UI" w:cs="Segoe UI" w:hint="default"/>
+                <w:rStyle w:val="23"/>
+                <w:rFonts w:hint="default" w:ascii="Segoe UI" w:hAnsi="Segoe UI" w:eastAsia="Segoe UI" w:cs="Segoe UI"/>
                 <w:b/>
                 <w:bCs/>
                 <w:i w:val="0"/>
@@ -6008,7 +6205,7 @@
               <w:spacing w:line="300" w:lineRule="atLeast"/>
               <w:jc w:val="left"/>
               <w:rPr>
-                <w:rFonts w:ascii="Segoe UI" w:eastAsia="Segoe UI" w:hAnsi="Segoe UI" w:cs="Segoe UI" w:hint="default"/>
+                <w:rFonts w:hint="default" w:ascii="Segoe UI" w:hAnsi="Segoe UI" w:eastAsia="Segoe UI" w:cs="Segoe UI"/>
                 <w:i w:val="0"/>
                 <w:iCs w:val="0"/>
                 <w:caps w:val="0"/>
@@ -6020,7 +6217,7 @@
             </w:pPr>
             <w:r>
               <w:rPr>
-                <w:rFonts w:ascii="Segoe UI" w:eastAsia="Segoe UI" w:hAnsi="Segoe UI" w:cs="Segoe UI" w:hint="default"/>
+                <w:rFonts w:hint="default" w:ascii="Segoe UI" w:hAnsi="Segoe UI" w:eastAsia="Segoe UI" w:cs="Segoe UI"/>
                 <w:i w:val="0"/>
                 <w:iCs w:val="0"/>
                 <w:caps w:val="0"/>
@@ -6057,7 +6254,7 @@
               <w:spacing w:line="300" w:lineRule="atLeast"/>
               <w:jc w:val="left"/>
               <w:rPr>
-                <w:rFonts w:ascii="Segoe UI" w:eastAsia="Segoe UI" w:hAnsi="Segoe UI" w:cs="Segoe UI" w:hint="default"/>
+                <w:rFonts w:hint="default" w:ascii="Segoe UI" w:hAnsi="Segoe UI" w:eastAsia="Segoe UI" w:cs="Segoe UI"/>
                 <w:i w:val="0"/>
                 <w:iCs w:val="0"/>
                 <w:caps w:val="0"/>
@@ -6069,7 +6266,7 @@
             </w:pPr>
             <w:r>
               <w:rPr>
-                <w:rFonts w:ascii="Segoe UI" w:eastAsia="Segoe UI" w:hAnsi="Segoe UI" w:cs="Segoe UI" w:hint="default"/>
+                <w:rFonts w:hint="default" w:ascii="Segoe UI" w:hAnsi="Segoe UI" w:eastAsia="Segoe UI" w:cs="Segoe UI"/>
                 <w:i w:val="0"/>
                 <w:iCs w:val="0"/>
                 <w:caps w:val="0"/>
@@ -6085,7 +6282,7 @@
             </w:r>
             <w:r>
               <w:rPr>
-                <w:rFonts w:ascii="Segoe UI" w:eastAsia="Segoe UI" w:hAnsi="Segoe UI" w:cs="Segoe UI" w:hint="default"/>
+                <w:rFonts w:hint="default" w:ascii="Segoe UI" w:hAnsi="Segoe UI" w:eastAsia="Segoe UI" w:cs="Segoe UI"/>
                 <w:i w:val="0"/>
                 <w:iCs w:val="0"/>
                 <w:caps w:val="0"/>
@@ -6097,11 +6294,11 @@
                 <w:szCs w:val="18"/>
                 <w:lang w:val="en-US" w:eastAsia="zh-CN"/>
               </w:rPr>
-              <w:br/>
+              <w:br w:type="textWrapping"/>
             </w:r>
             <w:r>
               <w:rPr>
-                <w:rFonts w:ascii="Segoe UI" w:eastAsia="Segoe UI" w:hAnsi="Segoe UI" w:cs="Segoe UI" w:hint="default"/>
+                <w:rFonts w:hint="default" w:ascii="Segoe UI" w:hAnsi="Segoe UI" w:eastAsia="Segoe UI" w:cs="Segoe UI"/>
                 <w:i w:val="0"/>
                 <w:iCs w:val="0"/>
                 <w:caps w:val="0"/>
@@ -6117,7 +6314,7 @@
             </w:r>
             <w:r>
               <w:rPr>
-                <w:rFonts w:ascii="Segoe UI" w:eastAsia="Segoe UI" w:hAnsi="Segoe UI" w:cs="Segoe UI" w:hint="default"/>
+                <w:rFonts w:hint="default" w:ascii="Segoe UI" w:hAnsi="Segoe UI" w:eastAsia="Segoe UI" w:cs="Segoe UI"/>
                 <w:i w:val="0"/>
                 <w:iCs w:val="0"/>
                 <w:caps w:val="0"/>
@@ -6129,11 +6326,11 @@
                 <w:szCs w:val="18"/>
                 <w:lang w:val="en-US" w:eastAsia="zh-CN"/>
               </w:rPr>
-              <w:br/>
+              <w:br w:type="textWrapping"/>
             </w:r>
             <w:r>
               <w:rPr>
-                <w:rFonts w:ascii="Segoe UI" w:eastAsia="Segoe UI" w:hAnsi="Segoe UI" w:cs="Segoe UI" w:hint="default"/>
+                <w:rFonts w:hint="default" w:ascii="Segoe UI" w:hAnsi="Segoe UI" w:eastAsia="Segoe UI" w:cs="Segoe UI"/>
                 <w:i w:val="0"/>
                 <w:iCs w:val="0"/>
                 <w:caps w:val="0"/>
@@ -6149,7 +6346,7 @@
             </w:r>
             <w:r>
               <w:rPr>
-                <w:rFonts w:ascii="Segoe UI" w:eastAsia="Segoe UI" w:hAnsi="Segoe UI" w:cs="Segoe UI" w:hint="default"/>
+                <w:rFonts w:hint="default" w:ascii="Segoe UI" w:hAnsi="Segoe UI" w:eastAsia="Segoe UI" w:cs="Segoe UI"/>
                 <w:i w:val="0"/>
                 <w:iCs w:val="0"/>
                 <w:caps w:val="0"/>
@@ -6161,11 +6358,11 @@
                 <w:szCs w:val="18"/>
                 <w:lang w:val="en-US" w:eastAsia="zh-CN"/>
               </w:rPr>
-              <w:br/>
+              <w:br w:type="textWrapping"/>
             </w:r>
             <w:r>
               <w:rPr>
-                <w:rFonts w:ascii="Segoe UI" w:eastAsia="Segoe UI" w:hAnsi="Segoe UI" w:cs="Segoe UI" w:hint="default"/>
+                <w:rFonts w:hint="default" w:ascii="Segoe UI" w:hAnsi="Segoe UI" w:eastAsia="Segoe UI" w:cs="Segoe UI"/>
                 <w:i w:val="0"/>
                 <w:iCs w:val="0"/>
                 <w:caps w:val="0"/>
@@ -6213,7 +6410,7 @@
               <w:jc w:val="left"/>
               <w:textAlignment w:val="baseline"/>
               <w:rPr>
-                <w:rFonts w:ascii="Segoe UI" w:eastAsia="Segoe UI" w:hAnsi="Segoe UI" w:cs="Segoe UI" w:hint="default"/>
+                <w:rFonts w:hint="default" w:ascii="Segoe UI" w:hAnsi="Segoe UI" w:eastAsia="Segoe UI" w:cs="Segoe UI"/>
                 <w:i w:val="0"/>
                 <w:iCs w:val="0"/>
                 <w:caps w:val="0"/>
@@ -6225,7 +6422,7 @@
             </w:pPr>
             <w:r>
               <w:rPr>
-                <w:rFonts w:ascii="Segoe UI" w:eastAsia="Segoe UI" w:hAnsi="Segoe UI" w:cs="Segoe UI" w:hint="default"/>
+                <w:rFonts w:hint="default" w:ascii="Segoe UI" w:hAnsi="Segoe UI" w:eastAsia="Segoe UI" w:cs="Segoe UI"/>
                 <w:i w:val="0"/>
                 <w:iCs w:val="0"/>
                 <w:caps w:val="0"/>
@@ -6244,10 +6441,15 @@
       </w:tr>
       <w:tr>
         <w:tblPrEx>
-          <w:tblW w:w="0" w:type="auto"/>
-          <w:tblInd w:w="0" w:type="dxa"/>
+          <w:tblBorders>
+            <w:top w:val="single" w:color="auto" w:sz="4" w:space="0"/>
+            <w:left w:val="single" w:color="auto" w:sz="4" w:space="0"/>
+            <w:bottom w:val="single" w:color="auto" w:sz="4" w:space="0"/>
+            <w:right w:val="single" w:color="auto" w:sz="4" w:space="0"/>
+            <w:insideH w:val="single" w:color="auto" w:sz="4" w:space="0"/>
+            <w:insideV w:val="single" w:color="auto" w:sz="4" w:space="0"/>
+          </w:tblBorders>
           <w:shd w:val="clear" w:color="auto" w:fill="auto"/>
-          <w:tblLayout w:type="fixed"/>
           <w:tblCellMar>
             <w:top w:w="15" w:type="dxa"/>
             <w:left w:w="15" w:type="dxa"/>
@@ -6274,10 +6476,10 @@
               <w:widowControl/>
               <w:suppressLineNumbers w:val="0"/>
               <w:spacing w:line="300" w:lineRule="atLeast"/>
-              <w:ind w:left="0" w:right="0" w:firstLine="0" w:leftChars="0" w:rightChars="0" w:firstLineChars="0"/>
+              <w:ind w:left="0" w:leftChars="0" w:right="0" w:rightChars="0" w:firstLine="0" w:firstLineChars="0"/>
               <w:jc w:val="center"/>
               <w:rPr>
-                <w:rFonts w:ascii="Segoe UI" w:eastAsia="Segoe UI" w:hAnsi="Segoe UI" w:cs="Segoe UI" w:hint="default"/>
+                <w:rFonts w:hint="default" w:ascii="Segoe UI" w:hAnsi="Segoe UI" w:eastAsia="Segoe UI" w:cs="Segoe UI"/>
                 <w:i w:val="0"/>
                 <w:iCs w:val="0"/>
                 <w:caps w:val="0"/>
@@ -6289,8 +6491,8 @@
             </w:pPr>
             <w:r>
               <w:rPr>
-                <w:rStyle w:val="Strong"/>
-                <w:rFonts w:ascii="Segoe UI" w:eastAsia="Segoe UI" w:hAnsi="Segoe UI" w:cs="Segoe UI" w:hint="default"/>
+                <w:rStyle w:val="23"/>
+                <w:rFonts w:hint="default" w:ascii="Segoe UI" w:hAnsi="Segoe UI" w:eastAsia="Segoe UI" w:cs="Segoe UI"/>
                 <w:b/>
                 <w:bCs/>
                 <w:i w:val="0"/>
@@ -6329,7 +6531,7 @@
               <w:spacing w:line="300" w:lineRule="atLeast"/>
               <w:jc w:val="left"/>
               <w:rPr>
-                <w:rFonts w:ascii="Segoe UI" w:eastAsia="Segoe UI" w:hAnsi="Segoe UI" w:cs="Segoe UI" w:hint="default"/>
+                <w:rFonts w:hint="default" w:ascii="Segoe UI" w:hAnsi="Segoe UI" w:eastAsia="Segoe UI" w:cs="Segoe UI"/>
                 <w:i w:val="0"/>
                 <w:iCs w:val="0"/>
                 <w:caps w:val="0"/>
@@ -6341,7 +6543,7 @@
             </w:pPr>
             <w:r>
               <w:rPr>
-                <w:rFonts w:ascii="Segoe UI" w:eastAsia="Segoe UI" w:hAnsi="Segoe UI" w:cs="Segoe UI" w:hint="default"/>
+                <w:rFonts w:hint="default" w:ascii="Segoe UI" w:hAnsi="Segoe UI" w:eastAsia="Segoe UI" w:cs="Segoe UI"/>
                 <w:i w:val="0"/>
                 <w:iCs w:val="0"/>
                 <w:caps w:val="0"/>
@@ -6378,7 +6580,7 @@
               <w:spacing w:line="300" w:lineRule="atLeast"/>
               <w:jc w:val="left"/>
               <w:rPr>
-                <w:rFonts w:ascii="Segoe UI" w:eastAsia="Segoe UI" w:hAnsi="Segoe UI" w:cs="Segoe UI" w:hint="default"/>
+                <w:rFonts w:hint="default" w:ascii="Segoe UI" w:hAnsi="Segoe UI" w:eastAsia="Segoe UI" w:cs="Segoe UI"/>
                 <w:i w:val="0"/>
                 <w:iCs w:val="0"/>
                 <w:caps w:val="0"/>
@@ -6390,7 +6592,7 @@
             </w:pPr>
             <w:r>
               <w:rPr>
-                <w:rFonts w:ascii="Segoe UI" w:eastAsia="Segoe UI" w:hAnsi="Segoe UI" w:cs="Segoe UI" w:hint="default"/>
+                <w:rFonts w:hint="default" w:ascii="Segoe UI" w:hAnsi="Segoe UI" w:eastAsia="Segoe UI" w:cs="Segoe UI"/>
                 <w:i w:val="0"/>
                 <w:iCs w:val="0"/>
                 <w:caps w:val="0"/>
@@ -6406,7 +6608,7 @@
             </w:r>
             <w:r>
               <w:rPr>
-                <w:rFonts w:ascii="Segoe UI" w:eastAsia="Segoe UI" w:hAnsi="Segoe UI" w:cs="Segoe UI" w:hint="default"/>
+                <w:rFonts w:hint="default" w:ascii="Segoe UI" w:hAnsi="Segoe UI" w:eastAsia="Segoe UI" w:cs="Segoe UI"/>
                 <w:i w:val="0"/>
                 <w:iCs w:val="0"/>
                 <w:caps w:val="0"/>
@@ -6418,11 +6620,11 @@
                 <w:szCs w:val="18"/>
                 <w:lang w:val="en-US" w:eastAsia="zh-CN"/>
               </w:rPr>
-              <w:br/>
+              <w:br w:type="textWrapping"/>
             </w:r>
             <w:r>
               <w:rPr>
-                <w:rFonts w:ascii="Segoe UI" w:eastAsia="Segoe UI" w:hAnsi="Segoe UI" w:cs="Segoe UI" w:hint="default"/>
+                <w:rFonts w:hint="default" w:ascii="Segoe UI" w:hAnsi="Segoe UI" w:eastAsia="Segoe UI" w:cs="Segoe UI"/>
                 <w:i w:val="0"/>
                 <w:iCs w:val="0"/>
                 <w:caps w:val="0"/>
@@ -6438,7 +6640,7 @@
             </w:r>
             <w:r>
               <w:rPr>
-                <w:rFonts w:ascii="Segoe UI" w:eastAsia="Segoe UI" w:hAnsi="Segoe UI" w:cs="Segoe UI" w:hint="default"/>
+                <w:rFonts w:hint="default" w:ascii="Segoe UI" w:hAnsi="Segoe UI" w:eastAsia="Segoe UI" w:cs="Segoe UI"/>
                 <w:i w:val="0"/>
                 <w:iCs w:val="0"/>
                 <w:caps w:val="0"/>
@@ -6450,11 +6652,11 @@
                 <w:szCs w:val="18"/>
                 <w:lang w:val="en-US" w:eastAsia="zh-CN"/>
               </w:rPr>
-              <w:br/>
+              <w:br w:type="textWrapping"/>
             </w:r>
             <w:r>
               <w:rPr>
-                <w:rFonts w:ascii="Segoe UI" w:eastAsia="Segoe UI" w:hAnsi="Segoe UI" w:cs="Segoe UI" w:hint="default"/>
+                <w:rFonts w:hint="default" w:ascii="Segoe UI" w:hAnsi="Segoe UI" w:eastAsia="Segoe UI" w:cs="Segoe UI"/>
                 <w:i w:val="0"/>
                 <w:iCs w:val="0"/>
                 <w:caps w:val="0"/>
@@ -6470,7 +6672,7 @@
             </w:r>
             <w:r>
               <w:rPr>
-                <w:rFonts w:ascii="Segoe UI" w:eastAsia="Segoe UI" w:hAnsi="Segoe UI" w:cs="Segoe UI" w:hint="default"/>
+                <w:rFonts w:hint="default" w:ascii="Segoe UI" w:hAnsi="Segoe UI" w:eastAsia="Segoe UI" w:cs="Segoe UI"/>
                 <w:i w:val="0"/>
                 <w:iCs w:val="0"/>
                 <w:caps w:val="0"/>
@@ -6482,11 +6684,11 @@
                 <w:szCs w:val="18"/>
                 <w:lang w:val="en-US" w:eastAsia="zh-CN"/>
               </w:rPr>
-              <w:br/>
+              <w:br w:type="textWrapping"/>
             </w:r>
             <w:r>
               <w:rPr>
-                <w:rFonts w:ascii="Segoe UI" w:eastAsia="Segoe UI" w:hAnsi="Segoe UI" w:cs="Segoe UI" w:hint="default"/>
+                <w:rFonts w:hint="default" w:ascii="Segoe UI" w:hAnsi="Segoe UI" w:eastAsia="Segoe UI" w:cs="Segoe UI"/>
                 <w:i w:val="0"/>
                 <w:iCs w:val="0"/>
                 <w:caps w:val="0"/>
@@ -6534,7 +6736,7 @@
               <w:jc w:val="left"/>
               <w:textAlignment w:val="baseline"/>
               <w:rPr>
-                <w:rFonts w:ascii="Segoe UI" w:eastAsia="Segoe UI" w:hAnsi="Segoe UI" w:cs="Segoe UI" w:hint="default"/>
+                <w:rFonts w:hint="default" w:ascii="Segoe UI" w:hAnsi="Segoe UI" w:eastAsia="Segoe UI" w:cs="Segoe UI"/>
                 <w:i w:val="0"/>
                 <w:iCs w:val="0"/>
                 <w:caps w:val="0"/>
@@ -6546,7 +6748,7 @@
             </w:pPr>
             <w:r>
               <w:rPr>
-                <w:rFonts w:ascii="Segoe UI" w:eastAsia="Segoe UI" w:hAnsi="Segoe UI" w:cs="Segoe UI" w:hint="default"/>
+                <w:rFonts w:hint="default" w:ascii="Segoe UI" w:hAnsi="Segoe UI" w:eastAsia="Segoe UI" w:cs="Segoe UI"/>
                 <w:i w:val="0"/>
                 <w:iCs w:val="0"/>
                 <w:caps w:val="0"/>
@@ -6565,10 +6767,15 @@
       </w:tr>
       <w:tr>
         <w:tblPrEx>
-          <w:tblW w:w="0" w:type="auto"/>
-          <w:tblInd w:w="0" w:type="dxa"/>
+          <w:tblBorders>
+            <w:top w:val="single" w:color="auto" w:sz="4" w:space="0"/>
+            <w:left w:val="single" w:color="auto" w:sz="4" w:space="0"/>
+            <w:bottom w:val="single" w:color="auto" w:sz="4" w:space="0"/>
+            <w:right w:val="single" w:color="auto" w:sz="4" w:space="0"/>
+            <w:insideH w:val="single" w:color="auto" w:sz="4" w:space="0"/>
+            <w:insideV w:val="single" w:color="auto" w:sz="4" w:space="0"/>
+          </w:tblBorders>
           <w:shd w:val="clear" w:color="auto" w:fill="auto"/>
-          <w:tblLayout w:type="fixed"/>
           <w:tblCellMar>
             <w:top w:w="15" w:type="dxa"/>
             <w:left w:w="15" w:type="dxa"/>
@@ -6595,10 +6802,10 @@
               <w:widowControl/>
               <w:suppressLineNumbers w:val="0"/>
               <w:spacing w:line="300" w:lineRule="atLeast"/>
-              <w:ind w:left="0" w:right="0" w:firstLine="0" w:leftChars="0" w:rightChars="0" w:firstLineChars="0"/>
+              <w:ind w:left="0" w:leftChars="0" w:right="0" w:rightChars="0" w:firstLine="0" w:firstLineChars="0"/>
               <w:jc w:val="center"/>
               <w:rPr>
-                <w:rFonts w:ascii="Segoe UI" w:eastAsia="Segoe UI" w:hAnsi="Segoe UI" w:cs="Segoe UI" w:hint="default"/>
+                <w:rFonts w:hint="default" w:ascii="Segoe UI" w:hAnsi="Segoe UI" w:eastAsia="Segoe UI" w:cs="Segoe UI"/>
                 <w:i w:val="0"/>
                 <w:iCs w:val="0"/>
                 <w:caps w:val="0"/>
@@ -6610,8 +6817,8 @@
             </w:pPr>
             <w:r>
               <w:rPr>
-                <w:rStyle w:val="Strong"/>
-                <w:rFonts w:ascii="Segoe UI" w:eastAsia="Segoe UI" w:hAnsi="Segoe UI" w:cs="Segoe UI" w:hint="default"/>
+                <w:rStyle w:val="23"/>
+                <w:rFonts w:hint="default" w:ascii="Segoe UI" w:hAnsi="Segoe UI" w:eastAsia="Segoe UI" w:cs="Segoe UI"/>
                 <w:b/>
                 <w:bCs/>
                 <w:i w:val="0"/>
@@ -6650,7 +6857,7 @@
               <w:spacing w:line="300" w:lineRule="atLeast"/>
               <w:jc w:val="left"/>
               <w:rPr>
-                <w:rFonts w:ascii="Segoe UI" w:eastAsia="Segoe UI" w:hAnsi="Segoe UI" w:cs="Segoe UI" w:hint="default"/>
+                <w:rFonts w:hint="default" w:ascii="Segoe UI" w:hAnsi="Segoe UI" w:eastAsia="Segoe UI" w:cs="Segoe UI"/>
                 <w:i w:val="0"/>
                 <w:iCs w:val="0"/>
                 <w:caps w:val="0"/>
@@ -6662,7 +6869,7 @@
             </w:pPr>
             <w:r>
               <w:rPr>
-                <w:rFonts w:ascii="Segoe UI" w:eastAsia="Segoe UI" w:hAnsi="Segoe UI" w:cs="Segoe UI" w:hint="default"/>
+                <w:rFonts w:hint="default" w:ascii="Segoe UI" w:hAnsi="Segoe UI" w:eastAsia="Segoe UI" w:cs="Segoe UI"/>
                 <w:i w:val="0"/>
                 <w:iCs w:val="0"/>
                 <w:caps w:val="0"/>
@@ -6699,7 +6906,7 @@
               <w:spacing w:line="300" w:lineRule="atLeast"/>
               <w:jc w:val="left"/>
               <w:rPr>
-                <w:rFonts w:ascii="Segoe UI" w:eastAsia="Segoe UI" w:hAnsi="Segoe UI" w:cs="Segoe UI" w:hint="default"/>
+                <w:rFonts w:hint="default" w:ascii="Segoe UI" w:hAnsi="Segoe UI" w:eastAsia="Segoe UI" w:cs="Segoe UI"/>
                 <w:i w:val="0"/>
                 <w:iCs w:val="0"/>
                 <w:caps w:val="0"/>
@@ -6711,7 +6918,7 @@
             </w:pPr>
             <w:r>
               <w:rPr>
-                <w:rFonts w:ascii="Segoe UI" w:eastAsia="Segoe UI" w:hAnsi="Segoe UI" w:cs="Segoe UI" w:hint="default"/>
+                <w:rFonts w:hint="default" w:ascii="Segoe UI" w:hAnsi="Segoe UI" w:eastAsia="Segoe UI" w:cs="Segoe UI"/>
                 <w:i w:val="0"/>
                 <w:iCs w:val="0"/>
                 <w:caps w:val="0"/>
@@ -6727,7 +6934,7 @@
             </w:r>
             <w:r>
               <w:rPr>
-                <w:rFonts w:ascii="Segoe UI" w:eastAsia="Segoe UI" w:hAnsi="Segoe UI" w:cs="Segoe UI" w:hint="default"/>
+                <w:rFonts w:hint="default" w:ascii="Segoe UI" w:hAnsi="Segoe UI" w:eastAsia="Segoe UI" w:cs="Segoe UI"/>
                 <w:i w:val="0"/>
                 <w:iCs w:val="0"/>
                 <w:caps w:val="0"/>
@@ -6739,11 +6946,11 @@
                 <w:szCs w:val="18"/>
                 <w:lang w:val="en-US" w:eastAsia="zh-CN"/>
               </w:rPr>
-              <w:br/>
+              <w:br w:type="textWrapping"/>
             </w:r>
             <w:r>
               <w:rPr>
-                <w:rFonts w:ascii="Segoe UI" w:eastAsia="Segoe UI" w:hAnsi="Segoe UI" w:cs="Segoe UI" w:hint="default"/>
+                <w:rFonts w:hint="default" w:ascii="Segoe UI" w:hAnsi="Segoe UI" w:eastAsia="Segoe UI" w:cs="Segoe UI"/>
                 <w:i w:val="0"/>
                 <w:iCs w:val="0"/>
                 <w:caps w:val="0"/>
@@ -6759,7 +6966,7 @@
             </w:r>
             <w:r>
               <w:rPr>
-                <w:rFonts w:ascii="Segoe UI" w:eastAsia="Segoe UI" w:hAnsi="Segoe UI" w:cs="Segoe UI" w:hint="default"/>
+                <w:rFonts w:hint="default" w:ascii="Segoe UI" w:hAnsi="Segoe UI" w:eastAsia="Segoe UI" w:cs="Segoe UI"/>
                 <w:i w:val="0"/>
                 <w:iCs w:val="0"/>
                 <w:caps w:val="0"/>
@@ -6771,11 +6978,11 @@
                 <w:szCs w:val="18"/>
                 <w:lang w:val="en-US" w:eastAsia="zh-CN"/>
               </w:rPr>
-              <w:br/>
+              <w:br w:type="textWrapping"/>
             </w:r>
             <w:r>
               <w:rPr>
-                <w:rFonts w:ascii="Segoe UI" w:eastAsia="Segoe UI" w:hAnsi="Segoe UI" w:cs="Segoe UI" w:hint="default"/>
+                <w:rFonts w:hint="default" w:ascii="Segoe UI" w:hAnsi="Segoe UI" w:eastAsia="Segoe UI" w:cs="Segoe UI"/>
                 <w:i w:val="0"/>
                 <w:iCs w:val="0"/>
                 <w:caps w:val="0"/>
@@ -6791,7 +6998,7 @@
             </w:r>
             <w:r>
               <w:rPr>
-                <w:rFonts w:ascii="Segoe UI" w:eastAsia="Segoe UI" w:hAnsi="Segoe UI" w:cs="Segoe UI" w:hint="default"/>
+                <w:rFonts w:hint="default" w:ascii="Segoe UI" w:hAnsi="Segoe UI" w:eastAsia="Segoe UI" w:cs="Segoe UI"/>
                 <w:i w:val="0"/>
                 <w:iCs w:val="0"/>
                 <w:caps w:val="0"/>
@@ -6803,11 +7010,11 @@
                 <w:szCs w:val="18"/>
                 <w:lang w:val="en-US" w:eastAsia="zh-CN"/>
               </w:rPr>
-              <w:br/>
+              <w:br w:type="textWrapping"/>
             </w:r>
             <w:r>
               <w:rPr>
-                <w:rFonts w:ascii="Segoe UI" w:eastAsia="Segoe UI" w:hAnsi="Segoe UI" w:cs="Segoe UI" w:hint="default"/>
+                <w:rFonts w:hint="default" w:ascii="Segoe UI" w:hAnsi="Segoe UI" w:eastAsia="Segoe UI" w:cs="Segoe UI"/>
                 <w:i w:val="0"/>
                 <w:iCs w:val="0"/>
                 <w:caps w:val="0"/>
@@ -6855,7 +7062,7 @@
               <w:jc w:val="left"/>
               <w:textAlignment w:val="baseline"/>
               <w:rPr>
-                <w:rFonts w:ascii="Segoe UI" w:eastAsia="Segoe UI" w:hAnsi="Segoe UI" w:cs="Segoe UI" w:hint="default"/>
+                <w:rFonts w:hint="default" w:ascii="Segoe UI" w:hAnsi="Segoe UI" w:eastAsia="Segoe UI" w:cs="Segoe UI"/>
                 <w:i w:val="0"/>
                 <w:iCs w:val="0"/>
                 <w:caps w:val="0"/>
@@ -6867,7 +7074,7 @@
             </w:pPr>
             <w:r>
               <w:rPr>
-                <w:rFonts w:ascii="Segoe UI" w:eastAsia="Segoe UI" w:hAnsi="Segoe UI" w:cs="Segoe UI" w:hint="default"/>
+                <w:rFonts w:hint="default" w:ascii="Segoe UI" w:hAnsi="Segoe UI" w:eastAsia="Segoe UI" w:cs="Segoe UI"/>
                 <w:i w:val="0"/>
                 <w:iCs w:val="0"/>
                 <w:caps w:val="0"/>
@@ -6887,14 +7094,14 @@
     </w:tbl>
     <w:p>
       <w:pPr>
-        <w:pStyle w:val="2"/>
+        <w:pStyle w:val="30"/>
         <w:bidi w:val="0"/>
         <w:rPr>
           <w:rFonts w:hint="default"/>
           <w:lang w:val="en-US" w:eastAsia="zh-CN"/>
         </w:rPr>
       </w:pPr>
-      <w:bookmarkStart w:id="17" w:name="_Toc25900"/>
+      <w:bookmarkStart w:id="16" w:name="_Toc25900"/>
       <w:r>
         <w:rPr>
           <w:rFonts w:hint="default"/>
@@ -6902,22 +7109,23 @@
         </w:rPr>
         <w:t>问题状态定义</w:t>
       </w:r>
-      <w:bookmarkEnd w:id="17"/>
+      <w:bookmarkEnd w:id="16"/>
     </w:p>
     <w:tbl>
       <w:tblPr>
-        <w:tblStyle w:val="TableNormal"/>
+        <w:tblStyle w:val="20"/>
         <w:tblW w:w="9024" w:type="dxa"/>
         <w:tblInd w:w="0" w:type="dxa"/>
         <w:tblBorders>
-          <w:top w:val="single" w:sz="4" w:space="0" w:color="auto"/>
-          <w:left w:val="single" w:sz="4" w:space="0" w:color="auto"/>
-          <w:bottom w:val="single" w:sz="4" w:space="0" w:color="auto"/>
-          <w:right w:val="single" w:sz="4" w:space="0" w:color="auto"/>
-          <w:insideH w:val="single" w:sz="4" w:space="0" w:color="auto"/>
-          <w:insideV w:val="single" w:sz="4" w:space="0" w:color="auto"/>
+          <w:top w:val="single" w:color="auto" w:sz="4" w:space="0"/>
+          <w:left w:val="single" w:color="auto" w:sz="4" w:space="0"/>
+          <w:bottom w:val="single" w:color="auto" w:sz="4" w:space="0"/>
+          <w:right w:val="single" w:color="auto" w:sz="4" w:space="0"/>
+          <w:insideH w:val="single" w:color="auto" w:sz="4" w:space="0"/>
+          <w:insideV w:val="single" w:color="auto" w:sz="4" w:space="0"/>
         </w:tblBorders>
         <w:shd w:val="clear" w:color="auto" w:fill="auto"/>
+        <w:tblLayout w:type="autofit"/>
         <w:tblCellMar>
           <w:top w:w="15" w:type="dxa"/>
           <w:left w:w="15" w:type="dxa"/>
@@ -6931,15 +7139,13 @@
       </w:tblGrid>
       <w:tr>
         <w:tblPrEx>
-          <w:tblW w:w="9024" w:type="dxa"/>
-          <w:tblInd w:w="0" w:type="dxa"/>
           <w:tblBorders>
-            <w:top w:val="single" w:sz="4" w:space="0" w:color="auto"/>
-            <w:left w:val="single" w:sz="4" w:space="0" w:color="auto"/>
-            <w:bottom w:val="single" w:sz="4" w:space="0" w:color="auto"/>
-            <w:right w:val="single" w:sz="4" w:space="0" w:color="auto"/>
-            <w:insideH w:val="single" w:sz="4" w:space="0" w:color="auto"/>
-            <w:insideV w:val="single" w:sz="4" w:space="0" w:color="auto"/>
+            <w:top w:val="single" w:color="auto" w:sz="4" w:space="0"/>
+            <w:left w:val="single" w:color="auto" w:sz="4" w:space="0"/>
+            <w:bottom w:val="single" w:color="auto" w:sz="4" w:space="0"/>
+            <w:right w:val="single" w:color="auto" w:sz="4" w:space="0"/>
+            <w:insideH w:val="single" w:color="auto" w:sz="4" w:space="0"/>
+            <w:insideV w:val="single" w:color="auto" w:sz="4" w:space="0"/>
           </w:tblBorders>
           <w:shd w:val="clear" w:color="auto" w:fill="auto"/>
           <w:tblCellMar>
@@ -6973,7 +7179,7 @@
               <w:spacing w:line="300" w:lineRule="atLeast"/>
               <w:jc w:val="left"/>
               <w:rPr>
-                <w:rFonts w:ascii="Segoe UI" w:eastAsia="Segoe UI" w:hAnsi="Segoe UI" w:cs="Segoe UI"/>
+                <w:rFonts w:ascii="Segoe UI" w:hAnsi="Segoe UI" w:eastAsia="Segoe UI" w:cs="Segoe UI"/>
                 <w:i w:val="0"/>
                 <w:iCs w:val="0"/>
                 <w:caps w:val="0"/>
@@ -6985,8 +7191,8 @@
             </w:pPr>
             <w:r>
               <w:rPr>
-                <w:rStyle w:val="Strong"/>
-                <w:rFonts w:ascii="Segoe UI" w:eastAsia="Segoe UI" w:hAnsi="Segoe UI" w:cs="Segoe UI" w:hint="default"/>
+                <w:rStyle w:val="23"/>
+                <w:rFonts w:hint="default" w:ascii="Segoe UI" w:hAnsi="Segoe UI" w:eastAsia="Segoe UI" w:cs="Segoe UI"/>
                 <w:b/>
                 <w:bCs/>
                 <w:i w:val="0"/>
@@ -7025,7 +7231,7 @@
               <w:spacing w:line="300" w:lineRule="atLeast"/>
               <w:jc w:val="left"/>
               <w:rPr>
-                <w:rFonts w:ascii="Segoe UI" w:eastAsia="Segoe UI" w:hAnsi="Segoe UI" w:cs="Segoe UI" w:hint="default"/>
+                <w:rFonts w:hint="default" w:ascii="Segoe UI" w:hAnsi="Segoe UI" w:eastAsia="Segoe UI" w:cs="Segoe UI"/>
                 <w:i w:val="0"/>
                 <w:iCs w:val="0"/>
                 <w:caps w:val="0"/>
@@ -7037,8 +7243,8 @@
             </w:pPr>
             <w:r>
               <w:rPr>
-                <w:rStyle w:val="Strong"/>
-                <w:rFonts w:ascii="Segoe UI" w:eastAsia="Segoe UI" w:hAnsi="Segoe UI" w:cs="Segoe UI" w:hint="default"/>
+                <w:rStyle w:val="23"/>
+                <w:rFonts w:hint="default" w:ascii="Segoe UI" w:hAnsi="Segoe UI" w:eastAsia="Segoe UI" w:cs="Segoe UI"/>
                 <w:b/>
                 <w:bCs/>
                 <w:i w:val="0"/>
@@ -7059,8 +7265,14 @@
       </w:tr>
       <w:tr>
         <w:tblPrEx>
-          <w:tblW w:w="9024" w:type="dxa"/>
-          <w:tblInd w:w="0" w:type="dxa"/>
+          <w:tblBorders>
+            <w:top w:val="single" w:color="auto" w:sz="4" w:space="0"/>
+            <w:left w:val="single" w:color="auto" w:sz="4" w:space="0"/>
+            <w:bottom w:val="single" w:color="auto" w:sz="4" w:space="0"/>
+            <w:right w:val="single" w:color="auto" w:sz="4" w:space="0"/>
+            <w:insideH w:val="single" w:color="auto" w:sz="4" w:space="0"/>
+            <w:insideV w:val="single" w:color="auto" w:sz="4" w:space="0"/>
+          </w:tblBorders>
           <w:shd w:val="clear" w:color="auto" w:fill="auto"/>
           <w:tblCellMar>
             <w:top w:w="15" w:type="dxa"/>
@@ -7090,7 +7302,7 @@
               <w:spacing w:line="300" w:lineRule="atLeast"/>
               <w:jc w:val="left"/>
               <w:rPr>
-                <w:rFonts w:ascii="Segoe UI" w:eastAsia="Segoe UI" w:hAnsi="Segoe UI" w:cs="Segoe UI" w:hint="default"/>
+                <w:rFonts w:hint="default" w:ascii="Segoe UI" w:hAnsi="Segoe UI" w:eastAsia="Segoe UI" w:cs="Segoe UI"/>
                 <w:i w:val="0"/>
                 <w:iCs w:val="0"/>
                 <w:caps w:val="0"/>
@@ -7102,8 +7314,8 @@
             </w:pPr>
             <w:r>
               <w:rPr>
-                <w:rStyle w:val="Strong"/>
-                <w:rFonts w:ascii="Segoe UI" w:eastAsia="Segoe UI" w:hAnsi="Segoe UI" w:cs="Segoe UI" w:hint="default"/>
+                <w:rStyle w:val="23"/>
+                <w:rFonts w:hint="default" w:ascii="Segoe UI" w:hAnsi="Segoe UI" w:eastAsia="Segoe UI" w:cs="Segoe UI"/>
                 <w:b/>
                 <w:bCs/>
                 <w:i w:val="0"/>
@@ -7142,7 +7354,7 @@
               <w:spacing w:line="300" w:lineRule="atLeast"/>
               <w:jc w:val="left"/>
               <w:rPr>
-                <w:rFonts w:ascii="Segoe UI" w:eastAsia="Segoe UI" w:hAnsi="Segoe UI" w:cs="Segoe UI" w:hint="default"/>
+                <w:rFonts w:hint="default" w:ascii="Segoe UI" w:hAnsi="Segoe UI" w:eastAsia="Segoe UI" w:cs="Segoe UI"/>
                 <w:i w:val="0"/>
                 <w:iCs w:val="0"/>
                 <w:caps w:val="0"/>
@@ -7154,7 +7366,7 @@
             </w:pPr>
             <w:r>
               <w:rPr>
-                <w:rFonts w:ascii="Segoe UI" w:eastAsia="Segoe UI" w:hAnsi="Segoe UI" w:cs="Segoe UI" w:hint="default"/>
+                <w:rFonts w:hint="default" w:ascii="Segoe UI" w:hAnsi="Segoe UI" w:eastAsia="Segoe UI" w:cs="Segoe UI"/>
                 <w:i w:val="0"/>
                 <w:iCs w:val="0"/>
                 <w:caps w:val="0"/>
@@ -7173,8 +7385,133 @@
       </w:tr>
       <w:tr>
         <w:tblPrEx>
-          <w:tblW w:w="9024" w:type="dxa"/>
-          <w:tblInd w:w="0" w:type="dxa"/>
+          <w:tblBorders>
+            <w:top w:val="single" w:color="auto" w:sz="4" w:space="0"/>
+            <w:left w:val="single" w:color="auto" w:sz="4" w:space="0"/>
+            <w:bottom w:val="single" w:color="auto" w:sz="4" w:space="0"/>
+            <w:right w:val="single" w:color="auto" w:sz="4" w:space="0"/>
+            <w:insideH w:val="single" w:color="auto" w:sz="4" w:space="0"/>
+            <w:insideV w:val="single" w:color="auto" w:sz="4" w:space="0"/>
+          </w:tblBorders>
+          <w:tblCellMar>
+            <w:top w:w="15" w:type="dxa"/>
+            <w:left w:w="15" w:type="dxa"/>
+            <w:bottom w:w="15" w:type="dxa"/>
+            <w:right w:w="15" w:type="dxa"/>
+          </w:tblCellMar>
+        </w:tblPrEx>
+        <w:tc>
+          <w:tcPr>
+            <w:tcW w:w="0" w:type="auto"/>
+            <w:shd w:val="clear" w:color="auto" w:fill="auto"/>
+            <w:tcMar>
+              <w:top w:w="120" w:type="dxa"/>
+              <w:left w:w="0" w:type="dxa"/>
+              <w:bottom w:w="120" w:type="dxa"/>
+              <w:right w:w="192" w:type="dxa"/>
+            </w:tcMar>
+            <w:vAlign w:val="center"/>
+          </w:tcPr>
+          <w:p>
+            <w:pPr>
+              <w:keepNext w:val="0"/>
+              <w:keepLines w:val="0"/>
+              <w:widowControl/>
+              <w:suppressLineNumbers w:val="0"/>
+              <w:spacing w:line="300" w:lineRule="atLeast"/>
+              <w:jc w:val="left"/>
+              <w:rPr>
+                <w:rFonts w:hint="default" w:ascii="Segoe UI" w:hAnsi="Segoe UI" w:eastAsia="Segoe UI" w:cs="Segoe UI"/>
+                <w:i w:val="0"/>
+                <w:iCs w:val="0"/>
+                <w:caps w:val="0"/>
+                <w:color w:val="0F1115"/>
+                <w:spacing w:val="0"/>
+                <w:sz w:val="18"/>
+                <w:szCs w:val="18"/>
+              </w:rPr>
+            </w:pPr>
+            <w:r>
+              <w:rPr>
+                <w:rStyle w:val="23"/>
+                <w:rFonts w:hint="default" w:ascii="Segoe UI" w:hAnsi="Segoe UI" w:eastAsia="Segoe UI" w:cs="Segoe UI"/>
+                <w:b/>
+                <w:bCs/>
+                <w:i w:val="0"/>
+                <w:iCs w:val="0"/>
+                <w:caps w:val="0"/>
+                <w:snapToGrid w:val="0"/>
+                <w:color w:val="000000"/>
+                <w:spacing w:val="0"/>
+                <w:kern w:val="0"/>
+                <w:sz w:val="18"/>
+                <w:szCs w:val="18"/>
+                <w:lang w:val="en-US" w:eastAsia="zh-CN"/>
+              </w:rPr>
+              <w:t>调查中</w:t>
+            </w:r>
+          </w:p>
+        </w:tc>
+        <w:tc>
+          <w:tcPr>
+            <w:tcW w:w="0" w:type="auto"/>
+            <w:shd w:val="clear" w:color="auto" w:fill="auto"/>
+            <w:tcMar>
+              <w:top w:w="120" w:type="dxa"/>
+              <w:left w:w="192" w:type="dxa"/>
+              <w:bottom w:w="120" w:type="dxa"/>
+              <w:right w:w="0" w:type="dxa"/>
+            </w:tcMar>
+            <w:vAlign w:val="center"/>
+          </w:tcPr>
+          <w:p>
+            <w:pPr>
+              <w:keepNext w:val="0"/>
+              <w:keepLines w:val="0"/>
+              <w:widowControl/>
+              <w:suppressLineNumbers w:val="0"/>
+              <w:spacing w:line="300" w:lineRule="atLeast"/>
+              <w:jc w:val="left"/>
+              <w:rPr>
+                <w:rFonts w:hint="default" w:ascii="Segoe UI" w:hAnsi="Segoe UI" w:eastAsia="Segoe UI" w:cs="Segoe UI"/>
+                <w:i w:val="0"/>
+                <w:iCs w:val="0"/>
+                <w:caps w:val="0"/>
+                <w:color w:val="0F1115"/>
+                <w:spacing w:val="0"/>
+                <w:sz w:val="18"/>
+                <w:szCs w:val="18"/>
+              </w:rPr>
+            </w:pPr>
+            <w:r>
+              <w:rPr>
+                <w:rFonts w:hint="default" w:ascii="Segoe UI" w:hAnsi="Segoe UI" w:eastAsia="Segoe UI" w:cs="Segoe UI"/>
+                <w:i w:val="0"/>
+                <w:iCs w:val="0"/>
+                <w:caps w:val="0"/>
+                <w:snapToGrid w:val="0"/>
+                <w:color w:val="000000"/>
+                <w:spacing w:val="0"/>
+                <w:kern w:val="0"/>
+                <w:sz w:val="18"/>
+                <w:szCs w:val="18"/>
+                <w:lang w:val="en-US" w:eastAsia="zh-CN"/>
+              </w:rPr>
+              <w:t>已分派给专家组，正在进行根本原因分析。</w:t>
+            </w:r>
+          </w:p>
+        </w:tc>
+      </w:tr>
+      <w:tr>
+        <w:tblPrEx>
+          <w:tblBorders>
+            <w:top w:val="single" w:color="auto" w:sz="4" w:space="0"/>
+            <w:left w:val="single" w:color="auto" w:sz="4" w:space="0"/>
+            <w:bottom w:val="single" w:color="auto" w:sz="4" w:space="0"/>
+            <w:right w:val="single" w:color="auto" w:sz="4" w:space="0"/>
+            <w:insideH w:val="single" w:color="auto" w:sz="4" w:space="0"/>
+            <w:insideV w:val="single" w:color="auto" w:sz="4" w:space="0"/>
+          </w:tblBorders>
           <w:shd w:val="clear" w:color="auto" w:fill="auto"/>
           <w:tblCellMar>
             <w:top w:w="15" w:type="dxa"/>
@@ -7204,7 +7541,7 @@
               <w:spacing w:line="300" w:lineRule="atLeast"/>
               <w:jc w:val="left"/>
               <w:rPr>
-                <w:rFonts w:ascii="Segoe UI" w:eastAsia="Segoe UI" w:hAnsi="Segoe UI" w:cs="Segoe UI" w:hint="default"/>
+                <w:rFonts w:hint="default" w:ascii="Segoe UI" w:hAnsi="Segoe UI" w:eastAsia="Segoe UI" w:cs="Segoe UI"/>
                 <w:i w:val="0"/>
                 <w:iCs w:val="0"/>
                 <w:caps w:val="0"/>
@@ -7216,8 +7553,8 @@
             </w:pPr>
             <w:r>
               <w:rPr>
-                <w:rStyle w:val="Strong"/>
-                <w:rFonts w:ascii="Segoe UI" w:eastAsia="Segoe UI" w:hAnsi="Segoe UI" w:cs="Segoe UI" w:hint="default"/>
+                <w:rStyle w:val="23"/>
+                <w:rFonts w:hint="default" w:ascii="Segoe UI" w:hAnsi="Segoe UI" w:eastAsia="Segoe UI" w:cs="Segoe UI"/>
                 <w:b/>
                 <w:bCs/>
                 <w:i w:val="0"/>
@@ -7231,7 +7568,7 @@
                 <w:szCs w:val="18"/>
                 <w:lang w:val="en-US" w:eastAsia="zh-CN"/>
               </w:rPr>
-              <w:t>调查中</w:t>
+              <w:t>待方案</w:t>
             </w:r>
           </w:p>
         </w:tc>
@@ -7256,7 +7593,7 @@
               <w:spacing w:line="300" w:lineRule="atLeast"/>
               <w:jc w:val="left"/>
               <w:rPr>
-                <w:rFonts w:ascii="Segoe UI" w:eastAsia="Segoe UI" w:hAnsi="Segoe UI" w:cs="Segoe UI" w:hint="default"/>
+                <w:rFonts w:hint="default" w:ascii="Segoe UI" w:hAnsi="Segoe UI" w:eastAsia="Segoe UI" w:cs="Segoe UI"/>
                 <w:i w:val="0"/>
                 <w:iCs w:val="0"/>
                 <w:caps w:val="0"/>
@@ -7268,7 +7605,7 @@
             </w:pPr>
             <w:r>
               <w:rPr>
-                <w:rFonts w:ascii="Segoe UI" w:eastAsia="Segoe UI" w:hAnsi="Segoe UI" w:cs="Segoe UI" w:hint="default"/>
+                <w:rFonts w:hint="default" w:ascii="Segoe UI" w:hAnsi="Segoe UI" w:eastAsia="Segoe UI" w:cs="Segoe UI"/>
                 <w:i w:val="0"/>
                 <w:iCs w:val="0"/>
                 <w:caps w:val="0"/>
@@ -7280,15 +7617,21 @@
                 <w:szCs w:val="18"/>
                 <w:lang w:val="en-US" w:eastAsia="zh-CN"/>
               </w:rPr>
-              <w:t>已分派给专家组，正在进行根本原因分析。</w:t>
+              <w:t>根本原因已查明，正在评估和制定解决方案。</w:t>
             </w:r>
           </w:p>
         </w:tc>
       </w:tr>
       <w:tr>
         <w:tblPrEx>
-          <w:tblW w:w="9024" w:type="dxa"/>
-          <w:tblInd w:w="0" w:type="dxa"/>
+          <w:tblBorders>
+            <w:top w:val="single" w:color="auto" w:sz="4" w:space="0"/>
+            <w:left w:val="single" w:color="auto" w:sz="4" w:space="0"/>
+            <w:bottom w:val="single" w:color="auto" w:sz="4" w:space="0"/>
+            <w:right w:val="single" w:color="auto" w:sz="4" w:space="0"/>
+            <w:insideH w:val="single" w:color="auto" w:sz="4" w:space="0"/>
+            <w:insideV w:val="single" w:color="auto" w:sz="4" w:space="0"/>
+          </w:tblBorders>
           <w:shd w:val="clear" w:color="auto" w:fill="auto"/>
           <w:tblCellMar>
             <w:top w:w="15" w:type="dxa"/>
@@ -7318,7 +7661,7 @@
               <w:spacing w:line="300" w:lineRule="atLeast"/>
               <w:jc w:val="left"/>
               <w:rPr>
-                <w:rFonts w:ascii="Segoe UI" w:eastAsia="Segoe UI" w:hAnsi="Segoe UI" w:cs="Segoe UI" w:hint="default"/>
+                <w:rFonts w:hint="default" w:ascii="Segoe UI" w:hAnsi="Segoe UI" w:eastAsia="Segoe UI" w:cs="Segoe UI"/>
                 <w:i w:val="0"/>
                 <w:iCs w:val="0"/>
                 <w:caps w:val="0"/>
@@ -7330,8 +7673,8 @@
             </w:pPr>
             <w:r>
               <w:rPr>
-                <w:rStyle w:val="Strong"/>
-                <w:rFonts w:ascii="Segoe UI" w:eastAsia="Segoe UI" w:hAnsi="Segoe UI" w:cs="Segoe UI" w:hint="default"/>
+                <w:rStyle w:val="23"/>
+                <w:rFonts w:hint="default" w:ascii="Segoe UI" w:hAnsi="Segoe UI" w:eastAsia="Segoe UI" w:cs="Segoe UI"/>
                 <w:b/>
                 <w:bCs/>
                 <w:i w:val="0"/>
@@ -7345,7 +7688,7 @@
                 <w:szCs w:val="18"/>
                 <w:lang w:val="en-US" w:eastAsia="zh-CN"/>
               </w:rPr>
-              <w:t>待方案</w:t>
+              <w:t>方案已定</w:t>
             </w:r>
           </w:p>
         </w:tc>
@@ -7370,7 +7713,7 @@
               <w:spacing w:line="300" w:lineRule="atLeast"/>
               <w:jc w:val="left"/>
               <w:rPr>
-                <w:rFonts w:ascii="Segoe UI" w:eastAsia="Segoe UI" w:hAnsi="Segoe UI" w:cs="Segoe UI" w:hint="default"/>
+                <w:rFonts w:hint="default" w:ascii="Segoe UI" w:hAnsi="Segoe UI" w:eastAsia="Segoe UI" w:cs="Segoe UI"/>
                 <w:i w:val="0"/>
                 <w:iCs w:val="0"/>
                 <w:caps w:val="0"/>
@@ -7382,7 +7725,7 @@
             </w:pPr>
             <w:r>
               <w:rPr>
-                <w:rFonts w:ascii="Segoe UI" w:eastAsia="Segoe UI" w:hAnsi="Segoe UI" w:cs="Segoe UI" w:hint="default"/>
+                <w:rFonts w:hint="default" w:ascii="Segoe UI" w:hAnsi="Segoe UI" w:eastAsia="Segoe UI" w:cs="Segoe UI"/>
                 <w:i w:val="0"/>
                 <w:iCs w:val="0"/>
                 <w:caps w:val="0"/>
@@ -7394,15 +7737,21 @@
                 <w:szCs w:val="18"/>
                 <w:lang w:val="en-US" w:eastAsia="zh-CN"/>
               </w:rPr>
-              <w:t>根本原因已查明，正在评估和制定解决方案。</w:t>
+              <w:t>解决方案（永久或临时）已确定，等待资源实施（如排期开发）。</w:t>
             </w:r>
           </w:p>
         </w:tc>
       </w:tr>
       <w:tr>
         <w:tblPrEx>
-          <w:tblW w:w="9024" w:type="dxa"/>
-          <w:tblInd w:w="0" w:type="dxa"/>
+          <w:tblBorders>
+            <w:top w:val="single" w:color="auto" w:sz="4" w:space="0"/>
+            <w:left w:val="single" w:color="auto" w:sz="4" w:space="0"/>
+            <w:bottom w:val="single" w:color="auto" w:sz="4" w:space="0"/>
+            <w:right w:val="single" w:color="auto" w:sz="4" w:space="0"/>
+            <w:insideH w:val="single" w:color="auto" w:sz="4" w:space="0"/>
+            <w:insideV w:val="single" w:color="auto" w:sz="4" w:space="0"/>
+          </w:tblBorders>
           <w:shd w:val="clear" w:color="auto" w:fill="auto"/>
           <w:tblCellMar>
             <w:top w:w="15" w:type="dxa"/>
@@ -7432,7 +7781,7 @@
               <w:spacing w:line="300" w:lineRule="atLeast"/>
               <w:jc w:val="left"/>
               <w:rPr>
-                <w:rFonts w:ascii="Segoe UI" w:eastAsia="Segoe UI" w:hAnsi="Segoe UI" w:cs="Segoe UI" w:hint="default"/>
+                <w:rFonts w:hint="default" w:ascii="Segoe UI" w:hAnsi="Segoe UI" w:eastAsia="Segoe UI" w:cs="Segoe UI"/>
                 <w:i w:val="0"/>
                 <w:iCs w:val="0"/>
                 <w:caps w:val="0"/>
@@ -7444,8 +7793,8 @@
             </w:pPr>
             <w:r>
               <w:rPr>
-                <w:rStyle w:val="Strong"/>
-                <w:rFonts w:ascii="Segoe UI" w:eastAsia="Segoe UI" w:hAnsi="Segoe UI" w:cs="Segoe UI" w:hint="default"/>
+                <w:rStyle w:val="23"/>
+                <w:rFonts w:hint="default" w:ascii="Segoe UI" w:hAnsi="Segoe UI" w:eastAsia="Segoe UI" w:cs="Segoe UI"/>
                 <w:b/>
                 <w:bCs/>
                 <w:i w:val="0"/>
@@ -7459,7 +7808,7 @@
                 <w:szCs w:val="18"/>
                 <w:lang w:val="en-US" w:eastAsia="zh-CN"/>
               </w:rPr>
-              <w:t>方案已定</w:t>
+              <w:t>实施中</w:t>
             </w:r>
           </w:p>
         </w:tc>
@@ -7484,7 +7833,7 @@
               <w:spacing w:line="300" w:lineRule="atLeast"/>
               <w:jc w:val="left"/>
               <w:rPr>
-                <w:rFonts w:ascii="Segoe UI" w:eastAsia="Segoe UI" w:hAnsi="Segoe UI" w:cs="Segoe UI" w:hint="default"/>
+                <w:rFonts w:hint="default" w:ascii="Segoe UI" w:hAnsi="Segoe UI" w:eastAsia="Segoe UI" w:cs="Segoe UI"/>
                 <w:i w:val="0"/>
                 <w:iCs w:val="0"/>
                 <w:caps w:val="0"/>
@@ -7496,7 +7845,7 @@
             </w:pPr>
             <w:r>
               <w:rPr>
-                <w:rFonts w:ascii="Segoe UI" w:eastAsia="Segoe UI" w:hAnsi="Segoe UI" w:cs="Segoe UI" w:hint="default"/>
+                <w:rFonts w:hint="default" w:ascii="Segoe UI" w:hAnsi="Segoe UI" w:eastAsia="Segoe UI" w:cs="Segoe UI"/>
                 <w:i w:val="0"/>
                 <w:iCs w:val="0"/>
                 <w:caps w:val="0"/>
@@ -7508,15 +7857,140 @@
                 <w:szCs w:val="18"/>
                 <w:lang w:val="en-US" w:eastAsia="zh-CN"/>
               </w:rPr>
-              <w:t>解决方案（永久或临时）已确定，等待资源实施（如排期开发）。</w:t>
+              <w:t>解决方案正通过变更管理流程进行部署。</w:t>
             </w:r>
           </w:p>
         </w:tc>
       </w:tr>
       <w:tr>
         <w:tblPrEx>
-          <w:tblW w:w="9024" w:type="dxa"/>
-          <w:tblInd w:w="0" w:type="dxa"/>
+          <w:tblBorders>
+            <w:top w:val="single" w:color="auto" w:sz="4" w:space="0"/>
+            <w:left w:val="single" w:color="auto" w:sz="4" w:space="0"/>
+            <w:bottom w:val="single" w:color="auto" w:sz="4" w:space="0"/>
+            <w:right w:val="single" w:color="auto" w:sz="4" w:space="0"/>
+            <w:insideH w:val="single" w:color="auto" w:sz="4" w:space="0"/>
+            <w:insideV w:val="single" w:color="auto" w:sz="4" w:space="0"/>
+          </w:tblBorders>
+          <w:tblCellMar>
+            <w:top w:w="15" w:type="dxa"/>
+            <w:left w:w="15" w:type="dxa"/>
+            <w:bottom w:w="15" w:type="dxa"/>
+            <w:right w:w="15" w:type="dxa"/>
+          </w:tblCellMar>
+        </w:tblPrEx>
+        <w:tc>
+          <w:tcPr>
+            <w:tcW w:w="0" w:type="auto"/>
+            <w:shd w:val="clear" w:color="auto" w:fill="auto"/>
+            <w:tcMar>
+              <w:top w:w="120" w:type="dxa"/>
+              <w:left w:w="0" w:type="dxa"/>
+              <w:bottom w:w="120" w:type="dxa"/>
+              <w:right w:w="192" w:type="dxa"/>
+            </w:tcMar>
+            <w:vAlign w:val="center"/>
+          </w:tcPr>
+          <w:p>
+            <w:pPr>
+              <w:keepNext w:val="0"/>
+              <w:keepLines w:val="0"/>
+              <w:widowControl/>
+              <w:suppressLineNumbers w:val="0"/>
+              <w:spacing w:line="300" w:lineRule="atLeast"/>
+              <w:jc w:val="left"/>
+              <w:rPr>
+                <w:rFonts w:hint="default" w:ascii="Segoe UI" w:hAnsi="Segoe UI" w:eastAsia="Segoe UI" w:cs="Segoe UI"/>
+                <w:i w:val="0"/>
+                <w:iCs w:val="0"/>
+                <w:caps w:val="0"/>
+                <w:color w:val="0F1115"/>
+                <w:spacing w:val="0"/>
+                <w:sz w:val="18"/>
+                <w:szCs w:val="18"/>
+              </w:rPr>
+            </w:pPr>
+            <w:r>
+              <w:rPr>
+                <w:rStyle w:val="23"/>
+                <w:rFonts w:hint="default" w:ascii="Segoe UI" w:hAnsi="Segoe UI" w:eastAsia="Segoe UI" w:cs="Segoe UI"/>
+                <w:b/>
+                <w:bCs/>
+                <w:i w:val="0"/>
+                <w:iCs w:val="0"/>
+                <w:caps w:val="0"/>
+                <w:snapToGrid w:val="0"/>
+                <w:color w:val="000000"/>
+                <w:spacing w:val="0"/>
+                <w:kern w:val="0"/>
+                <w:sz w:val="18"/>
+                <w:szCs w:val="18"/>
+                <w:lang w:val="en-US" w:eastAsia="zh-CN"/>
+              </w:rPr>
+              <w:t>已解决</w:t>
+            </w:r>
+          </w:p>
+        </w:tc>
+        <w:tc>
+          <w:tcPr>
+            <w:tcW w:w="0" w:type="auto"/>
+            <w:shd w:val="clear" w:color="auto" w:fill="auto"/>
+            <w:tcMar>
+              <w:top w:w="120" w:type="dxa"/>
+              <w:left w:w="192" w:type="dxa"/>
+              <w:bottom w:w="120" w:type="dxa"/>
+              <w:right w:w="0" w:type="dxa"/>
+            </w:tcMar>
+            <w:vAlign w:val="center"/>
+          </w:tcPr>
+          <w:p>
+            <w:pPr>
+              <w:keepNext w:val="0"/>
+              <w:keepLines w:val="0"/>
+              <w:widowControl/>
+              <w:suppressLineNumbers w:val="0"/>
+              <w:spacing w:line="300" w:lineRule="atLeast"/>
+              <w:jc w:val="left"/>
+              <w:rPr>
+                <w:rFonts w:hint="default" w:ascii="Segoe UI" w:hAnsi="Segoe UI" w:eastAsia="Segoe UI" w:cs="Segoe UI"/>
+                <w:i w:val="0"/>
+                <w:iCs w:val="0"/>
+                <w:caps w:val="0"/>
+                <w:color w:val="0F1115"/>
+                <w:spacing w:val="0"/>
+                <w:sz w:val="18"/>
+                <w:szCs w:val="18"/>
+              </w:rPr>
+            </w:pPr>
+            <w:r>
+              <w:rPr>
+                <w:rFonts w:hint="default" w:ascii="Segoe UI" w:hAnsi="Segoe UI" w:eastAsia="Segoe UI" w:cs="Segoe UI"/>
+                <w:i w:val="0"/>
+                <w:iCs w:val="0"/>
+                <w:caps w:val="0"/>
+                <w:snapToGrid w:val="0"/>
+                <w:color w:val="000000"/>
+                <w:spacing w:val="0"/>
+                <w:kern w:val="0"/>
+                <w:sz w:val="18"/>
+                <w:szCs w:val="18"/>
+                <w:lang w:val="en-US" w:eastAsia="zh-CN"/>
+              </w:rPr>
+              <w:t>解决方案已验证有效，相关事件已平息。等待回顾与关闭。</w:t>
+            </w:r>
+          </w:p>
+        </w:tc>
+      </w:tr>
+      <w:tr>
+        <w:tblPrEx>
+          <w:tblBorders>
+            <w:top w:val="single" w:color="auto" w:sz="4" w:space="0"/>
+            <w:left w:val="single" w:color="auto" w:sz="4" w:space="0"/>
+            <w:bottom w:val="single" w:color="auto" w:sz="4" w:space="0"/>
+            <w:right w:val="single" w:color="auto" w:sz="4" w:space="0"/>
+            <w:insideH w:val="single" w:color="auto" w:sz="4" w:space="0"/>
+            <w:insideV w:val="single" w:color="auto" w:sz="4" w:space="0"/>
+          </w:tblBorders>
           <w:shd w:val="clear" w:color="auto" w:fill="auto"/>
           <w:tblCellMar>
             <w:top w:w="15" w:type="dxa"/>
@@ -7546,7 +8020,7 @@
               <w:spacing w:line="300" w:lineRule="atLeast"/>
               <w:jc w:val="left"/>
               <w:rPr>
-                <w:rFonts w:ascii="Segoe UI" w:eastAsia="Segoe UI" w:hAnsi="Segoe UI" w:cs="Segoe UI" w:hint="default"/>
+                <w:rFonts w:hint="default" w:ascii="Segoe UI" w:hAnsi="Segoe UI" w:eastAsia="Segoe UI" w:cs="Segoe UI"/>
                 <w:i w:val="0"/>
                 <w:iCs w:val="0"/>
                 <w:caps w:val="0"/>
@@ -7558,8 +8032,8 @@
             </w:pPr>
             <w:r>
               <w:rPr>
-                <w:rStyle w:val="Strong"/>
-                <w:rFonts w:ascii="Segoe UI" w:eastAsia="Segoe UI" w:hAnsi="Segoe UI" w:cs="Segoe UI" w:hint="default"/>
+                <w:rStyle w:val="23"/>
+                <w:rFonts w:hint="default" w:ascii="Segoe UI" w:hAnsi="Segoe UI" w:eastAsia="Segoe UI" w:cs="Segoe UI"/>
                 <w:b/>
                 <w:bCs/>
                 <w:i w:val="0"/>
@@ -7573,7 +8047,7 @@
                 <w:szCs w:val="18"/>
                 <w:lang w:val="en-US" w:eastAsia="zh-CN"/>
               </w:rPr>
-              <w:t>实施中</w:t>
+              <w:t>已关闭</w:t>
             </w:r>
           </w:p>
         </w:tc>
@@ -7598,7 +8072,7 @@
               <w:spacing w:line="300" w:lineRule="atLeast"/>
               <w:jc w:val="left"/>
               <w:rPr>
-                <w:rFonts w:ascii="Segoe UI" w:eastAsia="Segoe UI" w:hAnsi="Segoe UI" w:cs="Segoe UI" w:hint="default"/>
+                <w:rFonts w:hint="default" w:ascii="Segoe UI" w:hAnsi="Segoe UI" w:eastAsia="Segoe UI" w:cs="Segoe UI"/>
                 <w:i w:val="0"/>
                 <w:iCs w:val="0"/>
                 <w:caps w:val="0"/>
@@ -7610,7 +8084,7 @@
             </w:pPr>
             <w:r>
               <w:rPr>
-                <w:rFonts w:ascii="Segoe UI" w:eastAsia="Segoe UI" w:hAnsi="Segoe UI" w:cs="Segoe UI" w:hint="default"/>
+                <w:rFonts w:hint="default" w:ascii="Segoe UI" w:hAnsi="Segoe UI" w:eastAsia="Segoe UI" w:cs="Segoe UI"/>
                 <w:i w:val="0"/>
                 <w:iCs w:val="0"/>
                 <w:caps w:val="0"/>
@@ -7622,15 +8096,21 @@
                 <w:szCs w:val="18"/>
                 <w:lang w:val="en-US" w:eastAsia="zh-CN"/>
               </w:rPr>
-              <w:t>解决方案正通过变更管理流程进行部署。</w:t>
+              <w:t>问题回顾完成，知识已沉淀，流程正式结束。</w:t>
             </w:r>
           </w:p>
         </w:tc>
       </w:tr>
       <w:tr>
         <w:tblPrEx>
-          <w:tblW w:w="9024" w:type="dxa"/>
-          <w:tblInd w:w="0" w:type="dxa"/>
+          <w:tblBorders>
+            <w:top w:val="single" w:color="auto" w:sz="4" w:space="0"/>
+            <w:left w:val="single" w:color="auto" w:sz="4" w:space="0"/>
+            <w:bottom w:val="single" w:color="auto" w:sz="4" w:space="0"/>
+            <w:right w:val="single" w:color="auto" w:sz="4" w:space="0"/>
+            <w:insideH w:val="single" w:color="auto" w:sz="4" w:space="0"/>
+            <w:insideV w:val="single" w:color="auto" w:sz="4" w:space="0"/>
+          </w:tblBorders>
           <w:shd w:val="clear" w:color="auto" w:fill="auto"/>
           <w:tblCellMar>
             <w:top w:w="15" w:type="dxa"/>
@@ -7660,7 +8140,7 @@
               <w:spacing w:line="300" w:lineRule="atLeast"/>
               <w:jc w:val="left"/>
               <w:rPr>
-                <w:rFonts w:ascii="Segoe UI" w:eastAsia="Segoe UI" w:hAnsi="Segoe UI" w:cs="Segoe UI" w:hint="default"/>
+                <w:rFonts w:hint="default" w:ascii="Segoe UI" w:hAnsi="Segoe UI" w:eastAsia="Segoe UI" w:cs="Segoe UI"/>
                 <w:i w:val="0"/>
                 <w:iCs w:val="0"/>
                 <w:caps w:val="0"/>
@@ -7672,236 +8152,8 @@
             </w:pPr>
             <w:r>
               <w:rPr>
-                <w:rStyle w:val="Strong"/>
-                <w:rFonts w:ascii="Segoe UI" w:eastAsia="Segoe UI" w:hAnsi="Segoe UI" w:cs="Segoe UI" w:hint="default"/>
-                <w:b/>
-                <w:bCs/>
-                <w:i w:val="0"/>
-                <w:iCs w:val="0"/>
-                <w:caps w:val="0"/>
-                <w:snapToGrid w:val="0"/>
-                <w:color w:val="000000"/>
-                <w:spacing w:val="0"/>
-                <w:kern w:val="0"/>
-                <w:sz w:val="18"/>
-                <w:szCs w:val="18"/>
-                <w:lang w:val="en-US" w:eastAsia="zh-CN"/>
-              </w:rPr>
-              <w:t>已解决</w:t>
-            </w:r>
-          </w:p>
-        </w:tc>
-        <w:tc>
-          <w:tcPr>
-            <w:tcW w:w="0" w:type="auto"/>
-            <w:shd w:val="clear" w:color="auto" w:fill="auto"/>
-            <w:tcMar>
-              <w:top w:w="120" w:type="dxa"/>
-              <w:left w:w="192" w:type="dxa"/>
-              <w:bottom w:w="120" w:type="dxa"/>
-              <w:right w:w="0" w:type="dxa"/>
-            </w:tcMar>
-            <w:vAlign w:val="center"/>
-          </w:tcPr>
-          <w:p>
-            <w:pPr>
-              <w:keepNext w:val="0"/>
-              <w:keepLines w:val="0"/>
-              <w:widowControl/>
-              <w:suppressLineNumbers w:val="0"/>
-              <w:spacing w:line="300" w:lineRule="atLeast"/>
-              <w:jc w:val="left"/>
-              <w:rPr>
-                <w:rFonts w:ascii="Segoe UI" w:eastAsia="Segoe UI" w:hAnsi="Segoe UI" w:cs="Segoe UI" w:hint="default"/>
-                <w:i w:val="0"/>
-                <w:iCs w:val="0"/>
-                <w:caps w:val="0"/>
-                <w:color w:val="0F1115"/>
-                <w:spacing w:val="0"/>
-                <w:sz w:val="18"/>
-                <w:szCs w:val="18"/>
-              </w:rPr>
-            </w:pPr>
-            <w:r>
-              <w:rPr>
-                <w:rFonts w:ascii="Segoe UI" w:eastAsia="Segoe UI" w:hAnsi="Segoe UI" w:cs="Segoe UI" w:hint="default"/>
-                <w:i w:val="0"/>
-                <w:iCs w:val="0"/>
-                <w:caps w:val="0"/>
-                <w:snapToGrid w:val="0"/>
-                <w:color w:val="000000"/>
-                <w:spacing w:val="0"/>
-                <w:kern w:val="0"/>
-                <w:sz w:val="18"/>
-                <w:szCs w:val="18"/>
-                <w:lang w:val="en-US" w:eastAsia="zh-CN"/>
-              </w:rPr>
-              <w:t>解决方案已验证有效，相关事件已平息。等待回顾与关闭。</w:t>
-            </w:r>
-          </w:p>
-        </w:tc>
-      </w:tr>
-      <w:tr>
-        <w:tblPrEx>
-          <w:tblW w:w="9024" w:type="dxa"/>
-          <w:tblInd w:w="0" w:type="dxa"/>
-          <w:shd w:val="clear" w:color="auto" w:fill="auto"/>
-          <w:tblCellMar>
-            <w:top w:w="15" w:type="dxa"/>
-            <w:left w:w="15" w:type="dxa"/>
-            <w:bottom w:w="15" w:type="dxa"/>
-            <w:right w:w="15" w:type="dxa"/>
-          </w:tblCellMar>
-        </w:tblPrEx>
-        <w:tc>
-          <w:tcPr>
-            <w:tcW w:w="0" w:type="auto"/>
-            <w:shd w:val="clear" w:color="auto" w:fill="auto"/>
-            <w:tcMar>
-              <w:top w:w="120" w:type="dxa"/>
-              <w:left w:w="0" w:type="dxa"/>
-              <w:bottom w:w="120" w:type="dxa"/>
-              <w:right w:w="192" w:type="dxa"/>
-            </w:tcMar>
-            <w:vAlign w:val="center"/>
-          </w:tcPr>
-          <w:p>
-            <w:pPr>
-              <w:keepNext w:val="0"/>
-              <w:keepLines w:val="0"/>
-              <w:widowControl/>
-              <w:suppressLineNumbers w:val="0"/>
-              <w:spacing w:line="300" w:lineRule="atLeast"/>
-              <w:jc w:val="left"/>
-              <w:rPr>
-                <w:rFonts w:ascii="Segoe UI" w:eastAsia="Segoe UI" w:hAnsi="Segoe UI" w:cs="Segoe UI" w:hint="default"/>
-                <w:i w:val="0"/>
-                <w:iCs w:val="0"/>
-                <w:caps w:val="0"/>
-                <w:color w:val="0F1115"/>
-                <w:spacing w:val="0"/>
-                <w:sz w:val="18"/>
-                <w:szCs w:val="18"/>
-              </w:rPr>
-            </w:pPr>
-            <w:r>
-              <w:rPr>
-                <w:rStyle w:val="Strong"/>
-                <w:rFonts w:ascii="Segoe UI" w:eastAsia="Segoe UI" w:hAnsi="Segoe UI" w:cs="Segoe UI" w:hint="default"/>
-                <w:b/>
-                <w:bCs/>
-                <w:i w:val="0"/>
-                <w:iCs w:val="0"/>
-                <w:caps w:val="0"/>
-                <w:snapToGrid w:val="0"/>
-                <w:color w:val="000000"/>
-                <w:spacing w:val="0"/>
-                <w:kern w:val="0"/>
-                <w:sz w:val="18"/>
-                <w:szCs w:val="18"/>
-                <w:lang w:val="en-US" w:eastAsia="zh-CN"/>
-              </w:rPr>
-              <w:t>已关闭</w:t>
-            </w:r>
-          </w:p>
-        </w:tc>
-        <w:tc>
-          <w:tcPr>
-            <w:tcW w:w="0" w:type="auto"/>
-            <w:shd w:val="clear" w:color="auto" w:fill="auto"/>
-            <w:tcMar>
-              <w:top w:w="120" w:type="dxa"/>
-              <w:left w:w="192" w:type="dxa"/>
-              <w:bottom w:w="120" w:type="dxa"/>
-              <w:right w:w="0" w:type="dxa"/>
-            </w:tcMar>
-            <w:vAlign w:val="center"/>
-          </w:tcPr>
-          <w:p>
-            <w:pPr>
-              <w:keepNext w:val="0"/>
-              <w:keepLines w:val="0"/>
-              <w:widowControl/>
-              <w:suppressLineNumbers w:val="0"/>
-              <w:spacing w:line="300" w:lineRule="atLeast"/>
-              <w:jc w:val="left"/>
-              <w:rPr>
-                <w:rFonts w:ascii="Segoe UI" w:eastAsia="Segoe UI" w:hAnsi="Segoe UI" w:cs="Segoe UI" w:hint="default"/>
-                <w:i w:val="0"/>
-                <w:iCs w:val="0"/>
-                <w:caps w:val="0"/>
-                <w:color w:val="0F1115"/>
-                <w:spacing w:val="0"/>
-                <w:sz w:val="18"/>
-                <w:szCs w:val="18"/>
-              </w:rPr>
-            </w:pPr>
-            <w:r>
-              <w:rPr>
-                <w:rFonts w:ascii="Segoe UI" w:eastAsia="Segoe UI" w:hAnsi="Segoe UI" w:cs="Segoe UI" w:hint="default"/>
-                <w:i w:val="0"/>
-                <w:iCs w:val="0"/>
-                <w:caps w:val="0"/>
-                <w:snapToGrid w:val="0"/>
-                <w:color w:val="000000"/>
-                <w:spacing w:val="0"/>
-                <w:kern w:val="0"/>
-                <w:sz w:val="18"/>
-                <w:szCs w:val="18"/>
-                <w:lang w:val="en-US" w:eastAsia="zh-CN"/>
-              </w:rPr>
-              <w:t>问题回顾完成，知识已沉淀，流程正式结束。</w:t>
-            </w:r>
-          </w:p>
-        </w:tc>
-      </w:tr>
-      <w:tr>
-        <w:tblPrEx>
-          <w:tblW w:w="9024" w:type="dxa"/>
-          <w:tblInd w:w="0" w:type="dxa"/>
-          <w:shd w:val="clear" w:color="auto" w:fill="auto"/>
-          <w:tblCellMar>
-            <w:top w:w="15" w:type="dxa"/>
-            <w:left w:w="15" w:type="dxa"/>
-            <w:bottom w:w="15" w:type="dxa"/>
-            <w:right w:w="15" w:type="dxa"/>
-          </w:tblCellMar>
-        </w:tblPrEx>
-        <w:tc>
-          <w:tcPr>
-            <w:tcW w:w="0" w:type="auto"/>
-            <w:shd w:val="clear" w:color="auto" w:fill="auto"/>
-            <w:tcMar>
-              <w:top w:w="120" w:type="dxa"/>
-              <w:left w:w="0" w:type="dxa"/>
-              <w:bottom w:w="120" w:type="dxa"/>
-              <w:right w:w="192" w:type="dxa"/>
-            </w:tcMar>
-            <w:vAlign w:val="center"/>
-          </w:tcPr>
-          <w:p>
-            <w:pPr>
-              <w:keepNext w:val="0"/>
-              <w:keepLines w:val="0"/>
-              <w:widowControl/>
-              <w:suppressLineNumbers w:val="0"/>
-              <w:spacing w:line="300" w:lineRule="atLeast"/>
-              <w:jc w:val="left"/>
-              <w:rPr>
-                <w:rFonts w:ascii="Segoe UI" w:eastAsia="Segoe UI" w:hAnsi="Segoe UI" w:cs="Segoe UI" w:hint="default"/>
-                <w:i w:val="0"/>
-                <w:iCs w:val="0"/>
-                <w:caps w:val="0"/>
-                <w:color w:val="0F1115"/>
-                <w:spacing w:val="0"/>
-                <w:sz w:val="18"/>
-                <w:szCs w:val="18"/>
-              </w:rPr>
-            </w:pPr>
-            <w:r>
-              <w:rPr>
-                <w:rStyle w:val="Strong"/>
-                <w:rFonts w:ascii="Segoe UI" w:eastAsia="Segoe UI" w:hAnsi="Segoe UI" w:cs="Segoe UI" w:hint="default"/>
+                <w:rStyle w:val="23"/>
+                <w:rFonts w:hint="default" w:ascii="Segoe UI" w:hAnsi="Segoe UI" w:eastAsia="Segoe UI" w:cs="Segoe UI"/>
                 <w:b/>
                 <w:bCs/>
                 <w:i w:val="0"/>
@@ -7940,7 +8192,7 @@
               <w:spacing w:line="300" w:lineRule="atLeast"/>
               <w:jc w:val="left"/>
               <w:rPr>
-                <w:rFonts w:ascii="Segoe UI" w:eastAsia="Segoe UI" w:hAnsi="Segoe UI" w:cs="Segoe UI" w:hint="default"/>
+                <w:rFonts w:hint="default" w:ascii="Segoe UI" w:hAnsi="Segoe UI" w:eastAsia="Segoe UI" w:cs="Segoe UI"/>
                 <w:i w:val="0"/>
                 <w:iCs w:val="0"/>
                 <w:caps w:val="0"/>
@@ -7952,7 +8204,7 @@
             </w:pPr>
             <w:r>
               <w:rPr>
-                <w:rFonts w:ascii="Segoe UI" w:eastAsia="Segoe UI" w:hAnsi="Segoe UI" w:cs="Segoe UI" w:hint="default"/>
+                <w:rFonts w:hint="default" w:ascii="Segoe UI" w:hAnsi="Segoe UI" w:eastAsia="Segoe UI" w:cs="Segoe UI"/>
                 <w:i w:val="0"/>
                 <w:iCs w:val="0"/>
                 <w:caps w:val="0"/>
@@ -7972,7 +8224,7 @@
     </w:tbl>
     <w:p>
       <w:pPr>
-        <w:pStyle w:val="1"/>
+        <w:pStyle w:val="28"/>
         <w:keepNext w:val="0"/>
         <w:keepLines w:val="0"/>
         <w:pageBreakBefore w:val="0"/>
@@ -7992,38 +8244,38 @@
           <w:lang w:val="en-US" w:eastAsia="zh-CN"/>
         </w:rPr>
       </w:pPr>
-      <w:bookmarkStart w:id="18" w:name="_Toc25767"/>
+      <w:bookmarkStart w:id="17" w:name="_Toc25767"/>
       <w:r>
         <w:rPr>
           <w:rFonts w:hint="default"/>
           <w:lang w:val="en-US" w:eastAsia="zh-CN"/>
         </w:rPr>
         <w:t>问题管理事项</w:t>
+      </w:r>
+      <w:bookmarkEnd w:id="17"/>
+    </w:p>
+    <w:p>
+      <w:pPr>
+        <w:pStyle w:val="30"/>
+        <w:bidi w:val="0"/>
+        <w:rPr>
+          <w:rFonts w:hint="default"/>
+          <w:lang w:val="en-US" w:eastAsia="zh-CN"/>
+        </w:rPr>
+      </w:pPr>
+      <w:bookmarkStart w:id="18" w:name="_Toc10255"/>
+      <w:r>
+        <w:rPr>
+          <w:rFonts w:hint="default"/>
+          <w:lang w:val="en-US" w:eastAsia="zh-CN"/>
+        </w:rPr>
+        <w:t>问题评审</w:t>
       </w:r>
       <w:bookmarkEnd w:id="18"/>
     </w:p>
     <w:p>
       <w:pPr>
-        <w:pStyle w:val="2"/>
-        <w:bidi w:val="0"/>
-        <w:rPr>
-          <w:rFonts w:hint="default"/>
-          <w:lang w:val="en-US" w:eastAsia="zh-CN"/>
-        </w:rPr>
-      </w:pPr>
-      <w:bookmarkStart w:id="19" w:name="_Toc10255"/>
-      <w:r>
-        <w:rPr>
-          <w:rFonts w:hint="default"/>
-          <w:lang w:val="en-US" w:eastAsia="zh-CN"/>
-        </w:rPr>
-        <w:t>问题评审</w:t>
-      </w:r>
-      <w:bookmarkEnd w:id="19"/>
-    </w:p>
-    <w:p>
-      <w:pPr>
-        <w:pStyle w:val="a1"/>
+        <w:pStyle w:val="29"/>
         <w:keepNext w:val="0"/>
         <w:keepLines w:val="0"/>
         <w:pageBreakBefore w:val="0"/>
@@ -8053,7 +8305,7 @@
     </w:p>
     <w:p>
       <w:pPr>
-        <w:pStyle w:val="a1"/>
+        <w:pStyle w:val="29"/>
         <w:keepNext w:val="0"/>
         <w:keepLines w:val="0"/>
         <w:pageBreakBefore w:val="0"/>
@@ -8083,7 +8335,7 @@
     </w:p>
     <w:p>
       <w:pPr>
-        <w:pStyle w:val="a1"/>
+        <w:pStyle w:val="29"/>
         <w:keepNext w:val="0"/>
         <w:keepLines w:val="0"/>
         <w:pageBreakBefore w:val="0"/>
@@ -8113,14 +8365,14 @@
     </w:p>
     <w:p>
       <w:pPr>
-        <w:pStyle w:val="2"/>
+        <w:pStyle w:val="30"/>
         <w:bidi w:val="0"/>
         <w:rPr>
           <w:rFonts w:hint="default"/>
           <w:lang w:val="en-US" w:eastAsia="zh-CN"/>
         </w:rPr>
       </w:pPr>
-      <w:bookmarkStart w:id="20" w:name="_Toc13436"/>
+      <w:bookmarkStart w:id="19" w:name="_Toc13436"/>
       <w:r>
         <w:rPr>
           <w:rFonts w:hint="default"/>
@@ -8128,11 +8380,11 @@
         </w:rPr>
         <w:t>问题归档与知识管理</w:t>
       </w:r>
-      <w:bookmarkEnd w:id="20"/>
+      <w:bookmarkEnd w:id="19"/>
     </w:p>
     <w:p>
       <w:pPr>
-        <w:pStyle w:val="a1"/>
+        <w:pStyle w:val="29"/>
         <w:keepNext w:val="0"/>
         <w:keepLines w:val="0"/>
         <w:pageBreakBefore w:val="0"/>
@@ -8162,7 +8414,7 @@
     </w:p>
     <w:p>
       <w:pPr>
-        <w:pStyle w:val="a1"/>
+        <w:pStyle w:val="29"/>
         <w:keepNext w:val="0"/>
         <w:keepLines w:val="0"/>
         <w:pageBreakBefore w:val="0"/>
@@ -8192,14 +8444,14 @@
     </w:p>
     <w:p>
       <w:pPr>
-        <w:pStyle w:val="2"/>
+        <w:pStyle w:val="30"/>
         <w:bidi w:val="0"/>
         <w:rPr>
           <w:rFonts w:hint="default"/>
           <w:lang w:val="en-US" w:eastAsia="zh-CN"/>
         </w:rPr>
       </w:pPr>
-      <w:bookmarkStart w:id="21" w:name="_Toc30393"/>
+      <w:bookmarkStart w:id="20" w:name="_Toc30393"/>
       <w:r>
         <w:rPr>
           <w:rFonts w:hint="eastAsia"/>
@@ -8214,11 +8466,11 @@
         </w:rPr>
         <w:t>流程关系</w:t>
       </w:r>
-      <w:bookmarkEnd w:id="21"/>
+      <w:bookmarkEnd w:id="20"/>
     </w:p>
     <w:p>
       <w:pPr>
-        <w:pStyle w:val="a1"/>
+        <w:pStyle w:val="29"/>
         <w:keepNext w:val="0"/>
         <w:keepLines w:val="0"/>
         <w:pageBreakBefore w:val="0"/>
@@ -8248,7 +8500,7 @@
     </w:p>
     <w:p>
       <w:pPr>
-        <w:pStyle w:val="a1"/>
+        <w:pStyle w:val="29"/>
         <w:keepNext w:val="0"/>
         <w:keepLines w:val="0"/>
         <w:pageBreakBefore w:val="0"/>
@@ -8278,7 +8530,7 @@
     </w:p>
     <w:p>
       <w:pPr>
-        <w:pStyle w:val="a1"/>
+        <w:pStyle w:val="29"/>
         <w:keepNext w:val="0"/>
         <w:keepLines w:val="0"/>
         <w:pageBreakBefore w:val="0"/>
@@ -8308,7 +8560,7 @@
     </w:p>
     <w:p>
       <w:pPr>
-        <w:pStyle w:val="1"/>
+        <w:pStyle w:val="28"/>
         <w:keepNext w:val="0"/>
         <w:keepLines w:val="0"/>
         <w:pageBreakBefore w:val="0"/>
@@ -8328,7 +8580,7 @@
           <w:lang w:val="en-US" w:eastAsia="zh-CN"/>
         </w:rPr>
       </w:pPr>
-      <w:bookmarkStart w:id="22" w:name="_Toc30502"/>
+      <w:bookmarkStart w:id="21" w:name="_Toc30502"/>
       <w:r>
         <w:rPr>
           <w:rFonts w:hint="eastAsia"/>
@@ -8336,22 +8588,23 @@
         </w:rPr>
         <w:t>考核指标</w:t>
       </w:r>
-      <w:bookmarkEnd w:id="22"/>
+      <w:bookmarkEnd w:id="21"/>
     </w:p>
     <w:tbl>
       <w:tblPr>
-        <w:tblStyle w:val="TableNormal"/>
+        <w:tblStyle w:val="20"/>
         <w:tblW w:w="7675" w:type="dxa"/>
         <w:tblInd w:w="96" w:type="dxa"/>
         <w:tblBorders>
-          <w:top w:val="nil"/>
-          <w:left w:val="nil"/>
-          <w:bottom w:val="nil"/>
-          <w:right w:val="nil"/>
-          <w:insideH w:val="nil"/>
-          <w:insideV w:val="nil"/>
+          <w:top w:val="none" w:color="auto" w:sz="0" w:space="0"/>
+          <w:left w:val="none" w:color="auto" w:sz="0" w:space="0"/>
+          <w:bottom w:val="none" w:color="auto" w:sz="0" w:space="0"/>
+          <w:right w:val="none" w:color="auto" w:sz="0" w:space="0"/>
+          <w:insideH w:val="none" w:color="auto" w:sz="0" w:space="0"/>
+          <w:insideV w:val="none" w:color="auto" w:sz="0" w:space="0"/>
         </w:tblBorders>
         <w:shd w:val="clear" w:color="auto" w:fill="auto"/>
+        <w:tblLayout w:type="autofit"/>
         <w:tblCellMar>
           <w:top w:w="0" w:type="dxa"/>
           <w:left w:w="108" w:type="dxa"/>
@@ -8367,17 +8620,14 @@
       </w:tblGrid>
       <w:tr>
         <w:tblPrEx>
-          <w:tblW w:w="7675" w:type="dxa"/>
-          <w:tblInd w:w="96" w:type="dxa"/>
           <w:tblBorders>
-            <w:top w:val="nil"/>
-            <w:left w:val="nil"/>
-            <w:bottom w:val="nil"/>
-            <w:right w:val="nil"/>
-            <w:insideH w:val="nil"/>
-            <w:insideV w:val="nil"/>
+            <w:top w:val="none" w:color="auto" w:sz="0" w:space="0"/>
+            <w:left w:val="none" w:color="auto" w:sz="0" w:space="0"/>
+            <w:bottom w:val="none" w:color="auto" w:sz="0" w:space="0"/>
+            <w:right w:val="none" w:color="auto" w:sz="0" w:space="0"/>
+            <w:insideH w:val="none" w:color="auto" w:sz="0" w:space="0"/>
+            <w:insideV w:val="none" w:color="auto" w:sz="0" w:space="0"/>
           </w:tblBorders>
-          <w:shd w:val="clear" w:color="auto" w:fill="auto"/>
           <w:tblCellMar>
             <w:top w:w="0" w:type="dxa"/>
             <w:left w:w="108" w:type="dxa"/>
@@ -8386,16 +8636,16 @@
           </w:tblCellMar>
         </w:tblPrEx>
         <w:trPr>
-          <w:trHeight w:val="493"/>
+          <w:trHeight w:val="493" w:hRule="atLeast"/>
         </w:trPr>
         <w:tc>
           <w:tcPr>
             <w:tcW w:w="2227" w:type="dxa"/>
             <w:tcBorders>
-              <w:top w:val="single" w:sz="4" w:space="0" w:color="000000"/>
-              <w:left w:val="single" w:sz="4" w:space="0" w:color="000000"/>
-              <w:bottom w:val="single" w:sz="4" w:space="0" w:color="000000"/>
-              <w:right w:val="single" w:sz="4" w:space="0" w:color="000000"/>
+              <w:top w:val="single" w:color="000000" w:sz="4" w:space="0"/>
+              <w:left w:val="single" w:color="000000" w:sz="4" w:space="0"/>
+              <w:bottom w:val="single" w:color="000000" w:sz="4" w:space="0"/>
+              <w:right w:val="single" w:color="000000" w:sz="4" w:space="0"/>
             </w:tcBorders>
             <w:shd w:val="clear" w:color="auto" w:fill="C0C0C0"/>
             <w:vAlign w:val="center"/>
@@ -8409,7 +8659,7 @@
               <w:jc w:val="center"/>
               <w:textAlignment w:val="center"/>
               <w:rPr>
-                <w:rFonts w:ascii="楷体_GB2312" w:eastAsia="楷体_GB2312" w:hAnsi="宋体" w:cs="楷体_GB2312" w:hint="default"/>
+                <w:rFonts w:hint="default" w:ascii="楷体_GB2312" w:hAnsi="宋体" w:eastAsia="楷体_GB2312" w:cs="楷体_GB2312"/>
                 <w:b/>
                 <w:bCs/>
                 <w:i w:val="0"/>
@@ -8422,7 +8672,7 @@
             </w:pPr>
             <w:r>
               <w:rPr>
-                <w:rFonts w:ascii="楷体_GB2312" w:eastAsia="楷体_GB2312" w:hAnsi="宋体" w:cs="楷体_GB2312" w:hint="default"/>
+                <w:rFonts w:hint="default" w:ascii="楷体_GB2312" w:hAnsi="宋体" w:eastAsia="楷体_GB2312" w:cs="楷体_GB2312"/>
                 <w:b/>
                 <w:bCs/>
                 <w:i w:val="0"/>
@@ -8443,10 +8693,10 @@
           <w:tcPr>
             <w:tcW w:w="1092" w:type="dxa"/>
             <w:tcBorders>
-              <w:top w:val="single" w:sz="4" w:space="0" w:color="000000"/>
-              <w:left w:val="single" w:sz="4" w:space="0" w:color="000000"/>
-              <w:bottom w:val="single" w:sz="4" w:space="0" w:color="000000"/>
-              <w:right w:val="single" w:sz="4" w:space="0" w:color="000000"/>
+              <w:top w:val="single" w:color="000000" w:sz="4" w:space="0"/>
+              <w:left w:val="single" w:color="000000" w:sz="4" w:space="0"/>
+              <w:bottom w:val="single" w:color="000000" w:sz="4" w:space="0"/>
+              <w:right w:val="single" w:color="000000" w:sz="4" w:space="0"/>
             </w:tcBorders>
             <w:shd w:val="clear" w:color="auto" w:fill="C0C0C0"/>
             <w:vAlign w:val="center"/>
@@ -8460,7 +8710,7 @@
               <w:jc w:val="center"/>
               <w:textAlignment w:val="center"/>
               <w:rPr>
-                <w:rFonts w:ascii="楷体_GB2312" w:eastAsia="楷体_GB2312" w:hAnsi="宋体" w:cs="楷体_GB2312" w:hint="default"/>
+                <w:rFonts w:hint="default" w:ascii="楷体_GB2312" w:hAnsi="宋体" w:eastAsia="楷体_GB2312" w:cs="楷体_GB2312"/>
                 <w:b/>
                 <w:bCs/>
                 <w:i w:val="0"/>
@@ -8473,7 +8723,7 @@
             </w:pPr>
             <w:r>
               <w:rPr>
-                <w:rFonts w:ascii="楷体_GB2312" w:eastAsia="楷体_GB2312" w:hAnsi="宋体" w:cs="楷体_GB2312" w:hint="default"/>
+                <w:rFonts w:hint="default" w:ascii="楷体_GB2312" w:hAnsi="宋体" w:eastAsia="楷体_GB2312" w:cs="楷体_GB2312"/>
                 <w:b/>
                 <w:bCs/>
                 <w:i w:val="0"/>
@@ -8494,10 +8744,10 @@
           <w:tcPr>
             <w:tcW w:w="3300" w:type="dxa"/>
             <w:tcBorders>
-              <w:top w:val="single" w:sz="4" w:space="0" w:color="000000"/>
-              <w:left w:val="single" w:sz="4" w:space="0" w:color="000000"/>
-              <w:bottom w:val="single" w:sz="4" w:space="0" w:color="000000"/>
-              <w:right w:val="single" w:sz="4" w:space="0" w:color="000000"/>
+              <w:top w:val="single" w:color="000000" w:sz="4" w:space="0"/>
+              <w:left w:val="single" w:color="000000" w:sz="4" w:space="0"/>
+              <w:bottom w:val="single" w:color="000000" w:sz="4" w:space="0"/>
+              <w:right w:val="single" w:color="000000" w:sz="4" w:space="0"/>
             </w:tcBorders>
             <w:shd w:val="clear" w:color="auto" w:fill="C0C0C0"/>
             <w:vAlign w:val="center"/>
@@ -8511,7 +8761,7 @@
               <w:jc w:val="center"/>
               <w:textAlignment w:val="center"/>
               <w:rPr>
-                <w:rFonts w:ascii="楷体_GB2312" w:eastAsia="楷体_GB2312" w:hAnsi="宋体" w:cs="楷体_GB2312" w:hint="default"/>
+                <w:rFonts w:hint="default" w:ascii="楷体_GB2312" w:hAnsi="宋体" w:eastAsia="楷体_GB2312" w:cs="楷体_GB2312"/>
                 <w:b/>
                 <w:bCs/>
                 <w:i w:val="0"/>
@@ -8524,7 +8774,7 @@
             </w:pPr>
             <w:r>
               <w:rPr>
-                <w:rFonts w:ascii="楷体_GB2312" w:eastAsia="楷体_GB2312" w:hAnsi="宋体" w:cs="楷体_GB2312" w:hint="default"/>
+                <w:rFonts w:hint="default" w:ascii="楷体_GB2312" w:hAnsi="宋体" w:eastAsia="楷体_GB2312" w:cs="楷体_GB2312"/>
                 <w:b/>
                 <w:bCs/>
                 <w:i w:val="0"/>
@@ -8545,10 +8795,10 @@
           <w:tcPr>
             <w:tcW w:w="1056" w:type="dxa"/>
             <w:tcBorders>
-              <w:top w:val="single" w:sz="4" w:space="0" w:color="000000"/>
-              <w:left w:val="single" w:sz="4" w:space="0" w:color="000000"/>
-              <w:bottom w:val="single" w:sz="4" w:space="0" w:color="000000"/>
-              <w:right w:val="single" w:sz="4" w:space="0" w:color="000000"/>
+              <w:top w:val="single" w:color="000000" w:sz="4" w:space="0"/>
+              <w:left w:val="single" w:color="000000" w:sz="4" w:space="0"/>
+              <w:bottom w:val="single" w:color="000000" w:sz="4" w:space="0"/>
+              <w:right w:val="single" w:color="000000" w:sz="4" w:space="0"/>
             </w:tcBorders>
             <w:shd w:val="clear" w:color="auto" w:fill="C0C0C0"/>
             <w:vAlign w:val="center"/>
@@ -8562,7 +8812,7 @@
               <w:jc w:val="center"/>
               <w:textAlignment w:val="center"/>
               <w:rPr>
-                <w:rFonts w:ascii="楷体_GB2312" w:eastAsia="楷体_GB2312" w:hAnsi="宋体" w:cs="楷体_GB2312" w:hint="default"/>
+                <w:rFonts w:hint="default" w:ascii="楷体_GB2312" w:hAnsi="宋体" w:eastAsia="楷体_GB2312" w:cs="楷体_GB2312"/>
                 <w:b/>
                 <w:bCs/>
                 <w:i w:val="0"/>
@@ -8575,7 +8825,7 @@
             </w:pPr>
             <w:r>
               <w:rPr>
-                <w:rFonts w:ascii="楷体_GB2312" w:eastAsia="楷体_GB2312" w:hAnsi="宋体" w:cs="楷体_GB2312" w:hint="default"/>
+                <w:rFonts w:hint="default" w:ascii="楷体_GB2312" w:hAnsi="宋体" w:eastAsia="楷体_GB2312" w:cs="楷体_GB2312"/>
                 <w:b/>
                 <w:bCs/>
                 <w:i w:val="0"/>
@@ -8595,9 +8845,14 @@
       </w:tr>
       <w:tr>
         <w:tblPrEx>
-          <w:tblW w:w="7675" w:type="dxa"/>
-          <w:tblInd w:w="96" w:type="dxa"/>
-          <w:shd w:val="clear" w:color="auto" w:fill="auto"/>
+          <w:tblBorders>
+            <w:top w:val="none" w:color="auto" w:sz="0" w:space="0"/>
+            <w:left w:val="none" w:color="auto" w:sz="0" w:space="0"/>
+            <w:bottom w:val="none" w:color="auto" w:sz="0" w:space="0"/>
+            <w:right w:val="none" w:color="auto" w:sz="0" w:space="0"/>
+            <w:insideH w:val="none" w:color="auto" w:sz="0" w:space="0"/>
+            <w:insideV w:val="none" w:color="auto" w:sz="0" w:space="0"/>
+          </w:tblBorders>
           <w:tblCellMar>
             <w:top w:w="0" w:type="dxa"/>
             <w:left w:w="108" w:type="dxa"/>
@@ -8606,16 +8861,16 @@
           </w:tblCellMar>
         </w:tblPrEx>
         <w:trPr>
-          <w:trHeight w:val="493"/>
+          <w:trHeight w:val="493" w:hRule="atLeast"/>
         </w:trPr>
         <w:tc>
           <w:tcPr>
             <w:tcW w:w="2227" w:type="dxa"/>
             <w:tcBorders>
-              <w:top w:val="single" w:sz="4" w:space="0" w:color="000000"/>
-              <w:left w:val="single" w:sz="4" w:space="0" w:color="000000"/>
-              <w:bottom w:val="single" w:sz="4" w:space="0" w:color="000000"/>
-              <w:right w:val="single" w:sz="4" w:space="0" w:color="000000"/>
+              <w:top w:val="single" w:color="000000" w:sz="4" w:space="0"/>
+              <w:left w:val="single" w:color="000000" w:sz="4" w:space="0"/>
+              <w:bottom w:val="single" w:color="000000" w:sz="4" w:space="0"/>
+              <w:right w:val="single" w:color="000000" w:sz="4" w:space="0"/>
             </w:tcBorders>
             <w:shd w:val="clear" w:color="auto" w:fill="auto"/>
             <w:vAlign w:val="center"/>
@@ -8629,7 +8884,7 @@
               <w:jc w:val="left"/>
               <w:textAlignment w:val="center"/>
               <w:rPr>
-                <w:rFonts w:ascii="楷体_GB2312" w:eastAsia="楷体_GB2312" w:hAnsi="宋体" w:cs="楷体_GB2312" w:hint="default"/>
+                <w:rFonts w:hint="default" w:ascii="楷体_GB2312" w:hAnsi="宋体" w:eastAsia="楷体_GB2312" w:cs="楷体_GB2312"/>
                 <w:b/>
                 <w:bCs/>
                 <w:i w:val="0"/>
@@ -8645,7 +8900,7 @@
             </w:pPr>
             <w:r>
               <w:rPr>
-                <w:rFonts w:ascii="宋体" w:eastAsia="宋体" w:hAnsi="宋体" w:cs="宋体" w:hint="eastAsia"/>
+                <w:rFonts w:hint="eastAsia" w:ascii="宋体" w:hAnsi="宋体" w:eastAsia="宋体" w:cs="宋体"/>
                 <w:i w:val="0"/>
                 <w:iCs w:val="0"/>
                 <w:snapToGrid w:val="0"/>
@@ -8664,10 +8919,10 @@
           <w:tcPr>
             <w:tcW w:w="1092" w:type="dxa"/>
             <w:tcBorders>
-              <w:top w:val="single" w:sz="4" w:space="0" w:color="000000"/>
-              <w:left w:val="single" w:sz="4" w:space="0" w:color="000000"/>
-              <w:bottom w:val="single" w:sz="4" w:space="0" w:color="000000"/>
-              <w:right w:val="single" w:sz="4" w:space="0" w:color="000000"/>
+              <w:top w:val="single" w:color="000000" w:sz="4" w:space="0"/>
+              <w:left w:val="single" w:color="000000" w:sz="4" w:space="0"/>
+              <w:bottom w:val="single" w:color="000000" w:sz="4" w:space="0"/>
+              <w:right w:val="single" w:color="000000" w:sz="4" w:space="0"/>
             </w:tcBorders>
             <w:shd w:val="clear" w:color="auto" w:fill="auto"/>
             <w:vAlign w:val="center"/>
@@ -8681,7 +8936,7 @@
               <w:jc w:val="left"/>
               <w:textAlignment w:val="center"/>
               <w:rPr>
-                <w:rFonts w:ascii="楷体_GB2312" w:eastAsia="楷体_GB2312" w:hAnsi="宋体" w:cs="楷体_GB2312" w:hint="default"/>
+                <w:rFonts w:hint="default" w:ascii="楷体_GB2312" w:hAnsi="宋体" w:eastAsia="楷体_GB2312" w:cs="楷体_GB2312"/>
                 <w:b/>
                 <w:bCs/>
                 <w:i w:val="0"/>
@@ -8697,7 +8952,7 @@
             </w:pPr>
             <w:r>
               <w:rPr>
-                <w:rFonts w:ascii="宋体" w:eastAsia="宋体" w:hAnsi="宋体" w:cs="宋体" w:hint="eastAsia"/>
+                <w:rFonts w:hint="eastAsia" w:ascii="宋体" w:hAnsi="宋体" w:eastAsia="宋体" w:cs="宋体"/>
                 <w:i w:val="0"/>
                 <w:iCs w:val="0"/>
                 <w:snapToGrid w:val="0"/>
@@ -8716,10 +8971,10 @@
           <w:tcPr>
             <w:tcW w:w="3300" w:type="dxa"/>
             <w:tcBorders>
-              <w:top w:val="single" w:sz="4" w:space="0" w:color="000000"/>
-              <w:left w:val="single" w:sz="4" w:space="0" w:color="000000"/>
-              <w:bottom w:val="single" w:sz="4" w:space="0" w:color="000000"/>
-              <w:right w:val="single" w:sz="4" w:space="0" w:color="000000"/>
+              <w:top w:val="single" w:color="000000" w:sz="4" w:space="0"/>
+              <w:left w:val="single" w:color="000000" w:sz="4" w:space="0"/>
+              <w:bottom w:val="single" w:color="000000" w:sz="4" w:space="0"/>
+              <w:right w:val="single" w:color="000000" w:sz="4" w:space="0"/>
             </w:tcBorders>
             <w:shd w:val="clear" w:color="auto" w:fill="auto"/>
             <w:vAlign w:val="center"/>
@@ -8733,7 +8988,7 @@
               <w:jc w:val="left"/>
               <w:textAlignment w:val="center"/>
               <w:rPr>
-                <w:rFonts w:ascii="楷体_GB2312" w:eastAsia="楷体_GB2312" w:hAnsi="宋体" w:cs="楷体_GB2312" w:hint="default"/>
+                <w:rFonts w:hint="default" w:ascii="楷体_GB2312" w:hAnsi="宋体" w:eastAsia="楷体_GB2312" w:cs="楷体_GB2312"/>
                 <w:b/>
                 <w:bCs/>
                 <w:i w:val="0"/>
@@ -8749,7 +9004,7 @@
             </w:pPr>
             <w:r>
               <w:rPr>
-                <w:rFonts w:ascii="宋体" w:eastAsia="宋体" w:hAnsi="宋体" w:cs="宋体" w:hint="eastAsia"/>
+                <w:rFonts w:hint="eastAsia" w:ascii="宋体" w:hAnsi="宋体" w:eastAsia="宋体" w:cs="宋体"/>
                 <w:i w:val="0"/>
                 <w:iCs w:val="0"/>
                 <w:snapToGrid w:val="0"/>
@@ -8768,10 +9023,10 @@
           <w:tcPr>
             <w:tcW w:w="1056" w:type="dxa"/>
             <w:tcBorders>
-              <w:top w:val="single" w:sz="4" w:space="0" w:color="000000"/>
-              <w:left w:val="single" w:sz="4" w:space="0" w:color="000000"/>
-              <w:bottom w:val="single" w:sz="4" w:space="0" w:color="000000"/>
-              <w:right w:val="single" w:sz="4" w:space="0" w:color="000000"/>
+              <w:top w:val="single" w:color="000000" w:sz="4" w:space="0"/>
+              <w:left w:val="single" w:color="000000" w:sz="4" w:space="0"/>
+              <w:bottom w:val="single" w:color="000000" w:sz="4" w:space="0"/>
+              <w:right w:val="single" w:color="000000" w:sz="4" w:space="0"/>
             </w:tcBorders>
             <w:shd w:val="clear" w:color="auto" w:fill="auto"/>
             <w:vAlign w:val="center"/>
@@ -8785,7 +9040,7 @@
               <w:jc w:val="left"/>
               <w:textAlignment w:val="center"/>
               <w:rPr>
-                <w:rFonts w:ascii="楷体_GB2312" w:eastAsia="楷体_GB2312" w:hAnsi="宋体" w:cs="楷体_GB2312" w:hint="default"/>
+                <w:rFonts w:hint="default" w:ascii="楷体_GB2312" w:hAnsi="宋体" w:eastAsia="楷体_GB2312" w:cs="楷体_GB2312"/>
                 <w:b/>
                 <w:bCs/>
                 <w:i w:val="0"/>
@@ -8801,7 +9056,7 @@
             </w:pPr>
             <w:r>
               <w:rPr>
-                <w:rFonts w:ascii="宋体" w:eastAsia="宋体" w:hAnsi="宋体" w:cs="宋体" w:hint="eastAsia"/>
+                <w:rFonts w:hint="eastAsia" w:ascii="宋体" w:hAnsi="宋体" w:eastAsia="宋体" w:cs="宋体"/>
                 <w:i w:val="0"/>
                 <w:iCs w:val="0"/>
                 <w:snapToGrid w:val="0"/>
@@ -8819,8 +9074,14 @@
       </w:tr>
       <w:tr>
         <w:tblPrEx>
-          <w:tblW w:w="7675" w:type="dxa"/>
-          <w:tblInd w:w="96" w:type="dxa"/>
+          <w:tblBorders>
+            <w:top w:val="none" w:color="auto" w:sz="0" w:space="0"/>
+            <w:left w:val="none" w:color="auto" w:sz="0" w:space="0"/>
+            <w:bottom w:val="none" w:color="auto" w:sz="0" w:space="0"/>
+            <w:right w:val="none" w:color="auto" w:sz="0" w:space="0"/>
+            <w:insideH w:val="none" w:color="auto" w:sz="0" w:space="0"/>
+            <w:insideV w:val="none" w:color="auto" w:sz="0" w:space="0"/>
+          </w:tblBorders>
           <w:shd w:val="clear" w:color="auto" w:fill="auto"/>
           <w:tblCellMar>
             <w:top w:w="0" w:type="dxa"/>
@@ -8830,16 +9091,16 @@
           </w:tblCellMar>
         </w:tblPrEx>
         <w:trPr>
-          <w:trHeight w:val="493"/>
+          <w:trHeight w:val="493" w:hRule="atLeast"/>
         </w:trPr>
         <w:tc>
           <w:tcPr>
             <w:tcW w:w="2227" w:type="dxa"/>
             <w:tcBorders>
-              <w:top w:val="single" w:sz="4" w:space="0" w:color="000000"/>
-              <w:left w:val="single" w:sz="4" w:space="0" w:color="000000"/>
-              <w:bottom w:val="single" w:sz="4" w:space="0" w:color="000000"/>
-              <w:right w:val="single" w:sz="4" w:space="0" w:color="000000"/>
+              <w:top w:val="single" w:color="000000" w:sz="4" w:space="0"/>
+              <w:left w:val="single" w:color="000000" w:sz="4" w:space="0"/>
+              <w:bottom w:val="single" w:color="000000" w:sz="4" w:space="0"/>
+              <w:right w:val="single" w:color="000000" w:sz="4" w:space="0"/>
             </w:tcBorders>
             <w:shd w:val="clear" w:color="auto" w:fill="auto"/>
             <w:vAlign w:val="center"/>
@@ -8853,7 +9114,7 @@
               <w:jc w:val="left"/>
               <w:textAlignment w:val="center"/>
               <w:rPr>
-                <w:rFonts w:ascii="宋体" w:eastAsia="宋体" w:hAnsi="宋体" w:cs="宋体" w:hint="eastAsia"/>
+                <w:rFonts w:hint="eastAsia" w:ascii="宋体" w:hAnsi="宋体" w:eastAsia="宋体" w:cs="宋体"/>
                 <w:i w:val="0"/>
                 <w:iCs w:val="0"/>
                 <w:snapToGrid w:val="0"/>
@@ -8867,7 +9128,7 @@
             </w:pPr>
             <w:r>
               <w:rPr>
-                <w:rFonts w:ascii="宋体" w:eastAsia="宋体" w:hAnsi="宋体" w:cs="宋体" w:hint="eastAsia"/>
+                <w:rFonts w:hint="eastAsia" w:ascii="宋体" w:hAnsi="宋体" w:eastAsia="宋体" w:cs="宋体"/>
                 <w:i w:val="0"/>
                 <w:iCs w:val="0"/>
                 <w:snapToGrid w:val="0"/>
@@ -8886,10 +9147,10 @@
           <w:tcPr>
             <w:tcW w:w="1092" w:type="dxa"/>
             <w:tcBorders>
-              <w:top w:val="single" w:sz="4" w:space="0" w:color="000000"/>
-              <w:left w:val="single" w:sz="4" w:space="0" w:color="000000"/>
-              <w:bottom w:val="single" w:sz="4" w:space="0" w:color="000000"/>
-              <w:right w:val="single" w:sz="4" w:space="0" w:color="000000"/>
+              <w:top w:val="single" w:color="000000" w:sz="4" w:space="0"/>
+              <w:left w:val="single" w:color="000000" w:sz="4" w:space="0"/>
+              <w:bottom w:val="single" w:color="000000" w:sz="4" w:space="0"/>
+              <w:right w:val="single" w:color="000000" w:sz="4" w:space="0"/>
             </w:tcBorders>
             <w:shd w:val="clear" w:color="auto" w:fill="auto"/>
             <w:vAlign w:val="center"/>
@@ -8903,7 +9164,7 @@
               <w:jc w:val="left"/>
               <w:textAlignment w:val="center"/>
               <w:rPr>
-                <w:rFonts w:ascii="宋体" w:eastAsia="宋体" w:hAnsi="宋体" w:cs="宋体" w:hint="eastAsia"/>
+                <w:rFonts w:hint="eastAsia" w:ascii="宋体" w:hAnsi="宋体" w:eastAsia="宋体" w:cs="宋体"/>
                 <w:i w:val="0"/>
                 <w:iCs w:val="0"/>
                 <w:snapToGrid w:val="0"/>
@@ -8917,7 +9178,7 @@
             </w:pPr>
             <w:r>
               <w:rPr>
-                <w:rFonts w:ascii="宋体" w:eastAsia="宋体" w:hAnsi="宋体" w:cs="宋体" w:hint="eastAsia"/>
+                <w:rFonts w:hint="eastAsia" w:ascii="宋体" w:hAnsi="宋体" w:eastAsia="宋体" w:cs="宋体"/>
                 <w:i w:val="0"/>
                 <w:iCs w:val="0"/>
                 <w:snapToGrid w:val="0"/>
@@ -8936,10 +9197,10 @@
           <w:tcPr>
             <w:tcW w:w="3300" w:type="dxa"/>
             <w:tcBorders>
-              <w:top w:val="single" w:sz="4" w:space="0" w:color="000000"/>
-              <w:left w:val="single" w:sz="4" w:space="0" w:color="000000"/>
-              <w:bottom w:val="single" w:sz="4" w:space="0" w:color="000000"/>
-              <w:right w:val="single" w:sz="4" w:space="0" w:color="000000"/>
+              <w:top w:val="single" w:color="000000" w:sz="4" w:space="0"/>
+              <w:left w:val="single" w:color="000000" w:sz="4" w:space="0"/>
+              <w:bottom w:val="single" w:color="000000" w:sz="4" w:space="0"/>
+              <w:right w:val="single" w:color="000000" w:sz="4" w:space="0"/>
             </w:tcBorders>
             <w:shd w:val="clear" w:color="auto" w:fill="auto"/>
             <w:vAlign w:val="center"/>
@@ -8953,7 +9214,7 @@
               <w:jc w:val="left"/>
               <w:textAlignment w:val="center"/>
               <w:rPr>
-                <w:rFonts w:ascii="宋体" w:eastAsia="宋体" w:hAnsi="宋体" w:cs="宋体" w:hint="eastAsia"/>
+                <w:rFonts w:hint="eastAsia" w:ascii="宋体" w:hAnsi="宋体" w:eastAsia="宋体" w:cs="宋体"/>
                 <w:i w:val="0"/>
                 <w:iCs w:val="0"/>
                 <w:snapToGrid w:val="0"/>
@@ -8967,7 +9228,7 @@
             </w:pPr>
             <w:r>
               <w:rPr>
-                <w:rFonts w:ascii="宋体" w:eastAsia="宋体" w:hAnsi="宋体" w:cs="宋体" w:hint="eastAsia"/>
+                <w:rFonts w:hint="eastAsia" w:ascii="宋体" w:hAnsi="宋体" w:eastAsia="宋体" w:cs="宋体"/>
                 <w:i w:val="0"/>
                 <w:iCs w:val="0"/>
                 <w:snapToGrid w:val="0"/>
@@ -8986,10 +9247,10 @@
           <w:tcPr>
             <w:tcW w:w="1056" w:type="dxa"/>
             <w:tcBorders>
-              <w:top w:val="single" w:sz="4" w:space="0" w:color="000000"/>
-              <w:left w:val="single" w:sz="4" w:space="0" w:color="000000"/>
-              <w:bottom w:val="single" w:sz="4" w:space="0" w:color="000000"/>
-              <w:right w:val="single" w:sz="4" w:space="0" w:color="000000"/>
+              <w:top w:val="single" w:color="000000" w:sz="4" w:space="0"/>
+              <w:left w:val="single" w:color="000000" w:sz="4" w:space="0"/>
+              <w:bottom w:val="single" w:color="000000" w:sz="4" w:space="0"/>
+              <w:right w:val="single" w:color="000000" w:sz="4" w:space="0"/>
             </w:tcBorders>
             <w:shd w:val="clear" w:color="auto" w:fill="auto"/>
             <w:vAlign w:val="center"/>
@@ -9003,7 +9264,7 @@
               <w:jc w:val="left"/>
               <w:textAlignment w:val="center"/>
               <w:rPr>
-                <w:rFonts w:ascii="宋体" w:eastAsia="宋体" w:hAnsi="宋体" w:cs="宋体" w:hint="eastAsia"/>
+                <w:rFonts w:hint="eastAsia" w:ascii="宋体" w:hAnsi="宋体" w:eastAsia="宋体" w:cs="宋体"/>
                 <w:i w:val="0"/>
                 <w:iCs w:val="0"/>
                 <w:snapToGrid w:val="0"/>
@@ -9017,7 +9278,7 @@
             </w:pPr>
             <w:r>
               <w:rPr>
-                <w:rFonts w:ascii="宋体" w:eastAsia="宋体" w:hAnsi="宋体" w:cs="宋体" w:hint="eastAsia"/>
+                <w:rFonts w:hint="eastAsia" w:ascii="宋体" w:hAnsi="宋体" w:eastAsia="宋体" w:cs="宋体"/>
                 <w:i w:val="0"/>
                 <w:iCs w:val="0"/>
                 <w:snapToGrid w:val="0"/>
@@ -9051,7 +9312,7 @@
     </w:p>
     <w:p>
       <w:pPr>
-        <w:pStyle w:val="1"/>
+        <w:pStyle w:val="28"/>
         <w:keepNext w:val="0"/>
         <w:keepLines w:val="0"/>
         <w:pageBreakBefore w:val="0"/>
@@ -9071,7 +9332,7 @@
           <w:lang w:val="en-US" w:eastAsia="zh-CN"/>
         </w:rPr>
       </w:pPr>
-      <w:bookmarkStart w:id="23" w:name="_Toc26463"/>
+      <w:bookmarkStart w:id="22" w:name="_Toc26463"/>
       <w:r>
         <w:rPr>
           <w:rFonts w:hint="default"/>
@@ -9079,11 +9340,11 @@
         </w:rPr>
         <w:t>附则</w:t>
       </w:r>
-      <w:bookmarkEnd w:id="23"/>
+      <w:bookmarkEnd w:id="22"/>
     </w:p>
     <w:p>
       <w:pPr>
-        <w:pStyle w:val="a1"/>
+        <w:pStyle w:val="29"/>
         <w:keepNext w:val="0"/>
         <w:keepLines w:val="0"/>
         <w:pageBreakBefore w:val="0"/>
@@ -9113,7 +9374,7 @@
     </w:p>
     <w:p>
       <w:pPr>
-        <w:pStyle w:val="a1"/>
+        <w:pStyle w:val="29"/>
         <w:keepNext w:val="0"/>
         <w:keepLines w:val="0"/>
         <w:pageBreakBefore w:val="0"/>
@@ -9157,7 +9418,7 @@
     </w:p>
     <w:p>
       <w:pPr>
-        <w:pStyle w:val="a1"/>
+        <w:pStyle w:val="29"/>
         <w:keepNext w:val="0"/>
         <w:keepLines w:val="0"/>
         <w:pageBreakBefore w:val="0"/>
@@ -9186,34 +9447,84 @@
       </w:r>
     </w:p>
     <w:sectPr>
-      <w:headerReference w:type="default" r:id="rId7"/>
-      <w:footerReference w:type="default" r:id="rId8"/>
+      <w:headerReference r:id="rId5" w:type="default"/>
+      <w:footerReference r:id="rId6" w:type="default"/>
       <w:pgSz w:w="11906" w:h="16838"/>
       <w:pgMar w:top="1417" w:right="1800" w:bottom="1440" w:left="1800" w:header="1140" w:footer="992" w:gutter="0"/>
-      <w:cols w:num="1" w:space="425"/>
+      <w:cols w:space="425" w:num="1"/>
       <w:docGrid w:type="lines" w:linePitch="312" w:charSpace="0"/>
     </w:sectPr>
   </w:body>
 </w:document>
 </file>
 
+<file path=word/endnotes.xml><?xml version="1.0" encoding="utf-8"?>
+<w:endnotes xmlns:wpc="http://schemas.microsoft.com/office/word/2010/wordprocessingCanvas" xmlns:mc="http://schemas.openxmlformats.org/markup-compatibility/2006" xmlns:o="urn:schemas-microsoft-com:office:office" xmlns:r="http://schemas.openxmlformats.org/officeDocument/2006/relationships" xmlns:m="http://schemas.openxmlformats.org/officeDocument/2006/math" xmlns:v="urn:schemas-microsoft-com:vml" xmlns:wp14="http://schemas.microsoft.com/office/word/2010/wordprocessingDrawing" xmlns:wp="http://schemas.openxmlformats.org/drawingml/2006/wordprocessingDrawing" xmlns:w="http://schemas.openxmlformats.org/wordprocessingml/2006/main" xmlns:w14="http://schemas.microsoft.com/office/word/2010/wordml" xmlns:w15="http://schemas.microsoft.com/office/word/2012/wordml" xmlns:w10="urn:schemas-microsoft-com:office:word" xmlns:wpg="http://schemas.microsoft.com/office/word/2010/wordprocessingGroup" xmlns:wpi="http://schemas.microsoft.com/office/word/2010/wordprocessingInk" xmlns:wne="http://schemas.microsoft.com/office/word/2006/wordml" xmlns:wps="http://schemas.microsoft.com/office/word/2010/wordprocessingShape" xmlns:wpsCustomData="http://www.wps.cn/officeDocument/2013/wpsCustomData" mc:Ignorable="w14 w15 wp14">
+  <w:endnote w:type="separator" w:id="0">
+    <w:p>
+      <w:pPr>
+        <w:spacing w:line="240" w:lineRule="auto"/>
+      </w:pPr>
+      <w:r>
+        <w:separator/>
+      </w:r>
+    </w:p>
+  </w:endnote>
+  <w:endnote w:type="continuationSeparator" w:id="1">
+    <w:p>
+      <w:pPr>
+        <w:spacing w:line="240" w:lineRule="auto"/>
+      </w:pPr>
+      <w:r>
+        <w:continuationSeparator/>
+      </w:r>
+    </w:p>
+  </w:endnote>
+</w:endnotes>
+</file>
+
 <file path=word/footer1.xml><?xml version="1.0" encoding="utf-8"?>
-<w:ftr xmlns:wpc="http://schemas.microsoft.com/office/word/2010/wordprocessingCanvas" xmlns:mc="http://schemas.openxmlformats.org/markup-compatibility/2006" xmlns:o="urn:schemas-microsoft-com:office:office" xmlns:r="http://schemas.openxmlformats.org/officeDocument/2006/relationships" xmlns:m="http://schemas.openxmlformats.org/officeDocument/2006/math" xmlns:v="urn:schemas-microsoft-com:vml" xmlns:wp14="http://schemas.microsoft.com/office/word/2010/wordprocessingDrawing" xmlns:wp="http://schemas.openxmlformats.org/drawingml/2006/wordprocessingDrawing" xmlns:w10="urn:schemas-microsoft-com:office:word" xmlns:w="http://schemas.openxmlformats.org/wordprocessingml/2006/main" xmlns:w14="http://schemas.microsoft.com/office/word/2010/wordml" xmlns:w15="http://schemas.microsoft.com/office/word/2012/wordml" xmlns:wne="http://schemas.microsoft.com/office/word/2006/wordml" xmlns:wpg="http://schemas.microsoft.com/office/word/2010/wordprocessingGroup" xmlns:wpi="http://schemas.microsoft.com/office/word/2010/wordprocessingInk" xmlns:wps="http://schemas.microsoft.com/office/word/2010/wordprocessingShape" mc:Ignorable="w14 w15 wp14">
+<w:ftr xmlns:wpc="http://schemas.microsoft.com/office/word/2010/wordprocessingCanvas" xmlns:mc="http://schemas.openxmlformats.org/markup-compatibility/2006" xmlns:o="urn:schemas-microsoft-com:office:office" xmlns:r="http://schemas.openxmlformats.org/officeDocument/2006/relationships" xmlns:m="http://schemas.openxmlformats.org/officeDocument/2006/math" xmlns:v="urn:schemas-microsoft-com:vml" xmlns:wp14="http://schemas.microsoft.com/office/word/2010/wordprocessingDrawing" xmlns:wp="http://schemas.openxmlformats.org/drawingml/2006/wordprocessingDrawing" xmlns:w10="urn:schemas-microsoft-com:office:word" xmlns:w="http://schemas.openxmlformats.org/wordprocessingml/2006/main" xmlns:w14="http://schemas.microsoft.com/office/word/2010/wordml" xmlns:w15="http://schemas.microsoft.com/office/word/2012/wordml" xmlns:wpg="http://schemas.microsoft.com/office/word/2010/wordprocessingGroup" xmlns:wpi="http://schemas.microsoft.com/office/word/2010/wordprocessingInk" xmlns:wne="http://schemas.microsoft.com/office/word/2006/wordml" xmlns:wps="http://schemas.microsoft.com/office/word/2010/wordprocessingShape" xmlns:wpsCustomData="http://www.wps.cn/officeDocument/2013/wpsCustomData" mc:Ignorable="w14 w15 wp14">
   <w:p>
     <w:pPr>
-      <w:pStyle w:val="Footer"/>
+      <w:pStyle w:val="14"/>
     </w:pPr>
   </w:p>
 </w:ftr>
 </file>
 
+<file path=word/footnotes.xml><?xml version="1.0" encoding="utf-8"?>
+<w:footnotes xmlns:wpc="http://schemas.microsoft.com/office/word/2010/wordprocessingCanvas" xmlns:mc="http://schemas.openxmlformats.org/markup-compatibility/2006" xmlns:o="urn:schemas-microsoft-com:office:office" xmlns:r="http://schemas.openxmlformats.org/officeDocument/2006/relationships" xmlns:m="http://schemas.openxmlformats.org/officeDocument/2006/math" xmlns:v="urn:schemas-microsoft-com:vml" xmlns:wp14="http://schemas.microsoft.com/office/word/2010/wordprocessingDrawing" xmlns:wp="http://schemas.openxmlformats.org/drawingml/2006/wordprocessingDrawing" xmlns:w="http://schemas.openxmlformats.org/wordprocessingml/2006/main" xmlns:w14="http://schemas.microsoft.com/office/word/2010/wordml" xmlns:w15="http://schemas.microsoft.com/office/word/2012/wordml" xmlns:w10="urn:schemas-microsoft-com:office:word" xmlns:wpg="http://schemas.microsoft.com/office/word/2010/wordprocessingGroup" xmlns:wpi="http://schemas.microsoft.com/office/word/2010/wordprocessingInk" xmlns:wne="http://schemas.microsoft.com/office/word/2006/wordml" xmlns:wps="http://schemas.microsoft.com/office/word/2010/wordprocessingShape" xmlns:wpsCustomData="http://www.wps.cn/officeDocument/2013/wpsCustomData" mc:Ignorable="w14 w15 wp14">
+  <w:footnote w:type="separator" w:id="0">
+    <w:p>
+      <w:pPr>
+        <w:spacing w:line="360" w:lineRule="auto"/>
+      </w:pPr>
+      <w:r>
+        <w:separator/>
+      </w:r>
+    </w:p>
+  </w:footnote>
+  <w:footnote w:type="continuationSeparator" w:id="1">
+    <w:p>
+      <w:pPr>
+        <w:spacing w:line="360" w:lineRule="auto"/>
+      </w:pPr>
+      <w:r>
+        <w:continuationSeparator/>
+      </w:r>
+    </w:p>
+  </w:footnote>
+</w:footnotes>
+</file>
+
 <file path=word/header1.xml><?xml version="1.0" encoding="utf-8"?>
-<w:hdr xmlns:wpc="http://schemas.microsoft.com/office/word/2010/wordprocessingCanvas" xmlns:mc="http://schemas.openxmlformats.org/markup-compatibility/2006" xmlns:o="urn:schemas-microsoft-com:office:office" xmlns:r="http://schemas.openxmlformats.org/officeDocument/2006/relationships" xmlns:m="http://schemas.openxmlformats.org/officeDocument/2006/math" xmlns:v="urn:schemas-microsoft-com:vml" xmlns:wp14="http://schemas.microsoft.com/office/word/2010/wordprocessingDrawing" xmlns:wp="http://schemas.openxmlformats.org/drawingml/2006/wordprocessingDrawing" xmlns:w10="urn:schemas-microsoft-com:office:word" xmlns:w="http://schemas.openxmlformats.org/wordprocessingml/2006/main" xmlns:w14="http://schemas.microsoft.com/office/word/2010/wordml" xmlns:w15="http://schemas.microsoft.com/office/word/2012/wordml" xmlns:wne="http://schemas.microsoft.com/office/word/2006/wordml" xmlns:wpg="http://schemas.microsoft.com/office/word/2010/wordprocessingGroup" xmlns:wpi="http://schemas.microsoft.com/office/word/2010/wordprocessingInk" xmlns:wps="http://schemas.microsoft.com/office/word/2010/wordprocessingShape" mc:Ignorable="w14 w15 wp14">
+<w:hdr xmlns:wpc="http://schemas.microsoft.com/office/word/2010/wordprocessingCanvas" xmlns:mc="http://schemas.openxmlformats.org/markup-compatibility/2006" xmlns:o="urn:schemas-microsoft-com:office:office" xmlns:r="http://schemas.openxmlformats.org/officeDocument/2006/relationships" xmlns:m="http://schemas.openxmlformats.org/officeDocument/2006/math" xmlns:v="urn:schemas-microsoft-com:vml" xmlns:wp14="http://schemas.microsoft.com/office/word/2010/wordprocessingDrawing" xmlns:wp="http://schemas.openxmlformats.org/drawingml/2006/wordprocessingDrawing" xmlns:w10="urn:schemas-microsoft-com:office:word" xmlns:w="http://schemas.openxmlformats.org/wordprocessingml/2006/main" xmlns:w14="http://schemas.microsoft.com/office/word/2010/wordml" xmlns:w15="http://schemas.microsoft.com/office/word/2012/wordml" xmlns:wpg="http://schemas.microsoft.com/office/word/2010/wordprocessingGroup" xmlns:wpi="http://schemas.microsoft.com/office/word/2010/wordprocessingInk" xmlns:wne="http://schemas.microsoft.com/office/word/2006/wordml" xmlns:wps="http://schemas.microsoft.com/office/word/2010/wordprocessingShape" xmlns:wpsCustomData="http://www.wps.cn/officeDocument/2013/wpsCustomData" mc:Ignorable="w14 w15 wp14">
   <w:p>
     <w:pPr>
-      <w:pStyle w:val="Header"/>
+      <w:pStyle w:val="15"/>
       <w:pBdr>
-        <w:bottom w:val="single" w:sz="4" w:space="1" w:color="auto"/>
+        <w:bottom w:val="single" w:color="auto" w:sz="4" w:space="1"/>
       </w:pBdr>
       <w:tabs>
         <w:tab w:val="left" w:pos="335"/>
@@ -9221,27 +9532,27 @@
       </w:tabs>
       <w:jc w:val="right"/>
       <w:rPr>
-        <w:rFonts w:eastAsiaTheme="minorEastAsia" w:hint="eastAsia"/>
+        <w:rFonts w:hint="eastAsia" w:eastAsiaTheme="minorEastAsia"/>
         <w:lang w:eastAsia="zh-CN"/>
       </w:rPr>
     </w:pPr>
     <w:r>
       <w:rPr>
-        <w:rFonts w:eastAsiaTheme="minorEastAsia" w:hint="eastAsia"/>
+        <w:rFonts w:hint="eastAsia" w:eastAsiaTheme="minorEastAsia"/>
         <w:lang w:val="en-US" w:eastAsia="zh-CN"/>
       </w:rPr>
       <w:tab/>
     </w:r>
     <w:r>
       <w:rPr>
-        <w:rFonts w:eastAsiaTheme="minorEastAsia" w:hint="eastAsia"/>
+        <w:rFonts w:hint="eastAsia" w:eastAsiaTheme="minorEastAsia"/>
         <w:lang w:val="en-US" w:eastAsia="zh-CN"/>
       </w:rPr>
       <w:tab/>
     </w:r>
     <w:r>
       <w:rPr>
-        <w:rFonts w:eastAsiaTheme="minorEastAsia" w:hint="eastAsia"/>
+        <w:rFonts w:hint="eastAsia" w:eastAsiaTheme="minorEastAsia"/>
         <w:lang w:val="en-US" w:eastAsia="zh-CN"/>
       </w:rPr>
       <w:t>桐乡华数广电网络有限公司</w:t>
@@ -9251,15 +9562,15 @@
 </file>
 
 <file path=word/numbering.xml><?xml version="1.0" encoding="utf-8"?>
-<w:numbering xmlns:wpc="http://schemas.microsoft.com/office/word/2010/wordprocessingCanvas" xmlns:mc="http://schemas.openxmlformats.org/markup-compatibility/2006" xmlns:o="urn:schemas-microsoft-com:office:office" xmlns:r="http://schemas.openxmlformats.org/officeDocument/2006/relationships" xmlns:m="http://schemas.openxmlformats.org/officeDocument/2006/math" xmlns:v="urn:schemas-microsoft-com:vml" xmlns:wp14="http://schemas.microsoft.com/office/word/2010/wordprocessingDrawing" xmlns:wp="http://schemas.openxmlformats.org/drawingml/2006/wordprocessingDrawing" xmlns:w10="urn:schemas-microsoft-com:office:word" xmlns:w="http://schemas.openxmlformats.org/wordprocessingml/2006/main" xmlns:w14="http://schemas.microsoft.com/office/word/2010/wordml" xmlns:w15="http://schemas.microsoft.com/office/word/2012/wordml" xmlns:wne="http://schemas.microsoft.com/office/word/2006/wordml" xmlns:wpg="http://schemas.microsoft.com/office/word/2010/wordprocessingGroup" xmlns:wpi="http://schemas.microsoft.com/office/word/2010/wordprocessingInk" xmlns:wps="http://schemas.microsoft.com/office/word/2010/wordprocessingShape" mc:Ignorable="w14 w15 wp14">
+<w:numbering xmlns:wpc="http://schemas.microsoft.com/office/word/2010/wordprocessingCanvas" xmlns:mc="http://schemas.openxmlformats.org/markup-compatibility/2006" xmlns:o="urn:schemas-microsoft-com:office:office" xmlns:r="http://schemas.openxmlformats.org/officeDocument/2006/relationships" xmlns:m="http://schemas.openxmlformats.org/officeDocument/2006/math" xmlns:v="urn:schemas-microsoft-com:vml" xmlns:wp14="http://schemas.microsoft.com/office/word/2010/wordprocessingDrawing" xmlns:wp="http://schemas.openxmlformats.org/drawingml/2006/wordprocessingDrawing" xmlns:w10="urn:schemas-microsoft-com:office:word" xmlns:w="http://schemas.openxmlformats.org/wordprocessingml/2006/main" xmlns:w14="http://schemas.microsoft.com/office/word/2010/wordml" xmlns:wpg="http://schemas.microsoft.com/office/word/2010/wordprocessingGroup" xmlns:wpi="http://schemas.microsoft.com/office/word/2010/wordprocessingInk" xmlns:wne="http://schemas.microsoft.com/office/word/2006/wordml" xmlns:wps="http://schemas.microsoft.com/office/word/2010/wordprocessingShape" xmlns:wpsCustomData="http://www.wps.cn/officeDocument/2013/wpsCustomData" mc:Ignorable="w14 wp14">
   <w:abstractNum w:abstractNumId="0">
     <w:nsid w:val="8E964DCE"/>
     <w:multiLevelType w:val="multilevel"/>
     <w:tmpl w:val="8E964DCE"/>
-    <w:lvl w:ilvl="0">
+    <w:lvl w:ilvl="0" w:tentative="0">
       <w:start w:val="1"/>
       <w:numFmt w:val="decimal"/>
-      <w:pStyle w:val="Heading1"/>
+      <w:pStyle w:val="2"/>
       <w:lvlText w:val="%1."/>
       <w:lvlJc w:val="left"/>
       <w:pPr>
@@ -9269,10 +9580,10 @@
         <w:rFonts w:hint="default"/>
       </w:rPr>
     </w:lvl>
-    <w:lvl w:ilvl="1">
+    <w:lvl w:ilvl="1" w:tentative="0">
       <w:start w:val="1"/>
       <w:numFmt w:val="decimal"/>
-      <w:pStyle w:val="Heading2"/>
+      <w:pStyle w:val="3"/>
       <w:lvlText w:val="%1.%2."/>
       <w:lvlJc w:val="left"/>
       <w:pPr>
@@ -9282,10 +9593,10 @@
         <w:rFonts w:hint="default"/>
       </w:rPr>
     </w:lvl>
-    <w:lvl w:ilvl="2">
+    <w:lvl w:ilvl="2" w:tentative="0">
       <w:start w:val="1"/>
       <w:numFmt w:val="decimal"/>
-      <w:pStyle w:val="Heading3"/>
+      <w:pStyle w:val="4"/>
       <w:lvlText w:val="%1.%2.%3."/>
       <w:lvlJc w:val="left"/>
       <w:pPr>
@@ -9295,10 +9606,10 @@
         <w:rFonts w:hint="default"/>
       </w:rPr>
     </w:lvl>
-    <w:lvl w:ilvl="3">
+    <w:lvl w:ilvl="3" w:tentative="0">
       <w:start w:val="1"/>
       <w:numFmt w:val="decimal"/>
-      <w:pStyle w:val="Heading4"/>
+      <w:pStyle w:val="5"/>
       <w:lvlText w:val="%1.%2.%3.%4."/>
       <w:lvlJc w:val="left"/>
       <w:pPr>
@@ -9308,10 +9619,10 @@
         <w:rFonts w:hint="default"/>
       </w:rPr>
     </w:lvl>
-    <w:lvl w:ilvl="4">
+    <w:lvl w:ilvl="4" w:tentative="0">
       <w:start w:val="1"/>
       <w:numFmt w:val="decimal"/>
-      <w:pStyle w:val="Heading5"/>
+      <w:pStyle w:val="6"/>
       <w:lvlText w:val="%1.%2.%3.%4.%5."/>
       <w:lvlJc w:val="left"/>
       <w:pPr>
@@ -9321,10 +9632,10 @@
         <w:rFonts w:hint="default"/>
       </w:rPr>
     </w:lvl>
-    <w:lvl w:ilvl="5">
+    <w:lvl w:ilvl="5" w:tentative="0">
       <w:start w:val="1"/>
       <w:numFmt w:val="decimal"/>
-      <w:pStyle w:val="Heading6"/>
+      <w:pStyle w:val="7"/>
       <w:lvlText w:val="%1.%2.%3.%4.%5.%6."/>
       <w:lvlJc w:val="left"/>
       <w:pPr>
@@ -9334,10 +9645,10 @@
         <w:rFonts w:hint="default"/>
       </w:rPr>
     </w:lvl>
-    <w:lvl w:ilvl="6">
+    <w:lvl w:ilvl="6" w:tentative="0">
       <w:start w:val="1"/>
       <w:numFmt w:val="decimal"/>
-      <w:pStyle w:val="Heading7"/>
+      <w:pStyle w:val="8"/>
       <w:lvlText w:val="%1.%2.%3.%4.%5.%6.%7."/>
       <w:lvlJc w:val="left"/>
       <w:pPr>
@@ -9347,10 +9658,10 @@
         <w:rFonts w:hint="default"/>
       </w:rPr>
     </w:lvl>
-    <w:lvl w:ilvl="7">
+    <w:lvl w:ilvl="7" w:tentative="0">
       <w:start w:val="1"/>
       <w:numFmt w:val="decimal"/>
-      <w:pStyle w:val="Heading8"/>
+      <w:pStyle w:val="9"/>
       <w:lvlText w:val="%1.%2.%3.%4.%5.%6.%7.%8."/>
       <w:lvlJc w:val="left"/>
       <w:pPr>
@@ -9360,10 +9671,10 @@
         <w:rFonts w:hint="default"/>
       </w:rPr>
     </w:lvl>
-    <w:lvl w:ilvl="8">
+    <w:lvl w:ilvl="8" w:tentative="0">
       <w:start w:val="1"/>
       <w:numFmt w:val="decimal"/>
-      <w:pStyle w:val="Heading9"/>
+      <w:pStyle w:val="10"/>
       <w:lvlText w:val="%1.%2.%3.%4.%5.%6.%7.%8.%9."/>
       <w:lvlJc w:val="left"/>
       <w:pPr>
@@ -9378,7 +9689,7 @@
     <w:nsid w:val="49342358"/>
     <w:multiLevelType w:val="singleLevel"/>
     <w:tmpl w:val="49342358"/>
-    <w:lvl w:ilvl="0">
+    <w:lvl w:ilvl="0" w:tentative="0">
       <w:start w:val="1"/>
       <w:numFmt w:val="decimal"/>
       <w:lvlText w:val="%1."/>
@@ -9395,7 +9706,7 @@
     <w:nsid w:val="4A6E40A2"/>
     <w:multiLevelType w:val="singleLevel"/>
     <w:tmpl w:val="4A6E40A2"/>
-    <w:lvl w:ilvl="0">
+    <w:lvl w:ilvl="0" w:tentative="0">
       <w:start w:val="1"/>
       <w:numFmt w:val="decimal"/>
       <w:lvlText w:val="%1."/>
@@ -9412,7 +9723,7 @@
     <w:nsid w:val="5D834CBF"/>
     <w:multiLevelType w:val="singleLevel"/>
     <w:tmpl w:val="5D834CBF"/>
-    <w:lvl w:ilvl="0">
+    <w:lvl w:ilvl="0" w:tentative="0">
       <w:start w:val="1"/>
       <w:numFmt w:val="decimal"/>
       <w:lvlText w:val="%1."/>
@@ -9441,267 +9752,269 @@
 </file>
 
 <file path=word/styles.xml><?xml version="1.0" encoding="utf-8"?>
-<w:styles xmlns:mc="http://schemas.openxmlformats.org/markup-compatibility/2006" xmlns:r="http://schemas.openxmlformats.org/officeDocument/2006/relationships" xmlns:w="http://schemas.openxmlformats.org/wordprocessingml/2006/main" xmlns:w14="http://schemas.microsoft.com/office/word/2010/wordml" xmlns:w15="http://schemas.microsoft.com/office/word/2012/wordml" mc:Ignorable="w14 w15">
+<w:styles xmlns:mc="http://schemas.openxmlformats.org/markup-compatibility/2006" xmlns:o="urn:schemas-microsoft-com:office:office" xmlns:r="http://schemas.openxmlformats.org/officeDocument/2006/relationships" xmlns:m="http://schemas.openxmlformats.org/officeDocument/2006/math" xmlns:v="urn:schemas-microsoft-com:vml" xmlns:w="http://schemas.openxmlformats.org/wordprocessingml/2006/main" xmlns:w14="http://schemas.microsoft.com/office/word/2010/wordml" xmlns:w10="urn:schemas-microsoft-com:office:word" xmlns:sl="http://schemas.openxmlformats.org/schemaLibrary/2006/main" xmlns:wpsCustomData="http://www.wps.cn/officeDocument/2013/wpsCustomData" mc:Ignorable="w14">
   <w:docDefaults>
     <w:rPrDefault>
       <w:rPr>
-        <w:rFonts w:ascii="Times New Roman" w:eastAsia="宋体" w:hAnsi="Times New Roman" w:cs="Times New Roman"/>
+        <w:rFonts w:ascii="Times New Roman" w:hAnsi="Times New Roman" w:eastAsia="宋体" w:cs="Times New Roman"/>
       </w:rPr>
     </w:rPrDefault>
     <w:pPrDefault/>
   </w:docDefaults>
-  <w:latentStyles w:defLockedState="0" w:defUIPriority="99" w:defSemiHidden="1" w:defUnhideWhenUsed="1" w:defQFormat="0" w:count="260">
-    <w:lsdException w:name="Normal" w:semiHidden="0" w:uiPriority="0" w:unhideWhenUsed="0" w:qFormat="1"/>
-    <w:lsdException w:name="heading 1" w:semiHidden="0" w:uiPriority="0" w:unhideWhenUsed="0" w:qFormat="1"/>
-    <w:lsdException w:name="heading 2" w:semiHidden="0" w:uiPriority="0" w:qFormat="1"/>
-    <w:lsdException w:name="heading 3" w:uiPriority="0" w:qFormat="1"/>
-    <w:lsdException w:name="heading 4" w:semiHidden="0" w:uiPriority="0" w:qFormat="1"/>
-    <w:lsdException w:name="heading 5" w:uiPriority="0" w:qFormat="1"/>
-    <w:lsdException w:name="heading 6" w:uiPriority="0" w:qFormat="1"/>
-    <w:lsdException w:name="heading 7" w:uiPriority="0" w:qFormat="1"/>
-    <w:lsdException w:name="heading 8" w:uiPriority="0" w:qFormat="1"/>
-    <w:lsdException w:name="heading 9" w:uiPriority="0" w:qFormat="1"/>
-    <w:lsdException w:name="index 1" w:semiHidden="0" w:uiPriority="0" w:unhideWhenUsed="0"/>
-    <w:lsdException w:name="index 2" w:semiHidden="0" w:uiPriority="0" w:unhideWhenUsed="0"/>
-    <w:lsdException w:name="index 3" w:semiHidden="0" w:uiPriority="0" w:unhideWhenUsed="0"/>
-    <w:lsdException w:name="index 4" w:semiHidden="0" w:uiPriority="0" w:unhideWhenUsed="0"/>
-    <w:lsdException w:name="index 5" w:semiHidden="0" w:uiPriority="0" w:unhideWhenUsed="0"/>
-    <w:lsdException w:name="index 6" w:semiHidden="0" w:uiPriority="0" w:unhideWhenUsed="0"/>
-    <w:lsdException w:name="index 7" w:semiHidden="0" w:uiPriority="0" w:unhideWhenUsed="0"/>
-    <w:lsdException w:name="index 8" w:semiHidden="0" w:uiPriority="0" w:unhideWhenUsed="0"/>
-    <w:lsdException w:name="index 9" w:semiHidden="0" w:uiPriority="0" w:unhideWhenUsed="0"/>
-    <w:lsdException w:name="toc 1" w:semiHidden="0" w:uiPriority="0" w:unhideWhenUsed="0" w:qFormat="1"/>
-    <w:lsdException w:name="toc 2" w:semiHidden="0" w:uiPriority="0" w:unhideWhenUsed="0" w:qFormat="1"/>
-    <w:lsdException w:name="toc 3" w:semiHidden="0" w:uiPriority="0" w:unhideWhenUsed="0" w:qFormat="1"/>
-    <w:lsdException w:name="toc 4" w:semiHidden="0" w:uiPriority="0" w:unhideWhenUsed="0"/>
-    <w:lsdException w:name="toc 5" w:semiHidden="0" w:uiPriority="0" w:unhideWhenUsed="0"/>
-    <w:lsdException w:name="toc 6" w:semiHidden="0" w:uiPriority="0" w:unhideWhenUsed="0"/>
-    <w:lsdException w:name="toc 7" w:semiHidden="0" w:uiPriority="0" w:unhideWhenUsed="0"/>
-    <w:lsdException w:name="toc 8" w:semiHidden="0" w:uiPriority="0" w:unhideWhenUsed="0"/>
-    <w:lsdException w:name="toc 9" w:semiHidden="0" w:uiPriority="0" w:unhideWhenUsed="0"/>
-    <w:lsdException w:name="Normal Indent" w:semiHidden="0" w:uiPriority="0" w:unhideWhenUsed="0"/>
-    <w:lsdException w:name="footnote text" w:semiHidden="0" w:uiPriority="0" w:unhideWhenUsed="0"/>
-    <w:lsdException w:name="annotation text" w:semiHidden="0" w:uiPriority="0" w:unhideWhenUsed="0" w:qFormat="1"/>
-    <w:lsdException w:name="header" w:semiHidden="0" w:uiPriority="0" w:unhideWhenUsed="0" w:qFormat="1"/>
-    <w:lsdException w:name="footer" w:semiHidden="0" w:uiPriority="0" w:unhideWhenUsed="0" w:qFormat="1"/>
-    <w:lsdException w:name="index heading" w:semiHidden="0" w:uiPriority="0" w:unhideWhenUsed="0"/>
-    <w:lsdException w:name="caption" w:uiPriority="0" w:qFormat="1"/>
-    <w:lsdException w:name="table of figures" w:semiHidden="0" w:uiPriority="0" w:unhideWhenUsed="0"/>
-    <w:lsdException w:name="envelope address" w:semiHidden="0" w:uiPriority="0" w:unhideWhenUsed="0"/>
-    <w:lsdException w:name="envelope return" w:semiHidden="0" w:uiPriority="0" w:unhideWhenUsed="0"/>
-    <w:lsdException w:name="footnote reference" w:semiHidden="0" w:uiPriority="0" w:unhideWhenUsed="0"/>
-    <w:lsdException w:name="annotation reference" w:semiHidden="0" w:uiPriority="0" w:unhideWhenUsed="0"/>
-    <w:lsdException w:name="line number" w:semiHidden="0" w:uiPriority="0" w:unhideWhenUsed="0"/>
-    <w:lsdException w:name="page number" w:semiHidden="0" w:uiPriority="0" w:unhideWhenUsed="0"/>
-    <w:lsdException w:name="endnote reference" w:semiHidden="0" w:uiPriority="0" w:unhideWhenUsed="0"/>
-    <w:lsdException w:name="endnote text" w:semiHidden="0" w:uiPriority="0" w:unhideWhenUsed="0"/>
-    <w:lsdException w:name="table of authorities" w:semiHidden="0" w:uiPriority="0" w:unhideWhenUsed="0"/>
-    <w:lsdException w:name="macro" w:semiHidden="0" w:uiPriority="0" w:unhideWhenUsed="0"/>
-    <w:lsdException w:name="toa heading" w:semiHidden="0" w:uiPriority="0" w:unhideWhenUsed="0"/>
-    <w:lsdException w:name="List" w:semiHidden="0" w:uiPriority="0" w:unhideWhenUsed="0"/>
-    <w:lsdException w:name="List Bullet" w:semiHidden="0" w:uiPriority="0" w:unhideWhenUsed="0"/>
-    <w:lsdException w:name="List Number" w:semiHidden="0" w:uiPriority="0" w:unhideWhenUsed="0"/>
-    <w:lsdException w:name="List 2" w:semiHidden="0" w:uiPriority="0" w:unhideWhenUsed="0"/>
-    <w:lsdException w:name="List 3" w:semiHidden="0" w:uiPriority="0" w:unhideWhenUsed="0"/>
-    <w:lsdException w:name="List 4" w:semiHidden="0" w:uiPriority="0" w:unhideWhenUsed="0"/>
-    <w:lsdException w:name="List 5" w:semiHidden="0" w:uiPriority="0" w:unhideWhenUsed="0"/>
-    <w:lsdException w:name="List Bullet 2" w:semiHidden="0" w:uiPriority="0" w:unhideWhenUsed="0"/>
-    <w:lsdException w:name="List Bullet 3" w:semiHidden="0" w:uiPriority="0" w:unhideWhenUsed="0"/>
-    <w:lsdException w:name="List Bullet 4" w:semiHidden="0" w:uiPriority="0" w:unhideWhenUsed="0"/>
-    <w:lsdException w:name="List Bullet 5" w:semiHidden="0" w:uiPriority="0" w:unhideWhenUsed="0"/>
-    <w:lsdException w:name="List Number 2" w:semiHidden="0" w:uiPriority="0" w:unhideWhenUsed="0"/>
-    <w:lsdException w:name="List Number 3" w:semiHidden="0" w:uiPriority="0" w:unhideWhenUsed="0"/>
-    <w:lsdException w:name="List Number 4" w:semiHidden="0" w:uiPriority="0" w:unhideWhenUsed="0"/>
-    <w:lsdException w:name="List Number 5" w:semiHidden="0" w:uiPriority="0" w:unhideWhenUsed="0"/>
-    <w:lsdException w:name="Title" w:semiHidden="0" w:uiPriority="0" w:unhideWhenUsed="0" w:qFormat="1"/>
-    <w:lsdException w:name="Closing" w:semiHidden="0" w:uiPriority="0" w:unhideWhenUsed="0"/>
-    <w:lsdException w:name="Signature" w:semiHidden="0" w:uiPriority="0" w:unhideWhenUsed="0"/>
-    <w:lsdException w:name="Default Paragraph Font" w:uiPriority="0" w:unhideWhenUsed="0" w:qFormat="1"/>
-    <w:lsdException w:name="Body Text" w:uiPriority="0" w:unhideWhenUsed="0" w:qFormat="1"/>
-    <w:lsdException w:name="Body Text Indent" w:semiHidden="0" w:uiPriority="0" w:unhideWhenUsed="0"/>
-    <w:lsdException w:name="List Continue" w:semiHidden="0" w:uiPriority="0" w:unhideWhenUsed="0"/>
-    <w:lsdException w:name="List Continue 2" w:semiHidden="0" w:uiPriority="0" w:unhideWhenUsed="0"/>
-    <w:lsdException w:name="List Continue 3" w:semiHidden="0" w:uiPriority="0" w:unhideWhenUsed="0"/>
-    <w:lsdException w:name="List Continue 4" w:semiHidden="0" w:uiPriority="0" w:unhideWhenUsed="0"/>
-    <w:lsdException w:name="List Continue 5" w:semiHidden="0" w:uiPriority="0" w:unhideWhenUsed="0"/>
-    <w:lsdException w:name="Message Header" w:semiHidden="0" w:uiPriority="0" w:unhideWhenUsed="0"/>
-    <w:lsdException w:name="Subtitle" w:semiHidden="0" w:uiPriority="0" w:unhideWhenUsed="0" w:qFormat="1"/>
-    <w:lsdException w:name="Salutation" w:semiHidden="0" w:uiPriority="0" w:unhideWhenUsed="0"/>
-    <w:lsdException w:name="Date" w:semiHidden="0" w:uiPriority="0" w:unhideWhenUsed="0"/>
-    <w:lsdException w:name="Body Text First Indent" w:semiHidden="0" w:uiPriority="0" w:unhideWhenUsed="0"/>
-    <w:lsdException w:name="Body Text First Indent 2" w:semiHidden="0" w:uiPriority="0" w:unhideWhenUsed="0"/>
-    <w:lsdException w:name="Body Text 2" w:semiHidden="0" w:uiPriority="0" w:unhideWhenUsed="0"/>
-    <w:lsdException w:name="Body Text 3" w:semiHidden="0" w:uiPriority="0" w:unhideWhenUsed="0"/>
-    <w:lsdException w:name="Body Text Indent 2" w:semiHidden="0" w:uiPriority="0" w:unhideWhenUsed="0"/>
-    <w:lsdException w:name="Body Text Indent 3" w:semiHidden="0" w:uiPriority="0" w:unhideWhenUsed="0"/>
-    <w:lsdException w:name="Block Text" w:semiHidden="0" w:uiPriority="0" w:unhideWhenUsed="0"/>
-    <w:lsdException w:name="Hyperlink" w:semiHidden="0" w:uiPriority="0" w:unhideWhenUsed="0"/>
-    <w:lsdException w:name="FollowedHyperlink" w:semiHidden="0" w:uiPriority="0" w:unhideWhenUsed="0"/>
-    <w:lsdException w:name="Strong" w:semiHidden="0" w:uiPriority="0" w:unhideWhenUsed="0" w:qFormat="1"/>
-    <w:lsdException w:name="Emphasis" w:semiHidden="0" w:uiPriority="0" w:unhideWhenUsed="0" w:qFormat="1"/>
-    <w:lsdException w:name="Document Map" w:semiHidden="0" w:uiPriority="0" w:unhideWhenUsed="0"/>
-    <w:lsdException w:name="Plain Text" w:semiHidden="0" w:uiPriority="0" w:unhideWhenUsed="0"/>
-    <w:lsdException w:name="E-mail Signature" w:semiHidden="0" w:uiPriority="0" w:unhideWhenUsed="0"/>
-    <w:lsdException w:name="Normal (Web)" w:semiHidden="0" w:uiPriority="0" w:unhideWhenUsed="0" w:qFormat="1"/>
-    <w:lsdException w:name="HTML Acronym" w:semiHidden="0" w:uiPriority="0" w:unhideWhenUsed="0"/>
-    <w:lsdException w:name="HTML Address" w:semiHidden="0" w:uiPriority="0" w:unhideWhenUsed="0"/>
-    <w:lsdException w:name="HTML Cite" w:semiHidden="0" w:uiPriority="0" w:unhideWhenUsed="0"/>
-    <w:lsdException w:name="HTML Code" w:semiHidden="0" w:uiPriority="0" w:unhideWhenUsed="0"/>
-    <w:lsdException w:name="HTML Definition" w:semiHidden="0" w:uiPriority="0" w:unhideWhenUsed="0"/>
-    <w:lsdException w:name="HTML Keyboard" w:semiHidden="0" w:uiPriority="0" w:unhideWhenUsed="0"/>
-    <w:lsdException w:name="HTML Preformatted" w:semiHidden="0" w:uiPriority="0" w:unhideWhenUsed="0"/>
-    <w:lsdException w:name="HTML Sample" w:semiHidden="0" w:uiPriority="0" w:unhideWhenUsed="0"/>
-    <w:lsdException w:name="HTML Typewriter" w:semiHidden="0" w:uiPriority="0" w:unhideWhenUsed="0"/>
-    <w:lsdException w:name="HTML Variable" w:semiHidden="0" w:uiPriority="0" w:unhideWhenUsed="0"/>
-    <w:lsdException w:name="Normal Table" w:uiPriority="0" w:unhideWhenUsed="0" w:qFormat="1"/>
-    <w:lsdException w:name="annotation subject" w:semiHidden="0" w:uiPriority="0" w:unhideWhenUsed="0"/>
-    <w:lsdException w:name="Table Simple 1" w:semiHidden="0" w:uiPriority="0" w:unhideWhenUsed="0"/>
-    <w:lsdException w:name="Table Simple 2" w:semiHidden="0" w:uiPriority="0" w:unhideWhenUsed="0"/>
-    <w:lsdException w:name="Table Simple 3" w:semiHidden="0" w:uiPriority="0" w:unhideWhenUsed="0"/>
-    <w:lsdException w:name="Table Classic 1" w:semiHidden="0" w:uiPriority="0" w:unhideWhenUsed="0"/>
-    <w:lsdException w:name="Table Classic 2" w:semiHidden="0" w:uiPriority="0" w:unhideWhenUsed="0"/>
-    <w:lsdException w:name="Table Classic 3" w:semiHidden="0" w:uiPriority="0" w:unhideWhenUsed="0"/>
-    <w:lsdException w:name="Table Classic 4" w:semiHidden="0" w:uiPriority="0" w:unhideWhenUsed="0"/>
-    <w:lsdException w:name="Table Colorful 1" w:semiHidden="0" w:uiPriority="0" w:unhideWhenUsed="0"/>
-    <w:lsdException w:name="Table Colorful 2" w:semiHidden="0" w:uiPriority="0" w:unhideWhenUsed="0"/>
-    <w:lsdException w:name="Table Colorful 3" w:semiHidden="0" w:uiPriority="0" w:unhideWhenUsed="0"/>
-    <w:lsdException w:name="Table Columns 1" w:semiHidden="0" w:uiPriority="0" w:unhideWhenUsed="0"/>
-    <w:lsdException w:name="Table Columns 2" w:semiHidden="0" w:uiPriority="0" w:unhideWhenUsed="0"/>
-    <w:lsdException w:name="Table Columns 3" w:semiHidden="0" w:uiPriority="0" w:unhideWhenUsed="0"/>
-    <w:lsdException w:name="Table Columns 4" w:semiHidden="0" w:uiPriority="0" w:unhideWhenUsed="0"/>
-    <w:lsdException w:name="Table Columns 5" w:semiHidden="0" w:uiPriority="0" w:unhideWhenUsed="0"/>
-    <w:lsdException w:name="Table Grid 1" w:semiHidden="0" w:uiPriority="0" w:unhideWhenUsed="0"/>
-    <w:lsdException w:name="Table Grid 2" w:semiHidden="0" w:uiPriority="0" w:unhideWhenUsed="0"/>
-    <w:lsdException w:name="Table Grid 3" w:semiHidden="0" w:uiPriority="0" w:unhideWhenUsed="0"/>
-    <w:lsdException w:name="Table Grid 4" w:semiHidden="0" w:uiPriority="0" w:unhideWhenUsed="0"/>
-    <w:lsdException w:name="Table Grid 5" w:semiHidden="0" w:uiPriority="0" w:unhideWhenUsed="0"/>
-    <w:lsdException w:name="Table Grid 6" w:semiHidden="0" w:uiPriority="0" w:unhideWhenUsed="0"/>
-    <w:lsdException w:name="Table Grid 7" w:semiHidden="0" w:uiPriority="0" w:unhideWhenUsed="0"/>
-    <w:lsdException w:name="Table Grid 8" w:semiHidden="0" w:uiPriority="0" w:unhideWhenUsed="0"/>
-    <w:lsdException w:name="Table List 1" w:semiHidden="0" w:uiPriority="0" w:unhideWhenUsed="0"/>
-    <w:lsdException w:name="Table List 2" w:semiHidden="0" w:uiPriority="0" w:unhideWhenUsed="0"/>
-    <w:lsdException w:name="Table List 3" w:semiHidden="0" w:uiPriority="0" w:unhideWhenUsed="0"/>
-    <w:lsdException w:name="Table List 4" w:semiHidden="0" w:uiPriority="0" w:unhideWhenUsed="0"/>
-    <w:lsdException w:name="Table List 5" w:semiHidden="0" w:uiPriority="0" w:unhideWhenUsed="0"/>
-    <w:lsdException w:name="Table List 6" w:semiHidden="0" w:uiPriority="0" w:unhideWhenUsed="0"/>
-    <w:lsdException w:name="Table List 7" w:semiHidden="0" w:uiPriority="0" w:unhideWhenUsed="0"/>
-    <w:lsdException w:name="Table List 8" w:semiHidden="0" w:uiPriority="0" w:unhideWhenUsed="0"/>
-    <w:lsdException w:name="Table 3D effects 1" w:semiHidden="0" w:uiPriority="0" w:unhideWhenUsed="0"/>
-    <w:lsdException w:name="Table 3D effects 2" w:semiHidden="0" w:uiPriority="0" w:unhideWhenUsed="0"/>
-    <w:lsdException w:name="Table 3D effects 3" w:semiHidden="0" w:uiPriority="0" w:unhideWhenUsed="0"/>
-    <w:lsdException w:name="Table Contemporary" w:semiHidden="0" w:uiPriority="0" w:unhideWhenUsed="0"/>
-    <w:lsdException w:name="Table Elegant" w:semiHidden="0" w:uiPriority="0" w:unhideWhenUsed="0"/>
-    <w:lsdException w:name="Table Professional" w:semiHidden="0" w:uiPriority="0" w:unhideWhenUsed="0"/>
-    <w:lsdException w:name="Table Subtle 1" w:semiHidden="0" w:uiPriority="0" w:unhideWhenUsed="0"/>
-    <w:lsdException w:name="Table Subtle 2" w:semiHidden="0" w:uiPriority="0" w:unhideWhenUsed="0"/>
-    <w:lsdException w:name="Table Web 1" w:semiHidden="0" w:uiPriority="0" w:unhideWhenUsed="0"/>
-    <w:lsdException w:name="Table Web 2" w:semiHidden="0" w:uiPriority="0" w:unhideWhenUsed="0"/>
-    <w:lsdException w:name="Table Web 3" w:semiHidden="0" w:uiPriority="0" w:unhideWhenUsed="0"/>
-    <w:lsdException w:name="Balloon Text" w:semiHidden="0" w:uiPriority="0" w:unhideWhenUsed="0"/>
-    <w:lsdException w:name="Table Grid" w:semiHidden="0" w:uiPriority="0" w:unhideWhenUsed="0" w:qFormat="1"/>
-    <w:lsdException w:name="Table Theme" w:semiHidden="0" w:uiPriority="0" w:unhideWhenUsed="0"/>
-    <w:lsdException w:name="Light Shading" w:semiHidden="0" w:uiPriority="60" w:unhideWhenUsed="0"/>
-    <w:lsdException w:name="Light List" w:semiHidden="0" w:uiPriority="61" w:unhideWhenUsed="0"/>
-    <w:lsdException w:name="Light Grid" w:semiHidden="0" w:uiPriority="62" w:unhideWhenUsed="0"/>
-    <w:lsdException w:name="Medium Shading 1" w:semiHidden="0" w:uiPriority="63" w:unhideWhenUsed="0"/>
-    <w:lsdException w:name="Medium Shading 2" w:semiHidden="0" w:uiPriority="64" w:unhideWhenUsed="0"/>
-    <w:lsdException w:name="Medium List 1" w:semiHidden="0" w:uiPriority="65" w:unhideWhenUsed="0"/>
-    <w:lsdException w:name="Medium List 2" w:semiHidden="0" w:uiPriority="66" w:unhideWhenUsed="0"/>
-    <w:lsdException w:name="Medium Grid 1" w:semiHidden="0" w:uiPriority="67" w:unhideWhenUsed="0"/>
-    <w:lsdException w:name="Medium Grid 2" w:semiHidden="0" w:uiPriority="68" w:unhideWhenUsed="0"/>
-    <w:lsdException w:name="Medium Grid 3" w:semiHidden="0" w:uiPriority="69" w:unhideWhenUsed="0"/>
-    <w:lsdException w:name="Dark List" w:semiHidden="0" w:uiPriority="70" w:unhideWhenUsed="0"/>
-    <w:lsdException w:name="Colorful Shading" w:semiHidden="0" w:uiPriority="71" w:unhideWhenUsed="0"/>
-    <w:lsdException w:name="Colorful List" w:semiHidden="0" w:uiPriority="72" w:unhideWhenUsed="0"/>
-    <w:lsdException w:name="Colorful Grid" w:semiHidden="0" w:uiPriority="73" w:unhideWhenUsed="0"/>
-    <w:lsdException w:name="Light Shading Accent 1" w:semiHidden="0" w:uiPriority="60" w:unhideWhenUsed="0"/>
-    <w:lsdException w:name="Light List Accent 1" w:semiHidden="0" w:uiPriority="61" w:unhideWhenUsed="0"/>
-    <w:lsdException w:name="Light Grid Accent 1" w:semiHidden="0" w:uiPriority="62" w:unhideWhenUsed="0"/>
-    <w:lsdException w:name="Medium Shading 1 Accent 1" w:semiHidden="0" w:uiPriority="63" w:unhideWhenUsed="0"/>
-    <w:lsdException w:name="Medium Shading 2 Accent 1" w:semiHidden="0" w:uiPriority="64" w:unhideWhenUsed="0"/>
-    <w:lsdException w:name="Medium List 1 Accent 1" w:semiHidden="0" w:uiPriority="65" w:unhideWhenUsed="0"/>
-    <w:lsdException w:name="Medium List 2 Accent 1" w:semiHidden="0" w:uiPriority="66" w:unhideWhenUsed="0"/>
-    <w:lsdException w:name="Medium Grid 1 Accent 1" w:semiHidden="0" w:uiPriority="67" w:unhideWhenUsed="0"/>
-    <w:lsdException w:name="Medium Grid 2 Accent 1" w:semiHidden="0" w:uiPriority="68" w:unhideWhenUsed="0"/>
-    <w:lsdException w:name="Medium Grid 3 Accent 1" w:semiHidden="0" w:uiPriority="69" w:unhideWhenUsed="0"/>
-    <w:lsdException w:name="Dark List Accent 1" w:semiHidden="0" w:uiPriority="70" w:unhideWhenUsed="0"/>
-    <w:lsdException w:name="Colorful Shading Accent 1" w:semiHidden="0" w:uiPriority="71" w:unhideWhenUsed="0"/>
-    <w:lsdException w:name="Colorful List Accent 1" w:semiHidden="0" w:uiPriority="72" w:unhideWhenUsed="0"/>
-    <w:lsdException w:name="Colorful Grid Accent 1" w:semiHidden="0" w:uiPriority="73" w:unhideWhenUsed="0"/>
-    <w:lsdException w:name="Light Shading Accent 2" w:semiHidden="0" w:uiPriority="60" w:unhideWhenUsed="0"/>
-    <w:lsdException w:name="Light List Accent 2" w:semiHidden="0" w:uiPriority="61" w:unhideWhenUsed="0"/>
-    <w:lsdException w:name="Light Grid Accent 2" w:semiHidden="0" w:uiPriority="62" w:unhideWhenUsed="0"/>
-    <w:lsdException w:name="Medium Shading 1 Accent 2" w:semiHidden="0" w:uiPriority="63" w:unhideWhenUsed="0"/>
-    <w:lsdException w:name="Medium Shading 2 Accent 2" w:semiHidden="0" w:uiPriority="64" w:unhideWhenUsed="0"/>
-    <w:lsdException w:name="Medium List 1 Accent 2" w:semiHidden="0" w:uiPriority="65" w:unhideWhenUsed="0"/>
-    <w:lsdException w:name="Medium List 2 Accent 2" w:semiHidden="0" w:uiPriority="66" w:unhideWhenUsed="0"/>
-    <w:lsdException w:name="Medium Grid 1 Accent 2" w:semiHidden="0" w:uiPriority="67" w:unhideWhenUsed="0"/>
-    <w:lsdException w:name="Medium Grid 2 Accent 2" w:semiHidden="0" w:uiPriority="68" w:unhideWhenUsed="0"/>
-    <w:lsdException w:name="Medium Grid 3 Accent 2" w:semiHidden="0" w:uiPriority="69" w:unhideWhenUsed="0"/>
-    <w:lsdException w:name="Dark List Accent 2" w:semiHidden="0" w:uiPriority="70" w:unhideWhenUsed="0"/>
-    <w:lsdException w:name="Colorful Shading Accent 2" w:semiHidden="0" w:uiPriority="71" w:unhideWhenUsed="0"/>
-    <w:lsdException w:name="Colorful List Accent 2" w:semiHidden="0" w:uiPriority="72" w:unhideWhenUsed="0"/>
-    <w:lsdException w:name="Colorful Grid Accent 2" w:semiHidden="0" w:uiPriority="73" w:unhideWhenUsed="0"/>
-    <w:lsdException w:name="Light Shading Accent 3" w:semiHidden="0" w:uiPriority="60" w:unhideWhenUsed="0"/>
-    <w:lsdException w:name="Light List Accent 3" w:semiHidden="0" w:uiPriority="61" w:unhideWhenUsed="0"/>
-    <w:lsdException w:name="Light Grid Accent 3" w:semiHidden="0" w:uiPriority="62" w:unhideWhenUsed="0"/>
-    <w:lsdException w:name="Medium Shading 1 Accent 3" w:semiHidden="0" w:uiPriority="63" w:unhideWhenUsed="0"/>
-    <w:lsdException w:name="Medium Shading 2 Accent 3" w:semiHidden="0" w:uiPriority="64" w:unhideWhenUsed="0"/>
-    <w:lsdException w:name="Medium List 1 Accent 3" w:semiHidden="0" w:uiPriority="65" w:unhideWhenUsed="0"/>
-    <w:lsdException w:name="Medium List 2 Accent 3" w:semiHidden="0" w:uiPriority="66" w:unhideWhenUsed="0"/>
-    <w:lsdException w:name="Medium Grid 1 Accent 3" w:semiHidden="0" w:uiPriority="67" w:unhideWhenUsed="0"/>
-    <w:lsdException w:name="Medium Grid 2 Accent 3" w:semiHidden="0" w:uiPriority="68" w:unhideWhenUsed="0"/>
-    <w:lsdException w:name="Medium Grid 3 Accent 3" w:semiHidden="0" w:uiPriority="69" w:unhideWhenUsed="0"/>
-    <w:lsdException w:name="Dark List Accent 3" w:semiHidden="0" w:uiPriority="70" w:unhideWhenUsed="0"/>
-    <w:lsdException w:name="Colorful Shading Accent 3" w:semiHidden="0" w:uiPriority="71" w:unhideWhenUsed="0"/>
-    <w:lsdException w:name="Colorful List Accent 3" w:semiHidden="0" w:uiPriority="72" w:unhideWhenUsed="0"/>
-    <w:lsdException w:name="Colorful Grid Accent 3" w:semiHidden="0" w:uiPriority="73" w:unhideWhenUsed="0"/>
-    <w:lsdException w:name="Light Shading Accent 4" w:semiHidden="0" w:uiPriority="60" w:unhideWhenUsed="0"/>
-    <w:lsdException w:name="Light List Accent 4" w:semiHidden="0" w:uiPriority="61" w:unhideWhenUsed="0"/>
-    <w:lsdException w:name="Light Grid Accent 4" w:semiHidden="0" w:uiPriority="62" w:unhideWhenUsed="0"/>
-    <w:lsdException w:name="Medium Shading 1 Accent 4" w:semiHidden="0" w:uiPriority="63" w:unhideWhenUsed="0"/>
-    <w:lsdException w:name="Medium Shading 2 Accent 4" w:semiHidden="0" w:uiPriority="64" w:unhideWhenUsed="0"/>
-    <w:lsdException w:name="Medium List 1 Accent 4" w:semiHidden="0" w:uiPriority="65" w:unhideWhenUsed="0"/>
-    <w:lsdException w:name="Medium List 2 Accent 4" w:semiHidden="0" w:uiPriority="66" w:unhideWhenUsed="0"/>
-    <w:lsdException w:name="Medium Grid 1 Accent 4" w:semiHidden="0" w:uiPriority="67" w:unhideWhenUsed="0"/>
-    <w:lsdException w:name="Medium Grid 2 Accent 4" w:semiHidden="0" w:uiPriority="68" w:unhideWhenUsed="0"/>
-    <w:lsdException w:name="Medium Grid 3 Accent 4" w:semiHidden="0" w:uiPriority="69" w:unhideWhenUsed="0"/>
-    <w:lsdException w:name="Dark List Accent 4" w:semiHidden="0" w:uiPriority="70" w:unhideWhenUsed="0"/>
-    <w:lsdException w:name="Colorful Shading Accent 4" w:semiHidden="0" w:uiPriority="71" w:unhideWhenUsed="0"/>
-    <w:lsdException w:name="Colorful List Accent 4" w:semiHidden="0" w:uiPriority="72" w:unhideWhenUsed="0"/>
-    <w:lsdException w:name="Colorful Grid Accent 4" w:semiHidden="0" w:uiPriority="73" w:unhideWhenUsed="0"/>
-    <w:lsdException w:name="Light Shading Accent 5" w:semiHidden="0" w:uiPriority="60" w:unhideWhenUsed="0"/>
-    <w:lsdException w:name="Light List Accent 5" w:semiHidden="0" w:uiPriority="61" w:unhideWhenUsed="0"/>
-    <w:lsdException w:name="Light Grid Accent 5" w:semiHidden="0" w:uiPriority="62" w:unhideWhenUsed="0"/>
-    <w:lsdException w:name="Medium Shading 1 Accent 5" w:semiHidden="0" w:uiPriority="63" w:unhideWhenUsed="0"/>
-    <w:lsdException w:name="Medium Shading 2 Accent 5" w:semiHidden="0" w:uiPriority="64" w:unhideWhenUsed="0"/>
-    <w:lsdException w:name="Medium List 1 Accent 5" w:semiHidden="0" w:uiPriority="65" w:unhideWhenUsed="0"/>
-    <w:lsdException w:name="Medium List 2 Accent 5" w:semiHidden="0" w:uiPriority="66" w:unhideWhenUsed="0"/>
-    <w:lsdException w:name="Medium Grid 1 Accent 5" w:semiHidden="0" w:uiPriority="67" w:unhideWhenUsed="0"/>
-    <w:lsdException w:name="Medium Grid 2 Accent 5" w:semiHidden="0" w:uiPriority="68" w:unhideWhenUsed="0"/>
-    <w:lsdException w:name="Medium Grid 3 Accent 5" w:semiHidden="0" w:uiPriority="69" w:unhideWhenUsed="0"/>
-    <w:lsdException w:name="Dark List Accent 5" w:semiHidden="0" w:uiPriority="70" w:unhideWhenUsed="0"/>
-    <w:lsdException w:name="Colorful Shading Accent 5" w:semiHidden="0" w:uiPriority="71" w:unhideWhenUsed="0"/>
-    <w:lsdException w:name="Colorful List Accent 5" w:semiHidden="0" w:uiPriority="72" w:unhideWhenUsed="0"/>
-    <w:lsdException w:name="Colorful Grid Accent 5" w:semiHidden="0" w:uiPriority="73" w:unhideWhenUsed="0"/>
-    <w:lsdException w:name="Light Shading Accent 6" w:semiHidden="0" w:uiPriority="60" w:unhideWhenUsed="0"/>
-    <w:lsdException w:name="Light List Accent 6" w:semiHidden="0" w:uiPriority="61" w:unhideWhenUsed="0"/>
-    <w:lsdException w:name="Light Grid Accent 6" w:semiHidden="0" w:uiPriority="62" w:unhideWhenUsed="0"/>
-    <w:lsdException w:name="Medium Shading 1 Accent 6" w:semiHidden="0" w:uiPriority="63" w:unhideWhenUsed="0"/>
-    <w:lsdException w:name="Medium Shading 2 Accent 6" w:semiHidden="0" w:uiPriority="64" w:unhideWhenUsed="0"/>
-    <w:lsdException w:name="Medium List 1 Accent 6" w:semiHidden="0" w:uiPriority="65" w:unhideWhenUsed="0"/>
-    <w:lsdException w:name="Medium List 2 Accent 6" w:semiHidden="0" w:uiPriority="66" w:unhideWhenUsed="0"/>
-    <w:lsdException w:name="Medium Grid 1 Accent 6" w:semiHidden="0" w:uiPriority="67" w:unhideWhenUsed="0"/>
-    <w:lsdException w:name="Medium Grid 2 Accent 6" w:semiHidden="0" w:uiPriority="68" w:unhideWhenUsed="0"/>
-    <w:lsdException w:name="Medium Grid 3 Accent 6" w:semiHidden="0" w:uiPriority="69" w:unhideWhenUsed="0"/>
-    <w:lsdException w:name="Dark List Accent 6" w:semiHidden="0" w:uiPriority="70" w:unhideWhenUsed="0"/>
-    <w:lsdException w:name="Colorful Shading Accent 6" w:semiHidden="0" w:uiPriority="71" w:unhideWhenUsed="0"/>
-    <w:lsdException w:name="Colorful List Accent 6" w:semiHidden="0" w:uiPriority="72" w:unhideWhenUsed="0"/>
-    <w:lsdException w:name="Colorful Grid Accent 6" w:semiHidden="0" w:uiPriority="73" w:unhideWhenUsed="0"/>
+  <w:latentStyles w:count="260" w:defQFormat="0" w:defUnhideWhenUsed="1" w:defSemiHidden="1" w:defUIPriority="99" w:defLockedState="0">
+    <w:lsdException w:qFormat="1" w:unhideWhenUsed="0" w:uiPriority="0" w:semiHidden="0" w:name="Normal"/>
+    <w:lsdException w:qFormat="1" w:unhideWhenUsed="0" w:uiPriority="0" w:semiHidden="0" w:name="heading 1"/>
+    <w:lsdException w:qFormat="1" w:uiPriority="0" w:semiHidden="0" w:name="heading 2"/>
+    <w:lsdException w:qFormat="1" w:uiPriority="0" w:name="heading 3"/>
+    <w:lsdException w:qFormat="1" w:uiPriority="0" w:semiHidden="0" w:name="heading 4"/>
+    <w:lsdException w:qFormat="1" w:uiPriority="0" w:name="heading 5"/>
+    <w:lsdException w:qFormat="1" w:uiPriority="0" w:name="heading 6"/>
+    <w:lsdException w:qFormat="1" w:uiPriority="0" w:name="heading 7"/>
+    <w:lsdException w:qFormat="1" w:uiPriority="0" w:name="heading 8"/>
+    <w:lsdException w:qFormat="1" w:uiPriority="0" w:name="heading 9"/>
+    <w:lsdException w:unhideWhenUsed="0" w:uiPriority="0" w:semiHidden="0" w:name="index 1"/>
+    <w:lsdException w:unhideWhenUsed="0" w:uiPriority="0" w:semiHidden="0" w:name="index 2"/>
+    <w:lsdException w:unhideWhenUsed="0" w:uiPriority="0" w:semiHidden="0" w:name="index 3"/>
+    <w:lsdException w:unhideWhenUsed="0" w:uiPriority="0" w:semiHidden="0" w:name="index 4"/>
+    <w:lsdException w:unhideWhenUsed="0" w:uiPriority="0" w:semiHidden="0" w:name="index 5"/>
+    <w:lsdException w:unhideWhenUsed="0" w:uiPriority="0" w:semiHidden="0" w:name="index 6"/>
+    <w:lsdException w:unhideWhenUsed="0" w:uiPriority="0" w:semiHidden="0" w:name="index 7"/>
+    <w:lsdException w:unhideWhenUsed="0" w:uiPriority="0" w:semiHidden="0" w:name="index 8"/>
+    <w:lsdException w:unhideWhenUsed="0" w:uiPriority="0" w:semiHidden="0" w:name="index 9"/>
+    <w:lsdException w:qFormat="1" w:unhideWhenUsed="0" w:uiPriority="0" w:semiHidden="0" w:name="toc 1"/>
+    <w:lsdException w:qFormat="1" w:unhideWhenUsed="0" w:uiPriority="0" w:semiHidden="0" w:name="toc 2"/>
+    <w:lsdException w:qFormat="1" w:unhideWhenUsed="0" w:uiPriority="0" w:semiHidden="0" w:name="toc 3"/>
+    <w:lsdException w:unhideWhenUsed="0" w:uiPriority="0" w:semiHidden="0" w:name="toc 4"/>
+    <w:lsdException w:unhideWhenUsed="0" w:uiPriority="0" w:semiHidden="0" w:name="toc 5"/>
+    <w:lsdException w:unhideWhenUsed="0" w:uiPriority="0" w:semiHidden="0" w:name="toc 6"/>
+    <w:lsdException w:unhideWhenUsed="0" w:uiPriority="0" w:semiHidden="0" w:name="toc 7"/>
+    <w:lsdException w:unhideWhenUsed="0" w:uiPriority="0" w:semiHidden="0" w:name="toc 8"/>
+    <w:lsdException w:unhideWhenUsed="0" w:uiPriority="0" w:semiHidden="0" w:name="toc 9"/>
+    <w:lsdException w:unhideWhenUsed="0" w:uiPriority="0" w:semiHidden="0" w:name="Normal Indent"/>
+    <w:lsdException w:unhideWhenUsed="0" w:uiPriority="0" w:semiHidden="0" w:name="footnote text"/>
+    <w:lsdException w:qFormat="1" w:unhideWhenUsed="0" w:uiPriority="0" w:semiHidden="0" w:name="annotation text"/>
+    <w:lsdException w:qFormat="1" w:unhideWhenUsed="0" w:uiPriority="0" w:semiHidden="0" w:name="header"/>
+    <w:lsdException w:qFormat="1" w:unhideWhenUsed="0" w:uiPriority="0" w:semiHidden="0" w:name="footer"/>
+    <w:lsdException w:unhideWhenUsed="0" w:uiPriority="0" w:semiHidden="0" w:name="index heading"/>
+    <w:lsdException w:qFormat="1" w:uiPriority="0" w:name="caption"/>
+    <w:lsdException w:unhideWhenUsed="0" w:uiPriority="0" w:semiHidden="0" w:name="table of figures"/>
+    <w:lsdException w:unhideWhenUsed="0" w:uiPriority="0" w:semiHidden="0" w:name="envelope address"/>
+    <w:lsdException w:unhideWhenUsed="0" w:uiPriority="0" w:semiHidden="0" w:name="envelope return"/>
+    <w:lsdException w:unhideWhenUsed="0" w:uiPriority="0" w:semiHidden="0" w:name="footnote reference"/>
+    <w:lsdException w:unhideWhenUsed="0" w:uiPriority="0" w:semiHidden="0" w:name="annotation reference"/>
+    <w:lsdException w:unhideWhenUsed="0" w:uiPriority="0" w:semiHidden="0" w:name="line number"/>
+    <w:lsdException w:unhideWhenUsed="0" w:uiPriority="0" w:semiHidden="0" w:name="page number"/>
+    <w:lsdException w:unhideWhenUsed="0" w:uiPriority="0" w:semiHidden="0" w:name="endnote reference"/>
+    <w:lsdException w:unhideWhenUsed="0" w:uiPriority="0" w:semiHidden="0" w:name="endnote text"/>
+    <w:lsdException w:unhideWhenUsed="0" w:uiPriority="0" w:semiHidden="0" w:name="table of authorities"/>
+    <w:lsdException w:unhideWhenUsed="0" w:uiPriority="0" w:semiHidden="0" w:name="macro"/>
+    <w:lsdException w:unhideWhenUsed="0" w:uiPriority="0" w:semiHidden="0" w:name="toa heading"/>
+    <w:lsdException w:unhideWhenUsed="0" w:uiPriority="0" w:semiHidden="0" w:name="List"/>
+    <w:lsdException w:unhideWhenUsed="0" w:uiPriority="0" w:semiHidden="0" w:name="List Bullet"/>
+    <w:lsdException w:unhideWhenUsed="0" w:uiPriority="0" w:semiHidden="0" w:name="List Number"/>
+    <w:lsdException w:unhideWhenUsed="0" w:uiPriority="0" w:semiHidden="0" w:name="List 2"/>
+    <w:lsdException w:unhideWhenUsed="0" w:uiPriority="0" w:semiHidden="0" w:name="List 3"/>
+    <w:lsdException w:unhideWhenUsed="0" w:uiPriority="0" w:semiHidden="0" w:name="List 4"/>
+    <w:lsdException w:unhideWhenUsed="0" w:uiPriority="0" w:semiHidden="0" w:name="List 5"/>
+    <w:lsdException w:unhideWhenUsed="0" w:uiPriority="0" w:semiHidden="0" w:name="List Bullet 2"/>
+    <w:lsdException w:unhideWhenUsed="0" w:uiPriority="0" w:semiHidden="0" w:name="List Bullet 3"/>
+    <w:lsdException w:unhideWhenUsed="0" w:uiPriority="0" w:semiHidden="0" w:name="List Bullet 4"/>
+    <w:lsdException w:unhideWhenUsed="0" w:uiPriority="0" w:semiHidden="0" w:name="List Bullet 5"/>
+    <w:lsdException w:unhideWhenUsed="0" w:uiPriority="0" w:semiHidden="0" w:name="List Number 2"/>
+    <w:lsdException w:unhideWhenUsed="0" w:uiPriority="0" w:semiHidden="0" w:name="List Number 3"/>
+    <w:lsdException w:unhideWhenUsed="0" w:uiPriority="0" w:semiHidden="0" w:name="List Number 4"/>
+    <w:lsdException w:unhideWhenUsed="0" w:uiPriority="0" w:semiHidden="0" w:name="List Number 5"/>
+    <w:lsdException w:qFormat="1" w:unhideWhenUsed="0" w:uiPriority="0" w:semiHidden="0" w:name="Title"/>
+    <w:lsdException w:unhideWhenUsed="0" w:uiPriority="0" w:semiHidden="0" w:name="Closing"/>
+    <w:lsdException w:unhideWhenUsed="0" w:uiPriority="0" w:semiHidden="0" w:name="Signature"/>
+    <w:lsdException w:qFormat="1" w:unhideWhenUsed="0" w:uiPriority="0" w:name="Default Paragraph Font"/>
+    <w:lsdException w:qFormat="1" w:unhideWhenUsed="0" w:uiPriority="0" w:name="Body Text"/>
+    <w:lsdException w:unhideWhenUsed="0" w:uiPriority="0" w:semiHidden="0" w:name="Body Text Indent"/>
+    <w:lsdException w:unhideWhenUsed="0" w:uiPriority="0" w:semiHidden="0" w:name="List Continue"/>
+    <w:lsdException w:unhideWhenUsed="0" w:uiPriority="0" w:semiHidden="0" w:name="List Continue 2"/>
+    <w:lsdException w:unhideWhenUsed="0" w:uiPriority="0" w:semiHidden="0" w:name="List Continue 3"/>
+    <w:lsdException w:unhideWhenUsed="0" w:uiPriority="0" w:semiHidden="0" w:name="List Continue 4"/>
+    <w:lsdException w:unhideWhenUsed="0" w:uiPriority="0" w:semiHidden="0" w:name="List Continue 5"/>
+    <w:lsdException w:unhideWhenUsed="0" w:uiPriority="0" w:semiHidden="0" w:name="Message Header"/>
+    <w:lsdException w:qFormat="1" w:unhideWhenUsed="0" w:uiPriority="0" w:semiHidden="0" w:name="Subtitle"/>
+    <w:lsdException w:unhideWhenUsed="0" w:uiPriority="0" w:semiHidden="0" w:name="Salutation"/>
+    <w:lsdException w:unhideWhenUsed="0" w:uiPriority="0" w:semiHidden="0" w:name="Date"/>
+    <w:lsdException w:unhideWhenUsed="0" w:uiPriority="0" w:semiHidden="0" w:name="Body Text First Indent"/>
+    <w:lsdException w:unhideWhenUsed="0" w:uiPriority="0" w:semiHidden="0" w:name="Body Text First Indent 2"/>
+    <w:lsdException w:uiPriority="99" w:name="Note Heading"/>
+    <w:lsdException w:unhideWhenUsed="0" w:uiPriority="0" w:semiHidden="0" w:name="Body Text 2"/>
+    <w:lsdException w:unhideWhenUsed="0" w:uiPriority="0" w:semiHidden="0" w:name="Body Text 3"/>
+    <w:lsdException w:unhideWhenUsed="0" w:uiPriority="0" w:semiHidden="0" w:name="Body Text Indent 2"/>
+    <w:lsdException w:unhideWhenUsed="0" w:uiPriority="0" w:semiHidden="0" w:name="Body Text Indent 3"/>
+    <w:lsdException w:unhideWhenUsed="0" w:uiPriority="0" w:semiHidden="0" w:name="Block Text"/>
+    <w:lsdException w:unhideWhenUsed="0" w:uiPriority="0" w:semiHidden="0" w:name="Hyperlink"/>
+    <w:lsdException w:unhideWhenUsed="0" w:uiPriority="0" w:semiHidden="0" w:name="FollowedHyperlink"/>
+    <w:lsdException w:qFormat="1" w:unhideWhenUsed="0" w:uiPriority="0" w:semiHidden="0" w:name="Strong"/>
+    <w:lsdException w:qFormat="1" w:unhideWhenUsed="0" w:uiPriority="0" w:semiHidden="0" w:name="Emphasis"/>
+    <w:lsdException w:unhideWhenUsed="0" w:uiPriority="0" w:semiHidden="0" w:name="Document Map"/>
+    <w:lsdException w:unhideWhenUsed="0" w:uiPriority="0" w:semiHidden="0" w:name="Plain Text"/>
+    <w:lsdException w:unhideWhenUsed="0" w:uiPriority="0" w:semiHidden="0" w:name="E-mail Signature"/>
+    <w:lsdException w:qFormat="1" w:unhideWhenUsed="0" w:uiPriority="0" w:semiHidden="0" w:name="Normal (Web)"/>
+    <w:lsdException w:unhideWhenUsed="0" w:uiPriority="0" w:semiHidden="0" w:name="HTML Acronym"/>
+    <w:lsdException w:unhideWhenUsed="0" w:uiPriority="0" w:semiHidden="0" w:name="HTML Address"/>
+    <w:lsdException w:unhideWhenUsed="0" w:uiPriority="0" w:semiHidden="0" w:name="HTML Cite"/>
+    <w:lsdException w:unhideWhenUsed="0" w:uiPriority="0" w:semiHidden="0" w:name="HTML Code"/>
+    <w:lsdException w:unhideWhenUsed="0" w:uiPriority="0" w:semiHidden="0" w:name="HTML Definition"/>
+    <w:lsdException w:unhideWhenUsed="0" w:uiPriority="0" w:semiHidden="0" w:name="HTML Keyboard"/>
+    <w:lsdException w:unhideWhenUsed="0" w:uiPriority="0" w:semiHidden="0" w:name="HTML Preformatted"/>
+    <w:lsdException w:unhideWhenUsed="0" w:uiPriority="0" w:semiHidden="0" w:name="HTML Sample"/>
+    <w:lsdException w:unhideWhenUsed="0" w:uiPriority="0" w:semiHidden="0" w:name="HTML Typewriter"/>
+    <w:lsdException w:unhideWhenUsed="0" w:uiPriority="0" w:semiHidden="0" w:name="HTML Variable"/>
+    <w:lsdException w:qFormat="1" w:unhideWhenUsed="0" w:uiPriority="0" w:name="Normal Table"/>
+    <w:lsdException w:unhideWhenUsed="0" w:uiPriority="0" w:semiHidden="0" w:name="annotation subject"/>
+    <w:lsdException w:unhideWhenUsed="0" w:uiPriority="0" w:semiHidden="0" w:name="Table Simple 1"/>
+    <w:lsdException w:unhideWhenUsed="0" w:uiPriority="0" w:semiHidden="0" w:name="Table Simple 2"/>
+    <w:lsdException w:unhideWhenUsed="0" w:uiPriority="0" w:semiHidden="0" w:name="Table Simple 3"/>
+    <w:lsdException w:unhideWhenUsed="0" w:uiPriority="0" w:semiHidden="0" w:name="Table Classic 1"/>
+    <w:lsdException w:unhideWhenUsed="0" w:uiPriority="0" w:semiHidden="0" w:name="Table Classic 2"/>
+    <w:lsdException w:unhideWhenUsed="0" w:uiPriority="0" w:semiHidden="0" w:name="Table Classic 3"/>
+    <w:lsdException w:unhideWhenUsed="0" w:uiPriority="0" w:semiHidden="0" w:name="Table Classic 4"/>
+    <w:lsdException w:unhideWhenUsed="0" w:uiPriority="0" w:semiHidden="0" w:name="Table Colorful 1"/>
+    <w:lsdException w:unhideWhenUsed="0" w:uiPriority="0" w:semiHidden="0" w:name="Table Colorful 2"/>
+    <w:lsdException w:unhideWhenUsed="0" w:uiPriority="0" w:semiHidden="0" w:name="Table Colorful 3"/>
+    <w:lsdException w:unhideWhenUsed="0" w:uiPriority="0" w:semiHidden="0" w:name="Table Columns 1"/>
+    <w:lsdException w:unhideWhenUsed="0" w:uiPriority="0" w:semiHidden="0" w:name="Table Columns 2"/>
+    <w:lsdException w:unhideWhenUsed="0" w:uiPriority="0" w:semiHidden="0" w:name="Table Columns 3"/>
+    <w:lsdException w:unhideWhenUsed="0" w:uiPriority="0" w:semiHidden="0" w:name="Table Columns 4"/>
+    <w:lsdException w:unhideWhenUsed="0" w:uiPriority="0" w:semiHidden="0" w:name="Table Columns 5"/>
+    <w:lsdException w:unhideWhenUsed="0" w:uiPriority="0" w:semiHidden="0" w:name="Table Grid 1"/>
+    <w:lsdException w:unhideWhenUsed="0" w:uiPriority="0" w:semiHidden="0" w:name="Table Grid 2"/>
+    <w:lsdException w:unhideWhenUsed="0" w:uiPriority="0" w:semiHidden="0" w:name="Table Grid 3"/>
+    <w:lsdException w:unhideWhenUsed="0" w:uiPriority="0" w:semiHidden="0" w:name="Table Grid 4"/>
+    <w:lsdException w:unhideWhenUsed="0" w:uiPriority="0" w:semiHidden="0" w:name="Table Grid 5"/>
+    <w:lsdException w:unhideWhenUsed="0" w:uiPriority="0" w:semiHidden="0" w:name="Table Grid 6"/>
+    <w:lsdException w:unhideWhenUsed="0" w:uiPriority="0" w:semiHidden="0" w:name="Table Grid 7"/>
+    <w:lsdException w:unhideWhenUsed="0" w:uiPriority="0" w:semiHidden="0" w:name="Table Grid 8"/>
+    <w:lsdException w:unhideWhenUsed="0" w:uiPriority="0" w:semiHidden="0" w:name="Table List 1"/>
+    <w:lsdException w:unhideWhenUsed="0" w:uiPriority="0" w:semiHidden="0" w:name="Table List 2"/>
+    <w:lsdException w:unhideWhenUsed="0" w:uiPriority="0" w:semiHidden="0" w:name="Table List 3"/>
+    <w:lsdException w:unhideWhenUsed="0" w:uiPriority="0" w:semiHidden="0" w:name="Table List 4"/>
+    <w:lsdException w:unhideWhenUsed="0" w:uiPriority="0" w:semiHidden="0" w:name="Table List 5"/>
+    <w:lsdException w:unhideWhenUsed="0" w:uiPriority="0" w:semiHidden="0" w:name="Table List 6"/>
+    <w:lsdException w:unhideWhenUsed="0" w:uiPriority="0" w:semiHidden="0" w:name="Table List 7"/>
+    <w:lsdException w:unhideWhenUsed="0" w:uiPriority="0" w:semiHidden="0" w:name="Table List 8"/>
+    <w:lsdException w:unhideWhenUsed="0" w:uiPriority="0" w:semiHidden="0" w:name="Table 3D effects 1"/>
+    <w:lsdException w:unhideWhenUsed="0" w:uiPriority="0" w:semiHidden="0" w:name="Table 3D effects 2"/>
+    <w:lsdException w:unhideWhenUsed="0" w:uiPriority="0" w:semiHidden="0" w:name="Table 3D effects 3"/>
+    <w:lsdException w:unhideWhenUsed="0" w:uiPriority="0" w:semiHidden="0" w:name="Table Contemporary"/>
+    <w:lsdException w:unhideWhenUsed="0" w:uiPriority="0" w:semiHidden="0" w:name="Table Elegant"/>
+    <w:lsdException w:unhideWhenUsed="0" w:uiPriority="0" w:semiHidden="0" w:name="Table Professional"/>
+    <w:lsdException w:unhideWhenUsed="0" w:uiPriority="0" w:semiHidden="0" w:name="Table Subtle 1"/>
+    <w:lsdException w:unhideWhenUsed="0" w:uiPriority="0" w:semiHidden="0" w:name="Table Subtle 2"/>
+    <w:lsdException w:unhideWhenUsed="0" w:uiPriority="0" w:semiHidden="0" w:name="Table Web 1"/>
+    <w:lsdException w:unhideWhenUsed="0" w:uiPriority="0" w:semiHidden="0" w:name="Table Web 2"/>
+    <w:lsdException w:unhideWhenUsed="0" w:uiPriority="0" w:semiHidden="0" w:name="Table Web 3"/>
+    <w:lsdException w:unhideWhenUsed="0" w:uiPriority="0" w:semiHidden="0" w:name="Balloon Text"/>
+    <w:lsdException w:qFormat="1" w:unhideWhenUsed="0" w:uiPriority="0" w:semiHidden="0" w:name="Table Grid"/>
+    <w:lsdException w:unhideWhenUsed="0" w:uiPriority="0" w:semiHidden="0" w:name="Table Theme"/>
+    <w:lsdException w:unhideWhenUsed="0" w:uiPriority="60" w:semiHidden="0" w:name="Light Shading"/>
+    <w:lsdException w:unhideWhenUsed="0" w:uiPriority="61" w:semiHidden="0" w:name="Light List"/>
+    <w:lsdException w:unhideWhenUsed="0" w:uiPriority="62" w:semiHidden="0" w:name="Light Grid"/>
+    <w:lsdException w:unhideWhenUsed="0" w:uiPriority="63" w:semiHidden="0" w:name="Medium Shading 1"/>
+    <w:lsdException w:unhideWhenUsed="0" w:uiPriority="64" w:semiHidden="0" w:name="Medium Shading 2"/>
+    <w:lsdException w:unhideWhenUsed="0" w:uiPriority="65" w:semiHidden="0" w:name="Medium List 1"/>
+    <w:lsdException w:unhideWhenUsed="0" w:uiPriority="66" w:semiHidden="0" w:name="Medium List 2"/>
+    <w:lsdException w:unhideWhenUsed="0" w:uiPriority="67" w:semiHidden="0" w:name="Medium Grid 1"/>
+    <w:lsdException w:unhideWhenUsed="0" w:uiPriority="68" w:semiHidden="0" w:name="Medium Grid 2"/>
+    <w:lsdException w:unhideWhenUsed="0" w:uiPriority="69" w:semiHidden="0" w:name="Medium Grid 3"/>
+    <w:lsdException w:unhideWhenUsed="0" w:uiPriority="70" w:semiHidden="0" w:name="Dark List"/>
+    <w:lsdException w:unhideWhenUsed="0" w:uiPriority="71" w:semiHidden="0" w:name="Colorful Shading"/>
+    <w:lsdException w:unhideWhenUsed="0" w:uiPriority="72" w:semiHidden="0" w:name="Colorful List"/>
+    <w:lsdException w:unhideWhenUsed="0" w:uiPriority="73" w:semiHidden="0" w:name="Colorful Grid"/>
+    <w:lsdException w:unhideWhenUsed="0" w:uiPriority="60" w:semiHidden="0" w:name="Light Shading Accent 1"/>
+    <w:lsdException w:unhideWhenUsed="0" w:uiPriority="61" w:semiHidden="0" w:name="Light List Accent 1"/>
+    <w:lsdException w:unhideWhenUsed="0" w:uiPriority="62" w:semiHidden="0" w:name="Light Grid Accent 1"/>
+    <w:lsdException w:unhideWhenUsed="0" w:uiPriority="63" w:semiHidden="0" w:name="Medium Shading 1 Accent 1"/>
+    <w:lsdException w:unhideWhenUsed="0" w:uiPriority="64" w:semiHidden="0" w:name="Medium Shading 2 Accent 1"/>
+    <w:lsdException w:unhideWhenUsed="0" w:uiPriority="65" w:semiHidden="0" w:name="Medium List 1 Accent 1"/>
+    <w:lsdException w:unhideWhenUsed="0" w:uiPriority="66" w:semiHidden="0" w:name="Medium List 2 Accent 1"/>
+    <w:lsdException w:unhideWhenUsed="0" w:uiPriority="67" w:semiHidden="0" w:name="Medium Grid 1 Accent 1"/>
+    <w:lsdException w:unhideWhenUsed="0" w:uiPriority="68" w:semiHidden="0" w:name="Medium Grid 2 Accent 1"/>
+    <w:lsdException w:unhideWhenUsed="0" w:uiPriority="69" w:semiHidden="0" w:name="Medium Grid 3 Accent 1"/>
+    <w:lsdException w:unhideWhenUsed="0" w:uiPriority="70" w:semiHidden="0" w:name="Dark List Accent 1"/>
+    <w:lsdException w:unhideWhenUsed="0" w:uiPriority="71" w:semiHidden="0" w:name="Colorful Shading Accent 1"/>
+    <w:lsdException w:unhideWhenUsed="0" w:uiPriority="72" w:semiHidden="0" w:name="Colorful List Accent 1"/>
+    <w:lsdException w:unhideWhenUsed="0" w:uiPriority="73" w:semiHidden="0" w:name="Colorful Grid Accent 1"/>
+    <w:lsdException w:unhideWhenUsed="0" w:uiPriority="60" w:semiHidden="0" w:name="Light Shading Accent 2"/>
+    <w:lsdException w:unhideWhenUsed="0" w:uiPriority="61" w:semiHidden="0" w:name="Light List Accent 2"/>
+    <w:lsdException w:unhideWhenUsed="0" w:uiPriority="62" w:semiHidden="0" w:name="Light Grid Accent 2"/>
+    <w:lsdException w:unhideWhenUsed="0" w:uiPriority="63" w:semiHidden="0" w:name="Medium Shading 1 Accent 2"/>
+    <w:lsdException w:unhideWhenUsed="0" w:uiPriority="64" w:semiHidden="0" w:name="Medium Shading 2 Accent 2"/>
+    <w:lsdException w:unhideWhenUsed="0" w:uiPriority="65" w:semiHidden="0" w:name="Medium List 1 Accent 2"/>
+    <w:lsdException w:unhideWhenUsed="0" w:uiPriority="66" w:semiHidden="0" w:name="Medium List 2 Accent 2"/>
+    <w:lsdException w:unhideWhenUsed="0" w:uiPriority="67" w:semiHidden="0" w:name="Medium Grid 1 Accent 2"/>
+    <w:lsdException w:unhideWhenUsed="0" w:uiPriority="68" w:semiHidden="0" w:name="Medium Grid 2 Accent 2"/>
+    <w:lsdException w:unhideWhenUsed="0" w:uiPriority="69" w:semiHidden="0" w:name="Medium Grid 3 Accent 2"/>
+    <w:lsdException w:unhideWhenUsed="0" w:uiPriority="70" w:semiHidden="0" w:name="Dark List Accent 2"/>
+    <w:lsdException w:unhideWhenUsed="0" w:uiPriority="71" w:semiHidden="0" w:name="Colorful Shading Accent 2"/>
+    <w:lsdException w:unhideWhenUsed="0" w:uiPriority="72" w:semiHidden="0" w:name="Colorful List Accent 2"/>
+    <w:lsdException w:unhideWhenUsed="0" w:uiPriority="73" w:semiHidden="0" w:name="Colorful Grid Accent 2"/>
+    <w:lsdException w:unhideWhenUsed="0" w:uiPriority="60" w:semiHidden="0" w:name="Light Shading Accent 3"/>
+    <w:lsdException w:unhideWhenUsed="0" w:uiPriority="61" w:semiHidden="0" w:name="Light List Accent 3"/>
+    <w:lsdException w:unhideWhenUsed="0" w:uiPriority="62" w:semiHidden="0" w:name="Light Grid Accent 3"/>
+    <w:lsdException w:unhideWhenUsed="0" w:uiPriority="63" w:semiHidden="0" w:name="Medium Shading 1 Accent 3"/>
+    <w:lsdException w:unhideWhenUsed="0" w:uiPriority="64" w:semiHidden="0" w:name="Medium Shading 2 Accent 3"/>
+    <w:lsdException w:unhideWhenUsed="0" w:uiPriority="65" w:semiHidden="0" w:name="Medium List 1 Accent 3"/>
+    <w:lsdException w:unhideWhenUsed="0" w:uiPriority="66" w:semiHidden="0" w:name="Medium List 2 Accent 3"/>
+    <w:lsdException w:unhideWhenUsed="0" w:uiPriority="67" w:semiHidden="0" w:name="Medium Grid 1 Accent 3"/>
+    <w:lsdException w:unhideWhenUsed="0" w:uiPriority="68" w:semiHidden="0" w:name="Medium Grid 2 Accent 3"/>
+    <w:lsdException w:unhideWhenUsed="0" w:uiPriority="69" w:semiHidden="0" w:name="Medium Grid 3 Accent 3"/>
+    <w:lsdException w:unhideWhenUsed="0" w:uiPriority="70" w:semiHidden="0" w:name="Dark List Accent 3"/>
+    <w:lsdException w:unhideWhenUsed="0" w:uiPriority="71" w:semiHidden="0" w:name="Colorful Shading Accent 3"/>
+    <w:lsdException w:unhideWhenUsed="0" w:uiPriority="72" w:semiHidden="0" w:name="Colorful List Accent 3"/>
+    <w:lsdException w:unhideWhenUsed="0" w:uiPriority="73" w:semiHidden="0" w:name="Colorful Grid Accent 3"/>
+    <w:lsdException w:unhideWhenUsed="0" w:uiPriority="60" w:semiHidden="0" w:name="Light Shading Accent 4"/>
+    <w:lsdException w:unhideWhenUsed="0" w:uiPriority="61" w:semiHidden="0" w:name="Light List Accent 4"/>
+    <w:lsdException w:unhideWhenUsed="0" w:uiPriority="62" w:semiHidden="0" w:name="Light Grid Accent 4"/>
+    <w:lsdException w:unhideWhenUsed="0" w:uiPriority="63" w:semiHidden="0" w:name="Medium Shading 1 Accent 4"/>
+    <w:lsdException w:unhideWhenUsed="0" w:uiPriority="64" w:semiHidden="0" w:name="Medium Shading 2 Accent 4"/>
+    <w:lsdException w:unhideWhenUsed="0" w:uiPriority="65" w:semiHidden="0" w:name="Medium List 1 Accent 4"/>
+    <w:lsdException w:unhideWhenUsed="0" w:uiPriority="66" w:semiHidden="0" w:name="Medium List 2 Accent 4"/>
+    <w:lsdException w:unhideWhenUsed="0" w:uiPriority="67" w:semiHidden="0" w:name="Medium Grid 1 Accent 4"/>
+    <w:lsdException w:unhideWhenUsed="0" w:uiPriority="68" w:semiHidden="0" w:name="Medium Grid 2 Accent 4"/>
+    <w:lsdException w:unhideWhenUsed="0" w:uiPriority="69" w:semiHidden="0" w:name="Medium Grid 3 Accent 4"/>
+    <w:lsdException w:unhideWhenUsed="0" w:uiPriority="70" w:semiHidden="0" w:name="Dark List Accent 4"/>
+    <w:lsdException w:unhideWhenUsed="0" w:uiPriority="71" w:semiHidden="0" w:name="Colorful Shading Accent 4"/>
+    <w:lsdException w:unhideWhenUsed="0" w:uiPriority="72" w:semiHidden="0" w:name="Colorful List Accent 4"/>
+    <w:lsdException w:unhideWhenUsed="0" w:uiPriority="73" w:semiHidden="0" w:name="Colorful Grid Accent 4"/>
+    <w:lsdException w:unhideWhenUsed="0" w:uiPriority="60" w:semiHidden="0" w:name="Light Shading Accent 5"/>
+    <w:lsdException w:unhideWhenUsed="0" w:uiPriority="61" w:semiHidden="0" w:name="Light List Accent 5"/>
+    <w:lsdException w:unhideWhenUsed="0" w:uiPriority="62" w:semiHidden="0" w:name="Light Grid Accent 5"/>
+    <w:lsdException w:unhideWhenUsed="0" w:uiPriority="63" w:semiHidden="0" w:name="Medium Shading 1 Accent 5"/>
+    <w:lsdException w:unhideWhenUsed="0" w:uiPriority="64" w:semiHidden="0" w:name="Medium Shading 2 Accent 5"/>
+    <w:lsdException w:unhideWhenUsed="0" w:uiPriority="65" w:semiHidden="0" w:name="Medium List 1 Accent 5"/>
+    <w:lsdException w:unhideWhenUsed="0" w:uiPriority="66" w:semiHidden="0" w:name="Medium List 2 Accent 5"/>
+    <w:lsdException w:unhideWhenUsed="0" w:uiPriority="67" w:semiHidden="0" w:name="Medium Grid 1 Accent 5"/>
+    <w:lsdException w:unhideWhenUsed="0" w:uiPriority="68" w:semiHidden="0" w:name="Medium Grid 2 Accent 5"/>
+    <w:lsdException w:unhideWhenUsed="0" w:uiPriority="69" w:semiHidden="0" w:name="Medium Grid 3 Accent 5"/>
+    <w:lsdException w:unhideWhenUsed="0" w:uiPriority="70" w:semiHidden="0" w:name="Dark List Accent 5"/>
+    <w:lsdException w:unhideWhenUsed="0" w:uiPriority="71" w:semiHidden="0" w:name="Colorful Shading Accent 5"/>
+    <w:lsdException w:unhideWhenUsed="0" w:uiPriority="72" w:semiHidden="0" w:name="Colorful List Accent 5"/>
+    <w:lsdException w:unhideWhenUsed="0" w:uiPriority="73" w:semiHidden="0" w:name="Colorful Grid Accent 5"/>
+    <w:lsdException w:unhideWhenUsed="0" w:uiPriority="60" w:semiHidden="0" w:name="Light Shading Accent 6"/>
+    <w:lsdException w:unhideWhenUsed="0" w:uiPriority="61" w:semiHidden="0" w:name="Light List Accent 6"/>
+    <w:lsdException w:unhideWhenUsed="0" w:uiPriority="62" w:semiHidden="0" w:name="Light Grid Accent 6"/>
+    <w:lsdException w:unhideWhenUsed="0" w:uiPriority="63" w:semiHidden="0" w:name="Medium Shading 1 Accent 6"/>
+    <w:lsdException w:unhideWhenUsed="0" w:uiPriority="64" w:semiHidden="0" w:name="Medium Shading 2 Accent 6"/>
+    <w:lsdException w:unhideWhenUsed="0" w:uiPriority="65" w:semiHidden="0" w:name="Medium List 1 Accent 6"/>
+    <w:lsdException w:unhideWhenUsed="0" w:uiPriority="66" w:semiHidden="0" w:name="Medium List 2 Accent 6"/>
+    <w:lsdException w:unhideWhenUsed="0" w:uiPriority="67" w:semiHidden="0" w:name="Medium Grid 1 Accent 6"/>
+    <w:lsdException w:unhideWhenUsed="0" w:uiPriority="68" w:semiHidden="0" w:name="Medium Grid 2 Accent 6"/>
+    <w:lsdException w:unhideWhenUsed="0" w:uiPriority="69" w:semiHidden="0" w:name="Medium Grid 3 Accent 6"/>
+    <w:lsdException w:unhideWhenUsed="0" w:uiPriority="70" w:semiHidden="0" w:name="Dark List Accent 6"/>
+    <w:lsdException w:unhideWhenUsed="0" w:uiPriority="71" w:semiHidden="0" w:name="Colorful Shading Accent 6"/>
+    <w:lsdException w:unhideWhenUsed="0" w:uiPriority="72" w:semiHidden="0" w:name="Colorful List Accent 6"/>
+    <w:lsdException w:unhideWhenUsed="0" w:uiPriority="73" w:semiHidden="0" w:name="Colorful Grid Accent 6"/>
   </w:latentStyles>
-  <w:style w:type="paragraph" w:default="1" w:styleId="Normal">
+  <w:style w:type="paragraph" w:default="1" w:styleId="1">
     <w:name w:val="Normal"/>
     <w:qFormat/>
+    <w:uiPriority w:val="0"/>
     <w:pPr>
       <w:kinsoku w:val="0"/>
       <w:autoSpaceDE w:val="0"/>
@@ -9713,7 +10026,7 @@
       <w:textAlignment w:val="baseline"/>
     </w:pPr>
     <w:rPr>
-      <w:rFonts w:ascii="Arial" w:eastAsia="宋体" w:hAnsi="Arial" w:cs="Arial"/>
+      <w:rFonts w:ascii="Arial" w:hAnsi="Arial" w:eastAsia="宋体" w:cs="Arial"/>
       <w:snapToGrid w:val="0"/>
       <w:color w:val="000000"/>
       <w:kern w:val="0"/>
@@ -9722,11 +10035,12 @@
       <w:lang w:val="en-US" w:eastAsia="en-US" w:bidi="ar-SA"/>
     </w:rPr>
   </w:style>
-  <w:style w:type="paragraph" w:styleId="Heading1">
+  <w:style w:type="paragraph" w:styleId="2">
     <w:name w:val="heading 1"/>
-    <w:basedOn w:val="Normal"/>
-    <w:next w:val="Normal"/>
+    <w:basedOn w:val="1"/>
+    <w:next w:val="1"/>
     <w:qFormat/>
+    <w:uiPriority w:val="0"/>
     <w:pPr>
       <w:keepNext/>
       <w:keepLines/>
@@ -9744,12 +10058,13 @@
       <w:sz w:val="44"/>
     </w:rPr>
   </w:style>
-  <w:style w:type="paragraph" w:styleId="Heading2">
+  <w:style w:type="paragraph" w:styleId="3">
     <w:name w:val="heading 2"/>
-    <w:basedOn w:val="Normal"/>
-    <w:next w:val="Normal"/>
+    <w:basedOn w:val="1"/>
+    <w:next w:val="1"/>
     <w:unhideWhenUsed/>
     <w:qFormat/>
+    <w:uiPriority w:val="0"/>
     <w:pPr>
       <w:keepNext/>
       <w:keepLines/>
@@ -9762,18 +10077,19 @@
       <w:outlineLvl w:val="1"/>
     </w:pPr>
     <w:rPr>
-      <w:rFonts w:ascii="Arial" w:eastAsia="黑体" w:hAnsi="Arial"/>
+      <w:rFonts w:ascii="Arial" w:hAnsi="Arial" w:eastAsia="黑体"/>
       <w:b/>
       <w:sz w:val="32"/>
     </w:rPr>
   </w:style>
-  <w:style w:type="paragraph" w:styleId="Heading3">
+  <w:style w:type="paragraph" w:styleId="4">
     <w:name w:val="heading 3"/>
-    <w:basedOn w:val="Normal"/>
-    <w:next w:val="Normal"/>
+    <w:basedOn w:val="1"/>
+    <w:next w:val="1"/>
     <w:semiHidden/>
     <w:unhideWhenUsed/>
     <w:qFormat/>
+    <w:uiPriority w:val="0"/>
     <w:pPr>
       <w:keepNext/>
       <w:keepLines/>
@@ -9790,12 +10106,13 @@
       <w:sz w:val="32"/>
     </w:rPr>
   </w:style>
-  <w:style w:type="paragraph" w:styleId="Heading4">
+  <w:style w:type="paragraph" w:styleId="5">
     <w:name w:val="heading 4"/>
-    <w:basedOn w:val="Normal"/>
-    <w:next w:val="Normal"/>
+    <w:basedOn w:val="1"/>
+    <w:next w:val="1"/>
     <w:unhideWhenUsed/>
     <w:qFormat/>
+    <w:uiPriority w:val="0"/>
     <w:pPr>
       <w:keepNext/>
       <w:keepLines/>
@@ -9808,18 +10125,19 @@
       <w:outlineLvl w:val="3"/>
     </w:pPr>
     <w:rPr>
-      <w:rFonts w:ascii="Arial" w:eastAsia="黑体" w:hAnsi="Arial"/>
+      <w:rFonts w:ascii="Arial" w:hAnsi="Arial" w:eastAsia="黑体"/>
       <w:b/>
       <w:sz w:val="28"/>
     </w:rPr>
   </w:style>
-  <w:style w:type="paragraph" w:styleId="Heading5">
+  <w:style w:type="paragraph" w:styleId="6">
     <w:name w:val="heading 5"/>
-    <w:basedOn w:val="Normal"/>
-    <w:next w:val="Normal"/>
+    <w:basedOn w:val="1"/>
+    <w:next w:val="1"/>
     <w:semiHidden/>
     <w:unhideWhenUsed/>
     <w:qFormat/>
+    <w:uiPriority w:val="0"/>
     <w:pPr>
       <w:keepNext/>
       <w:keepLines/>
@@ -9836,13 +10154,14 @@
       <w:sz w:val="28"/>
     </w:rPr>
   </w:style>
-  <w:style w:type="paragraph" w:styleId="Heading6">
+  <w:style w:type="paragraph" w:styleId="7">
     <w:name w:val="heading 6"/>
-    <w:basedOn w:val="Normal"/>
-    <w:next w:val="Normal"/>
+    <w:basedOn w:val="1"/>
+    <w:next w:val="1"/>
     <w:semiHidden/>
     <w:unhideWhenUsed/>
     <w:qFormat/>
+    <w:uiPriority w:val="0"/>
     <w:pPr>
       <w:keepNext/>
       <w:keepLines/>
@@ -9855,18 +10174,19 @@
       <w:outlineLvl w:val="5"/>
     </w:pPr>
     <w:rPr>
-      <w:rFonts w:ascii="Arial" w:eastAsia="黑体" w:hAnsi="Arial"/>
+      <w:rFonts w:ascii="Arial" w:hAnsi="Arial" w:eastAsia="黑体"/>
       <w:b/>
       <w:sz w:val="24"/>
     </w:rPr>
   </w:style>
-  <w:style w:type="paragraph" w:styleId="Heading7">
+  <w:style w:type="paragraph" w:styleId="8">
     <w:name w:val="heading 7"/>
-    <w:basedOn w:val="Normal"/>
-    <w:next w:val="Normal"/>
+    <w:basedOn w:val="1"/>
+    <w:next w:val="1"/>
     <w:semiHidden/>
     <w:unhideWhenUsed/>
     <w:qFormat/>
+    <w:uiPriority w:val="0"/>
     <w:pPr>
       <w:keepNext/>
       <w:keepLines/>
@@ -9883,13 +10203,14 @@
       <w:sz w:val="24"/>
     </w:rPr>
   </w:style>
-  <w:style w:type="paragraph" w:styleId="Heading8">
+  <w:style w:type="paragraph" w:styleId="9">
     <w:name w:val="heading 8"/>
-    <w:basedOn w:val="Normal"/>
-    <w:next w:val="Normal"/>
+    <w:basedOn w:val="1"/>
+    <w:next w:val="1"/>
     <w:semiHidden/>
     <w:unhideWhenUsed/>
     <w:qFormat/>
+    <w:uiPriority w:val="0"/>
     <w:pPr>
       <w:keepNext/>
       <w:keepLines/>
@@ -9902,17 +10223,18 @@
       <w:outlineLvl w:val="7"/>
     </w:pPr>
     <w:rPr>
-      <w:rFonts w:ascii="Arial" w:eastAsia="黑体" w:hAnsi="Arial"/>
+      <w:rFonts w:ascii="Arial" w:hAnsi="Arial" w:eastAsia="黑体"/>
       <w:sz w:val="24"/>
     </w:rPr>
   </w:style>
-  <w:style w:type="paragraph" w:styleId="Heading9">
+  <w:style w:type="paragraph" w:styleId="10">
     <w:name w:val="heading 9"/>
-    <w:basedOn w:val="Normal"/>
-    <w:next w:val="Normal"/>
+    <w:basedOn w:val="1"/>
+    <w:next w:val="1"/>
     <w:semiHidden/>
     <w:unhideWhenUsed/>
     <w:qFormat/>
+    <w:uiPriority w:val="0"/>
     <w:pPr>
       <w:keepNext/>
       <w:keepLines/>
@@ -9925,19 +10247,21 @@
       <w:outlineLvl w:val="8"/>
     </w:pPr>
     <w:rPr>
-      <w:rFonts w:ascii="Arial" w:eastAsia="黑体" w:hAnsi="Arial"/>
+      <w:rFonts w:ascii="Arial" w:hAnsi="Arial" w:eastAsia="黑体"/>
       <w:sz w:val="21"/>
     </w:rPr>
   </w:style>
-  <w:style w:type="character" w:default="1" w:styleId="DefaultParagraphFont">
+  <w:style w:type="character" w:default="1" w:styleId="22">
     <w:name w:val="Default Paragraph Font"/>
     <w:semiHidden/>
     <w:qFormat/>
+    <w:uiPriority w:val="0"/>
   </w:style>
-  <w:style w:type="table" w:default="1" w:styleId="TableNormal">
+  <w:style w:type="table" w:default="1" w:styleId="20">
     <w:name w:val="Normal Table"/>
     <w:semiHidden/>
     <w:qFormat/>
+    <w:uiPriority w:val="0"/>
     <w:tblPr>
       <w:tblCellMar>
         <w:top w:w="0" w:type="dxa"/>
@@ -9947,39 +10271,43 @@
       </w:tblCellMar>
     </w:tblPr>
   </w:style>
-  <w:style w:type="paragraph" w:styleId="CommentText">
+  <w:style w:type="paragraph" w:styleId="11">
     <w:name w:val="annotation text"/>
-    <w:basedOn w:val="Normal"/>
+    <w:basedOn w:val="1"/>
     <w:qFormat/>
+    <w:uiPriority w:val="0"/>
     <w:pPr>
       <w:jc w:val="left"/>
     </w:pPr>
   </w:style>
-  <w:style w:type="paragraph" w:styleId="BodyText">
+  <w:style w:type="paragraph" w:styleId="12">
     <w:name w:val="Body Text"/>
-    <w:basedOn w:val="Normal"/>
+    <w:basedOn w:val="1"/>
     <w:semiHidden/>
     <w:qFormat/>
+    <w:uiPriority w:val="0"/>
     <w:rPr>
-      <w:rFonts w:ascii="Arial" w:eastAsia="Arial" w:hAnsi="Arial" w:cs="Arial"/>
+      <w:rFonts w:ascii="Arial" w:hAnsi="Arial" w:eastAsia="Arial" w:cs="Arial"/>
       <w:sz w:val="21"/>
       <w:szCs w:val="21"/>
       <w:lang w:val="en-US" w:eastAsia="en-US" w:bidi="ar-SA"/>
     </w:rPr>
   </w:style>
-  <w:style w:type="paragraph" w:styleId="TOC3">
+  <w:style w:type="paragraph" w:styleId="13">
     <w:name w:val="toc 3"/>
-    <w:basedOn w:val="Normal"/>
-    <w:next w:val="Normal"/>
+    <w:basedOn w:val="1"/>
+    <w:next w:val="1"/>
     <w:qFormat/>
+    <w:uiPriority w:val="0"/>
     <w:pPr>
       <w:ind w:left="840" w:leftChars="400"/>
     </w:pPr>
   </w:style>
-  <w:style w:type="paragraph" w:styleId="Footer">
+  <w:style w:type="paragraph" w:styleId="14">
     <w:name w:val="footer"/>
-    <w:basedOn w:val="Normal"/>
+    <w:basedOn w:val="1"/>
     <w:qFormat/>
+    <w:uiPriority w:val="0"/>
     <w:pPr>
       <w:tabs>
         <w:tab w:val="center" w:pos="4153"/>
@@ -9992,16 +10320,17 @@
       <w:sz w:val="18"/>
     </w:rPr>
   </w:style>
-  <w:style w:type="paragraph" w:styleId="Header">
+  <w:style w:type="paragraph" w:styleId="15">
     <w:name w:val="header"/>
-    <w:basedOn w:val="Normal"/>
+    <w:basedOn w:val="1"/>
     <w:qFormat/>
+    <w:uiPriority w:val="0"/>
     <w:pPr>
       <w:pBdr>
-        <w:top w:val="nil"/>
-        <w:left w:val="nil"/>
-        <w:bottom w:val="nil"/>
-        <w:right w:val="nil"/>
+        <w:top w:val="none" w:color="auto" w:sz="0" w:space="0"/>
+        <w:left w:val="none" w:color="auto" w:sz="0" w:space="0"/>
+        <w:bottom w:val="none" w:color="auto" w:sz="0" w:space="0"/>
+        <w:right w:val="none" w:color="auto" w:sz="0" w:space="0"/>
       </w:pBdr>
       <w:tabs>
         <w:tab w:val="center" w:pos="4153"/>
@@ -10016,37 +10345,41 @@
       <w:sz w:val="18"/>
     </w:rPr>
   </w:style>
-  <w:style w:type="paragraph" w:styleId="TOC1">
+  <w:style w:type="paragraph" w:styleId="16">
     <w:name w:val="toc 1"/>
-    <w:basedOn w:val="Normal"/>
-    <w:next w:val="Normal"/>
+    <w:basedOn w:val="1"/>
+    <w:next w:val="1"/>
     <w:qFormat/>
+    <w:uiPriority w:val="0"/>
     <w:rPr>
-      <w:rFonts w:ascii="Arial" w:eastAsia="Microsoft JhengHei" w:hAnsi="Arial"/>
+      <w:rFonts w:ascii="Arial" w:hAnsi="Arial" w:eastAsia="Microsoft JhengHei"/>
       <w:sz w:val="24"/>
     </w:rPr>
   </w:style>
-  <w:style w:type="paragraph" w:styleId="TOC2">
+  <w:style w:type="paragraph" w:styleId="17">
     <w:name w:val="toc 2"/>
-    <w:basedOn w:val="Normal"/>
-    <w:next w:val="Normal"/>
+    <w:basedOn w:val="1"/>
+    <w:next w:val="1"/>
     <w:qFormat/>
+    <w:uiPriority w:val="0"/>
     <w:pPr>
       <w:ind w:left="420" w:leftChars="200"/>
     </w:pPr>
   </w:style>
-  <w:style w:type="paragraph" w:styleId="NormalWeb">
+  <w:style w:type="paragraph" w:styleId="18">
     <w:name w:val="Normal (Web)"/>
-    <w:basedOn w:val="Normal"/>
+    <w:basedOn w:val="1"/>
     <w:qFormat/>
+    <w:uiPriority w:val="0"/>
     <w:rPr>
       <w:sz w:val="24"/>
     </w:rPr>
   </w:style>
-  <w:style w:type="paragraph" w:styleId="Title">
+  <w:style w:type="paragraph" w:styleId="19">
     <w:name w:val="Title"/>
-    <w:basedOn w:val="Normal"/>
+    <w:basedOn w:val="1"/>
     <w:qFormat/>
+    <w:uiPriority w:val="0"/>
     <w:pPr>
       <w:spacing w:before="240" w:beforeLines="0" w:beforeAutospacing="0" w:after="60" w:afterLines="0" w:afterAutospacing="0"/>
       <w:jc w:val="center"/>
@@ -10058,68 +10391,73 @@
       <w:sz w:val="32"/>
     </w:rPr>
   </w:style>
-  <w:style w:type="table" w:styleId="TableGrid">
+  <w:style w:type="table" w:styleId="21">
     <w:name w:val="Table Grid"/>
-    <w:basedOn w:val="TableNormal"/>
+    <w:basedOn w:val="20"/>
     <w:qFormat/>
+    <w:uiPriority w:val="0"/>
     <w:pPr>
       <w:widowControl w:val="0"/>
       <w:jc w:val="both"/>
     </w:pPr>
     <w:tblPr>
       <w:tblBorders>
-        <w:top w:val="single" w:sz="4" w:space="0" w:color="auto"/>
-        <w:left w:val="single" w:sz="4" w:space="0" w:color="auto"/>
-        <w:bottom w:val="single" w:sz="4" w:space="0" w:color="auto"/>
-        <w:right w:val="single" w:sz="4" w:space="0" w:color="auto"/>
-        <w:insideH w:val="single" w:sz="4" w:space="0" w:color="auto"/>
-        <w:insideV w:val="single" w:sz="4" w:space="0" w:color="auto"/>
+        <w:top w:val="single" w:color="auto" w:sz="4" w:space="0"/>
+        <w:left w:val="single" w:color="auto" w:sz="4" w:space="0"/>
+        <w:bottom w:val="single" w:color="auto" w:sz="4" w:space="0"/>
+        <w:right w:val="single" w:color="auto" w:sz="4" w:space="0"/>
+        <w:insideH w:val="single" w:color="auto" w:sz="4" w:space="0"/>
+        <w:insideV w:val="single" w:color="auto" w:sz="4" w:space="0"/>
       </w:tblBorders>
     </w:tblPr>
   </w:style>
-  <w:style w:type="character" w:styleId="Strong">
+  <w:style w:type="character" w:styleId="23">
     <w:name w:val="Strong"/>
-    <w:basedOn w:val="DefaultParagraphFont"/>
+    <w:basedOn w:val="22"/>
     <w:qFormat/>
+    <w:uiPriority w:val="0"/>
     <w:rPr>
       <w:b/>
     </w:rPr>
   </w:style>
-  <w:style w:type="paragraph" w:customStyle="1" w:styleId="a">
+  <w:style w:type="paragraph" w:customStyle="1" w:styleId="24">
     <w:name w:val="柴_公司名"/>
-    <w:basedOn w:val="Title"/>
+    <w:basedOn w:val="19"/>
     <w:qFormat/>
+    <w:uiPriority w:val="0"/>
     <w:pPr>
       <w:spacing w:after="600" w:afterLines="600"/>
     </w:pPr>
     <w:rPr>
-      <w:rFonts w:ascii="宋体" w:eastAsia="宋体" w:hAnsi="宋体" w:cs="宋体" w:hint="eastAsia"/>
+      <w:rFonts w:hint="eastAsia" w:ascii="宋体" w:hAnsi="宋体" w:eastAsia="宋体" w:cs="宋体"/>
       <w:bCs/>
       <w:spacing w:val="-6"/>
       <w:sz w:val="52"/>
       <w:szCs w:val="52"/>
     </w:rPr>
   </w:style>
-  <w:style w:type="paragraph" w:customStyle="1" w:styleId="a0">
+  <w:style w:type="paragraph" w:customStyle="1" w:styleId="25">
     <w:name w:val="柴_文档名"/>
-    <w:basedOn w:val="Title"/>
+    <w:basedOn w:val="19"/>
     <w:qFormat/>
+    <w:uiPriority w:val="0"/>
     <w:pPr>
       <w:spacing w:after="900" w:afterLines="900"/>
     </w:pPr>
     <w:rPr>
-      <w:rFonts w:ascii="黑体" w:eastAsia="黑体" w:hAnsi="黑体" w:cs="黑体"/>
+      <w:rFonts w:ascii="黑体" w:hAnsi="黑体" w:eastAsia="黑体" w:cs="黑体"/>
       <w:bCs/>
       <w:spacing w:val="-7"/>
       <w:sz w:val="52"/>
       <w:szCs w:val="52"/>
     </w:rPr>
   </w:style>
-  <w:style w:type="table" w:customStyle="1" w:styleId="TableNormal0">
+  <w:style w:type="table" w:customStyle="1" w:styleId="26">
     <w:name w:val="Table Normal_0"/>
     <w:semiHidden/>
     <w:unhideWhenUsed/>
     <w:qFormat/>
+    <w:uiPriority w:val="0"/>
     <w:tblPr>
       <w:tblCellMar>
         <w:top w:w="0" w:type="dxa"/>
@@ -10129,81 +10467,87 @@
       </w:tblCellMar>
     </w:tblPr>
   </w:style>
-  <w:style w:type="paragraph" w:customStyle="1" w:styleId="TableText">
+  <w:style w:type="paragraph" w:customStyle="1" w:styleId="27">
     <w:name w:val="Table Text"/>
-    <w:basedOn w:val="Normal"/>
+    <w:basedOn w:val="1"/>
     <w:semiHidden/>
     <w:qFormat/>
+    <w:uiPriority w:val="0"/>
     <w:rPr>
-      <w:rFonts w:ascii="宋体" w:eastAsia="宋体" w:hAnsi="宋体" w:cs="宋体"/>
+      <w:rFonts w:ascii="宋体" w:hAnsi="宋体" w:eastAsia="宋体" w:cs="宋体"/>
       <w:sz w:val="21"/>
       <w:szCs w:val="21"/>
       <w:lang w:val="en-US" w:eastAsia="en-US" w:bidi="ar-SA"/>
     </w:rPr>
   </w:style>
-  <w:style w:type="paragraph" w:customStyle="1" w:styleId="1">
+  <w:style w:type="paragraph" w:customStyle="1" w:styleId="28">
     <w:name w:val="柴_标题1"/>
-    <w:basedOn w:val="Heading1"/>
-    <w:next w:val="a1"/>
-    <w:link w:val="1Char"/>
+    <w:basedOn w:val="2"/>
+    <w:next w:val="29"/>
+    <w:link w:val="38"/>
     <w:qFormat/>
+    <w:uiPriority w:val="0"/>
     <w:pPr>
       <w:spacing w:before="100" w:after="90" w:line="360" w:lineRule="auto"/>
     </w:pPr>
     <w:rPr>
-      <w:rFonts w:ascii="Arial" w:eastAsia="宋体" w:hAnsi="Arial"/>
+      <w:rFonts w:ascii="Arial" w:hAnsi="Arial" w:eastAsia="宋体"/>
       <w:sz w:val="32"/>
     </w:rPr>
   </w:style>
-  <w:style w:type="paragraph" w:customStyle="1" w:styleId="a1">
+  <w:style w:type="paragraph" w:customStyle="1" w:styleId="29">
     <w:name w:val="柴_正文"/>
-    <w:basedOn w:val="BodyText"/>
-    <w:link w:val="Char"/>
+    <w:basedOn w:val="12"/>
+    <w:link w:val="42"/>
     <w:qFormat/>
+    <w:uiPriority w:val="0"/>
     <w:pPr>
       <w:spacing w:line="360" w:lineRule="auto"/>
       <w:ind w:firstLine="470" w:firstLineChars="200"/>
     </w:pPr>
     <w:rPr>
-      <w:rFonts w:ascii="Arial" w:eastAsia="宋体" w:hAnsi="Arial"/>
+      <w:rFonts w:ascii="Arial" w:hAnsi="Arial" w:eastAsia="宋体"/>
       <w:sz w:val="24"/>
       <w:lang w:eastAsia="zh-CN"/>
     </w:rPr>
   </w:style>
-  <w:style w:type="paragraph" w:customStyle="1" w:styleId="2">
+  <w:style w:type="paragraph" w:customStyle="1" w:styleId="30">
     <w:name w:val="柴_标题2"/>
-    <w:basedOn w:val="Heading2"/>
-    <w:next w:val="a1"/>
+    <w:basedOn w:val="3"/>
+    <w:next w:val="29"/>
     <w:qFormat/>
+    <w:uiPriority w:val="0"/>
     <w:pPr>
       <w:spacing w:line="360" w:lineRule="auto"/>
     </w:pPr>
     <w:rPr>
-      <w:rFonts w:ascii="Arial" w:eastAsia="宋体" w:hAnsi="Arial"/>
+      <w:rFonts w:ascii="Arial" w:hAnsi="Arial" w:eastAsia="宋体"/>
       <w:sz w:val="28"/>
     </w:rPr>
   </w:style>
-  <w:style w:type="paragraph" w:customStyle="1" w:styleId="3">
+  <w:style w:type="paragraph" w:customStyle="1" w:styleId="31">
     <w:name w:val="柴_标题3"/>
-    <w:basedOn w:val="Heading3"/>
-    <w:next w:val="a1"/>
+    <w:basedOn w:val="4"/>
+    <w:next w:val="29"/>
     <w:qFormat/>
+    <w:uiPriority w:val="0"/>
     <w:pPr>
       <w:spacing w:line="360" w:lineRule="auto"/>
       <w:ind w:left="0" w:firstLine="472" w:firstLineChars="200"/>
     </w:pPr>
     <w:rPr>
-      <w:rFonts w:ascii="宋体" w:eastAsia="宋体" w:hAnsi="宋体" w:cs="宋体"/>
+      <w:rFonts w:ascii="宋体" w:hAnsi="宋体" w:eastAsia="宋体" w:cs="宋体"/>
       <w:spacing w:val="-2"/>
       <w:sz w:val="24"/>
       <w:szCs w:val="24"/>
     </w:rPr>
   </w:style>
-  <w:style w:type="paragraph" w:customStyle="1" w:styleId="a2">
+  <w:style w:type="paragraph" w:customStyle="1" w:styleId="32">
     <w:name w:val="柴_目录"/>
-    <w:basedOn w:val="Normal"/>
-    <w:next w:val="BodyText"/>
+    <w:basedOn w:val="1"/>
+    <w:next w:val="12"/>
     <w:qFormat/>
+    <w:uiPriority w:val="0"/>
     <w:pPr>
       <w:tabs>
         <w:tab w:val="right" w:leader="dot" w:pos="8442"/>
@@ -10211,59 +10555,64 @@
       <w:ind w:left="0" w:leftChars="0"/>
     </w:pPr>
     <w:rPr>
-      <w:rFonts w:ascii="Arial" w:eastAsia="Microsoft JhengHei" w:hAnsi="Arial"/>
+      <w:rFonts w:ascii="Arial" w:hAnsi="Arial" w:eastAsia="Microsoft JhengHei"/>
       <w:sz w:val="24"/>
     </w:rPr>
   </w:style>
-  <w:style w:type="paragraph" w:customStyle="1" w:styleId="WPSOffice1">
+  <w:style w:type="paragraph" w:customStyle="1" w:styleId="33">
     <w:name w:val="WPSOffice手动目录 1"/>
     <w:qFormat/>
+    <w:uiPriority w:val="0"/>
     <w:pPr>
       <w:ind w:leftChars="0"/>
     </w:pPr>
     <w:rPr>
-      <w:rFonts w:ascii="Times New Roman" w:eastAsia="宋体" w:hAnsi="Times New Roman" w:cs="Times New Roman"/>
+      <w:rFonts w:ascii="Times New Roman" w:hAnsi="Times New Roman" w:eastAsia="宋体" w:cs="Times New Roman"/>
       <w:sz w:val="20"/>
       <w:szCs w:val="20"/>
     </w:rPr>
   </w:style>
-  <w:style w:type="paragraph" w:customStyle="1" w:styleId="WPSOffice2">
+  <w:style w:type="paragraph" w:customStyle="1" w:styleId="34">
     <w:name w:val="WPSOffice手动目录 2"/>
     <w:qFormat/>
+    <w:uiPriority w:val="0"/>
     <w:pPr>
       <w:ind w:leftChars="200"/>
     </w:pPr>
     <w:rPr>
-      <w:rFonts w:ascii="Times New Roman" w:eastAsia="宋体" w:hAnsi="Times New Roman" w:cs="Times New Roman"/>
+      <w:rFonts w:ascii="Times New Roman" w:hAnsi="Times New Roman" w:eastAsia="宋体" w:cs="Times New Roman"/>
       <w:sz w:val="20"/>
       <w:szCs w:val="20"/>
     </w:rPr>
   </w:style>
-  <w:style w:type="paragraph" w:customStyle="1" w:styleId="WPSOffice3">
+  <w:style w:type="paragraph" w:customStyle="1" w:styleId="35">
     <w:name w:val="WPSOffice手动目录 3"/>
     <w:qFormat/>
+    <w:uiPriority w:val="0"/>
     <w:pPr>
       <w:ind w:leftChars="400"/>
     </w:pPr>
     <w:rPr>
-      <w:rFonts w:ascii="Times New Roman" w:eastAsia="宋体" w:hAnsi="Times New Roman" w:cs="Times New Roman"/>
+      <w:rFonts w:ascii="Times New Roman" w:hAnsi="Times New Roman" w:eastAsia="宋体" w:cs="Times New Roman"/>
       <w:sz w:val="20"/>
       <w:szCs w:val="20"/>
     </w:rPr>
   </w:style>
-  <w:style w:type="paragraph" w:customStyle="1" w:styleId="Compact">
+  <w:style w:type="paragraph" w:customStyle="1" w:styleId="36">
     <w:name w:val="Compact"/>
-    <w:basedOn w:val="BodyText"/>
+    <w:basedOn w:val="12"/>
     <w:qFormat/>
+    <w:uiPriority w:val="0"/>
     <w:pPr>
       <w:spacing w:before="36" w:after="36"/>
     </w:pPr>
   </w:style>
-  <w:style w:type="table" w:customStyle="1" w:styleId="Table">
+  <w:style w:type="table" w:customStyle="1" w:styleId="37">
     <w:name w:val="Table"/>
     <w:semiHidden/>
     <w:unhideWhenUsed/>
     <w:qFormat/>
+    <w:uiPriority w:val="0"/>
     <w:tblPr>
       <w:tblCellMar>
         <w:top w:w="0" w:type="dxa"/>
@@ -10275,26 +10624,28 @@
     <w:tblStylePr w:type="firstRow">
       <w:tcPr>
         <w:tcBorders>
-          <w:bottom w:val="single" w:sz="0" w:space="0" w:color="auto"/>
+          <w:bottom w:val="single" w:color="auto" w:sz="0" w:space="0"/>
         </w:tcBorders>
         <w:vAlign w:val="bottom"/>
       </w:tcPr>
     </w:tblStylePr>
   </w:style>
-  <w:style w:type="character" w:customStyle="1" w:styleId="1Char">
+  <w:style w:type="character" w:customStyle="1" w:styleId="38">
     <w:name w:val="柴_标题1 Char"/>
-    <w:link w:val="1"/>
+    <w:link w:val="28"/>
     <w:qFormat/>
+    <w:uiPriority w:val="0"/>
     <w:rPr>
-      <w:rFonts w:ascii="Arial" w:eastAsia="宋体" w:hAnsi="Arial"/>
+      <w:rFonts w:ascii="Arial" w:hAnsi="Arial" w:eastAsia="宋体"/>
       <w:sz w:val="32"/>
     </w:rPr>
   </w:style>
-  <w:style w:type="table" w:customStyle="1" w:styleId="TableNormal1">
+  <w:style w:type="table" w:customStyle="1" w:styleId="39">
     <w:name w:val="Table Normal_1"/>
     <w:semiHidden/>
     <w:unhideWhenUsed/>
     <w:qFormat/>
+    <w:uiPriority w:val="0"/>
     <w:tblPr>
       <w:tblCellMar>
         <w:top w:w="0" w:type="dxa"/>
@@ -10304,10 +10655,11 @@
       </w:tblCellMar>
     </w:tblPr>
   </w:style>
-  <w:style w:type="paragraph" w:customStyle="1" w:styleId="a3">
+  <w:style w:type="paragraph" w:customStyle="1" w:styleId="40">
     <w:name w:val="柴_正文_无缩进"/>
-    <w:basedOn w:val="Normal"/>
+    <w:basedOn w:val="1"/>
     <w:qFormat/>
+    <w:uiPriority w:val="0"/>
     <w:pPr>
       <w:ind w:firstLine="0" w:firstLineChars="0"/>
     </w:pPr>
@@ -10317,29 +10669,31 @@
       <w:lang w:eastAsia="zh-CN"/>
     </w:rPr>
   </w:style>
-  <w:style w:type="paragraph" w:customStyle="1" w:styleId="4">
+  <w:style w:type="paragraph" w:customStyle="1" w:styleId="41">
     <w:name w:val="柴_标题4"/>
-    <w:basedOn w:val="Heading4"/>
-    <w:next w:val="Normal"/>
+    <w:basedOn w:val="5"/>
+    <w:next w:val="1"/>
     <w:qFormat/>
+    <w:uiPriority w:val="0"/>
     <w:pPr>
       <w:widowControl w:val="0"/>
       <w:spacing w:before="160" w:line="360" w:lineRule="auto"/>
-      <w:ind w:left="981" w:hanging="862" w:leftChars="300"/>
+      <w:ind w:left="981" w:leftChars="300" w:hanging="862"/>
     </w:pPr>
     <w:rPr>
-      <w:rFonts w:ascii="Calibri" w:eastAsia="宋体" w:hAnsi="Calibri" w:cs="宋体" w:hint="eastAsia"/>
+      <w:rFonts w:hint="eastAsia" w:ascii="Calibri" w:hAnsi="Calibri" w:eastAsia="宋体" w:cs="宋体"/>
       <w:sz w:val="24"/>
       <w:szCs w:val="24"/>
       <w:lang w:eastAsia="zh-CN" w:bidi="zh-CN"/>
     </w:rPr>
   </w:style>
-  <w:style w:type="character" w:customStyle="1" w:styleId="Char">
+  <w:style w:type="character" w:customStyle="1" w:styleId="42">
     <w:name w:val="柴_正文 Char"/>
-    <w:link w:val="a1"/>
+    <w:link w:val="29"/>
     <w:qFormat/>
+    <w:uiPriority w:val="0"/>
     <w:rPr>
-      <w:rFonts w:ascii="Arial" w:eastAsia="宋体" w:hAnsi="Arial"/>
+      <w:rFonts w:ascii="Arial" w:hAnsi="Arial" w:eastAsia="宋体"/>
       <w:sz w:val="24"/>
       <w:lang w:eastAsia="zh-CN"/>
     </w:rPr>
